--- a/前端/12.9课时1.docx
+++ b/前端/12.9课时1.docx
@@ -3,6 +3,11 @@
 <w:document xmlns:wpc="http://schemas.microsoft.com/office/word/2010/wordprocessingCanvas" xmlns:cx="http://schemas.microsoft.com/office/drawing/2014/chartex" xmlns:cx1="http://schemas.microsoft.com/office/drawing/2015/9/8/chartex" xmlns:cx2="http://schemas.microsoft.com/office/drawing/2015/10/21/chartex" xmlns:cx3="http://schemas.microsoft.com/office/drawing/2016/5/9/chartex" xmlns:cx4="http://schemas.microsoft.com/office/drawing/2016/5/10/chartex" xmlns:cx5="http://schemas.microsoft.com/office/drawing/2016/5/11/chartex" xmlns:cx6="http://schemas.microsoft.com/office/drawing/2016/5/12/chartex" xmlns:cx7="http://schemas.microsoft.com/office/drawing/2016/5/13/chartex" xmlns:cx8="http://schemas.microsoft.com/office/drawing/2016/5/14/chartex" xmlns:mc="http://schemas.openxmlformats.org/markup-compatibility/2006" xmlns:aink="http://schemas.microsoft.com/office/drawing/2016/ink" xmlns:am3d="http://schemas.microsoft.com/office/drawing/2017/model3d" xmlns:o="urn:schemas-microsoft-com:office:office" xmlns:oel="http://schemas.microsoft.com/office/2019/extlst" xmlns:r="http://schemas.openxmlformats.org/officeDocument/2006/relationships" xmlns:m="http://schemas.openxmlformats.org/officeDocument/2006/math" xmlns:v="urn:schemas-microsoft-com:vml" xmlns:wp14="http://schemas.microsoft.com/office/word/2010/wordprocessingDrawing" xmlns:wp="http://schemas.openxmlformats.org/drawingml/2006/wordprocessingDrawing" xmlns:w10="urn:schemas-microsoft-com:office:word" xmlns:w="http://schemas.openxmlformats.org/wordprocessingml/2006/main" xmlns:w14="http://schemas.microsoft.com/office/word/2010/wordml" xmlns:w15="http://schemas.microsoft.com/office/word/2012/wordml" xmlns:w16cex="http://schemas.microsoft.com/office/word/2018/wordml/cex" xmlns:w16cid="http://schemas.microsoft.com/office/word/2016/wordml/cid" xmlns:w16="http://schemas.microsoft.com/office/word/2018/wordml" xmlns:w16du="http://schemas.microsoft.com/office/word/2023/wordml/word16du" xmlns:w16sdtdh="http://schemas.microsoft.com/office/word/2020/wordml/sdtdatahash" xmlns:w16sdtfl="http://schemas.microsoft.com/office/word/2024/wordml/sdtformatlock" xmlns:w16se="http://schemas.microsoft.com/office/word/2015/wordml/symex" xmlns:wpg="http://schemas.microsoft.com/office/word/2010/wordprocessingGroup" xmlns:wpi="http://schemas.microsoft.com/office/word/2010/wordprocessingInk" xmlns:wne="http://schemas.microsoft.com/office/word/2006/wordml" xmlns:wps="http://schemas.microsoft.com/office/word/2010/wordprocessingShape" mc:Ignorable="w14 w15 w16se w16cid w16 w16cex w16sdtdh w16sdtfl w16du wp14">
   <w:body>
     <w:p>
+      <w:pPr>
+        <w:rPr>
+          <w:rFonts w:hint="eastAsia"/>
+        </w:rPr>
+      </w:pPr>
       <w:r>
         <w:rPr>
           <w:rFonts w:hint="eastAsia"/>
@@ -10,8 +15,19 @@
         <w:t>Canvas改简历</w:t>
       </w:r>
     </w:p>
-    <w:p/>
-    <w:p>
+    <w:p>
+      <w:pPr>
+        <w:rPr>
+          <w:rFonts w:hint="eastAsia"/>
+        </w:rPr>
+      </w:pPr>
+    </w:p>
+    <w:p>
+      <w:pPr>
+        <w:rPr>
+          <w:rFonts w:hint="eastAsia"/>
+        </w:rPr>
+      </w:pPr>
       <w:r>
         <w:rPr>
           <w:rFonts w:hint="eastAsia"/>
@@ -19,8 +35,19 @@
         <w:t>名称介绍指责功能</w:t>
       </w:r>
     </w:p>
-    <w:p/>
-    <w:p>
+    <w:p>
+      <w:pPr>
+        <w:rPr>
+          <w:rFonts w:hint="eastAsia"/>
+        </w:rPr>
+      </w:pPr>
+    </w:p>
+    <w:p>
+      <w:pPr>
+        <w:rPr>
+          <w:rFonts w:hint="eastAsia"/>
+        </w:rPr>
+      </w:pPr>
       <w:r>
         <w:rPr>
           <w:rFonts w:hint="eastAsia"/>
@@ -41,7 +68,13 @@
         <w:t>时间顺序倒叙</w:t>
       </w:r>
     </w:p>
-    <w:p/>
+    <w:p>
+      <w:pPr>
+        <w:rPr>
+          <w:rFonts w:hint="eastAsia"/>
+        </w:rPr>
+      </w:pPr>
+    </w:p>
     <w:p>
       <w:pPr>
         <w:rPr>
@@ -55,7 +88,13 @@
         <w:t>删除.git</w:t>
       </w:r>
     </w:p>
-    <w:p/>
+    <w:p>
+      <w:pPr>
+        <w:rPr>
+          <w:rFonts w:hint="eastAsia"/>
+        </w:rPr>
+      </w:pPr>
+    </w:p>
     <w:p>
       <w:pPr>
         <w:pStyle w:val="a9"/>
@@ -63,6 +102,9 @@
           <w:ilvl w:val="0"/>
           <w:numId w:val="1"/>
         </w:numPr>
+        <w:rPr>
+          <w:rFonts w:hint="eastAsia"/>
+        </w:rPr>
       </w:pPr>
       <w:r>
         <w:rPr>
@@ -75,12 +117,18 @@
       <w:pPr>
         <w:pStyle w:val="a9"/>
         <w:ind w:left="360"/>
+        <w:rPr>
+          <w:rFonts w:hint="eastAsia"/>
+        </w:rPr>
       </w:pPr>
     </w:p>
     <w:p>
       <w:pPr>
         <w:pStyle w:val="a9"/>
         <w:ind w:left="360"/>
+        <w:rPr>
+          <w:rFonts w:hint="eastAsia"/>
+        </w:rPr>
       </w:pPr>
       <w:r>
         <w:rPr>
@@ -93,6 +141,9 @@
       <w:pPr>
         <w:pStyle w:val="a9"/>
         <w:ind w:left="360"/>
+        <w:rPr>
+          <w:rFonts w:hint="eastAsia"/>
+        </w:rPr>
       </w:pPr>
       <w:r>
         <w:rPr>
@@ -105,6 +156,9 @@
       <w:pPr>
         <w:pStyle w:val="a9"/>
         <w:ind w:left="360"/>
+        <w:rPr>
+          <w:rFonts w:hint="eastAsia"/>
+        </w:rPr>
       </w:pPr>
       <w:r>
         <w:rPr>
@@ -117,6 +171,9 @@
       <w:pPr>
         <w:pStyle w:val="a9"/>
         <w:ind w:left="360"/>
+        <w:rPr>
+          <w:rFonts w:hint="eastAsia"/>
+        </w:rPr>
       </w:pPr>
       <w:r>
         <w:rPr>
@@ -129,6 +186,9 @@
       <w:pPr>
         <w:pStyle w:val="a9"/>
         <w:ind w:left="360"/>
+        <w:rPr>
+          <w:rFonts w:hint="eastAsia"/>
+        </w:rPr>
       </w:pPr>
       <w:r>
         <w:rPr>
@@ -155,19 +215,16 @@
         <w:rPr>
           <w:rFonts w:hint="eastAsia"/>
         </w:rPr>
-        <w:t>烧录</w:t>
-      </w:r>
-      <w:r>
-        <w:rPr>
-          <w:rFonts w:hint="eastAsia"/>
-        </w:rPr>
-        <w:t>工具</w:t>
+        <w:t>烧录工具</w:t>
       </w:r>
     </w:p>
     <w:p>
       <w:pPr>
         <w:pStyle w:val="a9"/>
         <w:ind w:left="360"/>
+        <w:rPr>
+          <w:rFonts w:hint="eastAsia"/>
+        </w:rPr>
       </w:pPr>
       <w:r>
         <w:rPr>
@@ -180,32 +237,24 @@
       <w:pPr>
         <w:pStyle w:val="a9"/>
         <w:ind w:left="360"/>
-      </w:pPr>
-      <w:r>
-        <w:rPr>
-          <w:rFonts w:hint="eastAsia"/>
-        </w:rPr>
-        <w:t>T：从零到</w:t>
-      </w:r>
-      <w:proofErr w:type="gramStart"/>
-      <w:r>
-        <w:rPr>
-          <w:rFonts w:hint="eastAsia"/>
-        </w:rPr>
-        <w:t>一</w:t>
-      </w:r>
-      <w:proofErr w:type="gramEnd"/>
-      <w:r>
-        <w:rPr>
-          <w:rFonts w:hint="eastAsia"/>
-        </w:rPr>
-        <w:t>实现系统烧录工具，能够可靠识别设备（），烧录能力，完整性保障</w:t>
+        <w:rPr>
+          <w:rFonts w:hint="eastAsia"/>
+        </w:rPr>
+      </w:pPr>
+      <w:r>
+        <w:rPr>
+          <w:rFonts w:hint="eastAsia"/>
+        </w:rPr>
+        <w:t>T：从零到一实现系统烧录工具，能够可靠识别设备（），烧录能力，完整性保障</w:t>
       </w:r>
     </w:p>
     <w:p>
       <w:pPr>
         <w:pStyle w:val="a9"/>
         <w:ind w:left="360"/>
+        <w:rPr>
+          <w:rFonts w:hint="eastAsia"/>
+        </w:rPr>
       </w:pPr>
       <w:r>
         <w:rPr>
@@ -217,119 +266,65 @@
     <w:p>
       <w:pPr>
         <w:ind w:leftChars="400" w:left="840"/>
+        <w:rPr>
+          <w:rFonts w:ascii="微软雅黑" w:eastAsia="微软雅黑" w:hAnsi="微软雅黑" w:hint="eastAsia"/>
+          <w:color w:val="000000"/>
+          <w:sz w:val="22"/>
+        </w:rPr>
+      </w:pPr>
+      <w:r>
+        <w:rPr>
+          <w:rFonts w:hint="eastAsia"/>
+        </w:rPr>
+        <w:t>专业的烧录能力：集成</w:t>
+      </w:r>
+      <w:r>
         <w:rPr>
           <w:rFonts w:ascii="微软雅黑" w:eastAsia="微软雅黑" w:hAnsi="微软雅黑"/>
           <w:color w:val="000000"/>
           <w:sz w:val="22"/>
         </w:rPr>
-      </w:pPr>
-      <w:r>
-        <w:rPr>
-          <w:rFonts w:hint="eastAsia"/>
-        </w:rPr>
-        <w:t>专业的烧录能力：</w:t>
-      </w:r>
-      <w:proofErr w:type="gramStart"/>
-      <w:r>
-        <w:rPr>
-          <w:rFonts w:hint="eastAsia"/>
-        </w:rPr>
-        <w:t>集成</w:t>
-      </w:r>
+        <w:t>集成etcher-image-write实现专业级镜像烧录功能</w:t>
+      </w:r>
+      <w:r>
+        <w:rPr>
+          <w:rFonts w:ascii="微软雅黑" w:eastAsia="微软雅黑" w:hAnsi="微软雅黑" w:hint="eastAsia"/>
+          <w:color w:val="000000"/>
+          <w:sz w:val="22"/>
+        </w:rPr>
+        <w:t>的稳定和可控</w:t>
+      </w:r>
+    </w:p>
+    <w:p>
+      <w:pPr>
+        <w:spacing w:before="260" w:line="220" w:lineRule="exact"/>
+        <w:ind w:leftChars="400" w:left="840"/>
+        <w:jc w:val="left"/>
+        <w:rPr>
+          <w:rFonts w:ascii="微软雅黑" w:eastAsia="微软雅黑" w:hAnsi="微软雅黑" w:hint="eastAsia"/>
+          <w:color w:val="000000"/>
+          <w:sz w:val="22"/>
+        </w:rPr>
+      </w:pPr>
       <w:r>
         <w:rPr>
           <w:rFonts w:ascii="微软雅黑" w:eastAsia="微软雅黑" w:hAnsi="微软雅黑"/>
           <w:color w:val="000000"/>
           <w:sz w:val="22"/>
         </w:rPr>
-        <w:t>集成</w:t>
-      </w:r>
-      <w:proofErr w:type="gramEnd"/>
-      <w:r>
-        <w:rPr>
-          <w:rFonts w:ascii="微软雅黑" w:eastAsia="微软雅黑" w:hAnsi="微软雅黑"/>
-          <w:color w:val="000000"/>
-          <w:sz w:val="22"/>
-        </w:rPr>
-        <w:t>etcher-image-write实现专业级镜像烧</w:t>
-      </w:r>
-      <w:proofErr w:type="gramStart"/>
-      <w:r>
-        <w:rPr>
-          <w:rFonts w:ascii="微软雅黑" w:eastAsia="微软雅黑" w:hAnsi="微软雅黑"/>
-          <w:color w:val="000000"/>
-          <w:sz w:val="22"/>
-        </w:rPr>
-        <w:t>录功能</w:t>
-      </w:r>
-      <w:proofErr w:type="gramEnd"/>
-      <w:r>
+        <w:t>使用drivelist库实现跨平台驱动器枚举和管理</w:t>
+      </w:r>
+    </w:p>
+    <w:p>
+      <w:pPr>
+        <w:spacing w:before="260" w:line="220" w:lineRule="exact"/>
+        <w:ind w:leftChars="400" w:left="840"/>
+        <w:jc w:val="left"/>
         <w:rPr>
           <w:rFonts w:ascii="微软雅黑" w:eastAsia="微软雅黑" w:hAnsi="微软雅黑" w:hint="eastAsia"/>
           <w:color w:val="000000"/>
           <w:sz w:val="22"/>
         </w:rPr>
-        <w:t>的稳定和可控</w:t>
-      </w:r>
-    </w:p>
-    <w:p>
-      <w:pPr>
-        <w:spacing w:before="260" w:line="220" w:lineRule="exact"/>
-        <w:ind w:leftChars="400" w:left="840"/>
-        <w:jc w:val="left"/>
-        <w:rPr>
-          <w:rFonts w:ascii="微软雅黑" w:eastAsia="微软雅黑" w:hAnsi="微软雅黑"/>
-          <w:color w:val="000000"/>
-          <w:sz w:val="22"/>
-        </w:rPr>
-      </w:pPr>
-      <w:r>
-        <w:rPr>
-          <w:rFonts w:ascii="微软雅黑" w:eastAsia="微软雅黑" w:hAnsi="微软雅黑"/>
-          <w:color w:val="000000"/>
-          <w:sz w:val="22"/>
-        </w:rPr>
-        <w:t>使用</w:t>
-      </w:r>
-      <w:proofErr w:type="spellStart"/>
-      <w:r>
-        <w:rPr>
-          <w:rFonts w:ascii="微软雅黑" w:eastAsia="微软雅黑" w:hAnsi="微软雅黑"/>
-          <w:color w:val="000000"/>
-          <w:sz w:val="22"/>
-        </w:rPr>
-        <w:t>drivelist</w:t>
-      </w:r>
-      <w:proofErr w:type="spellEnd"/>
-      <w:proofErr w:type="gramStart"/>
-      <w:r>
-        <w:rPr>
-          <w:rFonts w:ascii="微软雅黑" w:eastAsia="微软雅黑" w:hAnsi="微软雅黑"/>
-          <w:color w:val="000000"/>
-          <w:sz w:val="22"/>
-        </w:rPr>
-        <w:t>库实现</w:t>
-      </w:r>
-      <w:proofErr w:type="gramEnd"/>
-      <w:r>
-        <w:rPr>
-          <w:rFonts w:ascii="微软雅黑" w:eastAsia="微软雅黑" w:hAnsi="微软雅黑"/>
-          <w:color w:val="000000"/>
-          <w:sz w:val="22"/>
-        </w:rPr>
-        <w:t>跨平台驱动器枚举和管理</w:t>
-      </w:r>
-    </w:p>
-    <w:p>
-      <w:pPr>
-        <w:spacing w:before="260" w:line="220" w:lineRule="exact"/>
-        <w:ind w:leftChars="400" w:left="840"/>
-        <w:jc w:val="left"/>
-        <w:rPr>
-          <w:rFonts w:ascii="微软雅黑" w:eastAsia="微软雅黑" w:hAnsi="微软雅黑"/>
-          <w:color w:val="000000"/>
-          <w:sz w:val="22"/>
-        </w:rPr>
       </w:pPr>
       <w:r>
         <w:rPr>
@@ -337,44 +332,26 @@
           <w:color w:val="000000"/>
           <w:sz w:val="22"/>
         </w:rPr>
-        <w:t>安全下载，进度可视化：开发固件下载模板，结合</w:t>
-      </w:r>
-      <w:proofErr w:type="spellStart"/>
-      <w:r>
+        <w:t>安全下载，进度可视化：开发固件下载模板，结合ipc进程通信进行完整新校验，降低与实际不一致的风险</w:t>
+      </w:r>
+    </w:p>
+    <w:p>
+      <w:pPr>
+        <w:spacing w:before="260" w:line="220" w:lineRule="exact"/>
+        <w:ind w:firstLine="420"/>
+        <w:jc w:val="left"/>
         <w:rPr>
           <w:rFonts w:ascii="微软雅黑" w:eastAsia="微软雅黑" w:hAnsi="微软雅黑" w:hint="eastAsia"/>
           <w:color w:val="000000"/>
           <w:sz w:val="22"/>
         </w:rPr>
-        <w:t>ipc</w:t>
-      </w:r>
-      <w:proofErr w:type="spellEnd"/>
+      </w:pPr>
       <w:r>
         <w:rPr>
           <w:rFonts w:ascii="微软雅黑" w:eastAsia="微软雅黑" w:hAnsi="微软雅黑" w:hint="eastAsia"/>
           <w:color w:val="000000"/>
           <w:sz w:val="22"/>
         </w:rPr>
-        <w:t>进程通信进行完整新校验，降低与实际不一致的风险</w:t>
-      </w:r>
-    </w:p>
-    <w:p>
-      <w:pPr>
-        <w:spacing w:before="260" w:line="220" w:lineRule="exact"/>
-        <w:ind w:firstLine="420"/>
-        <w:jc w:val="left"/>
-        <w:rPr>
-          <w:rFonts w:ascii="微软雅黑" w:eastAsia="微软雅黑" w:hAnsi="微软雅黑" w:hint="eastAsia"/>
-          <w:color w:val="000000"/>
-          <w:sz w:val="22"/>
-        </w:rPr>
-      </w:pPr>
-      <w:r>
-        <w:rPr>
-          <w:rFonts w:ascii="微软雅黑" w:eastAsia="微软雅黑" w:hAnsi="微软雅黑" w:hint="eastAsia"/>
-          <w:color w:val="000000"/>
-          <w:sz w:val="22"/>
-        </w:rPr>
         <w:t>R：涵盖核心烧录功能，</w:t>
       </w:r>
     </w:p>
@@ -382,32 +359,33 @@
       <w:pPr>
         <w:pStyle w:val="a9"/>
         <w:ind w:left="360"/>
+        <w:rPr>
+          <w:rFonts w:hint="eastAsia"/>
+        </w:rPr>
       </w:pPr>
     </w:p>
     <w:p>
       <w:pPr>
         <w:pStyle w:val="a9"/>
         <w:ind w:left="360"/>
+        <w:rPr>
+          <w:rFonts w:hint="eastAsia"/>
+        </w:rPr>
       </w:pPr>
     </w:p>
     <w:p>
       <w:pPr>
         <w:pStyle w:val="a9"/>
         <w:ind w:left="360"/>
-      </w:pPr>
-      <w:proofErr w:type="spellStart"/>
-      <w:r>
-        <w:rPr>
-          <w:rFonts w:hint="eastAsia"/>
-        </w:rPr>
-        <w:t>Ipc</w:t>
-      </w:r>
-      <w:proofErr w:type="spellEnd"/>
-      <w:r>
-        <w:rPr>
-          <w:rFonts w:hint="eastAsia"/>
-        </w:rPr>
-        <w:t>通信保证进度可信不阻塞UI：利用electron+vue3，进行解耦，</w:t>
+        <w:rPr>
+          <w:rFonts w:hint="eastAsia"/>
+        </w:rPr>
+      </w:pPr>
+      <w:r>
+        <w:rPr>
+          <w:rFonts w:hint="eastAsia"/>
+        </w:rPr>
+        <w:t>Ipc通信保证进度可信不阻塞UI：利用electron+vue3，进行解耦，</w:t>
       </w:r>
     </w:p>
     <w:p>
@@ -417,6 +395,9 @@
           <w:ilvl w:val="0"/>
           <w:numId w:val="3"/>
         </w:numPr>
+        <w:rPr>
+          <w:rFonts w:hint="eastAsia"/>
+        </w:rPr>
       </w:pPr>
       <w:r>
         <w:rPr>
@@ -432,29 +413,16 @@
           <w:ilvl w:val="0"/>
           <w:numId w:val="3"/>
         </w:numPr>
-      </w:pPr>
-      <w:proofErr w:type="gramStart"/>
-      <w:r>
-        <w:rPr>
-          <w:rFonts w:hint="eastAsia"/>
-        </w:rPr>
-        <w:t>烧录传列入</w:t>
-      </w:r>
-      <w:proofErr w:type="gramEnd"/>
-      <w:r>
-        <w:rPr>
-          <w:rFonts w:hint="eastAsia"/>
-        </w:rPr>
-        <w:t>抽象</w:t>
-      </w:r>
-      <w:proofErr w:type="gramStart"/>
-      <w:r>
-        <w:rPr>
-          <w:rFonts w:hint="eastAsia"/>
-        </w:rPr>
-        <w:t>成状态积</w:t>
-      </w:r>
-      <w:proofErr w:type="gramEnd"/>
+        <w:rPr>
+          <w:rFonts w:hint="eastAsia"/>
+        </w:rPr>
+      </w:pPr>
+      <w:r>
+        <w:rPr>
+          <w:rFonts w:hint="eastAsia"/>
+        </w:rPr>
+        <w:t>烧录传列入抽象成状态积</w:t>
+      </w:r>
     </w:p>
     <w:p>
       <w:pPr>
@@ -463,20 +431,15 @@
           <w:ilvl w:val="0"/>
           <w:numId w:val="3"/>
         </w:numPr>
-      </w:pPr>
-      <w:proofErr w:type="spellStart"/>
-      <w:r>
-        <w:rPr>
-          <w:rFonts w:hint="eastAsia"/>
-        </w:rPr>
-        <w:t>Ipc</w:t>
-      </w:r>
-      <w:proofErr w:type="spellEnd"/>
-      <w:r>
-        <w:rPr>
-          <w:rFonts w:hint="eastAsia"/>
-        </w:rPr>
-        <w:t>消息包含：downloading，validate, writing，checking，error，done</w:t>
+        <w:rPr>
+          <w:rFonts w:hint="eastAsia"/>
+        </w:rPr>
+      </w:pPr>
+      <w:r>
+        <w:rPr>
+          <w:rFonts w:hint="eastAsia"/>
+        </w:rPr>
+        <w:t>Ipc消息包含：downloading，validate, writing，checking，error，done</w:t>
       </w:r>
     </w:p>
     <w:p>
@@ -486,160 +449,2605 @@
           <w:ilvl w:val="0"/>
           <w:numId w:val="3"/>
         </w:numPr>
+        <w:rPr>
+          <w:rFonts w:hint="eastAsia"/>
+        </w:rPr>
       </w:pPr>
       <w:r>
         <w:rPr>
           <w:rFonts w:hint="eastAsia"/>
         </w:rPr>
         <w:t>节流和：写入的进度按照一定的时间窗口，聚合之后再推送，防止事件阻塞进程</w:t>
+      </w:r>
+    </w:p>
+    <w:p>
+      <w:pPr>
+        <w:rPr>
+          <w:rFonts w:hint="eastAsia"/>
+        </w:rPr>
+      </w:pPr>
+    </w:p>
+    <w:p>
+      <w:pPr>
+        <w:rPr>
+          <w:rFonts w:hint="eastAsia"/>
+        </w:rPr>
+      </w:pPr>
+    </w:p>
+    <w:p>
+      <w:pPr>
+        <w:rPr>
+          <w:rFonts w:hint="eastAsia"/>
+        </w:rPr>
+      </w:pPr>
+    </w:p>
+    <w:p>
+      <w:pPr>
+        <w:rPr>
+          <w:rFonts w:hint="eastAsia"/>
+        </w:rPr>
+      </w:pPr>
+      <w:r>
+        <w:rPr>
+          <w:rFonts w:hint="eastAsia"/>
+        </w:rPr>
+        <w:t>飞书内嵌周报系统</w:t>
+      </w:r>
+    </w:p>
+    <w:p>
+      <w:pPr>
+        <w:rPr>
+          <w:rFonts w:hint="eastAsia"/>
+        </w:rPr>
+      </w:pPr>
+      <w:r>
+        <w:rPr>
+          <w:rFonts w:hint="eastAsia"/>
+        </w:rPr>
+        <w:t>S：</w:t>
+      </w:r>
+      <w:r>
+        <w:rPr>
+          <w:rFonts w:hint="eastAsia"/>
+        </w:rPr>
+        <w:t>团队需要一套在浏览器和飞书客户端内运行的周报系统，统计、互助， 支持周报撰写</w:t>
+      </w:r>
+    </w:p>
+    <w:p>
+      <w:pPr>
+        <w:rPr>
+          <w:rFonts w:hint="eastAsia"/>
+        </w:rPr>
+      </w:pPr>
+      <w:r>
+        <w:rPr>
+          <w:rFonts w:hint="eastAsia"/>
+        </w:rPr>
+        <w:t>T：从0到1独立完成，实现了飞书生态内免登、多端适配，实现了数据的可视化，实现了周报的编辑，</w:t>
+      </w:r>
+      <w:r>
+        <w:t xml:space="preserve"> </w:t>
+      </w:r>
+    </w:p>
+    <w:p>
+      <w:pPr>
+        <w:rPr>
+          <w:rFonts w:hint="eastAsia"/>
+        </w:rPr>
+      </w:pPr>
+      <w:r>
+        <w:rPr>
+          <w:rFonts w:hint="eastAsia"/>
+        </w:rPr>
+        <w:lastRenderedPageBreak/>
+        <w:t>A：多方向可</w:t>
+      </w:r>
+      <w:r>
+        <w:rPr>
+          <w:rFonts w:hint="eastAsia"/>
+        </w:rPr>
+        <w:t>折叠的数据加载模式，tiptap库</w:t>
+      </w:r>
+    </w:p>
+    <w:p>
+      <w:pPr>
+        <w:rPr>
+          <w:rFonts w:hint="eastAsia"/>
+        </w:rPr>
+      </w:pPr>
+    </w:p>
+    <w:p>
+      <w:pPr>
+        <w:rPr>
+          <w:rFonts w:hint="eastAsia"/>
+        </w:rPr>
+      </w:pPr>
+      <w:r>
+        <w:rPr>
+          <w:rFonts w:hint="eastAsia"/>
+        </w:rPr>
+        <w:t>R：交付了一个周报的web和飞书双场景的应用，提高内部人员组织协调能力，实时查看项目</w:t>
+      </w:r>
+    </w:p>
+    <w:p>
+      <w:pPr>
+        <w:rPr>
+          <w:rFonts w:hint="eastAsia"/>
+        </w:rPr>
+      </w:pPr>
+    </w:p>
+    <w:p>
+      <w:pPr>
+        <w:rPr>
+          <w:rFonts w:hint="eastAsia"/>
+        </w:rPr>
+      </w:pPr>
+    </w:p>
+    <w:p>
+      <w:pPr>
+        <w:rPr>
+          <w:rFonts w:hint="eastAsia"/>
+        </w:rPr>
+      </w:pPr>
+    </w:p>
+    <w:p>
+      <w:pPr>
+        <w:pStyle w:val="1"/>
+        <w:rPr>
+          <w:rFonts w:hint="eastAsia"/>
+        </w:rPr>
+      </w:pPr>
+      <w:r>
+        <w:rPr>
+          <w:rFonts w:hint="eastAsia"/>
+        </w:rPr>
+        <w:t>12.11课时二</w:t>
+      </w:r>
+    </w:p>
+    <w:p>
+      <w:pPr>
+        <w:rPr>
+          <w:rFonts w:hint="eastAsia"/>
+        </w:rPr>
+      </w:pPr>
+      <w:r>
+        <w:rPr>
+          <w:rFonts w:hint="eastAsia"/>
+        </w:rPr>
+        <w:t>简历布局修改：</w:t>
+      </w:r>
+    </w:p>
+    <w:p>
+      <w:pPr>
+        <w:rPr>
+          <w:rFonts w:hint="eastAsia"/>
+        </w:rPr>
+      </w:pPr>
+      <w:r>
+        <w:rPr>
+          <w:rFonts w:hint="eastAsia"/>
+        </w:rPr>
+        <w:t>左侧缩小，右侧放大，profile</w:t>
+      </w:r>
+    </w:p>
+    <w:p>
+      <w:pPr>
+        <w:rPr>
+          <w:rFonts w:hint="eastAsia"/>
+        </w:rPr>
+      </w:pPr>
+      <w:r>
+        <w:rPr>
+          <w:rFonts w:hint="eastAsia"/>
+        </w:rPr>
+        <w:t>右侧姓名+职位</w:t>
+      </w:r>
+    </w:p>
+    <w:p>
+      <w:pPr>
+        <w:rPr>
+          <w:rFonts w:hint="eastAsia"/>
+        </w:rPr>
+      </w:pPr>
+      <w:r>
+        <w:rPr>
+          <w:rFonts w:hint="eastAsia"/>
+        </w:rPr>
+        <w:t>Profile（简介、核心优势）</w:t>
+      </w:r>
+    </w:p>
+    <w:p>
+      <w:pPr>
+        <w:rPr>
+          <w:rFonts w:hint="eastAsia"/>
+        </w:rPr>
+      </w:pPr>
+      <w:r>
+        <w:rPr>
+          <w:rFonts w:hint="eastAsia"/>
+        </w:rPr>
+        <w:t>公司靠左对齐</w:t>
+      </w:r>
+    </w:p>
+    <w:p>
+      <w:pPr>
+        <w:rPr>
+          <w:rFonts w:hint="eastAsia"/>
+        </w:rPr>
+      </w:pPr>
+      <w:r>
+        <w:rPr>
+          <w:rFonts w:hint="eastAsia"/>
+        </w:rPr>
+        <w:t>删除（AI提示工程师方向）</w:t>
+      </w:r>
+    </w:p>
+    <w:p>
+      <w:pPr>
+        <w:rPr>
+          <w:rFonts w:hint="eastAsia"/>
+        </w:rPr>
+      </w:pPr>
+      <w:r>
+        <w:rPr>
+          <w:rFonts w:hint="eastAsia"/>
+        </w:rPr>
+        <w:t>删除背景</w:t>
+      </w:r>
+    </w:p>
+    <w:p>
+      <w:pPr>
+        <w:rPr>
+          <w:rFonts w:hint="eastAsia"/>
+        </w:rPr>
+      </w:pPr>
+      <w:r>
+        <w:rPr>
+          <w:rFonts w:hint="eastAsia"/>
+        </w:rPr>
+        <w:t>整体格式两种：标题、正文</w:t>
+      </w:r>
+    </w:p>
+    <w:p>
+      <w:pPr>
+        <w:rPr>
+          <w:rFonts w:hint="eastAsia"/>
+        </w:rPr>
+      </w:pPr>
+      <w:r>
+        <w:rPr>
+          <w:rFonts w:hint="eastAsia"/>
+        </w:rPr>
+        <w:t>间距保持一致</w:t>
+      </w:r>
+    </w:p>
+    <w:p>
+      <w:pPr>
+        <w:rPr>
+          <w:rFonts w:hint="eastAsia"/>
+        </w:rPr>
+      </w:pPr>
+      <w:r>
+        <w:rPr>
+          <w:rFonts w:hint="eastAsia"/>
+        </w:rPr>
+        <w:t>所有的英文和中文之间空一格</w:t>
+      </w:r>
+    </w:p>
+    <w:p>
+      <w:pPr>
+        <w:rPr>
+          <w:rFonts w:hint="eastAsia"/>
+        </w:rPr>
+      </w:pPr>
+      <w:r>
+        <w:rPr>
+          <w:rFonts w:hint="eastAsia"/>
+        </w:rPr>
+        <w:t>名词首字母大写</w:t>
+      </w:r>
+    </w:p>
+    <w:p>
+      <w:pPr>
+        <w:rPr>
+          <w:rFonts w:hint="eastAsia"/>
+        </w:rPr>
+      </w:pPr>
+    </w:p>
+    <w:p>
+      <w:pPr>
+        <w:rPr>
+          <w:rFonts w:hint="eastAsia"/>
+        </w:rPr>
+      </w:pPr>
+    </w:p>
+    <w:p>
+      <w:pPr>
+        <w:rPr>
+          <w:rFonts w:hint="eastAsia"/>
+        </w:rPr>
+      </w:pPr>
+      <w:r>
+        <w:rPr>
+          <w:rFonts w:hint="eastAsia"/>
+        </w:rPr>
+        <w:t>左侧基础信息：</w:t>
+      </w:r>
+    </w:p>
+    <w:p>
+      <w:pPr>
+        <w:rPr>
+          <w:rFonts w:hint="eastAsia"/>
+        </w:rPr>
+      </w:pPr>
+      <w:r>
+        <w:rPr>
+          <w:rFonts w:hint="eastAsia"/>
+        </w:rPr>
+        <w:t>姓名、岗位、城市、手机、邮箱、未婚</w:t>
+      </w:r>
+    </w:p>
+    <w:p>
+      <w:pPr>
+        <w:rPr>
+          <w:rFonts w:hint="eastAsia"/>
+        </w:rPr>
+      </w:pPr>
+      <w:r>
+        <w:rPr>
+          <w:rFonts w:hint="eastAsia"/>
+        </w:rPr>
+        <w:t>语言不写</w:t>
+      </w:r>
+    </w:p>
+    <w:p>
+      <w:pPr>
+        <w:rPr>
+          <w:rFonts w:hint="eastAsia"/>
+        </w:rPr>
+      </w:pPr>
+    </w:p>
+    <w:p>
+      <w:pPr>
+        <w:rPr>
+          <w:rFonts w:hint="eastAsia"/>
+        </w:rPr>
+      </w:pPr>
+      <w:r>
+        <w:rPr>
+          <w:rFonts w:hint="eastAsia"/>
+        </w:rPr>
+        <w:t>（Github首页：readme介绍、commit绿点、头像、stars</w:t>
+      </w:r>
+    </w:p>
+    <w:p>
+      <w:pPr>
+        <w:rPr>
+          <w:rFonts w:hint="eastAsia"/>
+        </w:rPr>
+      </w:pPr>
+      <w:r>
+        <w:rPr>
+          <w:rFonts w:hint="eastAsia"/>
+        </w:rPr>
+        <w:t>建立培训仓库）</w:t>
+      </w:r>
+    </w:p>
+    <w:p>
+      <w:pPr>
+        <w:rPr>
+          <w:rFonts w:hint="eastAsia"/>
+        </w:rPr>
+      </w:pPr>
+    </w:p>
+    <w:p>
+      <w:pPr>
+        <w:rPr>
+          <w:rFonts w:hint="eastAsia"/>
+        </w:rPr>
+      </w:pPr>
+      <w:r>
+        <w:rPr>
+          <w:rFonts w:hint="eastAsia"/>
+        </w:rPr>
+        <w:t>右侧：</w:t>
+      </w:r>
+    </w:p>
+    <w:p>
+      <w:pPr>
+        <w:rPr>
+          <w:rFonts w:hint="eastAsia"/>
+        </w:rPr>
+      </w:pPr>
+      <w:r>
+        <w:rPr>
+          <w:rFonts w:hint="eastAsia"/>
+        </w:rPr>
+        <w:t>工作经历字体放大</w:t>
+      </w:r>
+    </w:p>
+    <w:p>
+      <w:pPr>
+        <w:rPr>
+          <w:rFonts w:hint="eastAsia"/>
+        </w:rPr>
+      </w:pPr>
+      <w:r>
+        <w:rPr>
+          <w:rFonts w:hint="eastAsia"/>
+        </w:rPr>
+        <w:t>工作经历上方写核心优势：</w:t>
+      </w:r>
+    </w:p>
+    <w:p>
+      <w:pPr>
+        <w:pStyle w:val="a9"/>
+        <w:numPr>
+          <w:ilvl w:val="0"/>
+          <w:numId w:val="4"/>
+        </w:numPr>
+        <w:rPr>
+          <w:rFonts w:hint="eastAsia"/>
+        </w:rPr>
+      </w:pPr>
+      <w:r>
+        <w:rPr>
+          <w:rFonts w:hint="eastAsia"/>
+        </w:rPr>
+        <w:t>AI背景与业务理解，数据科学大数据专业+数字化管理专员（偏AI工程经历），使我能写前端以及自动化脚本，并且具备业务流程和场景的理解，</w:t>
+      </w:r>
+    </w:p>
+    <w:p>
+      <w:pPr>
+        <w:pStyle w:val="a9"/>
+        <w:numPr>
+          <w:ilvl w:val="0"/>
+          <w:numId w:val="4"/>
+        </w:numPr>
+        <w:rPr>
+          <w:rFonts w:hint="eastAsia"/>
+        </w:rPr>
+      </w:pPr>
+      <w:r>
+        <w:rPr>
+          <w:rFonts w:hint="eastAsia"/>
+        </w:rPr>
+        <w:t>有利于在toB的平台类岗位快速落地技术方案，企业级内部工具从0到1落地能力，独立完成飞书内嵌周报系统，从需求的梳理到技术选型到上线，真正把系统作为团队的协作工具。</w:t>
+      </w:r>
+    </w:p>
+    <w:p>
+      <w:pPr>
+        <w:pStyle w:val="a9"/>
+        <w:numPr>
+          <w:ilvl w:val="0"/>
+          <w:numId w:val="4"/>
+        </w:numPr>
+        <w:rPr>
+          <w:rFonts w:hint="eastAsia"/>
+        </w:rPr>
+      </w:pPr>
+      <w:r>
+        <w:rPr>
+          <w:rFonts w:hint="eastAsia"/>
+        </w:rPr>
+        <w:t>跨平台桌面的系统能力，独立设计硬件钱包固件烧录工具，覆盖Windows、Linux、macos三端，对底层 和</w:t>
+      </w:r>
+    </w:p>
+    <w:p>
+      <w:pPr>
+        <w:pStyle w:val="a9"/>
+        <w:numPr>
+          <w:ilvl w:val="0"/>
+          <w:numId w:val="4"/>
+        </w:numPr>
+        <w:rPr>
+          <w:rFonts w:hint="eastAsia"/>
+        </w:rPr>
+      </w:pPr>
+      <w:r>
+        <w:rPr>
+          <w:rFonts w:hint="eastAsia"/>
+        </w:rPr>
+        <w:t>自动化与AI工具链的实践，有基于Langchain的企业知识库的，编写自动化脚本，降低人工错误率，对接多家交易所API，实现监控预警和自动交易</w:t>
+      </w:r>
+    </w:p>
+    <w:p>
+      <w:pPr>
+        <w:rPr>
+          <w:rFonts w:hint="eastAsia"/>
+        </w:rPr>
+      </w:pPr>
+    </w:p>
+    <w:p>
+      <w:pPr>
+        <w:rPr>
+          <w:rFonts w:hint="eastAsia"/>
+        </w:rPr>
+      </w:pPr>
+    </w:p>
+    <w:p>
+      <w:pPr>
+        <w:rPr>
+          <w:rFonts w:hint="eastAsia"/>
+        </w:rPr>
+      </w:pPr>
+      <w:r>
+        <w:rPr>
+          <w:rFonts w:hint="eastAsia"/>
+        </w:rPr>
+        <w:t>选择一个体系的课程</w:t>
+      </w:r>
+    </w:p>
+    <w:p>
+      <w:pPr>
+        <w:rPr>
+          <w:rFonts w:hint="eastAsia"/>
+        </w:rPr>
+      </w:pPr>
+      <w:r>
+        <w:rPr>
+          <w:rFonts w:hint="eastAsia"/>
+        </w:rPr>
+        <w:t>20min easy,30min middle，</w:t>
+      </w:r>
+    </w:p>
+    <w:p>
+      <w:pPr>
+        <w:rPr>
+          <w:rFonts w:hint="eastAsia"/>
+        </w:rPr>
+      </w:pPr>
+    </w:p>
+    <w:p>
+      <w:pPr>
+        <w:rPr>
+          <w:rFonts w:hint="eastAsia"/>
+        </w:rPr>
+      </w:pPr>
+      <w:r>
+        <w:rPr>
+          <w:rFonts w:hint="eastAsia"/>
+        </w:rPr>
+        <w:t>专业技能下写</w:t>
+      </w:r>
+    </w:p>
+    <w:p>
+      <w:pPr>
+        <w:rPr>
+          <w:rFonts w:hint="eastAsia"/>
+        </w:rPr>
+      </w:pPr>
+      <w:r>
+        <w:rPr>
+          <w:rFonts w:hint="eastAsia"/>
+        </w:rPr>
+        <w:t>Languages: HTML5, CSS3, JavaScript (ES6+), TypeScript, Python, Node.js, Shell scripting</w:t>
+      </w:r>
+    </w:p>
+    <w:p>
+      <w:pPr>
+        <w:rPr>
+          <w:rFonts w:hint="eastAsia"/>
+        </w:rPr>
+      </w:pPr>
+    </w:p>
+    <w:p>
+      <w:pPr>
+        <w:rPr>
+          <w:rFonts w:hint="eastAsia"/>
+        </w:rPr>
+      </w:pPr>
+      <w:r>
+        <w:rPr>
+          <w:rFonts w:hint="eastAsia"/>
+        </w:rPr>
+        <w:t>第二页左侧同第一页一致</w:t>
+      </w:r>
+    </w:p>
+    <w:p>
+      <w:pPr>
+        <w:rPr>
+          <w:rFonts w:hint="eastAsia"/>
+        </w:rPr>
+      </w:pPr>
+    </w:p>
+    <w:p>
+      <w:pPr>
+        <w:rPr>
+          <w:rFonts w:hint="eastAsia"/>
+        </w:rPr>
+      </w:pPr>
+    </w:p>
+    <w:p>
+      <w:pPr>
+        <w:rPr>
+          <w:rFonts w:hint="eastAsia"/>
+        </w:rPr>
+      </w:pPr>
+      <w:r>
+        <w:rPr>
+          <w:rFonts w:hint="eastAsia"/>
+        </w:rPr>
+        <w:t>关键词放左侧</w:t>
+      </w:r>
+    </w:p>
+    <w:p>
+      <w:pPr>
+        <w:rPr>
+          <w:rFonts w:hint="eastAsia"/>
+        </w:rPr>
+      </w:pPr>
+      <w:r>
+        <w:rPr>
+          <w:rFonts w:hint="eastAsia"/>
+        </w:rPr>
+        <w:t>React.js</w:t>
+      </w:r>
+      <w:r>
+        <w:rPr>
+          <w:rFonts w:hint="eastAsia"/>
+        </w:rPr>
+        <w:t>，</w:t>
+      </w:r>
+      <w:r>
+        <w:rPr>
+          <w:rFonts w:hint="eastAsia"/>
+        </w:rPr>
+        <w:t>Vue.js</w:t>
+      </w:r>
+      <w:r>
+        <w:rPr>
+          <w:rFonts w:hint="eastAsia"/>
+        </w:rPr>
+        <w:t>，</w:t>
+      </w:r>
+      <w:r>
+        <w:rPr>
+          <w:rFonts w:hint="eastAsia"/>
+        </w:rPr>
+        <w:t>Next.js</w:t>
+      </w:r>
+    </w:p>
+    <w:p>
+      <w:pPr>
+        <w:rPr>
+          <w:rFonts w:hint="eastAsia"/>
+        </w:rPr>
+      </w:pPr>
+    </w:p>
+    <w:p>
+      <w:pPr>
+        <w:rPr>
+          <w:rFonts w:hint="eastAsia"/>
+        </w:rPr>
+      </w:pPr>
+      <w:r>
+        <w:rPr>
+          <w:rFonts w:hint="eastAsia"/>
+        </w:rPr>
+        <w:t>AntD</w:t>
+      </w:r>
+      <w:r>
+        <w:rPr>
+          <w:rFonts w:hint="eastAsia"/>
+        </w:rPr>
+        <w:t>、</w:t>
+      </w:r>
+      <w:r>
+        <w:rPr>
+          <w:rFonts w:hint="eastAsia"/>
+        </w:rPr>
+        <w:t>ECharts</w:t>
+      </w:r>
+      <w:r>
+        <w:rPr>
+          <w:rFonts w:hint="eastAsia"/>
+        </w:rPr>
+        <w:t>、</w:t>
+      </w:r>
+      <w:r>
+        <w:rPr>
+          <w:rFonts w:hint="eastAsia"/>
+        </w:rPr>
+        <w:t>Arco</w:t>
+      </w:r>
+      <w:r>
+        <w:rPr>
+          <w:rFonts w:hint="eastAsia"/>
+        </w:rPr>
+        <w:t>、</w:t>
+      </w:r>
+      <w:r>
+        <w:t>naïve</w:t>
+      </w:r>
+    </w:p>
+    <w:p>
+      <w:pPr>
+        <w:rPr>
+          <w:rFonts w:hint="eastAsia"/>
+        </w:rPr>
+      </w:pPr>
+      <w:r>
+        <w:rPr>
+          <w:rFonts w:hint="eastAsia"/>
+        </w:rPr>
+        <w:t>MySQL</w:t>
+      </w:r>
+    </w:p>
+    <w:p>
+      <w:pPr>
+        <w:rPr>
+          <w:rFonts w:hint="eastAsia"/>
+        </w:rPr>
+      </w:pPr>
+      <w:r>
+        <w:rPr>
+          <w:rFonts w:hint="eastAsia"/>
+        </w:rPr>
+        <w:t xml:space="preserve">DevOps（CI/CD） ： </w:t>
+      </w:r>
+      <w:r>
+        <w:rPr>
+          <w:rFonts w:hint="eastAsia"/>
+        </w:rPr>
+        <w:t xml:space="preserve">git, </w:t>
+      </w:r>
+      <w:r>
+        <w:rPr>
+          <w:rFonts w:hint="eastAsia"/>
+        </w:rPr>
+        <w:t>vite</w:t>
+      </w:r>
+      <w:r>
+        <w:rPr>
+          <w:rFonts w:hint="eastAsia"/>
+        </w:rPr>
+        <w:t xml:space="preserve">, </w:t>
+      </w:r>
+      <w:r>
+        <w:rPr>
+          <w:rFonts w:hint="eastAsia"/>
+        </w:rPr>
+        <w:t>ESLint</w:t>
+      </w:r>
+      <w:r>
+        <w:rPr>
+          <w:rFonts w:hint="eastAsia"/>
+        </w:rPr>
+        <w:t>,</w:t>
+      </w:r>
+      <w:r>
+        <w:rPr>
+          <w:rFonts w:hint="eastAsia"/>
+        </w:rPr>
+        <w:t xml:space="preserve"> Prettier</w:t>
+      </w:r>
+      <w:r>
+        <w:rPr>
+          <w:rFonts w:hint="eastAsia"/>
+        </w:rPr>
+        <w:t xml:space="preserve">, </w:t>
+      </w:r>
+    </w:p>
+    <w:p>
+      <w:pPr>
+        <w:rPr>
+          <w:rFonts w:hint="eastAsia"/>
+        </w:rPr>
+      </w:pPr>
+      <w:r>
+        <w:rPr>
+          <w:rFonts w:hint="eastAsia"/>
+        </w:rPr>
+        <w:t>响应式</w:t>
+      </w:r>
+      <w:r>
+        <w:rPr>
+          <w:rFonts w:hint="eastAsia"/>
+        </w:rPr>
+        <w:t>Responsive web design</w:t>
+      </w:r>
+    </w:p>
+    <w:p>
+      <w:pPr>
+        <w:rPr>
+          <w:rFonts w:hint="eastAsia"/>
+        </w:rPr>
+      </w:pPr>
+    </w:p>
+    <w:p>
+      <w:pPr>
+        <w:rPr>
+          <w:rFonts w:hint="eastAsia"/>
+        </w:rPr>
+      </w:pPr>
+    </w:p>
+    <w:p>
+      <w:pPr>
+        <w:rPr>
+          <w:rFonts w:hint="eastAsia"/>
+        </w:rPr>
+      </w:pPr>
+    </w:p>
+    <w:p>
+      <w:pPr>
+        <w:rPr>
+          <w:rFonts w:hint="eastAsia"/>
+        </w:rPr>
+      </w:pPr>
+    </w:p>
+    <w:p>
+      <w:pPr>
+        <w:rPr>
+          <w:rFonts w:hint="eastAsia"/>
+        </w:rPr>
+      </w:pPr>
+      <w:r>
+        <w:rPr>
+          <w:rFonts w:hint="eastAsia"/>
+        </w:rPr>
+        <w:t>看源码</w:t>
+      </w:r>
+    </w:p>
+    <w:p>
+      <w:pPr>
+        <w:rPr>
+          <w:rFonts w:hint="eastAsia"/>
+        </w:rPr>
+      </w:pPr>
+    </w:p>
+    <w:p>
+      <w:pPr>
+        <w:rPr>
+          <w:rFonts w:hint="eastAsia"/>
+        </w:rPr>
+      </w:pPr>
+      <w:r>
+        <w:rPr>
+          <w:rFonts w:hint="eastAsia"/>
+        </w:rPr>
+        <w:t>项目再加一个技术栈，只写技术名词，</w:t>
+      </w:r>
+    </w:p>
+    <w:p>
+      <w:pPr>
+        <w:rPr>
+          <w:rFonts w:hint="eastAsia"/>
+        </w:rPr>
+      </w:pPr>
+    </w:p>
+    <w:p>
+      <w:pPr>
+        <w:rPr>
+          <w:rFonts w:hint="eastAsia"/>
+        </w:rPr>
+      </w:pPr>
+      <w:r>
+        <w:rPr>
+          <w:rFonts w:hint="eastAsia"/>
+        </w:rPr>
+        <w:t>自我介绍三分钟</w:t>
+      </w:r>
+    </w:p>
+    <w:p>
+      <w:pPr>
+        <w:rPr>
+          <w:rFonts w:hint="eastAsia"/>
+        </w:rPr>
+      </w:pPr>
+    </w:p>
+    <w:p>
+      <w:pPr>
+        <w:rPr>
+          <w:rFonts w:hint="eastAsia"/>
+        </w:rPr>
+      </w:pPr>
+    </w:p>
+    <w:p>
+      <w:pPr>
+        <w:rPr>
+          <w:rFonts w:hint="eastAsia"/>
+        </w:rPr>
+      </w:pPr>
+      <w:r>
+        <w:rPr>
+          <w:rFonts w:hint="eastAsia"/>
+        </w:rPr>
+        <w:t>12.16</w:t>
       </w:r>
     </w:p>
     <w:p/>
     <w:p/>
+    <w:p>
+      <w:pPr>
+        <w:pStyle w:val="1"/>
+        <w:rPr>
+          <w:rFonts w:hint="eastAsia"/>
+        </w:rPr>
+      </w:pPr>
+      <w:r>
+        <w:rPr>
+          <w:rFonts w:hint="eastAsia"/>
+        </w:rPr>
+        <w:t>12.16课时3</w:t>
+      </w:r>
+    </w:p>
+    <w:p>
+      <w:pPr>
+        <w:rPr>
+          <w:rFonts w:hint="eastAsia"/>
+        </w:rPr>
+      </w:pPr>
+    </w:p>
+    <w:p>
+      <w:pPr>
+        <w:rPr>
+          <w:rFonts w:hint="eastAsia"/>
+        </w:rPr>
+      </w:pPr>
+      <w:r>
+        <w:rPr>
+          <w:rFonts w:hint="eastAsia"/>
+        </w:rPr>
+        <w:t>自我介绍：</w:t>
+      </w:r>
+    </w:p>
+    <w:p>
+      <w:pPr>
+        <w:rPr>
+          <w:rFonts w:hint="eastAsia"/>
+        </w:rPr>
+      </w:pPr>
+      <w:r>
+        <w:t>各位面试官，下午好。</w:t>
+      </w:r>
+    </w:p>
+    <w:p>
+      <w:pPr>
+        <w:rPr>
+          <w:rFonts w:hint="eastAsia"/>
+        </w:rPr>
+      </w:pPr>
+      <w:r>
+        <w:t>我是杨佳琳，毕业于上海财经大学数据科学与大数据技术专业</w:t>
+      </w:r>
+      <w:r>
+        <w:rPr>
+          <w:rFonts w:hint="eastAsia"/>
+        </w:rPr>
+        <w:t>，求职岗位是端开发工程师</w:t>
+      </w:r>
+      <w:r>
+        <w:t>。</w:t>
+      </w:r>
+    </w:p>
+    <w:p>
+      <w:pPr>
+        <w:rPr>
+          <w:rFonts w:hint="eastAsia"/>
+        </w:rPr>
+      </w:pPr>
+    </w:p>
+    <w:p>
+      <w:pPr>
+        <w:rPr>
+          <w:rFonts w:hint="eastAsia"/>
+        </w:rPr>
+      </w:pPr>
+      <w:r>
+        <w:rPr>
+          <w:rFonts w:hint="eastAsia"/>
+        </w:rPr>
+        <w:t>我在</w:t>
+      </w:r>
+      <w:r>
+        <w:t xml:space="preserve">2023年7月毕业后加入上海聪链信息科技有限公司，先后担任数字化管理专员和前端开发工程师。 </w:t>
+      </w:r>
+    </w:p>
+    <w:p>
+      <w:pPr>
+        <w:rPr>
+          <w:rFonts w:hint="eastAsia"/>
+        </w:rPr>
+      </w:pPr>
+    </w:p>
+    <w:p>
+      <w:pPr>
+        <w:rPr>
+          <w:rFonts w:hint="eastAsia"/>
+        </w:rPr>
+      </w:pPr>
+      <w:r>
+        <w:t>在工作期间，我独立完成了两个具有代表性的项目。</w:t>
+      </w:r>
+    </w:p>
+    <w:p>
+      <w:pPr>
+        <w:rPr>
+          <w:rFonts w:hint="eastAsia"/>
+        </w:rPr>
+      </w:pPr>
+    </w:p>
+    <w:p>
+      <w:pPr>
+        <w:rPr>
+          <w:rFonts w:hint="eastAsia"/>
+          <w:strike/>
+        </w:rPr>
+      </w:pPr>
+      <w:r>
+        <w:t>第一个是飞书内嵌周报系统，</w:t>
+      </w:r>
+      <w:r>
+        <w:rPr>
+          <w:strike/>
+        </w:rPr>
+        <w:t xml:space="preserve">我从零开始负责整个系统的设计、开发和上线。针对海量历史周报数据的展示需求，我封装了高性能的虚拟滚动列表，支持数据筛选和视角切换；为提升编辑体验，基于TipTap深度定制了富文本编辑器；同时通过Redux持久化和多端键盘适配等优化，确保系统稳定运行。该项目已成为团队标准协作工具，显著提升了信息同步效率。 </w:t>
+      </w:r>
+    </w:p>
+    <w:p>
+      <w:pPr>
+        <w:rPr>
+          <w:rFonts w:hint="eastAsia"/>
+          <w:strike/>
+        </w:rPr>
+      </w:pPr>
+    </w:p>
+    <w:p>
+      <w:pPr>
+        <w:rPr>
+          <w:rFonts w:hint="eastAsia"/>
+          <w:strike/>
+        </w:rPr>
+      </w:pPr>
+      <w:r>
+        <w:t>第二个项目是硬件钱包固件烧录工具，</w:t>
+      </w:r>
+      <w:r>
+        <w:rPr>
+          <w:strike/>
+        </w:rPr>
+        <w:t>我独立开发了跨Windows、Linux、macOS三端的Electron桌面应用。重点解决了系统级权限提升与烧录引擎集成问题，在Windows平台集成专业烧录库，在macOS/Linux系统使用原生dd命令；通过精细的进程通信和校验机制，确保烧录过程的可靠性</w:t>
+      </w:r>
+      <w:r>
+        <w:rPr>
+          <w:rFonts w:hint="eastAsia"/>
+          <w:strike/>
+        </w:rPr>
+        <w:t>。</w:t>
+      </w:r>
+    </w:p>
+    <w:p>
+      <w:pPr>
+        <w:rPr>
+          <w:rFonts w:hint="eastAsia"/>
+        </w:rPr>
+      </w:pPr>
+    </w:p>
+    <w:p>
+      <w:pPr>
+        <w:rPr>
+          <w:rFonts w:hint="eastAsia"/>
+        </w:rPr>
+      </w:pPr>
+    </w:p>
+    <w:p>
+      <w:pPr>
+        <w:rPr>
+          <w:rFonts w:hint="eastAsia"/>
+        </w:rPr>
+      </w:pPr>
+      <w:r>
+        <w:t xml:space="preserve">此外，我的数据科学背景和AI工程实践经历，使我在技术方案设计时能更好地结合业务需求。曾基于LangChain开发RAG知识库系统，并编写自动化脚本优化业务流程，这种复合背景让我不仅能完成前端开发，更能从系统层面思考技术实现，真正赋能业务发展。 </w:t>
+      </w:r>
+    </w:p>
+    <w:p>
+      <w:pPr>
+        <w:rPr>
+          <w:rFonts w:hint="eastAsia"/>
+        </w:rPr>
+      </w:pPr>
+    </w:p>
+    <w:p>
+      <w:pPr>
+        <w:rPr>
+          <w:rFonts w:hint="eastAsia"/>
+        </w:rPr>
+      </w:pPr>
+      <w:r>
+        <w:t>这些经历让我具备了独立交付企业级应用的能力、跨平台开发经验以及技术融合创新的视角。我相信这些能力能够为贵公司的前端开发工作带来价值，期待能在新的岗位上继续成长和贡献。谢谢大家。</w:t>
+      </w:r>
+    </w:p>
+    <w:p>
+      <w:pPr>
+        <w:rPr>
+          <w:rFonts w:hint="eastAsia"/>
+        </w:rPr>
+      </w:pPr>
+    </w:p>
+    <w:p>
+      <w:pPr>
+        <w:rPr>
+          <w:rFonts w:hint="eastAsia"/>
+        </w:rPr>
+      </w:pPr>
+    </w:p>
+    <w:p>
+      <w:pPr>
+        <w:rPr>
+          <w:rFonts w:hint="eastAsia"/>
+        </w:rPr>
+      </w:pPr>
+    </w:p>
+    <w:p>
+      <w:pPr>
+        <w:rPr>
+          <w:rFonts w:hint="eastAsia"/>
+        </w:rPr>
+      </w:pPr>
+    </w:p>
+    <w:p>
+      <w:pPr>
+        <w:pStyle w:val="a9"/>
+        <w:numPr>
+          <w:ilvl w:val="0"/>
+          <w:numId w:val="5"/>
+        </w:numPr>
+        <w:rPr>
+          <w:rFonts w:hint="eastAsia"/>
+        </w:rPr>
+      </w:pPr>
+      <w:r>
+        <w:rPr>
+          <w:rFonts w:hint="eastAsia"/>
+        </w:rPr>
+        <w:t>有礼貌</w:t>
+      </w:r>
+    </w:p>
+    <w:p>
+      <w:pPr>
+        <w:pStyle w:val="a9"/>
+        <w:numPr>
+          <w:ilvl w:val="0"/>
+          <w:numId w:val="5"/>
+        </w:numPr>
+        <w:rPr>
+          <w:rFonts w:hint="eastAsia"/>
+        </w:rPr>
+      </w:pPr>
+      <w:r>
+        <w:rPr>
+          <w:rFonts w:hint="eastAsia"/>
+        </w:rPr>
+        <w:t>表明一下自己的身份：工作两年，</w:t>
+      </w:r>
+    </w:p>
+    <w:p>
+      <w:pPr>
+        <w:pStyle w:val="a9"/>
+        <w:numPr>
+          <w:ilvl w:val="0"/>
+          <w:numId w:val="5"/>
+        </w:numPr>
+        <w:rPr>
+          <w:rFonts w:hint="eastAsia"/>
+        </w:rPr>
+      </w:pPr>
+      <w:r>
+        <w:rPr>
+          <w:rFonts w:hint="eastAsia"/>
+        </w:rPr>
+        <w:t>学历和专业，</w:t>
+      </w:r>
+    </w:p>
+    <w:p>
+      <w:pPr>
+        <w:pStyle w:val="a9"/>
+        <w:numPr>
+          <w:ilvl w:val="0"/>
+          <w:numId w:val="5"/>
+        </w:numPr>
+        <w:rPr>
+          <w:rFonts w:hint="eastAsia"/>
+        </w:rPr>
+      </w:pPr>
+      <w:r>
+        <w:rPr>
+          <w:rFonts w:hint="eastAsia"/>
+        </w:rPr>
+        <w:t>留学、英文能力（不讲）</w:t>
+      </w:r>
+    </w:p>
+    <w:p>
+      <w:pPr>
+        <w:pStyle w:val="a9"/>
+        <w:numPr>
+          <w:ilvl w:val="0"/>
+          <w:numId w:val="5"/>
+        </w:numPr>
+        <w:rPr>
+          <w:rFonts w:hint="eastAsia"/>
+        </w:rPr>
+      </w:pPr>
+      <w:r>
+        <w:rPr>
+          <w:rFonts w:hint="eastAsia"/>
+        </w:rPr>
+        <w:t>紧扣JD相关性（和公司、JD可量化的关联性）（可变）</w:t>
+      </w:r>
+    </w:p>
+    <w:p>
+      <w:pPr>
+        <w:pStyle w:val="a9"/>
+        <w:numPr>
+          <w:ilvl w:val="0"/>
+          <w:numId w:val="5"/>
+        </w:numPr>
+        <w:rPr>
+          <w:rFonts w:hint="eastAsia"/>
+        </w:rPr>
+      </w:pPr>
+      <w:r>
+        <w:rPr>
+          <w:rFonts w:hint="eastAsia"/>
+        </w:rPr>
+        <w:t>自我优势，（浓缩自我优势）</w:t>
+      </w:r>
+    </w:p>
+    <w:p>
+      <w:pPr>
+        <w:pStyle w:val="a9"/>
+        <w:numPr>
+          <w:ilvl w:val="0"/>
+          <w:numId w:val="5"/>
+        </w:numPr>
+        <w:rPr>
+          <w:rFonts w:hint="eastAsia"/>
+        </w:rPr>
+      </w:pPr>
+      <w:r>
+        <w:rPr>
+          <w:rFonts w:hint="eastAsia"/>
+        </w:rPr>
+        <w:t>语速沉稳</w:t>
+      </w:r>
+    </w:p>
+    <w:p>
+      <w:pPr>
+        <w:pStyle w:val="a9"/>
+        <w:numPr>
+          <w:ilvl w:val="0"/>
+          <w:numId w:val="5"/>
+        </w:numPr>
+        <w:rPr>
+          <w:rFonts w:hint="eastAsia"/>
+        </w:rPr>
+      </w:pPr>
+      <w:r>
+        <w:rPr>
+          <w:rFonts w:hint="eastAsia"/>
+        </w:rPr>
+        <w:t>加入意愿，为什么来这个公司：（不要谈钱）公司使命和价值观愿景、细分赛道匹配、（需要的能力能提供、产品喜欢）</w:t>
+      </w:r>
+    </w:p>
+    <w:p>
+      <w:pPr>
+        <w:pStyle w:val="a9"/>
+        <w:numPr>
+          <w:ilvl w:val="0"/>
+          <w:numId w:val="5"/>
+        </w:numPr>
+        <w:rPr>
+          <w:rFonts w:hint="eastAsia"/>
+          <w:highlight w:val="yellow"/>
+        </w:rPr>
+      </w:pPr>
+      <w:r>
+        <w:rPr>
+          <w:rFonts w:hint="eastAsia"/>
+          <w:highlight w:val="yellow"/>
+        </w:rPr>
+        <w:t>是否由我拓展地讲一下我的项目亮点</w:t>
+      </w:r>
+    </w:p>
+    <w:p>
+      <w:pPr>
+        <w:pStyle w:val="a9"/>
+        <w:ind w:left="360"/>
+        <w:rPr>
+          <w:rFonts w:hint="eastAsia"/>
+        </w:rPr>
+      </w:pPr>
+    </w:p>
+    <w:p>
+      <w:pPr>
+        <w:pStyle w:val="a9"/>
+        <w:ind w:left="360"/>
+        <w:rPr>
+          <w:rFonts w:hint="eastAsia"/>
+        </w:rPr>
+      </w:pPr>
+    </w:p>
+    <w:p>
+      <w:pPr>
+        <w:pStyle w:val="a9"/>
+        <w:ind w:left="360"/>
+        <w:rPr>
+          <w:rFonts w:hint="eastAsia"/>
+        </w:rPr>
+      </w:pPr>
+    </w:p>
+    <w:p>
+      <w:pPr>
+        <w:pStyle w:val="a9"/>
+        <w:ind w:left="360"/>
+        <w:rPr>
+          <w:rFonts w:hint="eastAsia"/>
+        </w:rPr>
+      </w:pPr>
+      <w:r>
+        <w:rPr>
+          <w:rFonts w:hint="eastAsia"/>
+        </w:rPr>
+        <w:t>项目亮点：STAR</w:t>
+      </w:r>
+    </w:p>
+    <w:p>
+      <w:pPr>
+        <w:pStyle w:val="a9"/>
+        <w:ind w:left="360"/>
+        <w:rPr>
+          <w:rFonts w:hint="eastAsia"/>
+        </w:rPr>
+      </w:pPr>
+    </w:p>
+    <w:p>
+      <w:pPr>
+        <w:pStyle w:val="a9"/>
+        <w:ind w:left="360"/>
+        <w:rPr>
+          <w:rFonts w:hint="eastAsia"/>
+        </w:rPr>
+      </w:pPr>
+      <w:r>
+        <w:rPr>
+          <w:rFonts w:hint="eastAsia"/>
+        </w:rPr>
+        <w:t>A：</w:t>
+      </w:r>
+    </w:p>
+    <w:p>
+      <w:pPr>
+        <w:pStyle w:val="a9"/>
+        <w:ind w:left="360"/>
+        <w:rPr>
+          <w:rFonts w:hint="eastAsia"/>
+        </w:rPr>
+      </w:pPr>
+    </w:p>
+    <w:p>
+      <w:pPr>
+        <w:pStyle w:val="a9"/>
+        <w:numPr>
+          <w:ilvl w:val="0"/>
+          <w:numId w:val="6"/>
+        </w:numPr>
+        <w:rPr>
+          <w:rFonts w:hint="eastAsia"/>
+        </w:rPr>
+      </w:pPr>
+      <w:r>
+        <w:rPr>
+          <w:rFonts w:hint="eastAsia"/>
+        </w:rPr>
+        <w:t>自研一个高性能虚拟列表滚动双向加载：支持双向滚动加载、折叠、跳转</w:t>
+      </w:r>
+    </w:p>
+    <w:p>
+      <w:pPr>
+        <w:pStyle w:val="a9"/>
+        <w:ind w:left="360"/>
+        <w:rPr>
+          <w:rFonts w:hint="eastAsia"/>
+        </w:rPr>
+      </w:pPr>
+    </w:p>
+    <w:p>
+      <w:pPr>
+        <w:pStyle w:val="a9"/>
+        <w:ind w:left="360"/>
+        <w:rPr>
+          <w:rFonts w:hint="eastAsia"/>
+        </w:rPr>
+      </w:pPr>
+      <w:r>
+        <w:rPr>
+          <w:rFonts w:hint="eastAsia"/>
+        </w:rPr>
+        <w:t>S随着规模边长、需要支持筛选、折叠</w:t>
+      </w:r>
+    </w:p>
+    <w:p>
+      <w:pPr>
+        <w:pStyle w:val="a9"/>
+        <w:ind w:left="360"/>
+        <w:rPr>
+          <w:rFonts w:hint="eastAsia"/>
+        </w:rPr>
+      </w:pPr>
+      <w:r>
+        <w:rPr>
+          <w:rFonts w:hint="eastAsia"/>
+        </w:rPr>
+        <w:t>T分析了需求做了一个长列表，支持双向滚动加载、折叠、跳转</w:t>
+      </w:r>
+    </w:p>
+    <w:p>
+      <w:pPr>
+        <w:pStyle w:val="a9"/>
+        <w:ind w:left="360"/>
+        <w:rPr>
+          <w:rFonts w:hint="eastAsia"/>
+        </w:rPr>
+      </w:pPr>
+      <w:r>
+        <w:rPr>
+          <w:rFonts w:hint="eastAsia"/>
+        </w:rPr>
+        <w:t>把列表，只渲染视口附近上下的数据，有利于列表滚动更加丝滑，</w:t>
+      </w:r>
+    </w:p>
+    <w:p>
+      <w:pPr>
+        <w:pStyle w:val="a9"/>
+        <w:ind w:left="360"/>
+        <w:rPr>
+          <w:rFonts w:hint="eastAsia"/>
+          <w:strike/>
+        </w:rPr>
+      </w:pPr>
+      <w:r>
+        <w:rPr>
+          <w:rFonts w:hint="eastAsia"/>
+        </w:rPr>
+        <w:t>支持跳转折叠，</w:t>
+      </w:r>
+      <w:r>
+        <w:rPr>
+          <w:rFonts w:hint="eastAsia"/>
+          <w:strike/>
+        </w:rPr>
+        <w:t>滚动锚点anchor与高度缓存，</w:t>
+      </w:r>
+    </w:p>
+    <w:p>
+      <w:pPr>
+        <w:pStyle w:val="a9"/>
+        <w:ind w:left="360"/>
+        <w:rPr>
+          <w:rFonts w:hint="eastAsia"/>
+        </w:rPr>
+      </w:pPr>
+      <w:r>
+        <w:rPr>
+          <w:rFonts w:hint="eastAsia"/>
+        </w:rPr>
+        <w:t>双向加载：懒加载、滚动位置修正，数据插入</w:t>
+      </w:r>
+    </w:p>
+    <w:p>
+      <w:pPr>
+        <w:pStyle w:val="a9"/>
+        <w:ind w:left="360"/>
+        <w:rPr>
+          <w:rFonts w:hint="eastAsia"/>
+        </w:rPr>
+      </w:pPr>
+    </w:p>
+    <w:p>
+      <w:pPr>
+        <w:pStyle w:val="a9"/>
+        <w:ind w:left="360"/>
+        <w:rPr>
+          <w:rFonts w:hint="eastAsia"/>
+        </w:rPr>
+      </w:pPr>
+      <w:r>
+        <w:rPr>
+          <w:rFonts w:hint="eastAsia"/>
+        </w:rPr>
+        <w:t>问题：</w:t>
+      </w:r>
+    </w:p>
+    <w:p>
+      <w:pPr>
+        <w:pStyle w:val="a9"/>
+        <w:ind w:left="360"/>
+        <w:rPr>
+          <w:rFonts w:hint="eastAsia"/>
+        </w:rPr>
+      </w:pPr>
+      <w:r>
+        <w:rPr>
+          <w:rFonts w:hint="eastAsia"/>
+        </w:rPr>
+        <w:t>假设跳转如何定位，</w:t>
+      </w:r>
+    </w:p>
+    <w:p>
+      <w:pPr>
+        <w:pStyle w:val="a9"/>
+        <w:numPr>
+          <w:ilvl w:val="0"/>
+          <w:numId w:val="7"/>
+        </w:numPr>
+        <w:rPr>
+          <w:rFonts w:hint="eastAsia"/>
+        </w:rPr>
+      </w:pPr>
+      <w:r>
+        <w:rPr>
+          <w:rFonts w:hint="eastAsia"/>
+        </w:rPr>
+        <w:t>跳转loading，确保用户感知到跳转过程</w:t>
+      </w:r>
+    </w:p>
+    <w:p>
+      <w:pPr>
+        <w:pStyle w:val="a9"/>
+        <w:numPr>
+          <w:ilvl w:val="0"/>
+          <w:numId w:val="7"/>
+        </w:numPr>
+        <w:rPr>
+          <w:rFonts w:hint="eastAsia"/>
+        </w:rPr>
+      </w:pPr>
+      <w:r>
+        <w:rPr>
+          <w:rFonts w:hint="eastAsia"/>
+        </w:rPr>
+        <w:t>失败兜底，提示原因</w:t>
+      </w:r>
+    </w:p>
+    <w:p>
+      <w:pPr>
+        <w:pStyle w:val="a9"/>
+        <w:rPr>
+          <w:rFonts w:hint="eastAsia"/>
+        </w:rPr>
+      </w:pPr>
+    </w:p>
+    <w:p>
+      <w:pPr>
+        <w:rPr>
+          <w:rFonts w:hint="eastAsia"/>
+        </w:rPr>
+      </w:pPr>
+      <w:r>
+        <w:rPr>
+          <w:rFonts w:hint="eastAsia"/>
+        </w:rPr>
+        <w:t>双向加载，数据长时清理数据：数据分段，缓存淘汰</w:t>
+      </w:r>
+    </w:p>
+    <w:p>
+      <w:pPr>
+        <w:rPr>
+          <w:rFonts w:hint="eastAsia"/>
+        </w:rPr>
+      </w:pPr>
+      <w:r>
+        <w:rPr>
+          <w:rFonts w:hint="eastAsia"/>
+        </w:rPr>
+        <w:t>定义一个内存上限，超过数据量出发淘汰机制，</w:t>
+      </w:r>
+    </w:p>
+    <w:p>
+      <w:pPr>
+        <w:rPr>
+          <w:rFonts w:hint="eastAsia"/>
+        </w:rPr>
+      </w:pPr>
+      <w:r>
+        <w:rPr>
+          <w:rFonts w:hint="eastAsia"/>
+        </w:rPr>
+        <w:t>分段存储，划分成逻辑上的数据块，（例如两三周一个</w:t>
+      </w:r>
+      <w:r>
+        <w:rPr>
+          <w:rFonts w:hint="eastAsia"/>
+        </w:rPr>
+        <w:t>chunks</w:t>
+      </w:r>
+      <w:r>
+        <w:rPr>
+          <w:rFonts w:hint="eastAsia"/>
+        </w:rPr>
+        <w:t>），超过就触发淘汰</w:t>
+      </w:r>
+    </w:p>
+    <w:p>
+      <w:pPr>
+        <w:rPr>
+          <w:rFonts w:hint="eastAsia"/>
+        </w:rPr>
+      </w:pPr>
+      <w:r>
+        <w:rPr>
+          <w:rFonts w:hint="eastAsia"/>
+        </w:rPr>
+        <w:t>历史数据、当前数据、即将更新数据，</w:t>
+      </w:r>
+    </w:p>
+    <w:p>
+      <w:pPr>
+        <w:rPr>
+          <w:rFonts w:hint="eastAsia"/>
+        </w:rPr>
+      </w:pPr>
+      <w:r>
+        <w:rPr>
+          <w:rFonts w:hint="eastAsia"/>
+        </w:rPr>
+        <w:t>基于索引、时间戳，先进先出，简单淘汰旧的chunk，让数据量回归到安全的阈值</w:t>
+      </w:r>
+    </w:p>
+    <w:p>
+      <w:pPr>
+        <w:rPr>
+          <w:rFonts w:hint="eastAsia"/>
+        </w:rPr>
+      </w:pPr>
+      <w:r>
+        <w:rPr>
+          <w:rFonts w:hint="eastAsia"/>
+        </w:rPr>
+        <w:t>LRU的缓存淘汰机制：最近最少使用过的淘汰机制</w:t>
+      </w:r>
+    </w:p>
+    <w:p>
+      <w:pPr>
+        <w:rPr>
+          <w:rFonts w:hint="eastAsia"/>
+        </w:rPr>
+      </w:pPr>
+      <w:r>
+        <w:rPr>
+          <w:rFonts w:hint="eastAsia"/>
+        </w:rPr>
+        <w:t>一个数据在最近一段时间未被访问，将来被访问概率很小</w:t>
+      </w:r>
+    </w:p>
+    <w:p>
+      <w:pPr>
+        <w:rPr>
+          <w:rFonts w:hint="eastAsia"/>
+        </w:rPr>
+      </w:pPr>
+      <w:r>
+        <w:rPr>
+          <w:rFonts w:hint="eastAsia"/>
+        </w:rPr>
+        <w:t>用哈希表和双向链表的结合，进行判定，头部放最近使用过的，</w:t>
+      </w:r>
+    </w:p>
+    <w:p>
+      <w:pPr>
+        <w:rPr>
+          <w:rFonts w:hint="eastAsia"/>
+        </w:rPr>
+      </w:pPr>
+      <w:r>
+        <w:rPr>
+          <w:rFonts w:hint="eastAsia"/>
+        </w:rPr>
+        <w:t>基于滚动距离淘汰，</w:t>
+      </w:r>
+    </w:p>
+    <w:p>
+      <w:pPr>
+        <w:rPr>
+          <w:rFonts w:hint="eastAsia"/>
+        </w:rPr>
+      </w:pPr>
+    </w:p>
+    <w:p>
+      <w:pPr>
+        <w:rPr>
+          <w:rFonts w:hint="eastAsia"/>
+        </w:rPr>
+      </w:pPr>
+    </w:p>
+    <w:p>
+      <w:pPr>
+        <w:rPr>
+          <w:rFonts w:hint="eastAsia"/>
+        </w:rPr>
+      </w:pPr>
+    </w:p>
+    <w:p>
+      <w:pPr>
+        <w:rPr>
+          <w:rFonts w:hint="eastAsia"/>
+        </w:rPr>
+      </w:pPr>
+    </w:p>
+    <w:p>
+      <w:pPr>
+        <w:pStyle w:val="1"/>
+        <w:rPr>
+          <w:rFonts w:hint="eastAsia"/>
+        </w:rPr>
+      </w:pPr>
+      <w:r>
+        <w:rPr>
+          <w:rFonts w:hint="eastAsia"/>
+        </w:rPr>
+        <w:t>12.17课时4</w:t>
+      </w:r>
+    </w:p>
+    <w:p>
+      <w:pPr>
+        <w:rPr>
+          <w:rFonts w:hint="eastAsia"/>
+        </w:rPr>
+      </w:pPr>
+      <w:r>
+        <w:rPr>
+          <w:rFonts w:hint="eastAsia"/>
+        </w:rPr>
+        <w:t>组件层面如何防范图片加载导致高度变化出现抖动？</w:t>
+      </w:r>
+    </w:p>
+    <w:p>
+      <w:pPr>
+        <w:rPr>
+          <w:rFonts w:hint="eastAsia"/>
+        </w:rPr>
+      </w:pPr>
+      <w:r>
+        <w:rPr>
+          <w:rFonts w:hint="eastAsia"/>
+        </w:rPr>
+        <w:t>1. 设置宽高</w:t>
+      </w:r>
+    </w:p>
+    <w:p>
+      <w:pPr>
+        <w:rPr>
+          <w:rFonts w:hint="eastAsia"/>
+        </w:rPr>
+      </w:pPr>
+      <w:r>
+        <w:rPr>
+          <w:rFonts w:hint="eastAsia"/>
+        </w:rPr>
+        <w:t>2. vif vshow</w:t>
+      </w:r>
+    </w:p>
+    <w:p>
+      <w:pPr>
+        <w:rPr>
+          <w:rFonts w:hint="eastAsia"/>
+        </w:rPr>
+      </w:pPr>
+      <w:r>
+        <w:rPr>
+          <w:rFonts w:hint="eastAsia"/>
+        </w:rPr>
+        <w:t>3. keepalive</w:t>
+      </w:r>
+    </w:p>
+    <w:p>
+      <w:pPr>
+        <w:rPr>
+          <w:rFonts w:hint="eastAsia"/>
+        </w:rPr>
+      </w:pPr>
+      <w:r>
+        <w:rPr>
+          <w:rFonts w:hint="eastAsia"/>
+        </w:rPr>
+        <w:t>4.</w:t>
+      </w:r>
+      <w:r>
+        <w:rPr>
+          <w:rFonts w:hint="eastAsia"/>
+        </w:rPr>
+        <w:t xml:space="preserve"> aspect-ratio</w:t>
+      </w:r>
+      <w:r>
+        <w:rPr>
+          <w:rFonts w:hint="eastAsia"/>
+        </w:rPr>
+        <w:t>：强制比例：16：9；4：3；会出现防止闪烁的效果</w:t>
+      </w:r>
+    </w:p>
+    <w:p>
+      <w:pPr>
+        <w:rPr>
+          <w:rFonts w:hint="eastAsia"/>
+        </w:rPr>
+      </w:pPr>
+      <w:r>
+        <w:rPr>
+          <w:rFonts w:hint="eastAsia"/>
+        </w:rPr>
+        <w:t>5. 骨架屏</w:t>
+      </w:r>
+    </w:p>
+    <w:p>
+      <w:pPr>
+        <w:rPr>
+          <w:rFonts w:hint="eastAsia"/>
+        </w:rPr>
+      </w:pPr>
+      <w:r>
+        <w:rPr>
+          <w:rFonts w:hint="eastAsia"/>
+        </w:rPr>
+        <w:t>6. 服务端返回尺寸，api返回尺寸</w:t>
+      </w:r>
+    </w:p>
+    <w:p>
+      <w:pPr>
+        <w:rPr>
+          <w:rFonts w:hint="eastAsia"/>
+        </w:rPr>
+      </w:pPr>
+    </w:p>
+    <w:p>
+      <w:pPr>
+        <w:rPr>
+          <w:rFonts w:hint="eastAsia"/>
+        </w:rPr>
+      </w:pPr>
+      <w:r>
+        <w:rPr>
+          <w:rFonts w:hint="eastAsia"/>
+        </w:rPr>
+        <w:t>Tiptap</w:t>
+      </w:r>
+    </w:p>
+    <w:p>
+      <w:pPr>
+        <w:rPr>
+          <w:rFonts w:hint="eastAsia"/>
+        </w:rPr>
+      </w:pPr>
+      <w:r>
+        <w:rPr>
+          <w:rFonts w:hint="eastAsia"/>
+        </w:rPr>
+        <w:t>S背景：编写是个高频使用场景，用户会（</w:t>
+      </w:r>
+      <w:r>
+        <w:t>…</w:t>
+      </w:r>
+      <w:r>
+        <w:rPr>
+          <w:rFonts w:hint="eastAsia"/>
+        </w:rPr>
+        <w:t>），写一半会丢稿等</w:t>
+      </w:r>
+    </w:p>
+    <w:p>
+      <w:pPr>
+        <w:rPr>
+          <w:rFonts w:hint="eastAsia"/>
+        </w:rPr>
+      </w:pPr>
+      <w:r>
+        <w:rPr>
+          <w:rFonts w:hint="eastAsia"/>
+        </w:rPr>
+        <w:t>T目标：希望编辑器能更好用，适配飞书内嵌、多端的场景，</w:t>
+      </w:r>
+    </w:p>
+    <w:p>
+      <w:pPr>
+        <w:rPr>
+          <w:rFonts w:hint="eastAsia"/>
+        </w:rPr>
+      </w:pPr>
+      <w:r>
+        <w:rPr>
+          <w:rFonts w:hint="eastAsia"/>
+        </w:rPr>
+        <w:t>A技术难点：</w:t>
+      </w:r>
+    </w:p>
+    <w:p>
+      <w:pPr>
+        <w:rPr>
+          <w:rFonts w:hint="eastAsia"/>
+        </w:rPr>
+      </w:pPr>
+      <w:r>
+        <w:rPr>
+          <w:rFonts w:hint="eastAsia"/>
+        </w:rPr>
+        <w:t>一、tiptap二次开发：对tiptap暴露的API接口进行配置，做了#、@等功能</w:t>
+      </w:r>
+    </w:p>
+    <w:p>
+      <w:pPr>
+        <w:rPr>
+          <w:rFonts w:hint="eastAsia"/>
+        </w:rPr>
+      </w:pPr>
+      <w:r>
+        <w:rPr>
+          <w:rFonts w:hint="eastAsia"/>
+        </w:rPr>
+        <w:t>智能链接识别：降低手工成本，</w:t>
+      </w:r>
+    </w:p>
+    <w:p>
+      <w:pPr>
+        <w:rPr>
+          <w:rFonts w:hint="eastAsia"/>
+        </w:rPr>
+      </w:pPr>
+      <w:r>
+        <w:rPr>
+          <w:rFonts w:hint="eastAsia"/>
+        </w:rPr>
+        <w:t>二、草稿存储：</w:t>
+      </w:r>
+    </w:p>
+    <w:p>
+      <w:pPr>
+        <w:rPr>
+          <w:rFonts w:hint="eastAsia"/>
+        </w:rPr>
+      </w:pPr>
+      <w:r>
+        <w:rPr>
+          <w:rFonts w:hint="eastAsia"/>
+        </w:rPr>
+        <w:t>1.设计数据的结构，redux草稿持久化，按周数做隔离，给每个草稿一个key，将不同周的草稿进行隔离，</w:t>
+      </w:r>
+    </w:p>
+    <w:p>
+      <w:pPr>
+        <w:rPr>
+          <w:rFonts w:hint="eastAsia"/>
+        </w:rPr>
+      </w:pPr>
+      <w:r>
+        <w:rPr>
+          <w:rFonts w:hint="eastAsia"/>
+        </w:rPr>
+        <w:t xml:space="preserve">2.自动更新草稿：出发action：关闭前、内容变化的回调、切换周时保存， </w:t>
+      </w:r>
+    </w:p>
+    <w:p>
+      <w:pPr>
+        <w:rPr>
+          <w:rFonts w:hint="eastAsia"/>
+        </w:rPr>
+      </w:pPr>
+      <w:r>
+        <w:rPr>
+          <w:rFonts w:hint="eastAsia"/>
+        </w:rPr>
+        <w:t>出现action更新草稿，简单的输入内容更新暂时储存临时的草稿媒介</w:t>
+      </w:r>
+    </w:p>
+    <w:p>
+      <w:pPr>
+        <w:rPr>
+          <w:rFonts w:hint="eastAsia"/>
+        </w:rPr>
+      </w:pPr>
+      <w:r>
+        <w:rPr>
+          <w:rFonts w:hint="eastAsia"/>
+        </w:rPr>
+        <w:t>三、多端</w:t>
+      </w:r>
+    </w:p>
+    <w:p>
+      <w:pPr>
+        <w:rPr>
+          <w:rFonts w:hint="eastAsia"/>
+        </w:rPr>
+      </w:pPr>
+      <w:r>
+        <w:rPr>
+          <w:rFonts w:hint="eastAsia"/>
+        </w:rPr>
+        <w:t>动态监测、监听视口高度更新布局</w:t>
+      </w:r>
+    </w:p>
+    <w:p>
+      <w:pPr>
+        <w:rPr>
+          <w:rFonts w:hint="eastAsia"/>
+        </w:rPr>
+      </w:pPr>
+      <w:r>
+        <w:rPr>
+          <w:rFonts w:hint="eastAsia"/>
+        </w:rPr>
+        <w:t>iOS的100vh不等于视口高度，用dvh解决移动端浏览器ui动态变化推出的新标准（</w:t>
+      </w:r>
+      <w:r>
+        <w:rPr>
+          <w:rFonts w:hint="eastAsia"/>
+        </w:rPr>
+        <w:t>Dynamic</w:t>
+      </w:r>
+      <w:r>
+        <w:rPr>
+          <w:rFonts w:hint="eastAsia"/>
+        </w:rPr>
+        <w:t>：动态，）</w:t>
+      </w:r>
+    </w:p>
+    <w:p>
+      <w:pPr>
+        <w:rPr>
+          <w:rFonts w:hint="eastAsia"/>
+        </w:rPr>
+      </w:pPr>
+    </w:p>
+    <w:p>
+      <w:pPr>
+        <w:rPr>
+          <w:rFonts w:hint="eastAsia"/>
+        </w:rPr>
+      </w:pPr>
+      <w:r>
+        <w:rPr>
+          <w:rFonts w:hint="eastAsia"/>
+        </w:rPr>
+        <w:t>R结果：</w:t>
+      </w:r>
+    </w:p>
+    <w:p>
+      <w:pPr>
+        <w:rPr>
+          <w:rFonts w:hint="eastAsia"/>
+        </w:rPr>
+      </w:pPr>
+      <w:r>
+        <w:rPr>
+          <w:rFonts w:hint="eastAsia"/>
+        </w:rPr>
+        <w:t>适配效果良好，显著降低丢稿、团队协作工具、</w:t>
+      </w:r>
+    </w:p>
+    <w:p>
+      <w:pPr>
+        <w:rPr>
+          <w:rFonts w:hint="eastAsia"/>
+        </w:rPr>
+      </w:pPr>
+    </w:p>
+    <w:p>
+      <w:pPr>
+        <w:rPr>
+          <w:rFonts w:hint="eastAsia"/>
+        </w:rPr>
+      </w:pPr>
+    </w:p>
+    <w:p>
+      <w:pPr>
+        <w:rPr>
+          <w:rFonts w:hint="eastAsia"/>
+        </w:rPr>
+      </w:pPr>
+    </w:p>
+    <w:p>
+      <w:pPr>
+        <w:rPr>
+          <w:rFonts w:hint="eastAsia"/>
+        </w:rPr>
+      </w:pPr>
+    </w:p>
+    <w:p>
+      <w:pPr>
+        <w:rPr>
+          <w:rFonts w:hint="eastAsia"/>
+        </w:rPr>
+      </w:pPr>
+      <w:r>
+        <w:rPr>
+          <w:rFonts w:hint="eastAsia"/>
+        </w:rPr>
+        <w:t>节流、防抖函数：防止输入卡顿、监听防抖，JSON序列化防抖优化</w:t>
+      </w:r>
+    </w:p>
+    <w:p>
+      <w:pPr>
+        <w:rPr>
+          <w:rFonts w:hint="eastAsia"/>
+        </w:rPr>
+      </w:pPr>
+      <w:r>
+        <w:rPr>
+          <w:rFonts w:hint="eastAsia"/>
+        </w:rPr>
+        <w:t>一段时间内，不管操作多少次只按一个固定频率执行，关注的是执行频率</w:t>
+      </w:r>
+    </w:p>
+    <w:p>
+      <w:pPr>
+        <w:rPr>
+          <w:rFonts w:hint="eastAsia"/>
+        </w:rPr>
+      </w:pPr>
+      <w:r>
+        <w:rPr>
+          <w:rFonts w:hint="eastAsia"/>
+        </w:rPr>
+        <w:t>防抖：操作n次，最后一次才执行（搜索框会用），关注的是最后一次操作</w:t>
+      </w:r>
+    </w:p>
+    <w:p>
+      <w:pPr>
+        <w:rPr>
+          <w:rFonts w:hint="eastAsia"/>
+        </w:rPr>
+      </w:pPr>
+    </w:p>
+    <w:p>
+      <w:pPr>
+        <w:rPr>
+          <w:rFonts w:hint="eastAsia"/>
+        </w:rPr>
+      </w:pPr>
+      <w:r>
+        <w:rPr>
+          <w:rFonts w:hint="eastAsia"/>
+        </w:rPr>
+        <w:t>作业：节流（</w:t>
+      </w:r>
+      <w:r>
+        <w:rPr>
+          <w:rFonts w:hint="eastAsia"/>
+        </w:rPr>
+        <w:t>throttle</w:t>
+      </w:r>
+      <w:r>
+        <w:rPr>
+          <w:rFonts w:hint="eastAsia"/>
+        </w:rPr>
+        <w:t>）函数和防抖（</w:t>
+      </w:r>
+      <w:r>
+        <w:rPr>
+          <w:rFonts w:hint="eastAsia"/>
+        </w:rPr>
+        <w:t>debounce</w:t>
+      </w:r>
+      <w:r>
+        <w:rPr>
+          <w:rFonts w:hint="eastAsia"/>
+        </w:rPr>
+        <w:t>）函数</w:t>
+      </w:r>
+    </w:p>
     <w:p/>
-    <w:p>
-      <w:r>
-        <w:rPr>
-          <w:rFonts w:hint="eastAsia"/>
-        </w:rPr>
-        <w:t>飞书内</w:t>
-      </w:r>
-      <w:proofErr w:type="gramStart"/>
-      <w:r>
-        <w:rPr>
-          <w:rFonts w:hint="eastAsia"/>
-        </w:rPr>
-        <w:t>嵌</w:t>
-      </w:r>
-      <w:proofErr w:type="gramEnd"/>
-      <w:r>
-        <w:rPr>
-          <w:rFonts w:hint="eastAsia"/>
-        </w:rPr>
-        <w:t>周报系统</w:t>
-      </w:r>
-    </w:p>
-    <w:p>
-      <w:r>
-        <w:rPr>
-          <w:rFonts w:hint="eastAsia"/>
-        </w:rPr>
-        <w:t>S：</w:t>
-      </w:r>
-      <w:r>
-        <w:rPr>
-          <w:rFonts w:hint="eastAsia"/>
-        </w:rPr>
-        <w:t>团队需要一套在浏览器和飞书客户端内运行的周报系统，统计、互助， 支持周报撰写</w:t>
-      </w:r>
-    </w:p>
-    <w:p>
-      <w:r>
-        <w:rPr>
-          <w:rFonts w:hint="eastAsia"/>
-        </w:rPr>
-        <w:t>T：</w:t>
-      </w:r>
-      <w:r>
-        <w:rPr>
-          <w:rFonts w:hint="eastAsia"/>
-        </w:rPr>
-        <w:t>从0到1独立完成</w:t>
-      </w:r>
-      <w:r>
-        <w:rPr>
-          <w:rFonts w:hint="eastAsia"/>
-        </w:rPr>
-        <w:t>，实现了飞书生态内免登、多端适配，实现了数据的可视化，实现了周报的编辑，</w:t>
+    <w:p/>
+    <w:p>
+      <w:pPr>
+        <w:pStyle w:val="1"/>
+      </w:pPr>
+      <w:r>
+        <w:rPr>
+          <w:rFonts w:hint="eastAsia"/>
+        </w:rPr>
+        <w:t>12.</w:t>
+      </w:r>
+      <w:r>
+        <w:rPr>
+          <w:rFonts w:hint="eastAsia"/>
+        </w:rPr>
+        <w:t>23</w:t>
+      </w:r>
+      <w:r>
+        <w:rPr>
+          <w:rFonts w:hint="eastAsia"/>
+        </w:rPr>
+        <w:t>课时</w:t>
+      </w:r>
+      <w:r>
+        <w:rPr>
+          <w:rFonts w:hint="eastAsia"/>
+        </w:rPr>
+        <w:t>5</w:t>
+      </w:r>
+    </w:p>
+    <w:p>
+      <w:r>
+        <w:rPr>
+          <w:rFonts w:hint="eastAsia"/>
+        </w:rPr>
+        <w:t>烧录工具</w:t>
+      </w:r>
+    </w:p>
+    <w:p>
+      <w:r>
+        <w:rPr>
+          <w:rFonts w:hint="eastAsia"/>
+        </w:rPr>
+        <w:t>背景：固件钱包升级，需要烧录系统，需要覆盖三端</w:t>
+      </w:r>
+    </w:p>
+    <w:p>
+      <w:pPr>
+        <w:rPr>
+          <w:rFonts w:hint="eastAsia"/>
+        </w:rPr>
+      </w:pPr>
+      <w:r>
+        <w:rPr>
+          <w:rFonts w:hint="eastAsia"/>
+        </w:rPr>
+        <w:t>T：从零到一独自负责，具备跨平台可控可观测可校验</w:t>
+      </w:r>
+    </w:p>
+    <w:p>
+      <w:pPr>
+        <w:pStyle w:val="a9"/>
+        <w:numPr>
+          <w:ilvl w:val="0"/>
+          <w:numId w:val="8"/>
+        </w:numPr>
+      </w:pPr>
+      <w:r>
+        <w:rPr>
+          <w:rFonts w:hint="eastAsia"/>
+        </w:rPr>
+        <w:t>项目亮点：</w:t>
       </w:r>
       <w:r>
         <w:t xml:space="preserve"> </w:t>
       </w:r>
-    </w:p>
-    <w:p>
-      <w:r>
-        <w:rPr>
-          <w:rFonts w:hint="eastAsia"/>
-        </w:rPr>
-        <w:lastRenderedPageBreak/>
-        <w:t>A：多方向可</w:t>
-      </w:r>
-      <w:r>
-        <w:rPr>
-          <w:rFonts w:hint="eastAsia"/>
-        </w:rPr>
-        <w:t>折叠的数据加载模式，</w:t>
-      </w:r>
-      <w:proofErr w:type="spellStart"/>
-      <w:r>
-        <w:rPr>
-          <w:rFonts w:hint="eastAsia"/>
-        </w:rPr>
-        <w:t>tiptap</w:t>
-      </w:r>
-      <w:proofErr w:type="spellEnd"/>
-      <w:r>
-        <w:rPr>
-          <w:rFonts w:hint="eastAsia"/>
-        </w:rPr>
-        <w:t>库</w:t>
+      <w:r>
+        <w:rPr>
+          <w:rFonts w:hint="eastAsia"/>
+        </w:rPr>
+        <w:t>权限提升</w:t>
+      </w:r>
+    </w:p>
+    <w:p>
+      <w:pPr>
+        <w:pStyle w:val="a9"/>
+        <w:numPr>
+          <w:ilvl w:val="0"/>
+          <w:numId w:val="8"/>
+        </w:numPr>
+      </w:pPr>
+      <w:r>
+        <w:rPr>
+          <w:rFonts w:hint="eastAsia"/>
+        </w:rPr>
+        <w:t>进度可观测性</w:t>
+      </w:r>
+    </w:p>
+    <w:p>
+      <w:pPr>
+        <w:pStyle w:val="a9"/>
+        <w:numPr>
+          <w:ilvl w:val="0"/>
+          <w:numId w:val="8"/>
+        </w:numPr>
+        <w:rPr>
+          <w:rFonts w:hint="eastAsia"/>
+        </w:rPr>
+      </w:pPr>
+      <w:r>
+        <w:rPr>
+          <w:rFonts w:hint="eastAsia"/>
+        </w:rPr>
+        <w:t>CRC32校验</w:t>
       </w:r>
     </w:p>
     <w:p/>
     <w:p>
-      <w:pPr>
-        <w:rPr>
-          <w:rFonts w:hint="eastAsia"/>
-        </w:rPr>
-      </w:pPr>
-      <w:r>
-        <w:rPr>
-          <w:rFonts w:hint="eastAsia"/>
-        </w:rPr>
-        <w:t>R：交付了一个周报的web和</w:t>
-      </w:r>
-      <w:proofErr w:type="gramStart"/>
-      <w:r>
-        <w:rPr>
-          <w:rFonts w:hint="eastAsia"/>
-        </w:rPr>
-        <w:t>飞书双场景</w:t>
-      </w:r>
-      <w:proofErr w:type="gramEnd"/>
-      <w:r>
-        <w:rPr>
-          <w:rFonts w:hint="eastAsia"/>
-        </w:rPr>
-        <w:t>的应用，提高内部人员组织协调能力，实时查看项目</w:t>
-      </w:r>
-    </w:p>
-    <w:p>
-      <w:pPr>
-        <w:rPr>
-          <w:rFonts w:hint="eastAsia"/>
-        </w:rPr>
-      </w:pPr>
-    </w:p>
-    <w:p>
-      <w:pPr>
-        <w:rPr>
-          <w:rFonts w:hint="eastAsia"/>
-        </w:rPr>
-      </w:pPr>
-    </w:p>
-    <w:p>
-      <w:pPr>
-        <w:rPr>
-          <w:rFonts w:hint="eastAsia"/>
-        </w:rPr>
-      </w:pPr>
-    </w:p>
-    <w:p>
-      <w:pPr>
-        <w:rPr>
-          <w:rFonts w:hint="eastAsia"/>
-        </w:rPr>
-      </w:pPr>
+      <w:r>
+        <w:rPr>
+          <w:rFonts w:hint="eastAsia"/>
+        </w:rPr>
+        <w:t>跨平台桌面烧录工具：</w:t>
+      </w:r>
+    </w:p>
+    <w:p>
+      <w:pPr>
+        <w:pStyle w:val="a9"/>
+        <w:numPr>
+          <w:ilvl w:val="0"/>
+          <w:numId w:val="9"/>
+        </w:numPr>
+      </w:pPr>
+      <w:r>
+        <w:rPr>
+          <w:rFonts w:hint="eastAsia"/>
+        </w:rPr>
+        <w:t>双引擎烧录策略 ,windows使用，主进程抽象，按照不同平台发送，渲染进程复制试图UI与可视化，</w:t>
+      </w:r>
+    </w:p>
+    <w:p>
+      <w:pPr>
+        <w:pStyle w:val="a9"/>
+        <w:numPr>
+          <w:ilvl w:val="0"/>
+          <w:numId w:val="9"/>
+        </w:numPr>
+      </w:pPr>
+      <w:r>
+        <w:rPr>
+          <w:rFonts w:hint="eastAsia"/>
+        </w:rPr>
+        <w:t>权限提升：os</w:t>
+      </w:r>
+      <w:r>
+        <w:rPr>
+          <w:rFonts w:hint="eastAsia"/>
+        </w:rPr>
+        <w:t>a</w:t>
+      </w:r>
+      <w:r>
+        <w:rPr>
+          <w:rFonts w:hint="eastAsia"/>
+        </w:rPr>
+        <w:t>s</w:t>
+      </w:r>
+      <w:r>
+        <w:rPr>
+          <w:rFonts w:hint="eastAsia"/>
+        </w:rPr>
+        <w:t>cript（line1306）弹出原生密码输入框，来获取管理员权限，增加用户信任感，Windows配置electron-builder打包规则只能以管理员权限打开，</w:t>
+      </w:r>
+    </w:p>
+    <w:p>
+      <w:pPr>
+        <w:pStyle w:val="a9"/>
+        <w:numPr>
+          <w:ilvl w:val="0"/>
+          <w:numId w:val="9"/>
+        </w:numPr>
+      </w:pPr>
+      <w:r>
+        <w:rPr>
+          <w:rFonts w:hint="eastAsia"/>
+        </w:rPr>
+        <w:t>可靠性可观测性：</w:t>
+      </w:r>
+    </w:p>
+    <w:p>
+      <w:pPr>
+        <w:pStyle w:val="a9"/>
+        <w:ind w:left="360"/>
+      </w:pPr>
+      <w:r>
+        <w:rPr>
+          <w:rFonts w:hint="eastAsia"/>
+        </w:rPr>
+        <w:t>可靠性：</w:t>
+      </w:r>
+      <w:r>
+        <w:rPr>
+          <w:rFonts w:hint="eastAsia"/>
+        </w:rPr>
+        <w:t>ipc双向通信</w:t>
+      </w:r>
+    </w:p>
+    <w:p>
+      <w:pPr>
+        <w:rPr>
+          <w:rFonts w:hint="eastAsia"/>
+        </w:rPr>
+      </w:pPr>
+      <w:r>
+        <w:drawing>
+          <wp:inline distT="0" distB="0" distL="0" distR="0" wp14:anchorId="21655492" wp14:editId="479E931B">
+            <wp:extent cx="5274310" cy="2301240"/>
+            <wp:effectExtent l="0" t="0" r="2540" b="3810"/>
+            <wp:docPr id="152156182" name="图片 1"/>
+            <wp:cNvGraphicFramePr>
+              <a:graphicFrameLocks xmlns:a="http://schemas.openxmlformats.org/drawingml/2006/main" noChangeAspect="1"/>
+            </wp:cNvGraphicFramePr>
+            <a:graphic xmlns:a="http://schemas.openxmlformats.org/drawingml/2006/main">
+              <a:graphicData uri="http://schemas.openxmlformats.org/drawingml/2006/picture">
+                <pic:pic xmlns:pic="http://schemas.openxmlformats.org/drawingml/2006/picture">
+                  <pic:nvPicPr>
+                    <pic:cNvPr id="152156182" name=""/>
+                    <pic:cNvPicPr/>
+                  </pic:nvPicPr>
+                  <pic:blipFill>
+                    <a:blip r:embed="rId7"/>
+                    <a:stretch>
+                      <a:fillRect/>
+                    </a:stretch>
+                  </pic:blipFill>
+                  <pic:spPr>
+                    <a:xfrm>
+                      <a:off x="0" y="0"/>
+                      <a:ext cx="5274310" cy="2301240"/>
+                    </a:xfrm>
+                    <a:prstGeom prst="rect">
+                      <a:avLst/>
+                    </a:prstGeom>
+                  </pic:spPr>
+                </pic:pic>
+              </a:graphicData>
+            </a:graphic>
+          </wp:inline>
+        </w:drawing>
+      </w:r>
+    </w:p>
+    <w:p>
+      <w:pPr>
+        <w:rPr>
+          <w:rFonts w:hint="eastAsia"/>
+        </w:rPr>
+      </w:pPr>
+      <w:r>
+        <w:rPr>
+          <w:rFonts w:hint="eastAsia"/>
+        </w:rPr>
+        <w:t>（line1628）背诵，</w:t>
+      </w:r>
+      <w:r>
+        <w:rPr>
+          <w:rFonts w:hint="eastAsia"/>
+          <w:highlight w:val="yellow"/>
+        </w:rPr>
+        <w:t>electron 通信流程</w:t>
+      </w:r>
+    </w:p>
+    <w:p/>
+    <w:p>
+      <w:r>
+        <w:rPr>
+          <w:rFonts w:hint="eastAsia"/>
+        </w:rPr>
+        <w:t>预加载：</w:t>
+      </w:r>
+      <w:r>
+        <w:rPr>
+          <w:rFonts w:hint="eastAsia"/>
+        </w:rPr>
+        <w:t>preload.js</w:t>
+      </w:r>
+    </w:p>
+    <w:p>
+      <w:r>
+        <w:rPr>
+          <w:rFonts w:hint="eastAsia"/>
+        </w:rPr>
+        <w:t>渲染：</w:t>
+      </w:r>
+      <w:r>
+        <w:rPr>
+          <w:rFonts w:hint="eastAsia"/>
+        </w:rPr>
+        <w:t>renderer.js</w:t>
+      </w:r>
+    </w:p>
+    <w:p>
+      <w:r>
+        <w:rPr>
+          <w:rFonts w:hint="eastAsia"/>
+        </w:rPr>
+        <w:t>主进程：</w:t>
+      </w:r>
+      <w:r>
+        <w:rPr>
+          <w:rFonts w:hint="eastAsia"/>
+        </w:rPr>
+        <w:t>main.js</w:t>
+      </w:r>
+    </w:p>
+    <w:p/>
+    <w:p>
+      <w:r>
+        <w:rPr>
+          <w:rFonts w:hint="eastAsia"/>
+        </w:rPr>
+        <w:t>校验：计算</w:t>
+      </w:r>
+      <w:r>
+        <w:rPr>
+          <w:rFonts w:hint="eastAsia"/>
+        </w:rPr>
+        <w:t>source</w:t>
+      </w:r>
+      <w:r>
+        <w:rPr>
+          <w:rFonts w:hint="eastAsia"/>
+        </w:rPr>
+        <w:t>文件，写入完成后，读回同等字节数文件，比对</w:t>
+      </w:r>
+      <w:r>
+        <w:rPr>
+          <w:rFonts w:hint="eastAsia"/>
+        </w:rPr>
+        <w:t>source</w:t>
+      </w:r>
+      <w:r>
+        <w:rPr>
+          <w:rFonts w:hint="eastAsia"/>
+        </w:rPr>
+        <w:t>和device是否一致，</w:t>
+      </w:r>
+    </w:p>
+    <w:p/>
+    <w:p>
+      <w:r>
+        <w:rPr>
+          <w:rFonts w:hint="eastAsia"/>
+        </w:rPr>
+        <w:t>写入：4MB，读：</w:t>
+      </w:r>
+    </w:p>
+    <w:p/>
+    <w:p>
+      <w:r>
+        <w:rPr>
+          <w:rFonts w:hint="eastAsia"/>
+        </w:rPr>
+        <w:t>磁盘选择：筛选可移动的存储盘，降低用户误选磁盘风险，（强校验，磁盘大小、清空磁盘、拔掉磁盘）</w:t>
+      </w:r>
+    </w:p>
+    <w:p/>
+    <w:p/>
+    <w:p>
+      <w:r>
+        <w:rPr>
+          <w:rFonts w:hint="eastAsia"/>
+        </w:rPr>
+        <w:t>进度，拆阶段（、、、、）</w:t>
+      </w:r>
+    </w:p>
+    <w:p>
+      <w:r>
+        <w:rPr>
+          <w:rFonts w:hint="eastAsia"/>
+        </w:rPr>
+        <w:t>dd进度API</w:t>
+      </w:r>
+    </w:p>
+    <w:p>
+      <w:r>
+        <w:rPr>
+          <w:rFonts w:hint="eastAsia"/>
+        </w:rPr>
+        <w:t>（从设备读回的字节数）</w:t>
+      </w:r>
+      <w:r>
+        <w:rPr>
+          <w:rFonts w:hint="eastAsia"/>
+        </w:rPr>
+        <w:t>verified</w:t>
+      </w:r>
+      <w:r>
+        <w:rPr>
+          <w:rFonts w:hint="eastAsia"/>
+        </w:rPr>
+        <w:t>/total</w:t>
+      </w:r>
+    </w:p>
+    <w:p>
+      <w:pPr>
+        <w:rPr>
+          <w:rFonts w:hint="eastAsia"/>
+        </w:rPr>
+      </w:pPr>
+      <w:r>
+        <w:rPr>
+          <w:rFonts w:hint="eastAsia"/>
+        </w:rPr>
+        <w:t>进度消息反馈，</w:t>
+      </w:r>
     </w:p>
     <w:sectPr>
       <w:pgSz w:w="11906" w:h="16838"/>
@@ -712,6 +3120,273 @@
 <file path=word/numbering.xml><?xml version="1.0" encoding="utf-8"?>
 <w:numbering xmlns:wpc="http://schemas.microsoft.com/office/word/2010/wordprocessingCanvas" xmlns:cx="http://schemas.microsoft.com/office/drawing/2014/chartex" xmlns:cx1="http://schemas.microsoft.com/office/drawing/2015/9/8/chartex" xmlns:cx2="http://schemas.microsoft.com/office/drawing/2015/10/21/chartex" xmlns:cx3="http://schemas.microsoft.com/office/drawing/2016/5/9/chartex" xmlns:cx4="http://schemas.microsoft.com/office/drawing/2016/5/10/chartex" xmlns:cx5="http://schemas.microsoft.com/office/drawing/2016/5/11/chartex" xmlns:cx6="http://schemas.microsoft.com/office/drawing/2016/5/12/chartex" xmlns:cx7="http://schemas.microsoft.com/office/drawing/2016/5/13/chartex" xmlns:cx8="http://schemas.microsoft.com/office/drawing/2016/5/14/chartex" xmlns:mc="http://schemas.openxmlformats.org/markup-compatibility/2006" xmlns:aink="http://schemas.microsoft.com/office/drawing/2016/ink" xmlns:am3d="http://schemas.microsoft.com/office/drawing/2017/model3d" xmlns:o="urn:schemas-microsoft-com:office:office" xmlns:oel="http://schemas.microsoft.com/office/2019/extlst" xmlns:r="http://schemas.openxmlformats.org/officeDocument/2006/relationships" xmlns:m="http://schemas.openxmlformats.org/officeDocument/2006/math" xmlns:v="urn:schemas-microsoft-com:vml" xmlns:wp14="http://schemas.microsoft.com/office/word/2010/wordprocessingDrawing" xmlns:wp="http://schemas.openxmlformats.org/drawingml/2006/wordprocessingDrawing" xmlns:w10="urn:schemas-microsoft-com:office:word" xmlns:w="http://schemas.openxmlformats.org/wordprocessingml/2006/main" xmlns:w14="http://schemas.microsoft.com/office/word/2010/wordml" xmlns:w15="http://schemas.microsoft.com/office/word/2012/wordml" xmlns:w16cex="http://schemas.microsoft.com/office/word/2018/wordml/cex" xmlns:w16cid="http://schemas.microsoft.com/office/word/2016/wordml/cid" xmlns:w16="http://schemas.microsoft.com/office/word/2018/wordml" xmlns:w16du="http://schemas.microsoft.com/office/word/2023/wordml/word16du" xmlns:w16sdtdh="http://schemas.microsoft.com/office/word/2020/wordml/sdtdatahash" xmlns:w16sdtfl="http://schemas.microsoft.com/office/word/2024/wordml/sdtformatlock" xmlns:w16se="http://schemas.microsoft.com/office/word/2015/wordml/symex" xmlns:wpg="http://schemas.microsoft.com/office/word/2010/wordprocessingGroup" xmlns:wpi="http://schemas.microsoft.com/office/word/2010/wordprocessingInk" xmlns:wne="http://schemas.microsoft.com/office/word/2006/wordml" xmlns:wps="http://schemas.microsoft.com/office/word/2010/wordprocessingShape" mc:Ignorable="w14 w15 w16se w16cid w16 w16cex w16sdtdh w16sdtfl w16du wp14">
   <w:abstractNum w:abstractNumId="0" w15:restartNumberingAfterBreak="0">
+    <w:nsid w:val="1DBE4AA1"/>
+    <w:multiLevelType w:val="hybridMultilevel"/>
+    <w:tmpl w:val="574EAF66"/>
+    <w:lvl w:ilvl="0" w:tplc="E4A42600">
+      <w:start w:val="1"/>
+      <w:numFmt w:val="decimal"/>
+      <w:lvlText w:val="%1."/>
+      <w:lvlJc w:val="left"/>
+      <w:pPr>
+        <w:ind w:left="720" w:hanging="360"/>
+      </w:pPr>
+      <w:rPr>
+        <w:rFonts w:hint="default"/>
+      </w:rPr>
+    </w:lvl>
+    <w:lvl w:ilvl="1" w:tplc="04090019" w:tentative="1">
+      <w:start w:val="1"/>
+      <w:numFmt w:val="lowerLetter"/>
+      <w:lvlText w:val="%2)"/>
+      <w:lvlJc w:val="left"/>
+      <w:pPr>
+        <w:ind w:left="1240" w:hanging="440"/>
+      </w:pPr>
+    </w:lvl>
+    <w:lvl w:ilvl="2" w:tplc="0409001B" w:tentative="1">
+      <w:start w:val="1"/>
+      <w:numFmt w:val="lowerRoman"/>
+      <w:lvlText w:val="%3."/>
+      <w:lvlJc w:val="right"/>
+      <w:pPr>
+        <w:ind w:left="1680" w:hanging="440"/>
+      </w:pPr>
+    </w:lvl>
+    <w:lvl w:ilvl="3" w:tplc="0409000F" w:tentative="1">
+      <w:start w:val="1"/>
+      <w:numFmt w:val="decimal"/>
+      <w:lvlText w:val="%4."/>
+      <w:lvlJc w:val="left"/>
+      <w:pPr>
+        <w:ind w:left="2120" w:hanging="440"/>
+      </w:pPr>
+    </w:lvl>
+    <w:lvl w:ilvl="4" w:tplc="04090019" w:tentative="1">
+      <w:start w:val="1"/>
+      <w:numFmt w:val="lowerLetter"/>
+      <w:lvlText w:val="%5)"/>
+      <w:lvlJc w:val="left"/>
+      <w:pPr>
+        <w:ind w:left="2560" w:hanging="440"/>
+      </w:pPr>
+    </w:lvl>
+    <w:lvl w:ilvl="5" w:tplc="0409001B" w:tentative="1">
+      <w:start w:val="1"/>
+      <w:numFmt w:val="lowerRoman"/>
+      <w:lvlText w:val="%6."/>
+      <w:lvlJc w:val="right"/>
+      <w:pPr>
+        <w:ind w:left="3000" w:hanging="440"/>
+      </w:pPr>
+    </w:lvl>
+    <w:lvl w:ilvl="6" w:tplc="0409000F" w:tentative="1">
+      <w:start w:val="1"/>
+      <w:numFmt w:val="decimal"/>
+      <w:lvlText w:val="%7."/>
+      <w:lvlJc w:val="left"/>
+      <w:pPr>
+        <w:ind w:left="3440" w:hanging="440"/>
+      </w:pPr>
+    </w:lvl>
+    <w:lvl w:ilvl="7" w:tplc="04090019" w:tentative="1">
+      <w:start w:val="1"/>
+      <w:numFmt w:val="lowerLetter"/>
+      <w:lvlText w:val="%8)"/>
+      <w:lvlJc w:val="left"/>
+      <w:pPr>
+        <w:ind w:left="3880" w:hanging="440"/>
+      </w:pPr>
+    </w:lvl>
+    <w:lvl w:ilvl="8" w:tplc="0409001B" w:tentative="1">
+      <w:start w:val="1"/>
+      <w:numFmt w:val="lowerRoman"/>
+      <w:lvlText w:val="%9."/>
+      <w:lvlJc w:val="right"/>
+      <w:pPr>
+        <w:ind w:left="4320" w:hanging="440"/>
+      </w:pPr>
+    </w:lvl>
+  </w:abstractNum>
+  <w:abstractNum w:abstractNumId="1" w15:restartNumberingAfterBreak="0">
+    <w:nsid w:val="1F79247A"/>
+    <w:multiLevelType w:val="hybridMultilevel"/>
+    <w:tmpl w:val="14A67D1C"/>
+    <w:lvl w:ilvl="0" w:tplc="331C4B1E">
+      <w:start w:val="1"/>
+      <w:numFmt w:val="decimal"/>
+      <w:lvlText w:val="%1."/>
+      <w:lvlJc w:val="left"/>
+      <w:pPr>
+        <w:ind w:left="360" w:hanging="360"/>
+      </w:pPr>
+      <w:rPr>
+        <w:rFonts w:hint="default"/>
+      </w:rPr>
+    </w:lvl>
+    <w:lvl w:ilvl="1" w:tplc="04090019" w:tentative="1">
+      <w:start w:val="1"/>
+      <w:numFmt w:val="lowerLetter"/>
+      <w:lvlText w:val="%2)"/>
+      <w:lvlJc w:val="left"/>
+      <w:pPr>
+        <w:ind w:left="880" w:hanging="440"/>
+      </w:pPr>
+    </w:lvl>
+    <w:lvl w:ilvl="2" w:tplc="0409001B" w:tentative="1">
+      <w:start w:val="1"/>
+      <w:numFmt w:val="lowerRoman"/>
+      <w:lvlText w:val="%3."/>
+      <w:lvlJc w:val="right"/>
+      <w:pPr>
+        <w:ind w:left="1320" w:hanging="440"/>
+      </w:pPr>
+    </w:lvl>
+    <w:lvl w:ilvl="3" w:tplc="0409000F" w:tentative="1">
+      <w:start w:val="1"/>
+      <w:numFmt w:val="decimal"/>
+      <w:lvlText w:val="%4."/>
+      <w:lvlJc w:val="left"/>
+      <w:pPr>
+        <w:ind w:left="1760" w:hanging="440"/>
+      </w:pPr>
+    </w:lvl>
+    <w:lvl w:ilvl="4" w:tplc="04090019" w:tentative="1">
+      <w:start w:val="1"/>
+      <w:numFmt w:val="lowerLetter"/>
+      <w:lvlText w:val="%5)"/>
+      <w:lvlJc w:val="left"/>
+      <w:pPr>
+        <w:ind w:left="2200" w:hanging="440"/>
+      </w:pPr>
+    </w:lvl>
+    <w:lvl w:ilvl="5" w:tplc="0409001B" w:tentative="1">
+      <w:start w:val="1"/>
+      <w:numFmt w:val="lowerRoman"/>
+      <w:lvlText w:val="%6."/>
+      <w:lvlJc w:val="right"/>
+      <w:pPr>
+        <w:ind w:left="2640" w:hanging="440"/>
+      </w:pPr>
+    </w:lvl>
+    <w:lvl w:ilvl="6" w:tplc="0409000F" w:tentative="1">
+      <w:start w:val="1"/>
+      <w:numFmt w:val="decimal"/>
+      <w:lvlText w:val="%7."/>
+      <w:lvlJc w:val="left"/>
+      <w:pPr>
+        <w:ind w:left="3080" w:hanging="440"/>
+      </w:pPr>
+    </w:lvl>
+    <w:lvl w:ilvl="7" w:tplc="04090019" w:tentative="1">
+      <w:start w:val="1"/>
+      <w:numFmt w:val="lowerLetter"/>
+      <w:lvlText w:val="%8)"/>
+      <w:lvlJc w:val="left"/>
+      <w:pPr>
+        <w:ind w:left="3520" w:hanging="440"/>
+      </w:pPr>
+    </w:lvl>
+    <w:lvl w:ilvl="8" w:tplc="0409001B" w:tentative="1">
+      <w:start w:val="1"/>
+      <w:numFmt w:val="lowerRoman"/>
+      <w:lvlText w:val="%9."/>
+      <w:lvlJc w:val="right"/>
+      <w:pPr>
+        <w:ind w:left="3960" w:hanging="440"/>
+      </w:pPr>
+    </w:lvl>
+  </w:abstractNum>
+  <w:abstractNum w:abstractNumId="2" w15:restartNumberingAfterBreak="0">
+    <w:nsid w:val="263B5069"/>
+    <w:multiLevelType w:val="hybridMultilevel"/>
+    <w:tmpl w:val="E670EE58"/>
+    <w:lvl w:ilvl="0" w:tplc="12861004">
+      <w:start w:val="1"/>
+      <w:numFmt w:val="upperLetter"/>
+      <w:lvlText w:val="%1、"/>
+      <w:lvlJc w:val="left"/>
+      <w:pPr>
+        <w:ind w:left="360" w:hanging="360"/>
+      </w:pPr>
+      <w:rPr>
+        <w:rFonts w:hint="default"/>
+      </w:rPr>
+    </w:lvl>
+    <w:lvl w:ilvl="1" w:tplc="04090019" w:tentative="1">
+      <w:start w:val="1"/>
+      <w:numFmt w:val="lowerLetter"/>
+      <w:lvlText w:val="%2)"/>
+      <w:lvlJc w:val="left"/>
+      <w:pPr>
+        <w:ind w:left="880" w:hanging="440"/>
+      </w:pPr>
+    </w:lvl>
+    <w:lvl w:ilvl="2" w:tplc="0409001B" w:tentative="1">
+      <w:start w:val="1"/>
+      <w:numFmt w:val="lowerRoman"/>
+      <w:lvlText w:val="%3."/>
+      <w:lvlJc w:val="right"/>
+      <w:pPr>
+        <w:ind w:left="1320" w:hanging="440"/>
+      </w:pPr>
+    </w:lvl>
+    <w:lvl w:ilvl="3" w:tplc="0409000F" w:tentative="1">
+      <w:start w:val="1"/>
+      <w:numFmt w:val="decimal"/>
+      <w:lvlText w:val="%4."/>
+      <w:lvlJc w:val="left"/>
+      <w:pPr>
+        <w:ind w:left="1760" w:hanging="440"/>
+      </w:pPr>
+    </w:lvl>
+    <w:lvl w:ilvl="4" w:tplc="04090019" w:tentative="1">
+      <w:start w:val="1"/>
+      <w:numFmt w:val="lowerLetter"/>
+      <w:lvlText w:val="%5)"/>
+      <w:lvlJc w:val="left"/>
+      <w:pPr>
+        <w:ind w:left="2200" w:hanging="440"/>
+      </w:pPr>
+    </w:lvl>
+    <w:lvl w:ilvl="5" w:tplc="0409001B" w:tentative="1">
+      <w:start w:val="1"/>
+      <w:numFmt w:val="lowerRoman"/>
+      <w:lvlText w:val="%6."/>
+      <w:lvlJc w:val="right"/>
+      <w:pPr>
+        <w:ind w:left="2640" w:hanging="440"/>
+      </w:pPr>
+    </w:lvl>
+    <w:lvl w:ilvl="6" w:tplc="0409000F" w:tentative="1">
+      <w:start w:val="1"/>
+      <w:numFmt w:val="decimal"/>
+      <w:lvlText w:val="%7."/>
+      <w:lvlJc w:val="left"/>
+      <w:pPr>
+        <w:ind w:left="3080" w:hanging="440"/>
+      </w:pPr>
+    </w:lvl>
+    <w:lvl w:ilvl="7" w:tplc="04090019" w:tentative="1">
+      <w:start w:val="1"/>
+      <w:numFmt w:val="lowerLetter"/>
+      <w:lvlText w:val="%8)"/>
+      <w:lvlJc w:val="left"/>
+      <w:pPr>
+        <w:ind w:left="3520" w:hanging="440"/>
+      </w:pPr>
+    </w:lvl>
+    <w:lvl w:ilvl="8" w:tplc="0409001B" w:tentative="1">
+      <w:start w:val="1"/>
+      <w:numFmt w:val="lowerRoman"/>
+      <w:lvlText w:val="%9."/>
+      <w:lvlJc w:val="right"/>
+      <w:pPr>
+        <w:ind w:left="3960" w:hanging="440"/>
+      </w:pPr>
+    </w:lvl>
+  </w:abstractNum>
+  <w:abstractNum w:abstractNumId="3" w15:restartNumberingAfterBreak="0">
     <w:nsid w:val="45481C2A"/>
     <w:multiLevelType w:val="hybridMultilevel"/>
     <w:tmpl w:val="157A38A0"/>
@@ -800,7 +3475,96 @@
       </w:pPr>
     </w:lvl>
   </w:abstractNum>
-  <w:abstractNum w:abstractNumId="1" w15:restartNumberingAfterBreak="0">
+  <w:abstractNum w:abstractNumId="4" w15:restartNumberingAfterBreak="0">
+    <w:nsid w:val="55915F6B"/>
+    <w:multiLevelType w:val="hybridMultilevel"/>
+    <w:tmpl w:val="AAC4B436"/>
+    <w:lvl w:ilvl="0" w:tplc="42CC1BB8">
+      <w:start w:val="1"/>
+      <w:numFmt w:val="japaneseCounting"/>
+      <w:lvlText w:val="%1、"/>
+      <w:lvlJc w:val="left"/>
+      <w:pPr>
+        <w:ind w:left="432" w:hanging="432"/>
+      </w:pPr>
+      <w:rPr>
+        <w:rFonts w:hint="default"/>
+      </w:rPr>
+    </w:lvl>
+    <w:lvl w:ilvl="1" w:tplc="04090019" w:tentative="1">
+      <w:start w:val="1"/>
+      <w:numFmt w:val="lowerLetter"/>
+      <w:lvlText w:val="%2)"/>
+      <w:lvlJc w:val="left"/>
+      <w:pPr>
+        <w:ind w:left="880" w:hanging="440"/>
+      </w:pPr>
+    </w:lvl>
+    <w:lvl w:ilvl="2" w:tplc="0409001B" w:tentative="1">
+      <w:start w:val="1"/>
+      <w:numFmt w:val="lowerRoman"/>
+      <w:lvlText w:val="%3."/>
+      <w:lvlJc w:val="right"/>
+      <w:pPr>
+        <w:ind w:left="1320" w:hanging="440"/>
+      </w:pPr>
+    </w:lvl>
+    <w:lvl w:ilvl="3" w:tplc="0409000F" w:tentative="1">
+      <w:start w:val="1"/>
+      <w:numFmt w:val="decimal"/>
+      <w:lvlText w:val="%4."/>
+      <w:lvlJc w:val="left"/>
+      <w:pPr>
+        <w:ind w:left="1760" w:hanging="440"/>
+      </w:pPr>
+    </w:lvl>
+    <w:lvl w:ilvl="4" w:tplc="04090019" w:tentative="1">
+      <w:start w:val="1"/>
+      <w:numFmt w:val="lowerLetter"/>
+      <w:lvlText w:val="%5)"/>
+      <w:lvlJc w:val="left"/>
+      <w:pPr>
+        <w:ind w:left="2200" w:hanging="440"/>
+      </w:pPr>
+    </w:lvl>
+    <w:lvl w:ilvl="5" w:tplc="0409001B" w:tentative="1">
+      <w:start w:val="1"/>
+      <w:numFmt w:val="lowerRoman"/>
+      <w:lvlText w:val="%6."/>
+      <w:lvlJc w:val="right"/>
+      <w:pPr>
+        <w:ind w:left="2640" w:hanging="440"/>
+      </w:pPr>
+    </w:lvl>
+    <w:lvl w:ilvl="6" w:tplc="0409000F" w:tentative="1">
+      <w:start w:val="1"/>
+      <w:numFmt w:val="decimal"/>
+      <w:lvlText w:val="%7."/>
+      <w:lvlJc w:val="left"/>
+      <w:pPr>
+        <w:ind w:left="3080" w:hanging="440"/>
+      </w:pPr>
+    </w:lvl>
+    <w:lvl w:ilvl="7" w:tplc="04090019" w:tentative="1">
+      <w:start w:val="1"/>
+      <w:numFmt w:val="lowerLetter"/>
+      <w:lvlText w:val="%8)"/>
+      <w:lvlJc w:val="left"/>
+      <w:pPr>
+        <w:ind w:left="3520" w:hanging="440"/>
+      </w:pPr>
+    </w:lvl>
+    <w:lvl w:ilvl="8" w:tplc="0409001B" w:tentative="1">
+      <w:start w:val="1"/>
+      <w:numFmt w:val="lowerRoman"/>
+      <w:lvlText w:val="%9."/>
+      <w:lvlJc w:val="right"/>
+      <w:pPr>
+        <w:ind w:left="3960" w:hanging="440"/>
+      </w:pPr>
+    </w:lvl>
+  </w:abstractNum>
+  <w:abstractNum w:abstractNumId="5" w15:restartNumberingAfterBreak="0">
     <w:nsid w:val="55FD0228"/>
     <w:multiLevelType w:val="multilevel"/>
     <w:tmpl w:val="C0F280DE"/>
@@ -949,7 +3713,96 @@
       </w:rPr>
     </w:lvl>
   </w:abstractNum>
-  <w:abstractNum w:abstractNumId="2" w15:restartNumberingAfterBreak="0">
+  <w:abstractNum w:abstractNumId="6" w15:restartNumberingAfterBreak="0">
+    <w:nsid w:val="5D0B4A5F"/>
+    <w:multiLevelType w:val="hybridMultilevel"/>
+    <w:tmpl w:val="F0D6EFDE"/>
+    <w:lvl w:ilvl="0" w:tplc="26808312">
+      <w:start w:val="1"/>
+      <w:numFmt w:val="decimal"/>
+      <w:lvlText w:val="%1、"/>
+      <w:lvlJc w:val="left"/>
+      <w:pPr>
+        <w:ind w:left="360" w:hanging="360"/>
+      </w:pPr>
+      <w:rPr>
+        <w:rFonts w:hint="default"/>
+      </w:rPr>
+    </w:lvl>
+    <w:lvl w:ilvl="1" w:tplc="04090019" w:tentative="1">
+      <w:start w:val="1"/>
+      <w:numFmt w:val="lowerLetter"/>
+      <w:lvlText w:val="%2)"/>
+      <w:lvlJc w:val="left"/>
+      <w:pPr>
+        <w:ind w:left="880" w:hanging="440"/>
+      </w:pPr>
+    </w:lvl>
+    <w:lvl w:ilvl="2" w:tplc="0409001B" w:tentative="1">
+      <w:start w:val="1"/>
+      <w:numFmt w:val="lowerRoman"/>
+      <w:lvlText w:val="%3."/>
+      <w:lvlJc w:val="right"/>
+      <w:pPr>
+        <w:ind w:left="1320" w:hanging="440"/>
+      </w:pPr>
+    </w:lvl>
+    <w:lvl w:ilvl="3" w:tplc="0409000F" w:tentative="1">
+      <w:start w:val="1"/>
+      <w:numFmt w:val="decimal"/>
+      <w:lvlText w:val="%4."/>
+      <w:lvlJc w:val="left"/>
+      <w:pPr>
+        <w:ind w:left="1760" w:hanging="440"/>
+      </w:pPr>
+    </w:lvl>
+    <w:lvl w:ilvl="4" w:tplc="04090019" w:tentative="1">
+      <w:start w:val="1"/>
+      <w:numFmt w:val="lowerLetter"/>
+      <w:lvlText w:val="%5)"/>
+      <w:lvlJc w:val="left"/>
+      <w:pPr>
+        <w:ind w:left="2200" w:hanging="440"/>
+      </w:pPr>
+    </w:lvl>
+    <w:lvl w:ilvl="5" w:tplc="0409001B" w:tentative="1">
+      <w:start w:val="1"/>
+      <w:numFmt w:val="lowerRoman"/>
+      <w:lvlText w:val="%6."/>
+      <w:lvlJc w:val="right"/>
+      <w:pPr>
+        <w:ind w:left="2640" w:hanging="440"/>
+      </w:pPr>
+    </w:lvl>
+    <w:lvl w:ilvl="6" w:tplc="0409000F" w:tentative="1">
+      <w:start w:val="1"/>
+      <w:numFmt w:val="decimal"/>
+      <w:lvlText w:val="%7."/>
+      <w:lvlJc w:val="left"/>
+      <w:pPr>
+        <w:ind w:left="3080" w:hanging="440"/>
+      </w:pPr>
+    </w:lvl>
+    <w:lvl w:ilvl="7" w:tplc="04090019" w:tentative="1">
+      <w:start w:val="1"/>
+      <w:numFmt w:val="lowerLetter"/>
+      <w:lvlText w:val="%8)"/>
+      <w:lvlJc w:val="left"/>
+      <w:pPr>
+        <w:ind w:left="3520" w:hanging="440"/>
+      </w:pPr>
+    </w:lvl>
+    <w:lvl w:ilvl="8" w:tplc="0409001B" w:tentative="1">
+      <w:start w:val="1"/>
+      <w:numFmt w:val="lowerRoman"/>
+      <w:lvlText w:val="%9."/>
+      <w:lvlJc w:val="right"/>
+      <w:pPr>
+        <w:ind w:left="3960" w:hanging="440"/>
+      </w:pPr>
+    </w:lvl>
+  </w:abstractNum>
+  <w:abstractNum w:abstractNumId="7" w15:restartNumberingAfterBreak="0">
     <w:nsid w:val="69CE6475"/>
     <w:multiLevelType w:val="hybridMultilevel"/>
     <w:tmpl w:val="EA763DFE"/>
@@ -1038,13 +3891,120 @@
       </w:pPr>
     </w:lvl>
   </w:abstractNum>
+  <w:abstractNum w:abstractNumId="8" w15:restartNumberingAfterBreak="0">
+    <w:nsid w:val="6EB03716"/>
+    <w:multiLevelType w:val="hybridMultilevel"/>
+    <w:tmpl w:val="1B82C136"/>
+    <w:lvl w:ilvl="0" w:tplc="AA2E2A68">
+      <w:start w:val="1"/>
+      <w:numFmt w:val="decimal"/>
+      <w:lvlText w:val="%1."/>
+      <w:lvlJc w:val="left"/>
+      <w:pPr>
+        <w:ind w:left="360" w:hanging="360"/>
+      </w:pPr>
+      <w:rPr>
+        <w:rFonts w:hint="default"/>
+      </w:rPr>
+    </w:lvl>
+    <w:lvl w:ilvl="1" w:tplc="04090019" w:tentative="1">
+      <w:start w:val="1"/>
+      <w:numFmt w:val="lowerLetter"/>
+      <w:lvlText w:val="%2)"/>
+      <w:lvlJc w:val="left"/>
+      <w:pPr>
+        <w:ind w:left="880" w:hanging="440"/>
+      </w:pPr>
+    </w:lvl>
+    <w:lvl w:ilvl="2" w:tplc="0409001B" w:tentative="1">
+      <w:start w:val="1"/>
+      <w:numFmt w:val="lowerRoman"/>
+      <w:lvlText w:val="%3."/>
+      <w:lvlJc w:val="right"/>
+      <w:pPr>
+        <w:ind w:left="1320" w:hanging="440"/>
+      </w:pPr>
+    </w:lvl>
+    <w:lvl w:ilvl="3" w:tplc="0409000F" w:tentative="1">
+      <w:start w:val="1"/>
+      <w:numFmt w:val="decimal"/>
+      <w:lvlText w:val="%4."/>
+      <w:lvlJc w:val="left"/>
+      <w:pPr>
+        <w:ind w:left="1760" w:hanging="440"/>
+      </w:pPr>
+    </w:lvl>
+    <w:lvl w:ilvl="4" w:tplc="04090019" w:tentative="1">
+      <w:start w:val="1"/>
+      <w:numFmt w:val="lowerLetter"/>
+      <w:lvlText w:val="%5)"/>
+      <w:lvlJc w:val="left"/>
+      <w:pPr>
+        <w:ind w:left="2200" w:hanging="440"/>
+      </w:pPr>
+    </w:lvl>
+    <w:lvl w:ilvl="5" w:tplc="0409001B" w:tentative="1">
+      <w:start w:val="1"/>
+      <w:numFmt w:val="lowerRoman"/>
+      <w:lvlText w:val="%6."/>
+      <w:lvlJc w:val="right"/>
+      <w:pPr>
+        <w:ind w:left="2640" w:hanging="440"/>
+      </w:pPr>
+    </w:lvl>
+    <w:lvl w:ilvl="6" w:tplc="0409000F" w:tentative="1">
+      <w:start w:val="1"/>
+      <w:numFmt w:val="decimal"/>
+      <w:lvlText w:val="%7."/>
+      <w:lvlJc w:val="left"/>
+      <w:pPr>
+        <w:ind w:left="3080" w:hanging="440"/>
+      </w:pPr>
+    </w:lvl>
+    <w:lvl w:ilvl="7" w:tplc="04090019" w:tentative="1">
+      <w:start w:val="1"/>
+      <w:numFmt w:val="lowerLetter"/>
+      <w:lvlText w:val="%8)"/>
+      <w:lvlJc w:val="left"/>
+      <w:pPr>
+        <w:ind w:left="3520" w:hanging="440"/>
+      </w:pPr>
+    </w:lvl>
+    <w:lvl w:ilvl="8" w:tplc="0409001B" w:tentative="1">
+      <w:start w:val="1"/>
+      <w:numFmt w:val="lowerRoman"/>
+      <w:lvlText w:val="%9."/>
+      <w:lvlJc w:val="right"/>
+      <w:pPr>
+        <w:ind w:left="3960" w:hanging="440"/>
+      </w:pPr>
+    </w:lvl>
+  </w:abstractNum>
   <w:num w:numId="1" w16cid:durableId="1255437523">
+    <w:abstractNumId w:val="3"/>
+  </w:num>
+  <w:num w:numId="2" w16cid:durableId="911235867">
+    <w:abstractNumId w:val="5"/>
+  </w:num>
+  <w:num w:numId="3" w16cid:durableId="1011028068">
+    <w:abstractNumId w:val="7"/>
+  </w:num>
+  <w:num w:numId="4" w16cid:durableId="461576885">
+    <w:abstractNumId w:val="8"/>
+  </w:num>
+  <w:num w:numId="5" w16cid:durableId="290791763">
+    <w:abstractNumId w:val="1"/>
+  </w:num>
+  <w:num w:numId="6" w16cid:durableId="1477797014">
+    <w:abstractNumId w:val="6"/>
+  </w:num>
+  <w:num w:numId="7" w16cid:durableId="1656254804">
     <w:abstractNumId w:val="0"/>
   </w:num>
-  <w:num w:numId="2" w16cid:durableId="911235867">
-    <w:abstractNumId w:val="1"/>
+  <w:num w:numId="8" w16cid:durableId="1614440395">
+    <w:abstractNumId w:val="4"/>
   </w:num>
-  <w:num w:numId="3" w16cid:durableId="1011028068">
+  <w:num w:numId="9" w16cid:durableId="1737127590">
     <w:abstractNumId w:val="2"/>
   </w:num>
 </w:numbering>

--- a/前端/12.9课时1.docx
+++ b/前端/12.9课时1.docx
@@ -245,7 +245,21 @@
         <w:rPr>
           <w:rFonts w:hint="eastAsia"/>
         </w:rPr>
-        <w:t>T：从零到一实现系统烧录工具，能够可靠识别设备（），烧录能力，完整性保障</w:t>
+        <w:t>T：从零到</w:t>
+      </w:r>
+      <w:proofErr w:type="gramStart"/>
+      <w:r>
+        <w:rPr>
+          <w:rFonts w:hint="eastAsia"/>
+        </w:rPr>
+        <w:t>一</w:t>
+      </w:r>
+      <w:proofErr w:type="gramEnd"/>
+      <w:r>
+        <w:rPr>
+          <w:rFonts w:hint="eastAsia"/>
+        </w:rPr>
+        <w:t>实现系统烧录工具，能够可靠识别设备（），烧录能力，完整性保障</w:t>
       </w:r>
     </w:p>
     <w:p>
@@ -276,7 +290,14 @@
         <w:rPr>
           <w:rFonts w:hint="eastAsia"/>
         </w:rPr>
-        <w:t>专业的烧录能力：集成</w:t>
+        <w:t>专业的烧录能力：</w:t>
+      </w:r>
+      <w:proofErr w:type="gramStart"/>
+      <w:r>
+        <w:rPr>
+          <w:rFonts w:hint="eastAsia"/>
+        </w:rPr>
+        <w:t>集成</w:t>
       </w:r>
       <w:r>
         <w:rPr>
@@ -284,8 +305,27 @@
           <w:color w:val="000000"/>
           <w:sz w:val="22"/>
         </w:rPr>
-        <w:t>集成etcher-image-write实现专业级镜像烧录功能</w:t>
-      </w:r>
+        <w:t>集成</w:t>
+      </w:r>
+      <w:proofErr w:type="gramEnd"/>
+      <w:r>
+        <w:rPr>
+          <w:rFonts w:ascii="微软雅黑" w:eastAsia="微软雅黑" w:hAnsi="微软雅黑"/>
+          <w:color w:val="000000"/>
+          <w:sz w:val="22"/>
+        </w:rPr>
+        <w:t>etcher-image-write实现专业级镜像烧</w:t>
+      </w:r>
+      <w:proofErr w:type="gramStart"/>
+      <w:r>
+        <w:rPr>
+          <w:rFonts w:ascii="微软雅黑" w:eastAsia="微软雅黑" w:hAnsi="微软雅黑"/>
+          <w:color w:val="000000"/>
+          <w:sz w:val="22"/>
+        </w:rPr>
+        <w:t>录功能</w:t>
+      </w:r>
+      <w:proofErr w:type="gramEnd"/>
       <w:r>
         <w:rPr>
           <w:rFonts w:ascii="微软雅黑" w:eastAsia="微软雅黑" w:hAnsi="微软雅黑" w:hint="eastAsia"/>
@@ -312,7 +352,35 @@
           <w:color w:val="000000"/>
           <w:sz w:val="22"/>
         </w:rPr>
-        <w:t>使用drivelist库实现跨平台驱动器枚举和管理</w:t>
+        <w:t>使用</w:t>
+      </w:r>
+      <w:proofErr w:type="spellStart"/>
+      <w:r>
+        <w:rPr>
+          <w:rFonts w:ascii="微软雅黑" w:eastAsia="微软雅黑" w:hAnsi="微软雅黑"/>
+          <w:color w:val="000000"/>
+          <w:sz w:val="22"/>
+        </w:rPr>
+        <w:t>drivelist</w:t>
+      </w:r>
+      <w:proofErr w:type="spellEnd"/>
+      <w:proofErr w:type="gramStart"/>
+      <w:r>
+        <w:rPr>
+          <w:rFonts w:ascii="微软雅黑" w:eastAsia="微软雅黑" w:hAnsi="微软雅黑"/>
+          <w:color w:val="000000"/>
+          <w:sz w:val="22"/>
+        </w:rPr>
+        <w:t>库实现</w:t>
+      </w:r>
+      <w:proofErr w:type="gramEnd"/>
+      <w:r>
+        <w:rPr>
+          <w:rFonts w:ascii="微软雅黑" w:eastAsia="微软雅黑" w:hAnsi="微软雅黑"/>
+          <w:color w:val="000000"/>
+          <w:sz w:val="22"/>
+        </w:rPr>
+        <w:t>跨平台驱动器枚举和管理</w:t>
       </w:r>
     </w:p>
     <w:p>
@@ -332,7 +400,25 @@
           <w:color w:val="000000"/>
           <w:sz w:val="22"/>
         </w:rPr>
-        <w:t>安全下载，进度可视化：开发固件下载模板，结合ipc进程通信进行完整新校验，降低与实际不一致的风险</w:t>
+        <w:t>安全下载，进度可视化：开发固件下载模板，结合</w:t>
+      </w:r>
+      <w:proofErr w:type="spellStart"/>
+      <w:r>
+        <w:rPr>
+          <w:rFonts w:ascii="微软雅黑" w:eastAsia="微软雅黑" w:hAnsi="微软雅黑" w:hint="eastAsia"/>
+          <w:color w:val="000000"/>
+          <w:sz w:val="22"/>
+        </w:rPr>
+        <w:t>ipc</w:t>
+      </w:r>
+      <w:proofErr w:type="spellEnd"/>
+      <w:r>
+        <w:rPr>
+          <w:rFonts w:ascii="微软雅黑" w:eastAsia="微软雅黑" w:hAnsi="微软雅黑" w:hint="eastAsia"/>
+          <w:color w:val="000000"/>
+          <w:sz w:val="22"/>
+        </w:rPr>
+        <w:t>进程通信进行完整新校验，降低与实际不一致的风险</w:t>
       </w:r>
     </w:p>
     <w:p>
@@ -381,11 +467,19 @@
           <w:rFonts w:hint="eastAsia"/>
         </w:rPr>
       </w:pPr>
-      <w:r>
-        <w:rPr>
-          <w:rFonts w:hint="eastAsia"/>
-        </w:rPr>
-        <w:t>Ipc通信保证进度可信不阻塞UI：利用electron+vue3，进行解耦，</w:t>
+      <w:proofErr w:type="spellStart"/>
+      <w:r>
+        <w:rPr>
+          <w:rFonts w:hint="eastAsia"/>
+        </w:rPr>
+        <w:t>Ipc</w:t>
+      </w:r>
+      <w:proofErr w:type="spellEnd"/>
+      <w:r>
+        <w:rPr>
+          <w:rFonts w:hint="eastAsia"/>
+        </w:rPr>
+        <w:t>通信保证进度可信不阻塞UI：利用electron+vue3，进行解耦，</w:t>
       </w:r>
     </w:p>
     <w:p>
@@ -417,12 +511,28 @@
           <w:rFonts w:hint="eastAsia"/>
         </w:rPr>
       </w:pPr>
-      <w:r>
-        <w:rPr>
-          <w:rFonts w:hint="eastAsia"/>
-        </w:rPr>
-        <w:t>烧录传列入抽象成状态积</w:t>
-      </w:r>
+      <w:proofErr w:type="gramStart"/>
+      <w:r>
+        <w:rPr>
+          <w:rFonts w:hint="eastAsia"/>
+        </w:rPr>
+        <w:t>烧录传列入</w:t>
+      </w:r>
+      <w:proofErr w:type="gramEnd"/>
+      <w:r>
+        <w:rPr>
+          <w:rFonts w:hint="eastAsia"/>
+        </w:rPr>
+        <w:t>抽象</w:t>
+      </w:r>
+      <w:proofErr w:type="gramStart"/>
+      <w:r>
+        <w:rPr>
+          <w:rFonts w:hint="eastAsia"/>
+        </w:rPr>
+        <w:t>成状态积</w:t>
+      </w:r>
+      <w:proofErr w:type="gramEnd"/>
     </w:p>
     <w:p>
       <w:pPr>
@@ -435,11 +545,19 @@
           <w:rFonts w:hint="eastAsia"/>
         </w:rPr>
       </w:pPr>
-      <w:r>
-        <w:rPr>
-          <w:rFonts w:hint="eastAsia"/>
-        </w:rPr>
-        <w:t>Ipc消息包含：downloading，validate, writing，checking，error，done</w:t>
+      <w:proofErr w:type="spellStart"/>
+      <w:r>
+        <w:rPr>
+          <w:rFonts w:hint="eastAsia"/>
+        </w:rPr>
+        <w:t>Ipc</w:t>
+      </w:r>
+      <w:proofErr w:type="spellEnd"/>
+      <w:r>
+        <w:rPr>
+          <w:rFonts w:hint="eastAsia"/>
+        </w:rPr>
+        <w:t>消息包含：downloading，validate, writing，checking，error，done</w:t>
       </w:r>
     </w:p>
     <w:p>
@@ -491,7 +609,21 @@
         <w:rPr>
           <w:rFonts w:hint="eastAsia"/>
         </w:rPr>
-        <w:t>飞书内嵌周报系统</w:t>
+        <w:t>飞书内</w:t>
+      </w:r>
+      <w:proofErr w:type="gramStart"/>
+      <w:r>
+        <w:rPr>
+          <w:rFonts w:hint="eastAsia"/>
+        </w:rPr>
+        <w:t>嵌</w:t>
+      </w:r>
+      <w:proofErr w:type="gramEnd"/>
+      <w:r>
+        <w:rPr>
+          <w:rFonts w:hint="eastAsia"/>
+        </w:rPr>
+        <w:t>周报系统</w:t>
       </w:r>
     </w:p>
     <w:p>
@@ -546,27 +678,55 @@
         <w:rPr>
           <w:rFonts w:hint="eastAsia"/>
         </w:rPr>
-        <w:t>折叠的数据加载模式，tiptap库</w:t>
-      </w:r>
-    </w:p>
-    <w:p>
-      <w:pPr>
-        <w:rPr>
-          <w:rFonts w:hint="eastAsia"/>
-        </w:rPr>
-      </w:pPr>
-    </w:p>
-    <w:p>
-      <w:pPr>
-        <w:rPr>
-          <w:rFonts w:hint="eastAsia"/>
-        </w:rPr>
-      </w:pPr>
-      <w:r>
-        <w:rPr>
-          <w:rFonts w:hint="eastAsia"/>
-        </w:rPr>
-        <w:t>R：交付了一个周报的web和飞书双场景的应用，提高内部人员组织协调能力，实时查看项目</w:t>
+        <w:t>折叠的数据加载模式，</w:t>
+      </w:r>
+      <w:proofErr w:type="spellStart"/>
+      <w:r>
+        <w:rPr>
+          <w:rFonts w:hint="eastAsia"/>
+        </w:rPr>
+        <w:t>tiptap</w:t>
+      </w:r>
+      <w:proofErr w:type="spellEnd"/>
+      <w:r>
+        <w:rPr>
+          <w:rFonts w:hint="eastAsia"/>
+        </w:rPr>
+        <w:t>库</w:t>
+      </w:r>
+    </w:p>
+    <w:p>
+      <w:pPr>
+        <w:rPr>
+          <w:rFonts w:hint="eastAsia"/>
+        </w:rPr>
+      </w:pPr>
+    </w:p>
+    <w:p>
+      <w:pPr>
+        <w:rPr>
+          <w:rFonts w:hint="eastAsia"/>
+        </w:rPr>
+      </w:pPr>
+      <w:r>
+        <w:rPr>
+          <w:rFonts w:hint="eastAsia"/>
+        </w:rPr>
+        <w:t>R：交付了一个周报的web和</w:t>
+      </w:r>
+      <w:proofErr w:type="gramStart"/>
+      <w:r>
+        <w:rPr>
+          <w:rFonts w:hint="eastAsia"/>
+        </w:rPr>
+        <w:t>飞书双场景</w:t>
+      </w:r>
+      <w:proofErr w:type="gramEnd"/>
+      <w:r>
+        <w:rPr>
+          <w:rFonts w:hint="eastAsia"/>
+        </w:rPr>
+        <w:t>的应用，提高内部人员组织协调能力，实时查看项目</w:t>
       </w:r>
     </w:p>
     <w:p>
@@ -817,7 +977,21 @@
         <w:rPr>
           <w:rFonts w:hint="eastAsia"/>
         </w:rPr>
-        <w:t>（Github首页：readme介绍、commit绿点、头像、stars</w:t>
+        <w:t>（</w:t>
+      </w:r>
+      <w:proofErr w:type="spellStart"/>
+      <w:r>
+        <w:rPr>
+          <w:rFonts w:hint="eastAsia"/>
+        </w:rPr>
+        <w:t>Github</w:t>
+      </w:r>
+      <w:proofErr w:type="spellEnd"/>
+      <w:r>
+        <w:rPr>
+          <w:rFonts w:hint="eastAsia"/>
+        </w:rPr>
+        <w:t>首页：readme介绍、commit绿点、头像、stars</w:t>
       </w:r>
     </w:p>
     <w:p>
@@ -876,7 +1050,21 @@
         <w:rPr>
           <w:rFonts w:hint="eastAsia"/>
         </w:rPr>
-        <w:t>工作经历上方写核心优势：</w:t>
+        <w:t>工作经历上方</w:t>
+      </w:r>
+      <w:proofErr w:type="gramStart"/>
+      <w:r>
+        <w:rPr>
+          <w:rFonts w:hint="eastAsia"/>
+        </w:rPr>
+        <w:t>写核心</w:t>
+      </w:r>
+      <w:proofErr w:type="gramEnd"/>
+      <w:r>
+        <w:rPr>
+          <w:rFonts w:hint="eastAsia"/>
+        </w:rPr>
+        <w:t>优势：</w:t>
       </w:r>
     </w:p>
     <w:p>
@@ -912,7 +1100,49 @@
         <w:rPr>
           <w:rFonts w:hint="eastAsia"/>
         </w:rPr>
-        <w:t>有利于在toB的平台类岗位快速落地技术方案，企业级内部工具从0到1落地能力，独立完成飞书内嵌周报系统，从需求的梳理到技术选型到上线，真正把系统作为团队的协作工具。</w:t>
+        <w:t>有利于在</w:t>
+      </w:r>
+      <w:proofErr w:type="spellStart"/>
+      <w:r>
+        <w:rPr>
+          <w:rFonts w:hint="eastAsia"/>
+        </w:rPr>
+        <w:t>toB</w:t>
+      </w:r>
+      <w:proofErr w:type="spellEnd"/>
+      <w:r>
+        <w:rPr>
+          <w:rFonts w:hint="eastAsia"/>
+        </w:rPr>
+        <w:t>的平台类岗位快速落地技术方案，企业</w:t>
+      </w:r>
+      <w:proofErr w:type="gramStart"/>
+      <w:r>
+        <w:rPr>
+          <w:rFonts w:hint="eastAsia"/>
+        </w:rPr>
+        <w:t>级内部</w:t>
+      </w:r>
+      <w:proofErr w:type="gramEnd"/>
+      <w:r>
+        <w:rPr>
+          <w:rFonts w:hint="eastAsia"/>
+        </w:rPr>
+        <w:t>工具从0到1落地能力，独立完成飞书内</w:t>
+      </w:r>
+      <w:proofErr w:type="gramStart"/>
+      <w:r>
+        <w:rPr>
+          <w:rFonts w:hint="eastAsia"/>
+        </w:rPr>
+        <w:t>嵌</w:t>
+      </w:r>
+      <w:proofErr w:type="gramEnd"/>
+      <w:r>
+        <w:rPr>
+          <w:rFonts w:hint="eastAsia"/>
+        </w:rPr>
+        <w:t>周报系统，从需求的梳理到技术选型到上线，真正把系统作为团队的协作工具。</w:t>
       </w:r>
     </w:p>
     <w:p>
@@ -930,8 +1160,30 @@
         <w:rPr>
           <w:rFonts w:hint="eastAsia"/>
         </w:rPr>
-        <w:t>跨平台桌面的系统能力，独立设计硬件钱包固件烧录工具，覆盖Windows、Linux、macos三端，对底层 和</w:t>
-      </w:r>
+        <w:t>跨平台桌面的系统能力，独立设计硬件钱包固件烧录工具，覆盖Windows、Linux、</w:t>
+      </w:r>
+      <w:proofErr w:type="spellStart"/>
+      <w:r>
+        <w:rPr>
+          <w:rFonts w:hint="eastAsia"/>
+        </w:rPr>
+        <w:t>macos</w:t>
+      </w:r>
+      <w:proofErr w:type="spellEnd"/>
+      <w:r>
+        <w:rPr>
+          <w:rFonts w:hint="eastAsia"/>
+        </w:rPr>
+        <w:t xml:space="preserve">三端，对底层 </w:t>
+      </w:r>
+      <w:proofErr w:type="gramStart"/>
+      <w:r>
+        <w:rPr>
+          <w:rFonts w:hint="eastAsia"/>
+        </w:rPr>
+        <w:t>和</w:t>
+      </w:r>
+      <w:proofErr w:type="gramEnd"/>
     </w:p>
     <w:p>
       <w:pPr>
@@ -948,7 +1200,21 @@
         <w:rPr>
           <w:rFonts w:hint="eastAsia"/>
         </w:rPr>
-        <w:t>自动化与AI工具链的实践，有基于Langchain的企业知识库的，编写自动化脚本，降低人工错误率，对接多家交易所API，实现监控预警和自动交易</w:t>
+        <w:t>自动化与AI工具链的实践，有基于</w:t>
+      </w:r>
+      <w:proofErr w:type="spellStart"/>
+      <w:r>
+        <w:rPr>
+          <w:rFonts w:hint="eastAsia"/>
+        </w:rPr>
+        <w:t>Langchain</w:t>
+      </w:r>
+      <w:proofErr w:type="spellEnd"/>
+      <w:r>
+        <w:rPr>
+          <w:rFonts w:hint="eastAsia"/>
+        </w:rPr>
+        <w:t>的企业知识库的，编写自动化脚本，降低人工错误率，对接多家交易所API，实现监控预警和自动交易</w:t>
       </w:r>
     </w:p>
     <w:p>
@@ -1121,24 +1387,28 @@
           <w:rFonts w:hint="eastAsia"/>
         </w:rPr>
       </w:pPr>
+      <w:proofErr w:type="spellStart"/>
       <w:r>
         <w:rPr>
           <w:rFonts w:hint="eastAsia"/>
         </w:rPr>
         <w:t>AntD</w:t>
       </w:r>
+      <w:proofErr w:type="spellEnd"/>
       <w:r>
         <w:rPr>
           <w:rFonts w:hint="eastAsia"/>
         </w:rPr>
         <w:t>、</w:t>
       </w:r>
+      <w:proofErr w:type="spellStart"/>
       <w:r>
         <w:rPr>
           <w:rFonts w:hint="eastAsia"/>
         </w:rPr>
         <w:t>ECharts</w:t>
       </w:r>
+      <w:proofErr w:type="spellEnd"/>
       <w:r>
         <w:rPr>
           <w:rFonts w:hint="eastAsia"/>
@@ -1192,24 +1462,28 @@
         </w:rPr>
         <w:t xml:space="preserve">git, </w:t>
       </w:r>
+      <w:proofErr w:type="spellStart"/>
       <w:r>
         <w:rPr>
           <w:rFonts w:hint="eastAsia"/>
         </w:rPr>
         <w:t>vite</w:t>
       </w:r>
+      <w:proofErr w:type="spellEnd"/>
       <w:r>
         <w:rPr>
           <w:rFonts w:hint="eastAsia"/>
         </w:rPr>
         <w:t xml:space="preserve">, </w:t>
       </w:r>
+      <w:proofErr w:type="spellStart"/>
       <w:r>
         <w:rPr>
           <w:rFonts w:hint="eastAsia"/>
         </w:rPr>
         <w:t>ESLint</w:t>
       </w:r>
+      <w:proofErr w:type="spellEnd"/>
       <w:r>
         <w:rPr>
           <w:rFonts w:hint="eastAsia"/>
@@ -1306,7 +1580,21 @@
         <w:rPr>
           <w:rFonts w:hint="eastAsia"/>
         </w:rPr>
-        <w:t>项目再加一个技术栈，只写技术名词，</w:t>
+        <w:t>项目再加一个技术</w:t>
+      </w:r>
+      <w:proofErr w:type="gramStart"/>
+      <w:r>
+        <w:rPr>
+          <w:rFonts w:hint="eastAsia"/>
+        </w:rPr>
+        <w:t>栈</w:t>
+      </w:r>
+      <w:proofErr w:type="gramEnd"/>
+      <w:r>
+        <w:rPr>
+          <w:rFonts w:hint="eastAsia"/>
+        </w:rPr>
+        <w:t>，只写技术名词，</w:t>
       </w:r>
     </w:p>
     <w:p>
@@ -1356,8 +1644,20 @@
         <w:t>12.16</w:t>
       </w:r>
     </w:p>
-    <w:p/>
-    <w:p/>
+    <w:p>
+      <w:pPr>
+        <w:rPr>
+          <w:rFonts w:hint="eastAsia"/>
+        </w:rPr>
+      </w:pPr>
+    </w:p>
+    <w:p>
+      <w:pPr>
+        <w:rPr>
+          <w:rFonts w:hint="eastAsia"/>
+        </w:rPr>
+      </w:pPr>
+    </w:p>
     <w:p>
       <w:pPr>
         <w:pStyle w:val="1"/>
@@ -1409,13 +1709,35 @@
         </w:rPr>
       </w:pPr>
       <w:r>
-        <w:t>我是杨佳琳，毕业于上海财经大学数据科学与大数据技术专业</w:t>
-      </w:r>
-      <w:r>
-        <w:rPr>
-          <w:rFonts w:hint="eastAsia"/>
-        </w:rPr>
-        <w:t>，求职岗位是端开发工程师</w:t>
+        <w:t>我是</w:t>
+      </w:r>
+      <w:proofErr w:type="gramStart"/>
+      <w:r>
+        <w:t>杨佳琳</w:t>
+      </w:r>
+      <w:proofErr w:type="gramEnd"/>
+      <w:r>
+        <w:t>，毕业于上海财经大学数据科学与大数据技术专业</w:t>
+      </w:r>
+      <w:r>
+        <w:rPr>
+          <w:rFonts w:hint="eastAsia"/>
+        </w:rPr>
+        <w:t>，求职岗位是</w:t>
+      </w:r>
+      <w:proofErr w:type="gramStart"/>
+      <w:r>
+        <w:rPr>
+          <w:rFonts w:hint="eastAsia"/>
+        </w:rPr>
+        <w:t>端开发</w:t>
+      </w:r>
+      <w:proofErr w:type="gramEnd"/>
+      <w:r>
+        <w:rPr>
+          <w:rFonts w:hint="eastAsia"/>
+        </w:rPr>
+        <w:t>工程师</w:t>
       </w:r>
       <w:r>
         <w:t>。</w:t>
@@ -1476,29 +1798,51 @@
         </w:rPr>
       </w:pPr>
       <w:r>
-        <w:t>第一个是飞书内嵌周报系统，</w:t>
+        <w:t>第一个是飞书内</w:t>
+      </w:r>
+      <w:proofErr w:type="gramStart"/>
+      <w:r>
+        <w:t>嵌</w:t>
+      </w:r>
+      <w:proofErr w:type="gramEnd"/>
+      <w:r>
+        <w:t>周报系统，</w:t>
       </w:r>
       <w:r>
         <w:rPr>
           <w:strike/>
         </w:rPr>
-        <w:t xml:space="preserve">我从零开始负责整个系统的设计、开发和上线。针对海量历史周报数据的展示需求，我封装了高性能的虚拟滚动列表，支持数据筛选和视角切换；为提升编辑体验，基于TipTap深度定制了富文本编辑器；同时通过Redux持久化和多端键盘适配等优化，确保系统稳定运行。该项目已成为团队标准协作工具，显著提升了信息同步效率。 </w:t>
-      </w:r>
-    </w:p>
-    <w:p>
-      <w:pPr>
-        <w:rPr>
-          <w:rFonts w:hint="eastAsia"/>
+        <w:t>我从零开始负责整个系统的设计、开发和上线。针对海量历史周报数据的展示需求，我封装了高性能的虚拟滚动列表，支持数据筛选和视角切换；为提升编辑体验，基于</w:t>
+      </w:r>
+      <w:proofErr w:type="spellStart"/>
+      <w:r>
+        <w:rPr>
           <w:strike/>
         </w:rPr>
-      </w:pPr>
-    </w:p>
-    <w:p>
-      <w:pPr>
-        <w:rPr>
-          <w:rFonts w:hint="eastAsia"/>
+        <w:t>TipTap</w:t>
+      </w:r>
+      <w:proofErr w:type="spellEnd"/>
+      <w:r>
+        <w:rPr>
           <w:strike/>
         </w:rPr>
+        <w:t xml:space="preserve">深度定制了富文本编辑器；同时通过Redux持久化和多端键盘适配等优化，确保系统稳定运行。该项目已成为团队标准协作工具，显著提升了信息同步效率。 </w:t>
+      </w:r>
+    </w:p>
+    <w:p>
+      <w:pPr>
+        <w:rPr>
+          <w:rFonts w:hint="eastAsia"/>
+          <w:strike/>
+        </w:rPr>
+      </w:pPr>
+    </w:p>
+    <w:p>
+      <w:pPr>
+        <w:rPr>
+          <w:rFonts w:hint="eastAsia"/>
+          <w:strike/>
+        </w:rPr>
       </w:pPr>
       <w:r>
         <w:t>第二个项目是硬件钱包固件烧录工具，</w:t>
@@ -1538,7 +1882,15 @@
         </w:rPr>
       </w:pPr>
       <w:r>
-        <w:t xml:space="preserve">此外，我的数据科学背景和AI工程实践经历，使我在技术方案设计时能更好地结合业务需求。曾基于LangChain开发RAG知识库系统，并编写自动化脚本优化业务流程，这种复合背景让我不仅能完成前端开发，更能从系统层面思考技术实现，真正赋能业务发展。 </w:t>
+        <w:t>此外，我的数据科学背景和AI工程实践经历，使我在技术方案设计时能更好地结合业务需求。曾基于</w:t>
+      </w:r>
+      <w:proofErr w:type="spellStart"/>
+      <w:r>
+        <w:t>LangChain</w:t>
+      </w:r>
+      <w:proofErr w:type="spellEnd"/>
+      <w:r>
+        <w:t xml:space="preserve">开发RAG知识库系统，并编写自动化脚本优化业务流程，这种复合背景让我不仅能完成前端开发，更能从系统层面思考技术实现，真正赋能业务发展。 </w:t>
       </w:r>
     </w:p>
     <w:p>
@@ -1840,7 +2192,21 @@
         <w:rPr>
           <w:rFonts w:hint="eastAsia"/>
         </w:rPr>
-        <w:t>自研一个高性能虚拟列表滚动双向加载：支持双向滚动加载、折叠、跳转</w:t>
+        <w:t>自</w:t>
+      </w:r>
+      <w:proofErr w:type="gramStart"/>
+      <w:r>
+        <w:rPr>
+          <w:rFonts w:hint="eastAsia"/>
+        </w:rPr>
+        <w:t>研</w:t>
+      </w:r>
+      <w:proofErr w:type="gramEnd"/>
+      <w:r>
+        <w:rPr>
+          <w:rFonts w:hint="eastAsia"/>
+        </w:rPr>
+        <w:t>一个高性能虚拟列表滚动双向加载：支持双向滚动加载、折叠、跳转</w:t>
       </w:r>
     </w:p>
     <w:p>
@@ -1912,12 +2278,21 @@
         </w:rPr>
         <w:t>支持跳转折叠，</w:t>
       </w:r>
+      <w:proofErr w:type="gramStart"/>
       <w:r>
         <w:rPr>
           <w:rFonts w:hint="eastAsia"/>
           <w:strike/>
         </w:rPr>
-        <w:t>滚动锚点anchor与高度缓存，</w:t>
+        <w:t>滚动锚点</w:t>
+      </w:r>
+      <w:proofErr w:type="gramEnd"/>
+      <w:r>
+        <w:rPr>
+          <w:rFonts w:hint="eastAsia"/>
+          <w:strike/>
+        </w:rPr>
+        <w:t>anchor与高度缓存，</w:t>
       </w:r>
     </w:p>
     <w:p>
@@ -1932,7 +2307,21 @@
         <w:rPr>
           <w:rFonts w:hint="eastAsia"/>
         </w:rPr>
-        <w:t>双向加载：懒加载、滚动位置修正，数据插入</w:t>
+        <w:t>双向加载：</w:t>
+      </w:r>
+      <w:proofErr w:type="gramStart"/>
+      <w:r>
+        <w:rPr>
+          <w:rFonts w:hint="eastAsia"/>
+        </w:rPr>
+        <w:t>懒</w:t>
+      </w:r>
+      <w:proofErr w:type="gramEnd"/>
+      <w:r>
+        <w:rPr>
+          <w:rFonts w:hint="eastAsia"/>
+        </w:rPr>
+        <w:t>加载、滚动位置修正，数据插入</w:t>
       </w:r>
     </w:p>
     <w:p>
@@ -2054,8 +2443,16 @@
         <w:rPr>
           <w:rFonts w:hint="eastAsia"/>
         </w:rPr>
-        <w:t>分段存储，划分成逻辑上的数据块，（例如两三周一个</w:t>
-      </w:r>
+        <w:t>分段存储，划分成逻辑上的数据块，（例如两三周一</w:t>
+      </w:r>
+      <w:proofErr w:type="gramStart"/>
+      <w:r>
+        <w:rPr>
+          <w:rFonts w:hint="eastAsia"/>
+        </w:rPr>
+        <w:t>个</w:t>
+      </w:r>
+      <w:proofErr w:type="gramEnd"/>
       <w:r>
         <w:rPr>
           <w:rFonts w:hint="eastAsia"/>
@@ -2092,7 +2489,21 @@
         <w:rPr>
           <w:rFonts w:hint="eastAsia"/>
         </w:rPr>
-        <w:t>基于索引、时间戳，先进先出，简单淘汰旧的chunk，让数据量回归到安全的阈值</w:t>
+        <w:t>基于索引、时间戳，先进先出，简单淘汰旧的chunk，让数据</w:t>
+      </w:r>
+      <w:proofErr w:type="gramStart"/>
+      <w:r>
+        <w:rPr>
+          <w:rFonts w:hint="eastAsia"/>
+        </w:rPr>
+        <w:t>量回归</w:t>
+      </w:r>
+      <w:proofErr w:type="gramEnd"/>
+      <w:r>
+        <w:rPr>
+          <w:rFonts w:hint="eastAsia"/>
+        </w:rPr>
+        <w:t>到安全的阈值</w:t>
       </w:r>
     </w:p>
     <w:p>
@@ -2131,7 +2542,21 @@
         <w:rPr>
           <w:rFonts w:hint="eastAsia"/>
         </w:rPr>
-        <w:t>用哈希表和双向链表的结合，进行判定，头部放最近使用过的，</w:t>
+        <w:t>用哈希表和双向链表的结合，进行判定，头部</w:t>
+      </w:r>
+      <w:proofErr w:type="gramStart"/>
+      <w:r>
+        <w:rPr>
+          <w:rFonts w:hint="eastAsia"/>
+        </w:rPr>
+        <w:t>放最近</w:t>
+      </w:r>
+      <w:proofErr w:type="gramEnd"/>
+      <w:r>
+        <w:rPr>
+          <w:rFonts w:hint="eastAsia"/>
+        </w:rPr>
+        <w:t>使用过的，</w:t>
       </w:r>
     </w:p>
     <w:p>
@@ -2225,8 +2650,30 @@
         <w:rPr>
           <w:rFonts w:hint="eastAsia"/>
         </w:rPr>
-        <w:t>2. vif vshow</w:t>
-      </w:r>
+        <w:t xml:space="preserve">2. </w:t>
+      </w:r>
+      <w:proofErr w:type="spellStart"/>
+      <w:r>
+        <w:rPr>
+          <w:rFonts w:hint="eastAsia"/>
+        </w:rPr>
+        <w:t>vif</w:t>
+      </w:r>
+      <w:proofErr w:type="spellEnd"/>
+      <w:r>
+        <w:rPr>
+          <w:rFonts w:hint="eastAsia"/>
+        </w:rPr>
+        <w:t xml:space="preserve"> </w:t>
+      </w:r>
+      <w:proofErr w:type="spellStart"/>
+      <w:r>
+        <w:rPr>
+          <w:rFonts w:hint="eastAsia"/>
+        </w:rPr>
+        <w:t>vshow</w:t>
+      </w:r>
+      <w:proofErr w:type="spellEnd"/>
     </w:p>
     <w:p>
       <w:pPr>
@@ -2289,28 +2736,44 @@
         <w:rPr>
           <w:rFonts w:hint="eastAsia"/>
         </w:rPr>
-        <w:t>6. 服务端返回尺寸，api返回尺寸</w:t>
-      </w:r>
-    </w:p>
-    <w:p>
-      <w:pPr>
-        <w:rPr>
-          <w:rFonts w:hint="eastAsia"/>
-        </w:rPr>
-      </w:pPr>
-    </w:p>
-    <w:p>
-      <w:pPr>
-        <w:rPr>
-          <w:rFonts w:hint="eastAsia"/>
-        </w:rPr>
-      </w:pPr>
+        <w:t>6. 服务端返回尺寸，</w:t>
+      </w:r>
+      <w:proofErr w:type="spellStart"/>
+      <w:r>
+        <w:rPr>
+          <w:rFonts w:hint="eastAsia"/>
+        </w:rPr>
+        <w:t>api</w:t>
+      </w:r>
+      <w:proofErr w:type="spellEnd"/>
+      <w:r>
+        <w:rPr>
+          <w:rFonts w:hint="eastAsia"/>
+        </w:rPr>
+        <w:t>返回尺寸</w:t>
+      </w:r>
+    </w:p>
+    <w:p>
+      <w:pPr>
+        <w:rPr>
+          <w:rFonts w:hint="eastAsia"/>
+        </w:rPr>
+      </w:pPr>
+    </w:p>
+    <w:p>
+      <w:pPr>
+        <w:rPr>
+          <w:rFonts w:hint="eastAsia"/>
+        </w:rPr>
+      </w:pPr>
+      <w:proofErr w:type="spellStart"/>
       <w:r>
         <w:rPr>
           <w:rFonts w:hint="eastAsia"/>
         </w:rPr>
         <w:t>Tiptap</w:t>
       </w:r>
+      <w:proofErr w:type="spellEnd"/>
     </w:p>
     <w:p>
       <w:pPr>
@@ -2331,7 +2794,21 @@
         <w:rPr>
           <w:rFonts w:hint="eastAsia"/>
         </w:rPr>
-        <w:t>），写一半会丢稿等</w:t>
+        <w:t>），</w:t>
+      </w:r>
+      <w:proofErr w:type="gramStart"/>
+      <w:r>
+        <w:rPr>
+          <w:rFonts w:hint="eastAsia"/>
+        </w:rPr>
+        <w:t>写一半</w:t>
+      </w:r>
+      <w:proofErr w:type="gramEnd"/>
+      <w:r>
+        <w:rPr>
+          <w:rFonts w:hint="eastAsia"/>
+        </w:rPr>
+        <w:t>会丢稿等</w:t>
       </w:r>
     </w:p>
     <w:p>
@@ -2370,7 +2847,35 @@
         <w:rPr>
           <w:rFonts w:hint="eastAsia"/>
         </w:rPr>
-        <w:t>一、tiptap二次开发：对tiptap暴露的API接口进行配置，做了#、@等功能</w:t>
+        <w:t>一、</w:t>
+      </w:r>
+      <w:proofErr w:type="spellStart"/>
+      <w:r>
+        <w:rPr>
+          <w:rFonts w:hint="eastAsia"/>
+        </w:rPr>
+        <w:t>tiptap</w:t>
+      </w:r>
+      <w:proofErr w:type="spellEnd"/>
+      <w:r>
+        <w:rPr>
+          <w:rFonts w:hint="eastAsia"/>
+        </w:rPr>
+        <w:t>二次开发：对</w:t>
+      </w:r>
+      <w:proofErr w:type="spellStart"/>
+      <w:r>
+        <w:rPr>
+          <w:rFonts w:hint="eastAsia"/>
+        </w:rPr>
+        <w:t>tiptap</w:t>
+      </w:r>
+      <w:proofErr w:type="spellEnd"/>
+      <w:r>
+        <w:rPr>
+          <w:rFonts w:hint="eastAsia"/>
+        </w:rPr>
+        <w:t>暴露的API接口进行配置，做了#、@等功能</w:t>
       </w:r>
     </w:p>
     <w:p>
@@ -2474,7 +2979,35 @@
         <w:rPr>
           <w:rFonts w:hint="eastAsia"/>
         </w:rPr>
-        <w:t>iOS的100vh不等于视口高度，用dvh解决移动端浏览器ui动态变化推出的新标准（</w:t>
+        <w:t>iOS的100vh不等于视口高度，用</w:t>
+      </w:r>
+      <w:proofErr w:type="spellStart"/>
+      <w:r>
+        <w:rPr>
+          <w:rFonts w:hint="eastAsia"/>
+        </w:rPr>
+        <w:t>dvh</w:t>
+      </w:r>
+      <w:proofErr w:type="spellEnd"/>
+      <w:r>
+        <w:rPr>
+          <w:rFonts w:hint="eastAsia"/>
+        </w:rPr>
+        <w:t>解决移动端浏览器</w:t>
+      </w:r>
+      <w:proofErr w:type="spellStart"/>
+      <w:r>
+        <w:rPr>
+          <w:rFonts w:hint="eastAsia"/>
+        </w:rPr>
+        <w:t>ui</w:t>
+      </w:r>
+      <w:proofErr w:type="spellEnd"/>
+      <w:r>
+        <w:rPr>
+          <w:rFonts w:hint="eastAsia"/>
+        </w:rPr>
+        <w:t>动态变化推出的新标准（</w:t>
       </w:r>
       <w:r>
         <w:rPr>
@@ -2560,7 +3093,35 @@
         <w:rPr>
           <w:rFonts w:hint="eastAsia"/>
         </w:rPr>
-        <w:t>节流、防抖函数：防止输入卡顿、监听防抖，JSON序列化防抖优化</w:t>
+        <w:t>节流、防抖函数：防止</w:t>
+      </w:r>
+      <w:proofErr w:type="gramStart"/>
+      <w:r>
+        <w:rPr>
+          <w:rFonts w:hint="eastAsia"/>
+        </w:rPr>
+        <w:t>输入卡顿</w:t>
+      </w:r>
+      <w:proofErr w:type="gramEnd"/>
+      <w:r>
+        <w:rPr>
+          <w:rFonts w:hint="eastAsia"/>
+        </w:rPr>
+        <w:t>、监听防抖，JSON</w:t>
+      </w:r>
+      <w:proofErr w:type="gramStart"/>
+      <w:r>
+        <w:rPr>
+          <w:rFonts w:hint="eastAsia"/>
+        </w:rPr>
+        <w:t>序列化防</w:t>
+      </w:r>
+      <w:proofErr w:type="gramEnd"/>
+      <w:r>
+        <w:rPr>
+          <w:rFonts w:hint="eastAsia"/>
+        </w:rPr>
+        <w:t>抖优化</w:t>
       </w:r>
     </w:p>
     <w:p>
@@ -2633,38 +3194,40 @@
         <w:t>）函数</w:t>
       </w:r>
     </w:p>
-    <w:p/>
-    <w:p/>
+    <w:p>
+      <w:pPr>
+        <w:rPr>
+          <w:rFonts w:hint="eastAsia"/>
+        </w:rPr>
+      </w:pPr>
+    </w:p>
+    <w:p>
+      <w:pPr>
+        <w:rPr>
+          <w:rFonts w:hint="eastAsia"/>
+        </w:rPr>
+      </w:pPr>
+    </w:p>
     <w:p>
       <w:pPr>
         <w:pStyle w:val="1"/>
-      </w:pPr>
-      <w:r>
-        <w:rPr>
-          <w:rFonts w:hint="eastAsia"/>
-        </w:rPr>
-        <w:t>12.</w:t>
-      </w:r>
-      <w:r>
-        <w:rPr>
-          <w:rFonts w:hint="eastAsia"/>
-        </w:rPr>
-        <w:t>23</w:t>
-      </w:r>
-      <w:r>
-        <w:rPr>
-          <w:rFonts w:hint="eastAsia"/>
-        </w:rPr>
-        <w:t>课时</w:t>
-      </w:r>
-      <w:r>
-        <w:rPr>
-          <w:rFonts w:hint="eastAsia"/>
-        </w:rPr>
-        <w:t>5</w:t>
-      </w:r>
-    </w:p>
-    <w:p>
+        <w:rPr>
+          <w:rFonts w:hint="eastAsia"/>
+        </w:rPr>
+      </w:pPr>
+      <w:r>
+        <w:rPr>
+          <w:rFonts w:hint="eastAsia"/>
+        </w:rPr>
+        <w:t>12.23课时5</w:t>
+      </w:r>
+    </w:p>
+    <w:p>
+      <w:pPr>
+        <w:rPr>
+          <w:rFonts w:hint="eastAsia"/>
+        </w:rPr>
+      </w:pPr>
       <w:r>
         <w:rPr>
           <w:rFonts w:hint="eastAsia"/>
@@ -2673,6 +3236,11 @@
       </w:r>
     </w:p>
     <w:p>
+      <w:pPr>
+        <w:rPr>
+          <w:rFonts w:hint="eastAsia"/>
+        </w:rPr>
+      </w:pPr>
       <w:r>
         <w:rPr>
           <w:rFonts w:hint="eastAsia"/>
@@ -2690,7 +3258,21 @@
         <w:rPr>
           <w:rFonts w:hint="eastAsia"/>
         </w:rPr>
-        <w:t>T：从零到一独自负责，具备跨平台可控可观测可校验</w:t>
+        <w:t>T：从零到</w:t>
+      </w:r>
+      <w:proofErr w:type="gramStart"/>
+      <w:r>
+        <w:rPr>
+          <w:rFonts w:hint="eastAsia"/>
+        </w:rPr>
+        <w:t>一</w:t>
+      </w:r>
+      <w:proofErr w:type="gramEnd"/>
+      <w:r>
+        <w:rPr>
+          <w:rFonts w:hint="eastAsia"/>
+        </w:rPr>
+        <w:t>独自负责，具备跨平台可控可观测可校验</w:t>
       </w:r>
     </w:p>
     <w:p>
@@ -2700,6 +3282,9 @@
           <w:ilvl w:val="0"/>
           <w:numId w:val="8"/>
         </w:numPr>
+        <w:rPr>
+          <w:rFonts w:hint="eastAsia"/>
+        </w:rPr>
       </w:pPr>
       <w:r>
         <w:rPr>
@@ -2724,6 +3309,9 @@
           <w:ilvl w:val="0"/>
           <w:numId w:val="8"/>
         </w:numPr>
+        <w:rPr>
+          <w:rFonts w:hint="eastAsia"/>
+        </w:rPr>
       </w:pPr>
       <w:r>
         <w:rPr>
@@ -2750,8 +3338,19 @@
         <w:t>CRC32校验</w:t>
       </w:r>
     </w:p>
-    <w:p/>
-    <w:p>
+    <w:p>
+      <w:pPr>
+        <w:rPr>
+          <w:rFonts w:hint="eastAsia"/>
+        </w:rPr>
+      </w:pPr>
+    </w:p>
+    <w:p>
+      <w:pPr>
+        <w:rPr>
+          <w:rFonts w:hint="eastAsia"/>
+        </w:rPr>
+      </w:pPr>
       <w:r>
         <w:rPr>
           <w:rFonts w:hint="eastAsia"/>
@@ -2766,12 +3365,29 @@
           <w:ilvl w:val="0"/>
           <w:numId w:val="9"/>
         </w:numPr>
-      </w:pPr>
-      <w:r>
-        <w:rPr>
-          <w:rFonts w:hint="eastAsia"/>
-        </w:rPr>
-        <w:t>双引擎烧录策略 ,windows使用，主进程抽象，按照不同平台发送，渲染进程复制试图UI与可视化，</w:t>
+        <w:rPr>
+          <w:rFonts w:hint="eastAsia"/>
+        </w:rPr>
+      </w:pPr>
+      <w:r>
+        <w:rPr>
+          <w:rFonts w:hint="eastAsia"/>
+        </w:rPr>
+        <w:t>双引擎烧录策略 ,windows使用，</w:t>
+      </w:r>
+      <w:proofErr w:type="gramStart"/>
+      <w:r>
+        <w:rPr>
+          <w:rFonts w:hint="eastAsia"/>
+        </w:rPr>
+        <w:t>主进程</w:t>
+      </w:r>
+      <w:proofErr w:type="gramEnd"/>
+      <w:r>
+        <w:rPr>
+          <w:rFonts w:hint="eastAsia"/>
+        </w:rPr>
+        <w:t>抽象，按照不同平台发送，渲染进程复制试图UI与可视化，</w:t>
       </w:r>
     </w:p>
     <w:p>
@@ -2781,12 +3397,22 @@
           <w:ilvl w:val="0"/>
           <w:numId w:val="9"/>
         </w:numPr>
-      </w:pPr>
-      <w:r>
-        <w:rPr>
-          <w:rFonts w:hint="eastAsia"/>
-        </w:rPr>
-        <w:t>权限提升：os</w:t>
+        <w:rPr>
+          <w:rFonts w:hint="eastAsia"/>
+        </w:rPr>
+      </w:pPr>
+      <w:r>
+        <w:rPr>
+          <w:rFonts w:hint="eastAsia"/>
+        </w:rPr>
+        <w:t>权限提升：</w:t>
+      </w:r>
+      <w:proofErr w:type="spellStart"/>
+      <w:r>
+        <w:rPr>
+          <w:rFonts w:hint="eastAsia"/>
+        </w:rPr>
+        <w:t>os</w:t>
       </w:r>
       <w:r>
         <w:rPr>
@@ -2804,7 +3430,14 @@
         <w:rPr>
           <w:rFonts w:hint="eastAsia"/>
         </w:rPr>
-        <w:t>cript（line1306）弹出原生密码输入框，来获取管理员权限，增加用户信任感，Windows配置electron-builder打包规则只能以管理员权限打开，</w:t>
+        <w:t>cript</w:t>
+      </w:r>
+      <w:proofErr w:type="spellEnd"/>
+      <w:r>
+        <w:rPr>
+          <w:rFonts w:hint="eastAsia"/>
+        </w:rPr>
+        <w:t>（line1306）弹出原生密码输入框，来获取管理员权限，增加用户信任感，Windows配置electron-builder打包规则只能以管理员权限打开，</w:t>
       </w:r>
     </w:p>
     <w:p>
@@ -2814,6 +3447,9 @@
           <w:ilvl w:val="0"/>
           <w:numId w:val="9"/>
         </w:numPr>
+        <w:rPr>
+          <w:rFonts w:hint="eastAsia"/>
+        </w:rPr>
       </w:pPr>
       <w:r>
         <w:rPr>
@@ -2826,6 +3462,9 @@
       <w:pPr>
         <w:pStyle w:val="a9"/>
         <w:ind w:left="360"/>
+        <w:rPr>
+          <w:rFonts w:hint="eastAsia"/>
+        </w:rPr>
       </w:pPr>
       <w:r>
         <w:rPr>
@@ -2833,20 +3472,31 @@
         </w:rPr>
         <w:t>可靠性：</w:t>
       </w:r>
-      <w:r>
-        <w:rPr>
-          <w:rFonts w:hint="eastAsia"/>
-        </w:rPr>
-        <w:t>ipc双向通信</w:t>
-      </w:r>
-    </w:p>
-    <w:p>
-      <w:pPr>
-        <w:rPr>
-          <w:rFonts w:hint="eastAsia"/>
-        </w:rPr>
-      </w:pPr>
-      <w:r>
+      <w:proofErr w:type="spellStart"/>
+      <w:r>
+        <w:rPr>
+          <w:rFonts w:hint="eastAsia"/>
+        </w:rPr>
+        <w:t>ipc</w:t>
+      </w:r>
+      <w:proofErr w:type="spellEnd"/>
+      <w:r>
+        <w:rPr>
+          <w:rFonts w:hint="eastAsia"/>
+        </w:rPr>
+        <w:t>双向通信</w:t>
+      </w:r>
+    </w:p>
+    <w:p>
+      <w:pPr>
+        <w:rPr>
+          <w:rFonts w:hint="eastAsia"/>
+        </w:rPr>
+      </w:pPr>
+      <w:r>
+        <w:rPr>
+          <w:noProof/>
+        </w:rPr>
         <w:drawing>
           <wp:inline distT="0" distB="0" distL="0" distR="0" wp14:anchorId="21655492" wp14:editId="479E931B">
             <wp:extent cx="5274310" cy="2301240"/>
@@ -2904,8 +3554,19 @@
         <w:t>electron 通信流程</w:t>
       </w:r>
     </w:p>
-    <w:p/>
-    <w:p>
+    <w:p>
+      <w:pPr>
+        <w:rPr>
+          <w:rFonts w:hint="eastAsia"/>
+        </w:rPr>
+      </w:pPr>
+    </w:p>
+    <w:p>
+      <w:pPr>
+        <w:rPr>
+          <w:rFonts w:hint="eastAsia"/>
+        </w:rPr>
+      </w:pPr>
       <w:r>
         <w:rPr>
           <w:rFonts w:hint="eastAsia"/>
@@ -2920,6 +3581,11 @@
       </w:r>
     </w:p>
     <w:p>
+      <w:pPr>
+        <w:rPr>
+          <w:rFonts w:hint="eastAsia"/>
+        </w:rPr>
+      </w:pPr>
       <w:r>
         <w:rPr>
           <w:rFonts w:hint="eastAsia"/>
@@ -2934,6 +3600,11 @@
       </w:r>
     </w:p>
     <w:p>
+      <w:pPr>
+        <w:rPr>
+          <w:rFonts w:hint="eastAsia"/>
+        </w:rPr>
+      </w:pPr>
       <w:r>
         <w:rPr>
           <w:rFonts w:hint="eastAsia"/>
@@ -2947,8 +3618,19 @@
         <w:t>main.js</w:t>
       </w:r>
     </w:p>
-    <w:p/>
-    <w:p>
+    <w:p>
+      <w:pPr>
+        <w:rPr>
+          <w:rFonts w:hint="eastAsia"/>
+        </w:rPr>
+      </w:pPr>
+    </w:p>
+    <w:p>
+      <w:pPr>
+        <w:rPr>
+          <w:rFonts w:hint="eastAsia"/>
+        </w:rPr>
+      </w:pPr>
       <w:r>
         <w:rPr>
           <w:rFonts w:hint="eastAsia"/>
@@ -2980,8 +3662,19 @@
         <w:t>和device是否一致，</w:t>
       </w:r>
     </w:p>
-    <w:p/>
-    <w:p>
+    <w:p>
+      <w:pPr>
+        <w:rPr>
+          <w:rFonts w:hint="eastAsia"/>
+        </w:rPr>
+      </w:pPr>
+    </w:p>
+    <w:p>
+      <w:pPr>
+        <w:rPr>
+          <w:rFonts w:hint="eastAsia"/>
+        </w:rPr>
+      </w:pPr>
       <w:r>
         <w:rPr>
           <w:rFonts w:hint="eastAsia"/>
@@ -2989,65 +3682,240 @@
         <w:t>写入：4MB，读：</w:t>
       </w:r>
     </w:p>
-    <w:p/>
-    <w:p>
+    <w:p>
+      <w:pPr>
+        <w:rPr>
+          <w:rFonts w:hint="eastAsia"/>
+        </w:rPr>
+      </w:pPr>
+    </w:p>
+    <w:p>
+      <w:pPr>
+        <w:rPr>
+          <w:rFonts w:hint="eastAsia"/>
+        </w:rPr>
+      </w:pPr>
       <w:r>
         <w:rPr>
           <w:rFonts w:hint="eastAsia"/>
         </w:rPr>
         <w:t>磁盘选择：筛选可移动的存储盘，降低用户误选磁盘风险，（强校验，磁盘大小、清空磁盘、拔掉磁盘）</w:t>
+      </w:r>
+    </w:p>
+    <w:p>
+      <w:pPr>
+        <w:rPr>
+          <w:rFonts w:hint="eastAsia"/>
+        </w:rPr>
+      </w:pPr>
+    </w:p>
+    <w:p>
+      <w:pPr>
+        <w:rPr>
+          <w:rFonts w:hint="eastAsia"/>
+        </w:rPr>
+      </w:pPr>
+    </w:p>
+    <w:p>
+      <w:pPr>
+        <w:rPr>
+          <w:rFonts w:hint="eastAsia"/>
+        </w:rPr>
+      </w:pPr>
+      <w:r>
+        <w:rPr>
+          <w:rFonts w:hint="eastAsia"/>
+        </w:rPr>
+        <w:t>进度，拆阶段（、、、、）</w:t>
+      </w:r>
+    </w:p>
+    <w:p>
+      <w:pPr>
+        <w:rPr>
+          <w:rFonts w:hint="eastAsia"/>
+        </w:rPr>
+      </w:pPr>
+      <w:r>
+        <w:rPr>
+          <w:rFonts w:hint="eastAsia"/>
+        </w:rPr>
+        <w:t>dd进度API</w:t>
+      </w:r>
+    </w:p>
+    <w:p>
+      <w:pPr>
+        <w:rPr>
+          <w:rFonts w:hint="eastAsia"/>
+        </w:rPr>
+      </w:pPr>
+      <w:r>
+        <w:rPr>
+          <w:rFonts w:hint="eastAsia"/>
+        </w:rPr>
+        <w:t>（从</w:t>
+      </w:r>
+      <w:proofErr w:type="gramStart"/>
+      <w:r>
+        <w:rPr>
+          <w:rFonts w:hint="eastAsia"/>
+        </w:rPr>
+        <w:t>设备读</w:t>
+      </w:r>
+      <w:proofErr w:type="gramEnd"/>
+      <w:r>
+        <w:rPr>
+          <w:rFonts w:hint="eastAsia"/>
+        </w:rPr>
+        <w:t>回的字节数）</w:t>
+      </w:r>
+      <w:r>
+        <w:rPr>
+          <w:rFonts w:hint="eastAsia"/>
+        </w:rPr>
+        <w:t>verified</w:t>
+      </w:r>
+      <w:r>
+        <w:rPr>
+          <w:rFonts w:hint="eastAsia"/>
+        </w:rPr>
+        <w:t>/total</w:t>
+      </w:r>
+    </w:p>
+    <w:p>
+      <w:r>
+        <w:rPr>
+          <w:rFonts w:hint="eastAsia"/>
+        </w:rPr>
+        <w:t>进度消息反馈，</w:t>
       </w:r>
     </w:p>
     <w:p/>
     <w:p/>
     <w:p>
-      <w:r>
-        <w:rPr>
-          <w:rFonts w:hint="eastAsia"/>
-        </w:rPr>
-        <w:t>进度，拆阶段（、、、、）</w:t>
-      </w:r>
-    </w:p>
-    <w:p>
-      <w:r>
-        <w:rPr>
-          <w:rFonts w:hint="eastAsia"/>
-        </w:rPr>
-        <w:t>dd进度API</w:t>
-      </w:r>
-    </w:p>
-    <w:p>
-      <w:r>
-        <w:rPr>
-          <w:rFonts w:hint="eastAsia"/>
-        </w:rPr>
-        <w:t>（从设备读回的字节数）</w:t>
-      </w:r>
-      <w:r>
-        <w:rPr>
-          <w:rFonts w:hint="eastAsia"/>
-        </w:rPr>
-        <w:t>verified</w:t>
-      </w:r>
-      <w:r>
-        <w:rPr>
-          <w:rFonts w:hint="eastAsia"/>
-        </w:rPr>
-        <w:t>/total</w:t>
-      </w:r>
-    </w:p>
-    <w:p>
-      <w:pPr>
-        <w:rPr>
-          <w:rFonts w:hint="eastAsia"/>
-        </w:rPr>
-      </w:pPr>
-      <w:r>
-        <w:rPr>
-          <w:rFonts w:hint="eastAsia"/>
-        </w:rPr>
-        <w:t>进度消息反馈，</w:t>
-      </w:r>
+      <w:pPr>
+        <w:pStyle w:val="1"/>
+      </w:pPr>
+      <w:r>
+        <w:rPr>
+          <w:rFonts w:hint="eastAsia"/>
+        </w:rPr>
+        <w:t>12.2</w:t>
+      </w:r>
+      <w:r>
+        <w:rPr>
+          <w:rFonts w:hint="eastAsia"/>
+        </w:rPr>
+        <w:t>6</w:t>
+      </w:r>
+      <w:r>
+        <w:rPr>
+          <w:rFonts w:hint="eastAsia"/>
+        </w:rPr>
+        <w:t>课时</w:t>
+      </w:r>
+      <w:r>
+        <w:rPr>
+          <w:rFonts w:hint="eastAsia"/>
+        </w:rPr>
+        <w:t>6</w:t>
+      </w:r>
+    </w:p>
+    <w:p/>
+    <w:p/>
+    <w:p>
+      <w:r>
+        <w:rPr>
+          <w:rFonts w:hint="eastAsia"/>
+        </w:rPr>
+        <w:t>烧录语句，</w:t>
+      </w:r>
+      <w:proofErr w:type="spellStart"/>
+      <w:r>
+        <w:rPr>
+          <w:rFonts w:hint="eastAsia"/>
+        </w:rPr>
+        <w:t>ipc</w:t>
+      </w:r>
+      <w:proofErr w:type="spellEnd"/>
+      <w:r>
+        <w:rPr>
+          <w:rFonts w:hint="eastAsia"/>
+        </w:rPr>
+        <w:t>通信，crc32</w:t>
+      </w:r>
+    </w:p>
+    <w:p/>
+    <w:p>
+      <w:pPr>
+        <w:rPr>
+          <w:rFonts w:hint="eastAsia"/>
+        </w:rPr>
+      </w:pPr>
+    </w:p>
+    <w:p/>
+    <w:p/>
+    <w:p>
+      <w:r>
+        <w:rPr>
+          <w:rFonts w:hint="eastAsia"/>
+        </w:rPr>
+        <w:t>项目挖掘</w:t>
+      </w:r>
+    </w:p>
+    <w:p>
+      <w:pPr>
+        <w:pStyle w:val="a9"/>
+        <w:numPr>
+          <w:ilvl w:val="0"/>
+          <w:numId w:val="10"/>
+        </w:numPr>
+      </w:pPr>
+      <w:r>
+        <w:rPr>
+          <w:rFonts w:hint="eastAsia"/>
+        </w:rPr>
+        <w:t>描述经验，将背后的技术理解，</w:t>
+      </w:r>
+    </w:p>
+    <w:p>
+      <w:pPr>
+        <w:pStyle w:val="a9"/>
+        <w:numPr>
+          <w:ilvl w:val="0"/>
+          <w:numId w:val="10"/>
+        </w:numPr>
+      </w:pPr>
+      <w:r>
+        <w:rPr>
+          <w:rFonts w:hint="eastAsia"/>
+        </w:rPr>
+        <w:t>工程师思维，推理能力，原理上……</w:t>
+      </w:r>
+    </w:p>
+    <w:p/>
+    <w:p/>
+    <w:p/>
+    <w:p>
+      <w:pPr>
+        <w:rPr>
+          <w:rFonts w:hint="eastAsia"/>
+        </w:rPr>
+      </w:pPr>
+    </w:p>
+    <w:p/>
+    <w:p>
+      <w:pPr>
+        <w:rPr>
+          <w:rFonts w:hint="eastAsia"/>
+        </w:rPr>
+      </w:pPr>
+    </w:p>
+    <w:p>
+      <w:pPr>
+        <w:rPr>
+          <w:rFonts w:hint="eastAsia"/>
+        </w:rPr>
+      </w:pPr>
     </w:p>
     <w:sectPr>
       <w:pgSz w:w="11906" w:h="16838"/>
@@ -3896,6 +4764,95 @@
     <w:multiLevelType w:val="hybridMultilevel"/>
     <w:tmpl w:val="1B82C136"/>
     <w:lvl w:ilvl="0" w:tplc="AA2E2A68">
+      <w:start w:val="1"/>
+      <w:numFmt w:val="decimal"/>
+      <w:lvlText w:val="%1."/>
+      <w:lvlJc w:val="left"/>
+      <w:pPr>
+        <w:ind w:left="360" w:hanging="360"/>
+      </w:pPr>
+      <w:rPr>
+        <w:rFonts w:hint="default"/>
+      </w:rPr>
+    </w:lvl>
+    <w:lvl w:ilvl="1" w:tplc="04090019" w:tentative="1">
+      <w:start w:val="1"/>
+      <w:numFmt w:val="lowerLetter"/>
+      <w:lvlText w:val="%2)"/>
+      <w:lvlJc w:val="left"/>
+      <w:pPr>
+        <w:ind w:left="880" w:hanging="440"/>
+      </w:pPr>
+    </w:lvl>
+    <w:lvl w:ilvl="2" w:tplc="0409001B" w:tentative="1">
+      <w:start w:val="1"/>
+      <w:numFmt w:val="lowerRoman"/>
+      <w:lvlText w:val="%3."/>
+      <w:lvlJc w:val="right"/>
+      <w:pPr>
+        <w:ind w:left="1320" w:hanging="440"/>
+      </w:pPr>
+    </w:lvl>
+    <w:lvl w:ilvl="3" w:tplc="0409000F" w:tentative="1">
+      <w:start w:val="1"/>
+      <w:numFmt w:val="decimal"/>
+      <w:lvlText w:val="%4."/>
+      <w:lvlJc w:val="left"/>
+      <w:pPr>
+        <w:ind w:left="1760" w:hanging="440"/>
+      </w:pPr>
+    </w:lvl>
+    <w:lvl w:ilvl="4" w:tplc="04090019" w:tentative="1">
+      <w:start w:val="1"/>
+      <w:numFmt w:val="lowerLetter"/>
+      <w:lvlText w:val="%5)"/>
+      <w:lvlJc w:val="left"/>
+      <w:pPr>
+        <w:ind w:left="2200" w:hanging="440"/>
+      </w:pPr>
+    </w:lvl>
+    <w:lvl w:ilvl="5" w:tplc="0409001B" w:tentative="1">
+      <w:start w:val="1"/>
+      <w:numFmt w:val="lowerRoman"/>
+      <w:lvlText w:val="%6."/>
+      <w:lvlJc w:val="right"/>
+      <w:pPr>
+        <w:ind w:left="2640" w:hanging="440"/>
+      </w:pPr>
+    </w:lvl>
+    <w:lvl w:ilvl="6" w:tplc="0409000F" w:tentative="1">
+      <w:start w:val="1"/>
+      <w:numFmt w:val="decimal"/>
+      <w:lvlText w:val="%7."/>
+      <w:lvlJc w:val="left"/>
+      <w:pPr>
+        <w:ind w:left="3080" w:hanging="440"/>
+      </w:pPr>
+    </w:lvl>
+    <w:lvl w:ilvl="7" w:tplc="04090019" w:tentative="1">
+      <w:start w:val="1"/>
+      <w:numFmt w:val="lowerLetter"/>
+      <w:lvlText w:val="%8)"/>
+      <w:lvlJc w:val="left"/>
+      <w:pPr>
+        <w:ind w:left="3520" w:hanging="440"/>
+      </w:pPr>
+    </w:lvl>
+    <w:lvl w:ilvl="8" w:tplc="0409001B" w:tentative="1">
+      <w:start w:val="1"/>
+      <w:numFmt w:val="lowerRoman"/>
+      <w:lvlText w:val="%9."/>
+      <w:lvlJc w:val="right"/>
+      <w:pPr>
+        <w:ind w:left="3960" w:hanging="440"/>
+      </w:pPr>
+    </w:lvl>
+  </w:abstractNum>
+  <w:abstractNum w:abstractNumId="9" w15:restartNumberingAfterBreak="0">
+    <w:nsid w:val="72125B11"/>
+    <w:multiLevelType w:val="hybridMultilevel"/>
+    <w:tmpl w:val="25EC1CE2"/>
+    <w:lvl w:ilvl="0" w:tplc="1F600AFE">
       <w:start w:val="1"/>
       <w:numFmt w:val="decimal"/>
       <w:lvlText w:val="%1."/>
@@ -4006,6 +4963,9 @@
   </w:num>
   <w:num w:numId="9" w16cid:durableId="1737127590">
     <w:abstractNumId w:val="2"/>
+  </w:num>
+  <w:num w:numId="10" w16cid:durableId="1863399971">
+    <w:abstractNumId w:val="9"/>
   </w:num>
 </w:numbering>
 </file>

--- a/前端/12.9课时1.docx
+++ b/前端/12.9课时1.docx
@@ -3782,6 +3782,11 @@
       </w:r>
     </w:p>
     <w:p>
+      <w:pPr>
+        <w:rPr>
+          <w:rFonts w:hint="eastAsia"/>
+        </w:rPr>
+      </w:pPr>
       <w:r>
         <w:rPr>
           <w:rFonts w:hint="eastAsia"/>
@@ -3789,40 +3794,54 @@
         <w:t>进度消息反馈，</w:t>
       </w:r>
     </w:p>
-    <w:p/>
-    <w:p/>
+    <w:p>
+      <w:pPr>
+        <w:rPr>
+          <w:rFonts w:hint="eastAsia"/>
+        </w:rPr>
+      </w:pPr>
+    </w:p>
+    <w:p>
+      <w:pPr>
+        <w:rPr>
+          <w:rFonts w:hint="eastAsia"/>
+        </w:rPr>
+      </w:pPr>
+    </w:p>
     <w:p>
       <w:pPr>
         <w:pStyle w:val="1"/>
-      </w:pPr>
-      <w:r>
-        <w:rPr>
-          <w:rFonts w:hint="eastAsia"/>
-        </w:rPr>
-        <w:t>12.2</w:t>
-      </w:r>
-      <w:r>
-        <w:rPr>
-          <w:rFonts w:hint="eastAsia"/>
-        </w:rPr>
-        <w:t>6</w:t>
-      </w:r>
-      <w:r>
-        <w:rPr>
-          <w:rFonts w:hint="eastAsia"/>
-        </w:rPr>
-        <w:t>课时</w:t>
-      </w:r>
-      <w:r>
-        <w:rPr>
-          <w:rFonts w:hint="eastAsia"/>
-        </w:rPr>
-        <w:t>6</w:t>
-      </w:r>
-    </w:p>
-    <w:p/>
-    <w:p/>
-    <w:p>
+        <w:rPr>
+          <w:rFonts w:hint="eastAsia"/>
+        </w:rPr>
+      </w:pPr>
+      <w:r>
+        <w:rPr>
+          <w:rFonts w:hint="eastAsia"/>
+        </w:rPr>
+        <w:t>12.26课时6</w:t>
+      </w:r>
+    </w:p>
+    <w:p>
+      <w:pPr>
+        <w:rPr>
+          <w:rFonts w:hint="eastAsia"/>
+        </w:rPr>
+      </w:pPr>
+    </w:p>
+    <w:p>
+      <w:pPr>
+        <w:rPr>
+          <w:rFonts w:hint="eastAsia"/>
+        </w:rPr>
+      </w:pPr>
+    </w:p>
+    <w:p>
+      <w:pPr>
+        <w:rPr>
+          <w:rFonts w:hint="eastAsia"/>
+        </w:rPr>
+      </w:pPr>
       <w:r>
         <w:rPr>
           <w:rFonts w:hint="eastAsia"/>
@@ -3844,17 +3863,40 @@
         <w:t>通信，crc32</w:t>
       </w:r>
     </w:p>
-    <w:p/>
-    <w:p>
-      <w:pPr>
-        <w:rPr>
-          <w:rFonts w:hint="eastAsia"/>
-        </w:rPr>
-      </w:pPr>
-    </w:p>
-    <w:p/>
-    <w:p/>
-    <w:p>
+    <w:p>
+      <w:pPr>
+        <w:rPr>
+          <w:rFonts w:hint="eastAsia"/>
+        </w:rPr>
+      </w:pPr>
+    </w:p>
+    <w:p>
+      <w:pPr>
+        <w:rPr>
+          <w:rFonts w:hint="eastAsia"/>
+        </w:rPr>
+      </w:pPr>
+    </w:p>
+    <w:p>
+      <w:pPr>
+        <w:rPr>
+          <w:rFonts w:hint="eastAsia"/>
+        </w:rPr>
+      </w:pPr>
+    </w:p>
+    <w:p>
+      <w:pPr>
+        <w:rPr>
+          <w:rFonts w:hint="eastAsia"/>
+        </w:rPr>
+      </w:pPr>
+    </w:p>
+    <w:p>
+      <w:pPr>
+        <w:rPr>
+          <w:rFonts w:hint="eastAsia"/>
+        </w:rPr>
+      </w:pPr>
       <w:r>
         <w:rPr>
           <w:rFonts w:hint="eastAsia"/>
@@ -3869,6 +3911,9 @@
           <w:ilvl w:val="0"/>
           <w:numId w:val="10"/>
         </w:numPr>
+        <w:rPr>
+          <w:rFonts w:hint="eastAsia"/>
+        </w:rPr>
       </w:pPr>
       <w:r>
         <w:rPr>
@@ -3884,6 +3929,9 @@
           <w:ilvl w:val="0"/>
           <w:numId w:val="10"/>
         </w:numPr>
+        <w:rPr>
+          <w:rFonts w:hint="eastAsia"/>
+        </w:rPr>
       </w:pPr>
       <w:r>
         <w:rPr>
@@ -3892,17 +3940,292 @@
         <w:t>工程师思维，推理能力，原理上……</w:t>
       </w:r>
     </w:p>
+    <w:p>
+      <w:pPr>
+        <w:rPr>
+          <w:rFonts w:hint="eastAsia"/>
+        </w:rPr>
+      </w:pPr>
+    </w:p>
+    <w:p>
+      <w:pPr>
+        <w:rPr>
+          <w:rFonts w:hint="eastAsia"/>
+        </w:rPr>
+      </w:pPr>
+    </w:p>
+    <w:p>
+      <w:pPr>
+        <w:rPr>
+          <w:rFonts w:hint="eastAsia"/>
+        </w:rPr>
+      </w:pPr>
+    </w:p>
+    <w:p>
+      <w:pPr>
+        <w:rPr>
+          <w:rFonts w:hint="eastAsia"/>
+        </w:rPr>
+      </w:pPr>
+    </w:p>
+    <w:p>
+      <w:pPr>
+        <w:rPr>
+          <w:rFonts w:hint="eastAsia"/>
+        </w:rPr>
+      </w:pPr>
+    </w:p>
+    <w:p>
+      <w:pPr>
+        <w:rPr>
+          <w:rFonts w:hint="eastAsia"/>
+        </w:rPr>
+      </w:pPr>
+    </w:p>
+    <w:p>
+      <w:r>
+        <w:rPr>
+          <w:rFonts w:hint="eastAsia"/>
+        </w:rPr>
+        <w:t>1230</w:t>
+      </w:r>
+    </w:p>
+    <w:p>
+      <w:r>
+        <w:rPr>
+          <w:rFonts w:hint="eastAsia"/>
+        </w:rPr>
+        <w:t>第一部分内容： var、let 和 const 有什么区别</w:t>
+      </w:r>
+    </w:p>
     <w:p/>
+    <w:p>
+      <w:r>
+        <w:rPr>
+          <w:rFonts w:hint="eastAsia"/>
+        </w:rPr>
+        <w:t>作用域</w:t>
+      </w:r>
+      <w:r>
+        <w:rPr>
+          <w:rFonts w:hint="eastAsia"/>
+        </w:rPr>
+        <w:t>（scope）</w:t>
+      </w:r>
+      <w:r>
+        <w:rPr>
+          <w:rFonts w:hint="eastAsia"/>
+        </w:rPr>
+        <w:t>区别：</w:t>
+      </w:r>
+    </w:p>
+    <w:p>
+      <w:r>
+        <w:rPr>
+          <w:rFonts w:hint="eastAsia"/>
+        </w:rPr>
+        <w:t>Var: 全局</w:t>
+      </w:r>
+      <w:r>
+        <w:rPr>
+          <w:rFonts w:hint="eastAsia"/>
+        </w:rPr>
+        <w:t>作用域</w:t>
+      </w:r>
+      <w:r>
+        <w:rPr>
+          <w:rFonts w:hint="eastAsia"/>
+        </w:rPr>
+        <w:t>、 函数</w:t>
+      </w:r>
+      <w:r>
+        <w:rPr>
+          <w:rFonts w:hint="eastAsia"/>
+        </w:rPr>
+        <w:t>作用域</w:t>
+      </w:r>
+      <w:r>
+        <w:rPr>
+          <w:rFonts w:hint="eastAsia"/>
+        </w:rPr>
+        <w:t>，</w:t>
+      </w:r>
+      <w:proofErr w:type="spellStart"/>
+      <w:r>
+        <w:rPr>
+          <w:rFonts w:hint="eastAsia"/>
+        </w:rPr>
+        <w:t>node:global</w:t>
+      </w:r>
+      <w:proofErr w:type="spellEnd"/>
+      <w:r>
+        <w:rPr>
+          <w:rFonts w:hint="eastAsia"/>
+        </w:rPr>
+        <w:t>，只能有</w:t>
+      </w:r>
+      <w:r>
+        <w:rPr>
+          <w:rFonts w:hint="eastAsia"/>
+        </w:rPr>
+        <w:t>一个引用</w:t>
+      </w:r>
+    </w:p>
+    <w:p>
+      <w:r>
+        <w:rPr>
+          <w:rFonts w:hint="eastAsia"/>
+        </w:rPr>
+        <w:t>Let: 模块作用域、函数</w:t>
+      </w:r>
+      <w:r>
+        <w:rPr>
+          <w:rFonts w:hint="eastAsia"/>
+        </w:rPr>
+        <w:t>作用域</w:t>
+      </w:r>
+      <w:r>
+        <w:rPr>
+          <w:rFonts w:hint="eastAsia"/>
+        </w:rPr>
+        <w:t>、</w:t>
+      </w:r>
+      <w:proofErr w:type="gramStart"/>
+      <w:r>
+        <w:rPr>
+          <w:rFonts w:hint="eastAsia"/>
+        </w:rPr>
+        <w:t>块级作用域</w:t>
+      </w:r>
+      <w:proofErr w:type="gramEnd"/>
+      <w:r>
+        <w:rPr>
+          <w:rFonts w:hint="eastAsia"/>
+        </w:rPr>
+        <w:t>（{}）</w:t>
+      </w:r>
+      <w:r>
+        <w:rPr>
+          <w:rFonts w:hint="eastAsia"/>
+        </w:rPr>
+        <w:t>，每次循环会形成</w:t>
+      </w:r>
+      <w:r>
+        <w:rPr>
+          <w:rFonts w:hint="eastAsia"/>
+        </w:rPr>
+        <w:t>内存空间里面一个新的值</w:t>
+      </w:r>
+    </w:p>
     <w:p/>
+    <w:p>
+      <w:r>
+        <w:rPr>
+          <w:rFonts w:hint="eastAsia"/>
+        </w:rPr>
+        <w:t>Let 不能重复声明</w:t>
+      </w:r>
+    </w:p>
     <w:p/>
     <w:p>
-      <w:pPr>
-        <w:rPr>
-          <w:rFonts w:hint="eastAsia"/>
-        </w:rPr>
-      </w:pPr>
+      <w:r>
+        <w:rPr>
+          <w:rFonts w:hint="eastAsia"/>
+        </w:rPr>
+        <w:t>提升（</w:t>
+      </w:r>
+      <w:r>
+        <w:rPr>
+          <w:rFonts w:hint="eastAsia"/>
+        </w:rPr>
+        <w:t>Hoisting</w:t>
+      </w:r>
+      <w:r>
+        <w:rPr>
+          <w:rFonts w:hint="eastAsia"/>
+        </w:rPr>
+        <w:t>）和初始化（赋值）（</w:t>
+      </w:r>
+      <w:r>
+        <w:rPr>
+          <w:rFonts w:hint="eastAsia"/>
+        </w:rPr>
+        <w:t>initialization</w:t>
+      </w:r>
+      <w:r>
+        <w:rPr>
+          <w:rFonts w:hint="eastAsia"/>
+        </w:rPr>
+        <w:t>）区别：</w:t>
+      </w:r>
+    </w:p>
+    <w:p>
+      <w:r>
+        <w:rPr>
+          <w:rFonts w:hint="eastAsia"/>
+        </w:rPr>
+        <w:t>三者都能提升，var赋值前为undefined，let</w:t>
+      </w:r>
+      <w:r>
+        <w:rPr>
+          <w:rFonts w:hint="eastAsia"/>
+        </w:rPr>
+        <w:t>赋值前访问会报错：</w:t>
+      </w:r>
+      <w:proofErr w:type="spellStart"/>
+      <w:r>
+        <w:rPr>
+          <w:rFonts w:hint="eastAsia"/>
+        </w:rPr>
+        <w:t>ReferenceError</w:t>
+      </w:r>
+      <w:proofErr w:type="spellEnd"/>
+      <w:r>
+        <w:rPr>
+          <w:rFonts w:hint="eastAsia"/>
+        </w:rPr>
+        <w:t>: Cannot access 'a' before initialization</w:t>
+      </w:r>
+      <w:r>
+        <w:rPr>
+          <w:rFonts w:hint="eastAsia"/>
+        </w:rPr>
+        <w:t>，被放进</w:t>
+      </w:r>
+      <w:r>
+        <w:rPr>
+          <w:rFonts w:hint="eastAsia"/>
+        </w:rPr>
+        <w:t>TDZ</w:t>
+      </w:r>
+      <w:r>
+        <w:rPr>
+          <w:rFonts w:hint="eastAsia"/>
+        </w:rPr>
+        <w:t>（</w:t>
+      </w:r>
+      <w:r>
+        <w:rPr>
+          <w:rFonts w:hint="eastAsia"/>
+        </w:rPr>
+        <w:t>暂时性死区</w:t>
+      </w:r>
+      <w:r>
+        <w:rPr>
+          <w:rFonts w:hint="eastAsia"/>
+        </w:rPr>
+        <w:t>）</w:t>
+      </w:r>
     </w:p>
     <w:p/>
+    <w:p>
+      <w:r>
+        <w:rPr>
+          <w:rFonts w:hint="eastAsia"/>
+        </w:rPr>
+        <w:t>Let, var 可以重新赋值，const不可以重新赋值，但是可以修改对象的属性值</w:t>
+      </w:r>
+    </w:p>
     <w:p>
       <w:pPr>
         <w:rPr>

--- a/前端/12.9课时1.docx
+++ b/前端/12.9课时1.docx
@@ -4226,19 +4226,150 @@
         <w:t>Let, var 可以重新赋值，const不可以重新赋值，但是可以修改对象的属性值</w:t>
       </w:r>
     </w:p>
-    <w:p>
-      <w:pPr>
-        <w:rPr>
-          <w:rFonts w:hint="eastAsia"/>
-        </w:rPr>
-      </w:pPr>
-    </w:p>
-    <w:p>
-      <w:pPr>
-        <w:rPr>
-          <w:rFonts w:hint="eastAsia"/>
-        </w:rPr>
-      </w:pPr>
+    <w:p/>
+    <w:p/>
+    <w:p>
+      <w:pPr>
+        <w:rPr>
+          <w:rFonts w:hint="eastAsia"/>
+        </w:rPr>
+      </w:pPr>
+    </w:p>
+    <w:p>
+      <w:r>
+        <w:rPr>
+          <w:rFonts w:hint="eastAsia"/>
+        </w:rPr>
+        <w:t>如何让object属性不能修改</w:t>
+      </w:r>
+    </w:p>
+    <w:p/>
+    <w:p>
+      <w:pPr>
+        <w:rPr>
+          <w:rFonts w:hint="eastAsia"/>
+        </w:rPr>
+      </w:pPr>
+      <w:proofErr w:type="spellStart"/>
+      <w:r>
+        <w:rPr>
+          <w:rFonts w:hint="eastAsia"/>
+        </w:rPr>
+        <w:t>Js</w:t>
+      </w:r>
+      <w:proofErr w:type="spellEnd"/>
+      <w:r>
+        <w:rPr>
+          <w:rFonts w:hint="eastAsia"/>
+        </w:rPr>
+        <w:t xml:space="preserve"> v8底层</w:t>
+      </w:r>
+      <w:r>
+        <w:rPr>
+          <w:rFonts w:hint="eastAsia"/>
+        </w:rPr>
+        <w:t>执行</w:t>
+      </w:r>
+      <w:r>
+        <w:rPr>
+          <w:rFonts w:hint="eastAsia"/>
+        </w:rPr>
+        <w:t>逻辑</w:t>
+      </w:r>
+      <w:r>
+        <w:rPr>
+          <w:rFonts w:hint="eastAsia"/>
+        </w:rPr>
+        <w:t>，创建</w:t>
+      </w:r>
+      <w:r>
+        <w:rPr>
+          <w:rFonts w:hint="eastAsia"/>
+        </w:rPr>
+        <w:t>[Global]</w:t>
+      </w:r>
+      <w:r>
+        <w:rPr>
+          <w:rFonts w:hint="eastAsia"/>
+        </w:rPr>
+        <w:t>全局上下文</w:t>
+      </w:r>
+      <w:r>
+        <w:rPr>
+          <w:rFonts w:hint="eastAsia"/>
+        </w:rPr>
+        <w:t>作用域、然后执行</w:t>
+      </w:r>
+    </w:p>
+    <w:p>
+      <w:pPr>
+        <w:rPr>
+          <w:rFonts w:hint="eastAsia"/>
+        </w:rPr>
+      </w:pPr>
+      <w:r>
+        <w:rPr>
+          <w:rFonts w:hint="eastAsia"/>
+        </w:rPr>
+        <w:t>创建阶段：处理所有声明，变量提升，创建作用域，code区（定义、）、</w:t>
+      </w:r>
+      <w:r>
+        <w:rPr>
+          <w:rFonts w:hint="eastAsia"/>
+        </w:rPr>
+        <w:t>Heap</w:t>
+      </w:r>
+      <w:r>
+        <w:rPr>
+          <w:rFonts w:hint="eastAsia"/>
+        </w:rPr>
+        <w:t>（</w:t>
+      </w:r>
+      <w:r>
+        <w:rPr>
+          <w:rFonts w:hint="eastAsia"/>
+        </w:rPr>
+        <w:t>指针指向堆</w:t>
+      </w:r>
+      <w:r>
+        <w:rPr>
+          <w:rFonts w:hint="eastAsia"/>
+        </w:rPr>
+        <w:t>、）、</w:t>
+      </w:r>
+      <w:r>
+        <w:rPr>
+          <w:rFonts w:hint="eastAsia"/>
+        </w:rPr>
+        <w:t xml:space="preserve">Call Stack </w:t>
+      </w:r>
+      <w:proofErr w:type="gramStart"/>
+      <w:r>
+        <w:rPr>
+          <w:rFonts w:hint="eastAsia"/>
+        </w:rPr>
+        <w:t>栈</w:t>
+      </w:r>
+      <w:proofErr w:type="gramEnd"/>
+      <w:r>
+        <w:rPr>
+          <w:rFonts w:hint="eastAsia"/>
+        </w:rPr>
+        <w:t>（函数调用、）</w:t>
+      </w:r>
+    </w:p>
+    <w:p>
+      <w:pPr>
+        <w:rPr>
+          <w:rFonts w:hint="eastAsia"/>
+        </w:rPr>
+      </w:pPr>
+      <w:r>
+        <w:rPr>
+          <w:rFonts w:hint="eastAsia"/>
+        </w:rPr>
+        <w:t>执行阶段：</w:t>
+      </w:r>
     </w:p>
     <w:sectPr>
       <w:pgSz w:w="11906" w:h="16838"/>

--- a/前端/12.9课时1.docx
+++ b/前端/12.9课时1.docx
@@ -2,6 +2,1186 @@
 <file path=word/document.xml><?xml version="1.0" encoding="utf-8"?>
 <w:document xmlns:wpc="http://schemas.microsoft.com/office/word/2010/wordprocessingCanvas" xmlns:cx="http://schemas.microsoft.com/office/drawing/2014/chartex" xmlns:cx1="http://schemas.microsoft.com/office/drawing/2015/9/8/chartex" xmlns:cx2="http://schemas.microsoft.com/office/drawing/2015/10/21/chartex" xmlns:cx3="http://schemas.microsoft.com/office/drawing/2016/5/9/chartex" xmlns:cx4="http://schemas.microsoft.com/office/drawing/2016/5/10/chartex" xmlns:cx5="http://schemas.microsoft.com/office/drawing/2016/5/11/chartex" xmlns:cx6="http://schemas.microsoft.com/office/drawing/2016/5/12/chartex" xmlns:cx7="http://schemas.microsoft.com/office/drawing/2016/5/13/chartex" xmlns:cx8="http://schemas.microsoft.com/office/drawing/2016/5/14/chartex" xmlns:mc="http://schemas.openxmlformats.org/markup-compatibility/2006" xmlns:aink="http://schemas.microsoft.com/office/drawing/2016/ink" xmlns:am3d="http://schemas.microsoft.com/office/drawing/2017/model3d" xmlns:o="urn:schemas-microsoft-com:office:office" xmlns:oel="http://schemas.microsoft.com/office/2019/extlst" xmlns:r="http://schemas.openxmlformats.org/officeDocument/2006/relationships" xmlns:m="http://schemas.openxmlformats.org/officeDocument/2006/math" xmlns:v="urn:schemas-microsoft-com:vml" xmlns:wp14="http://schemas.microsoft.com/office/word/2010/wordprocessingDrawing" xmlns:wp="http://schemas.openxmlformats.org/drawingml/2006/wordprocessingDrawing" xmlns:w10="urn:schemas-microsoft-com:office:word" xmlns:w="http://schemas.openxmlformats.org/wordprocessingml/2006/main" xmlns:w14="http://schemas.microsoft.com/office/word/2010/wordml" xmlns:w15="http://schemas.microsoft.com/office/word/2012/wordml" xmlns:w16cex="http://schemas.microsoft.com/office/word/2018/wordml/cex" xmlns:w16cid="http://schemas.microsoft.com/office/word/2016/wordml/cid" xmlns:w16="http://schemas.microsoft.com/office/word/2018/wordml" xmlns:w16du="http://schemas.microsoft.com/office/word/2023/wordml/word16du" xmlns:w16sdtdh="http://schemas.microsoft.com/office/word/2020/wordml/sdtdatahash" xmlns:w16sdtfl="http://schemas.microsoft.com/office/word/2024/wordml/sdtformatlock" xmlns:w16se="http://schemas.microsoft.com/office/word/2015/wordml/symex" xmlns:wpg="http://schemas.microsoft.com/office/word/2010/wordprocessingGroup" xmlns:wpi="http://schemas.microsoft.com/office/word/2010/wordprocessingInk" xmlns:wne="http://schemas.microsoft.com/office/word/2006/wordml" xmlns:wps="http://schemas.microsoft.com/office/word/2010/wordprocessingShape" mc:Ignorable="w14 w15 w16se w16cid w16 w16cex w16sdtdh w16sdtfl w16du wp14">
   <w:body>
+    <w:tbl>
+      <w:tblPr>
+        <w:tblStyle w:val="af2"/>
+        <w:tblW w:w="0" w:type="auto"/>
+        <w:tblLook w:val="04A0" w:firstRow="1" w:lastRow="0" w:firstColumn="1" w:lastColumn="0" w:noHBand="0" w:noVBand="1"/>
+      </w:tblPr>
+      <w:tblGrid>
+        <w:gridCol w:w="1185"/>
+        <w:gridCol w:w="1185"/>
+        <w:gridCol w:w="1185"/>
+        <w:gridCol w:w="1185"/>
+        <w:gridCol w:w="1185"/>
+        <w:gridCol w:w="1185"/>
+        <w:gridCol w:w="1186"/>
+      </w:tblGrid>
+      <w:tr>
+        <w:tc>
+          <w:tcPr>
+            <w:tcW w:w="1185" w:type="dxa"/>
+          </w:tcPr>
+          <w:p>
+            <w:r>
+              <w:rPr>
+                <w:rFonts w:hint="eastAsia"/>
+              </w:rPr>
+              <w:t>周一</w:t>
+            </w:r>
+          </w:p>
+        </w:tc>
+        <w:tc>
+          <w:tcPr>
+            <w:tcW w:w="1185" w:type="dxa"/>
+          </w:tcPr>
+          <w:p>
+            <w:r>
+              <w:rPr>
+                <w:rFonts w:hint="eastAsia"/>
+              </w:rPr>
+              <w:t>周二</w:t>
+            </w:r>
+          </w:p>
+        </w:tc>
+        <w:tc>
+          <w:tcPr>
+            <w:tcW w:w="1185" w:type="dxa"/>
+          </w:tcPr>
+          <w:p>
+            <w:r>
+              <w:rPr>
+                <w:rFonts w:hint="eastAsia"/>
+              </w:rPr>
+              <w:t>周三</w:t>
+            </w:r>
+          </w:p>
+        </w:tc>
+        <w:tc>
+          <w:tcPr>
+            <w:tcW w:w="1185" w:type="dxa"/>
+          </w:tcPr>
+          <w:p>
+            <w:r>
+              <w:rPr>
+                <w:rFonts w:hint="eastAsia"/>
+              </w:rPr>
+              <w:t>周四</w:t>
+            </w:r>
+          </w:p>
+        </w:tc>
+        <w:tc>
+          <w:tcPr>
+            <w:tcW w:w="1185" w:type="dxa"/>
+          </w:tcPr>
+          <w:p>
+            <w:r>
+              <w:rPr>
+                <w:rFonts w:hint="eastAsia"/>
+              </w:rPr>
+              <w:t>周五</w:t>
+            </w:r>
+          </w:p>
+        </w:tc>
+        <w:tc>
+          <w:tcPr>
+            <w:tcW w:w="1185" w:type="dxa"/>
+          </w:tcPr>
+          <w:p>
+            <w:r>
+              <w:rPr>
+                <w:rFonts w:hint="eastAsia"/>
+              </w:rPr>
+              <w:t>周六</w:t>
+            </w:r>
+          </w:p>
+        </w:tc>
+        <w:tc>
+          <w:tcPr>
+            <w:tcW w:w="1186" w:type="dxa"/>
+          </w:tcPr>
+          <w:p>
+            <w:r>
+              <w:rPr>
+                <w:rFonts w:hint="eastAsia"/>
+              </w:rPr>
+              <w:t>周日</w:t>
+            </w:r>
+          </w:p>
+        </w:tc>
+      </w:tr>
+      <w:tr>
+        <w:tc>
+          <w:tcPr>
+            <w:tcW w:w="1185" w:type="dxa"/>
+          </w:tcPr>
+          <w:p/>
+        </w:tc>
+        <w:tc>
+          <w:tcPr>
+            <w:tcW w:w="1185" w:type="dxa"/>
+          </w:tcPr>
+          <w:p>
+            <w:pPr>
+              <w:rPr>
+                <w:rFonts w:hint="eastAsia"/>
+              </w:rPr>
+            </w:pPr>
+            <w:r>
+              <w:rPr>
+                <w:rFonts w:hint="eastAsia"/>
+              </w:rPr>
+              <w:t>1209</w:t>
+            </w:r>
+          </w:p>
+        </w:tc>
+        <w:tc>
+          <w:tcPr>
+            <w:tcW w:w="1185" w:type="dxa"/>
+          </w:tcPr>
+          <w:p/>
+        </w:tc>
+        <w:tc>
+          <w:tcPr>
+            <w:tcW w:w="1185" w:type="dxa"/>
+          </w:tcPr>
+          <w:p>
+            <w:pPr>
+              <w:rPr>
+                <w:rFonts w:hint="eastAsia"/>
+              </w:rPr>
+            </w:pPr>
+            <w:r>
+              <w:rPr>
+                <w:rFonts w:hint="eastAsia"/>
+              </w:rPr>
+              <w:t>1211</w:t>
+            </w:r>
+          </w:p>
+        </w:tc>
+        <w:tc>
+          <w:tcPr>
+            <w:tcW w:w="1185" w:type="dxa"/>
+          </w:tcPr>
+          <w:p/>
+        </w:tc>
+        <w:tc>
+          <w:tcPr>
+            <w:tcW w:w="1185" w:type="dxa"/>
+          </w:tcPr>
+          <w:p/>
+        </w:tc>
+        <w:tc>
+          <w:tcPr>
+            <w:tcW w:w="1186" w:type="dxa"/>
+          </w:tcPr>
+          <w:p/>
+        </w:tc>
+      </w:tr>
+      <w:tr>
+        <w:tc>
+          <w:tcPr>
+            <w:tcW w:w="1185" w:type="dxa"/>
+          </w:tcPr>
+          <w:p/>
+        </w:tc>
+        <w:tc>
+          <w:tcPr>
+            <w:tcW w:w="1185" w:type="dxa"/>
+          </w:tcPr>
+          <w:p>
+            <w:pPr>
+              <w:rPr>
+                <w:rFonts w:hint="eastAsia"/>
+              </w:rPr>
+            </w:pPr>
+            <w:r>
+              <w:rPr>
+                <w:rFonts w:hint="eastAsia"/>
+              </w:rPr>
+              <w:t>1216</w:t>
+            </w:r>
+          </w:p>
+        </w:tc>
+        <w:tc>
+          <w:tcPr>
+            <w:tcW w:w="1185" w:type="dxa"/>
+          </w:tcPr>
+          <w:p>
+            <w:pPr>
+              <w:rPr>
+                <w:rFonts w:hint="eastAsia"/>
+              </w:rPr>
+            </w:pPr>
+            <w:r>
+              <w:rPr>
+                <w:rFonts w:hint="eastAsia"/>
+              </w:rPr>
+              <w:t>1217</w:t>
+            </w:r>
+          </w:p>
+        </w:tc>
+        <w:tc>
+          <w:tcPr>
+            <w:tcW w:w="1185" w:type="dxa"/>
+          </w:tcPr>
+          <w:p/>
+        </w:tc>
+        <w:tc>
+          <w:tcPr>
+            <w:tcW w:w="1185" w:type="dxa"/>
+          </w:tcPr>
+          <w:p/>
+        </w:tc>
+        <w:tc>
+          <w:tcPr>
+            <w:tcW w:w="1185" w:type="dxa"/>
+          </w:tcPr>
+          <w:p/>
+        </w:tc>
+        <w:tc>
+          <w:tcPr>
+            <w:tcW w:w="1186" w:type="dxa"/>
+          </w:tcPr>
+          <w:p/>
+        </w:tc>
+      </w:tr>
+      <w:tr>
+        <w:tc>
+          <w:tcPr>
+            <w:tcW w:w="1185" w:type="dxa"/>
+          </w:tcPr>
+          <w:p/>
+        </w:tc>
+        <w:tc>
+          <w:tcPr>
+            <w:tcW w:w="1185" w:type="dxa"/>
+          </w:tcPr>
+          <w:p>
+            <w:pPr>
+              <w:rPr>
+                <w:rFonts w:hint="eastAsia"/>
+              </w:rPr>
+            </w:pPr>
+            <w:r>
+              <w:rPr>
+                <w:rFonts w:hint="eastAsia"/>
+              </w:rPr>
+              <w:t>1223</w:t>
+            </w:r>
+          </w:p>
+        </w:tc>
+        <w:tc>
+          <w:tcPr>
+            <w:tcW w:w="1185" w:type="dxa"/>
+          </w:tcPr>
+          <w:p/>
+        </w:tc>
+        <w:tc>
+          <w:tcPr>
+            <w:tcW w:w="1185" w:type="dxa"/>
+          </w:tcPr>
+          <w:p/>
+        </w:tc>
+        <w:tc>
+          <w:tcPr>
+            <w:tcW w:w="1185" w:type="dxa"/>
+          </w:tcPr>
+          <w:p>
+            <w:pPr>
+              <w:rPr>
+                <w:rFonts w:hint="eastAsia"/>
+              </w:rPr>
+            </w:pPr>
+            <w:r>
+              <w:rPr>
+                <w:rFonts w:hint="eastAsia"/>
+              </w:rPr>
+              <w:t>1226</w:t>
+            </w:r>
+          </w:p>
+        </w:tc>
+        <w:tc>
+          <w:tcPr>
+            <w:tcW w:w="1185" w:type="dxa"/>
+          </w:tcPr>
+          <w:p/>
+        </w:tc>
+        <w:tc>
+          <w:tcPr>
+            <w:tcW w:w="1186" w:type="dxa"/>
+          </w:tcPr>
+          <w:p/>
+        </w:tc>
+      </w:tr>
+      <w:tr>
+        <w:tc>
+          <w:tcPr>
+            <w:tcW w:w="1185" w:type="dxa"/>
+          </w:tcPr>
+          <w:p/>
+        </w:tc>
+        <w:tc>
+          <w:tcPr>
+            <w:tcW w:w="1185" w:type="dxa"/>
+          </w:tcPr>
+          <w:p>
+            <w:pPr>
+              <w:rPr>
+                <w:rFonts w:hint="eastAsia"/>
+              </w:rPr>
+            </w:pPr>
+            <w:r>
+              <w:rPr>
+                <w:rFonts w:hint="eastAsia"/>
+              </w:rPr>
+              <w:t>1230</w:t>
+            </w:r>
+          </w:p>
+        </w:tc>
+        <w:tc>
+          <w:tcPr>
+            <w:tcW w:w="1185" w:type="dxa"/>
+          </w:tcPr>
+          <w:p/>
+        </w:tc>
+        <w:tc>
+          <w:tcPr>
+            <w:tcW w:w="1185" w:type="dxa"/>
+          </w:tcPr>
+          <w:p/>
+        </w:tc>
+        <w:tc>
+          <w:tcPr>
+            <w:tcW w:w="1185" w:type="dxa"/>
+          </w:tcPr>
+          <w:p/>
+        </w:tc>
+        <w:tc>
+          <w:tcPr>
+            <w:tcW w:w="1185" w:type="dxa"/>
+          </w:tcPr>
+          <w:p/>
+        </w:tc>
+        <w:tc>
+          <w:tcPr>
+            <w:tcW w:w="1186" w:type="dxa"/>
+          </w:tcPr>
+          <w:p/>
+        </w:tc>
+      </w:tr>
+      <w:tr>
+        <w:tc>
+          <w:tcPr>
+            <w:tcW w:w="1185" w:type="dxa"/>
+          </w:tcPr>
+          <w:p/>
+        </w:tc>
+        <w:tc>
+          <w:tcPr>
+            <w:tcW w:w="1185" w:type="dxa"/>
+          </w:tcPr>
+          <w:p/>
+        </w:tc>
+        <w:tc>
+          <w:tcPr>
+            <w:tcW w:w="1185" w:type="dxa"/>
+          </w:tcPr>
+          <w:p/>
+        </w:tc>
+        <w:tc>
+          <w:tcPr>
+            <w:tcW w:w="1185" w:type="dxa"/>
+          </w:tcPr>
+          <w:p/>
+        </w:tc>
+        <w:tc>
+          <w:tcPr>
+            <w:tcW w:w="1185" w:type="dxa"/>
+          </w:tcPr>
+          <w:p/>
+        </w:tc>
+        <w:tc>
+          <w:tcPr>
+            <w:tcW w:w="1185" w:type="dxa"/>
+          </w:tcPr>
+          <w:p/>
+        </w:tc>
+        <w:tc>
+          <w:tcPr>
+            <w:tcW w:w="1186" w:type="dxa"/>
+          </w:tcPr>
+          <w:p/>
+        </w:tc>
+      </w:tr>
+    </w:tbl>
+    <w:sdt>
+      <w:sdtPr>
+        <w:rPr>
+          <w:lang w:val="zh-CN"/>
+        </w:rPr>
+        <w:id w:val="-1051840771"/>
+        <w:docPartObj>
+          <w:docPartGallery w:val="Table of Contents"/>
+          <w:docPartUnique/>
+        </w:docPartObj>
+      </w:sdtPr>
+      <w:sdtEndPr>
+        <w:rPr>
+          <w:rFonts w:asciiTheme="minorHAnsi" w:eastAsiaTheme="minorEastAsia" w:hAnsiTheme="minorHAnsi" w:cstheme="minorBidi"/>
+          <w:b/>
+          <w:bCs/>
+          <w:color w:val="auto"/>
+          <w:kern w:val="2"/>
+          <w:sz w:val="21"/>
+          <w:szCs w:val="22"/>
+        </w:rPr>
+      </w:sdtEndPr>
+      <w:sdtContent>
+        <w:p>
+          <w:pPr>
+            <w:pStyle w:val="TOC"/>
+            <w:rPr>
+              <w:rFonts w:hint="eastAsia"/>
+            </w:rPr>
+          </w:pPr>
+          <w:r>
+            <w:rPr>
+              <w:lang w:val="zh-CN"/>
+            </w:rPr>
+            <w:t>目录</w:t>
+          </w:r>
+        </w:p>
+        <w:p>
+          <w:pPr>
+            <w:pStyle w:val="TOC1"/>
+            <w:tabs>
+              <w:tab w:val="right" w:leader="dot" w:pos="8296"/>
+            </w:tabs>
+            <w:rPr>
+              <w:rFonts w:hint="eastAsia"/>
+              <w:noProof/>
+              <w:sz w:val="22"/>
+              <w:szCs w:val="24"/>
+              <w14:ligatures w14:val="standardContextual"/>
+            </w:rPr>
+          </w:pPr>
+          <w:r>
+            <w:fldChar w:fldCharType="begin"/>
+          </w:r>
+          <w:r>
+            <w:instrText xml:space="preserve"> TOC \o "1-3" \h \z \u </w:instrText>
+          </w:r>
+          <w:r>
+            <w:rPr>
+              <w:rFonts w:hint="eastAsia"/>
+            </w:rPr>
+            <w:fldChar w:fldCharType="separate"/>
+          </w:r>
+          <w:hyperlink w:anchor="_Toc218459639" w:history="1">
+            <w:r>
+              <w:rPr>
+                <w:rStyle w:val="af3"/>
+                <w:rFonts w:hint="eastAsia"/>
+                <w:noProof/>
+              </w:rPr>
+              <w:t>12.09课时一——简历修改</w:t>
+            </w:r>
+            <w:r>
+              <w:rPr>
+                <w:rFonts w:hint="eastAsia"/>
+                <w:noProof/>
+                <w:webHidden/>
+              </w:rPr>
+              <w:tab/>
+            </w:r>
+            <w:r>
+              <w:rPr>
+                <w:rFonts w:hint="eastAsia"/>
+                <w:noProof/>
+                <w:webHidden/>
+              </w:rPr>
+              <w:fldChar w:fldCharType="begin"/>
+            </w:r>
+            <w:r>
+              <w:rPr>
+                <w:rFonts w:hint="eastAsia"/>
+                <w:noProof/>
+                <w:webHidden/>
+              </w:rPr>
+              <w:instrText xml:space="preserve"> </w:instrText>
+            </w:r>
+            <w:r>
+              <w:rPr>
+                <w:noProof/>
+                <w:webHidden/>
+              </w:rPr>
+              <w:instrText>PAGEREF _Toc218459639 \h</w:instrText>
+            </w:r>
+            <w:r>
+              <w:rPr>
+                <w:rFonts w:hint="eastAsia"/>
+                <w:noProof/>
+                <w:webHidden/>
+              </w:rPr>
+              <w:instrText xml:space="preserve"> </w:instrText>
+            </w:r>
+            <w:r>
+              <w:rPr>
+                <w:rFonts w:hint="eastAsia"/>
+                <w:noProof/>
+                <w:webHidden/>
+              </w:rPr>
+            </w:r>
+            <w:r>
+              <w:rPr>
+                <w:rFonts w:hint="eastAsia"/>
+                <w:noProof/>
+                <w:webHidden/>
+              </w:rPr>
+              <w:fldChar w:fldCharType="separate"/>
+            </w:r>
+            <w:r>
+              <w:rPr>
+                <w:rFonts w:hint="eastAsia"/>
+                <w:noProof/>
+                <w:webHidden/>
+              </w:rPr>
+              <w:t>1</w:t>
+            </w:r>
+            <w:r>
+              <w:rPr>
+                <w:rFonts w:hint="eastAsia"/>
+                <w:noProof/>
+                <w:webHidden/>
+              </w:rPr>
+              <w:fldChar w:fldCharType="end"/>
+            </w:r>
+          </w:hyperlink>
+        </w:p>
+        <w:p>
+          <w:pPr>
+            <w:pStyle w:val="TOC1"/>
+            <w:tabs>
+              <w:tab w:val="right" w:leader="dot" w:pos="8296"/>
+            </w:tabs>
+            <w:rPr>
+              <w:rFonts w:hint="eastAsia"/>
+              <w:noProof/>
+              <w:sz w:val="22"/>
+              <w:szCs w:val="24"/>
+              <w14:ligatures w14:val="standardContextual"/>
+            </w:rPr>
+          </w:pPr>
+          <w:hyperlink w:anchor="_Toc218459640" w:history="1">
+            <w:r>
+              <w:rPr>
+                <w:rStyle w:val="af3"/>
+                <w:rFonts w:hint="eastAsia"/>
+                <w:noProof/>
+              </w:rPr>
+              <w:t>12.11课时二——简历修改</w:t>
+            </w:r>
+            <w:r>
+              <w:rPr>
+                <w:rFonts w:hint="eastAsia"/>
+                <w:noProof/>
+                <w:webHidden/>
+              </w:rPr>
+              <w:tab/>
+            </w:r>
+            <w:r>
+              <w:rPr>
+                <w:rFonts w:hint="eastAsia"/>
+                <w:noProof/>
+                <w:webHidden/>
+              </w:rPr>
+              <w:fldChar w:fldCharType="begin"/>
+            </w:r>
+            <w:r>
+              <w:rPr>
+                <w:rFonts w:hint="eastAsia"/>
+                <w:noProof/>
+                <w:webHidden/>
+              </w:rPr>
+              <w:instrText xml:space="preserve"> </w:instrText>
+            </w:r>
+            <w:r>
+              <w:rPr>
+                <w:noProof/>
+                <w:webHidden/>
+              </w:rPr>
+              <w:instrText>PAGEREF _Toc218459640 \h</w:instrText>
+            </w:r>
+            <w:r>
+              <w:rPr>
+                <w:rFonts w:hint="eastAsia"/>
+                <w:noProof/>
+                <w:webHidden/>
+              </w:rPr>
+              <w:instrText xml:space="preserve"> </w:instrText>
+            </w:r>
+            <w:r>
+              <w:rPr>
+                <w:rFonts w:hint="eastAsia"/>
+                <w:noProof/>
+                <w:webHidden/>
+              </w:rPr>
+            </w:r>
+            <w:r>
+              <w:rPr>
+                <w:rFonts w:hint="eastAsia"/>
+                <w:noProof/>
+                <w:webHidden/>
+              </w:rPr>
+              <w:fldChar w:fldCharType="separate"/>
+            </w:r>
+            <w:r>
+              <w:rPr>
+                <w:rFonts w:hint="eastAsia"/>
+                <w:noProof/>
+                <w:webHidden/>
+              </w:rPr>
+              <w:t>2</w:t>
+            </w:r>
+            <w:r>
+              <w:rPr>
+                <w:rFonts w:hint="eastAsia"/>
+                <w:noProof/>
+                <w:webHidden/>
+              </w:rPr>
+              <w:fldChar w:fldCharType="end"/>
+            </w:r>
+          </w:hyperlink>
+        </w:p>
+        <w:p>
+          <w:pPr>
+            <w:pStyle w:val="TOC1"/>
+            <w:tabs>
+              <w:tab w:val="right" w:leader="dot" w:pos="8296"/>
+            </w:tabs>
+            <w:rPr>
+              <w:rFonts w:hint="eastAsia"/>
+              <w:noProof/>
+              <w:sz w:val="22"/>
+              <w:szCs w:val="24"/>
+              <w14:ligatures w14:val="standardContextual"/>
+            </w:rPr>
+          </w:pPr>
+          <w:hyperlink w:anchor="_Toc218459641" w:history="1">
+            <w:r>
+              <w:rPr>
+                <w:rStyle w:val="af3"/>
+                <w:rFonts w:hint="eastAsia"/>
+                <w:noProof/>
+              </w:rPr>
+              <w:t>12.16课时三——自我介绍、项目亮点</w:t>
+            </w:r>
+            <w:r>
+              <w:rPr>
+                <w:rFonts w:hint="eastAsia"/>
+                <w:noProof/>
+                <w:webHidden/>
+              </w:rPr>
+              <w:tab/>
+            </w:r>
+            <w:r>
+              <w:rPr>
+                <w:rFonts w:hint="eastAsia"/>
+                <w:noProof/>
+                <w:webHidden/>
+              </w:rPr>
+              <w:fldChar w:fldCharType="begin"/>
+            </w:r>
+            <w:r>
+              <w:rPr>
+                <w:rFonts w:hint="eastAsia"/>
+                <w:noProof/>
+                <w:webHidden/>
+              </w:rPr>
+              <w:instrText xml:space="preserve"> </w:instrText>
+            </w:r>
+            <w:r>
+              <w:rPr>
+                <w:noProof/>
+                <w:webHidden/>
+              </w:rPr>
+              <w:instrText>PAGEREF _Toc218459641 \h</w:instrText>
+            </w:r>
+            <w:r>
+              <w:rPr>
+                <w:rFonts w:hint="eastAsia"/>
+                <w:noProof/>
+                <w:webHidden/>
+              </w:rPr>
+              <w:instrText xml:space="preserve"> </w:instrText>
+            </w:r>
+            <w:r>
+              <w:rPr>
+                <w:rFonts w:hint="eastAsia"/>
+                <w:noProof/>
+                <w:webHidden/>
+              </w:rPr>
+            </w:r>
+            <w:r>
+              <w:rPr>
+                <w:rFonts w:hint="eastAsia"/>
+                <w:noProof/>
+                <w:webHidden/>
+              </w:rPr>
+              <w:fldChar w:fldCharType="separate"/>
+            </w:r>
+            <w:r>
+              <w:rPr>
+                <w:rFonts w:hint="eastAsia"/>
+                <w:noProof/>
+                <w:webHidden/>
+              </w:rPr>
+              <w:t>4</w:t>
+            </w:r>
+            <w:r>
+              <w:rPr>
+                <w:rFonts w:hint="eastAsia"/>
+                <w:noProof/>
+                <w:webHidden/>
+              </w:rPr>
+              <w:fldChar w:fldCharType="end"/>
+            </w:r>
+          </w:hyperlink>
+        </w:p>
+        <w:p>
+          <w:pPr>
+            <w:pStyle w:val="TOC1"/>
+            <w:tabs>
+              <w:tab w:val="right" w:leader="dot" w:pos="8296"/>
+            </w:tabs>
+            <w:rPr>
+              <w:rFonts w:hint="eastAsia"/>
+              <w:noProof/>
+              <w:sz w:val="22"/>
+              <w:szCs w:val="24"/>
+              <w14:ligatures w14:val="standardContextual"/>
+            </w:rPr>
+          </w:pPr>
+          <w:hyperlink w:anchor="_Toc218459642" w:history="1">
+            <w:r>
+              <w:rPr>
+                <w:rStyle w:val="af3"/>
+                <w:rFonts w:hint="eastAsia"/>
+                <w:noProof/>
+              </w:rPr>
+              <w:t>12.17课时四</w:t>
+            </w:r>
+            <w:r>
+              <w:rPr>
+                <w:rFonts w:hint="eastAsia"/>
+                <w:noProof/>
+                <w:webHidden/>
+              </w:rPr>
+              <w:tab/>
+            </w:r>
+            <w:r>
+              <w:rPr>
+                <w:rFonts w:hint="eastAsia"/>
+                <w:noProof/>
+                <w:webHidden/>
+              </w:rPr>
+              <w:fldChar w:fldCharType="begin"/>
+            </w:r>
+            <w:r>
+              <w:rPr>
+                <w:rFonts w:hint="eastAsia"/>
+                <w:noProof/>
+                <w:webHidden/>
+              </w:rPr>
+              <w:instrText xml:space="preserve"> </w:instrText>
+            </w:r>
+            <w:r>
+              <w:rPr>
+                <w:noProof/>
+                <w:webHidden/>
+              </w:rPr>
+              <w:instrText>PAGEREF _Toc218459642 \h</w:instrText>
+            </w:r>
+            <w:r>
+              <w:rPr>
+                <w:rFonts w:hint="eastAsia"/>
+                <w:noProof/>
+                <w:webHidden/>
+              </w:rPr>
+              <w:instrText xml:space="preserve"> </w:instrText>
+            </w:r>
+            <w:r>
+              <w:rPr>
+                <w:rFonts w:hint="eastAsia"/>
+                <w:noProof/>
+                <w:webHidden/>
+              </w:rPr>
+            </w:r>
+            <w:r>
+              <w:rPr>
+                <w:rFonts w:hint="eastAsia"/>
+                <w:noProof/>
+                <w:webHidden/>
+              </w:rPr>
+              <w:fldChar w:fldCharType="separate"/>
+            </w:r>
+            <w:r>
+              <w:rPr>
+                <w:rFonts w:hint="eastAsia"/>
+                <w:noProof/>
+                <w:webHidden/>
+              </w:rPr>
+              <w:t>6</w:t>
+            </w:r>
+            <w:r>
+              <w:rPr>
+                <w:rFonts w:hint="eastAsia"/>
+                <w:noProof/>
+                <w:webHidden/>
+              </w:rPr>
+              <w:fldChar w:fldCharType="end"/>
+            </w:r>
+          </w:hyperlink>
+        </w:p>
+        <w:p>
+          <w:pPr>
+            <w:pStyle w:val="TOC1"/>
+            <w:tabs>
+              <w:tab w:val="right" w:leader="dot" w:pos="8296"/>
+            </w:tabs>
+            <w:rPr>
+              <w:rFonts w:hint="eastAsia"/>
+              <w:noProof/>
+              <w:sz w:val="22"/>
+              <w:szCs w:val="24"/>
+              <w14:ligatures w14:val="standardContextual"/>
+            </w:rPr>
+          </w:pPr>
+          <w:hyperlink w:anchor="_Toc218459643" w:history="1">
+            <w:r>
+              <w:rPr>
+                <w:rStyle w:val="af3"/>
+                <w:rFonts w:hint="eastAsia"/>
+                <w:noProof/>
+              </w:rPr>
+              <w:t>12.23课时5</w:t>
+            </w:r>
+            <w:r>
+              <w:rPr>
+                <w:rFonts w:hint="eastAsia"/>
+                <w:noProof/>
+                <w:webHidden/>
+              </w:rPr>
+              <w:tab/>
+            </w:r>
+            <w:r>
+              <w:rPr>
+                <w:rFonts w:hint="eastAsia"/>
+                <w:noProof/>
+                <w:webHidden/>
+              </w:rPr>
+              <w:fldChar w:fldCharType="begin"/>
+            </w:r>
+            <w:r>
+              <w:rPr>
+                <w:rFonts w:hint="eastAsia"/>
+                <w:noProof/>
+                <w:webHidden/>
+              </w:rPr>
+              <w:instrText xml:space="preserve"> </w:instrText>
+            </w:r>
+            <w:r>
+              <w:rPr>
+                <w:noProof/>
+                <w:webHidden/>
+              </w:rPr>
+              <w:instrText>PAGEREF _Toc218459643 \h</w:instrText>
+            </w:r>
+            <w:r>
+              <w:rPr>
+                <w:rFonts w:hint="eastAsia"/>
+                <w:noProof/>
+                <w:webHidden/>
+              </w:rPr>
+              <w:instrText xml:space="preserve"> </w:instrText>
+            </w:r>
+            <w:r>
+              <w:rPr>
+                <w:rFonts w:hint="eastAsia"/>
+                <w:noProof/>
+                <w:webHidden/>
+              </w:rPr>
+            </w:r>
+            <w:r>
+              <w:rPr>
+                <w:rFonts w:hint="eastAsia"/>
+                <w:noProof/>
+                <w:webHidden/>
+              </w:rPr>
+              <w:fldChar w:fldCharType="separate"/>
+            </w:r>
+            <w:r>
+              <w:rPr>
+                <w:rFonts w:hint="eastAsia"/>
+                <w:noProof/>
+                <w:webHidden/>
+              </w:rPr>
+              <w:t>7</w:t>
+            </w:r>
+            <w:r>
+              <w:rPr>
+                <w:rFonts w:hint="eastAsia"/>
+                <w:noProof/>
+                <w:webHidden/>
+              </w:rPr>
+              <w:fldChar w:fldCharType="end"/>
+            </w:r>
+          </w:hyperlink>
+        </w:p>
+        <w:p>
+          <w:pPr>
+            <w:pStyle w:val="TOC1"/>
+            <w:tabs>
+              <w:tab w:val="right" w:leader="dot" w:pos="8296"/>
+            </w:tabs>
+            <w:rPr>
+              <w:rFonts w:hint="eastAsia"/>
+              <w:noProof/>
+              <w:sz w:val="22"/>
+              <w:szCs w:val="24"/>
+              <w14:ligatures w14:val="standardContextual"/>
+            </w:rPr>
+          </w:pPr>
+          <w:hyperlink w:anchor="_Toc218459644" w:history="1">
+            <w:r>
+              <w:rPr>
+                <w:rStyle w:val="af3"/>
+                <w:rFonts w:hint="eastAsia"/>
+                <w:noProof/>
+              </w:rPr>
+              <w:t>12.26课时6</w:t>
+            </w:r>
+            <w:r>
+              <w:rPr>
+                <w:rFonts w:hint="eastAsia"/>
+                <w:noProof/>
+                <w:webHidden/>
+              </w:rPr>
+              <w:tab/>
+            </w:r>
+            <w:r>
+              <w:rPr>
+                <w:rFonts w:hint="eastAsia"/>
+                <w:noProof/>
+                <w:webHidden/>
+              </w:rPr>
+              <w:fldChar w:fldCharType="begin"/>
+            </w:r>
+            <w:r>
+              <w:rPr>
+                <w:rFonts w:hint="eastAsia"/>
+                <w:noProof/>
+                <w:webHidden/>
+              </w:rPr>
+              <w:instrText xml:space="preserve"> </w:instrText>
+            </w:r>
+            <w:r>
+              <w:rPr>
+                <w:noProof/>
+                <w:webHidden/>
+              </w:rPr>
+              <w:instrText>PAGEREF _Toc218459644 \h</w:instrText>
+            </w:r>
+            <w:r>
+              <w:rPr>
+                <w:rFonts w:hint="eastAsia"/>
+                <w:noProof/>
+                <w:webHidden/>
+              </w:rPr>
+              <w:instrText xml:space="preserve"> </w:instrText>
+            </w:r>
+            <w:r>
+              <w:rPr>
+                <w:rFonts w:hint="eastAsia"/>
+                <w:noProof/>
+                <w:webHidden/>
+              </w:rPr>
+            </w:r>
+            <w:r>
+              <w:rPr>
+                <w:rFonts w:hint="eastAsia"/>
+                <w:noProof/>
+                <w:webHidden/>
+              </w:rPr>
+              <w:fldChar w:fldCharType="separate"/>
+            </w:r>
+            <w:r>
+              <w:rPr>
+                <w:rFonts w:hint="eastAsia"/>
+                <w:noProof/>
+                <w:webHidden/>
+              </w:rPr>
+              <w:t>8</w:t>
+            </w:r>
+            <w:r>
+              <w:rPr>
+                <w:rFonts w:hint="eastAsia"/>
+                <w:noProof/>
+                <w:webHidden/>
+              </w:rPr>
+              <w:fldChar w:fldCharType="end"/>
+            </w:r>
+          </w:hyperlink>
+        </w:p>
+        <w:p>
+          <w:pPr>
+            <w:pStyle w:val="TOC1"/>
+            <w:tabs>
+              <w:tab w:val="right" w:leader="dot" w:pos="8296"/>
+            </w:tabs>
+            <w:rPr>
+              <w:rFonts w:hint="eastAsia"/>
+              <w:noProof/>
+              <w:sz w:val="22"/>
+              <w:szCs w:val="24"/>
+              <w14:ligatures w14:val="standardContextual"/>
+            </w:rPr>
+          </w:pPr>
+          <w:hyperlink w:anchor="_Toc218459645" w:history="1">
+            <w:r>
+              <w:rPr>
+                <w:rStyle w:val="af3"/>
+                <w:rFonts w:hint="eastAsia"/>
+                <w:noProof/>
+              </w:rPr>
+              <w:t>1230课时7</w:t>
+            </w:r>
+            <w:r>
+              <w:rPr>
+                <w:rFonts w:hint="eastAsia"/>
+                <w:noProof/>
+                <w:webHidden/>
+              </w:rPr>
+              <w:tab/>
+            </w:r>
+            <w:r>
+              <w:rPr>
+                <w:rFonts w:hint="eastAsia"/>
+                <w:noProof/>
+                <w:webHidden/>
+              </w:rPr>
+              <w:fldChar w:fldCharType="begin"/>
+            </w:r>
+            <w:r>
+              <w:rPr>
+                <w:rFonts w:hint="eastAsia"/>
+                <w:noProof/>
+                <w:webHidden/>
+              </w:rPr>
+              <w:instrText xml:space="preserve"> </w:instrText>
+            </w:r>
+            <w:r>
+              <w:rPr>
+                <w:noProof/>
+                <w:webHidden/>
+              </w:rPr>
+              <w:instrText>PAGEREF _Toc218459645 \h</w:instrText>
+            </w:r>
+            <w:r>
+              <w:rPr>
+                <w:rFonts w:hint="eastAsia"/>
+                <w:noProof/>
+                <w:webHidden/>
+              </w:rPr>
+              <w:instrText xml:space="preserve"> </w:instrText>
+            </w:r>
+            <w:r>
+              <w:rPr>
+                <w:rFonts w:hint="eastAsia"/>
+                <w:noProof/>
+                <w:webHidden/>
+              </w:rPr>
+            </w:r>
+            <w:r>
+              <w:rPr>
+                <w:rFonts w:hint="eastAsia"/>
+                <w:noProof/>
+                <w:webHidden/>
+              </w:rPr>
+              <w:fldChar w:fldCharType="separate"/>
+            </w:r>
+            <w:r>
+              <w:rPr>
+                <w:rFonts w:hint="eastAsia"/>
+                <w:noProof/>
+                <w:webHidden/>
+              </w:rPr>
+              <w:t>9</w:t>
+            </w:r>
+            <w:r>
+              <w:rPr>
+                <w:rFonts w:hint="eastAsia"/>
+                <w:noProof/>
+                <w:webHidden/>
+              </w:rPr>
+              <w:fldChar w:fldCharType="end"/>
+            </w:r>
+          </w:hyperlink>
+        </w:p>
+        <w:p>
+          <w:pPr>
+            <w:rPr>
+              <w:rFonts w:hint="eastAsia"/>
+            </w:rPr>
+          </w:pPr>
+          <w:r>
+            <w:rPr>
+              <w:b/>
+              <w:bCs/>
+              <w:lang w:val="zh-CN"/>
+            </w:rPr>
+            <w:fldChar w:fldCharType="end"/>
+          </w:r>
+        </w:p>
+      </w:sdtContent>
+    </w:sdt>
+    <w:p/>
+    <w:p>
+      <w:pPr>
+        <w:pStyle w:val="1"/>
+        <w:rPr>
+          <w:rFonts w:hint="eastAsia"/>
+        </w:rPr>
+      </w:pPr>
+      <w:bookmarkStart w:id="0" w:name="_Toc218459639"/>
+      <w:r>
+        <w:rPr>
+          <w:rFonts w:hint="eastAsia"/>
+        </w:rPr>
+        <w:t>12.</w:t>
+      </w:r>
+      <w:r>
+        <w:rPr>
+          <w:rFonts w:hint="eastAsia"/>
+        </w:rPr>
+        <w:t>09</w:t>
+      </w:r>
+      <w:r>
+        <w:rPr>
+          <w:rFonts w:hint="eastAsia"/>
+        </w:rPr>
+        <w:t>课时</w:t>
+      </w:r>
+      <w:r>
+        <w:rPr>
+          <w:rFonts w:hint="eastAsia"/>
+        </w:rPr>
+        <w:t>一——简历修改</w:t>
+      </w:r>
+      <w:bookmarkEnd w:id="0"/>
+    </w:p>
+    <w:p/>
     <w:p>
       <w:pPr>
         <w:rPr>
@@ -245,21 +1425,7 @@
         <w:rPr>
           <w:rFonts w:hint="eastAsia"/>
         </w:rPr>
-        <w:t>T：从零到</w:t>
-      </w:r>
-      <w:proofErr w:type="gramStart"/>
-      <w:r>
-        <w:rPr>
-          <w:rFonts w:hint="eastAsia"/>
-        </w:rPr>
-        <w:t>一</w:t>
-      </w:r>
-      <w:proofErr w:type="gramEnd"/>
-      <w:r>
-        <w:rPr>
-          <w:rFonts w:hint="eastAsia"/>
-        </w:rPr>
-        <w:t>实现系统烧录工具，能够可靠识别设备（），烧录能力，完整性保障</w:t>
+        <w:t>T：从零到一实现系统烧录工具，能够可靠识别设备（），烧录能力，完整性保障</w:t>
       </w:r>
     </w:p>
     <w:p>
@@ -290,14 +1456,8 @@
         <w:rPr>
           <w:rFonts w:hint="eastAsia"/>
         </w:rPr>
-        <w:t>专业的烧录能力：</w:t>
-      </w:r>
-      <w:proofErr w:type="gramStart"/>
-      <w:r>
-        <w:rPr>
-          <w:rFonts w:hint="eastAsia"/>
-        </w:rPr>
-        <w:t>集成</w:t>
+        <w:lastRenderedPageBreak/>
+        <w:t>专业的烧录能力：集成</w:t>
       </w:r>
       <w:r>
         <w:rPr>
@@ -305,88 +1465,61 @@
           <w:color w:val="000000"/>
           <w:sz w:val="22"/>
         </w:rPr>
-        <w:t>集成</w:t>
-      </w:r>
-      <w:proofErr w:type="gramEnd"/>
+        <w:t>集成etcher-image-write实现专业级镜像烧录功能</w:t>
+      </w:r>
+      <w:r>
+        <w:rPr>
+          <w:rFonts w:ascii="微软雅黑" w:eastAsia="微软雅黑" w:hAnsi="微软雅黑" w:hint="eastAsia"/>
+          <w:color w:val="000000"/>
+          <w:sz w:val="22"/>
+        </w:rPr>
+        <w:t>的稳定和可控</w:t>
+      </w:r>
+    </w:p>
+    <w:p>
+      <w:pPr>
+        <w:spacing w:before="260" w:line="220" w:lineRule="exact"/>
+        <w:ind w:leftChars="400" w:left="840"/>
+        <w:jc w:val="left"/>
+        <w:rPr>
+          <w:rFonts w:ascii="微软雅黑" w:eastAsia="微软雅黑" w:hAnsi="微软雅黑" w:hint="eastAsia"/>
+          <w:color w:val="000000"/>
+          <w:sz w:val="22"/>
+        </w:rPr>
+      </w:pPr>
       <w:r>
         <w:rPr>
           <w:rFonts w:ascii="微软雅黑" w:eastAsia="微软雅黑" w:hAnsi="微软雅黑"/>
           <w:color w:val="000000"/>
           <w:sz w:val="22"/>
         </w:rPr>
-        <w:t>etcher-image-write实现专业级镜像烧</w:t>
-      </w:r>
-      <w:proofErr w:type="gramStart"/>
-      <w:r>
-        <w:rPr>
-          <w:rFonts w:ascii="微软雅黑" w:eastAsia="微软雅黑" w:hAnsi="微软雅黑"/>
-          <w:color w:val="000000"/>
-          <w:sz w:val="22"/>
-        </w:rPr>
-        <w:t>录功能</w:t>
-      </w:r>
-      <w:proofErr w:type="gramEnd"/>
-      <w:r>
+        <w:t>使用drivelist库实现跨平台驱动器枚举和管理</w:t>
+      </w:r>
+    </w:p>
+    <w:p>
+      <w:pPr>
+        <w:spacing w:before="260" w:line="220" w:lineRule="exact"/>
+        <w:ind w:leftChars="400" w:left="840"/>
+        <w:jc w:val="left"/>
         <w:rPr>
           <w:rFonts w:ascii="微软雅黑" w:eastAsia="微软雅黑" w:hAnsi="微软雅黑" w:hint="eastAsia"/>
           <w:color w:val="000000"/>
           <w:sz w:val="22"/>
         </w:rPr>
-        <w:t>的稳定和可控</w:t>
-      </w:r>
-    </w:p>
-    <w:p>
-      <w:pPr>
-        <w:spacing w:before="260" w:line="220" w:lineRule="exact"/>
-        <w:ind w:leftChars="400" w:left="840"/>
-        <w:jc w:val="left"/>
+      </w:pPr>
+      <w:r>
         <w:rPr>
           <w:rFonts w:ascii="微软雅黑" w:eastAsia="微软雅黑" w:hAnsi="微软雅黑" w:hint="eastAsia"/>
           <w:color w:val="000000"/>
           <w:sz w:val="22"/>
         </w:rPr>
-      </w:pPr>
-      <w:r>
-        <w:rPr>
-          <w:rFonts w:ascii="微软雅黑" w:eastAsia="微软雅黑" w:hAnsi="微软雅黑"/>
-          <w:color w:val="000000"/>
-          <w:sz w:val="22"/>
-        </w:rPr>
-        <w:t>使用</w:t>
-      </w:r>
-      <w:proofErr w:type="spellStart"/>
-      <w:r>
-        <w:rPr>
-          <w:rFonts w:ascii="微软雅黑" w:eastAsia="微软雅黑" w:hAnsi="微软雅黑"/>
-          <w:color w:val="000000"/>
-          <w:sz w:val="22"/>
-        </w:rPr>
-        <w:t>drivelist</w:t>
-      </w:r>
-      <w:proofErr w:type="spellEnd"/>
-      <w:proofErr w:type="gramStart"/>
-      <w:r>
-        <w:rPr>
-          <w:rFonts w:ascii="微软雅黑" w:eastAsia="微软雅黑" w:hAnsi="微软雅黑"/>
-          <w:color w:val="000000"/>
-          <w:sz w:val="22"/>
-        </w:rPr>
-        <w:t>库实现</w:t>
-      </w:r>
-      <w:proofErr w:type="gramEnd"/>
-      <w:r>
-        <w:rPr>
-          <w:rFonts w:ascii="微软雅黑" w:eastAsia="微软雅黑" w:hAnsi="微软雅黑"/>
-          <w:color w:val="000000"/>
-          <w:sz w:val="22"/>
-        </w:rPr>
-        <w:t>跨平台驱动器枚举和管理</w:t>
+        <w:t>安全下载，进度可视化：开发固件下载模板，结合ipc进程通信进行完整新校验，降低与实际不一致的风险</w:t>
       </w:r>
     </w:p>
     <w:p>
       <w:pPr>
         <w:spacing w:before="260" w:line="220" w:lineRule="exact"/>
-        <w:ind w:leftChars="400" w:left="840"/>
+        <w:ind w:firstLine="420"/>
         <w:jc w:val="left"/>
         <w:rPr>
           <w:rFonts w:ascii="微软雅黑" w:eastAsia="微软雅黑" w:hAnsi="微软雅黑" w:hint="eastAsia"/>
@@ -400,44 +1533,6 @@
           <w:color w:val="000000"/>
           <w:sz w:val="22"/>
         </w:rPr>
-        <w:t>安全下载，进度可视化：开发固件下载模板，结合</w:t>
-      </w:r>
-      <w:proofErr w:type="spellStart"/>
-      <w:r>
-        <w:rPr>
-          <w:rFonts w:ascii="微软雅黑" w:eastAsia="微软雅黑" w:hAnsi="微软雅黑" w:hint="eastAsia"/>
-          <w:color w:val="000000"/>
-          <w:sz w:val="22"/>
-        </w:rPr>
-        <w:t>ipc</w:t>
-      </w:r>
-      <w:proofErr w:type="spellEnd"/>
-      <w:r>
-        <w:rPr>
-          <w:rFonts w:ascii="微软雅黑" w:eastAsia="微软雅黑" w:hAnsi="微软雅黑" w:hint="eastAsia"/>
-          <w:color w:val="000000"/>
-          <w:sz w:val="22"/>
-        </w:rPr>
-        <w:t>进程通信进行完整新校验，降低与实际不一致的风险</w:t>
-      </w:r>
-    </w:p>
-    <w:p>
-      <w:pPr>
-        <w:spacing w:before="260" w:line="220" w:lineRule="exact"/>
-        <w:ind w:firstLine="420"/>
-        <w:jc w:val="left"/>
-        <w:rPr>
-          <w:rFonts w:ascii="微软雅黑" w:eastAsia="微软雅黑" w:hAnsi="微软雅黑" w:hint="eastAsia"/>
-          <w:color w:val="000000"/>
-          <w:sz w:val="22"/>
-        </w:rPr>
-      </w:pPr>
-      <w:r>
-        <w:rPr>
-          <w:rFonts w:ascii="微软雅黑" w:eastAsia="微软雅黑" w:hAnsi="微软雅黑" w:hint="eastAsia"/>
-          <w:color w:val="000000"/>
-          <w:sz w:val="22"/>
-        </w:rPr>
         <w:t>R：涵盖核心烧录功能，</w:t>
       </w:r>
     </w:p>
@@ -467,19 +1562,11 @@
           <w:rFonts w:hint="eastAsia"/>
         </w:rPr>
       </w:pPr>
-      <w:proofErr w:type="spellStart"/>
-      <w:r>
-        <w:rPr>
-          <w:rFonts w:hint="eastAsia"/>
-        </w:rPr>
-        <w:t>Ipc</w:t>
-      </w:r>
-      <w:proofErr w:type="spellEnd"/>
-      <w:r>
-        <w:rPr>
-          <w:rFonts w:hint="eastAsia"/>
-        </w:rPr>
-        <w:t>通信保证进度可信不阻塞UI：利用electron+vue3，进行解耦，</w:t>
+      <w:r>
+        <w:rPr>
+          <w:rFonts w:hint="eastAsia"/>
+        </w:rPr>
+        <w:t>Ipc通信保证进度可信不阻塞UI：利用electron+vue3，进行解耦，</w:t>
       </w:r>
     </w:p>
     <w:p>
@@ -511,28 +1598,12 @@
           <w:rFonts w:hint="eastAsia"/>
         </w:rPr>
       </w:pPr>
-      <w:proofErr w:type="gramStart"/>
-      <w:r>
-        <w:rPr>
-          <w:rFonts w:hint="eastAsia"/>
-        </w:rPr>
-        <w:t>烧录传列入</w:t>
-      </w:r>
-      <w:proofErr w:type="gramEnd"/>
-      <w:r>
-        <w:rPr>
-          <w:rFonts w:hint="eastAsia"/>
-        </w:rPr>
-        <w:t>抽象</w:t>
-      </w:r>
-      <w:proofErr w:type="gramStart"/>
-      <w:r>
-        <w:rPr>
-          <w:rFonts w:hint="eastAsia"/>
-        </w:rPr>
-        <w:t>成状态积</w:t>
-      </w:r>
-      <w:proofErr w:type="gramEnd"/>
+      <w:r>
+        <w:rPr>
+          <w:rFonts w:hint="eastAsia"/>
+        </w:rPr>
+        <w:t>烧录传列入抽象成状态积</w:t>
+      </w:r>
     </w:p>
     <w:p>
       <w:pPr>
@@ -545,19 +1616,11 @@
           <w:rFonts w:hint="eastAsia"/>
         </w:rPr>
       </w:pPr>
-      <w:proofErr w:type="spellStart"/>
-      <w:r>
-        <w:rPr>
-          <w:rFonts w:hint="eastAsia"/>
-        </w:rPr>
-        <w:t>Ipc</w:t>
-      </w:r>
-      <w:proofErr w:type="spellEnd"/>
-      <w:r>
-        <w:rPr>
-          <w:rFonts w:hint="eastAsia"/>
-        </w:rPr>
-        <w:t>消息包含：downloading，validate, writing，checking，error，done</w:t>
+      <w:r>
+        <w:rPr>
+          <w:rFonts w:hint="eastAsia"/>
+        </w:rPr>
+        <w:t>Ipc消息包含：downloading，validate, writing，checking，error，done</w:t>
       </w:r>
     </w:p>
     <w:p>
@@ -609,21 +1672,7 @@
         <w:rPr>
           <w:rFonts w:hint="eastAsia"/>
         </w:rPr>
-        <w:t>飞书内</w:t>
-      </w:r>
-      <w:proofErr w:type="gramStart"/>
-      <w:r>
-        <w:rPr>
-          <w:rFonts w:hint="eastAsia"/>
-        </w:rPr>
-        <w:t>嵌</w:t>
-      </w:r>
-      <w:proofErr w:type="gramEnd"/>
-      <w:r>
-        <w:rPr>
-          <w:rFonts w:hint="eastAsia"/>
-        </w:rPr>
-        <w:t>周报系统</w:t>
+        <w:t>飞书内嵌周报系统</w:t>
       </w:r>
     </w:p>
     <w:p>
@@ -671,62 +1720,33 @@
         <w:rPr>
           <w:rFonts w:hint="eastAsia"/>
         </w:rPr>
-        <w:lastRenderedPageBreak/>
         <w:t>A：多方向可</w:t>
       </w:r>
       <w:r>
         <w:rPr>
           <w:rFonts w:hint="eastAsia"/>
         </w:rPr>
-        <w:t>折叠的数据加载模式，</w:t>
-      </w:r>
-      <w:proofErr w:type="spellStart"/>
-      <w:r>
-        <w:rPr>
-          <w:rFonts w:hint="eastAsia"/>
-        </w:rPr>
-        <w:t>tiptap</w:t>
-      </w:r>
-      <w:proofErr w:type="spellEnd"/>
-      <w:r>
-        <w:rPr>
-          <w:rFonts w:hint="eastAsia"/>
-        </w:rPr>
-        <w:t>库</w:t>
-      </w:r>
-    </w:p>
-    <w:p>
-      <w:pPr>
-        <w:rPr>
-          <w:rFonts w:hint="eastAsia"/>
-        </w:rPr>
-      </w:pPr>
-    </w:p>
-    <w:p>
-      <w:pPr>
-        <w:rPr>
-          <w:rFonts w:hint="eastAsia"/>
-        </w:rPr>
-      </w:pPr>
-      <w:r>
-        <w:rPr>
-          <w:rFonts w:hint="eastAsia"/>
-        </w:rPr>
-        <w:t>R：交付了一个周报的web和</w:t>
-      </w:r>
-      <w:proofErr w:type="gramStart"/>
-      <w:r>
-        <w:rPr>
-          <w:rFonts w:hint="eastAsia"/>
-        </w:rPr>
-        <w:t>飞书双场景</w:t>
-      </w:r>
-      <w:proofErr w:type="gramEnd"/>
-      <w:r>
-        <w:rPr>
-          <w:rFonts w:hint="eastAsia"/>
-        </w:rPr>
-        <w:t>的应用，提高内部人员组织协调能力，实时查看项目</w:t>
+        <w:t>折叠的数据加载模式，tiptap库</w:t>
+      </w:r>
+    </w:p>
+    <w:p>
+      <w:pPr>
+        <w:rPr>
+          <w:rFonts w:hint="eastAsia"/>
+        </w:rPr>
+      </w:pPr>
+    </w:p>
+    <w:p>
+      <w:pPr>
+        <w:rPr>
+          <w:rFonts w:hint="eastAsia"/>
+        </w:rPr>
+      </w:pPr>
+      <w:r>
+        <w:rPr>
+          <w:rFonts w:hint="eastAsia"/>
+        </w:rPr>
+        <w:t>R：交付了一个周报的web和飞书双场景的应用，提高内部人员组织协调能力，实时查看项目</w:t>
       </w:r>
     </w:p>
     <w:p>
@@ -757,13 +1777,23 @@
           <w:rFonts w:hint="eastAsia"/>
         </w:rPr>
       </w:pPr>
+      <w:bookmarkStart w:id="1" w:name="OLE_LINK1"/>
+      <w:bookmarkStart w:id="2" w:name="_Toc218459640"/>
       <w:r>
         <w:rPr>
           <w:rFonts w:hint="eastAsia"/>
         </w:rPr>
         <w:t>12.11课时二</w:t>
       </w:r>
-    </w:p>
+      <w:r>
+        <w:rPr>
+          <w:rFonts w:hint="eastAsia"/>
+        </w:rPr>
+        <w:t>——简历修改</w:t>
+      </w:r>
+      <w:bookmarkEnd w:id="2"/>
+    </w:p>
+    <w:bookmarkEnd w:id="1"/>
     <w:p>
       <w:pPr>
         <w:rPr>
@@ -977,21 +2007,7 @@
         <w:rPr>
           <w:rFonts w:hint="eastAsia"/>
         </w:rPr>
-        <w:t>（</w:t>
-      </w:r>
-      <w:proofErr w:type="spellStart"/>
-      <w:r>
-        <w:rPr>
-          <w:rFonts w:hint="eastAsia"/>
-        </w:rPr>
-        <w:t>Github</w:t>
-      </w:r>
-      <w:proofErr w:type="spellEnd"/>
-      <w:r>
-        <w:rPr>
-          <w:rFonts w:hint="eastAsia"/>
-        </w:rPr>
-        <w:t>首页：readme介绍、commit绿点、头像、stars</w:t>
+        <w:t>（Github首页：readme介绍、commit绿点、头像、stars</w:t>
       </w:r>
     </w:p>
     <w:p>
@@ -1050,21 +2066,7 @@
         <w:rPr>
           <w:rFonts w:hint="eastAsia"/>
         </w:rPr>
-        <w:t>工作经历上方</w:t>
-      </w:r>
-      <w:proofErr w:type="gramStart"/>
-      <w:r>
-        <w:rPr>
-          <w:rFonts w:hint="eastAsia"/>
-        </w:rPr>
-        <w:t>写核心</w:t>
-      </w:r>
-      <w:proofErr w:type="gramEnd"/>
-      <w:r>
-        <w:rPr>
-          <w:rFonts w:hint="eastAsia"/>
-        </w:rPr>
-        <w:t>优势：</w:t>
+        <w:t>工作经历上方写核心优势：</w:t>
       </w:r>
     </w:p>
     <w:p>
@@ -1100,49 +2102,7 @@
         <w:rPr>
           <w:rFonts w:hint="eastAsia"/>
         </w:rPr>
-        <w:t>有利于在</w:t>
-      </w:r>
-      <w:proofErr w:type="spellStart"/>
-      <w:r>
-        <w:rPr>
-          <w:rFonts w:hint="eastAsia"/>
-        </w:rPr>
-        <w:t>toB</w:t>
-      </w:r>
-      <w:proofErr w:type="spellEnd"/>
-      <w:r>
-        <w:rPr>
-          <w:rFonts w:hint="eastAsia"/>
-        </w:rPr>
-        <w:t>的平台类岗位快速落地技术方案，企业</w:t>
-      </w:r>
-      <w:proofErr w:type="gramStart"/>
-      <w:r>
-        <w:rPr>
-          <w:rFonts w:hint="eastAsia"/>
-        </w:rPr>
-        <w:t>级内部</w:t>
-      </w:r>
-      <w:proofErr w:type="gramEnd"/>
-      <w:r>
-        <w:rPr>
-          <w:rFonts w:hint="eastAsia"/>
-        </w:rPr>
-        <w:t>工具从0到1落地能力，独立完成飞书内</w:t>
-      </w:r>
-      <w:proofErr w:type="gramStart"/>
-      <w:r>
-        <w:rPr>
-          <w:rFonts w:hint="eastAsia"/>
-        </w:rPr>
-        <w:t>嵌</w:t>
-      </w:r>
-      <w:proofErr w:type="gramEnd"/>
-      <w:r>
-        <w:rPr>
-          <w:rFonts w:hint="eastAsia"/>
-        </w:rPr>
-        <w:t>周报系统，从需求的梳理到技术选型到上线，真正把系统作为团队的协作工具。</w:t>
+        <w:t>有利于在toB的平台类岗位快速落地技术方案，企业级内部工具从0到1落地能力，独立完成飞书内嵌周报系统，从需求的梳理到技术选型到上线，真正把系统作为团队的协作工具。</w:t>
       </w:r>
     </w:p>
     <w:p>
@@ -1160,30 +2120,8 @@
         <w:rPr>
           <w:rFonts w:hint="eastAsia"/>
         </w:rPr>
-        <w:t>跨平台桌面的系统能力，独立设计硬件钱包固件烧录工具，覆盖Windows、Linux、</w:t>
-      </w:r>
-      <w:proofErr w:type="spellStart"/>
-      <w:r>
-        <w:rPr>
-          <w:rFonts w:hint="eastAsia"/>
-        </w:rPr>
-        <w:t>macos</w:t>
-      </w:r>
-      <w:proofErr w:type="spellEnd"/>
-      <w:r>
-        <w:rPr>
-          <w:rFonts w:hint="eastAsia"/>
-        </w:rPr>
-        <w:t xml:space="preserve">三端，对底层 </w:t>
-      </w:r>
-      <w:proofErr w:type="gramStart"/>
-      <w:r>
-        <w:rPr>
-          <w:rFonts w:hint="eastAsia"/>
-        </w:rPr>
-        <w:t>和</w:t>
-      </w:r>
-      <w:proofErr w:type="gramEnd"/>
+        <w:t>跨平台桌面的系统能力，独立设计硬件钱包固件烧录工具，覆盖Windows、Linux、macos三端，对底层 和</w:t>
+      </w:r>
     </w:p>
     <w:p>
       <w:pPr>
@@ -1200,21 +2138,7 @@
         <w:rPr>
           <w:rFonts w:hint="eastAsia"/>
         </w:rPr>
-        <w:t>自动化与AI工具链的实践，有基于</w:t>
-      </w:r>
-      <w:proofErr w:type="spellStart"/>
-      <w:r>
-        <w:rPr>
-          <w:rFonts w:hint="eastAsia"/>
-        </w:rPr>
-        <w:t>Langchain</w:t>
-      </w:r>
-      <w:proofErr w:type="spellEnd"/>
-      <w:r>
-        <w:rPr>
-          <w:rFonts w:hint="eastAsia"/>
-        </w:rPr>
-        <w:t>的企业知识库的，编写自动化脚本，降低人工错误率，对接多家交易所API，实现监控预警和自动交易</w:t>
+        <w:t>自动化与AI工具链的实践，有基于Langchain的企业知识库的，编写自动化脚本，降低人工错误率，对接多家交易所API，实现监控预警和自动交易</w:t>
       </w:r>
     </w:p>
     <w:p>
@@ -1387,28 +2311,24 @@
           <w:rFonts w:hint="eastAsia"/>
         </w:rPr>
       </w:pPr>
-      <w:proofErr w:type="spellStart"/>
       <w:r>
         <w:rPr>
           <w:rFonts w:hint="eastAsia"/>
         </w:rPr>
         <w:t>AntD</w:t>
       </w:r>
-      <w:proofErr w:type="spellEnd"/>
       <w:r>
         <w:rPr>
           <w:rFonts w:hint="eastAsia"/>
         </w:rPr>
         <w:t>、</w:t>
       </w:r>
-      <w:proofErr w:type="spellStart"/>
       <w:r>
         <w:rPr>
           <w:rFonts w:hint="eastAsia"/>
         </w:rPr>
         <w:t>ECharts</w:t>
       </w:r>
-      <w:proofErr w:type="spellEnd"/>
       <w:r>
         <w:rPr>
           <w:rFonts w:hint="eastAsia"/>
@@ -1462,28 +2382,24 @@
         </w:rPr>
         <w:t xml:space="preserve">git, </w:t>
       </w:r>
-      <w:proofErr w:type="spellStart"/>
       <w:r>
         <w:rPr>
           <w:rFonts w:hint="eastAsia"/>
         </w:rPr>
         <w:t>vite</w:t>
       </w:r>
-      <w:proofErr w:type="spellEnd"/>
       <w:r>
         <w:rPr>
           <w:rFonts w:hint="eastAsia"/>
         </w:rPr>
         <w:t xml:space="preserve">, </w:t>
       </w:r>
-      <w:proofErr w:type="spellStart"/>
       <w:r>
         <w:rPr>
           <w:rFonts w:hint="eastAsia"/>
         </w:rPr>
         <w:t>ESLint</w:t>
       </w:r>
-      <w:proofErr w:type="spellEnd"/>
       <w:r>
         <w:rPr>
           <w:rFonts w:hint="eastAsia"/>
@@ -1580,21 +2496,7 @@
         <w:rPr>
           <w:rFonts w:hint="eastAsia"/>
         </w:rPr>
-        <w:t>项目再加一个技术</w:t>
-      </w:r>
-      <w:proofErr w:type="gramStart"/>
-      <w:r>
-        <w:rPr>
-          <w:rFonts w:hint="eastAsia"/>
-        </w:rPr>
-        <w:t>栈</w:t>
-      </w:r>
-      <w:proofErr w:type="gramEnd"/>
-      <w:r>
-        <w:rPr>
-          <w:rFonts w:hint="eastAsia"/>
-        </w:rPr>
-        <w:t>，只写技术名词，</w:t>
+        <w:t>项目再加一个技术栈，只写技术名词，</w:t>
       </w:r>
     </w:p>
     <w:p>
@@ -1665,12 +2567,32 @@
           <w:rFonts w:hint="eastAsia"/>
         </w:rPr>
       </w:pPr>
-      <w:r>
-        <w:rPr>
-          <w:rFonts w:hint="eastAsia"/>
-        </w:rPr>
-        <w:t>12.16课时3</w:t>
-      </w:r>
+      <w:bookmarkStart w:id="3" w:name="_Toc218459641"/>
+      <w:r>
+        <w:rPr>
+          <w:rFonts w:hint="eastAsia"/>
+        </w:rPr>
+        <w:t>12.16课时</w:t>
+      </w:r>
+      <w:r>
+        <w:rPr>
+          <w:rFonts w:hint="eastAsia"/>
+        </w:rPr>
+        <w:t>三</w:t>
+      </w:r>
+      <w:r>
+        <w:rPr>
+          <w:rFonts w:hint="eastAsia"/>
+        </w:rPr>
+        <w:t>——</w:t>
+      </w:r>
+      <w:r>
+        <w:rPr>
+          <w:rFonts w:hint="eastAsia"/>
+        </w:rPr>
+        <w:t>自我介绍、项目亮点</w:t>
+      </w:r>
+      <w:bookmarkEnd w:id="3"/>
     </w:p>
     <w:p>
       <w:pPr>
@@ -1709,35 +2631,13 @@
         </w:rPr>
       </w:pPr>
       <w:r>
-        <w:t>我是</w:t>
-      </w:r>
-      <w:proofErr w:type="gramStart"/>
-      <w:r>
-        <w:t>杨佳琳</w:t>
-      </w:r>
-      <w:proofErr w:type="gramEnd"/>
-      <w:r>
-        <w:t>，毕业于上海财经大学数据科学与大数据技术专业</w:t>
-      </w:r>
-      <w:r>
-        <w:rPr>
-          <w:rFonts w:hint="eastAsia"/>
-        </w:rPr>
-        <w:t>，求职岗位是</w:t>
-      </w:r>
-      <w:proofErr w:type="gramStart"/>
-      <w:r>
-        <w:rPr>
-          <w:rFonts w:hint="eastAsia"/>
-        </w:rPr>
-        <w:t>端开发</w:t>
-      </w:r>
-      <w:proofErr w:type="gramEnd"/>
-      <w:r>
-        <w:rPr>
-          <w:rFonts w:hint="eastAsia"/>
-        </w:rPr>
-        <w:t>工程师</w:t>
+        <w:t>我是杨佳琳，毕业于上海财经大学数据科学与大数据技术专业</w:t>
+      </w:r>
+      <w:r>
+        <w:rPr>
+          <w:rFonts w:hint="eastAsia"/>
+        </w:rPr>
+        <w:t>，求职岗位是端开发工程师</w:t>
       </w:r>
       <w:r>
         <w:t>。</w:t>
@@ -1798,66 +2698,44 @@
         </w:rPr>
       </w:pPr>
       <w:r>
-        <w:t>第一个是飞书内</w:t>
-      </w:r>
-      <w:proofErr w:type="gramStart"/>
-      <w:r>
-        <w:t>嵌</w:t>
-      </w:r>
-      <w:proofErr w:type="gramEnd"/>
-      <w:r>
-        <w:t>周报系统，</w:t>
+        <w:t>第一个是飞书内嵌周报系统，</w:t>
       </w:r>
       <w:r>
         <w:rPr>
           <w:strike/>
         </w:rPr>
-        <w:t>我从零开始负责整个系统的设计、开发和上线。针对海量历史周报数据的展示需求，我封装了高性能的虚拟滚动列表，支持数据筛选和视角切换；为提升编辑体验，基于</w:t>
-      </w:r>
-      <w:proofErr w:type="spellStart"/>
-      <w:r>
-        <w:rPr>
+        <w:t xml:space="preserve">我从零开始负责整个系统的设计、开发和上线。针对海量历史周报数据的展示需求，我封装了高性能的虚拟滚动列表，支持数据筛选和视角切换；为提升编辑体验，基于TipTap深度定制了富文本编辑器；同时通过Redux持久化和多端键盘适配等优化，确保系统稳定运行。该项目已成为团队标准协作工具，显著提升了信息同步效率。 </w:t>
+      </w:r>
+    </w:p>
+    <w:p>
+      <w:pPr>
+        <w:rPr>
+          <w:rFonts w:hint="eastAsia"/>
           <w:strike/>
         </w:rPr>
-        <w:t>TipTap</w:t>
-      </w:r>
-      <w:proofErr w:type="spellEnd"/>
-      <w:r>
-        <w:rPr>
+      </w:pPr>
+    </w:p>
+    <w:p>
+      <w:pPr>
+        <w:rPr>
+          <w:rFonts w:hint="eastAsia"/>
           <w:strike/>
         </w:rPr>
-        <w:t xml:space="preserve">深度定制了富文本编辑器；同时通过Redux持久化和多端键盘适配等优化，确保系统稳定运行。该项目已成为团队标准协作工具，显著提升了信息同步效率。 </w:t>
-      </w:r>
-    </w:p>
-    <w:p>
-      <w:pPr>
-        <w:rPr>
-          <w:rFonts w:hint="eastAsia"/>
+      </w:pPr>
+      <w:r>
+        <w:t>第二个项目是硬件钱包固件烧录工具，</w:t>
+      </w:r>
+      <w:r>
+        <w:rPr>
           <w:strike/>
         </w:rPr>
-      </w:pPr>
-    </w:p>
-    <w:p>
-      <w:pPr>
+        <w:t>我独立开发了跨Windows、Linux、macOS三端的Electron桌面应用。重点解决了系统级权限提升与烧录引擎集成问题，在Windows平台集成专业烧录库，在macOS/Linux系统使用原生dd命令；通过精细的进程通信和校验机制，确保烧录过程的可靠性</w:t>
+      </w:r>
+      <w:r>
         <w:rPr>
           <w:rFonts w:hint="eastAsia"/>
           <w:strike/>
         </w:rPr>
-      </w:pPr>
-      <w:r>
-        <w:t>第二个项目是硬件钱包固件烧录工具，</w:t>
-      </w:r>
-      <w:r>
-        <w:rPr>
-          <w:strike/>
-        </w:rPr>
-        <w:t>我独立开发了跨Windows、Linux、macOS三端的Electron桌面应用。重点解决了系统级权限提升与烧录引擎集成问题，在Windows平台集成专业烧录库，在macOS/Linux系统使用原生dd命令；通过精细的进程通信和校验机制，确保烧录过程的可靠性</w:t>
-      </w:r>
-      <w:r>
-        <w:rPr>
-          <w:rFonts w:hint="eastAsia"/>
-          <w:strike/>
-        </w:rPr>
         <w:t>。</w:t>
       </w:r>
     </w:p>
@@ -1882,15 +2760,7 @@
         </w:rPr>
       </w:pPr>
       <w:r>
-        <w:t>此外，我的数据科学背景和AI工程实践经历，使我在技术方案设计时能更好地结合业务需求。曾基于</w:t>
-      </w:r>
-      <w:proofErr w:type="spellStart"/>
-      <w:r>
-        <w:t>LangChain</w:t>
-      </w:r>
-      <w:proofErr w:type="spellEnd"/>
-      <w:r>
-        <w:t xml:space="preserve">开发RAG知识库系统，并编写自动化脚本优化业务流程，这种复合背景让我不仅能完成前端开发，更能从系统层面思考技术实现，真正赋能业务发展。 </w:t>
+        <w:t xml:space="preserve">此外，我的数据科学背景和AI工程实践经历，使我在技术方案设计时能更好地结合业务需求。曾基于LangChain开发RAG知识库系统，并编写自动化脚本优化业务流程，这种复合背景让我不仅能完成前端开发，更能从系统层面思考技术实现，真正赋能业务发展。 </w:t>
       </w:r>
     </w:p>
     <w:p>
@@ -2115,58 +2985,7 @@
       <w:pPr>
         <w:pStyle w:val="a9"/>
         <w:ind w:left="360"/>
-        <w:rPr>
-          <w:rFonts w:hint="eastAsia"/>
-        </w:rPr>
-      </w:pPr>
-    </w:p>
-    <w:p>
-      <w:pPr>
-        <w:pStyle w:val="a9"/>
-        <w:ind w:left="360"/>
-        <w:rPr>
-          <w:rFonts w:hint="eastAsia"/>
-        </w:rPr>
-      </w:pPr>
-    </w:p>
-    <w:p>
-      <w:pPr>
-        <w:pStyle w:val="a9"/>
-        <w:ind w:left="360"/>
-        <w:rPr>
-          <w:rFonts w:hint="eastAsia"/>
-        </w:rPr>
-      </w:pPr>
-      <w:r>
-        <w:rPr>
-          <w:rFonts w:hint="eastAsia"/>
-        </w:rPr>
-        <w:t>项目亮点：STAR</w:t>
-      </w:r>
-    </w:p>
-    <w:p>
-      <w:pPr>
-        <w:pStyle w:val="a9"/>
-        <w:ind w:left="360"/>
-        <w:rPr>
-          <w:rFonts w:hint="eastAsia"/>
-        </w:rPr>
-      </w:pPr>
-    </w:p>
-    <w:p>
-      <w:pPr>
-        <w:pStyle w:val="a9"/>
-        <w:ind w:left="360"/>
-        <w:rPr>
-          <w:rFonts w:hint="eastAsia"/>
-        </w:rPr>
-      </w:pPr>
-      <w:r>
-        <w:rPr>
-          <w:rFonts w:hint="eastAsia"/>
-        </w:rPr>
-        <w:t>A：</w:t>
-      </w:r>
+      </w:pPr>
     </w:p>
     <w:p>
       <w:pPr>
@@ -2192,21 +3011,7 @@
         <w:rPr>
           <w:rFonts w:hint="eastAsia"/>
         </w:rPr>
-        <w:t>自</w:t>
-      </w:r>
-      <w:proofErr w:type="gramStart"/>
-      <w:r>
-        <w:rPr>
-          <w:rFonts w:hint="eastAsia"/>
-        </w:rPr>
-        <w:t>研</w:t>
-      </w:r>
-      <w:proofErr w:type="gramEnd"/>
-      <w:r>
-        <w:rPr>
-          <w:rFonts w:hint="eastAsia"/>
-        </w:rPr>
-        <w:t>一个高性能虚拟列表滚动双向加载：支持双向滚动加载、折叠、跳转</w:t>
+        <w:t>自研一个高性能虚拟列表滚动双向加载：支持双向滚动加载、折叠、跳转</w:t>
       </w:r>
     </w:p>
     <w:p>
@@ -2278,21 +3083,12 @@
         </w:rPr>
         <w:t>支持跳转折叠，</w:t>
       </w:r>
-      <w:proofErr w:type="gramStart"/>
       <w:r>
         <w:rPr>
           <w:rFonts w:hint="eastAsia"/>
           <w:strike/>
         </w:rPr>
-        <w:t>滚动锚点</w:t>
-      </w:r>
-      <w:proofErr w:type="gramEnd"/>
-      <w:r>
-        <w:rPr>
-          <w:rFonts w:hint="eastAsia"/>
-          <w:strike/>
-        </w:rPr>
-        <w:t>anchor与高度缓存，</w:t>
+        <w:t>滚动锚点anchor与高度缓存，</w:t>
       </w:r>
     </w:p>
     <w:p>
@@ -2307,21 +3103,7 @@
         <w:rPr>
           <w:rFonts w:hint="eastAsia"/>
         </w:rPr>
-        <w:t>双向加载：</w:t>
-      </w:r>
-      <w:proofErr w:type="gramStart"/>
-      <w:r>
-        <w:rPr>
-          <w:rFonts w:hint="eastAsia"/>
-        </w:rPr>
-        <w:t>懒</w:t>
-      </w:r>
-      <w:proofErr w:type="gramEnd"/>
-      <w:r>
-        <w:rPr>
-          <w:rFonts w:hint="eastAsia"/>
-        </w:rPr>
-        <w:t>加载、滚动位置修正，数据插入</w:t>
+        <w:t>双向加载：懒加载、滚动位置修正，数据插入</w:t>
       </w:r>
     </w:p>
     <w:p>
@@ -2443,16 +3225,8 @@
         <w:rPr>
           <w:rFonts w:hint="eastAsia"/>
         </w:rPr>
-        <w:t>分段存储，划分成逻辑上的数据块，（例如两三周一</w:t>
-      </w:r>
-      <w:proofErr w:type="gramStart"/>
-      <w:r>
-        <w:rPr>
-          <w:rFonts w:hint="eastAsia"/>
-        </w:rPr>
-        <w:t>个</w:t>
-      </w:r>
-      <w:proofErr w:type="gramEnd"/>
+        <w:t>分段存储，划分成逻辑上的数据块，（例如两三周一个</w:t>
+      </w:r>
       <w:r>
         <w:rPr>
           <w:rFonts w:hint="eastAsia"/>
@@ -2489,21 +3263,7 @@
         <w:rPr>
           <w:rFonts w:hint="eastAsia"/>
         </w:rPr>
-        <w:t>基于索引、时间戳，先进先出，简单淘汰旧的chunk，让数据</w:t>
-      </w:r>
-      <w:proofErr w:type="gramStart"/>
-      <w:r>
-        <w:rPr>
-          <w:rFonts w:hint="eastAsia"/>
-        </w:rPr>
-        <w:t>量回归</w:t>
-      </w:r>
-      <w:proofErr w:type="gramEnd"/>
-      <w:r>
-        <w:rPr>
-          <w:rFonts w:hint="eastAsia"/>
-        </w:rPr>
-        <w:t>到安全的阈值</w:t>
+        <w:t>基于索引、时间戳，先进先出，简单淘汰旧的chunk，让数据量回归到安全的阈值</w:t>
       </w:r>
     </w:p>
     <w:p>
@@ -2542,21 +3302,7 @@
         <w:rPr>
           <w:rFonts w:hint="eastAsia"/>
         </w:rPr>
-        <w:t>用哈希表和双向链表的结合，进行判定，头部</w:t>
-      </w:r>
-      <w:proofErr w:type="gramStart"/>
-      <w:r>
-        <w:rPr>
-          <w:rFonts w:hint="eastAsia"/>
-        </w:rPr>
-        <w:t>放最近</w:t>
-      </w:r>
-      <w:proofErr w:type="gramEnd"/>
-      <w:r>
-        <w:rPr>
-          <w:rFonts w:hint="eastAsia"/>
-        </w:rPr>
-        <w:t>使用过的，</w:t>
+        <w:t>用哈希表和双向链表的结合，进行判定，头部放最近使用过的，</w:t>
       </w:r>
     </w:p>
     <w:p>
@@ -2588,6 +3334,455 @@
     </w:p>
     <w:p>
       <w:pPr>
+        <w:pStyle w:val="a5"/>
+      </w:pPr>
+      <w:r>
+        <w:rPr>
+          <w:rFonts w:hint="eastAsia"/>
+        </w:rPr>
+        <w:t>自我介绍总结：</w:t>
+      </w:r>
+    </w:p>
+    <w:p>
+      <w:pPr>
+        <w:pStyle w:val="a9"/>
+        <w:numPr>
+          <w:ilvl w:val="0"/>
+          <w:numId w:val="11"/>
+        </w:numPr>
+      </w:pPr>
+      <w:r>
+        <w:rPr>
+          <w:b/>
+          <w:bCs/>
+        </w:rPr>
+        <w:t>自我介绍时间</w:t>
+      </w:r>
+      <w:r>
+        <w:t>：控制在 2 分钟内，3 分钟会显啰嗦。</w:t>
+      </w:r>
+    </w:p>
+    <w:p>
+      <w:pPr>
+        <w:pStyle w:val="a9"/>
+        <w:numPr>
+          <w:ilvl w:val="0"/>
+          <w:numId w:val="11"/>
+        </w:numPr>
+      </w:pPr>
+      <w:r>
+        <w:rPr>
+          <w:b/>
+          <w:bCs/>
+        </w:rPr>
+        <w:t>自我介绍要点</w:t>
+      </w:r>
+      <w:r>
+        <w:t>：</w:t>
+      </w:r>
+    </w:p>
+    <w:p>
+      <w:pPr>
+        <w:pStyle w:val="a9"/>
+        <w:numPr>
+          <w:ilvl w:val="1"/>
+          <w:numId w:val="11"/>
+        </w:numPr>
+      </w:pPr>
+      <w:r>
+        <w:rPr>
+          <w:b/>
+          <w:bCs/>
+        </w:rPr>
+        <w:t>礼貌开场</w:t>
+      </w:r>
+      <w:r>
+        <w:t>：向面试官问好。</w:t>
+      </w:r>
+    </w:p>
+    <w:p>
+      <w:pPr>
+        <w:pStyle w:val="a9"/>
+        <w:numPr>
+          <w:ilvl w:val="1"/>
+          <w:numId w:val="11"/>
+        </w:numPr>
+      </w:pPr>
+      <w:r>
+        <w:rPr>
+          <w:b/>
+          <w:bCs/>
+        </w:rPr>
+        <w:t>表明身份</w:t>
+      </w:r>
+      <w:r>
+        <w:t>：阐述工作年限，应届生需表明身份。</w:t>
+      </w:r>
+    </w:p>
+    <w:p>
+      <w:pPr>
+        <w:pStyle w:val="a9"/>
+        <w:numPr>
+          <w:ilvl w:val="1"/>
+          <w:numId w:val="11"/>
+        </w:numPr>
+      </w:pPr>
+      <w:r>
+        <w:rPr>
+          <w:b/>
+          <w:bCs/>
+        </w:rPr>
+        <w:t>英文能力</w:t>
+      </w:r>
+      <w:r>
+        <w:t>：无海外留学经历可不讲英文能力。</w:t>
+      </w:r>
+    </w:p>
+    <w:p>
+      <w:pPr>
+        <w:pStyle w:val="a9"/>
+        <w:numPr>
+          <w:ilvl w:val="1"/>
+          <w:numId w:val="11"/>
+        </w:numPr>
+      </w:pPr>
+      <w:r>
+        <w:rPr>
+          <w:b/>
+          <w:bCs/>
+        </w:rPr>
+        <w:t>紧扣岗位相关性</w:t>
+      </w:r>
+      <w:r>
+        <w:t>：围绕目标公司讲可量化或有关联的技术名词、场景，老师可根据公司 JD 指导。</w:t>
+      </w:r>
+    </w:p>
+    <w:p>
+      <w:pPr>
+        <w:pStyle w:val="a9"/>
+        <w:numPr>
+          <w:ilvl w:val="1"/>
+          <w:numId w:val="11"/>
+        </w:numPr>
+      </w:pPr>
+      <w:r>
+        <w:rPr>
+          <w:b/>
+          <w:bCs/>
+        </w:rPr>
+        <w:t>自我优势</w:t>
+      </w:r>
+      <w:r>
+        <w:t>：总结做过项目的特色、是否担任过 leader 及解决问题的能力。</w:t>
+      </w:r>
+    </w:p>
+    <w:p>
+      <w:pPr>
+        <w:pStyle w:val="a9"/>
+        <w:numPr>
+          <w:ilvl w:val="1"/>
+          <w:numId w:val="11"/>
+        </w:numPr>
+      </w:pPr>
+      <w:r>
+        <w:rPr>
+          <w:b/>
+          <w:bCs/>
+        </w:rPr>
+        <w:t>加入意愿</w:t>
+      </w:r>
+      <w:r>
+        <w:t>：从公司使命价值观、业务赛道与自身匹配度等方面表达加入意愿，忌谈钱。</w:t>
+      </w:r>
+    </w:p>
+    <w:p>
+      <w:pPr>
+        <w:pStyle w:val="a9"/>
+        <w:numPr>
+          <w:ilvl w:val="1"/>
+          <w:numId w:val="11"/>
+        </w:numPr>
+      </w:pPr>
+      <w:r>
+        <w:rPr>
+          <w:b/>
+          <w:bCs/>
+        </w:rPr>
+        <w:t>后续衔接</w:t>
+      </w:r>
+      <w:r>
+        <w:t>：自我介绍后询问面试官是否可扩展讲项目亮点，依面试官决定行事。</w:t>
+      </w:r>
+    </w:p>
+    <w:p>
+      <w:pPr>
+        <w:pStyle w:val="a9"/>
+        <w:numPr>
+          <w:ilvl w:val="0"/>
+          <w:numId w:val="11"/>
+        </w:numPr>
+      </w:pPr>
+      <w:r>
+        <w:rPr>
+          <w:b/>
+          <w:bCs/>
+        </w:rPr>
+        <w:t>项目亮点挖掘</w:t>
+      </w:r>
+      <w:r>
+        <w:t>：老师曾在改简历时讲过项目亮点挖掘的解题思路。</w:t>
+      </w:r>
+    </w:p>
+    <w:p>
+      <w:pPr>
+        <w:pStyle w:val="a9"/>
+        <w:ind w:left="360"/>
+      </w:pPr>
+    </w:p>
+    <w:p>
+      <w:pPr>
+        <w:pStyle w:val="a9"/>
+        <w:ind w:left="360"/>
+        <w:rPr>
+          <w:rFonts w:hint="eastAsia"/>
+        </w:rPr>
+      </w:pPr>
+    </w:p>
+    <w:p>
+      <w:pPr>
+        <w:pStyle w:val="a5"/>
+        <w:rPr>
+          <w:rFonts w:hint="eastAsia"/>
+        </w:rPr>
+      </w:pPr>
+      <w:r>
+        <w:rPr>
+          <w:rFonts w:hint="eastAsia"/>
+        </w:rPr>
+        <w:t>项目亮点介绍总结：</w:t>
+      </w:r>
+    </w:p>
+    <w:p>
+      <w:pPr>
+        <w:pStyle w:val="a9"/>
+        <w:numPr>
+          <w:ilvl w:val="0"/>
+          <w:numId w:val="12"/>
+        </w:numPr>
+      </w:pPr>
+      <w:r>
+        <w:rPr>
+          <w:b/>
+          <w:bCs/>
+        </w:rPr>
+        <w:t>项目介绍思路</w:t>
+      </w:r>
+      <w:r>
+        <w:t>：按 S（背景和目的）、T（任务，自身角色）、A（采用方法、踩过的坑及优化）、R（数字化成果指标）原则介绍项目，突出个人能力。</w:t>
+      </w:r>
+    </w:p>
+    <w:p>
+      <w:pPr>
+        <w:pStyle w:val="a9"/>
+        <w:numPr>
+          <w:ilvl w:val="0"/>
+          <w:numId w:val="12"/>
+        </w:numPr>
+      </w:pPr>
+      <w:r>
+        <w:rPr>
+          <w:b/>
+          <w:bCs/>
+        </w:rPr>
+        <w:t>虚拟滚动列表亮点</w:t>
+      </w:r>
+      <w:r>
+        <w:t>：</w:t>
+      </w:r>
+    </w:p>
+    <w:p>
+      <w:pPr>
+        <w:ind w:leftChars="200" w:left="420"/>
+      </w:pPr>
+      <w:r>
+        <w:rPr>
+          <w:b/>
+          <w:bCs/>
+        </w:rPr>
+        <w:t>自研组件</w:t>
+      </w:r>
+      <w:r>
+        <w:t>：自研高性能虚拟滚动列表，支持</w:t>
+      </w:r>
+      <w:r>
+        <w:rPr>
+          <w:rFonts w:hint="eastAsia"/>
+        </w:rPr>
+        <w:t>筛选、</w:t>
+      </w:r>
+      <w:r>
+        <w:t>双向加载、折叠、跳转等</w:t>
+      </w:r>
+      <w:r>
+        <w:rPr>
+          <w:rFonts w:hint="eastAsia"/>
+        </w:rPr>
+        <w:t>能力</w:t>
+      </w:r>
+      <w:r>
+        <w:t>。</w:t>
+      </w:r>
+    </w:p>
+    <w:p>
+      <w:pPr>
+        <w:pStyle w:val="a9"/>
+        <w:numPr>
+          <w:ilvl w:val="1"/>
+          <w:numId w:val="12"/>
+        </w:numPr>
+      </w:pPr>
+      <w:r>
+        <w:rPr>
+          <w:rFonts w:hint="eastAsia"/>
+          <w:b/>
+          <w:bCs/>
+        </w:rPr>
+        <w:t>S：</w:t>
+      </w:r>
+      <w:r>
+        <w:rPr>
+          <w:rFonts w:hint="eastAsia"/>
+        </w:rPr>
+        <w:t>随着团</w:t>
+      </w:r>
+      <w:r>
+        <w:rPr>
+          <w:rFonts w:hint="eastAsia"/>
+        </w:rPr>
+        <w:t>队和数据的规模逐渐变大，需要周报应用能支持筛选、折叠、双向加载、跳转之类的能力</w:t>
+      </w:r>
+    </w:p>
+    <w:p>
+      <w:pPr>
+        <w:pStyle w:val="a9"/>
+        <w:numPr>
+          <w:ilvl w:val="1"/>
+          <w:numId w:val="12"/>
+        </w:numPr>
+      </w:pPr>
+      <w:r>
+        <w:rPr>
+          <w:rFonts w:hint="eastAsia"/>
+          <w:b/>
+          <w:bCs/>
+        </w:rPr>
+        <w:t>T：</w:t>
+      </w:r>
+      <w:r>
+        <w:rPr>
+          <w:rFonts w:hint="eastAsia"/>
+        </w:rPr>
+        <w:t>从零到一</w:t>
+      </w:r>
+      <w:r>
+        <w:rPr>
+          <w:rFonts w:hint="eastAsia"/>
+        </w:rPr>
+        <w:t>分析了需求，制作了一个长列表以贴合需求</w:t>
+      </w:r>
+    </w:p>
+    <w:p>
+      <w:pPr>
+        <w:pStyle w:val="a9"/>
+        <w:numPr>
+          <w:ilvl w:val="1"/>
+          <w:numId w:val="12"/>
+        </w:numPr>
+      </w:pPr>
+      <w:r>
+        <w:rPr>
+          <w:rFonts w:hint="eastAsia"/>
+          <w:b/>
+          <w:bCs/>
+        </w:rPr>
+        <w:t>A：</w:t>
+      </w:r>
+    </w:p>
+    <w:p>
+      <w:pPr>
+        <w:pStyle w:val="a9"/>
+        <w:numPr>
+          <w:ilvl w:val="2"/>
+          <w:numId w:val="12"/>
+        </w:numPr>
+      </w:pPr>
+      <w:r>
+        <w:rPr>
+          <w:b/>
+          <w:bCs/>
+        </w:rPr>
+        <w:t>渲染优化</w:t>
+      </w:r>
+      <w:r>
+        <w:t>：采用视口附近数据懒加载方案，</w:t>
+      </w:r>
+      <w:r>
+        <w:rPr>
+          <w:rFonts w:hint="eastAsia"/>
+        </w:rPr>
+        <w:t>只渲染视口上下的内容，其余用展位高度</w:t>
+      </w:r>
+      <w:r>
+        <w:t>撑开滚动条，保障滚动丝滑。</w:t>
+      </w:r>
+    </w:p>
+    <w:p>
+      <w:pPr>
+        <w:pStyle w:val="a9"/>
+        <w:numPr>
+          <w:ilvl w:val="2"/>
+          <w:numId w:val="12"/>
+        </w:numPr>
+        <w:rPr>
+          <w:strike/>
+        </w:rPr>
+      </w:pPr>
+      <w:r>
+        <w:rPr>
+          <w:b/>
+          <w:bCs/>
+          <w:strike/>
+        </w:rPr>
+        <w:t>锚点计算</w:t>
+      </w:r>
+      <w:r>
+        <w:rPr>
+          <w:strike/>
+        </w:rPr>
+        <w:t>：针对折叠、跳转改变高度场景，通过锚点计算避免滚动条位置偏移。</w:t>
+      </w:r>
+    </w:p>
+    <w:p>
+      <w:pPr>
+        <w:pStyle w:val="a9"/>
+        <w:numPr>
+          <w:ilvl w:val="2"/>
+          <w:numId w:val="12"/>
+        </w:numPr>
+      </w:pPr>
+      <w:r>
+        <w:rPr>
+          <w:b/>
+          <w:bCs/>
+        </w:rPr>
+        <w:t>双向加载</w:t>
+      </w:r>
+      <w:r>
+        <w:t>：双向加载设置触发点获取数据，可按周获取，上拉下拉做懒加载及滚动位置修正。</w:t>
+      </w:r>
+    </w:p>
+    <w:p>
+      <w:pPr>
         <w:rPr>
           <w:rFonts w:hint="eastAsia"/>
         </w:rPr>
@@ -2607,12 +3802,20 @@
           <w:rFonts w:hint="eastAsia"/>
         </w:rPr>
       </w:pPr>
-      <w:r>
-        <w:rPr>
-          <w:rFonts w:hint="eastAsia"/>
-        </w:rPr>
-        <w:t>12.17课时4</w:t>
-      </w:r>
+      <w:bookmarkStart w:id="4" w:name="_Toc218459642"/>
+      <w:r>
+        <w:rPr>
+          <w:rFonts w:hint="eastAsia"/>
+        </w:rPr>
+        <w:t>12.17课时</w:t>
+      </w:r>
+      <w:r>
+        <w:rPr>
+          <w:rFonts w:hint="eastAsia"/>
+        </w:rPr>
+        <w:t>四</w:t>
+      </w:r>
+      <w:bookmarkEnd w:id="4"/>
     </w:p>
     <w:p>
       <w:pPr>
@@ -2650,30 +3853,8 @@
         <w:rPr>
           <w:rFonts w:hint="eastAsia"/>
         </w:rPr>
-        <w:t xml:space="preserve">2. </w:t>
-      </w:r>
-      <w:proofErr w:type="spellStart"/>
-      <w:r>
-        <w:rPr>
-          <w:rFonts w:hint="eastAsia"/>
-        </w:rPr>
-        <w:t>vif</w:t>
-      </w:r>
-      <w:proofErr w:type="spellEnd"/>
-      <w:r>
-        <w:rPr>
-          <w:rFonts w:hint="eastAsia"/>
-        </w:rPr>
-        <w:t xml:space="preserve"> </w:t>
-      </w:r>
-      <w:proofErr w:type="spellStart"/>
-      <w:r>
-        <w:rPr>
-          <w:rFonts w:hint="eastAsia"/>
-        </w:rPr>
-        <w:t>vshow</w:t>
-      </w:r>
-      <w:proofErr w:type="spellEnd"/>
+        <w:t>2. vif vshow</w:t>
+      </w:r>
     </w:p>
     <w:p>
       <w:pPr>
@@ -2736,44 +3917,28 @@
         <w:rPr>
           <w:rFonts w:hint="eastAsia"/>
         </w:rPr>
-        <w:t>6. 服务端返回尺寸，</w:t>
-      </w:r>
-      <w:proofErr w:type="spellStart"/>
-      <w:r>
-        <w:rPr>
-          <w:rFonts w:hint="eastAsia"/>
-        </w:rPr>
-        <w:t>api</w:t>
-      </w:r>
-      <w:proofErr w:type="spellEnd"/>
-      <w:r>
-        <w:rPr>
-          <w:rFonts w:hint="eastAsia"/>
-        </w:rPr>
-        <w:t>返回尺寸</w:t>
-      </w:r>
-    </w:p>
-    <w:p>
-      <w:pPr>
-        <w:rPr>
-          <w:rFonts w:hint="eastAsia"/>
-        </w:rPr>
-      </w:pPr>
-    </w:p>
-    <w:p>
-      <w:pPr>
-        <w:rPr>
-          <w:rFonts w:hint="eastAsia"/>
-        </w:rPr>
-      </w:pPr>
-      <w:proofErr w:type="spellStart"/>
+        <w:t>6. 服务端返回尺寸，api返回尺寸</w:t>
+      </w:r>
+    </w:p>
+    <w:p>
+      <w:pPr>
+        <w:rPr>
+          <w:rFonts w:hint="eastAsia"/>
+        </w:rPr>
+      </w:pPr>
+    </w:p>
+    <w:p>
+      <w:pPr>
+        <w:rPr>
+          <w:rFonts w:hint="eastAsia"/>
+        </w:rPr>
+      </w:pPr>
       <w:r>
         <w:rPr>
           <w:rFonts w:hint="eastAsia"/>
         </w:rPr>
         <w:t>Tiptap</w:t>
       </w:r>
-      <w:proofErr w:type="spellEnd"/>
     </w:p>
     <w:p>
       <w:pPr>
@@ -2794,21 +3959,7 @@
         <w:rPr>
           <w:rFonts w:hint="eastAsia"/>
         </w:rPr>
-        <w:t>），</w:t>
-      </w:r>
-      <w:proofErr w:type="gramStart"/>
-      <w:r>
-        <w:rPr>
-          <w:rFonts w:hint="eastAsia"/>
-        </w:rPr>
-        <w:t>写一半</w:t>
-      </w:r>
-      <w:proofErr w:type="gramEnd"/>
-      <w:r>
-        <w:rPr>
-          <w:rFonts w:hint="eastAsia"/>
-        </w:rPr>
-        <w:t>会丢稿等</w:t>
+        <w:t>），写一半会丢稿等</w:t>
       </w:r>
     </w:p>
     <w:p>
@@ -2847,35 +3998,7 @@
         <w:rPr>
           <w:rFonts w:hint="eastAsia"/>
         </w:rPr>
-        <w:t>一、</w:t>
-      </w:r>
-      <w:proofErr w:type="spellStart"/>
-      <w:r>
-        <w:rPr>
-          <w:rFonts w:hint="eastAsia"/>
-        </w:rPr>
-        <w:t>tiptap</w:t>
-      </w:r>
-      <w:proofErr w:type="spellEnd"/>
-      <w:r>
-        <w:rPr>
-          <w:rFonts w:hint="eastAsia"/>
-        </w:rPr>
-        <w:t>二次开发：对</w:t>
-      </w:r>
-      <w:proofErr w:type="spellStart"/>
-      <w:r>
-        <w:rPr>
-          <w:rFonts w:hint="eastAsia"/>
-        </w:rPr>
-        <w:t>tiptap</w:t>
-      </w:r>
-      <w:proofErr w:type="spellEnd"/>
-      <w:r>
-        <w:rPr>
-          <w:rFonts w:hint="eastAsia"/>
-        </w:rPr>
-        <w:t>暴露的API接口进行配置，做了#、@等功能</w:t>
+        <w:t>一、tiptap二次开发：对tiptap暴露的API接口进行配置，做了#、@等功能</w:t>
       </w:r>
     </w:p>
     <w:p>
@@ -2979,35 +4102,7 @@
         <w:rPr>
           <w:rFonts w:hint="eastAsia"/>
         </w:rPr>
-        <w:t>iOS的100vh不等于视口高度，用</w:t>
-      </w:r>
-      <w:proofErr w:type="spellStart"/>
-      <w:r>
-        <w:rPr>
-          <w:rFonts w:hint="eastAsia"/>
-        </w:rPr>
-        <w:t>dvh</w:t>
-      </w:r>
-      <w:proofErr w:type="spellEnd"/>
-      <w:r>
-        <w:rPr>
-          <w:rFonts w:hint="eastAsia"/>
-        </w:rPr>
-        <w:t>解决移动端浏览器</w:t>
-      </w:r>
-      <w:proofErr w:type="spellStart"/>
-      <w:r>
-        <w:rPr>
-          <w:rFonts w:hint="eastAsia"/>
-        </w:rPr>
-        <w:t>ui</w:t>
-      </w:r>
-      <w:proofErr w:type="spellEnd"/>
-      <w:r>
-        <w:rPr>
-          <w:rFonts w:hint="eastAsia"/>
-        </w:rPr>
-        <w:t>动态变化推出的新标准（</w:t>
+        <w:t>iOS的100vh不等于视口高度，用dvh解决移动端浏览器ui动态变化推出的新标准（</w:t>
       </w:r>
       <w:r>
         <w:rPr>
@@ -3093,35 +4188,7 @@
         <w:rPr>
           <w:rFonts w:hint="eastAsia"/>
         </w:rPr>
-        <w:t>节流、防抖函数：防止</w:t>
-      </w:r>
-      <w:proofErr w:type="gramStart"/>
-      <w:r>
-        <w:rPr>
-          <w:rFonts w:hint="eastAsia"/>
-        </w:rPr>
-        <w:t>输入卡顿</w:t>
-      </w:r>
-      <w:proofErr w:type="gramEnd"/>
-      <w:r>
-        <w:rPr>
-          <w:rFonts w:hint="eastAsia"/>
-        </w:rPr>
-        <w:t>、监听防抖，JSON</w:t>
-      </w:r>
-      <w:proofErr w:type="gramStart"/>
-      <w:r>
-        <w:rPr>
-          <w:rFonts w:hint="eastAsia"/>
-        </w:rPr>
-        <w:t>序列化防</w:t>
-      </w:r>
-      <w:proofErr w:type="gramEnd"/>
-      <w:r>
-        <w:rPr>
-          <w:rFonts w:hint="eastAsia"/>
-        </w:rPr>
-        <w:t>抖优化</w:t>
+        <w:t>节流、防抖函数：防止输入卡顿、监听防抖，JSON序列化防抖优化</w:t>
       </w:r>
     </w:p>
     <w:p>
@@ -3215,12 +4282,14 @@
           <w:rFonts w:hint="eastAsia"/>
         </w:rPr>
       </w:pPr>
+      <w:bookmarkStart w:id="5" w:name="_Toc218459643"/>
       <w:r>
         <w:rPr>
           <w:rFonts w:hint="eastAsia"/>
         </w:rPr>
         <w:t>12.23课时5</w:t>
       </w:r>
+      <w:bookmarkEnd w:id="5"/>
     </w:p>
     <w:p>
       <w:pPr>
@@ -3258,21 +4327,7 @@
         <w:rPr>
           <w:rFonts w:hint="eastAsia"/>
         </w:rPr>
-        <w:t>T：从零到</w:t>
-      </w:r>
-      <w:proofErr w:type="gramStart"/>
-      <w:r>
-        <w:rPr>
-          <w:rFonts w:hint="eastAsia"/>
-        </w:rPr>
-        <w:t>一</w:t>
-      </w:r>
-      <w:proofErr w:type="gramEnd"/>
-      <w:r>
-        <w:rPr>
-          <w:rFonts w:hint="eastAsia"/>
-        </w:rPr>
-        <w:t>独自负责，具备跨平台可控可观测可校验</w:t>
+        <w:t>T：从零到一独自负责，具备跨平台可控可观测可校验</w:t>
       </w:r>
     </w:p>
     <w:p>
@@ -3373,21 +4428,7 @@
         <w:rPr>
           <w:rFonts w:hint="eastAsia"/>
         </w:rPr>
-        <w:t>双引擎烧录策略 ,windows使用，</w:t>
-      </w:r>
-      <w:proofErr w:type="gramStart"/>
-      <w:r>
-        <w:rPr>
-          <w:rFonts w:hint="eastAsia"/>
-        </w:rPr>
-        <w:t>主进程</w:t>
-      </w:r>
-      <w:proofErr w:type="gramEnd"/>
-      <w:r>
-        <w:rPr>
-          <w:rFonts w:hint="eastAsia"/>
-        </w:rPr>
-        <w:t>抽象，按照不同平台发送，渲染进程复制试图UI与可视化，</w:t>
+        <w:t>双引擎烧录策略 ,windows使用，主进程抽象，按照不同平台发送，渲染进程复制试图UI与可视化，</w:t>
       </w:r>
     </w:p>
     <w:p>
@@ -3405,14 +4446,7 @@
         <w:rPr>
           <w:rFonts w:hint="eastAsia"/>
         </w:rPr>
-        <w:t>权限提升：</w:t>
-      </w:r>
-      <w:proofErr w:type="spellStart"/>
-      <w:r>
-        <w:rPr>
-          <w:rFonts w:hint="eastAsia"/>
-        </w:rPr>
-        <w:t>os</w:t>
+        <w:t>权限提升：os</w:t>
       </w:r>
       <w:r>
         <w:rPr>
@@ -3430,14 +4464,7 @@
         <w:rPr>
           <w:rFonts w:hint="eastAsia"/>
         </w:rPr>
-        <w:t>cript</w:t>
-      </w:r>
-      <w:proofErr w:type="spellEnd"/>
-      <w:r>
-        <w:rPr>
-          <w:rFonts w:hint="eastAsia"/>
-        </w:rPr>
-        <w:t>（line1306）弹出原生密码输入框，来获取管理员权限，增加用户信任感，Windows配置electron-builder打包规则只能以管理员权限打开，</w:t>
+        <w:t>cript（line1306）弹出原生密码输入框，来获取管理员权限，增加用户信任感，Windows配置electron-builder打包规则只能以管理员权限打开，</w:t>
       </w:r>
     </w:p>
     <w:p>
@@ -3472,19 +4499,11 @@
         </w:rPr>
         <w:t>可靠性：</w:t>
       </w:r>
-      <w:proofErr w:type="spellStart"/>
-      <w:r>
-        <w:rPr>
-          <w:rFonts w:hint="eastAsia"/>
-        </w:rPr>
-        <w:t>ipc</w:t>
-      </w:r>
-      <w:proofErr w:type="spellEnd"/>
-      <w:r>
-        <w:rPr>
-          <w:rFonts w:hint="eastAsia"/>
-        </w:rPr>
-        <w:t>双向通信</w:t>
+      <w:r>
+        <w:rPr>
+          <w:rFonts w:hint="eastAsia"/>
+        </w:rPr>
+        <w:t>ipc双向通信</w:t>
       </w:r>
     </w:p>
     <w:p>
@@ -3513,7 +4532,7 @@
                     <pic:cNvPicPr/>
                   </pic:nvPicPr>
                   <pic:blipFill>
-                    <a:blip r:embed="rId7"/>
+                    <a:blip r:embed="rId8"/>
                     <a:stretch>
                       <a:fillRect/>
                     </a:stretch>
@@ -3752,21 +4771,7 @@
         <w:rPr>
           <w:rFonts w:hint="eastAsia"/>
         </w:rPr>
-        <w:t>（从</w:t>
-      </w:r>
-      <w:proofErr w:type="gramStart"/>
-      <w:r>
-        <w:rPr>
-          <w:rFonts w:hint="eastAsia"/>
-        </w:rPr>
-        <w:t>设备读</w:t>
-      </w:r>
-      <w:proofErr w:type="gramEnd"/>
-      <w:r>
-        <w:rPr>
-          <w:rFonts w:hint="eastAsia"/>
-        </w:rPr>
-        <w:t>回的字节数）</w:t>
+        <w:t>（从设备读回的字节数）</w:t>
       </w:r>
       <w:r>
         <w:rPr>
@@ -3815,52 +4820,40 @@
           <w:rFonts w:hint="eastAsia"/>
         </w:rPr>
       </w:pPr>
+      <w:bookmarkStart w:id="6" w:name="_Toc218459644"/>
       <w:r>
         <w:rPr>
           <w:rFonts w:hint="eastAsia"/>
         </w:rPr>
         <w:t>12.26课时6</w:t>
       </w:r>
-    </w:p>
-    <w:p>
-      <w:pPr>
-        <w:rPr>
-          <w:rFonts w:hint="eastAsia"/>
-        </w:rPr>
-      </w:pPr>
-    </w:p>
-    <w:p>
-      <w:pPr>
-        <w:rPr>
-          <w:rFonts w:hint="eastAsia"/>
-        </w:rPr>
-      </w:pPr>
-    </w:p>
-    <w:p>
-      <w:pPr>
-        <w:rPr>
-          <w:rFonts w:hint="eastAsia"/>
-        </w:rPr>
-      </w:pPr>
-      <w:r>
-        <w:rPr>
-          <w:rFonts w:hint="eastAsia"/>
-        </w:rPr>
-        <w:t>烧录语句，</w:t>
-      </w:r>
-      <w:proofErr w:type="spellStart"/>
-      <w:r>
-        <w:rPr>
-          <w:rFonts w:hint="eastAsia"/>
-        </w:rPr>
-        <w:t>ipc</w:t>
-      </w:r>
-      <w:proofErr w:type="spellEnd"/>
-      <w:r>
-        <w:rPr>
-          <w:rFonts w:hint="eastAsia"/>
-        </w:rPr>
-        <w:t>通信，crc32</w:t>
+      <w:bookmarkEnd w:id="6"/>
+    </w:p>
+    <w:p>
+      <w:pPr>
+        <w:rPr>
+          <w:rFonts w:hint="eastAsia"/>
+        </w:rPr>
+      </w:pPr>
+    </w:p>
+    <w:p>
+      <w:pPr>
+        <w:rPr>
+          <w:rFonts w:hint="eastAsia"/>
+        </w:rPr>
+      </w:pPr>
+    </w:p>
+    <w:p>
+      <w:pPr>
+        <w:rPr>
+          <w:rFonts w:hint="eastAsia"/>
+        </w:rPr>
+      </w:pPr>
+      <w:r>
+        <w:rPr>
+          <w:rFonts w:hint="eastAsia"/>
+        </w:rPr>
+        <w:t>烧录语句，ipc通信，crc32</w:t>
       </w:r>
     </w:p>
     <w:p>
@@ -3983,14 +4976,39 @@
       </w:pPr>
     </w:p>
     <w:p>
+      <w:pPr>
+        <w:pStyle w:val="1"/>
+        <w:rPr>
+          <w:rFonts w:hint="eastAsia"/>
+        </w:rPr>
+      </w:pPr>
+      <w:bookmarkStart w:id="7" w:name="_Toc218459645"/>
       <w:r>
         <w:rPr>
           <w:rFonts w:hint="eastAsia"/>
         </w:rPr>
         <w:t>1230</w:t>
       </w:r>
-    </w:p>
-    <w:p>
+      <w:r>
+        <w:rPr>
+          <w:rFonts w:hint="eastAsia"/>
+        </w:rPr>
+        <w:t>课时</w:t>
+      </w:r>
+      <w:r>
+        <w:rPr>
+          <w:rFonts w:hint="eastAsia"/>
+        </w:rPr>
+        <w:t>7</w:t>
+      </w:r>
+      <w:bookmarkEnd w:id="7"/>
+    </w:p>
+    <w:p>
+      <w:pPr>
+        <w:rPr>
+          <w:rFonts w:hint="eastAsia"/>
+        </w:rPr>
+      </w:pPr>
       <w:r>
         <w:rPr>
           <w:rFonts w:hint="eastAsia"/>
@@ -3998,8 +5016,19 @@
         <w:t>第一部分内容： var、let 和 const 有什么区别</w:t>
       </w:r>
     </w:p>
-    <w:p/>
-    <w:p>
+    <w:p>
+      <w:pPr>
+        <w:rPr>
+          <w:rFonts w:hint="eastAsia"/>
+        </w:rPr>
+      </w:pPr>
+    </w:p>
+    <w:p>
+      <w:pPr>
+        <w:rPr>
+          <w:rFonts w:hint="eastAsia"/>
+        </w:rPr>
+      </w:pPr>
       <w:r>
         <w:rPr>
           <w:rFonts w:hint="eastAsia"/>
@@ -4020,6 +5049,11 @@
       </w:r>
     </w:p>
     <w:p>
+      <w:pPr>
+        <w:rPr>
+          <w:rFonts w:hint="eastAsia"/>
+        </w:rPr>
+      </w:pPr>
       <w:r>
         <w:rPr>
           <w:rFonts w:hint="eastAsia"/>
@@ -4048,16 +5082,8 @@
         <w:rPr>
           <w:rFonts w:hint="eastAsia"/>
         </w:rPr>
-        <w:t>，</w:t>
-      </w:r>
-      <w:proofErr w:type="spellStart"/>
-      <w:r>
-        <w:rPr>
-          <w:rFonts w:hint="eastAsia"/>
-        </w:rPr>
-        <w:t>node:global</w:t>
-      </w:r>
-      <w:proofErr w:type="spellEnd"/>
+        <w:t>，node:global</w:t>
+      </w:r>
       <w:r>
         <w:rPr>
           <w:rFonts w:hint="eastAsia"/>
@@ -4072,6 +5098,11 @@
       </w:r>
     </w:p>
     <w:p>
+      <w:pPr>
+        <w:rPr>
+          <w:rFonts w:hint="eastAsia"/>
+        </w:rPr>
+      </w:pPr>
       <w:r>
         <w:rPr>
           <w:rFonts w:hint="eastAsia"/>
@@ -4088,21 +5119,7 @@
         <w:rPr>
           <w:rFonts w:hint="eastAsia"/>
         </w:rPr>
-        <w:t>、</w:t>
-      </w:r>
-      <w:proofErr w:type="gramStart"/>
-      <w:r>
-        <w:rPr>
-          <w:rFonts w:hint="eastAsia"/>
-        </w:rPr>
-        <w:t>块级作用域</w:t>
-      </w:r>
-      <w:proofErr w:type="gramEnd"/>
-      <w:r>
-        <w:rPr>
-          <w:rFonts w:hint="eastAsia"/>
-        </w:rPr>
-        <w:t>（{}）</w:t>
+        <w:t>、块级作用域（{}）</w:t>
       </w:r>
       <w:r>
         <w:rPr>
@@ -4117,8 +5134,19 @@
         <w:t>内存空间里面一个新的值</w:t>
       </w:r>
     </w:p>
-    <w:p/>
-    <w:p>
+    <w:p>
+      <w:pPr>
+        <w:rPr>
+          <w:rFonts w:hint="eastAsia"/>
+        </w:rPr>
+      </w:pPr>
+    </w:p>
+    <w:p>
+      <w:pPr>
+        <w:rPr>
+          <w:rFonts w:hint="eastAsia"/>
+        </w:rPr>
+      </w:pPr>
       <w:r>
         <w:rPr>
           <w:rFonts w:hint="eastAsia"/>
@@ -4126,8 +5154,19 @@
         <w:t>Let 不能重复声明</w:t>
       </w:r>
     </w:p>
-    <w:p/>
-    <w:p>
+    <w:p>
+      <w:pPr>
+        <w:rPr>
+          <w:rFonts w:hint="eastAsia"/>
+        </w:rPr>
+      </w:pPr>
+    </w:p>
+    <w:p>
+      <w:pPr>
+        <w:rPr>
+          <w:rFonts w:hint="eastAsia"/>
+        </w:rPr>
+      </w:pPr>
       <w:r>
         <w:rPr>
           <w:rFonts w:hint="eastAsia"/>
@@ -4160,6 +5199,11 @@
       </w:r>
     </w:p>
     <w:p>
+      <w:pPr>
+        <w:rPr>
+          <w:rFonts w:hint="eastAsia"/>
+        </w:rPr>
+      </w:pPr>
       <w:r>
         <w:rPr>
           <w:rFonts w:hint="eastAsia"/>
@@ -4172,19 +5216,11 @@
         </w:rPr>
         <w:t>赋值前访问会报错：</w:t>
       </w:r>
-      <w:proofErr w:type="spellStart"/>
-      <w:r>
-        <w:rPr>
-          <w:rFonts w:hint="eastAsia"/>
-        </w:rPr>
-        <w:t>ReferenceError</w:t>
-      </w:r>
-      <w:proofErr w:type="spellEnd"/>
-      <w:r>
-        <w:rPr>
-          <w:rFonts w:hint="eastAsia"/>
-        </w:rPr>
-        <w:t>: Cannot access 'a' before initialization</w:t>
+      <w:r>
+        <w:rPr>
+          <w:rFonts w:hint="eastAsia"/>
+        </w:rPr>
+        <w:t>ReferenceError: Cannot access 'a' before initialization</w:t>
       </w:r>
       <w:r>
         <w:rPr>
@@ -4217,8 +5253,19 @@
         <w:t>）</w:t>
       </w:r>
     </w:p>
-    <w:p/>
-    <w:p>
+    <w:p>
+      <w:pPr>
+        <w:rPr>
+          <w:rFonts w:hint="eastAsia"/>
+        </w:rPr>
+      </w:pPr>
+    </w:p>
+    <w:p>
+      <w:pPr>
+        <w:rPr>
+          <w:rFonts w:hint="eastAsia"/>
+        </w:rPr>
+      </w:pPr>
       <w:r>
         <w:rPr>
           <w:rFonts w:hint="eastAsia"/>
@@ -4226,16 +5273,33 @@
         <w:t>Let, var 可以重新赋值，const不可以重新赋值，但是可以修改对象的属性值</w:t>
       </w:r>
     </w:p>
-    <w:p/>
-    <w:p/>
-    <w:p>
-      <w:pPr>
-        <w:rPr>
-          <w:rFonts w:hint="eastAsia"/>
-        </w:rPr>
-      </w:pPr>
-    </w:p>
-    <w:p>
+    <w:p>
+      <w:pPr>
+        <w:rPr>
+          <w:rFonts w:hint="eastAsia"/>
+        </w:rPr>
+      </w:pPr>
+    </w:p>
+    <w:p>
+      <w:pPr>
+        <w:rPr>
+          <w:rFonts w:hint="eastAsia"/>
+        </w:rPr>
+      </w:pPr>
+    </w:p>
+    <w:p>
+      <w:pPr>
+        <w:rPr>
+          <w:rFonts w:hint="eastAsia"/>
+        </w:rPr>
+      </w:pPr>
+    </w:p>
+    <w:p>
+      <w:pPr>
+        <w:rPr>
+          <w:rFonts w:hint="eastAsia"/>
+        </w:rPr>
+      </w:pPr>
       <w:r>
         <w:rPr>
           <w:rFonts w:hint="eastAsia"/>
@@ -4243,21 +5307,25 @@
         <w:t>如何让object属性不能修改</w:t>
       </w:r>
     </w:p>
-    <w:p/>
-    <w:p>
-      <w:pPr>
-        <w:rPr>
-          <w:rFonts w:hint="eastAsia"/>
-        </w:rPr>
-      </w:pPr>
-      <w:proofErr w:type="spellStart"/>
+    <w:p>
+      <w:pPr>
+        <w:rPr>
+          <w:rFonts w:hint="eastAsia"/>
+        </w:rPr>
+      </w:pPr>
+    </w:p>
+    <w:p>
+      <w:pPr>
+        <w:rPr>
+          <w:rFonts w:hint="eastAsia"/>
+        </w:rPr>
+      </w:pPr>
       <w:r>
         <w:rPr>
           <w:rFonts w:hint="eastAsia"/>
         </w:rPr>
         <w:t>Js</w:t>
       </w:r>
-      <w:proofErr w:type="spellEnd"/>
       <w:r>
         <w:rPr>
           <w:rFonts w:hint="eastAsia"/>
@@ -4341,16 +5409,8 @@
         <w:rPr>
           <w:rFonts w:hint="eastAsia"/>
         </w:rPr>
-        <w:t xml:space="preserve">Call Stack </w:t>
-      </w:r>
-      <w:proofErr w:type="gramStart"/>
-      <w:r>
-        <w:rPr>
-          <w:rFonts w:hint="eastAsia"/>
-        </w:rPr>
-        <w:t>栈</w:t>
-      </w:r>
-      <w:proofErr w:type="gramEnd"/>
+        <w:t>Call Stack 栈</w:t>
+      </w:r>
       <w:r>
         <w:rPr>
           <w:rFonts w:hint="eastAsia"/>
@@ -5214,6 +6274,304 @@
     </w:lvl>
   </w:abstractNum>
   <w:abstractNum w:abstractNumId="8" w15:restartNumberingAfterBreak="0">
+    <w:nsid w:val="6CE85BD5"/>
+    <w:multiLevelType w:val="multilevel"/>
+    <w:tmpl w:val="A6CED16C"/>
+    <w:lvl w:ilvl="0">
+      <w:start w:val="1"/>
+      <w:numFmt w:val="bullet"/>
+      <w:lvlText w:val=""/>
+      <w:lvlJc w:val="left"/>
+      <w:pPr>
+        <w:tabs>
+          <w:tab w:val="num" w:pos="360"/>
+        </w:tabs>
+        <w:ind w:left="360" w:hanging="360"/>
+      </w:pPr>
+      <w:rPr>
+        <w:rFonts w:ascii="Symbol" w:hAnsi="Symbol" w:hint="default"/>
+        <w:sz w:val="20"/>
+      </w:rPr>
+    </w:lvl>
+    <w:lvl w:ilvl="1">
+      <w:start w:val="1"/>
+      <w:numFmt w:val="bullet"/>
+      <w:lvlText w:val="o"/>
+      <w:lvlJc w:val="left"/>
+      <w:pPr>
+        <w:tabs>
+          <w:tab w:val="num" w:pos="1080"/>
+        </w:tabs>
+        <w:ind w:left="1080" w:hanging="360"/>
+      </w:pPr>
+      <w:rPr>
+        <w:rFonts w:ascii="Courier New" w:hAnsi="Courier New" w:hint="default"/>
+        <w:sz w:val="20"/>
+      </w:rPr>
+    </w:lvl>
+    <w:lvl w:ilvl="2" w:tentative="1">
+      <w:start w:val="1"/>
+      <w:numFmt w:val="bullet"/>
+      <w:lvlText w:val=""/>
+      <w:lvlJc w:val="left"/>
+      <w:pPr>
+        <w:tabs>
+          <w:tab w:val="num" w:pos="1800"/>
+        </w:tabs>
+        <w:ind w:left="1800" w:hanging="360"/>
+      </w:pPr>
+      <w:rPr>
+        <w:rFonts w:ascii="Wingdings" w:hAnsi="Wingdings" w:hint="default"/>
+        <w:sz w:val="20"/>
+      </w:rPr>
+    </w:lvl>
+    <w:lvl w:ilvl="3" w:tentative="1">
+      <w:start w:val="1"/>
+      <w:numFmt w:val="bullet"/>
+      <w:lvlText w:val=""/>
+      <w:lvlJc w:val="left"/>
+      <w:pPr>
+        <w:tabs>
+          <w:tab w:val="num" w:pos="2520"/>
+        </w:tabs>
+        <w:ind w:left="2520" w:hanging="360"/>
+      </w:pPr>
+      <w:rPr>
+        <w:rFonts w:ascii="Wingdings" w:hAnsi="Wingdings" w:hint="default"/>
+        <w:sz w:val="20"/>
+      </w:rPr>
+    </w:lvl>
+    <w:lvl w:ilvl="4" w:tentative="1">
+      <w:start w:val="1"/>
+      <w:numFmt w:val="bullet"/>
+      <w:lvlText w:val=""/>
+      <w:lvlJc w:val="left"/>
+      <w:pPr>
+        <w:tabs>
+          <w:tab w:val="num" w:pos="3240"/>
+        </w:tabs>
+        <w:ind w:left="3240" w:hanging="360"/>
+      </w:pPr>
+      <w:rPr>
+        <w:rFonts w:ascii="Wingdings" w:hAnsi="Wingdings" w:hint="default"/>
+        <w:sz w:val="20"/>
+      </w:rPr>
+    </w:lvl>
+    <w:lvl w:ilvl="5" w:tentative="1">
+      <w:start w:val="1"/>
+      <w:numFmt w:val="bullet"/>
+      <w:lvlText w:val=""/>
+      <w:lvlJc w:val="left"/>
+      <w:pPr>
+        <w:tabs>
+          <w:tab w:val="num" w:pos="3960"/>
+        </w:tabs>
+        <w:ind w:left="3960" w:hanging="360"/>
+      </w:pPr>
+      <w:rPr>
+        <w:rFonts w:ascii="Wingdings" w:hAnsi="Wingdings" w:hint="default"/>
+        <w:sz w:val="20"/>
+      </w:rPr>
+    </w:lvl>
+    <w:lvl w:ilvl="6" w:tentative="1">
+      <w:start w:val="1"/>
+      <w:numFmt w:val="bullet"/>
+      <w:lvlText w:val=""/>
+      <w:lvlJc w:val="left"/>
+      <w:pPr>
+        <w:tabs>
+          <w:tab w:val="num" w:pos="4680"/>
+        </w:tabs>
+        <w:ind w:left="4680" w:hanging="360"/>
+      </w:pPr>
+      <w:rPr>
+        <w:rFonts w:ascii="Wingdings" w:hAnsi="Wingdings" w:hint="default"/>
+        <w:sz w:val="20"/>
+      </w:rPr>
+    </w:lvl>
+    <w:lvl w:ilvl="7" w:tentative="1">
+      <w:start w:val="1"/>
+      <w:numFmt w:val="bullet"/>
+      <w:lvlText w:val=""/>
+      <w:lvlJc w:val="left"/>
+      <w:pPr>
+        <w:tabs>
+          <w:tab w:val="num" w:pos="5400"/>
+        </w:tabs>
+        <w:ind w:left="5400" w:hanging="360"/>
+      </w:pPr>
+      <w:rPr>
+        <w:rFonts w:ascii="Wingdings" w:hAnsi="Wingdings" w:hint="default"/>
+        <w:sz w:val="20"/>
+      </w:rPr>
+    </w:lvl>
+    <w:lvl w:ilvl="8" w:tentative="1">
+      <w:start w:val="1"/>
+      <w:numFmt w:val="bullet"/>
+      <w:lvlText w:val=""/>
+      <w:lvlJc w:val="left"/>
+      <w:pPr>
+        <w:tabs>
+          <w:tab w:val="num" w:pos="6120"/>
+        </w:tabs>
+        <w:ind w:left="6120" w:hanging="360"/>
+      </w:pPr>
+      <w:rPr>
+        <w:rFonts w:ascii="Wingdings" w:hAnsi="Wingdings" w:hint="default"/>
+        <w:sz w:val="20"/>
+      </w:rPr>
+    </w:lvl>
+  </w:abstractNum>
+  <w:abstractNum w:abstractNumId="9" w15:restartNumberingAfterBreak="0">
+    <w:nsid w:val="6D936673"/>
+    <w:multiLevelType w:val="multilevel"/>
+    <w:tmpl w:val="0728CEE8"/>
+    <w:lvl w:ilvl="0">
+      <w:start w:val="1"/>
+      <w:numFmt w:val="bullet"/>
+      <w:lvlText w:val=""/>
+      <w:lvlJc w:val="left"/>
+      <w:pPr>
+        <w:tabs>
+          <w:tab w:val="num" w:pos="360"/>
+        </w:tabs>
+        <w:ind w:left="360" w:hanging="360"/>
+      </w:pPr>
+      <w:rPr>
+        <w:rFonts w:ascii="Symbol" w:hAnsi="Symbol" w:hint="default"/>
+        <w:sz w:val="20"/>
+      </w:rPr>
+    </w:lvl>
+    <w:lvl w:ilvl="1">
+      <w:start w:val="1"/>
+      <w:numFmt w:val="bullet"/>
+      <w:lvlText w:val="o"/>
+      <w:lvlJc w:val="left"/>
+      <w:pPr>
+        <w:tabs>
+          <w:tab w:val="num" w:pos="1080"/>
+        </w:tabs>
+        <w:ind w:left="1080" w:hanging="360"/>
+      </w:pPr>
+      <w:rPr>
+        <w:rFonts w:ascii="Courier New" w:hAnsi="Courier New" w:hint="default"/>
+        <w:sz w:val="20"/>
+      </w:rPr>
+    </w:lvl>
+    <w:lvl w:ilvl="2">
+      <w:start w:val="1"/>
+      <w:numFmt w:val="bullet"/>
+      <w:lvlText w:val=""/>
+      <w:lvlJc w:val="left"/>
+      <w:pPr>
+        <w:tabs>
+          <w:tab w:val="num" w:pos="1800"/>
+        </w:tabs>
+        <w:ind w:left="1800" w:hanging="360"/>
+      </w:pPr>
+      <w:rPr>
+        <w:rFonts w:ascii="Wingdings" w:hAnsi="Wingdings" w:hint="default"/>
+        <w:sz w:val="20"/>
+      </w:rPr>
+    </w:lvl>
+    <w:lvl w:ilvl="3" w:tentative="1">
+      <w:start w:val="1"/>
+      <w:numFmt w:val="bullet"/>
+      <w:lvlText w:val=""/>
+      <w:lvlJc w:val="left"/>
+      <w:pPr>
+        <w:tabs>
+          <w:tab w:val="num" w:pos="2520"/>
+        </w:tabs>
+        <w:ind w:left="2520" w:hanging="360"/>
+      </w:pPr>
+      <w:rPr>
+        <w:rFonts w:ascii="Wingdings" w:hAnsi="Wingdings" w:hint="default"/>
+        <w:sz w:val="20"/>
+      </w:rPr>
+    </w:lvl>
+    <w:lvl w:ilvl="4" w:tentative="1">
+      <w:start w:val="1"/>
+      <w:numFmt w:val="bullet"/>
+      <w:lvlText w:val=""/>
+      <w:lvlJc w:val="left"/>
+      <w:pPr>
+        <w:tabs>
+          <w:tab w:val="num" w:pos="3240"/>
+        </w:tabs>
+        <w:ind w:left="3240" w:hanging="360"/>
+      </w:pPr>
+      <w:rPr>
+        <w:rFonts w:ascii="Wingdings" w:hAnsi="Wingdings" w:hint="default"/>
+        <w:sz w:val="20"/>
+      </w:rPr>
+    </w:lvl>
+    <w:lvl w:ilvl="5" w:tentative="1">
+      <w:start w:val="1"/>
+      <w:numFmt w:val="bullet"/>
+      <w:lvlText w:val=""/>
+      <w:lvlJc w:val="left"/>
+      <w:pPr>
+        <w:tabs>
+          <w:tab w:val="num" w:pos="3960"/>
+        </w:tabs>
+        <w:ind w:left="3960" w:hanging="360"/>
+      </w:pPr>
+      <w:rPr>
+        <w:rFonts w:ascii="Wingdings" w:hAnsi="Wingdings" w:hint="default"/>
+        <w:sz w:val="20"/>
+      </w:rPr>
+    </w:lvl>
+    <w:lvl w:ilvl="6" w:tentative="1">
+      <w:start w:val="1"/>
+      <w:numFmt w:val="bullet"/>
+      <w:lvlText w:val=""/>
+      <w:lvlJc w:val="left"/>
+      <w:pPr>
+        <w:tabs>
+          <w:tab w:val="num" w:pos="4680"/>
+        </w:tabs>
+        <w:ind w:left="4680" w:hanging="360"/>
+      </w:pPr>
+      <w:rPr>
+        <w:rFonts w:ascii="Wingdings" w:hAnsi="Wingdings" w:hint="default"/>
+        <w:sz w:val="20"/>
+      </w:rPr>
+    </w:lvl>
+    <w:lvl w:ilvl="7" w:tentative="1">
+      <w:start w:val="1"/>
+      <w:numFmt w:val="bullet"/>
+      <w:lvlText w:val=""/>
+      <w:lvlJc w:val="left"/>
+      <w:pPr>
+        <w:tabs>
+          <w:tab w:val="num" w:pos="5400"/>
+        </w:tabs>
+        <w:ind w:left="5400" w:hanging="360"/>
+      </w:pPr>
+      <w:rPr>
+        <w:rFonts w:ascii="Wingdings" w:hAnsi="Wingdings" w:hint="default"/>
+        <w:sz w:val="20"/>
+      </w:rPr>
+    </w:lvl>
+    <w:lvl w:ilvl="8" w:tentative="1">
+      <w:start w:val="1"/>
+      <w:numFmt w:val="bullet"/>
+      <w:lvlText w:val=""/>
+      <w:lvlJc w:val="left"/>
+      <w:pPr>
+        <w:tabs>
+          <w:tab w:val="num" w:pos="6120"/>
+        </w:tabs>
+        <w:ind w:left="6120" w:hanging="360"/>
+      </w:pPr>
+      <w:rPr>
+        <w:rFonts w:ascii="Wingdings" w:hAnsi="Wingdings" w:hint="default"/>
+        <w:sz w:val="20"/>
+      </w:rPr>
+    </w:lvl>
+  </w:abstractNum>
+  <w:abstractNum w:abstractNumId="10" w15:restartNumberingAfterBreak="0">
     <w:nsid w:val="6EB03716"/>
     <w:multiLevelType w:val="hybridMultilevel"/>
     <w:tmpl w:val="1B82C136"/>
@@ -5302,7 +6660,7 @@
       </w:pPr>
     </w:lvl>
   </w:abstractNum>
-  <w:abstractNum w:abstractNumId="9" w15:restartNumberingAfterBreak="0">
+  <w:abstractNum w:abstractNumId="11" w15:restartNumberingAfterBreak="0">
     <w:nsid w:val="72125B11"/>
     <w:multiLevelType w:val="hybridMultilevel"/>
     <w:tmpl w:val="25EC1CE2"/>
@@ -5401,7 +6759,7 @@
     <w:abstractNumId w:val="7"/>
   </w:num>
   <w:num w:numId="4" w16cid:durableId="461576885">
-    <w:abstractNumId w:val="8"/>
+    <w:abstractNumId w:val="10"/>
   </w:num>
   <w:num w:numId="5" w16cid:durableId="290791763">
     <w:abstractNumId w:val="1"/>
@@ -5419,6 +6777,12 @@
     <w:abstractNumId w:val="2"/>
   </w:num>
   <w:num w:numId="10" w16cid:durableId="1863399971">
+    <w:abstractNumId w:val="11"/>
+  </w:num>
+  <w:num w:numId="11" w16cid:durableId="1309555736">
+    <w:abstractNumId w:val="8"/>
+  </w:num>
+  <w:num w:numId="12" w16cid:durableId="716508437">
     <w:abstractNumId w:val="9"/>
   </w:num>
 </w:numbering>
@@ -6026,7 +7390,6 @@
   <w:style w:type="character" w:default="1" w:styleId="a0">
     <w:name w:val="Default Paragraph Font"/>
     <w:uiPriority w:val="1"/>
-    <w:semiHidden/>
     <w:unhideWhenUsed/>
   </w:style>
   <w:style w:type="table" w:default="1" w:styleId="a1">
@@ -6407,6 +7770,62 @@
       <w:szCs w:val="18"/>
     </w:rPr>
   </w:style>
+  <w:style w:type="table" w:styleId="af2">
+    <w:name w:val="Table Grid"/>
+    <w:basedOn w:val="a1"/>
+    <w:uiPriority w:val="39"/>
+    <w:rsid w:val="00B03634"/>
+    <w:tblPr>
+      <w:tblBorders>
+        <w:top w:val="single" w:sz="4" w:space="0" w:color="auto"/>
+        <w:left w:val="single" w:sz="4" w:space="0" w:color="auto"/>
+        <w:bottom w:val="single" w:sz="4" w:space="0" w:color="auto"/>
+        <w:right w:val="single" w:sz="4" w:space="0" w:color="auto"/>
+        <w:insideH w:val="single" w:sz="4" w:space="0" w:color="auto"/>
+        <w:insideV w:val="single" w:sz="4" w:space="0" w:color="auto"/>
+      </w:tblBorders>
+    </w:tblPr>
+  </w:style>
+  <w:style w:type="paragraph" w:styleId="TOC">
+    <w:name w:val="TOC Heading"/>
+    <w:basedOn w:val="1"/>
+    <w:next w:val="a"/>
+    <w:uiPriority w:val="39"/>
+    <w:unhideWhenUsed/>
+    <w:qFormat/>
+    <w:rsid w:val="00B03634"/>
+    <w:pPr>
+      <w:widowControl/>
+      <w:spacing w:before="240" w:after="0" w:line="259" w:lineRule="auto"/>
+      <w:jc w:val="left"/>
+      <w:outlineLvl w:val="9"/>
+    </w:pPr>
+    <w:rPr>
+      <w:kern w:val="0"/>
+      <w:sz w:val="32"/>
+      <w:szCs w:val="32"/>
+    </w:rPr>
+  </w:style>
+  <w:style w:type="paragraph" w:styleId="TOC1">
+    <w:name w:val="toc 1"/>
+    <w:basedOn w:val="a"/>
+    <w:next w:val="a"/>
+    <w:autoRedefine/>
+    <w:uiPriority w:val="39"/>
+    <w:unhideWhenUsed/>
+    <w:rsid w:val="00B03634"/>
+  </w:style>
+  <w:style w:type="character" w:styleId="af3">
+    <w:name w:val="Hyperlink"/>
+    <w:basedOn w:val="a0"/>
+    <w:uiPriority w:val="99"/>
+    <w:unhideWhenUsed/>
+    <w:rsid w:val="00B03634"/>
+    <w:rPr>
+      <w:color w:val="0563C1" w:themeColor="hyperlink"/>
+      <w:u w:val="single"/>
+    </w:rPr>
+  </w:style>
 </w:styles>
 </file>
 
@@ -6703,4 +8122,16 @@
     </a:ext>
   </a:extLst>
 </a:theme>
+</file>
+
+<file path=customXml/item1.xml><?xml version="1.0" encoding="utf-8"?>
+<b:Sources xmlns:b="http://schemas.openxmlformats.org/officeDocument/2006/bibliography" xmlns="http://schemas.openxmlformats.org/officeDocument/2006/bibliography" SelectedStyle="\APASixthEditionOfficeOnline.xsl" StyleName="APA" Version="6"/>
+</file>
+
+<file path=customXml/itemProps1.xml><?xml version="1.0" encoding="utf-8"?>
+<ds:datastoreItem xmlns:ds="http://schemas.openxmlformats.org/officeDocument/2006/customXml" ds:itemID="{642C71A7-3694-4A06-9C4F-9B3AF7A691F1}">
+  <ds:schemaRefs>
+    <ds:schemaRef ds:uri="http://schemas.openxmlformats.org/officeDocument/2006/bibliography"/>
+  </ds:schemaRefs>
+</ds:datastoreItem>
 </file>
--- a/前端/12.9课时1.docx
+++ b/前端/12.9课时1.docx
@@ -23,6 +23,11 @@
             <w:tcW w:w="1185" w:type="dxa"/>
           </w:tcPr>
           <w:p>
+            <w:pPr>
+              <w:rPr>
+                <w:rFonts w:hint="eastAsia"/>
+              </w:rPr>
+            </w:pPr>
             <w:r>
               <w:rPr>
                 <w:rFonts w:hint="eastAsia"/>
@@ -36,6 +41,11 @@
             <w:tcW w:w="1185" w:type="dxa"/>
           </w:tcPr>
           <w:p>
+            <w:pPr>
+              <w:rPr>
+                <w:rFonts w:hint="eastAsia"/>
+              </w:rPr>
+            </w:pPr>
             <w:r>
               <w:rPr>
                 <w:rFonts w:hint="eastAsia"/>
@@ -49,6 +59,11 @@
             <w:tcW w:w="1185" w:type="dxa"/>
           </w:tcPr>
           <w:p>
+            <w:pPr>
+              <w:rPr>
+                <w:rFonts w:hint="eastAsia"/>
+              </w:rPr>
+            </w:pPr>
             <w:r>
               <w:rPr>
                 <w:rFonts w:hint="eastAsia"/>
@@ -62,6 +77,11 @@
             <w:tcW w:w="1185" w:type="dxa"/>
           </w:tcPr>
           <w:p>
+            <w:pPr>
+              <w:rPr>
+                <w:rFonts w:hint="eastAsia"/>
+              </w:rPr>
+            </w:pPr>
             <w:r>
               <w:rPr>
                 <w:rFonts w:hint="eastAsia"/>
@@ -75,6 +95,11 @@
             <w:tcW w:w="1185" w:type="dxa"/>
           </w:tcPr>
           <w:p>
+            <w:pPr>
+              <w:rPr>
+                <w:rFonts w:hint="eastAsia"/>
+              </w:rPr>
+            </w:pPr>
             <w:r>
               <w:rPr>
                 <w:rFonts w:hint="eastAsia"/>
@@ -88,6 +113,11 @@
             <w:tcW w:w="1185" w:type="dxa"/>
           </w:tcPr>
           <w:p>
+            <w:pPr>
+              <w:rPr>
+                <w:rFonts w:hint="eastAsia"/>
+              </w:rPr>
+            </w:pPr>
             <w:r>
               <w:rPr>
                 <w:rFonts w:hint="eastAsia"/>
@@ -101,6 +131,11 @@
             <w:tcW w:w="1186" w:type="dxa"/>
           </w:tcPr>
           <w:p>
+            <w:pPr>
+              <w:rPr>
+                <w:rFonts w:hint="eastAsia"/>
+              </w:rPr>
+            </w:pPr>
             <w:r>
               <w:rPr>
                 <w:rFonts w:hint="eastAsia"/>
@@ -115,7 +150,13 @@
           <w:tcPr>
             <w:tcW w:w="1185" w:type="dxa"/>
           </w:tcPr>
-          <w:p/>
+          <w:p>
+            <w:pPr>
+              <w:rPr>
+                <w:rFonts w:hint="eastAsia"/>
+              </w:rPr>
+            </w:pPr>
+          </w:p>
         </w:tc>
         <w:tc>
           <w:tcPr>
@@ -133,13 +174,13 @@
               </w:rPr>
               <w:t>1209</w:t>
             </w:r>
+            <w:r>
+              <w:rPr>
+                <w:rFonts w:hint="eastAsia"/>
+              </w:rPr>
+              <w:t>√</w:t>
+            </w:r>
           </w:p>
-        </w:tc>
-        <w:tc>
-          <w:tcPr>
-            <w:tcW w:w="1185" w:type="dxa"/>
-          </w:tcPr>
-          <w:p/>
         </w:tc>
         <w:tc>
           <w:tcPr>
@@ -151,11 +192,29 @@
                 <w:rFonts w:hint="eastAsia"/>
               </w:rPr>
             </w:pPr>
+          </w:p>
+        </w:tc>
+        <w:tc>
+          <w:tcPr>
+            <w:tcW w:w="1185" w:type="dxa"/>
+          </w:tcPr>
+          <w:p>
+            <w:pPr>
+              <w:rPr>
+                <w:rFonts w:hint="eastAsia"/>
+              </w:rPr>
+            </w:pPr>
             <w:r>
               <w:rPr>
                 <w:rFonts w:hint="eastAsia"/>
               </w:rPr>
               <w:t>1211</w:t>
+            </w:r>
+            <w:r>
+              <w:rPr>
+                <w:rFonts w:hint="eastAsia"/>
+              </w:rPr>
+              <w:t>√</w:t>
             </w:r>
           </w:p>
         </w:tc>
@@ -163,19 +222,37 @@
           <w:tcPr>
             <w:tcW w:w="1185" w:type="dxa"/>
           </w:tcPr>
-          <w:p/>
+          <w:p>
+            <w:pPr>
+              <w:rPr>
+                <w:rFonts w:hint="eastAsia"/>
+              </w:rPr>
+            </w:pPr>
+          </w:p>
         </w:tc>
         <w:tc>
           <w:tcPr>
             <w:tcW w:w="1185" w:type="dxa"/>
           </w:tcPr>
-          <w:p/>
+          <w:p>
+            <w:pPr>
+              <w:rPr>
+                <w:rFonts w:hint="eastAsia"/>
+              </w:rPr>
+            </w:pPr>
+          </w:p>
         </w:tc>
         <w:tc>
           <w:tcPr>
             <w:tcW w:w="1186" w:type="dxa"/>
           </w:tcPr>
-          <w:p/>
+          <w:p>
+            <w:pPr>
+              <w:rPr>
+                <w:rFonts w:hint="eastAsia"/>
+              </w:rPr>
+            </w:pPr>
+          </w:p>
         </w:tc>
       </w:tr>
       <w:tr>
@@ -183,7 +260,13 @@
           <w:tcPr>
             <w:tcW w:w="1185" w:type="dxa"/>
           </w:tcPr>
-          <w:p/>
+          <w:p>
+            <w:pPr>
+              <w:rPr>
+                <w:rFonts w:hint="eastAsia"/>
+              </w:rPr>
+            </w:pPr>
+          </w:p>
         </w:tc>
         <w:tc>
           <w:tcPr>
@@ -225,25 +308,49 @@
           <w:tcPr>
             <w:tcW w:w="1185" w:type="dxa"/>
           </w:tcPr>
-          <w:p/>
+          <w:p>
+            <w:pPr>
+              <w:rPr>
+                <w:rFonts w:hint="eastAsia"/>
+              </w:rPr>
+            </w:pPr>
+          </w:p>
         </w:tc>
         <w:tc>
           <w:tcPr>
             <w:tcW w:w="1185" w:type="dxa"/>
           </w:tcPr>
-          <w:p/>
+          <w:p>
+            <w:pPr>
+              <w:rPr>
+                <w:rFonts w:hint="eastAsia"/>
+              </w:rPr>
+            </w:pPr>
+          </w:p>
         </w:tc>
         <w:tc>
           <w:tcPr>
             <w:tcW w:w="1185" w:type="dxa"/>
           </w:tcPr>
-          <w:p/>
+          <w:p>
+            <w:pPr>
+              <w:rPr>
+                <w:rFonts w:hint="eastAsia"/>
+              </w:rPr>
+            </w:pPr>
+          </w:p>
         </w:tc>
         <w:tc>
           <w:tcPr>
             <w:tcW w:w="1186" w:type="dxa"/>
           </w:tcPr>
-          <w:p/>
+          <w:p>
+            <w:pPr>
+              <w:rPr>
+                <w:rFonts w:hint="eastAsia"/>
+              </w:rPr>
+            </w:pPr>
+          </w:p>
         </w:tc>
       </w:tr>
       <w:tr>
@@ -251,7 +358,13 @@
           <w:tcPr>
             <w:tcW w:w="1185" w:type="dxa"/>
           </w:tcPr>
-          <w:p/>
+          <w:p>
+            <w:pPr>
+              <w:rPr>
+                <w:rFonts w:hint="eastAsia"/>
+              </w:rPr>
+            </w:pPr>
+          </w:p>
         </w:tc>
         <w:tc>
           <w:tcPr>
@@ -275,13 +388,25 @@
           <w:tcPr>
             <w:tcW w:w="1185" w:type="dxa"/>
           </w:tcPr>
-          <w:p/>
+          <w:p>
+            <w:pPr>
+              <w:rPr>
+                <w:rFonts w:hint="eastAsia"/>
+              </w:rPr>
+            </w:pPr>
+          </w:p>
         </w:tc>
         <w:tc>
           <w:tcPr>
             <w:tcW w:w="1185" w:type="dxa"/>
           </w:tcPr>
-          <w:p/>
+          <w:p>
+            <w:pPr>
+              <w:rPr>
+                <w:rFonts w:hint="eastAsia"/>
+              </w:rPr>
+            </w:pPr>
+          </w:p>
         </w:tc>
         <w:tc>
           <w:tcPr>
@@ -305,13 +430,25 @@
           <w:tcPr>
             <w:tcW w:w="1185" w:type="dxa"/>
           </w:tcPr>
-          <w:p/>
+          <w:p>
+            <w:pPr>
+              <w:rPr>
+                <w:rFonts w:hint="eastAsia"/>
+              </w:rPr>
+            </w:pPr>
+          </w:p>
         </w:tc>
         <w:tc>
           <w:tcPr>
             <w:tcW w:w="1186" w:type="dxa"/>
           </w:tcPr>
-          <w:p/>
+          <w:p>
+            <w:pPr>
+              <w:rPr>
+                <w:rFonts w:hint="eastAsia"/>
+              </w:rPr>
+            </w:pPr>
+          </w:p>
         </w:tc>
       </w:tr>
       <w:tr>
@@ -319,7 +456,13 @@
           <w:tcPr>
             <w:tcW w:w="1185" w:type="dxa"/>
           </w:tcPr>
-          <w:p/>
+          <w:p>
+            <w:pPr>
+              <w:rPr>
+                <w:rFonts w:hint="eastAsia"/>
+              </w:rPr>
+            </w:pPr>
+          </w:p>
         </w:tc>
         <w:tc>
           <w:tcPr>
@@ -337,37 +480,73 @@
               </w:rPr>
               <w:t>1230</w:t>
             </w:r>
+            <w:r>
+              <w:rPr>
+                <w:rFonts w:hint="eastAsia"/>
+              </w:rPr>
+              <w:t>√</w:t>
+            </w:r>
           </w:p>
         </w:tc>
         <w:tc>
           <w:tcPr>
             <w:tcW w:w="1185" w:type="dxa"/>
           </w:tcPr>
-          <w:p/>
+          <w:p>
+            <w:pPr>
+              <w:rPr>
+                <w:rFonts w:hint="eastAsia"/>
+              </w:rPr>
+            </w:pPr>
+          </w:p>
         </w:tc>
         <w:tc>
           <w:tcPr>
             <w:tcW w:w="1185" w:type="dxa"/>
           </w:tcPr>
-          <w:p/>
+          <w:p>
+            <w:pPr>
+              <w:rPr>
+                <w:rFonts w:hint="eastAsia"/>
+              </w:rPr>
+            </w:pPr>
+          </w:p>
         </w:tc>
         <w:tc>
           <w:tcPr>
             <w:tcW w:w="1185" w:type="dxa"/>
           </w:tcPr>
-          <w:p/>
+          <w:p>
+            <w:pPr>
+              <w:rPr>
+                <w:rFonts w:hint="eastAsia"/>
+              </w:rPr>
+            </w:pPr>
+          </w:p>
         </w:tc>
         <w:tc>
           <w:tcPr>
             <w:tcW w:w="1185" w:type="dxa"/>
           </w:tcPr>
-          <w:p/>
+          <w:p>
+            <w:pPr>
+              <w:rPr>
+                <w:rFonts w:hint="eastAsia"/>
+              </w:rPr>
+            </w:pPr>
+          </w:p>
         </w:tc>
         <w:tc>
           <w:tcPr>
             <w:tcW w:w="1186" w:type="dxa"/>
           </w:tcPr>
-          <w:p/>
+          <w:p>
+            <w:pPr>
+              <w:rPr>
+                <w:rFonts w:hint="eastAsia"/>
+              </w:rPr>
+            </w:pPr>
+          </w:p>
         </w:tc>
       </w:tr>
       <w:tr>
@@ -375,49 +554,108 @@
           <w:tcPr>
             <w:tcW w:w="1185" w:type="dxa"/>
           </w:tcPr>
-          <w:p/>
+          <w:p>
+            <w:pPr>
+              <w:rPr>
+                <w:rFonts w:hint="eastAsia"/>
+              </w:rPr>
+            </w:pPr>
+          </w:p>
         </w:tc>
         <w:tc>
           <w:tcPr>
             <w:tcW w:w="1185" w:type="dxa"/>
           </w:tcPr>
-          <w:p/>
+          <w:p>
+            <w:pPr>
+              <w:rPr>
+                <w:rFonts w:hint="eastAsia"/>
+              </w:rPr>
+            </w:pPr>
+            <w:r>
+              <w:rPr>
+                <w:rFonts w:hint="eastAsia"/>
+              </w:rPr>
+              <w:t>0106</w:t>
+            </w:r>
+            <w:r>
+              <w:rPr>
+                <w:rFonts w:hint="eastAsia"/>
+              </w:rPr>
+              <w:t>√</w:t>
+            </w:r>
+          </w:p>
         </w:tc>
         <w:tc>
           <w:tcPr>
             <w:tcW w:w="1185" w:type="dxa"/>
           </w:tcPr>
-          <w:p/>
+          <w:p>
+            <w:pPr>
+              <w:rPr>
+                <w:rFonts w:hint="eastAsia"/>
+              </w:rPr>
+            </w:pPr>
+          </w:p>
         </w:tc>
         <w:tc>
           <w:tcPr>
             <w:tcW w:w="1185" w:type="dxa"/>
           </w:tcPr>
-          <w:p/>
+          <w:p>
+            <w:pPr>
+              <w:rPr>
+                <w:rFonts w:hint="eastAsia"/>
+              </w:rPr>
+            </w:pPr>
+          </w:p>
         </w:tc>
         <w:tc>
           <w:tcPr>
             <w:tcW w:w="1185" w:type="dxa"/>
           </w:tcPr>
-          <w:p/>
+          <w:p>
+            <w:pPr>
+              <w:rPr>
+                <w:rFonts w:hint="eastAsia"/>
+              </w:rPr>
+            </w:pPr>
+          </w:p>
         </w:tc>
         <w:tc>
           <w:tcPr>
             <w:tcW w:w="1185" w:type="dxa"/>
           </w:tcPr>
-          <w:p/>
+          <w:p>
+            <w:pPr>
+              <w:rPr>
+                <w:rFonts w:hint="eastAsia"/>
+              </w:rPr>
+            </w:pPr>
+          </w:p>
         </w:tc>
         <w:tc>
           <w:tcPr>
             <w:tcW w:w="1186" w:type="dxa"/>
           </w:tcPr>
-          <w:p/>
+          <w:p>
+            <w:pPr>
+              <w:rPr>
+                <w:rFonts w:hint="eastAsia"/>
+              </w:rPr>
+            </w:pPr>
+          </w:p>
         </w:tc>
       </w:tr>
     </w:tbl>
     <w:sdt>
       <w:sdtPr>
         <w:rPr>
+          <w:rFonts w:asciiTheme="minorHAnsi" w:eastAsiaTheme="minorEastAsia" w:hAnsiTheme="minorHAnsi" w:cstheme="minorBidi"/>
+          <w:color w:val="auto"/>
+          <w:kern w:val="2"/>
+          <w:sz w:val="21"/>
+          <w:szCs w:val="22"/>
           <w:lang w:val="zh-CN"/>
         </w:rPr>
         <w:id w:val="-1051840771"/>
@@ -428,13 +666,8 @@
       </w:sdtPr>
       <w:sdtEndPr>
         <w:rPr>
-          <w:rFonts w:asciiTheme="minorHAnsi" w:eastAsiaTheme="minorEastAsia" w:hAnsiTheme="minorHAnsi" w:cstheme="minorBidi"/>
           <w:b/>
           <w:bCs/>
-          <w:color w:val="auto"/>
-          <w:kern w:val="2"/>
-          <w:sz w:val="21"/>
-          <w:szCs w:val="22"/>
         </w:rPr>
       </w:sdtEndPr>
       <w:sdtContent>
@@ -473,12 +706,9 @@
             <w:instrText xml:space="preserve"> TOC \o "1-3" \h \z \u </w:instrText>
           </w:r>
           <w:r>
-            <w:rPr>
-              <w:rFonts w:hint="eastAsia"/>
-            </w:rPr>
             <w:fldChar w:fldCharType="separate"/>
           </w:r>
-          <w:hyperlink w:anchor="_Toc218459639" w:history="1">
+          <w:hyperlink w:anchor="_Toc218629170" w:history="1">
             <w:r>
               <w:rPr>
                 <w:rStyle w:val="af3"/>
@@ -516,7 +746,7 @@
                 <w:noProof/>
                 <w:webHidden/>
               </w:rPr>
-              <w:instrText>PAGEREF _Toc218459639 \h</w:instrText>
+              <w:instrText>PAGEREF _Toc218629170 \h</w:instrText>
             </w:r>
             <w:r>
               <w:rPr>
@@ -573,7 +803,7 @@
               <w14:ligatures w14:val="standardContextual"/>
             </w:rPr>
           </w:pPr>
-          <w:hyperlink w:anchor="_Toc218459640" w:history="1">
+          <w:hyperlink w:anchor="_Toc218629171" w:history="1">
             <w:r>
               <w:rPr>
                 <w:rStyle w:val="af3"/>
@@ -611,7 +841,7 @@
                 <w:noProof/>
                 <w:webHidden/>
               </w:rPr>
-              <w:instrText>PAGEREF _Toc218459640 \h</w:instrText>
+              <w:instrText>PAGEREF _Toc218629171 \h</w:instrText>
             </w:r>
             <w:r>
               <w:rPr>
@@ -668,7 +898,7 @@
               <w14:ligatures w14:val="standardContextual"/>
             </w:rPr>
           </w:pPr>
-          <w:hyperlink w:anchor="_Toc218459641" w:history="1">
+          <w:hyperlink w:anchor="_Toc218629172" w:history="1">
             <w:r>
               <w:rPr>
                 <w:rStyle w:val="af3"/>
@@ -706,7 +936,7 @@
                 <w:noProof/>
                 <w:webHidden/>
               </w:rPr>
-              <w:instrText>PAGEREF _Toc218459641 \h</w:instrText>
+              <w:instrText>PAGEREF _Toc218629172 \h</w:instrText>
             </w:r>
             <w:r>
               <w:rPr>
@@ -763,7 +993,7 @@
               <w14:ligatures w14:val="standardContextual"/>
             </w:rPr>
           </w:pPr>
-          <w:hyperlink w:anchor="_Toc218459642" w:history="1">
+          <w:hyperlink w:anchor="_Toc218629173" w:history="1">
             <w:r>
               <w:rPr>
                 <w:rStyle w:val="af3"/>
@@ -801,7 +1031,7 @@
                 <w:noProof/>
                 <w:webHidden/>
               </w:rPr>
-              <w:instrText>PAGEREF _Toc218459642 \h</w:instrText>
+              <w:instrText>PAGEREF _Toc218629173 \h</w:instrText>
             </w:r>
             <w:r>
               <w:rPr>
@@ -858,7 +1088,7 @@
               <w14:ligatures w14:val="standardContextual"/>
             </w:rPr>
           </w:pPr>
-          <w:hyperlink w:anchor="_Toc218459643" w:history="1">
+          <w:hyperlink w:anchor="_Toc218629174" w:history="1">
             <w:r>
               <w:rPr>
                 <w:rStyle w:val="af3"/>
@@ -896,7 +1126,7 @@
                 <w:noProof/>
                 <w:webHidden/>
               </w:rPr>
-              <w:instrText>PAGEREF _Toc218459643 \h</w:instrText>
+              <w:instrText>PAGEREF _Toc218629174 \h</w:instrText>
             </w:r>
             <w:r>
               <w:rPr>
@@ -953,14 +1183,14 @@
               <w14:ligatures w14:val="standardContextual"/>
             </w:rPr>
           </w:pPr>
-          <w:hyperlink w:anchor="_Toc218459644" w:history="1">
+          <w:hyperlink w:anchor="_Toc218629175" w:history="1">
             <w:r>
               <w:rPr>
                 <w:rStyle w:val="af3"/>
                 <w:rFonts w:hint="eastAsia"/>
                 <w:noProof/>
               </w:rPr>
-              <w:t>12.26课时6</w:t>
+              <w:t>12.26课时6——event loop</w:t>
             </w:r>
             <w:r>
               <w:rPr>
@@ -991,7 +1221,7 @@
                 <w:noProof/>
                 <w:webHidden/>
               </w:rPr>
-              <w:instrText>PAGEREF _Toc218459644 \h</w:instrText>
+              <w:instrText>PAGEREF _Toc218629175 \h</w:instrText>
             </w:r>
             <w:r>
               <w:rPr>
@@ -1048,14 +1278,14 @@
               <w14:ligatures w14:val="standardContextual"/>
             </w:rPr>
           </w:pPr>
-          <w:hyperlink w:anchor="_Toc218459645" w:history="1">
+          <w:hyperlink w:anchor="_Toc218629176" w:history="1">
             <w:r>
               <w:rPr>
                 <w:rStyle w:val="af3"/>
                 <w:rFonts w:hint="eastAsia"/>
                 <w:noProof/>
               </w:rPr>
-              <w:t>1230课时7</w:t>
+              <w:t>1230课时7——var\let\const、js执行机制</w:t>
             </w:r>
             <w:r>
               <w:rPr>
@@ -1086,7 +1316,7 @@
                 <w:noProof/>
                 <w:webHidden/>
               </w:rPr>
-              <w:instrText>PAGEREF _Toc218459645 \h</w:instrText>
+              <w:instrText>PAGEREF _Toc218629176 \h</w:instrText>
             </w:r>
             <w:r>
               <w:rPr>
@@ -1118,6 +1348,101 @@
                 <w:webHidden/>
               </w:rPr>
               <w:t>9</w:t>
+            </w:r>
+            <w:r>
+              <w:rPr>
+                <w:rFonts w:hint="eastAsia"/>
+                <w:noProof/>
+                <w:webHidden/>
+              </w:rPr>
+              <w:fldChar w:fldCharType="end"/>
+            </w:r>
+          </w:hyperlink>
+        </w:p>
+        <w:p>
+          <w:pPr>
+            <w:pStyle w:val="TOC1"/>
+            <w:tabs>
+              <w:tab w:val="right" w:leader="dot" w:pos="8296"/>
+            </w:tabs>
+            <w:rPr>
+              <w:rFonts w:hint="eastAsia"/>
+              <w:noProof/>
+              <w:sz w:val="22"/>
+              <w:szCs w:val="24"/>
+              <w14:ligatures w14:val="standardContextual"/>
+            </w:rPr>
+          </w:pPr>
+          <w:hyperlink w:anchor="_Toc218629177" w:history="1">
+            <w:r>
+              <w:rPr>
+                <w:rStyle w:val="af3"/>
+                <w:rFonts w:hint="eastAsia"/>
+                <w:noProof/>
+              </w:rPr>
+              <w:t>01.06课时8——js执行机制</w:t>
+            </w:r>
+            <w:r>
+              <w:rPr>
+                <w:rFonts w:hint="eastAsia"/>
+                <w:noProof/>
+                <w:webHidden/>
+              </w:rPr>
+              <w:tab/>
+            </w:r>
+            <w:r>
+              <w:rPr>
+                <w:rFonts w:hint="eastAsia"/>
+                <w:noProof/>
+                <w:webHidden/>
+              </w:rPr>
+              <w:fldChar w:fldCharType="begin"/>
+            </w:r>
+            <w:r>
+              <w:rPr>
+                <w:rFonts w:hint="eastAsia"/>
+                <w:noProof/>
+                <w:webHidden/>
+              </w:rPr>
+              <w:instrText xml:space="preserve"> </w:instrText>
+            </w:r>
+            <w:r>
+              <w:rPr>
+                <w:noProof/>
+                <w:webHidden/>
+              </w:rPr>
+              <w:instrText>PAGEREF _Toc218629177 \h</w:instrText>
+            </w:r>
+            <w:r>
+              <w:rPr>
+                <w:rFonts w:hint="eastAsia"/>
+                <w:noProof/>
+                <w:webHidden/>
+              </w:rPr>
+              <w:instrText xml:space="preserve"> </w:instrText>
+            </w:r>
+            <w:r>
+              <w:rPr>
+                <w:rFonts w:hint="eastAsia"/>
+                <w:noProof/>
+                <w:webHidden/>
+              </w:rPr>
+            </w:r>
+            <w:r>
+              <w:rPr>
+                <w:rFonts w:hint="eastAsia"/>
+                <w:noProof/>
+                <w:webHidden/>
+              </w:rPr>
+              <w:fldChar w:fldCharType="separate"/>
+            </w:r>
+            <w:r>
+              <w:rPr>
+                <w:rFonts w:hint="eastAsia"/>
+                <w:noProof/>
+                <w:webHidden/>
+              </w:rPr>
+              <w:t>10</w:t>
             </w:r>
             <w:r>
               <w:rPr>
@@ -1146,7 +1471,13 @@
         </w:p>
       </w:sdtContent>
     </w:sdt>
-    <w:p/>
+    <w:p>
+      <w:pPr>
+        <w:rPr>
+          <w:rFonts w:hint="eastAsia"/>
+        </w:rPr>
+      </w:pPr>
+    </w:p>
     <w:p>
       <w:pPr>
         <w:pStyle w:val="1"/>
@@ -1154,34 +1485,36 @@
           <w:rFonts w:hint="eastAsia"/>
         </w:rPr>
       </w:pPr>
-      <w:bookmarkStart w:id="0" w:name="_Toc218459639"/>
-      <w:r>
-        <w:rPr>
-          <w:rFonts w:hint="eastAsia"/>
-        </w:rPr>
-        <w:t>12.</w:t>
-      </w:r>
-      <w:r>
-        <w:rPr>
-          <w:rFonts w:hint="eastAsia"/>
-        </w:rPr>
-        <w:t>09</w:t>
-      </w:r>
-      <w:r>
-        <w:rPr>
-          <w:rFonts w:hint="eastAsia"/>
-        </w:rPr>
-        <w:t>课时</w:t>
-      </w:r>
-      <w:r>
-        <w:rPr>
-          <w:rFonts w:hint="eastAsia"/>
-        </w:rPr>
-        <w:t>一——简历修改</w:t>
+      <w:bookmarkStart w:id="0" w:name="_Toc218629170"/>
+      <w:r>
+        <w:rPr>
+          <w:rFonts w:hint="eastAsia"/>
+        </w:rPr>
+        <w:t>12.09课时</w:t>
+      </w:r>
+      <w:proofErr w:type="gramStart"/>
+      <w:r>
+        <w:rPr>
+          <w:rFonts w:hint="eastAsia"/>
+        </w:rPr>
+        <w:t>一</w:t>
+      </w:r>
+      <w:proofErr w:type="gramEnd"/>
+      <w:r>
+        <w:rPr>
+          <w:rFonts w:hint="eastAsia"/>
+        </w:rPr>
+        <w:t>——简历修改</w:t>
       </w:r>
       <w:bookmarkEnd w:id="0"/>
     </w:p>
-    <w:p/>
+    <w:p>
+      <w:pPr>
+        <w:rPr>
+          <w:rFonts w:hint="eastAsia"/>
+        </w:rPr>
+      </w:pPr>
+    </w:p>
     <w:p>
       <w:pPr>
         <w:rPr>
@@ -1425,7 +1758,21 @@
         <w:rPr>
           <w:rFonts w:hint="eastAsia"/>
         </w:rPr>
-        <w:t>T：从零到一实现系统烧录工具，能够可靠识别设备（），烧录能力，完整性保障</w:t>
+        <w:t>T：从零到</w:t>
+      </w:r>
+      <w:proofErr w:type="gramStart"/>
+      <w:r>
+        <w:rPr>
+          <w:rFonts w:hint="eastAsia"/>
+        </w:rPr>
+        <w:t>一</w:t>
+      </w:r>
+      <w:proofErr w:type="gramEnd"/>
+      <w:r>
+        <w:rPr>
+          <w:rFonts w:hint="eastAsia"/>
+        </w:rPr>
+        <w:t>实现系统烧录工具，能够可靠识别设备（），烧录能力，完整性保障</w:t>
       </w:r>
     </w:p>
     <w:p>
@@ -1440,6 +1787,7 @@
         <w:rPr>
           <w:rFonts w:hint="eastAsia"/>
         </w:rPr>
+        <w:lastRenderedPageBreak/>
         <w:t>A：</w:t>
       </w:r>
     </w:p>
@@ -1456,8 +1804,14 @@
         <w:rPr>
           <w:rFonts w:hint="eastAsia"/>
         </w:rPr>
-        <w:lastRenderedPageBreak/>
-        <w:t>专业的烧录能力：集成</w:t>
+        <w:t>专业的烧录能力：</w:t>
+      </w:r>
+      <w:proofErr w:type="gramStart"/>
+      <w:r>
+        <w:rPr>
+          <w:rFonts w:hint="eastAsia"/>
+        </w:rPr>
+        <w:t>集成</w:t>
       </w:r>
       <w:r>
         <w:rPr>
@@ -1465,8 +1819,27 @@
           <w:color w:val="000000"/>
           <w:sz w:val="22"/>
         </w:rPr>
-        <w:t>集成etcher-image-write实现专业级镜像烧录功能</w:t>
-      </w:r>
+        <w:t>集成</w:t>
+      </w:r>
+      <w:proofErr w:type="gramEnd"/>
+      <w:r>
+        <w:rPr>
+          <w:rFonts w:ascii="微软雅黑" w:eastAsia="微软雅黑" w:hAnsi="微软雅黑"/>
+          <w:color w:val="000000"/>
+          <w:sz w:val="22"/>
+        </w:rPr>
+        <w:t>etcher-image-write实现专业级镜像烧</w:t>
+      </w:r>
+      <w:proofErr w:type="gramStart"/>
+      <w:r>
+        <w:rPr>
+          <w:rFonts w:ascii="微软雅黑" w:eastAsia="微软雅黑" w:hAnsi="微软雅黑"/>
+          <w:color w:val="000000"/>
+          <w:sz w:val="22"/>
+        </w:rPr>
+        <w:t>录功能</w:t>
+      </w:r>
+      <w:proofErr w:type="gramEnd"/>
       <w:r>
         <w:rPr>
           <w:rFonts w:ascii="微软雅黑" w:eastAsia="微软雅黑" w:hAnsi="微软雅黑" w:hint="eastAsia"/>
@@ -1493,7 +1866,35 @@
           <w:color w:val="000000"/>
           <w:sz w:val="22"/>
         </w:rPr>
-        <w:t>使用drivelist库实现跨平台驱动器枚举和管理</w:t>
+        <w:t>使用</w:t>
+      </w:r>
+      <w:proofErr w:type="spellStart"/>
+      <w:r>
+        <w:rPr>
+          <w:rFonts w:ascii="微软雅黑" w:eastAsia="微软雅黑" w:hAnsi="微软雅黑"/>
+          <w:color w:val="000000"/>
+          <w:sz w:val="22"/>
+        </w:rPr>
+        <w:t>drivelist</w:t>
+      </w:r>
+      <w:proofErr w:type="spellEnd"/>
+      <w:proofErr w:type="gramStart"/>
+      <w:r>
+        <w:rPr>
+          <w:rFonts w:ascii="微软雅黑" w:eastAsia="微软雅黑" w:hAnsi="微软雅黑"/>
+          <w:color w:val="000000"/>
+          <w:sz w:val="22"/>
+        </w:rPr>
+        <w:t>库实现</w:t>
+      </w:r>
+      <w:proofErr w:type="gramEnd"/>
+      <w:r>
+        <w:rPr>
+          <w:rFonts w:ascii="微软雅黑" w:eastAsia="微软雅黑" w:hAnsi="微软雅黑"/>
+          <w:color w:val="000000"/>
+          <w:sz w:val="22"/>
+        </w:rPr>
+        <w:t>跨平台驱动器枚举和管理</w:t>
       </w:r>
     </w:p>
     <w:p>
@@ -1513,7 +1914,25 @@
           <w:color w:val="000000"/>
           <w:sz w:val="22"/>
         </w:rPr>
-        <w:t>安全下载，进度可视化：开发固件下载模板，结合ipc进程通信进行完整新校验，降低与实际不一致的风险</w:t>
+        <w:t>安全下载，进度可视化：开发固件下载模板，结合</w:t>
+      </w:r>
+      <w:proofErr w:type="spellStart"/>
+      <w:r>
+        <w:rPr>
+          <w:rFonts w:ascii="微软雅黑" w:eastAsia="微软雅黑" w:hAnsi="微软雅黑" w:hint="eastAsia"/>
+          <w:color w:val="000000"/>
+          <w:sz w:val="22"/>
+        </w:rPr>
+        <w:t>ipc</w:t>
+      </w:r>
+      <w:proofErr w:type="spellEnd"/>
+      <w:r>
+        <w:rPr>
+          <w:rFonts w:ascii="微软雅黑" w:eastAsia="微软雅黑" w:hAnsi="微软雅黑" w:hint="eastAsia"/>
+          <w:color w:val="000000"/>
+          <w:sz w:val="22"/>
+        </w:rPr>
+        <w:t>进程通信进行完整新校验，降低与实际不一致的风险</w:t>
       </w:r>
     </w:p>
     <w:p>
@@ -1562,11 +1981,19 @@
           <w:rFonts w:hint="eastAsia"/>
         </w:rPr>
       </w:pPr>
-      <w:r>
-        <w:rPr>
-          <w:rFonts w:hint="eastAsia"/>
-        </w:rPr>
-        <w:t>Ipc通信保证进度可信不阻塞UI：利用electron+vue3，进行解耦，</w:t>
+      <w:proofErr w:type="spellStart"/>
+      <w:r>
+        <w:rPr>
+          <w:rFonts w:hint="eastAsia"/>
+        </w:rPr>
+        <w:t>Ipc</w:t>
+      </w:r>
+      <w:proofErr w:type="spellEnd"/>
+      <w:r>
+        <w:rPr>
+          <w:rFonts w:hint="eastAsia"/>
+        </w:rPr>
+        <w:t>通信保证进度可信不阻塞UI：利用electron+vue3，进行解耦，</w:t>
       </w:r>
     </w:p>
     <w:p>
@@ -1598,12 +2025,28 @@
           <w:rFonts w:hint="eastAsia"/>
         </w:rPr>
       </w:pPr>
-      <w:r>
-        <w:rPr>
-          <w:rFonts w:hint="eastAsia"/>
-        </w:rPr>
-        <w:t>烧录传列入抽象成状态积</w:t>
-      </w:r>
+      <w:proofErr w:type="gramStart"/>
+      <w:r>
+        <w:rPr>
+          <w:rFonts w:hint="eastAsia"/>
+        </w:rPr>
+        <w:t>烧录传列入</w:t>
+      </w:r>
+      <w:proofErr w:type="gramEnd"/>
+      <w:r>
+        <w:rPr>
+          <w:rFonts w:hint="eastAsia"/>
+        </w:rPr>
+        <w:t>抽象</w:t>
+      </w:r>
+      <w:proofErr w:type="gramStart"/>
+      <w:r>
+        <w:rPr>
+          <w:rFonts w:hint="eastAsia"/>
+        </w:rPr>
+        <w:t>成状态积</w:t>
+      </w:r>
+      <w:proofErr w:type="gramEnd"/>
     </w:p>
     <w:p>
       <w:pPr>
@@ -1616,11 +2059,19 @@
           <w:rFonts w:hint="eastAsia"/>
         </w:rPr>
       </w:pPr>
-      <w:r>
-        <w:rPr>
-          <w:rFonts w:hint="eastAsia"/>
-        </w:rPr>
-        <w:t>Ipc消息包含：downloading，validate, writing，checking，error，done</w:t>
+      <w:proofErr w:type="spellStart"/>
+      <w:r>
+        <w:rPr>
+          <w:rFonts w:hint="eastAsia"/>
+        </w:rPr>
+        <w:t>Ipc</w:t>
+      </w:r>
+      <w:proofErr w:type="spellEnd"/>
+      <w:r>
+        <w:rPr>
+          <w:rFonts w:hint="eastAsia"/>
+        </w:rPr>
+        <w:t>消息包含：downloading，validate, writing，checking，error，done</w:t>
       </w:r>
     </w:p>
     <w:p>
@@ -1672,7 +2123,21 @@
         <w:rPr>
           <w:rFonts w:hint="eastAsia"/>
         </w:rPr>
-        <w:t>飞书内嵌周报系统</w:t>
+        <w:t>飞书内</w:t>
+      </w:r>
+      <w:proofErr w:type="gramStart"/>
+      <w:r>
+        <w:rPr>
+          <w:rFonts w:hint="eastAsia"/>
+        </w:rPr>
+        <w:t>嵌</w:t>
+      </w:r>
+      <w:proofErr w:type="gramEnd"/>
+      <w:r>
+        <w:rPr>
+          <w:rFonts w:hint="eastAsia"/>
+        </w:rPr>
+        <w:t>周报系统</w:t>
       </w:r>
     </w:p>
     <w:p>
@@ -1726,27 +2191,55 @@
         <w:rPr>
           <w:rFonts w:hint="eastAsia"/>
         </w:rPr>
-        <w:t>折叠的数据加载模式，tiptap库</w:t>
-      </w:r>
-    </w:p>
-    <w:p>
-      <w:pPr>
-        <w:rPr>
-          <w:rFonts w:hint="eastAsia"/>
-        </w:rPr>
-      </w:pPr>
-    </w:p>
-    <w:p>
-      <w:pPr>
-        <w:rPr>
-          <w:rFonts w:hint="eastAsia"/>
-        </w:rPr>
-      </w:pPr>
-      <w:r>
-        <w:rPr>
-          <w:rFonts w:hint="eastAsia"/>
-        </w:rPr>
-        <w:t>R：交付了一个周报的web和飞书双场景的应用，提高内部人员组织协调能力，实时查看项目</w:t>
+        <w:t>折叠的数据加载模式，</w:t>
+      </w:r>
+      <w:proofErr w:type="spellStart"/>
+      <w:r>
+        <w:rPr>
+          <w:rFonts w:hint="eastAsia"/>
+        </w:rPr>
+        <w:t>tiptap</w:t>
+      </w:r>
+      <w:proofErr w:type="spellEnd"/>
+      <w:r>
+        <w:rPr>
+          <w:rFonts w:hint="eastAsia"/>
+        </w:rPr>
+        <w:t>库</w:t>
+      </w:r>
+    </w:p>
+    <w:p>
+      <w:pPr>
+        <w:rPr>
+          <w:rFonts w:hint="eastAsia"/>
+        </w:rPr>
+      </w:pPr>
+    </w:p>
+    <w:p>
+      <w:pPr>
+        <w:rPr>
+          <w:rFonts w:hint="eastAsia"/>
+        </w:rPr>
+      </w:pPr>
+      <w:r>
+        <w:rPr>
+          <w:rFonts w:hint="eastAsia"/>
+        </w:rPr>
+        <w:t>R：交付了一个周报的web和</w:t>
+      </w:r>
+      <w:proofErr w:type="gramStart"/>
+      <w:r>
+        <w:rPr>
+          <w:rFonts w:hint="eastAsia"/>
+        </w:rPr>
+        <w:t>飞书双场景</w:t>
+      </w:r>
+      <w:proofErr w:type="gramEnd"/>
+      <w:r>
+        <w:rPr>
+          <w:rFonts w:hint="eastAsia"/>
+        </w:rPr>
+        <w:t>的应用，提高内部人员组织协调能力，实时查看项目</w:t>
       </w:r>
     </w:p>
     <w:p>
@@ -1778,7 +2271,7 @@
         </w:rPr>
       </w:pPr>
       <w:bookmarkStart w:id="1" w:name="OLE_LINK1"/>
-      <w:bookmarkStart w:id="2" w:name="_Toc218459640"/>
+      <w:bookmarkStart w:id="2" w:name="_Toc218629171"/>
       <w:r>
         <w:rPr>
           <w:rFonts w:hint="eastAsia"/>
@@ -2007,7 +2500,21 @@
         <w:rPr>
           <w:rFonts w:hint="eastAsia"/>
         </w:rPr>
-        <w:t>（Github首页：readme介绍、commit绿点、头像、stars</w:t>
+        <w:t>（</w:t>
+      </w:r>
+      <w:proofErr w:type="spellStart"/>
+      <w:r>
+        <w:rPr>
+          <w:rFonts w:hint="eastAsia"/>
+        </w:rPr>
+        <w:t>Github</w:t>
+      </w:r>
+      <w:proofErr w:type="spellEnd"/>
+      <w:r>
+        <w:rPr>
+          <w:rFonts w:hint="eastAsia"/>
+        </w:rPr>
+        <w:t>首页：readme介绍、commit绿点、头像、stars</w:t>
       </w:r>
     </w:p>
     <w:p>
@@ -2066,7 +2573,21 @@
         <w:rPr>
           <w:rFonts w:hint="eastAsia"/>
         </w:rPr>
-        <w:t>工作经历上方写核心优势：</w:t>
+        <w:t>工作经历上方</w:t>
+      </w:r>
+      <w:proofErr w:type="gramStart"/>
+      <w:r>
+        <w:rPr>
+          <w:rFonts w:hint="eastAsia"/>
+        </w:rPr>
+        <w:t>写核心</w:t>
+      </w:r>
+      <w:proofErr w:type="gramEnd"/>
+      <w:r>
+        <w:rPr>
+          <w:rFonts w:hint="eastAsia"/>
+        </w:rPr>
+        <w:t>优势：</w:t>
       </w:r>
     </w:p>
     <w:p>
@@ -2102,7 +2623,49 @@
         <w:rPr>
           <w:rFonts w:hint="eastAsia"/>
         </w:rPr>
-        <w:t>有利于在toB的平台类岗位快速落地技术方案，企业级内部工具从0到1落地能力，独立完成飞书内嵌周报系统，从需求的梳理到技术选型到上线，真正把系统作为团队的协作工具。</w:t>
+        <w:t>有利于在</w:t>
+      </w:r>
+      <w:proofErr w:type="spellStart"/>
+      <w:r>
+        <w:rPr>
+          <w:rFonts w:hint="eastAsia"/>
+        </w:rPr>
+        <w:t>toB</w:t>
+      </w:r>
+      <w:proofErr w:type="spellEnd"/>
+      <w:r>
+        <w:rPr>
+          <w:rFonts w:hint="eastAsia"/>
+        </w:rPr>
+        <w:t>的平台类岗位快速落地技术方案，企业</w:t>
+      </w:r>
+      <w:proofErr w:type="gramStart"/>
+      <w:r>
+        <w:rPr>
+          <w:rFonts w:hint="eastAsia"/>
+        </w:rPr>
+        <w:t>级内部</w:t>
+      </w:r>
+      <w:proofErr w:type="gramEnd"/>
+      <w:r>
+        <w:rPr>
+          <w:rFonts w:hint="eastAsia"/>
+        </w:rPr>
+        <w:t>工具从0到1落地能力，独立完成飞书内</w:t>
+      </w:r>
+      <w:proofErr w:type="gramStart"/>
+      <w:r>
+        <w:rPr>
+          <w:rFonts w:hint="eastAsia"/>
+        </w:rPr>
+        <w:t>嵌</w:t>
+      </w:r>
+      <w:proofErr w:type="gramEnd"/>
+      <w:r>
+        <w:rPr>
+          <w:rFonts w:hint="eastAsia"/>
+        </w:rPr>
+        <w:t>周报系统，从需求的梳理到技术选型到上线，真正把系统作为团队的协作工具。</w:t>
       </w:r>
     </w:p>
     <w:p>
@@ -2120,8 +2683,30 @@
         <w:rPr>
           <w:rFonts w:hint="eastAsia"/>
         </w:rPr>
-        <w:t>跨平台桌面的系统能力，独立设计硬件钱包固件烧录工具，覆盖Windows、Linux、macos三端，对底层 和</w:t>
-      </w:r>
+        <w:t>跨平台桌面的系统能力，独立设计硬件钱包固件烧录工具，覆盖Windows、Linux、</w:t>
+      </w:r>
+      <w:proofErr w:type="spellStart"/>
+      <w:r>
+        <w:rPr>
+          <w:rFonts w:hint="eastAsia"/>
+        </w:rPr>
+        <w:t>macos</w:t>
+      </w:r>
+      <w:proofErr w:type="spellEnd"/>
+      <w:r>
+        <w:rPr>
+          <w:rFonts w:hint="eastAsia"/>
+        </w:rPr>
+        <w:t xml:space="preserve">三端，对底层 </w:t>
+      </w:r>
+      <w:proofErr w:type="gramStart"/>
+      <w:r>
+        <w:rPr>
+          <w:rFonts w:hint="eastAsia"/>
+        </w:rPr>
+        <w:t>和</w:t>
+      </w:r>
+      <w:proofErr w:type="gramEnd"/>
     </w:p>
     <w:p>
       <w:pPr>
@@ -2138,7 +2723,21 @@
         <w:rPr>
           <w:rFonts w:hint="eastAsia"/>
         </w:rPr>
-        <w:t>自动化与AI工具链的实践，有基于Langchain的企业知识库的，编写自动化脚本，降低人工错误率，对接多家交易所API，实现监控预警和自动交易</w:t>
+        <w:t>自动化与AI工具链的实践，有基于</w:t>
+      </w:r>
+      <w:proofErr w:type="spellStart"/>
+      <w:r>
+        <w:rPr>
+          <w:rFonts w:hint="eastAsia"/>
+        </w:rPr>
+        <w:t>Langchain</w:t>
+      </w:r>
+      <w:proofErr w:type="spellEnd"/>
+      <w:r>
+        <w:rPr>
+          <w:rFonts w:hint="eastAsia"/>
+        </w:rPr>
+        <w:t>的企业知识库的，编写自动化脚本，降低人工错误率，对接多家交易所API，实现监控预警和自动交易</w:t>
       </w:r>
     </w:p>
     <w:p>
@@ -2311,24 +2910,28 @@
           <w:rFonts w:hint="eastAsia"/>
         </w:rPr>
       </w:pPr>
+      <w:proofErr w:type="spellStart"/>
       <w:r>
         <w:rPr>
           <w:rFonts w:hint="eastAsia"/>
         </w:rPr>
         <w:t>AntD</w:t>
       </w:r>
+      <w:proofErr w:type="spellEnd"/>
       <w:r>
         <w:rPr>
           <w:rFonts w:hint="eastAsia"/>
         </w:rPr>
         <w:t>、</w:t>
       </w:r>
+      <w:proofErr w:type="spellStart"/>
       <w:r>
         <w:rPr>
           <w:rFonts w:hint="eastAsia"/>
         </w:rPr>
         <w:t>ECharts</w:t>
       </w:r>
+      <w:proofErr w:type="spellEnd"/>
       <w:r>
         <w:rPr>
           <w:rFonts w:hint="eastAsia"/>
@@ -2382,24 +2985,28 @@
         </w:rPr>
         <w:t xml:space="preserve">git, </w:t>
       </w:r>
+      <w:proofErr w:type="spellStart"/>
       <w:r>
         <w:rPr>
           <w:rFonts w:hint="eastAsia"/>
         </w:rPr>
         <w:t>vite</w:t>
       </w:r>
+      <w:proofErr w:type="spellEnd"/>
       <w:r>
         <w:rPr>
           <w:rFonts w:hint="eastAsia"/>
         </w:rPr>
         <w:t xml:space="preserve">, </w:t>
       </w:r>
+      <w:proofErr w:type="spellStart"/>
       <w:r>
         <w:rPr>
           <w:rFonts w:hint="eastAsia"/>
         </w:rPr>
         <w:t>ESLint</w:t>
       </w:r>
+      <w:proofErr w:type="spellEnd"/>
       <w:r>
         <w:rPr>
           <w:rFonts w:hint="eastAsia"/>
@@ -2496,7 +3103,21 @@
         <w:rPr>
           <w:rFonts w:hint="eastAsia"/>
         </w:rPr>
-        <w:t>项目再加一个技术栈，只写技术名词，</w:t>
+        <w:t>项目再加一个技术</w:t>
+      </w:r>
+      <w:proofErr w:type="gramStart"/>
+      <w:r>
+        <w:rPr>
+          <w:rFonts w:hint="eastAsia"/>
+        </w:rPr>
+        <w:t>栈</w:t>
+      </w:r>
+      <w:proofErr w:type="gramEnd"/>
+      <w:r>
+        <w:rPr>
+          <w:rFonts w:hint="eastAsia"/>
+        </w:rPr>
+        <w:t>，只写技术名词，</w:t>
       </w:r>
     </w:p>
     <w:p>
@@ -2567,7 +3188,7 @@
           <w:rFonts w:hint="eastAsia"/>
         </w:rPr>
       </w:pPr>
-      <w:bookmarkStart w:id="3" w:name="_Toc218459641"/>
+      <w:bookmarkStart w:id="3" w:name="_Toc218629172"/>
       <w:r>
         <w:rPr>
           <w:rFonts w:hint="eastAsia"/>
@@ -2578,19 +3199,7 @@
         <w:rPr>
           <w:rFonts w:hint="eastAsia"/>
         </w:rPr>
-        <w:t>三</w:t>
-      </w:r>
-      <w:r>
-        <w:rPr>
-          <w:rFonts w:hint="eastAsia"/>
-        </w:rPr>
-        <w:t>——</w:t>
-      </w:r>
-      <w:r>
-        <w:rPr>
-          <w:rFonts w:hint="eastAsia"/>
-        </w:rPr>
-        <w:t>自我介绍、项目亮点</w:t>
+        <w:t>三——自我介绍、项目亮点</w:t>
       </w:r>
       <w:bookmarkEnd w:id="3"/>
     </w:p>
@@ -2631,13 +3240,35 @@
         </w:rPr>
       </w:pPr>
       <w:r>
-        <w:t>我是杨佳琳，毕业于上海财经大学数据科学与大数据技术专业</w:t>
-      </w:r>
-      <w:r>
-        <w:rPr>
-          <w:rFonts w:hint="eastAsia"/>
-        </w:rPr>
-        <w:t>，求职岗位是端开发工程师</w:t>
+        <w:t>我是</w:t>
+      </w:r>
+      <w:proofErr w:type="gramStart"/>
+      <w:r>
+        <w:t>杨佳琳</w:t>
+      </w:r>
+      <w:proofErr w:type="gramEnd"/>
+      <w:r>
+        <w:t>，毕业于上海财经大学数据科学与大数据技术专业</w:t>
+      </w:r>
+      <w:r>
+        <w:rPr>
+          <w:rFonts w:hint="eastAsia"/>
+        </w:rPr>
+        <w:t>，求职岗位是</w:t>
+      </w:r>
+      <w:proofErr w:type="gramStart"/>
+      <w:r>
+        <w:rPr>
+          <w:rFonts w:hint="eastAsia"/>
+        </w:rPr>
+        <w:t>端开发</w:t>
+      </w:r>
+      <w:proofErr w:type="gramEnd"/>
+      <w:r>
+        <w:rPr>
+          <w:rFonts w:hint="eastAsia"/>
+        </w:rPr>
+        <w:t>工程师</w:t>
       </w:r>
       <w:r>
         <w:t>。</w:t>
@@ -2698,29 +3329,51 @@
         </w:rPr>
       </w:pPr>
       <w:r>
-        <w:t>第一个是飞书内嵌周报系统，</w:t>
+        <w:t>第一个是飞书内</w:t>
+      </w:r>
+      <w:proofErr w:type="gramStart"/>
+      <w:r>
+        <w:t>嵌</w:t>
+      </w:r>
+      <w:proofErr w:type="gramEnd"/>
+      <w:r>
+        <w:t>周报系统，</w:t>
       </w:r>
       <w:r>
         <w:rPr>
           <w:strike/>
         </w:rPr>
-        <w:t xml:space="preserve">我从零开始负责整个系统的设计、开发和上线。针对海量历史周报数据的展示需求，我封装了高性能的虚拟滚动列表，支持数据筛选和视角切换；为提升编辑体验，基于TipTap深度定制了富文本编辑器；同时通过Redux持久化和多端键盘适配等优化，确保系统稳定运行。该项目已成为团队标准协作工具，显著提升了信息同步效率。 </w:t>
-      </w:r>
-    </w:p>
-    <w:p>
-      <w:pPr>
-        <w:rPr>
-          <w:rFonts w:hint="eastAsia"/>
+        <w:t>我从零开始负责整个系统的设计、开发和上线。针对海量历史周报数据的展示需求，我封装了高性能的虚拟滚动列表，支持数据筛选和视角切换；为提升编辑体验，基于</w:t>
+      </w:r>
+      <w:proofErr w:type="spellStart"/>
+      <w:r>
+        <w:rPr>
           <w:strike/>
         </w:rPr>
-      </w:pPr>
-    </w:p>
-    <w:p>
-      <w:pPr>
-        <w:rPr>
-          <w:rFonts w:hint="eastAsia"/>
+        <w:t>TipTap</w:t>
+      </w:r>
+      <w:proofErr w:type="spellEnd"/>
+      <w:r>
+        <w:rPr>
           <w:strike/>
         </w:rPr>
+        <w:t xml:space="preserve">深度定制了富文本编辑器；同时通过Redux持久化和多端键盘适配等优化，确保系统稳定运行。该项目已成为团队标准协作工具，显著提升了信息同步效率。 </w:t>
+      </w:r>
+    </w:p>
+    <w:p>
+      <w:pPr>
+        <w:rPr>
+          <w:rFonts w:hint="eastAsia"/>
+          <w:strike/>
+        </w:rPr>
+      </w:pPr>
+    </w:p>
+    <w:p>
+      <w:pPr>
+        <w:rPr>
+          <w:rFonts w:hint="eastAsia"/>
+          <w:strike/>
+        </w:rPr>
       </w:pPr>
       <w:r>
         <w:t>第二个项目是硬件钱包固件烧录工具，</w:t>
@@ -2760,7 +3413,15 @@
         </w:rPr>
       </w:pPr>
       <w:r>
-        <w:t xml:space="preserve">此外，我的数据科学背景和AI工程实践经历，使我在技术方案设计时能更好地结合业务需求。曾基于LangChain开发RAG知识库系统，并编写自动化脚本优化业务流程，这种复合背景让我不仅能完成前端开发，更能从系统层面思考技术实现，真正赋能业务发展。 </w:t>
+        <w:t>此外，我的数据科学背景和AI工程实践经历，使我在技术方案设计时能更好地结合业务需求。曾基于</w:t>
+      </w:r>
+      <w:proofErr w:type="spellStart"/>
+      <w:r>
+        <w:t>LangChain</w:t>
+      </w:r>
+      <w:proofErr w:type="spellEnd"/>
+      <w:r>
+        <w:t xml:space="preserve">开发RAG知识库系统，并编写自动化脚本优化业务流程，这种复合背景让我不仅能完成前端开发，更能从系统层面思考技术实现，真正赋能业务发展。 </w:t>
       </w:r>
     </w:p>
     <w:p>
@@ -2985,6 +3646,9 @@
       <w:pPr>
         <w:pStyle w:val="a9"/>
         <w:ind w:left="360"/>
+        <w:rPr>
+          <w:rFonts w:hint="eastAsia"/>
+        </w:rPr>
       </w:pPr>
     </w:p>
     <w:p>
@@ -3011,7 +3675,21 @@
         <w:rPr>
           <w:rFonts w:hint="eastAsia"/>
         </w:rPr>
-        <w:t>自研一个高性能虚拟列表滚动双向加载：支持双向滚动加载、折叠、跳转</w:t>
+        <w:t>自</w:t>
+      </w:r>
+      <w:proofErr w:type="gramStart"/>
+      <w:r>
+        <w:rPr>
+          <w:rFonts w:hint="eastAsia"/>
+        </w:rPr>
+        <w:t>研</w:t>
+      </w:r>
+      <w:proofErr w:type="gramEnd"/>
+      <w:r>
+        <w:rPr>
+          <w:rFonts w:hint="eastAsia"/>
+        </w:rPr>
+        <w:t>一个高性能虚拟列表滚动双向加载：支持双向滚动加载、折叠、跳转</w:t>
       </w:r>
     </w:p>
     <w:p>
@@ -3083,12 +3761,21 @@
         </w:rPr>
         <w:t>支持跳转折叠，</w:t>
       </w:r>
+      <w:proofErr w:type="gramStart"/>
       <w:r>
         <w:rPr>
           <w:rFonts w:hint="eastAsia"/>
           <w:strike/>
         </w:rPr>
-        <w:t>滚动锚点anchor与高度缓存，</w:t>
+        <w:t>滚动锚点</w:t>
+      </w:r>
+      <w:proofErr w:type="gramEnd"/>
+      <w:r>
+        <w:rPr>
+          <w:rFonts w:hint="eastAsia"/>
+          <w:strike/>
+        </w:rPr>
+        <w:t>anchor与高度缓存，</w:t>
       </w:r>
     </w:p>
     <w:p>
@@ -3103,7 +3790,21 @@
         <w:rPr>
           <w:rFonts w:hint="eastAsia"/>
         </w:rPr>
-        <w:t>双向加载：懒加载、滚动位置修正，数据插入</w:t>
+        <w:t>双向加载：</w:t>
+      </w:r>
+      <w:proofErr w:type="gramStart"/>
+      <w:r>
+        <w:rPr>
+          <w:rFonts w:hint="eastAsia"/>
+        </w:rPr>
+        <w:t>懒</w:t>
+      </w:r>
+      <w:proofErr w:type="gramEnd"/>
+      <w:r>
+        <w:rPr>
+          <w:rFonts w:hint="eastAsia"/>
+        </w:rPr>
+        <w:t>加载、滚动位置修正，数据插入</w:t>
       </w:r>
     </w:p>
     <w:p>
@@ -3225,8 +3926,16 @@
         <w:rPr>
           <w:rFonts w:hint="eastAsia"/>
         </w:rPr>
-        <w:t>分段存储，划分成逻辑上的数据块，（例如两三周一个</w:t>
-      </w:r>
+        <w:t>分段存储，划分成逻辑上的数据块，（例如两三周一</w:t>
+      </w:r>
+      <w:proofErr w:type="gramStart"/>
+      <w:r>
+        <w:rPr>
+          <w:rFonts w:hint="eastAsia"/>
+        </w:rPr>
+        <w:t>个</w:t>
+      </w:r>
+      <w:proofErr w:type="gramEnd"/>
       <w:r>
         <w:rPr>
           <w:rFonts w:hint="eastAsia"/>
@@ -3263,7 +3972,21 @@
         <w:rPr>
           <w:rFonts w:hint="eastAsia"/>
         </w:rPr>
-        <w:t>基于索引、时间戳，先进先出，简单淘汰旧的chunk，让数据量回归到安全的阈值</w:t>
+        <w:t>基于索引、时间戳，先进先出，简单淘汰旧的chunk，让数据</w:t>
+      </w:r>
+      <w:proofErr w:type="gramStart"/>
+      <w:r>
+        <w:rPr>
+          <w:rFonts w:hint="eastAsia"/>
+        </w:rPr>
+        <w:t>量回归</w:t>
+      </w:r>
+      <w:proofErr w:type="gramEnd"/>
+      <w:r>
+        <w:rPr>
+          <w:rFonts w:hint="eastAsia"/>
+        </w:rPr>
+        <w:t>到安全的阈值</w:t>
       </w:r>
     </w:p>
     <w:p>
@@ -3302,7 +4025,21 @@
         <w:rPr>
           <w:rFonts w:hint="eastAsia"/>
         </w:rPr>
-        <w:t>用哈希表和双向链表的结合，进行判定，头部放最近使用过的，</w:t>
+        <w:t>用哈希表和双向链表的结合，进行判定，头部</w:t>
+      </w:r>
+      <w:proofErr w:type="gramStart"/>
+      <w:r>
+        <w:rPr>
+          <w:rFonts w:hint="eastAsia"/>
+        </w:rPr>
+        <w:t>放最近</w:t>
+      </w:r>
+      <w:proofErr w:type="gramEnd"/>
+      <w:r>
+        <w:rPr>
+          <w:rFonts w:hint="eastAsia"/>
+        </w:rPr>
+        <w:t>使用过的，</w:t>
       </w:r>
     </w:p>
     <w:p>
@@ -3335,6 +4072,9 @@
     <w:p>
       <w:pPr>
         <w:pStyle w:val="a5"/>
+        <w:rPr>
+          <w:rFonts w:hint="eastAsia"/>
+        </w:rPr>
       </w:pPr>
       <w:r>
         <w:rPr>
@@ -3350,6 +4090,9 @@
           <w:ilvl w:val="0"/>
           <w:numId w:val="11"/>
         </w:numPr>
+        <w:rPr>
+          <w:rFonts w:hint="eastAsia"/>
+        </w:rPr>
       </w:pPr>
       <w:r>
         <w:rPr>
@@ -3369,6 +4112,9 @@
           <w:ilvl w:val="0"/>
           <w:numId w:val="11"/>
         </w:numPr>
+        <w:rPr>
+          <w:rFonts w:hint="eastAsia"/>
+        </w:rPr>
       </w:pPr>
       <w:r>
         <w:rPr>
@@ -3388,6 +4134,9 @@
           <w:ilvl w:val="1"/>
           <w:numId w:val="11"/>
         </w:numPr>
+        <w:rPr>
+          <w:rFonts w:hint="eastAsia"/>
+        </w:rPr>
       </w:pPr>
       <w:r>
         <w:rPr>
@@ -3407,6 +4156,9 @@
           <w:ilvl w:val="1"/>
           <w:numId w:val="11"/>
         </w:numPr>
+        <w:rPr>
+          <w:rFonts w:hint="eastAsia"/>
+        </w:rPr>
       </w:pPr>
       <w:r>
         <w:rPr>
@@ -3416,7 +4168,15 @@
         <w:t>表明身份</w:t>
       </w:r>
       <w:r>
-        <w:t>：阐述工作年限，应届生需表明身份。</w:t>
+        <w:t>：阐述工作年限，应届生</w:t>
+      </w:r>
+      <w:proofErr w:type="gramStart"/>
+      <w:r>
+        <w:t>需表明</w:t>
+      </w:r>
+      <w:proofErr w:type="gramEnd"/>
+      <w:r>
+        <w:t>身份。</w:t>
       </w:r>
     </w:p>
     <w:p>
@@ -3426,6 +4186,9 @@
           <w:ilvl w:val="1"/>
           <w:numId w:val="11"/>
         </w:numPr>
+        <w:rPr>
+          <w:rFonts w:hint="eastAsia"/>
+        </w:rPr>
       </w:pPr>
       <w:r>
         <w:rPr>
@@ -3435,7 +4198,15 @@
         <w:t>英文能力</w:t>
       </w:r>
       <w:r>
-        <w:t>：无海外留学经历可不讲英文能力。</w:t>
+        <w:t>：无海外留学经历</w:t>
+      </w:r>
+      <w:proofErr w:type="gramStart"/>
+      <w:r>
+        <w:t>可不讲</w:t>
+      </w:r>
+      <w:proofErr w:type="gramEnd"/>
+      <w:r>
+        <w:t>英文能力。</w:t>
       </w:r>
     </w:p>
     <w:p>
@@ -3445,6 +4216,9 @@
           <w:ilvl w:val="1"/>
           <w:numId w:val="11"/>
         </w:numPr>
+        <w:rPr>
+          <w:rFonts w:hint="eastAsia"/>
+        </w:rPr>
       </w:pPr>
       <w:r>
         <w:rPr>
@@ -3464,6 +4238,9 @@
           <w:ilvl w:val="1"/>
           <w:numId w:val="11"/>
         </w:numPr>
+        <w:rPr>
+          <w:rFonts w:hint="eastAsia"/>
+        </w:rPr>
       </w:pPr>
       <w:r>
         <w:rPr>
@@ -3483,6 +4260,9 @@
           <w:ilvl w:val="1"/>
           <w:numId w:val="11"/>
         </w:numPr>
+        <w:rPr>
+          <w:rFonts w:hint="eastAsia"/>
+        </w:rPr>
       </w:pPr>
       <w:r>
         <w:rPr>
@@ -3502,6 +4282,9 @@
           <w:ilvl w:val="1"/>
           <w:numId w:val="11"/>
         </w:numPr>
+        <w:rPr>
+          <w:rFonts w:hint="eastAsia"/>
+        </w:rPr>
       </w:pPr>
       <w:r>
         <w:rPr>
@@ -3511,7 +4294,31 @@
         <w:t>后续衔接</w:t>
       </w:r>
       <w:r>
-        <w:t>：自我介绍后询问面试官是否可扩展讲项目亮点，依面试官决定行事。</w:t>
+        <w:t>：自我介绍后询问面试</w:t>
+      </w:r>
+      <w:proofErr w:type="gramStart"/>
+      <w:r>
+        <w:t>官是否</w:t>
+      </w:r>
+      <w:proofErr w:type="gramEnd"/>
+      <w:r>
+        <w:t>可扩展</w:t>
+      </w:r>
+      <w:proofErr w:type="gramStart"/>
+      <w:r>
+        <w:t>讲项目</w:t>
+      </w:r>
+      <w:proofErr w:type="gramEnd"/>
+      <w:r>
+        <w:t>亮点，依面试</w:t>
+      </w:r>
+      <w:proofErr w:type="gramStart"/>
+      <w:r>
+        <w:t>官决定</w:t>
+      </w:r>
+      <w:proofErr w:type="gramEnd"/>
+      <w:r>
+        <w:t>行事。</w:t>
       </w:r>
     </w:p>
     <w:p>
@@ -3521,6 +4328,9 @@
           <w:ilvl w:val="0"/>
           <w:numId w:val="11"/>
         </w:numPr>
+        <w:rPr>
+          <w:rFonts w:hint="eastAsia"/>
+        </w:rPr>
       </w:pPr>
       <w:r>
         <w:rPr>
@@ -3537,6 +4347,9 @@
       <w:pPr>
         <w:pStyle w:val="a9"/>
         <w:ind w:left="360"/>
+        <w:rPr>
+          <w:rFonts w:hint="eastAsia"/>
+        </w:rPr>
       </w:pPr>
     </w:p>
     <w:p>
@@ -3569,6 +4382,9 @@
           <w:ilvl w:val="0"/>
           <w:numId w:val="12"/>
         </w:numPr>
+        <w:rPr>
+          <w:rFonts w:hint="eastAsia"/>
+        </w:rPr>
       </w:pPr>
       <w:r>
         <w:rPr>
@@ -3588,6 +4404,9 @@
           <w:ilvl w:val="0"/>
           <w:numId w:val="12"/>
         </w:numPr>
+        <w:rPr>
+          <w:rFonts w:hint="eastAsia"/>
+        </w:rPr>
       </w:pPr>
       <w:r>
         <w:rPr>
@@ -3603,16 +4422,43 @@
     <w:p>
       <w:pPr>
         <w:ind w:leftChars="200" w:left="420"/>
+        <w:rPr>
+          <w:rFonts w:hint="eastAsia"/>
+        </w:rPr>
       </w:pPr>
       <w:r>
         <w:rPr>
           <w:b/>
           <w:bCs/>
         </w:rPr>
-        <w:t>自研组件</w:t>
-      </w:r>
-      <w:r>
-        <w:t>：自研高性能虚拟滚动列表，支持</w:t>
+        <w:t>自</w:t>
+      </w:r>
+      <w:proofErr w:type="gramStart"/>
+      <w:r>
+        <w:rPr>
+          <w:b/>
+          <w:bCs/>
+        </w:rPr>
+        <w:t>研</w:t>
+      </w:r>
+      <w:proofErr w:type="gramEnd"/>
+      <w:r>
+        <w:rPr>
+          <w:b/>
+          <w:bCs/>
+        </w:rPr>
+        <w:t>组件</w:t>
+      </w:r>
+      <w:r>
+        <w:t>：自</w:t>
+      </w:r>
+      <w:proofErr w:type="gramStart"/>
+      <w:r>
+        <w:t>研</w:t>
+      </w:r>
+      <w:proofErr w:type="gramEnd"/>
+      <w:r>
+        <w:t>高性能虚拟滚动列表，支持</w:t>
       </w:r>
       <w:r>
         <w:rPr>
@@ -3640,6 +4486,9 @@
           <w:ilvl w:val="1"/>
           <w:numId w:val="12"/>
         </w:numPr>
+        <w:rPr>
+          <w:rFonts w:hint="eastAsia"/>
+        </w:rPr>
       </w:pPr>
       <w:r>
         <w:rPr>
@@ -3669,6 +4518,9 @@
           <w:ilvl w:val="1"/>
           <w:numId w:val="12"/>
         </w:numPr>
+        <w:rPr>
+          <w:rFonts w:hint="eastAsia"/>
+        </w:rPr>
       </w:pPr>
       <w:r>
         <w:rPr>
@@ -3682,8 +4534,16 @@
         <w:rPr>
           <w:rFonts w:hint="eastAsia"/>
         </w:rPr>
-        <w:t>从零到一</w:t>
-      </w:r>
+        <w:t>从零到</w:t>
+      </w:r>
+      <w:proofErr w:type="gramStart"/>
+      <w:r>
+        <w:rPr>
+          <w:rFonts w:hint="eastAsia"/>
+        </w:rPr>
+        <w:t>一</w:t>
+      </w:r>
+      <w:proofErr w:type="gramEnd"/>
       <w:r>
         <w:rPr>
           <w:rFonts w:hint="eastAsia"/>
@@ -3698,6 +4558,9 @@
           <w:ilvl w:val="1"/>
           <w:numId w:val="12"/>
         </w:numPr>
+        <w:rPr>
+          <w:rFonts w:hint="eastAsia"/>
+        </w:rPr>
       </w:pPr>
       <w:r>
         <w:rPr>
@@ -3715,6 +4578,9 @@
           <w:ilvl w:val="2"/>
           <w:numId w:val="12"/>
         </w:numPr>
+        <w:rPr>
+          <w:rFonts w:hint="eastAsia"/>
+        </w:rPr>
       </w:pPr>
       <w:r>
         <w:rPr>
@@ -3724,13 +4590,35 @@
         <w:t>渲染优化</w:t>
       </w:r>
       <w:r>
-        <w:t>：采用视口附近数据懒加载方案，</w:t>
-      </w:r>
-      <w:r>
-        <w:rPr>
-          <w:rFonts w:hint="eastAsia"/>
-        </w:rPr>
-        <w:t>只渲染视口上下的内容，其余用展位高度</w:t>
+        <w:t>：采用视口附近数据</w:t>
+      </w:r>
+      <w:proofErr w:type="gramStart"/>
+      <w:r>
+        <w:t>懒</w:t>
+      </w:r>
+      <w:proofErr w:type="gramEnd"/>
+      <w:r>
+        <w:t>加载方案，</w:t>
+      </w:r>
+      <w:r>
+        <w:rPr>
+          <w:rFonts w:hint="eastAsia"/>
+        </w:rPr>
+        <w:t>只渲染视口上下的内容，</w:t>
+      </w:r>
+      <w:proofErr w:type="gramStart"/>
+      <w:r>
+        <w:rPr>
+          <w:rFonts w:hint="eastAsia"/>
+        </w:rPr>
+        <w:t>其余用</w:t>
+      </w:r>
+      <w:proofErr w:type="gramEnd"/>
+      <w:r>
+        <w:rPr>
+          <w:rFonts w:hint="eastAsia"/>
+        </w:rPr>
+        <w:t>展位高度</w:t>
       </w:r>
       <w:r>
         <w:t>撑开滚动条，保障滚动丝滑。</w:t>
@@ -3744,9 +4632,11 @@
           <w:numId w:val="12"/>
         </w:numPr>
         <w:rPr>
+          <w:rFonts w:hint="eastAsia"/>
           <w:strike/>
         </w:rPr>
       </w:pPr>
+      <w:proofErr w:type="gramStart"/>
       <w:r>
         <w:rPr>
           <w:b/>
@@ -3755,11 +4645,26 @@
         </w:rPr>
         <w:t>锚点计算</w:t>
       </w:r>
+      <w:proofErr w:type="gramEnd"/>
       <w:r>
         <w:rPr>
           <w:strike/>
         </w:rPr>
-        <w:t>：针对折叠、跳转改变高度场景，通过锚点计算避免滚动条位置偏移。</w:t>
+        <w:t>：针对折叠、跳转改变高度场景，</w:t>
+      </w:r>
+      <w:proofErr w:type="gramStart"/>
+      <w:r>
+        <w:rPr>
+          <w:strike/>
+        </w:rPr>
+        <w:t>通过锚点计算</w:t>
+      </w:r>
+      <w:proofErr w:type="gramEnd"/>
+      <w:r>
+        <w:rPr>
+          <w:strike/>
+        </w:rPr>
+        <w:t>避免滚动条位置偏移。</w:t>
       </w:r>
     </w:p>
     <w:p>
@@ -3769,6 +4674,9 @@
           <w:ilvl w:val="2"/>
           <w:numId w:val="12"/>
         </w:numPr>
+        <w:rPr>
+          <w:rFonts w:hint="eastAsia"/>
+        </w:rPr>
       </w:pPr>
       <w:r>
         <w:rPr>
@@ -3778,7 +4686,15 @@
         <w:t>双向加载</w:t>
       </w:r>
       <w:r>
-        <w:t>：双向加载设置触发点获取数据，可按周获取，上拉下拉做懒加载及滚动位置修正。</w:t>
+        <w:t>：双向加载设置触发点获取数据，可按周获取，上</w:t>
+      </w:r>
+      <w:proofErr w:type="gramStart"/>
+      <w:r>
+        <w:t>拉下拉做懒</w:t>
+      </w:r>
+      <w:proofErr w:type="gramEnd"/>
+      <w:r>
+        <w:t>加载及滚动位置修正。</w:t>
       </w:r>
     </w:p>
     <w:p>
@@ -3802,7 +4718,7 @@
           <w:rFonts w:hint="eastAsia"/>
         </w:rPr>
       </w:pPr>
-      <w:bookmarkStart w:id="4" w:name="_Toc218459642"/>
+      <w:bookmarkStart w:id="4" w:name="_Toc218629173"/>
       <w:r>
         <w:rPr>
           <w:rFonts w:hint="eastAsia"/>
@@ -3853,8 +4769,30 @@
         <w:rPr>
           <w:rFonts w:hint="eastAsia"/>
         </w:rPr>
-        <w:t>2. vif vshow</w:t>
-      </w:r>
+        <w:t xml:space="preserve">2. </w:t>
+      </w:r>
+      <w:proofErr w:type="spellStart"/>
+      <w:r>
+        <w:rPr>
+          <w:rFonts w:hint="eastAsia"/>
+        </w:rPr>
+        <w:t>vif</w:t>
+      </w:r>
+      <w:proofErr w:type="spellEnd"/>
+      <w:r>
+        <w:rPr>
+          <w:rFonts w:hint="eastAsia"/>
+        </w:rPr>
+        <w:t xml:space="preserve"> </w:t>
+      </w:r>
+      <w:proofErr w:type="spellStart"/>
+      <w:r>
+        <w:rPr>
+          <w:rFonts w:hint="eastAsia"/>
+        </w:rPr>
+        <w:t>vshow</w:t>
+      </w:r>
+      <w:proofErr w:type="spellEnd"/>
     </w:p>
     <w:p>
       <w:pPr>
@@ -3917,28 +4855,44 @@
         <w:rPr>
           <w:rFonts w:hint="eastAsia"/>
         </w:rPr>
-        <w:t>6. 服务端返回尺寸，api返回尺寸</w:t>
-      </w:r>
-    </w:p>
-    <w:p>
-      <w:pPr>
-        <w:rPr>
-          <w:rFonts w:hint="eastAsia"/>
-        </w:rPr>
-      </w:pPr>
-    </w:p>
-    <w:p>
-      <w:pPr>
-        <w:rPr>
-          <w:rFonts w:hint="eastAsia"/>
-        </w:rPr>
-      </w:pPr>
+        <w:t>6. 服务端返回尺寸，</w:t>
+      </w:r>
+      <w:proofErr w:type="spellStart"/>
+      <w:r>
+        <w:rPr>
+          <w:rFonts w:hint="eastAsia"/>
+        </w:rPr>
+        <w:t>api</w:t>
+      </w:r>
+      <w:proofErr w:type="spellEnd"/>
+      <w:r>
+        <w:rPr>
+          <w:rFonts w:hint="eastAsia"/>
+        </w:rPr>
+        <w:t>返回尺寸</w:t>
+      </w:r>
+    </w:p>
+    <w:p>
+      <w:pPr>
+        <w:rPr>
+          <w:rFonts w:hint="eastAsia"/>
+        </w:rPr>
+      </w:pPr>
+    </w:p>
+    <w:p>
+      <w:pPr>
+        <w:rPr>
+          <w:rFonts w:hint="eastAsia"/>
+        </w:rPr>
+      </w:pPr>
+      <w:proofErr w:type="spellStart"/>
       <w:r>
         <w:rPr>
           <w:rFonts w:hint="eastAsia"/>
         </w:rPr>
         <w:t>Tiptap</w:t>
       </w:r>
+      <w:proofErr w:type="spellEnd"/>
     </w:p>
     <w:p>
       <w:pPr>
@@ -3959,7 +4913,21 @@
         <w:rPr>
           <w:rFonts w:hint="eastAsia"/>
         </w:rPr>
-        <w:t>），写一半会丢稿等</w:t>
+        <w:t>），</w:t>
+      </w:r>
+      <w:proofErr w:type="gramStart"/>
+      <w:r>
+        <w:rPr>
+          <w:rFonts w:hint="eastAsia"/>
+        </w:rPr>
+        <w:t>写一半</w:t>
+      </w:r>
+      <w:proofErr w:type="gramEnd"/>
+      <w:r>
+        <w:rPr>
+          <w:rFonts w:hint="eastAsia"/>
+        </w:rPr>
+        <w:t>会丢稿等</w:t>
       </w:r>
     </w:p>
     <w:p>
@@ -3998,7 +4966,35 @@
         <w:rPr>
           <w:rFonts w:hint="eastAsia"/>
         </w:rPr>
-        <w:t>一、tiptap二次开发：对tiptap暴露的API接口进行配置，做了#、@等功能</w:t>
+        <w:t>一、</w:t>
+      </w:r>
+      <w:proofErr w:type="spellStart"/>
+      <w:r>
+        <w:rPr>
+          <w:rFonts w:hint="eastAsia"/>
+        </w:rPr>
+        <w:t>tiptap</w:t>
+      </w:r>
+      <w:proofErr w:type="spellEnd"/>
+      <w:r>
+        <w:rPr>
+          <w:rFonts w:hint="eastAsia"/>
+        </w:rPr>
+        <w:t>二次开发：对</w:t>
+      </w:r>
+      <w:proofErr w:type="spellStart"/>
+      <w:r>
+        <w:rPr>
+          <w:rFonts w:hint="eastAsia"/>
+        </w:rPr>
+        <w:t>tiptap</w:t>
+      </w:r>
+      <w:proofErr w:type="spellEnd"/>
+      <w:r>
+        <w:rPr>
+          <w:rFonts w:hint="eastAsia"/>
+        </w:rPr>
+        <w:t>暴露的API接口进行配置，做了#、@等功能</w:t>
       </w:r>
     </w:p>
     <w:p>
@@ -4102,7 +5098,35 @@
         <w:rPr>
           <w:rFonts w:hint="eastAsia"/>
         </w:rPr>
-        <w:t>iOS的100vh不等于视口高度，用dvh解决移动端浏览器ui动态变化推出的新标准（</w:t>
+        <w:t>iOS的100vh不等于视口高度，用</w:t>
+      </w:r>
+      <w:proofErr w:type="spellStart"/>
+      <w:r>
+        <w:rPr>
+          <w:rFonts w:hint="eastAsia"/>
+        </w:rPr>
+        <w:t>dvh</w:t>
+      </w:r>
+      <w:proofErr w:type="spellEnd"/>
+      <w:r>
+        <w:rPr>
+          <w:rFonts w:hint="eastAsia"/>
+        </w:rPr>
+        <w:t>解决移动端浏览器</w:t>
+      </w:r>
+      <w:proofErr w:type="spellStart"/>
+      <w:r>
+        <w:rPr>
+          <w:rFonts w:hint="eastAsia"/>
+        </w:rPr>
+        <w:t>ui</w:t>
+      </w:r>
+      <w:proofErr w:type="spellEnd"/>
+      <w:r>
+        <w:rPr>
+          <w:rFonts w:hint="eastAsia"/>
+        </w:rPr>
+        <w:t>动态变化推出的新标准（</w:t>
       </w:r>
       <w:r>
         <w:rPr>
@@ -4188,7 +5212,35 @@
         <w:rPr>
           <w:rFonts w:hint="eastAsia"/>
         </w:rPr>
-        <w:t>节流、防抖函数：防止输入卡顿、监听防抖，JSON序列化防抖优化</w:t>
+        <w:t>节流、防抖函数：防止</w:t>
+      </w:r>
+      <w:proofErr w:type="gramStart"/>
+      <w:r>
+        <w:rPr>
+          <w:rFonts w:hint="eastAsia"/>
+        </w:rPr>
+        <w:t>输入卡顿</w:t>
+      </w:r>
+      <w:proofErr w:type="gramEnd"/>
+      <w:r>
+        <w:rPr>
+          <w:rFonts w:hint="eastAsia"/>
+        </w:rPr>
+        <w:t>、监听防抖，JSON</w:t>
+      </w:r>
+      <w:proofErr w:type="gramStart"/>
+      <w:r>
+        <w:rPr>
+          <w:rFonts w:hint="eastAsia"/>
+        </w:rPr>
+        <w:t>序列化防</w:t>
+      </w:r>
+      <w:proofErr w:type="gramEnd"/>
+      <w:r>
+        <w:rPr>
+          <w:rFonts w:hint="eastAsia"/>
+        </w:rPr>
+        <w:t>抖优化</w:t>
       </w:r>
     </w:p>
     <w:p>
@@ -4282,7 +5334,7 @@
           <w:rFonts w:hint="eastAsia"/>
         </w:rPr>
       </w:pPr>
-      <w:bookmarkStart w:id="5" w:name="_Toc218459643"/>
+      <w:bookmarkStart w:id="5" w:name="_Toc218629174"/>
       <w:r>
         <w:rPr>
           <w:rFonts w:hint="eastAsia"/>
@@ -4327,7 +5379,21 @@
         <w:rPr>
           <w:rFonts w:hint="eastAsia"/>
         </w:rPr>
-        <w:t>T：从零到一独自负责，具备跨平台可控可观测可校验</w:t>
+        <w:t>T：从零到</w:t>
+      </w:r>
+      <w:proofErr w:type="gramStart"/>
+      <w:r>
+        <w:rPr>
+          <w:rFonts w:hint="eastAsia"/>
+        </w:rPr>
+        <w:t>一</w:t>
+      </w:r>
+      <w:proofErr w:type="gramEnd"/>
+      <w:r>
+        <w:rPr>
+          <w:rFonts w:hint="eastAsia"/>
+        </w:rPr>
+        <w:t>独自负责，具备跨平台可控可观测可校验</w:t>
       </w:r>
     </w:p>
     <w:p>
@@ -4428,7 +5494,21 @@
         <w:rPr>
           <w:rFonts w:hint="eastAsia"/>
         </w:rPr>
-        <w:t>双引擎烧录策略 ,windows使用，主进程抽象，按照不同平台发送，渲染进程复制试图UI与可视化，</w:t>
+        <w:t>双引擎烧录策略 ,windows使用，</w:t>
+      </w:r>
+      <w:proofErr w:type="gramStart"/>
+      <w:r>
+        <w:rPr>
+          <w:rFonts w:hint="eastAsia"/>
+        </w:rPr>
+        <w:t>主进程</w:t>
+      </w:r>
+      <w:proofErr w:type="gramEnd"/>
+      <w:r>
+        <w:rPr>
+          <w:rFonts w:hint="eastAsia"/>
+        </w:rPr>
+        <w:t>抽象，按照不同平台发送，渲染进程复制试图UI与可视化，</w:t>
       </w:r>
     </w:p>
     <w:p>
@@ -4446,7 +5526,14 @@
         <w:rPr>
           <w:rFonts w:hint="eastAsia"/>
         </w:rPr>
-        <w:t>权限提升：os</w:t>
+        <w:t>权限提升：</w:t>
+      </w:r>
+      <w:proofErr w:type="spellStart"/>
+      <w:r>
+        <w:rPr>
+          <w:rFonts w:hint="eastAsia"/>
+        </w:rPr>
+        <w:t>os</w:t>
       </w:r>
       <w:r>
         <w:rPr>
@@ -4464,7 +5551,14 @@
         <w:rPr>
           <w:rFonts w:hint="eastAsia"/>
         </w:rPr>
-        <w:t>cript（line1306）弹出原生密码输入框，来获取管理员权限，增加用户信任感，Windows配置electron-builder打包规则只能以管理员权限打开，</w:t>
+        <w:t>cript</w:t>
+      </w:r>
+      <w:proofErr w:type="spellEnd"/>
+      <w:r>
+        <w:rPr>
+          <w:rFonts w:hint="eastAsia"/>
+        </w:rPr>
+        <w:t>（line1306）弹出原生密码输入框，来获取管理员权限，增加用户信任感，Windows配置electron-builder打包规则只能以管理员权限打开，</w:t>
       </w:r>
     </w:p>
     <w:p>
@@ -4499,11 +5593,19 @@
         </w:rPr>
         <w:t>可靠性：</w:t>
       </w:r>
-      <w:r>
-        <w:rPr>
-          <w:rFonts w:hint="eastAsia"/>
-        </w:rPr>
-        <w:t>ipc双向通信</w:t>
+      <w:proofErr w:type="spellStart"/>
+      <w:r>
+        <w:rPr>
+          <w:rFonts w:hint="eastAsia"/>
+        </w:rPr>
+        <w:t>ipc</w:t>
+      </w:r>
+      <w:proofErr w:type="spellEnd"/>
+      <w:r>
+        <w:rPr>
+          <w:rFonts w:hint="eastAsia"/>
+        </w:rPr>
+        <w:t>双向通信</w:t>
       </w:r>
     </w:p>
     <w:p>
@@ -4771,7 +5873,21 @@
         <w:rPr>
           <w:rFonts w:hint="eastAsia"/>
         </w:rPr>
-        <w:t>（从设备读回的字节数）</w:t>
+        <w:t>（从</w:t>
+      </w:r>
+      <w:proofErr w:type="gramStart"/>
+      <w:r>
+        <w:rPr>
+          <w:rFonts w:hint="eastAsia"/>
+        </w:rPr>
+        <w:t>设备读</w:t>
+      </w:r>
+      <w:proofErr w:type="gramEnd"/>
+      <w:r>
+        <w:rPr>
+          <w:rFonts w:hint="eastAsia"/>
+        </w:rPr>
+        <w:t>回的字节数）</w:t>
       </w:r>
       <w:r>
         <w:rPr>
@@ -4820,40 +5936,62 @@
           <w:rFonts w:hint="eastAsia"/>
         </w:rPr>
       </w:pPr>
-      <w:bookmarkStart w:id="6" w:name="_Toc218459644"/>
+      <w:bookmarkStart w:id="6" w:name="OLE_LINK2"/>
+      <w:bookmarkStart w:id="7" w:name="_Toc218629175"/>
       <w:r>
         <w:rPr>
           <w:rFonts w:hint="eastAsia"/>
         </w:rPr>
         <w:t>12.26课时6</w:t>
       </w:r>
-      <w:bookmarkEnd w:id="6"/>
-    </w:p>
-    <w:p>
-      <w:pPr>
-        <w:rPr>
-          <w:rFonts w:hint="eastAsia"/>
-        </w:rPr>
-      </w:pPr>
-    </w:p>
-    <w:p>
-      <w:pPr>
-        <w:rPr>
-          <w:rFonts w:hint="eastAsia"/>
-        </w:rPr>
-      </w:pPr>
-    </w:p>
-    <w:p>
-      <w:pPr>
-        <w:rPr>
-          <w:rFonts w:hint="eastAsia"/>
-        </w:rPr>
-      </w:pPr>
-      <w:r>
-        <w:rPr>
-          <w:rFonts w:hint="eastAsia"/>
-        </w:rPr>
-        <w:t>烧录语句，ipc通信，crc32</w:t>
+      <w:r>
+        <w:rPr>
+          <w:rFonts w:hint="eastAsia"/>
+        </w:rPr>
+        <w:t>——event loop</w:t>
+      </w:r>
+      <w:bookmarkEnd w:id="7"/>
+    </w:p>
+    <w:bookmarkEnd w:id="6"/>
+    <w:p>
+      <w:pPr>
+        <w:rPr>
+          <w:rFonts w:hint="eastAsia"/>
+        </w:rPr>
+      </w:pPr>
+    </w:p>
+    <w:p>
+      <w:pPr>
+        <w:rPr>
+          <w:rFonts w:hint="eastAsia"/>
+        </w:rPr>
+      </w:pPr>
+    </w:p>
+    <w:p>
+      <w:pPr>
+        <w:rPr>
+          <w:rFonts w:hint="eastAsia"/>
+        </w:rPr>
+      </w:pPr>
+      <w:r>
+        <w:rPr>
+          <w:rFonts w:hint="eastAsia"/>
+        </w:rPr>
+        <w:t>烧录语句，</w:t>
+      </w:r>
+      <w:proofErr w:type="spellStart"/>
+      <w:r>
+        <w:rPr>
+          <w:rFonts w:hint="eastAsia"/>
+        </w:rPr>
+        <w:t>ipc</w:t>
+      </w:r>
+      <w:proofErr w:type="spellEnd"/>
+      <w:r>
+        <w:rPr>
+          <w:rFonts w:hint="eastAsia"/>
+        </w:rPr>
+        <w:t>通信，crc32</w:t>
       </w:r>
     </w:p>
     <w:p>
@@ -4982,7 +6120,7 @@
           <w:rFonts w:hint="eastAsia"/>
         </w:rPr>
       </w:pPr>
-      <w:bookmarkStart w:id="7" w:name="_Toc218459645"/>
+      <w:bookmarkStart w:id="8" w:name="_Toc218629176"/>
       <w:r>
         <w:rPr>
           <w:rFonts w:hint="eastAsia"/>
@@ -4993,443 +6131,896 @@
         <w:rPr>
           <w:rFonts w:hint="eastAsia"/>
         </w:rPr>
+        <w:t>课时7</w:t>
+      </w:r>
+      <w:r>
+        <w:rPr>
+          <w:rFonts w:hint="eastAsia"/>
+        </w:rPr>
+        <w:t>——var\let\const、</w:t>
+      </w:r>
+      <w:proofErr w:type="spellStart"/>
+      <w:r>
+        <w:rPr>
+          <w:rFonts w:hint="eastAsia"/>
+        </w:rPr>
+        <w:t>js</w:t>
+      </w:r>
+      <w:proofErr w:type="spellEnd"/>
+      <w:r>
+        <w:rPr>
+          <w:rFonts w:hint="eastAsia"/>
+        </w:rPr>
+        <w:t>执行机制</w:t>
+      </w:r>
+      <w:bookmarkEnd w:id="8"/>
+    </w:p>
+    <w:p>
+      <w:pPr>
+        <w:rPr>
+          <w:rFonts w:hint="eastAsia"/>
+        </w:rPr>
+      </w:pPr>
+      <w:r>
+        <w:rPr>
+          <w:rFonts w:hint="eastAsia"/>
+        </w:rPr>
+        <w:t>第一部分内容： var、let 和 const 有什么区别</w:t>
+      </w:r>
+    </w:p>
+    <w:p>
+      <w:pPr>
+        <w:rPr>
+          <w:rFonts w:hint="eastAsia"/>
+        </w:rPr>
+      </w:pPr>
+    </w:p>
+    <w:p>
+      <w:pPr>
+        <w:rPr>
+          <w:rFonts w:hint="eastAsia"/>
+        </w:rPr>
+      </w:pPr>
+      <w:r>
+        <w:rPr>
+          <w:rFonts w:hint="eastAsia"/>
+        </w:rPr>
+        <w:t>作用域</w:t>
+      </w:r>
+      <w:r>
+        <w:rPr>
+          <w:rFonts w:hint="eastAsia"/>
+        </w:rPr>
+        <w:t>（scope）</w:t>
+      </w:r>
+      <w:r>
+        <w:rPr>
+          <w:rFonts w:hint="eastAsia"/>
+        </w:rPr>
+        <w:t>区别：</w:t>
+      </w:r>
+    </w:p>
+    <w:p>
+      <w:pPr>
+        <w:rPr>
+          <w:rFonts w:hint="eastAsia"/>
+        </w:rPr>
+      </w:pPr>
+      <w:r>
+        <w:rPr>
+          <w:rFonts w:hint="eastAsia"/>
+        </w:rPr>
+        <w:t>Var: 全局</w:t>
+      </w:r>
+      <w:r>
+        <w:rPr>
+          <w:rFonts w:hint="eastAsia"/>
+        </w:rPr>
+        <w:t>作用域</w:t>
+      </w:r>
+      <w:r>
+        <w:rPr>
+          <w:rFonts w:hint="eastAsia"/>
+        </w:rPr>
+        <w:t>、 函数</w:t>
+      </w:r>
+      <w:r>
+        <w:rPr>
+          <w:rFonts w:hint="eastAsia"/>
+        </w:rPr>
+        <w:t>作用域</w:t>
+      </w:r>
+      <w:r>
+        <w:rPr>
+          <w:rFonts w:hint="eastAsia"/>
+        </w:rPr>
+        <w:t>，</w:t>
+      </w:r>
+      <w:proofErr w:type="spellStart"/>
+      <w:r>
+        <w:rPr>
+          <w:rFonts w:hint="eastAsia"/>
+        </w:rPr>
+        <w:t>node:global</w:t>
+      </w:r>
+      <w:proofErr w:type="spellEnd"/>
+      <w:r>
+        <w:rPr>
+          <w:rFonts w:hint="eastAsia"/>
+        </w:rPr>
+        <w:t>，只能有</w:t>
+      </w:r>
+      <w:r>
+        <w:rPr>
+          <w:rFonts w:hint="eastAsia"/>
+        </w:rPr>
+        <w:t>一个引用</w:t>
+      </w:r>
+    </w:p>
+    <w:p>
+      <w:pPr>
+        <w:rPr>
+          <w:rFonts w:hint="eastAsia"/>
+        </w:rPr>
+      </w:pPr>
+      <w:r>
+        <w:rPr>
+          <w:rFonts w:hint="eastAsia"/>
+        </w:rPr>
+        <w:t>Let: 模块作用域、函数</w:t>
+      </w:r>
+      <w:r>
+        <w:rPr>
+          <w:rFonts w:hint="eastAsia"/>
+        </w:rPr>
+        <w:t>作用域</w:t>
+      </w:r>
+      <w:r>
+        <w:rPr>
+          <w:rFonts w:hint="eastAsia"/>
+        </w:rPr>
+        <w:t>、</w:t>
+      </w:r>
+      <w:proofErr w:type="gramStart"/>
+      <w:r>
+        <w:rPr>
+          <w:rFonts w:hint="eastAsia"/>
+        </w:rPr>
+        <w:t>块级作用域</w:t>
+      </w:r>
+      <w:proofErr w:type="gramEnd"/>
+      <w:r>
+        <w:rPr>
+          <w:rFonts w:hint="eastAsia"/>
+        </w:rPr>
+        <w:t>（{}）</w:t>
+      </w:r>
+      <w:r>
+        <w:rPr>
+          <w:rFonts w:hint="eastAsia"/>
+        </w:rPr>
+        <w:t>，每次循环会形成</w:t>
+      </w:r>
+      <w:r>
+        <w:rPr>
+          <w:rFonts w:hint="eastAsia"/>
+        </w:rPr>
+        <w:t>内存空间里面一个新的值</w:t>
+      </w:r>
+    </w:p>
+    <w:p>
+      <w:pPr>
+        <w:rPr>
+          <w:rFonts w:hint="eastAsia"/>
+        </w:rPr>
+      </w:pPr>
+    </w:p>
+    <w:p>
+      <w:pPr>
+        <w:rPr>
+          <w:rFonts w:hint="eastAsia"/>
+        </w:rPr>
+      </w:pPr>
+      <w:r>
+        <w:rPr>
+          <w:rFonts w:hint="eastAsia"/>
+        </w:rPr>
+        <w:t>Let 不能重复声明</w:t>
+      </w:r>
+    </w:p>
+    <w:p>
+      <w:pPr>
+        <w:rPr>
+          <w:rFonts w:hint="eastAsia"/>
+        </w:rPr>
+      </w:pPr>
+    </w:p>
+    <w:p>
+      <w:pPr>
+        <w:rPr>
+          <w:rFonts w:hint="eastAsia"/>
+        </w:rPr>
+      </w:pPr>
+      <w:r>
+        <w:rPr>
+          <w:rFonts w:hint="eastAsia"/>
+        </w:rPr>
+        <w:t>提升（</w:t>
+      </w:r>
+      <w:r>
+        <w:rPr>
+          <w:rFonts w:hint="eastAsia"/>
+        </w:rPr>
+        <w:t>Hoisting</w:t>
+      </w:r>
+      <w:r>
+        <w:rPr>
+          <w:rFonts w:hint="eastAsia"/>
+        </w:rPr>
+        <w:t>）和初始化（赋值）（</w:t>
+      </w:r>
+      <w:r>
+        <w:rPr>
+          <w:rFonts w:hint="eastAsia"/>
+        </w:rPr>
+        <w:t>initialization</w:t>
+      </w:r>
+      <w:r>
+        <w:rPr>
+          <w:rFonts w:hint="eastAsia"/>
+        </w:rPr>
+        <w:t>）区别：</w:t>
+      </w:r>
+    </w:p>
+    <w:p>
+      <w:pPr>
+        <w:rPr>
+          <w:rFonts w:hint="eastAsia"/>
+        </w:rPr>
+      </w:pPr>
+      <w:r>
+        <w:rPr>
+          <w:rFonts w:hint="eastAsia"/>
+        </w:rPr>
+        <w:t>三者都能提升，var赋值前为undefined，let</w:t>
+      </w:r>
+      <w:r>
+        <w:rPr>
+          <w:rFonts w:hint="eastAsia"/>
+        </w:rPr>
+        <w:t>赋值前访问会报错：</w:t>
+      </w:r>
+      <w:proofErr w:type="spellStart"/>
+      <w:r>
+        <w:rPr>
+          <w:rFonts w:hint="eastAsia"/>
+        </w:rPr>
+        <w:t>ReferenceError</w:t>
+      </w:r>
+      <w:proofErr w:type="spellEnd"/>
+      <w:r>
+        <w:rPr>
+          <w:rFonts w:hint="eastAsia"/>
+        </w:rPr>
+        <w:t>: Cannot access 'a' before initialization</w:t>
+      </w:r>
+      <w:r>
+        <w:rPr>
+          <w:rFonts w:hint="eastAsia"/>
+        </w:rPr>
+        <w:t>，被放进</w:t>
+      </w:r>
+      <w:r>
+        <w:rPr>
+          <w:rFonts w:hint="eastAsia"/>
+        </w:rPr>
+        <w:t>TDZ</w:t>
+      </w:r>
+      <w:r>
+        <w:rPr>
+          <w:rFonts w:hint="eastAsia"/>
+        </w:rPr>
+        <w:t>（</w:t>
+      </w:r>
+      <w:r>
+        <w:rPr>
+          <w:rFonts w:hint="eastAsia"/>
+        </w:rPr>
+        <w:t>暂时性死区</w:t>
+      </w:r>
+      <w:r>
+        <w:rPr>
+          <w:rFonts w:hint="eastAsia"/>
+        </w:rPr>
+        <w:t>）</w:t>
+      </w:r>
+    </w:p>
+    <w:p>
+      <w:pPr>
+        <w:rPr>
+          <w:rFonts w:hint="eastAsia"/>
+        </w:rPr>
+      </w:pPr>
+    </w:p>
+    <w:p>
+      <w:pPr>
+        <w:rPr>
+          <w:rFonts w:hint="eastAsia"/>
+        </w:rPr>
+      </w:pPr>
+      <w:r>
+        <w:rPr>
+          <w:rFonts w:hint="eastAsia"/>
+        </w:rPr>
+        <w:t>Let, var 可以重新赋值，const不可以重新赋值，但是可以修改对象的属性值</w:t>
+      </w:r>
+    </w:p>
+    <w:p>
+      <w:pPr>
+        <w:rPr>
+          <w:rFonts w:hint="eastAsia"/>
+        </w:rPr>
+      </w:pPr>
+    </w:p>
+    <w:p>
+      <w:pPr>
+        <w:rPr>
+          <w:rFonts w:hint="eastAsia"/>
+        </w:rPr>
+      </w:pPr>
+    </w:p>
+    <w:p>
+      <w:pPr>
+        <w:rPr>
+          <w:rFonts w:hint="eastAsia"/>
+        </w:rPr>
+      </w:pPr>
+    </w:p>
+    <w:p>
+      <w:pPr>
+        <w:rPr>
+          <w:rFonts w:hint="eastAsia"/>
+        </w:rPr>
+      </w:pPr>
+      <w:r>
+        <w:rPr>
+          <w:rFonts w:hint="eastAsia"/>
+        </w:rPr>
+        <w:t>如何让object属性不能修改</w:t>
+      </w:r>
+    </w:p>
+    <w:p>
+      <w:pPr>
+        <w:rPr>
+          <w:rFonts w:hint="eastAsia"/>
+        </w:rPr>
+      </w:pPr>
+    </w:p>
+    <w:p>
+      <w:pPr>
+        <w:rPr>
+          <w:rFonts w:hint="eastAsia"/>
+        </w:rPr>
+      </w:pPr>
+      <w:proofErr w:type="spellStart"/>
+      <w:r>
+        <w:rPr>
+          <w:rFonts w:hint="eastAsia"/>
+        </w:rPr>
+        <w:t>Js</w:t>
+      </w:r>
+      <w:proofErr w:type="spellEnd"/>
+      <w:r>
+        <w:rPr>
+          <w:rFonts w:hint="eastAsia"/>
+        </w:rPr>
+        <w:t xml:space="preserve"> v8底层</w:t>
+      </w:r>
+      <w:r>
+        <w:rPr>
+          <w:rFonts w:hint="eastAsia"/>
+        </w:rPr>
+        <w:t>执行</w:t>
+      </w:r>
+      <w:r>
+        <w:rPr>
+          <w:rFonts w:hint="eastAsia"/>
+        </w:rPr>
+        <w:t>逻辑</w:t>
+      </w:r>
+      <w:r>
+        <w:rPr>
+          <w:rFonts w:hint="eastAsia"/>
+        </w:rPr>
+        <w:t>，创建</w:t>
+      </w:r>
+      <w:r>
+        <w:rPr>
+          <w:rFonts w:hint="eastAsia"/>
+        </w:rPr>
+        <w:t>[Global]</w:t>
+      </w:r>
+      <w:r>
+        <w:rPr>
+          <w:rFonts w:hint="eastAsia"/>
+        </w:rPr>
+        <w:t>全局上下文</w:t>
+      </w:r>
+      <w:r>
+        <w:rPr>
+          <w:rFonts w:hint="eastAsia"/>
+        </w:rPr>
+        <w:t>作用域、然后执行</w:t>
+      </w:r>
+    </w:p>
+    <w:p>
+      <w:pPr>
+        <w:rPr>
+          <w:rFonts w:hint="eastAsia"/>
+        </w:rPr>
+      </w:pPr>
+      <w:r>
+        <w:rPr>
+          <w:rFonts w:hint="eastAsia"/>
+        </w:rPr>
+        <w:t>创建阶段：处理所有声明，变量提升，创建作用域，code区（定义、）、</w:t>
+      </w:r>
+      <w:r>
+        <w:rPr>
+          <w:rFonts w:hint="eastAsia"/>
+        </w:rPr>
+        <w:t>Heap</w:t>
+      </w:r>
+      <w:r>
+        <w:rPr>
+          <w:rFonts w:hint="eastAsia"/>
+        </w:rPr>
+        <w:t>（</w:t>
+      </w:r>
+      <w:r>
+        <w:rPr>
+          <w:rFonts w:hint="eastAsia"/>
+        </w:rPr>
+        <w:t>指针指向堆</w:t>
+      </w:r>
+      <w:r>
+        <w:rPr>
+          <w:rFonts w:hint="eastAsia"/>
+        </w:rPr>
+        <w:t>、）、</w:t>
+      </w:r>
+      <w:r>
+        <w:rPr>
+          <w:rFonts w:hint="eastAsia"/>
+        </w:rPr>
+        <w:t xml:space="preserve">Call Stack </w:t>
+      </w:r>
+      <w:proofErr w:type="gramStart"/>
+      <w:r>
+        <w:rPr>
+          <w:rFonts w:hint="eastAsia"/>
+        </w:rPr>
+        <w:t>栈</w:t>
+      </w:r>
+      <w:proofErr w:type="gramEnd"/>
+      <w:r>
+        <w:rPr>
+          <w:rFonts w:hint="eastAsia"/>
+        </w:rPr>
+        <w:t>（函数调用、）</w:t>
+      </w:r>
+    </w:p>
+    <w:p>
+      <w:r>
+        <w:rPr>
+          <w:rFonts w:hint="eastAsia"/>
+        </w:rPr>
+        <w:t>执行阶段：</w:t>
+      </w:r>
+    </w:p>
+    <w:p/>
+    <w:p>
+      <w:pPr>
+        <w:pStyle w:val="1"/>
+      </w:pPr>
+      <w:bookmarkStart w:id="9" w:name="_Toc218629177"/>
+      <w:r>
+        <w:rPr>
+          <w:rFonts w:hint="eastAsia"/>
+        </w:rPr>
+        <w:t>01.06</w:t>
+      </w:r>
+      <w:r>
+        <w:rPr>
+          <w:rFonts w:hint="eastAsia"/>
+        </w:rPr>
         <w:t>课时</w:t>
       </w:r>
       <w:r>
         <w:rPr>
           <w:rFonts w:hint="eastAsia"/>
         </w:rPr>
-        <w:t>7</w:t>
-      </w:r>
-      <w:bookmarkEnd w:id="7"/>
-    </w:p>
-    <w:p>
-      <w:pPr>
-        <w:rPr>
-          <w:rFonts w:hint="eastAsia"/>
-        </w:rPr>
-      </w:pPr>
-      <w:r>
-        <w:rPr>
-          <w:rFonts w:hint="eastAsia"/>
-        </w:rPr>
-        <w:t>第一部分内容： var、let 和 const 有什么区别</w:t>
-      </w:r>
-    </w:p>
-    <w:p>
-      <w:pPr>
-        <w:rPr>
-          <w:rFonts w:hint="eastAsia"/>
-        </w:rPr>
-      </w:pPr>
-    </w:p>
-    <w:p>
-      <w:pPr>
-        <w:rPr>
-          <w:rFonts w:hint="eastAsia"/>
-        </w:rPr>
-      </w:pPr>
-      <w:r>
-        <w:rPr>
-          <w:rFonts w:hint="eastAsia"/>
-        </w:rPr>
-        <w:t>作用域</w:t>
-      </w:r>
-      <w:r>
-        <w:rPr>
-          <w:rFonts w:hint="eastAsia"/>
-        </w:rPr>
-        <w:t>（scope）</w:t>
-      </w:r>
-      <w:r>
-        <w:rPr>
-          <w:rFonts w:hint="eastAsia"/>
-        </w:rPr>
-        <w:t>区别：</w:t>
-      </w:r>
-    </w:p>
-    <w:p>
-      <w:pPr>
-        <w:rPr>
-          <w:rFonts w:hint="eastAsia"/>
-        </w:rPr>
-      </w:pPr>
-      <w:r>
-        <w:rPr>
-          <w:rFonts w:hint="eastAsia"/>
-        </w:rPr>
-        <w:t>Var: 全局</w:t>
-      </w:r>
-      <w:r>
-        <w:rPr>
-          <w:rFonts w:hint="eastAsia"/>
-        </w:rPr>
-        <w:t>作用域</w:t>
-      </w:r>
-      <w:r>
-        <w:rPr>
-          <w:rFonts w:hint="eastAsia"/>
-        </w:rPr>
-        <w:t>、 函数</w:t>
-      </w:r>
-      <w:r>
-        <w:rPr>
-          <w:rFonts w:hint="eastAsia"/>
-        </w:rPr>
-        <w:t>作用域</w:t>
-      </w:r>
-      <w:r>
-        <w:rPr>
-          <w:rFonts w:hint="eastAsia"/>
-        </w:rPr>
-        <w:t>，node:global</w:t>
-      </w:r>
-      <w:r>
-        <w:rPr>
-          <w:rFonts w:hint="eastAsia"/>
-        </w:rPr>
-        <w:t>，只能有</w:t>
-      </w:r>
-      <w:r>
-        <w:rPr>
-          <w:rFonts w:hint="eastAsia"/>
-        </w:rPr>
-        <w:t>一个引用</w:t>
-      </w:r>
-    </w:p>
-    <w:p>
-      <w:pPr>
-        <w:rPr>
-          <w:rFonts w:hint="eastAsia"/>
-        </w:rPr>
-      </w:pPr>
-      <w:r>
-        <w:rPr>
-          <w:rFonts w:hint="eastAsia"/>
-        </w:rPr>
-        <w:t>Let: 模块作用域、函数</w:t>
-      </w:r>
-      <w:r>
-        <w:rPr>
-          <w:rFonts w:hint="eastAsia"/>
-        </w:rPr>
-        <w:t>作用域</w:t>
-      </w:r>
-      <w:r>
-        <w:rPr>
-          <w:rFonts w:hint="eastAsia"/>
-        </w:rPr>
-        <w:t>、块级作用域（{}）</w:t>
-      </w:r>
-      <w:r>
-        <w:rPr>
-          <w:rFonts w:hint="eastAsia"/>
-        </w:rPr>
-        <w:t>，每次循环会形成</w:t>
-      </w:r>
-      <w:r>
-        <w:rPr>
-          <w:rFonts w:hint="eastAsia"/>
-        </w:rPr>
-        <w:t>内存空间里面一个新的值</w:t>
-      </w:r>
-    </w:p>
-    <w:p>
-      <w:pPr>
-        <w:rPr>
-          <w:rFonts w:hint="eastAsia"/>
-        </w:rPr>
-      </w:pPr>
-    </w:p>
-    <w:p>
-      <w:pPr>
-        <w:rPr>
-          <w:rFonts w:hint="eastAsia"/>
-        </w:rPr>
-      </w:pPr>
-      <w:r>
-        <w:rPr>
-          <w:rFonts w:hint="eastAsia"/>
-        </w:rPr>
-        <w:t>Let 不能重复声明</w:t>
-      </w:r>
-    </w:p>
-    <w:p>
-      <w:pPr>
-        <w:rPr>
-          <w:rFonts w:hint="eastAsia"/>
-        </w:rPr>
-      </w:pPr>
-    </w:p>
-    <w:p>
-      <w:pPr>
-        <w:rPr>
-          <w:rFonts w:hint="eastAsia"/>
-        </w:rPr>
-      </w:pPr>
-      <w:r>
-        <w:rPr>
-          <w:rFonts w:hint="eastAsia"/>
-        </w:rPr>
-        <w:t>提升（</w:t>
-      </w:r>
-      <w:r>
-        <w:rPr>
-          <w:rFonts w:hint="eastAsia"/>
-        </w:rPr>
-        <w:t>Hoisting</w:t>
-      </w:r>
-      <w:r>
-        <w:rPr>
-          <w:rFonts w:hint="eastAsia"/>
-        </w:rPr>
-        <w:t>）和初始化（赋值）（</w:t>
-      </w:r>
-      <w:r>
-        <w:rPr>
-          <w:rFonts w:hint="eastAsia"/>
-        </w:rPr>
-        <w:t>initialization</w:t>
-      </w:r>
-      <w:r>
-        <w:rPr>
-          <w:rFonts w:hint="eastAsia"/>
-        </w:rPr>
-        <w:t>）区别：</w:t>
-      </w:r>
-    </w:p>
-    <w:p>
-      <w:pPr>
-        <w:rPr>
-          <w:rFonts w:hint="eastAsia"/>
-        </w:rPr>
-      </w:pPr>
-      <w:r>
-        <w:rPr>
-          <w:rFonts w:hint="eastAsia"/>
-        </w:rPr>
-        <w:t>三者都能提升，var赋值前为undefined，let</w:t>
-      </w:r>
-      <w:r>
-        <w:rPr>
-          <w:rFonts w:hint="eastAsia"/>
-        </w:rPr>
-        <w:t>赋值前访问会报错：</w:t>
-      </w:r>
-      <w:r>
-        <w:rPr>
-          <w:rFonts w:hint="eastAsia"/>
-        </w:rPr>
-        <w:t>ReferenceError: Cannot access 'a' before initialization</w:t>
-      </w:r>
-      <w:r>
-        <w:rPr>
-          <w:rFonts w:hint="eastAsia"/>
-        </w:rPr>
-        <w:t>，被放进</w:t>
-      </w:r>
-      <w:r>
-        <w:rPr>
-          <w:rFonts w:hint="eastAsia"/>
-        </w:rPr>
-        <w:t>TDZ</w:t>
-      </w:r>
+        <w:t>8</w:t>
+      </w:r>
+      <w:r>
+        <w:rPr>
+          <w:rFonts w:hint="eastAsia"/>
+        </w:rPr>
+        <w:t>——</w:t>
+      </w:r>
+      <w:proofErr w:type="spellStart"/>
+      <w:r>
+        <w:rPr>
+          <w:rFonts w:hint="eastAsia"/>
+        </w:rPr>
+        <w:t>js</w:t>
+      </w:r>
+      <w:proofErr w:type="spellEnd"/>
+      <w:r>
+        <w:rPr>
+          <w:rFonts w:hint="eastAsia"/>
+        </w:rPr>
+        <w:t>执行机制</w:t>
+      </w:r>
+      <w:bookmarkEnd w:id="9"/>
+    </w:p>
+    <w:p>
+      <w:r>
+        <w:rPr>
+          <w:rFonts w:hint="eastAsia"/>
+        </w:rPr>
+        <w:t>首先创建全局执行的上下文，然后进入环境的记录阶段、</w:t>
+      </w:r>
+    </w:p>
+    <w:p/>
+    <w:p/>
+    <w:p>
+      <w:r>
+        <w:rPr>
+          <w:rFonts w:hint="eastAsia"/>
+        </w:rPr>
+        <w:t>Promise状态：</w:t>
+      </w:r>
+      <w:r>
+        <w:rPr>
+          <w:rFonts w:hint="eastAsia"/>
+        </w:rPr>
+        <w:t>pending</w:t>
+      </w:r>
+      <w:r>
+        <w:rPr>
+          <w:rFonts w:hint="eastAsia"/>
+        </w:rPr>
+        <w:t>，</w:t>
+      </w:r>
+      <w:r>
+        <w:rPr>
+          <w:rFonts w:hint="eastAsia"/>
+        </w:rPr>
+        <w:t>fulfilled</w:t>
+      </w:r>
+      <w:r>
+        <w:rPr>
+          <w:rFonts w:hint="eastAsia"/>
+        </w:rPr>
+        <w:t>，</w:t>
+      </w:r>
+      <w:r>
+        <w:rPr>
+          <w:rFonts w:hint="eastAsia"/>
+        </w:rPr>
+        <w:t>rejected</w:t>
+      </w:r>
+    </w:p>
+    <w:p/>
+    <w:p/>
+    <w:p>
+      <w:r>
+        <w:rPr>
+          <w:rFonts w:hint="eastAsia"/>
+        </w:rPr>
+        <w:t>在</w:t>
+      </w:r>
+      <w:proofErr w:type="gramStart"/>
+      <w:r>
+        <w:rPr>
+          <w:rFonts w:hint="eastAsia"/>
+        </w:rPr>
+        <w:t>微任务</w:t>
+      </w:r>
+      <w:proofErr w:type="gramEnd"/>
+      <w:r>
+        <w:rPr>
+          <w:rFonts w:hint="eastAsia"/>
+        </w:rPr>
+        <w:t>执行完成</w:t>
+      </w:r>
+      <w:proofErr w:type="gramStart"/>
+      <w:r>
+        <w:rPr>
+          <w:rFonts w:hint="eastAsia"/>
+        </w:rPr>
+        <w:t>宏任务</w:t>
+      </w:r>
+      <w:proofErr w:type="gramEnd"/>
+      <w:r>
+        <w:rPr>
+          <w:rFonts w:hint="eastAsia"/>
+        </w:rPr>
+        <w:t>执行前，v8引擎尝试渲染页面（渲染机会），</w:t>
+      </w:r>
+      <w:proofErr w:type="spellStart"/>
+      <w:r>
+        <w:rPr>
+          <w:rFonts w:hint="eastAsia"/>
+        </w:rPr>
+        <w:t>requestAnimationFrame</w:t>
+      </w:r>
+      <w:proofErr w:type="spellEnd"/>
       <w:r>
         <w:rPr>
           <w:rFonts w:hint="eastAsia"/>
         </w:rPr>
         <w:t>（</w:t>
       </w:r>
-      <w:r>
-        <w:rPr>
-          <w:rFonts w:hint="eastAsia"/>
-        </w:rPr>
-        <w:t>暂时性死区</w:t>
-      </w:r>
-      <w:r>
-        <w:rPr>
-          <w:rFonts w:hint="eastAsia"/>
-        </w:rPr>
-        <w:t>）</w:t>
-      </w:r>
-    </w:p>
-    <w:p>
-      <w:pPr>
-        <w:rPr>
-          <w:rFonts w:hint="eastAsia"/>
-        </w:rPr>
-      </w:pPr>
-    </w:p>
-    <w:p>
-      <w:pPr>
-        <w:rPr>
-          <w:rFonts w:hint="eastAsia"/>
-        </w:rPr>
-      </w:pPr>
-      <w:r>
-        <w:rPr>
-          <w:rFonts w:hint="eastAsia"/>
-        </w:rPr>
-        <w:t>Let, var 可以重新赋值，const不可以重新赋值，但是可以修改对象的属性值</w:t>
-      </w:r>
-    </w:p>
-    <w:p>
-      <w:pPr>
-        <w:rPr>
-          <w:rFonts w:hint="eastAsia"/>
-        </w:rPr>
-      </w:pPr>
-    </w:p>
-    <w:p>
-      <w:pPr>
-        <w:rPr>
-          <w:rFonts w:hint="eastAsia"/>
-        </w:rPr>
-      </w:pPr>
-    </w:p>
-    <w:p>
-      <w:pPr>
-        <w:rPr>
-          <w:rFonts w:hint="eastAsia"/>
-        </w:rPr>
-      </w:pPr>
-    </w:p>
-    <w:p>
-      <w:pPr>
-        <w:rPr>
-          <w:rFonts w:hint="eastAsia"/>
-        </w:rPr>
-      </w:pPr>
-      <w:r>
-        <w:rPr>
-          <w:rFonts w:hint="eastAsia"/>
-        </w:rPr>
-        <w:t>如何让object属性不能修改</w:t>
-      </w:r>
-    </w:p>
-    <w:p>
-      <w:pPr>
-        <w:rPr>
-          <w:rFonts w:hint="eastAsia"/>
-        </w:rPr>
-      </w:pPr>
-    </w:p>
-    <w:p>
-      <w:pPr>
-        <w:rPr>
-          <w:rFonts w:hint="eastAsia"/>
-        </w:rPr>
-      </w:pPr>
-      <w:r>
-        <w:rPr>
-          <w:rFonts w:hint="eastAsia"/>
-        </w:rPr>
-        <w:t>Js</w:t>
-      </w:r>
-      <w:r>
-        <w:rPr>
-          <w:rFonts w:hint="eastAsia"/>
-        </w:rPr>
-        <w:t xml:space="preserve"> v8底层</w:t>
-      </w:r>
-      <w:r>
-        <w:rPr>
-          <w:rFonts w:hint="eastAsia"/>
-        </w:rPr>
-        <w:t>执行</w:t>
-      </w:r>
-      <w:r>
-        <w:rPr>
-          <w:rFonts w:hint="eastAsia"/>
-        </w:rPr>
-        <w:t>逻辑</w:t>
-      </w:r>
-      <w:r>
-        <w:rPr>
-          <w:rFonts w:hint="eastAsia"/>
-        </w:rPr>
-        <w:t>，创建</w:t>
-      </w:r>
-      <w:r>
-        <w:rPr>
-          <w:rFonts w:hint="eastAsia"/>
-        </w:rPr>
-        <w:t>[Global]</w:t>
-      </w:r>
-      <w:r>
-        <w:rPr>
-          <w:rFonts w:hint="eastAsia"/>
-        </w:rPr>
-        <w:t>全局上下文</w:t>
-      </w:r>
-      <w:r>
-        <w:rPr>
-          <w:rFonts w:hint="eastAsia"/>
-        </w:rPr>
-        <w:t>作用域、然后执行</w:t>
-      </w:r>
-    </w:p>
-    <w:p>
-      <w:pPr>
-        <w:rPr>
-          <w:rFonts w:hint="eastAsia"/>
-        </w:rPr>
-      </w:pPr>
-      <w:r>
-        <w:rPr>
-          <w:rFonts w:hint="eastAsia"/>
-        </w:rPr>
-        <w:t>创建阶段：处理所有声明，变量提升，创建作用域，code区（定义、）、</w:t>
-      </w:r>
-      <w:r>
-        <w:rPr>
-          <w:rFonts w:hint="eastAsia"/>
-        </w:rPr>
-        <w:t>Heap</w:t>
-      </w:r>
-      <w:r>
-        <w:rPr>
-          <w:rFonts w:hint="eastAsia"/>
-        </w:rPr>
-        <w:t>（</w:t>
-      </w:r>
-      <w:r>
-        <w:rPr>
-          <w:rFonts w:hint="eastAsia"/>
-        </w:rPr>
-        <w:t>指针指向堆</w:t>
-      </w:r>
-      <w:r>
-        <w:rPr>
-          <w:rFonts w:hint="eastAsia"/>
-        </w:rPr>
-        <w:t>、）、</w:t>
-      </w:r>
-      <w:r>
-        <w:rPr>
-          <w:rFonts w:hint="eastAsia"/>
-        </w:rPr>
-        <w:t>Call Stack 栈</w:t>
-      </w:r>
-      <w:r>
-        <w:rPr>
-          <w:rFonts w:hint="eastAsia"/>
-        </w:rPr>
-        <w:t>（函数调用、）</w:t>
-      </w:r>
-    </w:p>
-    <w:p>
-      <w:pPr>
-        <w:rPr>
-          <w:rFonts w:hint="eastAsia"/>
-        </w:rPr>
-      </w:pPr>
-      <w:r>
-        <w:rPr>
-          <w:rFonts w:hint="eastAsia"/>
-        </w:rPr>
-        <w:t>执行阶段：</w:t>
-      </w:r>
+      <w:proofErr w:type="gramStart"/>
+      <w:r>
+        <w:rPr>
+          <w:rFonts w:hint="eastAsia"/>
+        </w:rPr>
+        <w:t>浏览器帧与帧</w:t>
+      </w:r>
+      <w:proofErr w:type="gramEnd"/>
+      <w:r>
+        <w:rPr>
+          <w:rFonts w:hint="eastAsia"/>
+        </w:rPr>
+        <w:t>之间穿插的回调）浏览器制作高性能动画API</w:t>
+      </w:r>
+      <w:r>
+        <w:rPr>
+          <w:rFonts w:hint="eastAsia"/>
+        </w:rPr>
+        <w:t>，在</w:t>
+      </w:r>
+      <w:proofErr w:type="gramStart"/>
+      <w:r>
+        <w:rPr>
+          <w:rFonts w:hint="eastAsia"/>
+        </w:rPr>
+        <w:t>重绘前调用</w:t>
+      </w:r>
+      <w:proofErr w:type="gramEnd"/>
+      <w:r>
+        <w:rPr>
+          <w:rFonts w:hint="eastAsia"/>
+        </w:rPr>
+        <w:t>，接受回</w:t>
+      </w:r>
+      <w:proofErr w:type="gramStart"/>
+      <w:r>
+        <w:rPr>
+          <w:rFonts w:hint="eastAsia"/>
+        </w:rPr>
+        <w:t>调函数</w:t>
+      </w:r>
+      <w:proofErr w:type="gramEnd"/>
+      <w:r>
+        <w:rPr>
+          <w:rFonts w:hint="eastAsia"/>
+        </w:rPr>
+        <w:t>作为参数</w:t>
+      </w:r>
+    </w:p>
+    <w:p>
+      <w:pPr>
+        <w:ind w:left="360"/>
+      </w:pPr>
+    </w:p>
+    <w:p>
+      <w:r>
+        <w:rPr>
+          <w:b/>
+          <w:bCs/>
+        </w:rPr>
+        <w:t>JavaScript 执行机制</w:t>
+      </w:r>
+      <w:r>
+        <w:t>：</w:t>
+      </w:r>
+    </w:p>
+    <w:p>
+      <w:pPr>
+        <w:numPr>
+          <w:ilvl w:val="0"/>
+          <w:numId w:val="13"/>
+        </w:numPr>
+        <w:tabs>
+          <w:tab w:val="clear" w:pos="720"/>
+          <w:tab w:val="num" w:pos="361"/>
+        </w:tabs>
+        <w:ind w:left="360"/>
+      </w:pPr>
+      <w:r>
+        <w:rPr>
+          <w:b/>
+          <w:bCs/>
+        </w:rPr>
+        <w:t>执行上下文</w:t>
+      </w:r>
+      <w:r>
+        <w:t>：GS 执行脚本先创建全局执行上下文，有创建阶段（处理声明、建立作用域、绑定 this 等）和执行阶段。</w:t>
+      </w:r>
+    </w:p>
+    <w:p>
+      <w:pPr>
+        <w:numPr>
+          <w:ilvl w:val="0"/>
+          <w:numId w:val="13"/>
+        </w:numPr>
+        <w:tabs>
+          <w:tab w:val="clear" w:pos="720"/>
+          <w:tab w:val="num" w:pos="361"/>
+        </w:tabs>
+        <w:ind w:left="360"/>
+      </w:pPr>
+      <w:r>
+        <w:rPr>
+          <w:b/>
+          <w:bCs/>
+        </w:rPr>
+        <w:t>内存区域</w:t>
+      </w:r>
+      <w:r>
+        <w:t>：创建阶段涉及 Code（存放编译后代码）、Heap（存储变量、对象等运行时数据）、Call Stack（执行函数调用）三个内存区域。</w:t>
+      </w:r>
+    </w:p>
+    <w:p>
+      <w:pPr>
+        <w:numPr>
+          <w:ilvl w:val="0"/>
+          <w:numId w:val="13"/>
+        </w:numPr>
+        <w:tabs>
+          <w:tab w:val="clear" w:pos="720"/>
+          <w:tab w:val="num" w:pos="361"/>
+        </w:tabs>
+        <w:ind w:left="360"/>
+      </w:pPr>
+      <w:r>
+        <w:rPr>
+          <w:b/>
+          <w:bCs/>
+        </w:rPr>
+        <w:t>任务队列</w:t>
+      </w:r>
+      <w:r>
+        <w:t>：同步代码是</w:t>
+      </w:r>
+      <w:proofErr w:type="gramStart"/>
+      <w:r>
+        <w:t>宏任务</w:t>
+      </w:r>
+      <w:proofErr w:type="gramEnd"/>
+      <w:r>
+        <w:t>的</w:t>
+      </w:r>
+      <w:r>
+        <w:rPr>
+          <w:rFonts w:hint="eastAsia"/>
+        </w:rPr>
+        <w:t>T</w:t>
+      </w:r>
+      <w:r>
+        <w:t xml:space="preserve"> 0 级任务，执行时</w:t>
+      </w:r>
+      <w:proofErr w:type="gramStart"/>
+      <w:r>
+        <w:t>先宏任务</w:t>
+      </w:r>
+      <w:proofErr w:type="gramEnd"/>
+      <w:r>
+        <w:t>后微任务，任务按队列顺序执行。</w:t>
+      </w:r>
+    </w:p>
+    <w:p>
+      <w:pPr>
+        <w:numPr>
+          <w:ilvl w:val="0"/>
+          <w:numId w:val="13"/>
+        </w:numPr>
+        <w:tabs>
+          <w:tab w:val="clear" w:pos="720"/>
+          <w:tab w:val="num" w:pos="361"/>
+        </w:tabs>
+        <w:ind w:left="360"/>
+      </w:pPr>
+      <w:r>
+        <w:rPr>
+          <w:b/>
+          <w:bCs/>
+        </w:rPr>
+        <w:t>函数执行</w:t>
+      </w:r>
+      <w:r>
+        <w:t>：函数声明会提升，创建阶段处理声明，执行阶段执行代码，执行函数会创建新的执行上下文。</w:t>
+      </w:r>
+    </w:p>
+    <w:p>
+      <w:pPr>
+        <w:numPr>
+          <w:ilvl w:val="0"/>
+          <w:numId w:val="13"/>
+        </w:numPr>
+        <w:tabs>
+          <w:tab w:val="clear" w:pos="720"/>
+          <w:tab w:val="num" w:pos="361"/>
+        </w:tabs>
+        <w:ind w:left="360"/>
+      </w:pPr>
+      <w:r>
+        <w:rPr>
+          <w:b/>
+          <w:bCs/>
+        </w:rPr>
+        <w:t>Promise</w:t>
+      </w:r>
+      <w:r>
+        <w:t>：async 函数本质返回 Promise，Promise 有 Pending、Fulfilled、Rejected 三个状态。</w:t>
+      </w:r>
+    </w:p>
+    <w:p>
+      <w:pPr>
+        <w:numPr>
+          <w:ilvl w:val="0"/>
+          <w:numId w:val="13"/>
+        </w:numPr>
+        <w:tabs>
+          <w:tab w:val="clear" w:pos="720"/>
+          <w:tab w:val="num" w:pos="361"/>
+        </w:tabs>
+        <w:ind w:left="360"/>
+      </w:pPr>
+      <w:r>
+        <w:rPr>
+          <w:b/>
+          <w:bCs/>
+        </w:rPr>
+        <w:t>渲染时机</w:t>
+      </w:r>
+      <w:r>
+        <w:t>：浏览器清空</w:t>
+      </w:r>
+      <w:proofErr w:type="gramStart"/>
+      <w:r>
+        <w:t>微任务</w:t>
+      </w:r>
+      <w:proofErr w:type="gramEnd"/>
+      <w:r>
+        <w:t>后，执行</w:t>
+      </w:r>
+      <w:proofErr w:type="gramStart"/>
+      <w:r>
+        <w:t>宏任务</w:t>
+      </w:r>
+      <w:proofErr w:type="gramEnd"/>
+      <w:r>
+        <w:t>前，会尝试渲染页面，可利用 Request Animation Frame 制作高性能动画。</w:t>
+      </w:r>
+    </w:p>
+    <w:p>
+      <w:pPr>
+        <w:rPr>
+          <w:rFonts w:hint="eastAsia"/>
+        </w:rPr>
+      </w:pPr>
+    </w:p>
+    <w:p>
+      <w:pPr>
+        <w:rPr>
+          <w:rFonts w:hint="eastAsia"/>
+        </w:rPr>
+      </w:pPr>
     </w:p>
     <w:sectPr>
       <w:pgSz w:w="11906" w:h="16838"/>
@@ -6747,6 +8338,155 @@
       <w:pPr>
         <w:ind w:left="3960" w:hanging="440"/>
       </w:pPr>
+    </w:lvl>
+  </w:abstractNum>
+  <w:abstractNum w:abstractNumId="12" w15:restartNumberingAfterBreak="0">
+    <w:nsid w:val="7E281DAD"/>
+    <w:multiLevelType w:val="multilevel"/>
+    <w:tmpl w:val="38B021F2"/>
+    <w:lvl w:ilvl="0">
+      <w:start w:val="1"/>
+      <w:numFmt w:val="bullet"/>
+      <w:lvlText w:val=""/>
+      <w:lvlJc w:val="left"/>
+      <w:pPr>
+        <w:tabs>
+          <w:tab w:val="num" w:pos="720"/>
+        </w:tabs>
+        <w:ind w:left="720" w:hanging="360"/>
+      </w:pPr>
+      <w:rPr>
+        <w:rFonts w:ascii="Symbol" w:hAnsi="Symbol" w:hint="default"/>
+        <w:sz w:val="20"/>
+      </w:rPr>
+    </w:lvl>
+    <w:lvl w:ilvl="1">
+      <w:start w:val="1"/>
+      <w:numFmt w:val="bullet"/>
+      <w:lvlText w:val="o"/>
+      <w:lvlJc w:val="left"/>
+      <w:pPr>
+        <w:tabs>
+          <w:tab w:val="num" w:pos="1440"/>
+        </w:tabs>
+        <w:ind w:left="1440" w:hanging="360"/>
+      </w:pPr>
+      <w:rPr>
+        <w:rFonts w:ascii="Courier New" w:hAnsi="Courier New" w:hint="default"/>
+        <w:sz w:val="20"/>
+      </w:rPr>
+    </w:lvl>
+    <w:lvl w:ilvl="2" w:tentative="1">
+      <w:start w:val="1"/>
+      <w:numFmt w:val="bullet"/>
+      <w:lvlText w:val=""/>
+      <w:lvlJc w:val="left"/>
+      <w:pPr>
+        <w:tabs>
+          <w:tab w:val="num" w:pos="2160"/>
+        </w:tabs>
+        <w:ind w:left="2160" w:hanging="360"/>
+      </w:pPr>
+      <w:rPr>
+        <w:rFonts w:ascii="Wingdings" w:hAnsi="Wingdings" w:hint="default"/>
+        <w:sz w:val="20"/>
+      </w:rPr>
+    </w:lvl>
+    <w:lvl w:ilvl="3" w:tentative="1">
+      <w:start w:val="1"/>
+      <w:numFmt w:val="bullet"/>
+      <w:lvlText w:val=""/>
+      <w:lvlJc w:val="left"/>
+      <w:pPr>
+        <w:tabs>
+          <w:tab w:val="num" w:pos="2880"/>
+        </w:tabs>
+        <w:ind w:left="2880" w:hanging="360"/>
+      </w:pPr>
+      <w:rPr>
+        <w:rFonts w:ascii="Wingdings" w:hAnsi="Wingdings" w:hint="default"/>
+        <w:sz w:val="20"/>
+      </w:rPr>
+    </w:lvl>
+    <w:lvl w:ilvl="4" w:tentative="1">
+      <w:start w:val="1"/>
+      <w:numFmt w:val="bullet"/>
+      <w:lvlText w:val=""/>
+      <w:lvlJc w:val="left"/>
+      <w:pPr>
+        <w:tabs>
+          <w:tab w:val="num" w:pos="3600"/>
+        </w:tabs>
+        <w:ind w:left="3600" w:hanging="360"/>
+      </w:pPr>
+      <w:rPr>
+        <w:rFonts w:ascii="Wingdings" w:hAnsi="Wingdings" w:hint="default"/>
+        <w:sz w:val="20"/>
+      </w:rPr>
+    </w:lvl>
+    <w:lvl w:ilvl="5" w:tentative="1">
+      <w:start w:val="1"/>
+      <w:numFmt w:val="bullet"/>
+      <w:lvlText w:val=""/>
+      <w:lvlJc w:val="left"/>
+      <w:pPr>
+        <w:tabs>
+          <w:tab w:val="num" w:pos="4320"/>
+        </w:tabs>
+        <w:ind w:left="4320" w:hanging="360"/>
+      </w:pPr>
+      <w:rPr>
+        <w:rFonts w:ascii="Wingdings" w:hAnsi="Wingdings" w:hint="default"/>
+        <w:sz w:val="20"/>
+      </w:rPr>
+    </w:lvl>
+    <w:lvl w:ilvl="6" w:tentative="1">
+      <w:start w:val="1"/>
+      <w:numFmt w:val="bullet"/>
+      <w:lvlText w:val=""/>
+      <w:lvlJc w:val="left"/>
+      <w:pPr>
+        <w:tabs>
+          <w:tab w:val="num" w:pos="5040"/>
+        </w:tabs>
+        <w:ind w:left="5040" w:hanging="360"/>
+      </w:pPr>
+      <w:rPr>
+        <w:rFonts w:ascii="Wingdings" w:hAnsi="Wingdings" w:hint="default"/>
+        <w:sz w:val="20"/>
+      </w:rPr>
+    </w:lvl>
+    <w:lvl w:ilvl="7" w:tentative="1">
+      <w:start w:val="1"/>
+      <w:numFmt w:val="bullet"/>
+      <w:lvlText w:val=""/>
+      <w:lvlJc w:val="left"/>
+      <w:pPr>
+        <w:tabs>
+          <w:tab w:val="num" w:pos="5760"/>
+        </w:tabs>
+        <w:ind w:left="5760" w:hanging="360"/>
+      </w:pPr>
+      <w:rPr>
+        <w:rFonts w:ascii="Wingdings" w:hAnsi="Wingdings" w:hint="default"/>
+        <w:sz w:val="20"/>
+      </w:rPr>
+    </w:lvl>
+    <w:lvl w:ilvl="8" w:tentative="1">
+      <w:start w:val="1"/>
+      <w:numFmt w:val="bullet"/>
+      <w:lvlText w:val=""/>
+      <w:lvlJc w:val="left"/>
+      <w:pPr>
+        <w:tabs>
+          <w:tab w:val="num" w:pos="6480"/>
+        </w:tabs>
+        <w:ind w:left="6480" w:hanging="360"/>
+      </w:pPr>
+      <w:rPr>
+        <w:rFonts w:ascii="Wingdings" w:hAnsi="Wingdings" w:hint="default"/>
+        <w:sz w:val="20"/>
+      </w:rPr>
     </w:lvl>
   </w:abstractNum>
   <w:num w:numId="1" w16cid:durableId="1255437523">
@@ -6784,6 +8524,9 @@
   </w:num>
   <w:num w:numId="12" w16cid:durableId="716508437">
     <w:abstractNumId w:val="9"/>
+  </w:num>
+  <w:num w:numId="13" w16cid:durableId="1499611504">
+    <w:abstractNumId w:val="12"/>
   </w:num>
 </w:numbering>
 </file>

--- a/前端/12.9课时1.docx
+++ b/前端/12.9课时1.docx
@@ -708,7 +708,7 @@
           <w:r>
             <w:fldChar w:fldCharType="separate"/>
           </w:r>
-          <w:hyperlink w:anchor="_Toc218629170" w:history="1">
+          <w:hyperlink w:anchor="_Toc218888815" w:history="1">
             <w:r>
               <w:rPr>
                 <w:rStyle w:val="af3"/>
@@ -746,7 +746,7 @@
                 <w:noProof/>
                 <w:webHidden/>
               </w:rPr>
-              <w:instrText>PAGEREF _Toc218629170 \h</w:instrText>
+              <w:instrText>PAGEREF _Toc218888815 \h</w:instrText>
             </w:r>
             <w:r>
               <w:rPr>
@@ -803,7 +803,7 @@
               <w14:ligatures w14:val="standardContextual"/>
             </w:rPr>
           </w:pPr>
-          <w:hyperlink w:anchor="_Toc218629171" w:history="1">
+          <w:hyperlink w:anchor="_Toc218888816" w:history="1">
             <w:r>
               <w:rPr>
                 <w:rStyle w:val="af3"/>
@@ -841,7 +841,7 @@
                 <w:noProof/>
                 <w:webHidden/>
               </w:rPr>
-              <w:instrText>PAGEREF _Toc218629171 \h</w:instrText>
+              <w:instrText>PAGEREF _Toc218888816 \h</w:instrText>
             </w:r>
             <w:r>
               <w:rPr>
@@ -898,7 +898,7 @@
               <w14:ligatures w14:val="standardContextual"/>
             </w:rPr>
           </w:pPr>
-          <w:hyperlink w:anchor="_Toc218629172" w:history="1">
+          <w:hyperlink w:anchor="_Toc218888817" w:history="1">
             <w:r>
               <w:rPr>
                 <w:rStyle w:val="af3"/>
@@ -936,7 +936,7 @@
                 <w:noProof/>
                 <w:webHidden/>
               </w:rPr>
-              <w:instrText>PAGEREF _Toc218629172 \h</w:instrText>
+              <w:instrText>PAGEREF _Toc218888817 \h</w:instrText>
             </w:r>
             <w:r>
               <w:rPr>
@@ -993,7 +993,7 @@
               <w14:ligatures w14:val="standardContextual"/>
             </w:rPr>
           </w:pPr>
-          <w:hyperlink w:anchor="_Toc218629173" w:history="1">
+          <w:hyperlink w:anchor="_Toc218888818" w:history="1">
             <w:r>
               <w:rPr>
                 <w:rStyle w:val="af3"/>
@@ -1031,7 +1031,7 @@
                 <w:noProof/>
                 <w:webHidden/>
               </w:rPr>
-              <w:instrText>PAGEREF _Toc218629173 \h</w:instrText>
+              <w:instrText>PAGEREF _Toc218888818 \h</w:instrText>
             </w:r>
             <w:r>
               <w:rPr>
@@ -1088,7 +1088,7 @@
               <w14:ligatures w14:val="standardContextual"/>
             </w:rPr>
           </w:pPr>
-          <w:hyperlink w:anchor="_Toc218629174" w:history="1">
+          <w:hyperlink w:anchor="_Toc218888819" w:history="1">
             <w:r>
               <w:rPr>
                 <w:rStyle w:val="af3"/>
@@ -1126,7 +1126,7 @@
                 <w:noProof/>
                 <w:webHidden/>
               </w:rPr>
-              <w:instrText>PAGEREF _Toc218629174 \h</w:instrText>
+              <w:instrText>PAGEREF _Toc218888819 \h</w:instrText>
             </w:r>
             <w:r>
               <w:rPr>
@@ -1183,7 +1183,7 @@
               <w14:ligatures w14:val="standardContextual"/>
             </w:rPr>
           </w:pPr>
-          <w:hyperlink w:anchor="_Toc218629175" w:history="1">
+          <w:hyperlink w:anchor="_Toc218888820" w:history="1">
             <w:r>
               <w:rPr>
                 <w:rStyle w:val="af3"/>
@@ -1221,7 +1221,7 @@
                 <w:noProof/>
                 <w:webHidden/>
               </w:rPr>
-              <w:instrText>PAGEREF _Toc218629175 \h</w:instrText>
+              <w:instrText>PAGEREF _Toc218888820 \h</w:instrText>
             </w:r>
             <w:r>
               <w:rPr>
@@ -1278,7 +1278,7 @@
               <w14:ligatures w14:val="standardContextual"/>
             </w:rPr>
           </w:pPr>
-          <w:hyperlink w:anchor="_Toc218629176" w:history="1">
+          <w:hyperlink w:anchor="_Toc218888821" w:history="1">
             <w:r>
               <w:rPr>
                 <w:rStyle w:val="af3"/>
@@ -1316,7 +1316,7 @@
                 <w:noProof/>
                 <w:webHidden/>
               </w:rPr>
-              <w:instrText>PAGEREF _Toc218629176 \h</w:instrText>
+              <w:instrText>PAGEREF _Toc218888821 \h</w:instrText>
             </w:r>
             <w:r>
               <w:rPr>
@@ -1373,7 +1373,7 @@
               <w14:ligatures w14:val="standardContextual"/>
             </w:rPr>
           </w:pPr>
-          <w:hyperlink w:anchor="_Toc218629177" w:history="1">
+          <w:hyperlink w:anchor="_Toc218888822" w:history="1">
             <w:r>
               <w:rPr>
                 <w:rStyle w:val="af3"/>
@@ -1411,7 +1411,7 @@
                 <w:noProof/>
                 <w:webHidden/>
               </w:rPr>
-              <w:instrText>PAGEREF _Toc218629177 \h</w:instrText>
+              <w:instrText>PAGEREF _Toc218888822 \h</w:instrText>
             </w:r>
             <w:r>
               <w:rPr>
@@ -1485,7 +1485,7 @@
           <w:rFonts w:hint="eastAsia"/>
         </w:rPr>
       </w:pPr>
-      <w:bookmarkStart w:id="0" w:name="_Toc218629170"/>
+      <w:bookmarkStart w:id="0" w:name="_Toc218888815"/>
       <w:r>
         <w:rPr>
           <w:rFonts w:hint="eastAsia"/>
@@ -2271,7 +2271,7 @@
         </w:rPr>
       </w:pPr>
       <w:bookmarkStart w:id="1" w:name="OLE_LINK1"/>
-      <w:bookmarkStart w:id="2" w:name="_Toc218629171"/>
+      <w:bookmarkStart w:id="2" w:name="_Toc218888816"/>
       <w:r>
         <w:rPr>
           <w:rFonts w:hint="eastAsia"/>
@@ -3188,7 +3188,7 @@
           <w:rFonts w:hint="eastAsia"/>
         </w:rPr>
       </w:pPr>
-      <w:bookmarkStart w:id="3" w:name="_Toc218629172"/>
+      <w:bookmarkStart w:id="3" w:name="_Toc218888817"/>
       <w:r>
         <w:rPr>
           <w:rFonts w:hint="eastAsia"/>
@@ -4718,7 +4718,7 @@
           <w:rFonts w:hint="eastAsia"/>
         </w:rPr>
       </w:pPr>
-      <w:bookmarkStart w:id="4" w:name="_Toc218629173"/>
+      <w:bookmarkStart w:id="4" w:name="_Toc218888818"/>
       <w:r>
         <w:rPr>
           <w:rFonts w:hint="eastAsia"/>
@@ -5334,7 +5334,7 @@
           <w:rFonts w:hint="eastAsia"/>
         </w:rPr>
       </w:pPr>
-      <w:bookmarkStart w:id="5" w:name="_Toc218629174"/>
+      <w:bookmarkStart w:id="5" w:name="_Toc218888819"/>
       <w:r>
         <w:rPr>
           <w:rFonts w:hint="eastAsia"/>
@@ -5937,7 +5937,7 @@
         </w:rPr>
       </w:pPr>
       <w:bookmarkStart w:id="6" w:name="OLE_LINK2"/>
-      <w:bookmarkStart w:id="7" w:name="_Toc218629175"/>
+      <w:bookmarkStart w:id="7" w:name="_Toc218888820"/>
       <w:r>
         <w:rPr>
           <w:rFonts w:hint="eastAsia"/>
@@ -6120,7 +6120,7 @@
           <w:rFonts w:hint="eastAsia"/>
         </w:rPr>
       </w:pPr>
-      <w:bookmarkStart w:id="8" w:name="_Toc218629176"/>
+      <w:bookmarkStart w:id="8" w:name="_Toc218888821"/>
       <w:r>
         <w:rPr>
           <w:rFonts w:hint="eastAsia"/>
@@ -6611,6 +6611,11 @@
       </w:r>
     </w:p>
     <w:p>
+      <w:pPr>
+        <w:rPr>
+          <w:rFonts w:hint="eastAsia"/>
+        </w:rPr>
+      </w:pPr>
       <w:r>
         <w:rPr>
           <w:rFonts w:hint="eastAsia"/>
@@ -6618,29 +6623,26 @@
         <w:t>执行阶段：</w:t>
       </w:r>
     </w:p>
-    <w:p/>
+    <w:p>
+      <w:pPr>
+        <w:rPr>
+          <w:rFonts w:hint="eastAsia"/>
+        </w:rPr>
+      </w:pPr>
+    </w:p>
     <w:p>
       <w:pPr>
         <w:pStyle w:val="1"/>
-      </w:pPr>
-      <w:bookmarkStart w:id="9" w:name="_Toc218629177"/>
-      <w:r>
-        <w:rPr>
-          <w:rFonts w:hint="eastAsia"/>
-        </w:rPr>
-        <w:t>01.06</w:t>
-      </w:r>
-      <w:r>
-        <w:rPr>
-          <w:rFonts w:hint="eastAsia"/>
-        </w:rPr>
-        <w:t>课时</w:t>
-      </w:r>
-      <w:r>
-        <w:rPr>
-          <w:rFonts w:hint="eastAsia"/>
-        </w:rPr>
-        <w:t>8</w:t>
+        <w:rPr>
+          <w:rFonts w:hint="eastAsia"/>
+        </w:rPr>
+      </w:pPr>
+      <w:bookmarkStart w:id="9" w:name="_Toc218888822"/>
+      <w:r>
+        <w:rPr>
+          <w:rFonts w:hint="eastAsia"/>
+        </w:rPr>
+        <w:t>01.06课时8</w:t>
       </w:r>
       <w:r>
         <w:rPr>
@@ -6665,6 +6667,11 @@
       <w:bookmarkEnd w:id="9"/>
     </w:p>
     <w:p>
+      <w:pPr>
+        <w:rPr>
+          <w:rFonts w:hint="eastAsia"/>
+        </w:rPr>
+      </w:pPr>
       <w:r>
         <w:rPr>
           <w:rFonts w:hint="eastAsia"/>
@@ -6672,9 +6679,26 @@
         <w:t>首先创建全局执行的上下文，然后进入环境的记录阶段、</w:t>
       </w:r>
     </w:p>
-    <w:p/>
-    <w:p/>
-    <w:p>
+    <w:p>
+      <w:pPr>
+        <w:rPr>
+          <w:rFonts w:hint="eastAsia"/>
+        </w:rPr>
+      </w:pPr>
+    </w:p>
+    <w:p>
+      <w:pPr>
+        <w:rPr>
+          <w:rFonts w:hint="eastAsia"/>
+        </w:rPr>
+      </w:pPr>
+    </w:p>
+    <w:p>
+      <w:pPr>
+        <w:rPr>
+          <w:rFonts w:hint="eastAsia"/>
+        </w:rPr>
+      </w:pPr>
       <w:r>
         <w:rPr>
           <w:rFonts w:hint="eastAsia"/>
@@ -6712,9 +6736,26 @@
         <w:t>rejected</w:t>
       </w:r>
     </w:p>
-    <w:p/>
-    <w:p/>
-    <w:p>
+    <w:p>
+      <w:pPr>
+        <w:rPr>
+          <w:rFonts w:hint="eastAsia"/>
+        </w:rPr>
+      </w:pPr>
+    </w:p>
+    <w:p>
+      <w:pPr>
+        <w:rPr>
+          <w:rFonts w:hint="eastAsia"/>
+        </w:rPr>
+      </w:pPr>
+    </w:p>
+    <w:p>
+      <w:pPr>
+        <w:rPr>
+          <w:rFonts w:hint="eastAsia"/>
+        </w:rPr>
+      </w:pPr>
       <w:r>
         <w:rPr>
           <w:rFonts w:hint="eastAsia"/>
@@ -6815,9 +6856,17 @@
     <w:p>
       <w:pPr>
         <w:ind w:left="360"/>
-      </w:pPr>
-    </w:p>
-    <w:p>
+        <w:rPr>
+          <w:rFonts w:hint="eastAsia"/>
+        </w:rPr>
+      </w:pPr>
+    </w:p>
+    <w:p>
+      <w:pPr>
+        <w:rPr>
+          <w:rFonts w:hint="eastAsia"/>
+        </w:rPr>
+      </w:pPr>
       <w:r>
         <w:rPr>
           <w:b/>
@@ -6840,6 +6889,9 @@
           <w:tab w:val="num" w:pos="361"/>
         </w:tabs>
         <w:ind w:left="360"/>
+        <w:rPr>
+          <w:rFonts w:hint="eastAsia"/>
+        </w:rPr>
       </w:pPr>
       <w:r>
         <w:rPr>
@@ -6863,6 +6915,9 @@
           <w:tab w:val="num" w:pos="361"/>
         </w:tabs>
         <w:ind w:left="360"/>
+        <w:rPr>
+          <w:rFonts w:hint="eastAsia"/>
+        </w:rPr>
       </w:pPr>
       <w:r>
         <w:rPr>
@@ -6886,6 +6941,9 @@
           <w:tab w:val="num" w:pos="361"/>
         </w:tabs>
         <w:ind w:left="360"/>
+        <w:rPr>
+          <w:rFonts w:hint="eastAsia"/>
+        </w:rPr>
       </w:pPr>
       <w:r>
         <w:rPr>
@@ -6934,6 +6992,9 @@
           <w:tab w:val="num" w:pos="361"/>
         </w:tabs>
         <w:ind w:left="360"/>
+        <w:rPr>
+          <w:rFonts w:hint="eastAsia"/>
+        </w:rPr>
       </w:pPr>
       <w:r>
         <w:rPr>
@@ -6957,6 +7018,9 @@
           <w:tab w:val="num" w:pos="361"/>
         </w:tabs>
         <w:ind w:left="360"/>
+        <w:rPr>
+          <w:rFonts w:hint="eastAsia"/>
+        </w:rPr>
       </w:pPr>
       <w:r>
         <w:rPr>
@@ -6980,6 +7044,9 @@
           <w:tab w:val="num" w:pos="361"/>
         </w:tabs>
         <w:ind w:left="360"/>
+        <w:rPr>
+          <w:rFonts w:hint="eastAsia"/>
+        </w:rPr>
       </w:pPr>
       <w:r>
         <w:rPr>
@@ -9133,6 +9200,7 @@
   <w:style w:type="character" w:default="1" w:styleId="a0">
     <w:name w:val="Default Paragraph Font"/>
     <w:uiPriority w:val="1"/>
+    <w:semiHidden/>
     <w:unhideWhenUsed/>
   </w:style>
   <w:style w:type="table" w:default="1" w:styleId="a1">

--- a/前端/12.9课时1.docx
+++ b/前端/12.9课时1.docx
@@ -9,18 +9,18 @@
         <w:tblLook w:val="04A0" w:firstRow="1" w:lastRow="0" w:firstColumn="1" w:lastColumn="0" w:noHBand="0" w:noVBand="1"/>
       </w:tblPr>
       <w:tblGrid>
-        <w:gridCol w:w="1185"/>
-        <w:gridCol w:w="1185"/>
-        <w:gridCol w:w="1185"/>
-        <w:gridCol w:w="1185"/>
-        <w:gridCol w:w="1185"/>
-        <w:gridCol w:w="1185"/>
-        <w:gridCol w:w="1186"/>
+        <w:gridCol w:w="690"/>
+        <w:gridCol w:w="1914"/>
+        <w:gridCol w:w="659"/>
+        <w:gridCol w:w="1127"/>
+        <w:gridCol w:w="1604"/>
+        <w:gridCol w:w="664"/>
+        <w:gridCol w:w="1638"/>
       </w:tblGrid>
       <w:tr>
         <w:tc>
           <w:tcPr>
-            <w:tcW w:w="1185" w:type="dxa"/>
+            <w:tcW w:w="690" w:type="dxa"/>
           </w:tcPr>
           <w:p>
             <w:pPr>
@@ -38,7 +38,7 @@
         </w:tc>
         <w:tc>
           <w:tcPr>
-            <w:tcW w:w="1185" w:type="dxa"/>
+            <w:tcW w:w="1914" w:type="dxa"/>
           </w:tcPr>
           <w:p>
             <w:pPr>
@@ -56,7 +56,7 @@
         </w:tc>
         <w:tc>
           <w:tcPr>
-            <w:tcW w:w="1185" w:type="dxa"/>
+            <w:tcW w:w="659" w:type="dxa"/>
           </w:tcPr>
           <w:p>
             <w:pPr>
@@ -74,7 +74,7 @@
         </w:tc>
         <w:tc>
           <w:tcPr>
-            <w:tcW w:w="1185" w:type="dxa"/>
+            <w:tcW w:w="1127" w:type="dxa"/>
           </w:tcPr>
           <w:p>
             <w:pPr>
@@ -92,7 +92,7 @@
         </w:tc>
         <w:tc>
           <w:tcPr>
-            <w:tcW w:w="1185" w:type="dxa"/>
+            <w:tcW w:w="1604" w:type="dxa"/>
           </w:tcPr>
           <w:p>
             <w:pPr>
@@ -110,7 +110,7 @@
         </w:tc>
         <w:tc>
           <w:tcPr>
-            <w:tcW w:w="1185" w:type="dxa"/>
+            <w:tcW w:w="664" w:type="dxa"/>
           </w:tcPr>
           <w:p>
             <w:pPr>
@@ -128,7 +128,7 @@
         </w:tc>
         <w:tc>
           <w:tcPr>
-            <w:tcW w:w="1186" w:type="dxa"/>
+            <w:tcW w:w="1638" w:type="dxa"/>
           </w:tcPr>
           <w:p>
             <w:pPr>
@@ -148,7 +148,7 @@
       <w:tr>
         <w:tc>
           <w:tcPr>
-            <w:tcW w:w="1185" w:type="dxa"/>
+            <w:tcW w:w="690" w:type="dxa"/>
           </w:tcPr>
           <w:p>
             <w:pPr>
@@ -160,7 +160,7 @@
         </w:tc>
         <w:tc>
           <w:tcPr>
-            <w:tcW w:w="1185" w:type="dxa"/>
+            <w:tcW w:w="1914" w:type="dxa"/>
           </w:tcPr>
           <w:p>
             <w:pPr>
@@ -184,7 +184,7 @@
         </w:tc>
         <w:tc>
           <w:tcPr>
-            <w:tcW w:w="1185" w:type="dxa"/>
+            <w:tcW w:w="659" w:type="dxa"/>
           </w:tcPr>
           <w:p>
             <w:pPr>
@@ -196,7 +196,7 @@
         </w:tc>
         <w:tc>
           <w:tcPr>
-            <w:tcW w:w="1185" w:type="dxa"/>
+            <w:tcW w:w="1127" w:type="dxa"/>
           </w:tcPr>
           <w:p>
             <w:pPr>
@@ -220,7 +220,7 @@
         </w:tc>
         <w:tc>
           <w:tcPr>
-            <w:tcW w:w="1185" w:type="dxa"/>
+            <w:tcW w:w="1604" w:type="dxa"/>
           </w:tcPr>
           <w:p>
             <w:pPr>
@@ -232,7 +232,7 @@
         </w:tc>
         <w:tc>
           <w:tcPr>
-            <w:tcW w:w="1185" w:type="dxa"/>
+            <w:tcW w:w="664" w:type="dxa"/>
           </w:tcPr>
           <w:p>
             <w:pPr>
@@ -244,7 +244,7 @@
         </w:tc>
         <w:tc>
           <w:tcPr>
-            <w:tcW w:w="1186" w:type="dxa"/>
+            <w:tcW w:w="1638" w:type="dxa"/>
           </w:tcPr>
           <w:p>
             <w:pPr>
@@ -258,7 +258,7 @@
       <w:tr>
         <w:tc>
           <w:tcPr>
-            <w:tcW w:w="1185" w:type="dxa"/>
+            <w:tcW w:w="690" w:type="dxa"/>
           </w:tcPr>
           <w:p>
             <w:pPr>
@@ -270,7 +270,7 @@
         </w:tc>
         <w:tc>
           <w:tcPr>
-            <w:tcW w:w="1185" w:type="dxa"/>
+            <w:tcW w:w="1914" w:type="dxa"/>
           </w:tcPr>
           <w:p>
             <w:pPr>
@@ -288,7 +288,7 @@
         </w:tc>
         <w:tc>
           <w:tcPr>
-            <w:tcW w:w="1185" w:type="dxa"/>
+            <w:tcW w:w="659" w:type="dxa"/>
           </w:tcPr>
           <w:p>
             <w:pPr>
@@ -306,7 +306,7 @@
         </w:tc>
         <w:tc>
           <w:tcPr>
-            <w:tcW w:w="1185" w:type="dxa"/>
+            <w:tcW w:w="1127" w:type="dxa"/>
           </w:tcPr>
           <w:p>
             <w:pPr>
@@ -318,7 +318,7 @@
         </w:tc>
         <w:tc>
           <w:tcPr>
-            <w:tcW w:w="1185" w:type="dxa"/>
+            <w:tcW w:w="1604" w:type="dxa"/>
           </w:tcPr>
           <w:p>
             <w:pPr>
@@ -330,7 +330,7 @@
         </w:tc>
         <w:tc>
           <w:tcPr>
-            <w:tcW w:w="1185" w:type="dxa"/>
+            <w:tcW w:w="664" w:type="dxa"/>
           </w:tcPr>
           <w:p>
             <w:pPr>
@@ -342,7 +342,7 @@
         </w:tc>
         <w:tc>
           <w:tcPr>
-            <w:tcW w:w="1186" w:type="dxa"/>
+            <w:tcW w:w="1638" w:type="dxa"/>
           </w:tcPr>
           <w:p>
             <w:pPr>
@@ -356,7 +356,7 @@
       <w:tr>
         <w:tc>
           <w:tcPr>
-            <w:tcW w:w="1185" w:type="dxa"/>
+            <w:tcW w:w="690" w:type="dxa"/>
           </w:tcPr>
           <w:p>
             <w:pPr>
@@ -368,7 +368,7 @@
         </w:tc>
         <w:tc>
           <w:tcPr>
-            <w:tcW w:w="1185" w:type="dxa"/>
+            <w:tcW w:w="1914" w:type="dxa"/>
           </w:tcPr>
           <w:p>
             <w:pPr>
@@ -386,7 +386,7 @@
         </w:tc>
         <w:tc>
           <w:tcPr>
-            <w:tcW w:w="1185" w:type="dxa"/>
+            <w:tcW w:w="659" w:type="dxa"/>
           </w:tcPr>
           <w:p>
             <w:pPr>
@@ -398,7 +398,7 @@
         </w:tc>
         <w:tc>
           <w:tcPr>
-            <w:tcW w:w="1185" w:type="dxa"/>
+            <w:tcW w:w="1127" w:type="dxa"/>
           </w:tcPr>
           <w:p>
             <w:pPr>
@@ -410,7 +410,7 @@
         </w:tc>
         <w:tc>
           <w:tcPr>
-            <w:tcW w:w="1185" w:type="dxa"/>
+            <w:tcW w:w="1604" w:type="dxa"/>
           </w:tcPr>
           <w:p>
             <w:pPr>
@@ -428,7 +428,7 @@
         </w:tc>
         <w:tc>
           <w:tcPr>
-            <w:tcW w:w="1185" w:type="dxa"/>
+            <w:tcW w:w="664" w:type="dxa"/>
           </w:tcPr>
           <w:p>
             <w:pPr>
@@ -440,7 +440,7 @@
         </w:tc>
         <w:tc>
           <w:tcPr>
-            <w:tcW w:w="1186" w:type="dxa"/>
+            <w:tcW w:w="1638" w:type="dxa"/>
           </w:tcPr>
           <w:p>
             <w:pPr>
@@ -454,7 +454,7 @@
       <w:tr>
         <w:tc>
           <w:tcPr>
-            <w:tcW w:w="1185" w:type="dxa"/>
+            <w:tcW w:w="690" w:type="dxa"/>
           </w:tcPr>
           <w:p>
             <w:pPr>
@@ -466,7 +466,7 @@
         </w:tc>
         <w:tc>
           <w:tcPr>
-            <w:tcW w:w="1185" w:type="dxa"/>
+            <w:tcW w:w="1914" w:type="dxa"/>
           </w:tcPr>
           <w:p>
             <w:pPr>
@@ -485,12 +485,18 @@
                 <w:rFonts w:hint="eastAsia"/>
               </w:rPr>
               <w:t>√</w:t>
+            </w:r>
+            <w:r>
+              <w:rPr>
+                <w:rFonts w:hint="eastAsia"/>
+              </w:rPr>
+              <w:t>（无声音）</w:t>
             </w:r>
           </w:p>
         </w:tc>
         <w:tc>
           <w:tcPr>
-            <w:tcW w:w="1185" w:type="dxa"/>
+            <w:tcW w:w="659" w:type="dxa"/>
           </w:tcPr>
           <w:p>
             <w:pPr>
@@ -502,7 +508,7 @@
         </w:tc>
         <w:tc>
           <w:tcPr>
-            <w:tcW w:w="1185" w:type="dxa"/>
+            <w:tcW w:w="1127" w:type="dxa"/>
           </w:tcPr>
           <w:p>
             <w:pPr>
@@ -514,7 +520,7 @@
         </w:tc>
         <w:tc>
           <w:tcPr>
-            <w:tcW w:w="1185" w:type="dxa"/>
+            <w:tcW w:w="1604" w:type="dxa"/>
           </w:tcPr>
           <w:p>
             <w:pPr>
@@ -526,7 +532,7 @@
         </w:tc>
         <w:tc>
           <w:tcPr>
-            <w:tcW w:w="1185" w:type="dxa"/>
+            <w:tcW w:w="664" w:type="dxa"/>
           </w:tcPr>
           <w:p>
             <w:pPr>
@@ -538,7 +544,7 @@
         </w:tc>
         <w:tc>
           <w:tcPr>
-            <w:tcW w:w="1186" w:type="dxa"/>
+            <w:tcW w:w="1638" w:type="dxa"/>
           </w:tcPr>
           <w:p>
             <w:pPr>
@@ -552,7 +558,7 @@
       <w:tr>
         <w:tc>
           <w:tcPr>
-            <w:tcW w:w="1185" w:type="dxa"/>
+            <w:tcW w:w="690" w:type="dxa"/>
           </w:tcPr>
           <w:p>
             <w:pPr>
@@ -564,7 +570,7 @@
         </w:tc>
         <w:tc>
           <w:tcPr>
-            <w:tcW w:w="1185" w:type="dxa"/>
+            <w:tcW w:w="1914" w:type="dxa"/>
           </w:tcPr>
           <w:p>
             <w:pPr>
@@ -588,7 +594,7 @@
         </w:tc>
         <w:tc>
           <w:tcPr>
-            <w:tcW w:w="1185" w:type="dxa"/>
+            <w:tcW w:w="659" w:type="dxa"/>
           </w:tcPr>
           <w:p>
             <w:pPr>
@@ -600,7 +606,7 @@
         </w:tc>
         <w:tc>
           <w:tcPr>
-            <w:tcW w:w="1185" w:type="dxa"/>
+            <w:tcW w:w="1127" w:type="dxa"/>
           </w:tcPr>
           <w:p>
             <w:pPr>
@@ -612,7 +618,7 @@
         </w:tc>
         <w:tc>
           <w:tcPr>
-            <w:tcW w:w="1185" w:type="dxa"/>
+            <w:tcW w:w="1604" w:type="dxa"/>
           </w:tcPr>
           <w:p>
             <w:pPr>
@@ -624,7 +630,7 @@
         </w:tc>
         <w:tc>
           <w:tcPr>
-            <w:tcW w:w="1185" w:type="dxa"/>
+            <w:tcW w:w="664" w:type="dxa"/>
           </w:tcPr>
           <w:p>
             <w:pPr>
@@ -636,7 +642,7 @@
         </w:tc>
         <w:tc>
           <w:tcPr>
-            <w:tcW w:w="1186" w:type="dxa"/>
+            <w:tcW w:w="1638" w:type="dxa"/>
           </w:tcPr>
           <w:p>
             <w:pPr>
@@ -644,6 +650,12 @@
                 <w:rFonts w:hint="eastAsia"/>
               </w:rPr>
             </w:pPr>
+            <w:r>
+              <w:rPr>
+                <w:rFonts w:hint="eastAsia"/>
+              </w:rPr>
+              <w:t>0111√（无视频）</w:t>
+            </w:r>
           </w:p>
         </w:tc>
       </w:tr>
@@ -708,7 +720,7 @@
           <w:r>
             <w:fldChar w:fldCharType="separate"/>
           </w:r>
-          <w:hyperlink w:anchor="_Toc218888815" w:history="1">
+          <w:hyperlink w:anchor="_Toc219056360" w:history="1">
             <w:r>
               <w:rPr>
                 <w:rStyle w:val="af3"/>
@@ -746,7 +758,7 @@
                 <w:noProof/>
                 <w:webHidden/>
               </w:rPr>
-              <w:instrText>PAGEREF _Toc218888815 \h</w:instrText>
+              <w:instrText>PAGEREF _Toc219056360 \h</w:instrText>
             </w:r>
             <w:r>
               <w:rPr>
@@ -803,7 +815,7 @@
               <w14:ligatures w14:val="standardContextual"/>
             </w:rPr>
           </w:pPr>
-          <w:hyperlink w:anchor="_Toc218888816" w:history="1">
+          <w:hyperlink w:anchor="_Toc219056361" w:history="1">
             <w:r>
               <w:rPr>
                 <w:rStyle w:val="af3"/>
@@ -841,7 +853,7 @@
                 <w:noProof/>
                 <w:webHidden/>
               </w:rPr>
-              <w:instrText>PAGEREF _Toc218888816 \h</w:instrText>
+              <w:instrText>PAGEREF _Toc219056361 \h</w:instrText>
             </w:r>
             <w:r>
               <w:rPr>
@@ -898,7 +910,7 @@
               <w14:ligatures w14:val="standardContextual"/>
             </w:rPr>
           </w:pPr>
-          <w:hyperlink w:anchor="_Toc218888817" w:history="1">
+          <w:hyperlink w:anchor="_Toc219056362" w:history="1">
             <w:r>
               <w:rPr>
                 <w:rStyle w:val="af3"/>
@@ -936,7 +948,7 @@
                 <w:noProof/>
                 <w:webHidden/>
               </w:rPr>
-              <w:instrText>PAGEREF _Toc218888817 \h</w:instrText>
+              <w:instrText>PAGEREF _Toc219056362 \h</w:instrText>
             </w:r>
             <w:r>
               <w:rPr>
@@ -993,7 +1005,7 @@
               <w14:ligatures w14:val="standardContextual"/>
             </w:rPr>
           </w:pPr>
-          <w:hyperlink w:anchor="_Toc218888818" w:history="1">
+          <w:hyperlink w:anchor="_Toc219056363" w:history="1">
             <w:r>
               <w:rPr>
                 <w:rStyle w:val="af3"/>
@@ -1031,7 +1043,7 @@
                 <w:noProof/>
                 <w:webHidden/>
               </w:rPr>
-              <w:instrText>PAGEREF _Toc218888818 \h</w:instrText>
+              <w:instrText>PAGEREF _Toc219056363 \h</w:instrText>
             </w:r>
             <w:r>
               <w:rPr>
@@ -1088,7 +1100,7 @@
               <w14:ligatures w14:val="standardContextual"/>
             </w:rPr>
           </w:pPr>
-          <w:hyperlink w:anchor="_Toc218888819" w:history="1">
+          <w:hyperlink w:anchor="_Toc219056364" w:history="1">
             <w:r>
               <w:rPr>
                 <w:rStyle w:val="af3"/>
@@ -1126,7 +1138,7 @@
                 <w:noProof/>
                 <w:webHidden/>
               </w:rPr>
-              <w:instrText>PAGEREF _Toc218888819 \h</w:instrText>
+              <w:instrText>PAGEREF _Toc219056364 \h</w:instrText>
             </w:r>
             <w:r>
               <w:rPr>
@@ -1183,7 +1195,7 @@
               <w14:ligatures w14:val="standardContextual"/>
             </w:rPr>
           </w:pPr>
-          <w:hyperlink w:anchor="_Toc218888820" w:history="1">
+          <w:hyperlink w:anchor="_Toc219056365" w:history="1">
             <w:r>
               <w:rPr>
                 <w:rStyle w:val="af3"/>
@@ -1221,7 +1233,7 @@
                 <w:noProof/>
                 <w:webHidden/>
               </w:rPr>
-              <w:instrText>PAGEREF _Toc218888820 \h</w:instrText>
+              <w:instrText>PAGEREF _Toc219056365 \h</w:instrText>
             </w:r>
             <w:r>
               <w:rPr>
@@ -1252,7 +1264,7 @@
                 <w:noProof/>
                 <w:webHidden/>
               </w:rPr>
-              <w:t>8</w:t>
+              <w:t>9</w:t>
             </w:r>
             <w:r>
               <w:rPr>
@@ -1278,7 +1290,7 @@
               <w14:ligatures w14:val="standardContextual"/>
             </w:rPr>
           </w:pPr>
-          <w:hyperlink w:anchor="_Toc218888821" w:history="1">
+          <w:hyperlink w:anchor="_Toc219056366" w:history="1">
             <w:r>
               <w:rPr>
                 <w:rStyle w:val="af3"/>
@@ -1316,7 +1328,7 @@
                 <w:noProof/>
                 <w:webHidden/>
               </w:rPr>
-              <w:instrText>PAGEREF _Toc218888821 \h</w:instrText>
+              <w:instrText>PAGEREF _Toc219056366 \h</w:instrText>
             </w:r>
             <w:r>
               <w:rPr>
@@ -1373,7 +1385,7 @@
               <w14:ligatures w14:val="standardContextual"/>
             </w:rPr>
           </w:pPr>
-          <w:hyperlink w:anchor="_Toc218888822" w:history="1">
+          <w:hyperlink w:anchor="_Toc219056367" w:history="1">
             <w:r>
               <w:rPr>
                 <w:rStyle w:val="af3"/>
@@ -1411,7 +1423,102 @@
                 <w:noProof/>
                 <w:webHidden/>
               </w:rPr>
-              <w:instrText>PAGEREF _Toc218888822 \h</w:instrText>
+              <w:instrText>PAGEREF _Toc219056367 \h</w:instrText>
+            </w:r>
+            <w:r>
+              <w:rPr>
+                <w:rFonts w:hint="eastAsia"/>
+                <w:noProof/>
+                <w:webHidden/>
+              </w:rPr>
+              <w:instrText xml:space="preserve"> </w:instrText>
+            </w:r>
+            <w:r>
+              <w:rPr>
+                <w:rFonts w:hint="eastAsia"/>
+                <w:noProof/>
+                <w:webHidden/>
+              </w:rPr>
+            </w:r>
+            <w:r>
+              <w:rPr>
+                <w:rFonts w:hint="eastAsia"/>
+                <w:noProof/>
+                <w:webHidden/>
+              </w:rPr>
+              <w:fldChar w:fldCharType="separate"/>
+            </w:r>
+            <w:r>
+              <w:rPr>
+                <w:rFonts w:hint="eastAsia"/>
+                <w:noProof/>
+                <w:webHidden/>
+              </w:rPr>
+              <w:t>10</w:t>
+            </w:r>
+            <w:r>
+              <w:rPr>
+                <w:rFonts w:hint="eastAsia"/>
+                <w:noProof/>
+                <w:webHidden/>
+              </w:rPr>
+              <w:fldChar w:fldCharType="end"/>
+            </w:r>
+          </w:hyperlink>
+        </w:p>
+        <w:p>
+          <w:pPr>
+            <w:pStyle w:val="TOC1"/>
+            <w:tabs>
+              <w:tab w:val="right" w:leader="dot" w:pos="8296"/>
+            </w:tabs>
+            <w:rPr>
+              <w:rFonts w:hint="eastAsia"/>
+              <w:noProof/>
+              <w:sz w:val="22"/>
+              <w:szCs w:val="24"/>
+              <w14:ligatures w14:val="standardContextual"/>
+            </w:rPr>
+          </w:pPr>
+          <w:hyperlink w:anchor="_Toc219056368" w:history="1">
+            <w:r>
+              <w:rPr>
+                <w:rStyle w:val="af3"/>
+                <w:rFonts w:hint="eastAsia"/>
+                <w:noProof/>
+              </w:rPr>
+              <w:t>01.11课时9——作用域</w:t>
+            </w:r>
+            <w:r>
+              <w:rPr>
+                <w:rFonts w:hint="eastAsia"/>
+                <w:noProof/>
+                <w:webHidden/>
+              </w:rPr>
+              <w:tab/>
+            </w:r>
+            <w:r>
+              <w:rPr>
+                <w:rFonts w:hint="eastAsia"/>
+                <w:noProof/>
+                <w:webHidden/>
+              </w:rPr>
+              <w:fldChar w:fldCharType="begin"/>
+            </w:r>
+            <w:r>
+              <w:rPr>
+                <w:rFonts w:hint="eastAsia"/>
+                <w:noProof/>
+                <w:webHidden/>
+              </w:rPr>
+              <w:instrText xml:space="preserve"> </w:instrText>
+            </w:r>
+            <w:r>
+              <w:rPr>
+                <w:noProof/>
+                <w:webHidden/>
+              </w:rPr>
+              <w:instrText>PAGEREF _Toc219056368 \h</w:instrText>
             </w:r>
             <w:r>
               <w:rPr>
@@ -1485,26 +1592,12 @@
           <w:rFonts w:hint="eastAsia"/>
         </w:rPr>
       </w:pPr>
-      <w:bookmarkStart w:id="0" w:name="_Toc218888815"/>
-      <w:r>
-        <w:rPr>
-          <w:rFonts w:hint="eastAsia"/>
-        </w:rPr>
-        <w:t>12.09课时</w:t>
-      </w:r>
-      <w:proofErr w:type="gramStart"/>
-      <w:r>
-        <w:rPr>
-          <w:rFonts w:hint="eastAsia"/>
-        </w:rPr>
-        <w:t>一</w:t>
-      </w:r>
-      <w:proofErr w:type="gramEnd"/>
-      <w:r>
-        <w:rPr>
-          <w:rFonts w:hint="eastAsia"/>
-        </w:rPr>
-        <w:t>——简历修改</w:t>
+      <w:bookmarkStart w:id="0" w:name="_Toc219056360"/>
+      <w:r>
+        <w:rPr>
+          <w:rFonts w:hint="eastAsia"/>
+        </w:rPr>
+        <w:t>12.09课时一——简历修改</w:t>
       </w:r>
       <w:bookmarkEnd w:id="0"/>
     </w:p>
@@ -1743,6 +1836,7 @@
         <w:rPr>
           <w:rFonts w:hint="eastAsia"/>
         </w:rPr>
+        <w:lastRenderedPageBreak/>
         <w:t>S：目的：保证用户对硬件钱包固件升级</w:t>
       </w:r>
     </w:p>
@@ -1758,21 +1852,7 @@
         <w:rPr>
           <w:rFonts w:hint="eastAsia"/>
         </w:rPr>
-        <w:t>T：从零到</w:t>
-      </w:r>
-      <w:proofErr w:type="gramStart"/>
-      <w:r>
-        <w:rPr>
-          <w:rFonts w:hint="eastAsia"/>
-        </w:rPr>
-        <w:t>一</w:t>
-      </w:r>
-      <w:proofErr w:type="gramEnd"/>
-      <w:r>
-        <w:rPr>
-          <w:rFonts w:hint="eastAsia"/>
-        </w:rPr>
-        <w:t>实现系统烧录工具，能够可靠识别设备（），烧录能力，完整性保障</w:t>
+        <w:t>T：从零到一实现系统烧录工具，能够可靠识别设备（），烧录能力，完整性保障</w:t>
       </w:r>
     </w:p>
     <w:p>
@@ -1787,7 +1867,6 @@
         <w:rPr>
           <w:rFonts w:hint="eastAsia"/>
         </w:rPr>
-        <w:lastRenderedPageBreak/>
         <w:t>A：</w:t>
       </w:r>
     </w:p>
@@ -1804,14 +1883,7 @@
         <w:rPr>
           <w:rFonts w:hint="eastAsia"/>
         </w:rPr>
-        <w:t>专业的烧录能力：</w:t>
-      </w:r>
-      <w:proofErr w:type="gramStart"/>
-      <w:r>
-        <w:rPr>
-          <w:rFonts w:hint="eastAsia"/>
-        </w:rPr>
-        <w:t>集成</w:t>
+        <w:t>专业的烧录能力：集成</w:t>
       </w:r>
       <w:r>
         <w:rPr>
@@ -1819,88 +1891,61 @@
           <w:color w:val="000000"/>
           <w:sz w:val="22"/>
         </w:rPr>
-        <w:t>集成</w:t>
-      </w:r>
-      <w:proofErr w:type="gramEnd"/>
+        <w:t>集成etcher-image-write实现专业级镜像烧录功能</w:t>
+      </w:r>
+      <w:r>
+        <w:rPr>
+          <w:rFonts w:ascii="微软雅黑" w:eastAsia="微软雅黑" w:hAnsi="微软雅黑" w:hint="eastAsia"/>
+          <w:color w:val="000000"/>
+          <w:sz w:val="22"/>
+        </w:rPr>
+        <w:t>的稳定和可控</w:t>
+      </w:r>
+    </w:p>
+    <w:p>
+      <w:pPr>
+        <w:spacing w:before="260" w:line="220" w:lineRule="exact"/>
+        <w:ind w:leftChars="400" w:left="840"/>
+        <w:jc w:val="left"/>
+        <w:rPr>
+          <w:rFonts w:ascii="微软雅黑" w:eastAsia="微软雅黑" w:hAnsi="微软雅黑" w:hint="eastAsia"/>
+          <w:color w:val="000000"/>
+          <w:sz w:val="22"/>
+        </w:rPr>
+      </w:pPr>
       <w:r>
         <w:rPr>
           <w:rFonts w:ascii="微软雅黑" w:eastAsia="微软雅黑" w:hAnsi="微软雅黑"/>
           <w:color w:val="000000"/>
           <w:sz w:val="22"/>
         </w:rPr>
-        <w:t>etcher-image-write实现专业级镜像烧</w:t>
-      </w:r>
-      <w:proofErr w:type="gramStart"/>
-      <w:r>
-        <w:rPr>
-          <w:rFonts w:ascii="微软雅黑" w:eastAsia="微软雅黑" w:hAnsi="微软雅黑"/>
-          <w:color w:val="000000"/>
-          <w:sz w:val="22"/>
-        </w:rPr>
-        <w:t>录功能</w:t>
-      </w:r>
-      <w:proofErr w:type="gramEnd"/>
-      <w:r>
+        <w:t>使用drivelist库实现跨平台驱动器枚举和管理</w:t>
+      </w:r>
+    </w:p>
+    <w:p>
+      <w:pPr>
+        <w:spacing w:before="260" w:line="220" w:lineRule="exact"/>
+        <w:ind w:leftChars="400" w:left="840"/>
+        <w:jc w:val="left"/>
         <w:rPr>
           <w:rFonts w:ascii="微软雅黑" w:eastAsia="微软雅黑" w:hAnsi="微软雅黑" w:hint="eastAsia"/>
           <w:color w:val="000000"/>
           <w:sz w:val="22"/>
         </w:rPr>
-        <w:t>的稳定和可控</w:t>
-      </w:r>
-    </w:p>
-    <w:p>
-      <w:pPr>
-        <w:spacing w:before="260" w:line="220" w:lineRule="exact"/>
-        <w:ind w:leftChars="400" w:left="840"/>
-        <w:jc w:val="left"/>
+      </w:pPr>
+      <w:r>
         <w:rPr>
           <w:rFonts w:ascii="微软雅黑" w:eastAsia="微软雅黑" w:hAnsi="微软雅黑" w:hint="eastAsia"/>
           <w:color w:val="000000"/>
           <w:sz w:val="22"/>
         </w:rPr>
-      </w:pPr>
-      <w:r>
-        <w:rPr>
-          <w:rFonts w:ascii="微软雅黑" w:eastAsia="微软雅黑" w:hAnsi="微软雅黑"/>
-          <w:color w:val="000000"/>
-          <w:sz w:val="22"/>
-        </w:rPr>
-        <w:t>使用</w:t>
-      </w:r>
-      <w:proofErr w:type="spellStart"/>
-      <w:r>
-        <w:rPr>
-          <w:rFonts w:ascii="微软雅黑" w:eastAsia="微软雅黑" w:hAnsi="微软雅黑"/>
-          <w:color w:val="000000"/>
-          <w:sz w:val="22"/>
-        </w:rPr>
-        <w:t>drivelist</w:t>
-      </w:r>
-      <w:proofErr w:type="spellEnd"/>
-      <w:proofErr w:type="gramStart"/>
-      <w:r>
-        <w:rPr>
-          <w:rFonts w:ascii="微软雅黑" w:eastAsia="微软雅黑" w:hAnsi="微软雅黑"/>
-          <w:color w:val="000000"/>
-          <w:sz w:val="22"/>
-        </w:rPr>
-        <w:t>库实现</w:t>
-      </w:r>
-      <w:proofErr w:type="gramEnd"/>
-      <w:r>
-        <w:rPr>
-          <w:rFonts w:ascii="微软雅黑" w:eastAsia="微软雅黑" w:hAnsi="微软雅黑"/>
-          <w:color w:val="000000"/>
-          <w:sz w:val="22"/>
-        </w:rPr>
-        <w:t>跨平台驱动器枚举和管理</w:t>
+        <w:t>安全下载，进度可视化：开发固件下载模板，结合ipc进程通信进行完整新校验，降低与实际不一致的风险</w:t>
       </w:r>
     </w:p>
     <w:p>
       <w:pPr>
         <w:spacing w:before="260" w:line="220" w:lineRule="exact"/>
-        <w:ind w:leftChars="400" w:left="840"/>
+        <w:ind w:firstLine="420"/>
         <w:jc w:val="left"/>
         <w:rPr>
           <w:rFonts w:ascii="微软雅黑" w:eastAsia="微软雅黑" w:hAnsi="微软雅黑" w:hint="eastAsia"/>
@@ -1914,44 +1959,6 @@
           <w:color w:val="000000"/>
           <w:sz w:val="22"/>
         </w:rPr>
-        <w:t>安全下载，进度可视化：开发固件下载模板，结合</w:t>
-      </w:r>
-      <w:proofErr w:type="spellStart"/>
-      <w:r>
-        <w:rPr>
-          <w:rFonts w:ascii="微软雅黑" w:eastAsia="微软雅黑" w:hAnsi="微软雅黑" w:hint="eastAsia"/>
-          <w:color w:val="000000"/>
-          <w:sz w:val="22"/>
-        </w:rPr>
-        <w:t>ipc</w:t>
-      </w:r>
-      <w:proofErr w:type="spellEnd"/>
-      <w:r>
-        <w:rPr>
-          <w:rFonts w:ascii="微软雅黑" w:eastAsia="微软雅黑" w:hAnsi="微软雅黑" w:hint="eastAsia"/>
-          <w:color w:val="000000"/>
-          <w:sz w:val="22"/>
-        </w:rPr>
-        <w:t>进程通信进行完整新校验，降低与实际不一致的风险</w:t>
-      </w:r>
-    </w:p>
-    <w:p>
-      <w:pPr>
-        <w:spacing w:before="260" w:line="220" w:lineRule="exact"/>
-        <w:ind w:firstLine="420"/>
-        <w:jc w:val="left"/>
-        <w:rPr>
-          <w:rFonts w:ascii="微软雅黑" w:eastAsia="微软雅黑" w:hAnsi="微软雅黑" w:hint="eastAsia"/>
-          <w:color w:val="000000"/>
-          <w:sz w:val="22"/>
-        </w:rPr>
-      </w:pPr>
-      <w:r>
-        <w:rPr>
-          <w:rFonts w:ascii="微软雅黑" w:eastAsia="微软雅黑" w:hAnsi="微软雅黑" w:hint="eastAsia"/>
-          <w:color w:val="000000"/>
-          <w:sz w:val="22"/>
-        </w:rPr>
         <w:t>R：涵盖核心烧录功能，</w:t>
       </w:r>
     </w:p>
@@ -1981,19 +1988,11 @@
           <w:rFonts w:hint="eastAsia"/>
         </w:rPr>
       </w:pPr>
-      <w:proofErr w:type="spellStart"/>
-      <w:r>
-        <w:rPr>
-          <w:rFonts w:hint="eastAsia"/>
-        </w:rPr>
-        <w:t>Ipc</w:t>
-      </w:r>
-      <w:proofErr w:type="spellEnd"/>
-      <w:r>
-        <w:rPr>
-          <w:rFonts w:hint="eastAsia"/>
-        </w:rPr>
-        <w:t>通信保证进度可信不阻塞UI：利用electron+vue3，进行解耦，</w:t>
+      <w:r>
+        <w:rPr>
+          <w:rFonts w:hint="eastAsia"/>
+        </w:rPr>
+        <w:t>Ipc通信保证进度可信不阻塞UI：利用electron+vue3，进行解耦，</w:t>
       </w:r>
     </w:p>
     <w:p>
@@ -2025,28 +2024,12 @@
           <w:rFonts w:hint="eastAsia"/>
         </w:rPr>
       </w:pPr>
-      <w:proofErr w:type="gramStart"/>
-      <w:r>
-        <w:rPr>
-          <w:rFonts w:hint="eastAsia"/>
-        </w:rPr>
-        <w:t>烧录传列入</w:t>
-      </w:r>
-      <w:proofErr w:type="gramEnd"/>
-      <w:r>
-        <w:rPr>
-          <w:rFonts w:hint="eastAsia"/>
-        </w:rPr>
-        <w:t>抽象</w:t>
-      </w:r>
-      <w:proofErr w:type="gramStart"/>
-      <w:r>
-        <w:rPr>
-          <w:rFonts w:hint="eastAsia"/>
-        </w:rPr>
-        <w:t>成状态积</w:t>
-      </w:r>
-      <w:proofErr w:type="gramEnd"/>
+      <w:r>
+        <w:rPr>
+          <w:rFonts w:hint="eastAsia"/>
+        </w:rPr>
+        <w:t>烧录传列入抽象成状态积</w:t>
+      </w:r>
     </w:p>
     <w:p>
       <w:pPr>
@@ -2059,19 +2042,11 @@
           <w:rFonts w:hint="eastAsia"/>
         </w:rPr>
       </w:pPr>
-      <w:proofErr w:type="spellStart"/>
-      <w:r>
-        <w:rPr>
-          <w:rFonts w:hint="eastAsia"/>
-        </w:rPr>
-        <w:t>Ipc</w:t>
-      </w:r>
-      <w:proofErr w:type="spellEnd"/>
-      <w:r>
-        <w:rPr>
-          <w:rFonts w:hint="eastAsia"/>
-        </w:rPr>
-        <w:t>消息包含：downloading，validate, writing，checking，error，done</w:t>
+      <w:r>
+        <w:rPr>
+          <w:rFonts w:hint="eastAsia"/>
+        </w:rPr>
+        <w:t>Ipc消息包含：downloading，validate, writing，checking，error，done</w:t>
       </w:r>
     </w:p>
     <w:p>
@@ -2123,21 +2098,7 @@
         <w:rPr>
           <w:rFonts w:hint="eastAsia"/>
         </w:rPr>
-        <w:t>飞书内</w:t>
-      </w:r>
-      <w:proofErr w:type="gramStart"/>
-      <w:r>
-        <w:rPr>
-          <w:rFonts w:hint="eastAsia"/>
-        </w:rPr>
-        <w:t>嵌</w:t>
-      </w:r>
-      <w:proofErr w:type="gramEnd"/>
-      <w:r>
-        <w:rPr>
-          <w:rFonts w:hint="eastAsia"/>
-        </w:rPr>
-        <w:t>周报系统</w:t>
+        <w:t>飞书内嵌周报系统</w:t>
       </w:r>
     </w:p>
     <w:p>
@@ -2191,55 +2152,27 @@
         <w:rPr>
           <w:rFonts w:hint="eastAsia"/>
         </w:rPr>
-        <w:t>折叠的数据加载模式，</w:t>
-      </w:r>
-      <w:proofErr w:type="spellStart"/>
-      <w:r>
-        <w:rPr>
-          <w:rFonts w:hint="eastAsia"/>
-        </w:rPr>
-        <w:t>tiptap</w:t>
-      </w:r>
-      <w:proofErr w:type="spellEnd"/>
-      <w:r>
-        <w:rPr>
-          <w:rFonts w:hint="eastAsia"/>
-        </w:rPr>
-        <w:t>库</w:t>
-      </w:r>
-    </w:p>
-    <w:p>
-      <w:pPr>
-        <w:rPr>
-          <w:rFonts w:hint="eastAsia"/>
-        </w:rPr>
-      </w:pPr>
-    </w:p>
-    <w:p>
-      <w:pPr>
-        <w:rPr>
-          <w:rFonts w:hint="eastAsia"/>
-        </w:rPr>
-      </w:pPr>
-      <w:r>
-        <w:rPr>
-          <w:rFonts w:hint="eastAsia"/>
-        </w:rPr>
-        <w:t>R：交付了一个周报的web和</w:t>
-      </w:r>
-      <w:proofErr w:type="gramStart"/>
-      <w:r>
-        <w:rPr>
-          <w:rFonts w:hint="eastAsia"/>
-        </w:rPr>
-        <w:t>飞书双场景</w:t>
-      </w:r>
-      <w:proofErr w:type="gramEnd"/>
-      <w:r>
-        <w:rPr>
-          <w:rFonts w:hint="eastAsia"/>
-        </w:rPr>
-        <w:t>的应用，提高内部人员组织协调能力，实时查看项目</w:t>
+        <w:t>折叠的数据加载模式，tiptap库</w:t>
+      </w:r>
+    </w:p>
+    <w:p>
+      <w:pPr>
+        <w:rPr>
+          <w:rFonts w:hint="eastAsia"/>
+        </w:rPr>
+      </w:pPr>
+    </w:p>
+    <w:p>
+      <w:pPr>
+        <w:rPr>
+          <w:rFonts w:hint="eastAsia"/>
+        </w:rPr>
+      </w:pPr>
+      <w:r>
+        <w:rPr>
+          <w:rFonts w:hint="eastAsia"/>
+        </w:rPr>
+        <w:t>R：交付了一个周报的web和飞书双场景的应用，提高内部人员组织协调能力，实时查看项目</w:t>
       </w:r>
     </w:p>
     <w:p>
@@ -2270,8 +2203,8 @@
           <w:rFonts w:hint="eastAsia"/>
         </w:rPr>
       </w:pPr>
-      <w:bookmarkStart w:id="1" w:name="OLE_LINK1"/>
-      <w:bookmarkStart w:id="2" w:name="_Toc218888816"/>
+      <w:bookmarkStart w:id="1" w:name="_Toc219056361"/>
+      <w:bookmarkStart w:id="2" w:name="OLE_LINK1"/>
       <w:r>
         <w:rPr>
           <w:rFonts w:hint="eastAsia"/>
@@ -2284,9 +2217,9 @@
         </w:rPr>
         <w:t>——简历修改</w:t>
       </w:r>
-      <w:bookmarkEnd w:id="2"/>
-    </w:p>
-    <w:bookmarkEnd w:id="1"/>
+      <w:bookmarkEnd w:id="1"/>
+    </w:p>
+    <w:bookmarkEnd w:id="2"/>
     <w:p>
       <w:pPr>
         <w:rPr>
@@ -2500,21 +2433,7 @@
         <w:rPr>
           <w:rFonts w:hint="eastAsia"/>
         </w:rPr>
-        <w:t>（</w:t>
-      </w:r>
-      <w:proofErr w:type="spellStart"/>
-      <w:r>
-        <w:rPr>
-          <w:rFonts w:hint="eastAsia"/>
-        </w:rPr>
-        <w:t>Github</w:t>
-      </w:r>
-      <w:proofErr w:type="spellEnd"/>
-      <w:r>
-        <w:rPr>
-          <w:rFonts w:hint="eastAsia"/>
-        </w:rPr>
-        <w:t>首页：readme介绍、commit绿点、头像、stars</w:t>
+        <w:t>（Github首页：readme介绍、commit绿点、头像、stars</w:t>
       </w:r>
     </w:p>
     <w:p>
@@ -2573,21 +2492,7 @@
         <w:rPr>
           <w:rFonts w:hint="eastAsia"/>
         </w:rPr>
-        <w:t>工作经历上方</w:t>
-      </w:r>
-      <w:proofErr w:type="gramStart"/>
-      <w:r>
-        <w:rPr>
-          <w:rFonts w:hint="eastAsia"/>
-        </w:rPr>
-        <w:t>写核心</w:t>
-      </w:r>
-      <w:proofErr w:type="gramEnd"/>
-      <w:r>
-        <w:rPr>
-          <w:rFonts w:hint="eastAsia"/>
-        </w:rPr>
-        <w:t>优势：</w:t>
+        <w:t>工作经历上方写核心优势：</w:t>
       </w:r>
     </w:p>
     <w:p>
@@ -2623,49 +2528,7 @@
         <w:rPr>
           <w:rFonts w:hint="eastAsia"/>
         </w:rPr>
-        <w:t>有利于在</w:t>
-      </w:r>
-      <w:proofErr w:type="spellStart"/>
-      <w:r>
-        <w:rPr>
-          <w:rFonts w:hint="eastAsia"/>
-        </w:rPr>
-        <w:t>toB</w:t>
-      </w:r>
-      <w:proofErr w:type="spellEnd"/>
-      <w:r>
-        <w:rPr>
-          <w:rFonts w:hint="eastAsia"/>
-        </w:rPr>
-        <w:t>的平台类岗位快速落地技术方案，企业</w:t>
-      </w:r>
-      <w:proofErr w:type="gramStart"/>
-      <w:r>
-        <w:rPr>
-          <w:rFonts w:hint="eastAsia"/>
-        </w:rPr>
-        <w:t>级内部</w:t>
-      </w:r>
-      <w:proofErr w:type="gramEnd"/>
-      <w:r>
-        <w:rPr>
-          <w:rFonts w:hint="eastAsia"/>
-        </w:rPr>
-        <w:t>工具从0到1落地能力，独立完成飞书内</w:t>
-      </w:r>
-      <w:proofErr w:type="gramStart"/>
-      <w:r>
-        <w:rPr>
-          <w:rFonts w:hint="eastAsia"/>
-        </w:rPr>
-        <w:t>嵌</w:t>
-      </w:r>
-      <w:proofErr w:type="gramEnd"/>
-      <w:r>
-        <w:rPr>
-          <w:rFonts w:hint="eastAsia"/>
-        </w:rPr>
-        <w:t>周报系统，从需求的梳理到技术选型到上线，真正把系统作为团队的协作工具。</w:t>
+        <w:t>有利于在toB的平台类岗位快速落地技术方案，企业级内部工具从0到1落地能力，独立完成飞书内嵌周报系统，从需求的梳理到技术选型到上线，真正把系统作为团队的协作工具。</w:t>
       </w:r>
     </w:p>
     <w:p>
@@ -2683,30 +2546,8 @@
         <w:rPr>
           <w:rFonts w:hint="eastAsia"/>
         </w:rPr>
-        <w:t>跨平台桌面的系统能力，独立设计硬件钱包固件烧录工具，覆盖Windows、Linux、</w:t>
-      </w:r>
-      <w:proofErr w:type="spellStart"/>
-      <w:r>
-        <w:rPr>
-          <w:rFonts w:hint="eastAsia"/>
-        </w:rPr>
-        <w:t>macos</w:t>
-      </w:r>
-      <w:proofErr w:type="spellEnd"/>
-      <w:r>
-        <w:rPr>
-          <w:rFonts w:hint="eastAsia"/>
-        </w:rPr>
-        <w:t xml:space="preserve">三端，对底层 </w:t>
-      </w:r>
-      <w:proofErr w:type="gramStart"/>
-      <w:r>
-        <w:rPr>
-          <w:rFonts w:hint="eastAsia"/>
-        </w:rPr>
-        <w:t>和</w:t>
-      </w:r>
-      <w:proofErr w:type="gramEnd"/>
+        <w:t>跨平台桌面的系统能力，独立设计硬件钱包固件烧录工具，覆盖Windows、Linux、macos三端，对底层 和</w:t>
+      </w:r>
     </w:p>
     <w:p>
       <w:pPr>
@@ -2723,21 +2564,7 @@
         <w:rPr>
           <w:rFonts w:hint="eastAsia"/>
         </w:rPr>
-        <w:t>自动化与AI工具链的实践，有基于</w:t>
-      </w:r>
-      <w:proofErr w:type="spellStart"/>
-      <w:r>
-        <w:rPr>
-          <w:rFonts w:hint="eastAsia"/>
-        </w:rPr>
-        <w:t>Langchain</w:t>
-      </w:r>
-      <w:proofErr w:type="spellEnd"/>
-      <w:r>
-        <w:rPr>
-          <w:rFonts w:hint="eastAsia"/>
-        </w:rPr>
-        <w:t>的企业知识库的，编写自动化脚本，降低人工错误率，对接多家交易所API，实现监控预警和自动交易</w:t>
+        <w:t>自动化与AI工具链的实践，有基于Langchain的企业知识库的，编写自动化脚本，降低人工错误率，对接多家交易所API，实现监控预警和自动交易</w:t>
       </w:r>
     </w:p>
     <w:p>
@@ -2910,28 +2737,24 @@
           <w:rFonts w:hint="eastAsia"/>
         </w:rPr>
       </w:pPr>
-      <w:proofErr w:type="spellStart"/>
       <w:r>
         <w:rPr>
           <w:rFonts w:hint="eastAsia"/>
         </w:rPr>
         <w:t>AntD</w:t>
       </w:r>
-      <w:proofErr w:type="spellEnd"/>
       <w:r>
         <w:rPr>
           <w:rFonts w:hint="eastAsia"/>
         </w:rPr>
         <w:t>、</w:t>
       </w:r>
-      <w:proofErr w:type="spellStart"/>
       <w:r>
         <w:rPr>
           <w:rFonts w:hint="eastAsia"/>
         </w:rPr>
         <w:t>ECharts</w:t>
       </w:r>
-      <w:proofErr w:type="spellEnd"/>
       <w:r>
         <w:rPr>
           <w:rFonts w:hint="eastAsia"/>
@@ -2985,28 +2808,24 @@
         </w:rPr>
         <w:t xml:space="preserve">git, </w:t>
       </w:r>
-      <w:proofErr w:type="spellStart"/>
       <w:r>
         <w:rPr>
           <w:rFonts w:hint="eastAsia"/>
         </w:rPr>
         <w:t>vite</w:t>
       </w:r>
-      <w:proofErr w:type="spellEnd"/>
       <w:r>
         <w:rPr>
           <w:rFonts w:hint="eastAsia"/>
         </w:rPr>
         <w:t xml:space="preserve">, </w:t>
       </w:r>
-      <w:proofErr w:type="spellStart"/>
       <w:r>
         <w:rPr>
           <w:rFonts w:hint="eastAsia"/>
         </w:rPr>
         <w:t>ESLint</w:t>
       </w:r>
-      <w:proofErr w:type="spellEnd"/>
       <w:r>
         <w:rPr>
           <w:rFonts w:hint="eastAsia"/>
@@ -3103,21 +2922,7 @@
         <w:rPr>
           <w:rFonts w:hint="eastAsia"/>
         </w:rPr>
-        <w:t>项目再加一个技术</w:t>
-      </w:r>
-      <w:proofErr w:type="gramStart"/>
-      <w:r>
-        <w:rPr>
-          <w:rFonts w:hint="eastAsia"/>
-        </w:rPr>
-        <w:t>栈</w:t>
-      </w:r>
-      <w:proofErr w:type="gramEnd"/>
-      <w:r>
-        <w:rPr>
-          <w:rFonts w:hint="eastAsia"/>
-        </w:rPr>
-        <w:t>，只写技术名词，</w:t>
+        <w:t>项目再加一个技术栈，只写技术名词，</w:t>
       </w:r>
     </w:p>
     <w:p>
@@ -3188,7 +2993,7 @@
           <w:rFonts w:hint="eastAsia"/>
         </w:rPr>
       </w:pPr>
-      <w:bookmarkStart w:id="3" w:name="_Toc218888817"/>
+      <w:bookmarkStart w:id="3" w:name="_Toc219056362"/>
       <w:r>
         <w:rPr>
           <w:rFonts w:hint="eastAsia"/>
@@ -3240,35 +3045,13 @@
         </w:rPr>
       </w:pPr>
       <w:r>
-        <w:t>我是</w:t>
-      </w:r>
-      <w:proofErr w:type="gramStart"/>
-      <w:r>
-        <w:t>杨佳琳</w:t>
-      </w:r>
-      <w:proofErr w:type="gramEnd"/>
-      <w:r>
-        <w:t>，毕业于上海财经大学数据科学与大数据技术专业</w:t>
-      </w:r>
-      <w:r>
-        <w:rPr>
-          <w:rFonts w:hint="eastAsia"/>
-        </w:rPr>
-        <w:t>，求职岗位是</w:t>
-      </w:r>
-      <w:proofErr w:type="gramStart"/>
-      <w:r>
-        <w:rPr>
-          <w:rFonts w:hint="eastAsia"/>
-        </w:rPr>
-        <w:t>端开发</w:t>
-      </w:r>
-      <w:proofErr w:type="gramEnd"/>
-      <w:r>
-        <w:rPr>
-          <w:rFonts w:hint="eastAsia"/>
-        </w:rPr>
-        <w:t>工程师</w:t>
+        <w:t>我是杨佳琳，毕业于上海财经大学数据科学与大数据技术专业</w:t>
+      </w:r>
+      <w:r>
+        <w:rPr>
+          <w:rFonts w:hint="eastAsia"/>
+        </w:rPr>
+        <w:t>，求职岗位是端开发工程师</w:t>
       </w:r>
       <w:r>
         <w:t>。</w:t>
@@ -3329,66 +3112,44 @@
         </w:rPr>
       </w:pPr>
       <w:r>
-        <w:t>第一个是飞书内</w:t>
-      </w:r>
-      <w:proofErr w:type="gramStart"/>
-      <w:r>
-        <w:t>嵌</w:t>
-      </w:r>
-      <w:proofErr w:type="gramEnd"/>
-      <w:r>
-        <w:t>周报系统，</w:t>
+        <w:t>第一个是飞书内嵌周报系统，</w:t>
       </w:r>
       <w:r>
         <w:rPr>
           <w:strike/>
         </w:rPr>
-        <w:t>我从零开始负责整个系统的设计、开发和上线。针对海量历史周报数据的展示需求，我封装了高性能的虚拟滚动列表，支持数据筛选和视角切换；为提升编辑体验，基于</w:t>
-      </w:r>
-      <w:proofErr w:type="spellStart"/>
-      <w:r>
-        <w:rPr>
+        <w:t xml:space="preserve">我从零开始负责整个系统的设计、开发和上线。针对海量历史周报数据的展示需求，我封装了高性能的虚拟滚动列表，支持数据筛选和视角切换；为提升编辑体验，基于TipTap深度定制了富文本编辑器；同时通过Redux持久化和多端键盘适配等优化，确保系统稳定运行。该项目已成为团队标准协作工具，显著提升了信息同步效率。 </w:t>
+      </w:r>
+    </w:p>
+    <w:p>
+      <w:pPr>
+        <w:rPr>
+          <w:rFonts w:hint="eastAsia"/>
           <w:strike/>
         </w:rPr>
-        <w:t>TipTap</w:t>
-      </w:r>
-      <w:proofErr w:type="spellEnd"/>
-      <w:r>
-        <w:rPr>
+      </w:pPr>
+    </w:p>
+    <w:p>
+      <w:pPr>
+        <w:rPr>
+          <w:rFonts w:hint="eastAsia"/>
           <w:strike/>
         </w:rPr>
-        <w:t xml:space="preserve">深度定制了富文本编辑器；同时通过Redux持久化和多端键盘适配等优化，确保系统稳定运行。该项目已成为团队标准协作工具，显著提升了信息同步效率。 </w:t>
-      </w:r>
-    </w:p>
-    <w:p>
-      <w:pPr>
-        <w:rPr>
-          <w:rFonts w:hint="eastAsia"/>
+      </w:pPr>
+      <w:r>
+        <w:t>第二个项目是硬件钱包固件烧录工具，</w:t>
+      </w:r>
+      <w:r>
+        <w:rPr>
           <w:strike/>
         </w:rPr>
-      </w:pPr>
-    </w:p>
-    <w:p>
-      <w:pPr>
+        <w:t>我独立开发了跨Windows、Linux、macOS三端的Electron桌面应用。重点解决了系统级权限提升与烧录引擎集成问题，在Windows平台集成专业烧录库，在macOS/Linux系统使用原生dd命令；通过精细的进程通信和校验机制，确保烧录过程的可靠性</w:t>
+      </w:r>
+      <w:r>
         <w:rPr>
           <w:rFonts w:hint="eastAsia"/>
           <w:strike/>
         </w:rPr>
-      </w:pPr>
-      <w:r>
-        <w:t>第二个项目是硬件钱包固件烧录工具，</w:t>
-      </w:r>
-      <w:r>
-        <w:rPr>
-          <w:strike/>
-        </w:rPr>
-        <w:t>我独立开发了跨Windows、Linux、macOS三端的Electron桌面应用。重点解决了系统级权限提升与烧录引擎集成问题，在Windows平台集成专业烧录库，在macOS/Linux系统使用原生dd命令；通过精细的进程通信和校验机制，确保烧录过程的可靠性</w:t>
-      </w:r>
-      <w:r>
-        <w:rPr>
-          <w:rFonts w:hint="eastAsia"/>
-          <w:strike/>
-        </w:rPr>
         <w:t>。</w:t>
       </w:r>
     </w:p>
@@ -3413,15 +3174,7 @@
         </w:rPr>
       </w:pPr>
       <w:r>
-        <w:t>此外，我的数据科学背景和AI工程实践经历，使我在技术方案设计时能更好地结合业务需求。曾基于</w:t>
-      </w:r>
-      <w:proofErr w:type="spellStart"/>
-      <w:r>
-        <w:t>LangChain</w:t>
-      </w:r>
-      <w:proofErr w:type="spellEnd"/>
-      <w:r>
-        <w:t xml:space="preserve">开发RAG知识库系统，并编写自动化脚本优化业务流程，这种复合背景让我不仅能完成前端开发，更能从系统层面思考技术实现，真正赋能业务发展。 </w:t>
+        <w:t xml:space="preserve">此外，我的数据科学背景和AI工程实践经历，使我在技术方案设计时能更好地结合业务需求。曾基于LangChain开发RAG知识库系统，并编写自动化脚本优化业务流程，这种复合背景让我不仅能完成前端开发，更能从系统层面思考技术实现，真正赋能业务发展。 </w:t>
       </w:r>
     </w:p>
     <w:p>
@@ -3675,21 +3428,7 @@
         <w:rPr>
           <w:rFonts w:hint="eastAsia"/>
         </w:rPr>
-        <w:t>自</w:t>
-      </w:r>
-      <w:proofErr w:type="gramStart"/>
-      <w:r>
-        <w:rPr>
-          <w:rFonts w:hint="eastAsia"/>
-        </w:rPr>
-        <w:t>研</w:t>
-      </w:r>
-      <w:proofErr w:type="gramEnd"/>
-      <w:r>
-        <w:rPr>
-          <w:rFonts w:hint="eastAsia"/>
-        </w:rPr>
-        <w:t>一个高性能虚拟列表滚动双向加载：支持双向滚动加载、折叠、跳转</w:t>
+        <w:t>自研一个高性能虚拟列表滚动双向加载：支持双向滚动加载、折叠、跳转</w:t>
       </w:r>
     </w:p>
     <w:p>
@@ -3761,21 +3500,12 @@
         </w:rPr>
         <w:t>支持跳转折叠，</w:t>
       </w:r>
-      <w:proofErr w:type="gramStart"/>
       <w:r>
         <w:rPr>
           <w:rFonts w:hint="eastAsia"/>
           <w:strike/>
         </w:rPr>
-        <w:t>滚动锚点</w:t>
-      </w:r>
-      <w:proofErr w:type="gramEnd"/>
-      <w:r>
-        <w:rPr>
-          <w:rFonts w:hint="eastAsia"/>
-          <w:strike/>
-        </w:rPr>
-        <w:t>anchor与高度缓存，</w:t>
+        <w:t>滚动锚点anchor与高度缓存，</w:t>
       </w:r>
     </w:p>
     <w:p>
@@ -3790,21 +3520,7 @@
         <w:rPr>
           <w:rFonts w:hint="eastAsia"/>
         </w:rPr>
-        <w:t>双向加载：</w:t>
-      </w:r>
-      <w:proofErr w:type="gramStart"/>
-      <w:r>
-        <w:rPr>
-          <w:rFonts w:hint="eastAsia"/>
-        </w:rPr>
-        <w:t>懒</w:t>
-      </w:r>
-      <w:proofErr w:type="gramEnd"/>
-      <w:r>
-        <w:rPr>
-          <w:rFonts w:hint="eastAsia"/>
-        </w:rPr>
-        <w:t>加载、滚动位置修正，数据插入</w:t>
+        <w:t>双向加载：懒加载、滚动位置修正，数据插入</w:t>
       </w:r>
     </w:p>
     <w:p>
@@ -3926,16 +3642,8 @@
         <w:rPr>
           <w:rFonts w:hint="eastAsia"/>
         </w:rPr>
-        <w:t>分段存储，划分成逻辑上的数据块，（例如两三周一</w:t>
-      </w:r>
-      <w:proofErr w:type="gramStart"/>
-      <w:r>
-        <w:rPr>
-          <w:rFonts w:hint="eastAsia"/>
-        </w:rPr>
-        <w:t>个</w:t>
-      </w:r>
-      <w:proofErr w:type="gramEnd"/>
+        <w:t>分段存储，划分成逻辑上的数据块，（例如两三周一个</w:t>
+      </w:r>
       <w:r>
         <w:rPr>
           <w:rFonts w:hint="eastAsia"/>
@@ -3972,21 +3680,7 @@
         <w:rPr>
           <w:rFonts w:hint="eastAsia"/>
         </w:rPr>
-        <w:t>基于索引、时间戳，先进先出，简单淘汰旧的chunk，让数据</w:t>
-      </w:r>
-      <w:proofErr w:type="gramStart"/>
-      <w:r>
-        <w:rPr>
-          <w:rFonts w:hint="eastAsia"/>
-        </w:rPr>
-        <w:t>量回归</w:t>
-      </w:r>
-      <w:proofErr w:type="gramEnd"/>
-      <w:r>
-        <w:rPr>
-          <w:rFonts w:hint="eastAsia"/>
-        </w:rPr>
-        <w:t>到安全的阈值</w:t>
+        <w:t>基于索引、时间戳，先进先出，简单淘汰旧的chunk，让数据量回归到安全的阈值</w:t>
       </w:r>
     </w:p>
     <w:p>
@@ -4025,21 +3719,7 @@
         <w:rPr>
           <w:rFonts w:hint="eastAsia"/>
         </w:rPr>
-        <w:t>用哈希表和双向链表的结合，进行判定，头部</w:t>
-      </w:r>
-      <w:proofErr w:type="gramStart"/>
-      <w:r>
-        <w:rPr>
-          <w:rFonts w:hint="eastAsia"/>
-        </w:rPr>
-        <w:t>放最近</w:t>
-      </w:r>
-      <w:proofErr w:type="gramEnd"/>
-      <w:r>
-        <w:rPr>
-          <w:rFonts w:hint="eastAsia"/>
-        </w:rPr>
-        <w:t>使用过的，</w:t>
+        <w:t>用哈希表和双向链表的结合，进行判定，头部放最近使用过的，</w:t>
       </w:r>
     </w:p>
     <w:p>
@@ -4168,15 +3848,7 @@
         <w:t>表明身份</w:t>
       </w:r>
       <w:r>
-        <w:t>：阐述工作年限，应届生</w:t>
-      </w:r>
-      <w:proofErr w:type="gramStart"/>
-      <w:r>
-        <w:t>需表明</w:t>
-      </w:r>
-      <w:proofErr w:type="gramEnd"/>
-      <w:r>
-        <w:t>身份。</w:t>
+        <w:t>：阐述工作年限，应届生需表明身份。</w:t>
       </w:r>
     </w:p>
     <w:p>
@@ -4198,15 +3870,7 @@
         <w:t>英文能力</w:t>
       </w:r>
       <w:r>
-        <w:t>：无海外留学经历</w:t>
-      </w:r>
-      <w:proofErr w:type="gramStart"/>
-      <w:r>
-        <w:t>可不讲</w:t>
-      </w:r>
-      <w:proofErr w:type="gramEnd"/>
-      <w:r>
-        <w:t>英文能力。</w:t>
+        <w:t>：无海外留学经历可不讲英文能力。</w:t>
       </w:r>
     </w:p>
     <w:p>
@@ -4294,31 +3958,7 @@
         <w:t>后续衔接</w:t>
       </w:r>
       <w:r>
-        <w:t>：自我介绍后询问面试</w:t>
-      </w:r>
-      <w:proofErr w:type="gramStart"/>
-      <w:r>
-        <w:t>官是否</w:t>
-      </w:r>
-      <w:proofErr w:type="gramEnd"/>
-      <w:r>
-        <w:t>可扩展</w:t>
-      </w:r>
-      <w:proofErr w:type="gramStart"/>
-      <w:r>
-        <w:t>讲项目</w:t>
-      </w:r>
-      <w:proofErr w:type="gramEnd"/>
-      <w:r>
-        <w:t>亮点，依面试</w:t>
-      </w:r>
-      <w:proofErr w:type="gramStart"/>
-      <w:r>
-        <w:t>官决定</w:t>
-      </w:r>
-      <w:proofErr w:type="gramEnd"/>
-      <w:r>
-        <w:t>行事。</w:t>
+        <w:t>：自我介绍后询问面试官是否可扩展讲项目亮点，依面试官决定行事。</w:t>
       </w:r>
     </w:p>
     <w:p>
@@ -4431,34 +4071,10 @@
           <w:b/>
           <w:bCs/>
         </w:rPr>
-        <w:t>自</w:t>
-      </w:r>
-      <w:proofErr w:type="gramStart"/>
-      <w:r>
-        <w:rPr>
-          <w:b/>
-          <w:bCs/>
-        </w:rPr>
-        <w:t>研</w:t>
-      </w:r>
-      <w:proofErr w:type="gramEnd"/>
-      <w:r>
-        <w:rPr>
-          <w:b/>
-          <w:bCs/>
-        </w:rPr>
-        <w:t>组件</w:t>
-      </w:r>
-      <w:r>
-        <w:t>：自</w:t>
-      </w:r>
-      <w:proofErr w:type="gramStart"/>
-      <w:r>
-        <w:t>研</w:t>
-      </w:r>
-      <w:proofErr w:type="gramEnd"/>
-      <w:r>
-        <w:t>高性能虚拟滚动列表，支持</w:t>
+        <w:t>自研组件</w:t>
+      </w:r>
+      <w:r>
+        <w:t>：自研高性能虚拟滚动列表，支持</w:t>
       </w:r>
       <w:r>
         <w:rPr>
@@ -4534,16 +4150,8 @@
         <w:rPr>
           <w:rFonts w:hint="eastAsia"/>
         </w:rPr>
-        <w:t>从零到</w:t>
-      </w:r>
-      <w:proofErr w:type="gramStart"/>
-      <w:r>
-        <w:rPr>
-          <w:rFonts w:hint="eastAsia"/>
-        </w:rPr>
-        <w:t>一</w:t>
-      </w:r>
-      <w:proofErr w:type="gramEnd"/>
+        <w:t>从零到一</w:t>
+      </w:r>
       <w:r>
         <w:rPr>
           <w:rFonts w:hint="eastAsia"/>
@@ -4590,35 +4198,13 @@
         <w:t>渲染优化</w:t>
       </w:r>
       <w:r>
-        <w:t>：采用视口附近数据</w:t>
-      </w:r>
-      <w:proofErr w:type="gramStart"/>
-      <w:r>
-        <w:t>懒</w:t>
-      </w:r>
-      <w:proofErr w:type="gramEnd"/>
-      <w:r>
-        <w:t>加载方案，</w:t>
-      </w:r>
-      <w:r>
-        <w:rPr>
-          <w:rFonts w:hint="eastAsia"/>
-        </w:rPr>
-        <w:t>只渲染视口上下的内容，</w:t>
-      </w:r>
-      <w:proofErr w:type="gramStart"/>
-      <w:r>
-        <w:rPr>
-          <w:rFonts w:hint="eastAsia"/>
-        </w:rPr>
-        <w:t>其余用</w:t>
-      </w:r>
-      <w:proofErr w:type="gramEnd"/>
-      <w:r>
-        <w:rPr>
-          <w:rFonts w:hint="eastAsia"/>
-        </w:rPr>
-        <w:t>展位高度</w:t>
+        <w:t>：采用视口附近数据懒加载方案，</w:t>
+      </w:r>
+      <w:r>
+        <w:rPr>
+          <w:rFonts w:hint="eastAsia"/>
+        </w:rPr>
+        <w:t>只渲染视口上下的内容，其余用展位高度</w:t>
       </w:r>
       <w:r>
         <w:t>撑开滚动条，保障滚动丝滑。</w:t>
@@ -4636,7 +4222,6 @@
           <w:strike/>
         </w:rPr>
       </w:pPr>
-      <w:proofErr w:type="gramStart"/>
       <w:r>
         <w:rPr>
           <w:b/>
@@ -4645,26 +4230,11 @@
         </w:rPr>
         <w:t>锚点计算</w:t>
       </w:r>
-      <w:proofErr w:type="gramEnd"/>
       <w:r>
         <w:rPr>
           <w:strike/>
         </w:rPr>
-        <w:t>：针对折叠、跳转改变高度场景，</w:t>
-      </w:r>
-      <w:proofErr w:type="gramStart"/>
-      <w:r>
-        <w:rPr>
-          <w:strike/>
-        </w:rPr>
-        <w:t>通过锚点计算</w:t>
-      </w:r>
-      <w:proofErr w:type="gramEnd"/>
-      <w:r>
-        <w:rPr>
-          <w:strike/>
-        </w:rPr>
-        <w:t>避免滚动条位置偏移。</w:t>
+        <w:t>：针对折叠、跳转改变高度场景，通过锚点计算避免滚动条位置偏移。</w:t>
       </w:r>
     </w:p>
     <w:p>
@@ -4686,15 +4256,7 @@
         <w:t>双向加载</w:t>
       </w:r>
       <w:r>
-        <w:t>：双向加载设置触发点获取数据，可按周获取，上</w:t>
-      </w:r>
-      <w:proofErr w:type="gramStart"/>
-      <w:r>
-        <w:t>拉下拉做懒</w:t>
-      </w:r>
-      <w:proofErr w:type="gramEnd"/>
-      <w:r>
-        <w:t>加载及滚动位置修正。</w:t>
+        <w:t>：双向加载设置触发点获取数据，可按周获取，上拉下拉做懒加载及滚动位置修正。</w:t>
       </w:r>
     </w:p>
     <w:p>
@@ -4718,7 +4280,7 @@
           <w:rFonts w:hint="eastAsia"/>
         </w:rPr>
       </w:pPr>
-      <w:bookmarkStart w:id="4" w:name="_Toc218888818"/>
+      <w:bookmarkStart w:id="4" w:name="_Toc219056363"/>
       <w:r>
         <w:rPr>
           <w:rFonts w:hint="eastAsia"/>
@@ -4769,30 +4331,8 @@
         <w:rPr>
           <w:rFonts w:hint="eastAsia"/>
         </w:rPr>
-        <w:t xml:space="preserve">2. </w:t>
-      </w:r>
-      <w:proofErr w:type="spellStart"/>
-      <w:r>
-        <w:rPr>
-          <w:rFonts w:hint="eastAsia"/>
-        </w:rPr>
-        <w:t>vif</w:t>
-      </w:r>
-      <w:proofErr w:type="spellEnd"/>
-      <w:r>
-        <w:rPr>
-          <w:rFonts w:hint="eastAsia"/>
-        </w:rPr>
-        <w:t xml:space="preserve"> </w:t>
-      </w:r>
-      <w:proofErr w:type="spellStart"/>
-      <w:r>
-        <w:rPr>
-          <w:rFonts w:hint="eastAsia"/>
-        </w:rPr>
-        <w:t>vshow</w:t>
-      </w:r>
-      <w:proofErr w:type="spellEnd"/>
+        <w:t>2. vif vshow</w:t>
+      </w:r>
     </w:p>
     <w:p>
       <w:pPr>
@@ -4855,44 +4395,28 @@
         <w:rPr>
           <w:rFonts w:hint="eastAsia"/>
         </w:rPr>
-        <w:t>6. 服务端返回尺寸，</w:t>
-      </w:r>
-      <w:proofErr w:type="spellStart"/>
-      <w:r>
-        <w:rPr>
-          <w:rFonts w:hint="eastAsia"/>
-        </w:rPr>
-        <w:t>api</w:t>
-      </w:r>
-      <w:proofErr w:type="spellEnd"/>
-      <w:r>
-        <w:rPr>
-          <w:rFonts w:hint="eastAsia"/>
-        </w:rPr>
-        <w:t>返回尺寸</w:t>
-      </w:r>
-    </w:p>
-    <w:p>
-      <w:pPr>
-        <w:rPr>
-          <w:rFonts w:hint="eastAsia"/>
-        </w:rPr>
-      </w:pPr>
-    </w:p>
-    <w:p>
-      <w:pPr>
-        <w:rPr>
-          <w:rFonts w:hint="eastAsia"/>
-        </w:rPr>
-      </w:pPr>
-      <w:proofErr w:type="spellStart"/>
+        <w:t>6. 服务端返回尺寸，api返回尺寸</w:t>
+      </w:r>
+    </w:p>
+    <w:p>
+      <w:pPr>
+        <w:rPr>
+          <w:rFonts w:hint="eastAsia"/>
+        </w:rPr>
+      </w:pPr>
+    </w:p>
+    <w:p>
+      <w:pPr>
+        <w:rPr>
+          <w:rFonts w:hint="eastAsia"/>
+        </w:rPr>
+      </w:pPr>
       <w:r>
         <w:rPr>
           <w:rFonts w:hint="eastAsia"/>
         </w:rPr>
         <w:t>Tiptap</w:t>
       </w:r>
-      <w:proofErr w:type="spellEnd"/>
     </w:p>
     <w:p>
       <w:pPr>
@@ -4913,21 +4437,7 @@
         <w:rPr>
           <w:rFonts w:hint="eastAsia"/>
         </w:rPr>
-        <w:t>），</w:t>
-      </w:r>
-      <w:proofErr w:type="gramStart"/>
-      <w:r>
-        <w:rPr>
-          <w:rFonts w:hint="eastAsia"/>
-        </w:rPr>
-        <w:t>写一半</w:t>
-      </w:r>
-      <w:proofErr w:type="gramEnd"/>
-      <w:r>
-        <w:rPr>
-          <w:rFonts w:hint="eastAsia"/>
-        </w:rPr>
-        <w:t>会丢稿等</w:t>
+        <w:t>），写一半会丢稿等</w:t>
       </w:r>
     </w:p>
     <w:p>
@@ -4966,35 +4476,7 @@
         <w:rPr>
           <w:rFonts w:hint="eastAsia"/>
         </w:rPr>
-        <w:t>一、</w:t>
-      </w:r>
-      <w:proofErr w:type="spellStart"/>
-      <w:r>
-        <w:rPr>
-          <w:rFonts w:hint="eastAsia"/>
-        </w:rPr>
-        <w:t>tiptap</w:t>
-      </w:r>
-      <w:proofErr w:type="spellEnd"/>
-      <w:r>
-        <w:rPr>
-          <w:rFonts w:hint="eastAsia"/>
-        </w:rPr>
-        <w:t>二次开发：对</w:t>
-      </w:r>
-      <w:proofErr w:type="spellStart"/>
-      <w:r>
-        <w:rPr>
-          <w:rFonts w:hint="eastAsia"/>
-        </w:rPr>
-        <w:t>tiptap</w:t>
-      </w:r>
-      <w:proofErr w:type="spellEnd"/>
-      <w:r>
-        <w:rPr>
-          <w:rFonts w:hint="eastAsia"/>
-        </w:rPr>
-        <w:t>暴露的API接口进行配置，做了#、@等功能</w:t>
+        <w:t>一、tiptap二次开发：对tiptap暴露的API接口进行配置，做了#、@等功能</w:t>
       </w:r>
     </w:p>
     <w:p>
@@ -5098,35 +4580,7 @@
         <w:rPr>
           <w:rFonts w:hint="eastAsia"/>
         </w:rPr>
-        <w:t>iOS的100vh不等于视口高度，用</w:t>
-      </w:r>
-      <w:proofErr w:type="spellStart"/>
-      <w:r>
-        <w:rPr>
-          <w:rFonts w:hint="eastAsia"/>
-        </w:rPr>
-        <w:t>dvh</w:t>
-      </w:r>
-      <w:proofErr w:type="spellEnd"/>
-      <w:r>
-        <w:rPr>
-          <w:rFonts w:hint="eastAsia"/>
-        </w:rPr>
-        <w:t>解决移动端浏览器</w:t>
-      </w:r>
-      <w:proofErr w:type="spellStart"/>
-      <w:r>
-        <w:rPr>
-          <w:rFonts w:hint="eastAsia"/>
-        </w:rPr>
-        <w:t>ui</w:t>
-      </w:r>
-      <w:proofErr w:type="spellEnd"/>
-      <w:r>
-        <w:rPr>
-          <w:rFonts w:hint="eastAsia"/>
-        </w:rPr>
-        <w:t>动态变化推出的新标准（</w:t>
+        <w:t>iOS的100vh不等于视口高度，用dvh解决移动端浏览器ui动态变化推出的新标准（</w:t>
       </w:r>
       <w:r>
         <w:rPr>
@@ -5212,35 +4666,7 @@
         <w:rPr>
           <w:rFonts w:hint="eastAsia"/>
         </w:rPr>
-        <w:t>节流、防抖函数：防止</w:t>
-      </w:r>
-      <w:proofErr w:type="gramStart"/>
-      <w:r>
-        <w:rPr>
-          <w:rFonts w:hint="eastAsia"/>
-        </w:rPr>
-        <w:t>输入卡顿</w:t>
-      </w:r>
-      <w:proofErr w:type="gramEnd"/>
-      <w:r>
-        <w:rPr>
-          <w:rFonts w:hint="eastAsia"/>
-        </w:rPr>
-        <w:t>、监听防抖，JSON</w:t>
-      </w:r>
-      <w:proofErr w:type="gramStart"/>
-      <w:r>
-        <w:rPr>
-          <w:rFonts w:hint="eastAsia"/>
-        </w:rPr>
-        <w:t>序列化防</w:t>
-      </w:r>
-      <w:proofErr w:type="gramEnd"/>
-      <w:r>
-        <w:rPr>
-          <w:rFonts w:hint="eastAsia"/>
-        </w:rPr>
-        <w:t>抖优化</w:t>
+        <w:t>节流、防抖函数：防止输入卡顿、监听防抖，JSON序列化防抖优化</w:t>
       </w:r>
     </w:p>
     <w:p>
@@ -5334,7 +4760,7 @@
           <w:rFonts w:hint="eastAsia"/>
         </w:rPr>
       </w:pPr>
-      <w:bookmarkStart w:id="5" w:name="_Toc218888819"/>
+      <w:bookmarkStart w:id="5" w:name="_Toc219056364"/>
       <w:r>
         <w:rPr>
           <w:rFonts w:hint="eastAsia"/>
@@ -5379,21 +4805,7 @@
         <w:rPr>
           <w:rFonts w:hint="eastAsia"/>
         </w:rPr>
-        <w:t>T：从零到</w:t>
-      </w:r>
-      <w:proofErr w:type="gramStart"/>
-      <w:r>
-        <w:rPr>
-          <w:rFonts w:hint="eastAsia"/>
-        </w:rPr>
-        <w:t>一</w:t>
-      </w:r>
-      <w:proofErr w:type="gramEnd"/>
-      <w:r>
-        <w:rPr>
-          <w:rFonts w:hint="eastAsia"/>
-        </w:rPr>
-        <w:t>独自负责，具备跨平台可控可观测可校验</w:t>
+        <w:t>T：从零到一独自负责，具备跨平台可控可观测可校验</w:t>
       </w:r>
     </w:p>
     <w:p>
@@ -5494,21 +4906,7 @@
         <w:rPr>
           <w:rFonts w:hint="eastAsia"/>
         </w:rPr>
-        <w:t>双引擎烧录策略 ,windows使用，</w:t>
-      </w:r>
-      <w:proofErr w:type="gramStart"/>
-      <w:r>
-        <w:rPr>
-          <w:rFonts w:hint="eastAsia"/>
-        </w:rPr>
-        <w:t>主进程</w:t>
-      </w:r>
-      <w:proofErr w:type="gramEnd"/>
-      <w:r>
-        <w:rPr>
-          <w:rFonts w:hint="eastAsia"/>
-        </w:rPr>
-        <w:t>抽象，按照不同平台发送，渲染进程复制试图UI与可视化，</w:t>
+        <w:t>双引擎烧录策略 ,windows使用，主进程抽象，按照不同平台发送，渲染进程复制试图UI与可视化，</w:t>
       </w:r>
     </w:p>
     <w:p>
@@ -5526,14 +4924,7 @@
         <w:rPr>
           <w:rFonts w:hint="eastAsia"/>
         </w:rPr>
-        <w:t>权限提升：</w:t>
-      </w:r>
-      <w:proofErr w:type="spellStart"/>
-      <w:r>
-        <w:rPr>
-          <w:rFonts w:hint="eastAsia"/>
-        </w:rPr>
-        <w:t>os</w:t>
+        <w:t>权限提升：os</w:t>
       </w:r>
       <w:r>
         <w:rPr>
@@ -5551,14 +4942,7 @@
         <w:rPr>
           <w:rFonts w:hint="eastAsia"/>
         </w:rPr>
-        <w:t>cript</w:t>
-      </w:r>
-      <w:proofErr w:type="spellEnd"/>
-      <w:r>
-        <w:rPr>
-          <w:rFonts w:hint="eastAsia"/>
-        </w:rPr>
-        <w:t>（line1306）弹出原生密码输入框，来获取管理员权限，增加用户信任感，Windows配置electron-builder打包规则只能以管理员权限打开，</w:t>
+        <w:t>cript（line1306）弹出原生密码输入框，来获取管理员权限，增加用户信任感，Windows配置electron-builder打包规则只能以管理员权限打开，</w:t>
       </w:r>
     </w:p>
     <w:p>
@@ -5593,19 +4977,11 @@
         </w:rPr>
         <w:t>可靠性：</w:t>
       </w:r>
-      <w:proofErr w:type="spellStart"/>
-      <w:r>
-        <w:rPr>
-          <w:rFonts w:hint="eastAsia"/>
-        </w:rPr>
-        <w:t>ipc</w:t>
-      </w:r>
-      <w:proofErr w:type="spellEnd"/>
-      <w:r>
-        <w:rPr>
-          <w:rFonts w:hint="eastAsia"/>
-        </w:rPr>
-        <w:t>双向通信</w:t>
+      <w:r>
+        <w:rPr>
+          <w:rFonts w:hint="eastAsia"/>
+        </w:rPr>
+        <w:t>ipc双向通信</w:t>
       </w:r>
     </w:p>
     <w:p>
@@ -5873,21 +5249,7 @@
         <w:rPr>
           <w:rFonts w:hint="eastAsia"/>
         </w:rPr>
-        <w:t>（从</w:t>
-      </w:r>
-      <w:proofErr w:type="gramStart"/>
-      <w:r>
-        <w:rPr>
-          <w:rFonts w:hint="eastAsia"/>
-        </w:rPr>
-        <w:t>设备读</w:t>
-      </w:r>
-      <w:proofErr w:type="gramEnd"/>
-      <w:r>
-        <w:rPr>
-          <w:rFonts w:hint="eastAsia"/>
-        </w:rPr>
-        <w:t>回的字节数）</w:t>
+        <w:t>（从设备读回的字节数）</w:t>
       </w:r>
       <w:r>
         <w:rPr>
@@ -5936,8 +5298,8 @@
           <w:rFonts w:hint="eastAsia"/>
         </w:rPr>
       </w:pPr>
-      <w:bookmarkStart w:id="6" w:name="OLE_LINK2"/>
-      <w:bookmarkStart w:id="7" w:name="_Toc218888820"/>
+      <w:bookmarkStart w:id="6" w:name="_Toc219056365"/>
+      <w:bookmarkStart w:id="7" w:name="OLE_LINK2"/>
       <w:r>
         <w:rPr>
           <w:rFonts w:hint="eastAsia"/>
@@ -5950,48 +5312,34 @@
         </w:rPr>
         <w:t>——event loop</w:t>
       </w:r>
-      <w:bookmarkEnd w:id="7"/>
-    </w:p>
-    <w:bookmarkEnd w:id="6"/>
-    <w:p>
-      <w:pPr>
-        <w:rPr>
-          <w:rFonts w:hint="eastAsia"/>
-        </w:rPr>
-      </w:pPr>
-    </w:p>
-    <w:p>
-      <w:pPr>
-        <w:rPr>
-          <w:rFonts w:hint="eastAsia"/>
-        </w:rPr>
-      </w:pPr>
-    </w:p>
-    <w:p>
-      <w:pPr>
-        <w:rPr>
-          <w:rFonts w:hint="eastAsia"/>
-        </w:rPr>
-      </w:pPr>
-      <w:r>
-        <w:rPr>
-          <w:rFonts w:hint="eastAsia"/>
-        </w:rPr>
-        <w:t>烧录语句，</w:t>
-      </w:r>
-      <w:proofErr w:type="spellStart"/>
-      <w:r>
-        <w:rPr>
-          <w:rFonts w:hint="eastAsia"/>
-        </w:rPr>
-        <w:t>ipc</w:t>
-      </w:r>
-      <w:proofErr w:type="spellEnd"/>
-      <w:r>
-        <w:rPr>
-          <w:rFonts w:hint="eastAsia"/>
-        </w:rPr>
-        <w:t>通信，crc32</w:t>
+      <w:bookmarkEnd w:id="6"/>
+    </w:p>
+    <w:bookmarkEnd w:id="7"/>
+    <w:p>
+      <w:pPr>
+        <w:rPr>
+          <w:rFonts w:hint="eastAsia"/>
+        </w:rPr>
+      </w:pPr>
+    </w:p>
+    <w:p>
+      <w:pPr>
+        <w:rPr>
+          <w:rFonts w:hint="eastAsia"/>
+        </w:rPr>
+      </w:pPr>
+    </w:p>
+    <w:p>
+      <w:pPr>
+        <w:rPr>
+          <w:rFonts w:hint="eastAsia"/>
+        </w:rPr>
+      </w:pPr>
+      <w:r>
+        <w:rPr>
+          <w:rFonts w:hint="eastAsia"/>
+        </w:rPr>
+        <w:t>烧录语句，ipc通信，crc32</w:t>
       </w:r>
     </w:p>
     <w:p>
@@ -6120,7 +5468,7 @@
           <w:rFonts w:hint="eastAsia"/>
         </w:rPr>
       </w:pPr>
-      <w:bookmarkStart w:id="8" w:name="_Toc218888821"/>
+      <w:bookmarkStart w:id="8" w:name="_Toc219056366"/>
       <w:r>
         <w:rPr>
           <w:rFonts w:hint="eastAsia"/>
@@ -6137,21 +5485,7 @@
         <w:rPr>
           <w:rFonts w:hint="eastAsia"/>
         </w:rPr>
-        <w:t>——var\let\const、</w:t>
-      </w:r>
-      <w:proofErr w:type="spellStart"/>
-      <w:r>
-        <w:rPr>
-          <w:rFonts w:hint="eastAsia"/>
-        </w:rPr>
-        <w:t>js</w:t>
-      </w:r>
-      <w:proofErr w:type="spellEnd"/>
-      <w:r>
-        <w:rPr>
-          <w:rFonts w:hint="eastAsia"/>
-        </w:rPr>
-        <w:t>执行机制</w:t>
+        <w:t>——var\let\const、js执行机制</w:t>
       </w:r>
       <w:bookmarkEnd w:id="8"/>
     </w:p>
@@ -6234,482 +5568,442 @@
         <w:rPr>
           <w:rFonts w:hint="eastAsia"/>
         </w:rPr>
+        <w:t>，node:global</w:t>
+      </w:r>
+      <w:r>
+        <w:rPr>
+          <w:rFonts w:hint="eastAsia"/>
+        </w:rPr>
+        <w:t>，只能有</w:t>
+      </w:r>
+      <w:r>
+        <w:rPr>
+          <w:rFonts w:hint="eastAsia"/>
+        </w:rPr>
+        <w:t>一个引用</w:t>
+      </w:r>
+    </w:p>
+    <w:p>
+      <w:pPr>
+        <w:rPr>
+          <w:rFonts w:hint="eastAsia"/>
+        </w:rPr>
+      </w:pPr>
+      <w:r>
+        <w:rPr>
+          <w:rFonts w:hint="eastAsia"/>
+        </w:rPr>
+        <w:t>Let: 模块作用域、函数</w:t>
+      </w:r>
+      <w:r>
+        <w:rPr>
+          <w:rFonts w:hint="eastAsia"/>
+        </w:rPr>
+        <w:t>作用域</w:t>
+      </w:r>
+      <w:r>
+        <w:rPr>
+          <w:rFonts w:hint="eastAsia"/>
+        </w:rPr>
+        <w:t>、块级作用域（{}）</w:t>
+      </w:r>
+      <w:r>
+        <w:rPr>
+          <w:rFonts w:hint="eastAsia"/>
+        </w:rPr>
+        <w:t>，每次循环会形成</w:t>
+      </w:r>
+      <w:r>
+        <w:rPr>
+          <w:rFonts w:hint="eastAsia"/>
+        </w:rPr>
+        <w:t>内存空间里面一个新的值</w:t>
+      </w:r>
+    </w:p>
+    <w:p>
+      <w:pPr>
+        <w:rPr>
+          <w:rFonts w:hint="eastAsia"/>
+        </w:rPr>
+      </w:pPr>
+    </w:p>
+    <w:p>
+      <w:pPr>
+        <w:rPr>
+          <w:rFonts w:hint="eastAsia"/>
+        </w:rPr>
+      </w:pPr>
+      <w:r>
+        <w:rPr>
+          <w:rFonts w:hint="eastAsia"/>
+        </w:rPr>
+        <w:t>Let 不能重复声明</w:t>
+      </w:r>
+    </w:p>
+    <w:p>
+      <w:pPr>
+        <w:rPr>
+          <w:rFonts w:hint="eastAsia"/>
+        </w:rPr>
+      </w:pPr>
+    </w:p>
+    <w:p>
+      <w:pPr>
+        <w:rPr>
+          <w:rFonts w:hint="eastAsia"/>
+        </w:rPr>
+      </w:pPr>
+      <w:r>
+        <w:rPr>
+          <w:rFonts w:hint="eastAsia"/>
+        </w:rPr>
+        <w:t>提升（</w:t>
+      </w:r>
+      <w:r>
+        <w:rPr>
+          <w:rFonts w:hint="eastAsia"/>
+        </w:rPr>
+        <w:t>Hoisting</w:t>
+      </w:r>
+      <w:r>
+        <w:rPr>
+          <w:rFonts w:hint="eastAsia"/>
+        </w:rPr>
+        <w:t>）和初始化（赋值）（</w:t>
+      </w:r>
+      <w:r>
+        <w:rPr>
+          <w:rFonts w:hint="eastAsia"/>
+        </w:rPr>
+        <w:t>initialization</w:t>
+      </w:r>
+      <w:r>
+        <w:rPr>
+          <w:rFonts w:hint="eastAsia"/>
+        </w:rPr>
+        <w:t>）区别：</w:t>
+      </w:r>
+    </w:p>
+    <w:p>
+      <w:pPr>
+        <w:rPr>
+          <w:rFonts w:hint="eastAsia"/>
+        </w:rPr>
+      </w:pPr>
+      <w:r>
+        <w:rPr>
+          <w:rFonts w:hint="eastAsia"/>
+        </w:rPr>
+        <w:t>三者都能提升，var赋值前为undefined，let</w:t>
+      </w:r>
+      <w:r>
+        <w:rPr>
+          <w:rFonts w:hint="eastAsia"/>
+        </w:rPr>
+        <w:t>赋值前访问会报错：</w:t>
+      </w:r>
+      <w:r>
+        <w:rPr>
+          <w:rFonts w:hint="eastAsia"/>
+        </w:rPr>
+        <w:t>ReferenceError: Cannot access 'a' before initialization</w:t>
+      </w:r>
+      <w:r>
+        <w:rPr>
+          <w:rFonts w:hint="eastAsia"/>
+        </w:rPr>
+        <w:t>，被放进</w:t>
+      </w:r>
+      <w:r>
+        <w:rPr>
+          <w:rFonts w:hint="eastAsia"/>
+        </w:rPr>
+        <w:t>TDZ</w:t>
+      </w:r>
+      <w:r>
+        <w:rPr>
+          <w:rFonts w:hint="eastAsia"/>
+        </w:rPr>
+        <w:t>（</w:t>
+      </w:r>
+      <w:r>
+        <w:rPr>
+          <w:rFonts w:hint="eastAsia"/>
+        </w:rPr>
+        <w:t>暂时性死区</w:t>
+      </w:r>
+      <w:r>
+        <w:rPr>
+          <w:rFonts w:hint="eastAsia"/>
+        </w:rPr>
+        <w:t>）</w:t>
+      </w:r>
+    </w:p>
+    <w:p>
+      <w:pPr>
+        <w:rPr>
+          <w:rFonts w:hint="eastAsia"/>
+        </w:rPr>
+      </w:pPr>
+    </w:p>
+    <w:p>
+      <w:pPr>
+        <w:rPr>
+          <w:rFonts w:hint="eastAsia"/>
+        </w:rPr>
+      </w:pPr>
+      <w:r>
+        <w:rPr>
+          <w:rFonts w:hint="eastAsia"/>
+        </w:rPr>
+        <w:t>Let, var 可以重新赋值，const不可以重新赋值，但是可以修改对象的属性值</w:t>
+      </w:r>
+    </w:p>
+    <w:p>
+      <w:pPr>
+        <w:rPr>
+          <w:rFonts w:hint="eastAsia"/>
+        </w:rPr>
+      </w:pPr>
+    </w:p>
+    <w:p>
+      <w:pPr>
+        <w:rPr>
+          <w:rFonts w:hint="eastAsia"/>
+        </w:rPr>
+      </w:pPr>
+    </w:p>
+    <w:p>
+      <w:pPr>
+        <w:rPr>
+          <w:rFonts w:hint="eastAsia"/>
+        </w:rPr>
+      </w:pPr>
+    </w:p>
+    <w:p>
+      <w:pPr>
+        <w:rPr>
+          <w:rFonts w:hint="eastAsia"/>
+        </w:rPr>
+      </w:pPr>
+      <w:r>
+        <w:rPr>
+          <w:rFonts w:hint="eastAsia"/>
+        </w:rPr>
+        <w:t>如何让object属性不能修改</w:t>
+      </w:r>
+    </w:p>
+    <w:p>
+      <w:pPr>
+        <w:rPr>
+          <w:rFonts w:hint="eastAsia"/>
+        </w:rPr>
+      </w:pPr>
+    </w:p>
+    <w:p>
+      <w:pPr>
+        <w:rPr>
+          <w:rFonts w:hint="eastAsia"/>
+        </w:rPr>
+      </w:pPr>
+      <w:r>
+        <w:rPr>
+          <w:rFonts w:hint="eastAsia"/>
+        </w:rPr>
+        <w:t>Js</w:t>
+      </w:r>
+      <w:r>
+        <w:rPr>
+          <w:rFonts w:hint="eastAsia"/>
+        </w:rPr>
+        <w:t xml:space="preserve"> v8底层</w:t>
+      </w:r>
+      <w:r>
+        <w:rPr>
+          <w:rFonts w:hint="eastAsia"/>
+        </w:rPr>
+        <w:t>执行</w:t>
+      </w:r>
+      <w:r>
+        <w:rPr>
+          <w:rFonts w:hint="eastAsia"/>
+        </w:rPr>
+        <w:t>逻辑</w:t>
+      </w:r>
+      <w:r>
+        <w:rPr>
+          <w:rFonts w:hint="eastAsia"/>
+        </w:rPr>
+        <w:t>，创建</w:t>
+      </w:r>
+      <w:r>
+        <w:rPr>
+          <w:rFonts w:hint="eastAsia"/>
+        </w:rPr>
+        <w:t>[Global]</w:t>
+      </w:r>
+      <w:r>
+        <w:rPr>
+          <w:rFonts w:hint="eastAsia"/>
+        </w:rPr>
+        <w:t>全局上下文</w:t>
+      </w:r>
+      <w:r>
+        <w:rPr>
+          <w:rFonts w:hint="eastAsia"/>
+        </w:rPr>
+        <w:t>作用域、然后执行</w:t>
+      </w:r>
+    </w:p>
+    <w:p>
+      <w:pPr>
+        <w:rPr>
+          <w:rFonts w:hint="eastAsia"/>
+        </w:rPr>
+      </w:pPr>
+      <w:r>
+        <w:rPr>
+          <w:rFonts w:hint="eastAsia"/>
+        </w:rPr>
+        <w:t>创建阶段：处理所有声明，变量提升，创建作用域，code区（定义、）、</w:t>
+      </w:r>
+      <w:r>
+        <w:rPr>
+          <w:rFonts w:hint="eastAsia"/>
+        </w:rPr>
+        <w:t>Heap</w:t>
+      </w:r>
+      <w:r>
+        <w:rPr>
+          <w:rFonts w:hint="eastAsia"/>
+        </w:rPr>
+        <w:t>（</w:t>
+      </w:r>
+      <w:r>
+        <w:rPr>
+          <w:rFonts w:hint="eastAsia"/>
+        </w:rPr>
+        <w:t>指针指向堆</w:t>
+      </w:r>
+      <w:r>
+        <w:rPr>
+          <w:rFonts w:hint="eastAsia"/>
+        </w:rPr>
+        <w:t>、）、</w:t>
+      </w:r>
+      <w:r>
+        <w:rPr>
+          <w:rFonts w:hint="eastAsia"/>
+        </w:rPr>
+        <w:t>Call Stack 栈</w:t>
+      </w:r>
+      <w:r>
+        <w:rPr>
+          <w:rFonts w:hint="eastAsia"/>
+        </w:rPr>
+        <w:t>（函数调用、）</w:t>
+      </w:r>
+    </w:p>
+    <w:p>
+      <w:pPr>
+        <w:rPr>
+          <w:rFonts w:hint="eastAsia"/>
+        </w:rPr>
+      </w:pPr>
+      <w:r>
+        <w:rPr>
+          <w:rFonts w:hint="eastAsia"/>
+        </w:rPr>
+        <w:t>执行阶段：</w:t>
+      </w:r>
+    </w:p>
+    <w:p>
+      <w:pPr>
+        <w:rPr>
+          <w:rFonts w:hint="eastAsia"/>
+        </w:rPr>
+      </w:pPr>
+    </w:p>
+    <w:p>
+      <w:pPr>
+        <w:pStyle w:val="1"/>
+        <w:rPr>
+          <w:rFonts w:hint="eastAsia"/>
+        </w:rPr>
+      </w:pPr>
+      <w:bookmarkStart w:id="9" w:name="_Toc219056367"/>
+      <w:bookmarkStart w:id="10" w:name="OLE_LINK3"/>
+      <w:r>
+        <w:rPr>
+          <w:rFonts w:hint="eastAsia"/>
+        </w:rPr>
+        <w:t>01.06课时8</w:t>
+      </w:r>
+      <w:r>
+        <w:rPr>
+          <w:rFonts w:hint="eastAsia"/>
+        </w:rPr>
+        <w:t>——js执行机制</w:t>
+      </w:r>
+      <w:bookmarkEnd w:id="9"/>
+    </w:p>
+    <w:bookmarkEnd w:id="10"/>
+    <w:p>
+      <w:pPr>
+        <w:rPr>
+          <w:rFonts w:hint="eastAsia"/>
+        </w:rPr>
+      </w:pPr>
+      <w:r>
+        <w:rPr>
+          <w:rFonts w:hint="eastAsia"/>
+        </w:rPr>
+        <w:t>首先创建全局执行的上下文，然后进入环境的记录阶段、</w:t>
+      </w:r>
+    </w:p>
+    <w:p>
+      <w:pPr>
+        <w:rPr>
+          <w:rFonts w:hint="eastAsia"/>
+        </w:rPr>
+      </w:pPr>
+    </w:p>
+    <w:p>
+      <w:pPr>
+        <w:rPr>
+          <w:rFonts w:hint="eastAsia"/>
+        </w:rPr>
+      </w:pPr>
+    </w:p>
+    <w:p>
+      <w:pPr>
+        <w:rPr>
+          <w:rFonts w:hint="eastAsia"/>
+        </w:rPr>
+      </w:pPr>
+      <w:r>
+        <w:rPr>
+          <w:rFonts w:hint="eastAsia"/>
+        </w:rPr>
+        <w:t>Promise状态：</w:t>
+      </w:r>
+      <w:r>
+        <w:rPr>
+          <w:rFonts w:hint="eastAsia"/>
+        </w:rPr>
+        <w:t>pending</w:t>
+      </w:r>
+      <w:r>
+        <w:rPr>
+          <w:rFonts w:hint="eastAsia"/>
+        </w:rPr>
         <w:t>，</w:t>
       </w:r>
-      <w:proofErr w:type="spellStart"/>
-      <w:r>
-        <w:rPr>
-          <w:rFonts w:hint="eastAsia"/>
-        </w:rPr>
-        <w:t>node:global</w:t>
-      </w:r>
-      <w:proofErr w:type="spellEnd"/>
-      <w:r>
-        <w:rPr>
-          <w:rFonts w:hint="eastAsia"/>
-        </w:rPr>
-        <w:t>，只能有</w:t>
-      </w:r>
-      <w:r>
-        <w:rPr>
-          <w:rFonts w:hint="eastAsia"/>
-        </w:rPr>
-        <w:t>一个引用</w:t>
-      </w:r>
-    </w:p>
-    <w:p>
-      <w:pPr>
-        <w:rPr>
-          <w:rFonts w:hint="eastAsia"/>
-        </w:rPr>
-      </w:pPr>
-      <w:r>
-        <w:rPr>
-          <w:rFonts w:hint="eastAsia"/>
-        </w:rPr>
-        <w:t>Let: 模块作用域、函数</w:t>
-      </w:r>
-      <w:r>
-        <w:rPr>
-          <w:rFonts w:hint="eastAsia"/>
-        </w:rPr>
-        <w:t>作用域</w:t>
-      </w:r>
-      <w:r>
-        <w:rPr>
-          <w:rFonts w:hint="eastAsia"/>
-        </w:rPr>
-        <w:t>、</w:t>
-      </w:r>
-      <w:proofErr w:type="gramStart"/>
-      <w:r>
-        <w:rPr>
-          <w:rFonts w:hint="eastAsia"/>
-        </w:rPr>
-        <w:t>块级作用域</w:t>
-      </w:r>
-      <w:proofErr w:type="gramEnd"/>
-      <w:r>
-        <w:rPr>
-          <w:rFonts w:hint="eastAsia"/>
-        </w:rPr>
-        <w:t>（{}）</w:t>
-      </w:r>
-      <w:r>
-        <w:rPr>
-          <w:rFonts w:hint="eastAsia"/>
-        </w:rPr>
-        <w:t>，每次循环会形成</w:t>
-      </w:r>
-      <w:r>
-        <w:rPr>
-          <w:rFonts w:hint="eastAsia"/>
-        </w:rPr>
-        <w:t>内存空间里面一个新的值</w:t>
-      </w:r>
-    </w:p>
-    <w:p>
-      <w:pPr>
-        <w:rPr>
-          <w:rFonts w:hint="eastAsia"/>
-        </w:rPr>
-      </w:pPr>
-    </w:p>
-    <w:p>
-      <w:pPr>
-        <w:rPr>
-          <w:rFonts w:hint="eastAsia"/>
-        </w:rPr>
-      </w:pPr>
-      <w:r>
-        <w:rPr>
-          <w:rFonts w:hint="eastAsia"/>
-        </w:rPr>
-        <w:t>Let 不能重复声明</w:t>
-      </w:r>
-    </w:p>
-    <w:p>
-      <w:pPr>
-        <w:rPr>
-          <w:rFonts w:hint="eastAsia"/>
-        </w:rPr>
-      </w:pPr>
-    </w:p>
-    <w:p>
-      <w:pPr>
-        <w:rPr>
-          <w:rFonts w:hint="eastAsia"/>
-        </w:rPr>
-      </w:pPr>
-      <w:r>
-        <w:rPr>
-          <w:rFonts w:hint="eastAsia"/>
-        </w:rPr>
-        <w:t>提升（</w:t>
-      </w:r>
-      <w:r>
-        <w:rPr>
-          <w:rFonts w:hint="eastAsia"/>
-        </w:rPr>
-        <w:t>Hoisting</w:t>
-      </w:r>
-      <w:r>
-        <w:rPr>
-          <w:rFonts w:hint="eastAsia"/>
-        </w:rPr>
-        <w:t>）和初始化（赋值）（</w:t>
-      </w:r>
-      <w:r>
-        <w:rPr>
-          <w:rFonts w:hint="eastAsia"/>
-        </w:rPr>
-        <w:t>initialization</w:t>
-      </w:r>
-      <w:r>
-        <w:rPr>
-          <w:rFonts w:hint="eastAsia"/>
-        </w:rPr>
-        <w:t>）区别：</w:t>
-      </w:r>
-    </w:p>
-    <w:p>
-      <w:pPr>
-        <w:rPr>
-          <w:rFonts w:hint="eastAsia"/>
-        </w:rPr>
-      </w:pPr>
-      <w:r>
-        <w:rPr>
-          <w:rFonts w:hint="eastAsia"/>
-        </w:rPr>
-        <w:t>三者都能提升，var赋值前为undefined，let</w:t>
-      </w:r>
-      <w:r>
-        <w:rPr>
-          <w:rFonts w:hint="eastAsia"/>
-        </w:rPr>
-        <w:t>赋值前访问会报错：</w:t>
-      </w:r>
-      <w:proofErr w:type="spellStart"/>
-      <w:r>
-        <w:rPr>
-          <w:rFonts w:hint="eastAsia"/>
-        </w:rPr>
-        <w:t>ReferenceError</w:t>
-      </w:r>
-      <w:proofErr w:type="spellEnd"/>
-      <w:r>
-        <w:rPr>
-          <w:rFonts w:hint="eastAsia"/>
-        </w:rPr>
-        <w:t>: Cannot access 'a' before initialization</w:t>
-      </w:r>
-      <w:r>
-        <w:rPr>
-          <w:rFonts w:hint="eastAsia"/>
-        </w:rPr>
-        <w:t>，被放进</w:t>
-      </w:r>
-      <w:r>
-        <w:rPr>
-          <w:rFonts w:hint="eastAsia"/>
-        </w:rPr>
-        <w:t>TDZ</w:t>
-      </w:r>
-      <w:r>
-        <w:rPr>
-          <w:rFonts w:hint="eastAsia"/>
-        </w:rPr>
-        <w:t>（</w:t>
-      </w:r>
-      <w:r>
-        <w:rPr>
-          <w:rFonts w:hint="eastAsia"/>
-        </w:rPr>
-        <w:t>暂时性死区</w:t>
-      </w:r>
-      <w:r>
-        <w:rPr>
-          <w:rFonts w:hint="eastAsia"/>
-        </w:rPr>
-        <w:t>）</w:t>
-      </w:r>
-    </w:p>
-    <w:p>
-      <w:pPr>
-        <w:rPr>
-          <w:rFonts w:hint="eastAsia"/>
-        </w:rPr>
-      </w:pPr>
-    </w:p>
-    <w:p>
-      <w:pPr>
-        <w:rPr>
-          <w:rFonts w:hint="eastAsia"/>
-        </w:rPr>
-      </w:pPr>
-      <w:r>
-        <w:rPr>
-          <w:rFonts w:hint="eastAsia"/>
-        </w:rPr>
-        <w:t>Let, var 可以重新赋值，const不可以重新赋值，但是可以修改对象的属性值</w:t>
-      </w:r>
-    </w:p>
-    <w:p>
-      <w:pPr>
-        <w:rPr>
-          <w:rFonts w:hint="eastAsia"/>
-        </w:rPr>
-      </w:pPr>
-    </w:p>
-    <w:p>
-      <w:pPr>
-        <w:rPr>
-          <w:rFonts w:hint="eastAsia"/>
-        </w:rPr>
-      </w:pPr>
-    </w:p>
-    <w:p>
-      <w:pPr>
-        <w:rPr>
-          <w:rFonts w:hint="eastAsia"/>
-        </w:rPr>
-      </w:pPr>
-    </w:p>
-    <w:p>
-      <w:pPr>
-        <w:rPr>
-          <w:rFonts w:hint="eastAsia"/>
-        </w:rPr>
-      </w:pPr>
-      <w:r>
-        <w:rPr>
-          <w:rFonts w:hint="eastAsia"/>
-        </w:rPr>
-        <w:t>如何让object属性不能修改</w:t>
-      </w:r>
-    </w:p>
-    <w:p>
-      <w:pPr>
-        <w:rPr>
-          <w:rFonts w:hint="eastAsia"/>
-        </w:rPr>
-      </w:pPr>
-    </w:p>
-    <w:p>
-      <w:pPr>
-        <w:rPr>
-          <w:rFonts w:hint="eastAsia"/>
-        </w:rPr>
-      </w:pPr>
-      <w:proofErr w:type="spellStart"/>
-      <w:r>
-        <w:rPr>
-          <w:rFonts w:hint="eastAsia"/>
-        </w:rPr>
-        <w:t>Js</w:t>
-      </w:r>
-      <w:proofErr w:type="spellEnd"/>
-      <w:r>
-        <w:rPr>
-          <w:rFonts w:hint="eastAsia"/>
-        </w:rPr>
-        <w:t xml:space="preserve"> v8底层</w:t>
-      </w:r>
-      <w:r>
-        <w:rPr>
-          <w:rFonts w:hint="eastAsia"/>
-        </w:rPr>
-        <w:t>执行</w:t>
-      </w:r>
-      <w:r>
-        <w:rPr>
-          <w:rFonts w:hint="eastAsia"/>
-        </w:rPr>
-        <w:t>逻辑</w:t>
-      </w:r>
-      <w:r>
-        <w:rPr>
-          <w:rFonts w:hint="eastAsia"/>
-        </w:rPr>
-        <w:t>，创建</w:t>
-      </w:r>
-      <w:r>
-        <w:rPr>
-          <w:rFonts w:hint="eastAsia"/>
-        </w:rPr>
-        <w:t>[Global]</w:t>
-      </w:r>
-      <w:r>
-        <w:rPr>
-          <w:rFonts w:hint="eastAsia"/>
-        </w:rPr>
-        <w:t>全局上下文</w:t>
-      </w:r>
-      <w:r>
-        <w:rPr>
-          <w:rFonts w:hint="eastAsia"/>
-        </w:rPr>
-        <w:t>作用域、然后执行</w:t>
-      </w:r>
-    </w:p>
-    <w:p>
-      <w:pPr>
-        <w:rPr>
-          <w:rFonts w:hint="eastAsia"/>
-        </w:rPr>
-      </w:pPr>
-      <w:r>
-        <w:rPr>
-          <w:rFonts w:hint="eastAsia"/>
-        </w:rPr>
-        <w:t>创建阶段：处理所有声明，变量提升，创建作用域，code区（定义、）、</w:t>
-      </w:r>
-      <w:r>
-        <w:rPr>
-          <w:rFonts w:hint="eastAsia"/>
-        </w:rPr>
-        <w:t>Heap</w:t>
-      </w:r>
-      <w:r>
-        <w:rPr>
-          <w:rFonts w:hint="eastAsia"/>
-        </w:rPr>
-        <w:t>（</w:t>
-      </w:r>
-      <w:r>
-        <w:rPr>
-          <w:rFonts w:hint="eastAsia"/>
-        </w:rPr>
-        <w:t>指针指向堆</w:t>
-      </w:r>
-      <w:r>
-        <w:rPr>
-          <w:rFonts w:hint="eastAsia"/>
-        </w:rPr>
-        <w:t>、）、</w:t>
-      </w:r>
-      <w:r>
-        <w:rPr>
-          <w:rFonts w:hint="eastAsia"/>
-        </w:rPr>
-        <w:t xml:space="preserve">Call Stack </w:t>
-      </w:r>
-      <w:proofErr w:type="gramStart"/>
-      <w:r>
-        <w:rPr>
-          <w:rFonts w:hint="eastAsia"/>
-        </w:rPr>
-        <w:t>栈</w:t>
-      </w:r>
-      <w:proofErr w:type="gramEnd"/>
-      <w:r>
-        <w:rPr>
-          <w:rFonts w:hint="eastAsia"/>
-        </w:rPr>
-        <w:t>（函数调用、）</w:t>
-      </w:r>
-    </w:p>
-    <w:p>
-      <w:pPr>
-        <w:rPr>
-          <w:rFonts w:hint="eastAsia"/>
-        </w:rPr>
-      </w:pPr>
-      <w:r>
-        <w:rPr>
-          <w:rFonts w:hint="eastAsia"/>
-        </w:rPr>
-        <w:t>执行阶段：</w:t>
-      </w:r>
-    </w:p>
-    <w:p>
-      <w:pPr>
-        <w:rPr>
-          <w:rFonts w:hint="eastAsia"/>
-        </w:rPr>
-      </w:pPr>
-    </w:p>
-    <w:p>
-      <w:pPr>
-        <w:pStyle w:val="1"/>
-        <w:rPr>
-          <w:rFonts w:hint="eastAsia"/>
-        </w:rPr>
-      </w:pPr>
-      <w:bookmarkStart w:id="9" w:name="_Toc218888822"/>
-      <w:r>
-        <w:rPr>
-          <w:rFonts w:hint="eastAsia"/>
-        </w:rPr>
-        <w:t>01.06课时8</w:t>
-      </w:r>
-      <w:r>
-        <w:rPr>
-          <w:rFonts w:hint="eastAsia"/>
-        </w:rPr>
-        <w:t>——</w:t>
-      </w:r>
-      <w:proofErr w:type="spellStart"/>
-      <w:r>
-        <w:rPr>
-          <w:rFonts w:hint="eastAsia"/>
-        </w:rPr>
-        <w:t>js</w:t>
-      </w:r>
-      <w:proofErr w:type="spellEnd"/>
-      <w:r>
-        <w:rPr>
-          <w:rFonts w:hint="eastAsia"/>
-        </w:rPr>
-        <w:t>执行机制</w:t>
-      </w:r>
-      <w:bookmarkEnd w:id="9"/>
-    </w:p>
-    <w:p>
-      <w:pPr>
-        <w:rPr>
-          <w:rFonts w:hint="eastAsia"/>
-        </w:rPr>
-      </w:pPr>
-      <w:r>
-        <w:rPr>
-          <w:rFonts w:hint="eastAsia"/>
-        </w:rPr>
-        <w:t>首先创建全局执行的上下文，然后进入环境的记录阶段、</w:t>
-      </w:r>
-    </w:p>
-    <w:p>
-      <w:pPr>
-        <w:rPr>
-          <w:rFonts w:hint="eastAsia"/>
-        </w:rPr>
-      </w:pPr>
-    </w:p>
-    <w:p>
-      <w:pPr>
-        <w:rPr>
-          <w:rFonts w:hint="eastAsia"/>
-        </w:rPr>
-      </w:pPr>
-    </w:p>
-    <w:p>
-      <w:pPr>
-        <w:rPr>
-          <w:rFonts w:hint="eastAsia"/>
-        </w:rPr>
-      </w:pPr>
-      <w:r>
-        <w:rPr>
-          <w:rFonts w:hint="eastAsia"/>
-        </w:rPr>
-        <w:t>Promise状态：</w:t>
-      </w:r>
-      <w:r>
-        <w:rPr>
-          <w:rFonts w:hint="eastAsia"/>
-        </w:rPr>
-        <w:t>pending</w:t>
+      <w:r>
+        <w:rPr>
+          <w:rFonts w:hint="eastAsia"/>
+        </w:rPr>
+        <w:t>fulfilled</w:t>
       </w:r>
       <w:r>
         <w:rPr>
@@ -6721,18 +6015,6 @@
         <w:rPr>
           <w:rFonts w:hint="eastAsia"/>
         </w:rPr>
-        <w:t>fulfilled</w:t>
-      </w:r>
-      <w:r>
-        <w:rPr>
-          <w:rFonts w:hint="eastAsia"/>
-        </w:rPr>
-        <w:t>，</w:t>
-      </w:r>
-      <w:r>
-        <w:rPr>
-          <w:rFonts w:hint="eastAsia"/>
-        </w:rPr>
         <w:t>rejected</w:t>
       </w:r>
     </w:p>
@@ -6760,97 +6042,25 @@
         <w:rPr>
           <w:rFonts w:hint="eastAsia"/>
         </w:rPr>
-        <w:t>在</w:t>
-      </w:r>
-      <w:proofErr w:type="gramStart"/>
-      <w:r>
-        <w:rPr>
-          <w:rFonts w:hint="eastAsia"/>
-        </w:rPr>
-        <w:t>微任务</w:t>
-      </w:r>
-      <w:proofErr w:type="gramEnd"/>
-      <w:r>
-        <w:rPr>
-          <w:rFonts w:hint="eastAsia"/>
-        </w:rPr>
-        <w:t>执行完成</w:t>
-      </w:r>
-      <w:proofErr w:type="gramStart"/>
-      <w:r>
-        <w:rPr>
-          <w:rFonts w:hint="eastAsia"/>
-        </w:rPr>
-        <w:t>宏任务</w:t>
-      </w:r>
-      <w:proofErr w:type="gramEnd"/>
-      <w:r>
-        <w:rPr>
-          <w:rFonts w:hint="eastAsia"/>
-        </w:rPr>
-        <w:t>执行前，v8引擎尝试渲染页面（渲染机会），</w:t>
-      </w:r>
-      <w:proofErr w:type="spellStart"/>
+        <w:t>在微任务执行完成宏任务执行前，v8引擎尝试渲染页面（渲染机会），</w:t>
+      </w:r>
       <w:r>
         <w:rPr>
           <w:rFonts w:hint="eastAsia"/>
         </w:rPr>
         <w:t>requestAnimationFrame</w:t>
       </w:r>
-      <w:proofErr w:type="spellEnd"/>
-      <w:r>
-        <w:rPr>
-          <w:rFonts w:hint="eastAsia"/>
-        </w:rPr>
-        <w:t>（</w:t>
-      </w:r>
-      <w:proofErr w:type="gramStart"/>
-      <w:r>
-        <w:rPr>
-          <w:rFonts w:hint="eastAsia"/>
-        </w:rPr>
-        <w:t>浏览器帧与帧</w:t>
-      </w:r>
-      <w:proofErr w:type="gramEnd"/>
-      <w:r>
-        <w:rPr>
-          <w:rFonts w:hint="eastAsia"/>
-        </w:rPr>
-        <w:t>之间穿插的回调）浏览器制作高性能动画API</w:t>
-      </w:r>
-      <w:r>
-        <w:rPr>
-          <w:rFonts w:hint="eastAsia"/>
-        </w:rPr>
-        <w:t>，在</w:t>
-      </w:r>
-      <w:proofErr w:type="gramStart"/>
-      <w:r>
-        <w:rPr>
-          <w:rFonts w:hint="eastAsia"/>
-        </w:rPr>
-        <w:t>重绘前调用</w:t>
-      </w:r>
-      <w:proofErr w:type="gramEnd"/>
-      <w:r>
-        <w:rPr>
-          <w:rFonts w:hint="eastAsia"/>
-        </w:rPr>
-        <w:t>，接受回</w:t>
-      </w:r>
-      <w:proofErr w:type="gramStart"/>
-      <w:r>
-        <w:rPr>
-          <w:rFonts w:hint="eastAsia"/>
-        </w:rPr>
-        <w:t>调函数</w:t>
-      </w:r>
-      <w:proofErr w:type="gramEnd"/>
-      <w:r>
-        <w:rPr>
-          <w:rFonts w:hint="eastAsia"/>
-        </w:rPr>
-        <w:t>作为参数</w:t>
+      <w:r>
+        <w:rPr>
+          <w:rFonts w:hint="eastAsia"/>
+        </w:rPr>
+        <w:t>（浏览器帧与帧之间穿插的回调）浏览器制作高性能动画API</w:t>
+      </w:r>
+      <w:r>
+        <w:rPr>
+          <w:rFonts w:hint="eastAsia"/>
+        </w:rPr>
+        <w:t>，在重绘前调用，接受回调函数作为参数</w:t>
       </w:r>
     </w:p>
     <w:p>
@@ -6953,15 +6163,7 @@
         <w:t>任务队列</w:t>
       </w:r>
       <w:r>
-        <w:t>：同步代码是</w:t>
-      </w:r>
-      <w:proofErr w:type="gramStart"/>
-      <w:r>
-        <w:t>宏任务</w:t>
-      </w:r>
-      <w:proofErr w:type="gramEnd"/>
-      <w:r>
-        <w:t>的</w:t>
+        <w:t>：同步代码是宏任务的</w:t>
       </w:r>
       <w:r>
         <w:rPr>
@@ -6970,15 +6172,7 @@
         <w:t>T</w:t>
       </w:r>
       <w:r>
-        <w:t xml:space="preserve"> 0 级任务，执行时</w:t>
-      </w:r>
-      <w:proofErr w:type="gramStart"/>
-      <w:r>
-        <w:t>先宏任务</w:t>
-      </w:r>
-      <w:proofErr w:type="gramEnd"/>
-      <w:r>
-        <w:t>后微任务，任务按队列顺序执行。</w:t>
+        <w:t xml:space="preserve"> 0 级任务，执行时先宏任务后微任务，任务按队列顺序执行。</w:t>
       </w:r>
     </w:p>
     <w:p>
@@ -7056,31 +6250,775 @@
         <w:t>渲染时机</w:t>
       </w:r>
       <w:r>
-        <w:t>：浏览器清空</w:t>
-      </w:r>
-      <w:proofErr w:type="gramStart"/>
-      <w:r>
-        <w:t>微任务</w:t>
-      </w:r>
-      <w:proofErr w:type="gramEnd"/>
-      <w:r>
-        <w:t>后，执行</w:t>
-      </w:r>
-      <w:proofErr w:type="gramStart"/>
-      <w:r>
-        <w:t>宏任务</w:t>
-      </w:r>
-      <w:proofErr w:type="gramEnd"/>
-      <w:r>
-        <w:t>前，会尝试渲染页面，可利用 Request Animation Frame 制作高性能动画。</w:t>
-      </w:r>
-    </w:p>
-    <w:p>
-      <w:pPr>
-        <w:rPr>
-          <w:rFonts w:hint="eastAsia"/>
-        </w:rPr>
-      </w:pPr>
+        <w:t>：浏览器清空微任务后，执行宏任务前，会尝试渲染页面，可利用 Request Animation Frame 制作高性能动画。</w:t>
+      </w:r>
+    </w:p>
+    <w:p>
+      <w:pPr>
+        <w:rPr>
+          <w:rFonts w:hint="eastAsia"/>
+        </w:rPr>
+      </w:pPr>
+    </w:p>
+    <w:p>
+      <w:pPr>
+        <w:rPr>
+          <w:rFonts w:hint="eastAsia"/>
+        </w:rPr>
+      </w:pPr>
+    </w:p>
+    <w:p>
+      <w:pPr>
+        <w:rPr>
+          <w:rFonts w:hint="eastAsia"/>
+        </w:rPr>
+      </w:pPr>
+    </w:p>
+    <w:p>
+      <w:pPr>
+        <w:pStyle w:val="1"/>
+        <w:rPr>
+          <w:rFonts w:hint="eastAsia"/>
+        </w:rPr>
+      </w:pPr>
+      <w:bookmarkStart w:id="11" w:name="_Toc219056368"/>
+      <w:r>
+        <w:rPr>
+          <w:rFonts w:hint="eastAsia"/>
+        </w:rPr>
+        <w:t>01.11课时9——作用域</w:t>
+      </w:r>
+      <w:bookmarkEnd w:id="11"/>
+      <w:r>
+        <w:rPr>
+          <w:rFonts w:hint="eastAsia"/>
+        </w:rPr>
+        <w:t>与闭包</w:t>
+      </w:r>
+    </w:p>
+    <w:p>
+      <w:pPr>
+        <w:rPr>
+          <w:rFonts w:hint="eastAsia"/>
+        </w:rPr>
+      </w:pPr>
+    </w:p>
+    <w:p>
+      <w:pPr>
+        <w:rPr>
+          <w:rFonts w:hint="eastAsia"/>
+        </w:rPr>
+      </w:pPr>
+      <w:r>
+        <w:rPr>
+          <w:rFonts w:hint="eastAsia"/>
+        </w:rPr>
+        <w:t>requestIdleCallback</w:t>
+      </w:r>
+    </w:p>
+    <w:p>
+      <w:r>
+        <w:t>requestIdleCallback 是一个Web API，允许网页作者请求浏览器在主线程空闲时执行低优先级后台任务，从而避免干扰高优先级操作（如input处理、动画和帧合成），提升页面响应性和整体性能。</w:t>
+      </w:r>
+      <w:r>
+        <w:rPr>
+          <w:rFonts w:ascii="Times New Roman" w:hAnsi="Times New Roman" w:cs="Times New Roman"/>
+        </w:rPr>
+        <w:t>‌</w:t>
+      </w:r>
+    </w:p>
+    <w:p>
+      <w:pPr>
+        <w:rPr>
+          <w:rFonts w:hint="eastAsia"/>
+        </w:rPr>
+      </w:pPr>
+      <w:r>
+        <w:rPr>
+          <w:rFonts w:hint="eastAsia"/>
+        </w:rPr>
+        <w:t>既不是微任务也不是宏任务</w:t>
+      </w:r>
+    </w:p>
+    <w:p/>
+    <w:p>
+      <w:pPr>
+        <w:rPr>
+          <w:rFonts w:hint="eastAsia"/>
+        </w:rPr>
+      </w:pPr>
+    </w:p>
+    <w:p>
+      <w:pPr>
+        <w:rPr>
+          <w:rFonts w:hint="eastAsia"/>
+        </w:rPr>
+      </w:pPr>
+      <w:r>
+        <w:t xml:space="preserve">const </w:t>
+      </w:r>
+      <w:r>
+        <w:rPr>
+          <w:rFonts w:hint="eastAsia"/>
+        </w:rPr>
+        <w:t>mo</w:t>
+      </w:r>
+      <w:r>
+        <w:t xml:space="preserve">= new </w:t>
+      </w:r>
+      <w:r>
+        <w:rPr>
+          <w:b/>
+          <w:bCs/>
+        </w:rPr>
+        <w:t>MutationObserver</w:t>
+      </w:r>
+      <w:r>
+        <w:t>(</w:t>
+      </w:r>
+      <w:r>
+        <w:rPr>
+          <w:b/>
+          <w:bCs/>
+        </w:rPr>
+        <w:t>callback</w:t>
+      </w:r>
+      <w:r>
+        <w:t>);</w:t>
+      </w:r>
+    </w:p>
+    <w:p>
+      <w:pPr>
+        <w:rPr>
+          <w:rFonts w:hint="eastAsia"/>
+        </w:rPr>
+      </w:pPr>
+      <w:r>
+        <w:rPr>
+          <w:rFonts w:hint="eastAsia"/>
+        </w:rPr>
+        <w:t>mo.observe(document.body, { childList: true });</w:t>
+      </w:r>
+    </w:p>
+    <w:p>
+      <w:pPr>
+        <w:rPr>
+          <w:rFonts w:hint="eastAsia"/>
+        </w:rPr>
+      </w:pPr>
+    </w:p>
+    <w:p>
+      <w:pPr>
+        <w:rPr>
+          <w:rFonts w:hint="eastAsia"/>
+        </w:rPr>
+      </w:pPr>
+      <w:r>
+        <w:rPr>
+          <w:rFonts w:hint="eastAsia"/>
+        </w:rPr>
+        <w:t>可用于埋点</w:t>
+      </w:r>
+    </w:p>
+    <w:p>
+      <w:pPr>
+        <w:rPr>
+          <w:rFonts w:hint="eastAsia"/>
+        </w:rPr>
+      </w:pPr>
+    </w:p>
+    <w:p>
+      <w:pPr>
+        <w:rPr>
+          <w:rFonts w:hint="eastAsia"/>
+        </w:rPr>
+      </w:pPr>
+    </w:p>
+    <w:p>
+      <w:pPr>
+        <w:rPr>
+          <w:rFonts w:hint="eastAsia"/>
+        </w:rPr>
+      </w:pPr>
+      <w:r>
+        <w:rPr>
+          <w:rFonts w:hint="eastAsia"/>
+        </w:rPr>
+        <w:t>作用域：全局作用域</w:t>
+      </w:r>
+      <w:r>
+        <w:rPr>
+          <w:rFonts w:hint="eastAsia"/>
+        </w:rPr>
+        <w:t>（global），模块作用域(module)</w:t>
+      </w:r>
+      <w:r>
+        <w:rPr>
+          <w:rFonts w:hint="eastAsia"/>
+        </w:rPr>
+        <w:t>，函数作用域</w:t>
+      </w:r>
+      <w:r>
+        <w:rPr>
+          <w:rFonts w:hint="eastAsia"/>
+        </w:rPr>
+        <w:t>(function)</w:t>
+      </w:r>
+      <w:r>
+        <w:rPr>
+          <w:rFonts w:hint="eastAsia"/>
+        </w:rPr>
+        <w:t>，</w:t>
+      </w:r>
+      <w:r>
+        <w:rPr>
+          <w:rFonts w:hint="eastAsia"/>
+        </w:rPr>
+        <w:t>块级作用域</w:t>
+      </w:r>
+      <w:r>
+        <w:rPr>
+          <w:rFonts w:hint="eastAsia"/>
+        </w:rPr>
+        <w:t>(block)</w:t>
+      </w:r>
+    </w:p>
+    <w:p>
+      <w:pPr>
+        <w:rPr>
+          <w:rFonts w:hint="eastAsia"/>
+        </w:rPr>
+      </w:pPr>
+    </w:p>
+    <w:p>
+      <w:pPr>
+        <w:rPr>
+          <w:rFonts w:hint="eastAsia"/>
+        </w:rPr>
+      </w:pPr>
+    </w:p>
+    <w:p>
+      <w:pPr>
+        <w:rPr>
+          <w:rFonts w:hint="eastAsia"/>
+        </w:rPr>
+      </w:pPr>
+      <w:r>
+        <w:rPr>
+          <w:rFonts w:hint="eastAsia"/>
+        </w:rPr>
+        <w:t>最顶层 模块作用域</w:t>
+      </w:r>
+    </w:p>
+    <w:p>
+      <w:pPr>
+        <w:rPr>
+          <w:rFonts w:hint="eastAsia"/>
+        </w:rPr>
+      </w:pPr>
+    </w:p>
+    <w:p>
+      <w:pPr>
+        <w:rPr>
+          <w:rFonts w:hint="eastAsia"/>
+        </w:rPr>
+      </w:pPr>
+      <w:r>
+        <w:rPr>
+          <w:rFonts w:hint="eastAsia"/>
+        </w:rPr>
+        <w:t>Var, let定义的变量 都不能在函数作用域外访问</w:t>
+      </w:r>
+    </w:p>
+    <w:p>
+      <w:pPr>
+        <w:rPr>
+          <w:rFonts w:hint="eastAsia"/>
+        </w:rPr>
+      </w:pPr>
+      <w:r>
+        <w:rPr>
+          <w:rFonts w:hint="eastAsia"/>
+        </w:rPr>
+        <w:t>Var定义的变量能在块级作用域外访问，let定义的变量不能在块级作用域外访问</w:t>
+      </w:r>
+    </w:p>
+    <w:p>
+      <w:pPr>
+        <w:rPr>
+          <w:rFonts w:hint="eastAsia"/>
+        </w:rPr>
+      </w:pPr>
+    </w:p>
+    <w:p>
+      <w:pPr>
+        <w:rPr>
+          <w:rFonts w:hint="eastAsia"/>
+        </w:rPr>
+      </w:pPr>
+    </w:p>
+    <w:p>
+      <w:pPr>
+        <w:rPr>
+          <w:rFonts w:hint="eastAsia"/>
+        </w:rPr>
+      </w:pPr>
+    </w:p>
+    <w:p>
+      <w:pPr>
+        <w:rPr>
+          <w:rFonts w:hint="eastAsia"/>
+        </w:rPr>
+      </w:pPr>
+      <w:r>
+        <w:rPr>
+          <w:rFonts w:hint="eastAsia"/>
+        </w:rPr>
+        <w:t>lexical scope</w:t>
+      </w:r>
+      <w:r>
+        <w:rPr>
+          <w:rFonts w:hint="eastAsia"/>
+        </w:rPr>
+        <w:t xml:space="preserve">: </w:t>
+      </w:r>
+      <w:bookmarkStart w:id="12" w:name="OLE_LINK4"/>
+      <w:r>
+        <w:rPr>
+          <w:rFonts w:hint="eastAsia"/>
+        </w:rPr>
+        <w:t>不是一种作用域，一种变量查找的规则</w:t>
+      </w:r>
+    </w:p>
+    <w:bookmarkEnd w:id="12"/>
+    <w:p>
+      <w:pPr>
+        <w:rPr>
+          <w:rFonts w:hint="eastAsia"/>
+        </w:rPr>
+      </w:pPr>
+      <w:r>
+        <w:rPr>
+          <w:rFonts w:hint="eastAsia"/>
+        </w:rPr>
+        <w:t>从内到外，没找到报错</w:t>
+      </w:r>
+      <w:r>
+        <w:rPr>
+          <w:rFonts w:hint="eastAsia"/>
+        </w:rPr>
+        <w:t>reference</w:t>
+      </w:r>
+      <w:r>
+        <w:rPr>
+          <w:rFonts w:hint="eastAsia"/>
+        </w:rPr>
+        <w:t>错误：</w:t>
+      </w:r>
+      <w:r>
+        <w:rPr>
+          <w:rFonts w:hint="eastAsia"/>
+        </w:rPr>
+        <w:t>ReferenceError: a is not defined</w:t>
+      </w:r>
+    </w:p>
+    <w:p>
+      <w:pPr>
+        <w:rPr>
+          <w:rFonts w:hint="eastAsia"/>
+        </w:rPr>
+      </w:pPr>
+    </w:p>
+    <w:p>
+      <w:pPr>
+        <w:rPr>
+          <w:rFonts w:hint="eastAsia"/>
+        </w:rPr>
+      </w:pPr>
+      <w:bookmarkStart w:id="13" w:name="OLE_LINK5"/>
+      <w:r>
+        <w:rPr>
+          <w:rFonts w:hint="eastAsia"/>
+        </w:rPr>
+        <w:t>取决于定义时作用域链，而不是调用时的作用域链</w:t>
+      </w:r>
+    </w:p>
+    <w:bookmarkEnd w:id="13"/>
+    <w:p>
+      <w:pPr>
+        <w:rPr>
+          <w:rFonts w:hint="eastAsia"/>
+        </w:rPr>
+      </w:pPr>
+    </w:p>
+    <w:p>
+      <w:pPr>
+        <w:rPr>
+          <w:rFonts w:hint="eastAsia"/>
+        </w:rPr>
+      </w:pPr>
+      <w:r>
+        <w:rPr>
+          <w:rFonts w:hint="eastAsia"/>
+        </w:rPr>
+        <w:t>Closure</w:t>
+      </w:r>
+      <w:r>
+        <w:rPr>
+          <w:rFonts w:hint="eastAsia"/>
+        </w:rPr>
+        <w:t>：闭包</w:t>
+      </w:r>
+    </w:p>
+    <w:p>
+      <w:pPr>
+        <w:rPr>
+          <w:rFonts w:hint="eastAsia"/>
+        </w:rPr>
+      </w:pPr>
+      <w:bookmarkStart w:id="14" w:name="OLE_LINK6"/>
+      <w:r>
+        <w:rPr>
+          <w:rFonts w:hint="eastAsia"/>
+        </w:rPr>
+        <w:t>变量无法被垃圾回收并且依然在内存中，就构成了闭包</w:t>
+      </w:r>
+    </w:p>
+    <w:p>
+      <w:pPr>
+        <w:rPr>
+          <w:rFonts w:hint="eastAsia"/>
+        </w:rPr>
+      </w:pPr>
+      <w:r>
+        <w:rPr>
+          <w:rFonts w:hint="eastAsia"/>
+        </w:rPr>
+        <w:t>函数拿走了定义的地方的词法作用域</w:t>
+      </w:r>
+    </w:p>
+    <w:p>
+      <w:pPr>
+        <w:rPr>
+          <w:rFonts w:hint="eastAsia"/>
+        </w:rPr>
+      </w:pPr>
+      <w:r>
+        <w:rPr>
+          <w:rFonts w:hint="eastAsia"/>
+        </w:rPr>
+        <w:t>闭包决定了拿到的变量不被销毁</w:t>
+      </w:r>
+    </w:p>
+    <w:p>
+      <w:pPr>
+        <w:rPr>
+          <w:rFonts w:hint="eastAsia"/>
+        </w:rPr>
+      </w:pPr>
+    </w:p>
+    <w:p>
+      <w:pPr>
+        <w:rPr>
+          <w:rFonts w:hint="eastAsia"/>
+        </w:rPr>
+      </w:pPr>
+      <w:r>
+        <w:rPr>
+          <w:rFonts w:hint="eastAsia"/>
+        </w:rPr>
+        <w:t>闭包对抗的就是垃圾回收</w:t>
+      </w:r>
+    </w:p>
+    <w:bookmarkEnd w:id="14"/>
+    <w:p>
+      <w:pPr>
+        <w:rPr>
+          <w:rFonts w:hint="eastAsia"/>
+        </w:rPr>
+      </w:pPr>
+    </w:p>
+    <w:p>
+      <w:pPr>
+        <w:rPr>
+          <w:rFonts w:hint="eastAsia"/>
+        </w:rPr>
+      </w:pPr>
+    </w:p>
+    <w:p>
+      <w:pPr>
+        <w:rPr>
+          <w:rFonts w:hint="eastAsia"/>
+        </w:rPr>
+      </w:pPr>
+      <w:r>
+        <w:rPr>
+          <w:b/>
+          <w:bCs/>
+        </w:rPr>
+        <w:t>回顾上节课</w:t>
+      </w:r>
+      <w:r>
+        <w:t>：</w:t>
+      </w:r>
+    </w:p>
+    <w:p>
+      <w:pPr>
+        <w:numPr>
+          <w:ilvl w:val="1"/>
+          <w:numId w:val="14"/>
+        </w:numPr>
+        <w:tabs>
+          <w:tab w:val="clear" w:pos="1440"/>
+          <w:tab w:val="num" w:pos="1081"/>
+        </w:tabs>
+        <w:ind w:leftChars="343" w:left="1080"/>
+        <w:rPr>
+          <w:rFonts w:hint="eastAsia"/>
+        </w:rPr>
+      </w:pPr>
+      <w:r>
+        <w:rPr>
+          <w:b/>
+          <w:bCs/>
+        </w:rPr>
+        <w:t>执行上下文</w:t>
+      </w:r>
+      <w:r>
+        <w:t>：GS 引擎执行脚本时创建全局上下文，变量放 heap 堆，编译代码放 code 区域，函数调用使用 call stack。</w:t>
+      </w:r>
+    </w:p>
+    <w:p>
+      <w:pPr>
+        <w:numPr>
+          <w:ilvl w:val="1"/>
+          <w:numId w:val="14"/>
+        </w:numPr>
+        <w:tabs>
+          <w:tab w:val="clear" w:pos="1440"/>
+          <w:tab w:val="num" w:pos="1081"/>
+        </w:tabs>
+        <w:ind w:leftChars="343" w:left="1080"/>
+        <w:rPr>
+          <w:rFonts w:hint="eastAsia"/>
+        </w:rPr>
+      </w:pPr>
+      <w:r>
+        <w:rPr>
+          <w:b/>
+          <w:bCs/>
+        </w:rPr>
+        <w:t>任务执行顺序</w:t>
+      </w:r>
+      <w:r>
+        <w:t>：先宏任务后微任务，宏任务执行完生成微任务再执行，涉及 event loop 运行机制。</w:t>
+      </w:r>
+    </w:p>
+    <w:p>
+      <w:pPr>
+        <w:numPr>
+          <w:ilvl w:val="1"/>
+          <w:numId w:val="14"/>
+        </w:numPr>
+        <w:tabs>
+          <w:tab w:val="clear" w:pos="1440"/>
+          <w:tab w:val="num" w:pos="1081"/>
+        </w:tabs>
+        <w:ind w:leftChars="343" w:left="1080"/>
+        <w:rPr>
+          <w:rFonts w:hint="eastAsia"/>
+        </w:rPr>
+      </w:pPr>
+      <w:r>
+        <w:rPr>
+          <w:b/>
+          <w:bCs/>
+        </w:rPr>
+        <w:t>课后作业回顾</w:t>
+      </w:r>
+      <w:r>
+        <w:t>：</w:t>
+      </w:r>
+      <w:r>
+        <w:rPr>
+          <w:rFonts w:hint="eastAsia"/>
+        </w:rPr>
+        <w:t>queueMicrotask</w:t>
+      </w:r>
+      <w:r>
+        <w:t xml:space="preserve"> 放微任务，</w:t>
+      </w:r>
+      <w:r>
+        <w:rPr>
+          <w:rFonts w:hint="eastAsia"/>
+        </w:rPr>
+        <w:t>MutationObserver</w:t>
+      </w:r>
+      <w:r>
+        <w:t xml:space="preserve"> 用于监控元素或全局 body 变化，request request either or back 是动画优化方案，既非宏任务也非微任务 。</w:t>
+      </w:r>
+    </w:p>
+    <w:p>
+      <w:pPr>
+        <w:rPr>
+          <w:rFonts w:hint="eastAsia"/>
+        </w:rPr>
+      </w:pPr>
+      <w:r>
+        <w:rPr>
+          <w:b/>
+          <w:bCs/>
+        </w:rPr>
+        <w:t>作用域</w:t>
+      </w:r>
+      <w:r>
+        <w:t>：</w:t>
+      </w:r>
+    </w:p>
+    <w:p>
+      <w:pPr>
+        <w:numPr>
+          <w:ilvl w:val="1"/>
+          <w:numId w:val="14"/>
+        </w:numPr>
+        <w:tabs>
+          <w:tab w:val="clear" w:pos="1440"/>
+          <w:tab w:val="num" w:pos="1081"/>
+        </w:tabs>
+        <w:ind w:leftChars="343" w:left="1080"/>
+        <w:rPr>
+          <w:rFonts w:hint="eastAsia"/>
+        </w:rPr>
+      </w:pPr>
+      <w:r>
+        <w:rPr>
+          <w:b/>
+          <w:bCs/>
+        </w:rPr>
+        <w:t>作用域本质</w:t>
+      </w:r>
+      <w:r>
+        <w:t>：执行上下文创建时，变量和函数提升形成作用域，作用域对变量和函数进行隔离。</w:t>
+      </w:r>
+    </w:p>
+    <w:p>
+      <w:pPr>
+        <w:numPr>
+          <w:ilvl w:val="1"/>
+          <w:numId w:val="14"/>
+        </w:numPr>
+        <w:tabs>
+          <w:tab w:val="clear" w:pos="1440"/>
+          <w:tab w:val="num" w:pos="1081"/>
+        </w:tabs>
+        <w:ind w:leftChars="343" w:left="1080"/>
+        <w:rPr>
+          <w:rFonts w:hint="eastAsia"/>
+        </w:rPr>
+      </w:pPr>
+      <w:r>
+        <w:rPr>
+          <w:b/>
+          <w:bCs/>
+        </w:rPr>
+        <w:t>作用域类型</w:t>
+      </w:r>
+      <w:r>
+        <w:t>：全局作用域、模块作用域、函数作用域、块级作用域。全局变量在浏览器环境和 Node 环境表现不同。</w:t>
+      </w:r>
+    </w:p>
+    <w:p>
+      <w:pPr>
+        <w:numPr>
+          <w:ilvl w:val="1"/>
+          <w:numId w:val="14"/>
+        </w:numPr>
+        <w:tabs>
+          <w:tab w:val="clear" w:pos="1440"/>
+          <w:tab w:val="num" w:pos="1081"/>
+        </w:tabs>
+        <w:ind w:leftChars="343" w:left="1080"/>
+        <w:rPr>
+          <w:rFonts w:hint="eastAsia"/>
+        </w:rPr>
+      </w:pPr>
+      <w:r>
+        <w:rPr>
+          <w:b/>
+          <w:bCs/>
+        </w:rPr>
+        <w:t>块级作用域</w:t>
+      </w:r>
+      <w:r>
+        <w:t>：由大括号形成，let 声明的变量在块级作用域内有效，var 声明的变量可突破块级作用域。</w:t>
+      </w:r>
+    </w:p>
+    <w:p>
+      <w:pPr>
+        <w:numPr>
+          <w:ilvl w:val="1"/>
+          <w:numId w:val="14"/>
+        </w:numPr>
+        <w:tabs>
+          <w:tab w:val="clear" w:pos="1440"/>
+          <w:tab w:val="num" w:pos="1081"/>
+        </w:tabs>
+        <w:ind w:leftChars="343" w:left="1080"/>
+        <w:rPr>
+          <w:rFonts w:hint="eastAsia"/>
+        </w:rPr>
+      </w:pPr>
+      <w:r>
+        <w:rPr>
+          <w:b/>
+          <w:bCs/>
+        </w:rPr>
+        <w:t>词法作用域</w:t>
+      </w:r>
+      <w:r>
+        <w:t>：</w:t>
+      </w:r>
+      <w:r>
+        <w:rPr>
+          <w:rFonts w:hint="eastAsia"/>
+        </w:rPr>
+        <w:t>lexical scope</w:t>
+      </w:r>
+      <w:r>
+        <w:rPr>
+          <w:rFonts w:hint="eastAsia"/>
+        </w:rPr>
+        <w:t>，</w:t>
+      </w:r>
+      <w:r>
+        <w:t>不是作用域类型，是变量查找规则，从内到外查找变量，取决于定义时所在作用域链。</w:t>
+      </w:r>
+    </w:p>
+    <w:p>
+      <w:pPr>
+        <w:numPr>
+          <w:ilvl w:val="1"/>
+          <w:numId w:val="14"/>
+        </w:numPr>
+        <w:tabs>
+          <w:tab w:val="clear" w:pos="1440"/>
+          <w:tab w:val="num" w:pos="1081"/>
+        </w:tabs>
+        <w:ind w:leftChars="343" w:left="1080"/>
+        <w:rPr>
+          <w:rFonts w:hint="eastAsia"/>
+        </w:rPr>
+      </w:pPr>
+      <w:r>
+        <w:rPr>
+          <w:b/>
+          <w:bCs/>
+        </w:rPr>
+        <w:t>闭包</w:t>
+      </w:r>
+      <w:r>
+        <w:t>：一种特殊存在，函数内部引用外部函数局部变量，使该变量不被垃圾回收，保持在内存中。</w:t>
+      </w:r>
     </w:p>
     <w:p>
       <w:pPr>
@@ -7516,6 +7454,155 @@
     </w:lvl>
   </w:abstractNum>
   <w:abstractNum w:abstractNumId="4" w15:restartNumberingAfterBreak="0">
+    <w:nsid w:val="46C667B0"/>
+    <w:multiLevelType w:val="multilevel"/>
+    <w:tmpl w:val="38B865B6"/>
+    <w:lvl w:ilvl="0">
+      <w:start w:val="1"/>
+      <w:numFmt w:val="bullet"/>
+      <w:lvlText w:val=""/>
+      <w:lvlJc w:val="left"/>
+      <w:pPr>
+        <w:tabs>
+          <w:tab w:val="num" w:pos="720"/>
+        </w:tabs>
+        <w:ind w:left="720" w:hanging="360"/>
+      </w:pPr>
+      <w:rPr>
+        <w:rFonts w:ascii="Symbol" w:hAnsi="Symbol" w:hint="default"/>
+        <w:sz w:val="20"/>
+      </w:rPr>
+    </w:lvl>
+    <w:lvl w:ilvl="1">
+      <w:start w:val="1"/>
+      <w:numFmt w:val="bullet"/>
+      <w:lvlText w:val="o"/>
+      <w:lvlJc w:val="left"/>
+      <w:pPr>
+        <w:tabs>
+          <w:tab w:val="num" w:pos="1440"/>
+        </w:tabs>
+        <w:ind w:left="1440" w:hanging="360"/>
+      </w:pPr>
+      <w:rPr>
+        <w:rFonts w:ascii="Courier New" w:hAnsi="Courier New" w:hint="default"/>
+        <w:sz w:val="20"/>
+      </w:rPr>
+    </w:lvl>
+    <w:lvl w:ilvl="2" w:tentative="1">
+      <w:start w:val="1"/>
+      <w:numFmt w:val="bullet"/>
+      <w:lvlText w:val=""/>
+      <w:lvlJc w:val="left"/>
+      <w:pPr>
+        <w:tabs>
+          <w:tab w:val="num" w:pos="2160"/>
+        </w:tabs>
+        <w:ind w:left="2160" w:hanging="360"/>
+      </w:pPr>
+      <w:rPr>
+        <w:rFonts w:ascii="Wingdings" w:hAnsi="Wingdings" w:hint="default"/>
+        <w:sz w:val="20"/>
+      </w:rPr>
+    </w:lvl>
+    <w:lvl w:ilvl="3" w:tentative="1">
+      <w:start w:val="1"/>
+      <w:numFmt w:val="bullet"/>
+      <w:lvlText w:val=""/>
+      <w:lvlJc w:val="left"/>
+      <w:pPr>
+        <w:tabs>
+          <w:tab w:val="num" w:pos="2880"/>
+        </w:tabs>
+        <w:ind w:left="2880" w:hanging="360"/>
+      </w:pPr>
+      <w:rPr>
+        <w:rFonts w:ascii="Wingdings" w:hAnsi="Wingdings" w:hint="default"/>
+        <w:sz w:val="20"/>
+      </w:rPr>
+    </w:lvl>
+    <w:lvl w:ilvl="4" w:tentative="1">
+      <w:start w:val="1"/>
+      <w:numFmt w:val="bullet"/>
+      <w:lvlText w:val=""/>
+      <w:lvlJc w:val="left"/>
+      <w:pPr>
+        <w:tabs>
+          <w:tab w:val="num" w:pos="3600"/>
+        </w:tabs>
+        <w:ind w:left="3600" w:hanging="360"/>
+      </w:pPr>
+      <w:rPr>
+        <w:rFonts w:ascii="Wingdings" w:hAnsi="Wingdings" w:hint="default"/>
+        <w:sz w:val="20"/>
+      </w:rPr>
+    </w:lvl>
+    <w:lvl w:ilvl="5" w:tentative="1">
+      <w:start w:val="1"/>
+      <w:numFmt w:val="bullet"/>
+      <w:lvlText w:val=""/>
+      <w:lvlJc w:val="left"/>
+      <w:pPr>
+        <w:tabs>
+          <w:tab w:val="num" w:pos="4320"/>
+        </w:tabs>
+        <w:ind w:left="4320" w:hanging="360"/>
+      </w:pPr>
+      <w:rPr>
+        <w:rFonts w:ascii="Wingdings" w:hAnsi="Wingdings" w:hint="default"/>
+        <w:sz w:val="20"/>
+      </w:rPr>
+    </w:lvl>
+    <w:lvl w:ilvl="6" w:tentative="1">
+      <w:start w:val="1"/>
+      <w:numFmt w:val="bullet"/>
+      <w:lvlText w:val=""/>
+      <w:lvlJc w:val="left"/>
+      <w:pPr>
+        <w:tabs>
+          <w:tab w:val="num" w:pos="5040"/>
+        </w:tabs>
+        <w:ind w:left="5040" w:hanging="360"/>
+      </w:pPr>
+      <w:rPr>
+        <w:rFonts w:ascii="Wingdings" w:hAnsi="Wingdings" w:hint="default"/>
+        <w:sz w:val="20"/>
+      </w:rPr>
+    </w:lvl>
+    <w:lvl w:ilvl="7" w:tentative="1">
+      <w:start w:val="1"/>
+      <w:numFmt w:val="bullet"/>
+      <w:lvlText w:val=""/>
+      <w:lvlJc w:val="left"/>
+      <w:pPr>
+        <w:tabs>
+          <w:tab w:val="num" w:pos="5760"/>
+        </w:tabs>
+        <w:ind w:left="5760" w:hanging="360"/>
+      </w:pPr>
+      <w:rPr>
+        <w:rFonts w:ascii="Wingdings" w:hAnsi="Wingdings" w:hint="default"/>
+        <w:sz w:val="20"/>
+      </w:rPr>
+    </w:lvl>
+    <w:lvl w:ilvl="8" w:tentative="1">
+      <w:start w:val="1"/>
+      <w:numFmt w:val="bullet"/>
+      <w:lvlText w:val=""/>
+      <w:lvlJc w:val="left"/>
+      <w:pPr>
+        <w:tabs>
+          <w:tab w:val="num" w:pos="6480"/>
+        </w:tabs>
+        <w:ind w:left="6480" w:hanging="360"/>
+      </w:pPr>
+      <w:rPr>
+        <w:rFonts w:ascii="Wingdings" w:hAnsi="Wingdings" w:hint="default"/>
+        <w:sz w:val="20"/>
+      </w:rPr>
+    </w:lvl>
+  </w:abstractNum>
+  <w:abstractNum w:abstractNumId="5" w15:restartNumberingAfterBreak="0">
     <w:nsid w:val="55915F6B"/>
     <w:multiLevelType w:val="hybridMultilevel"/>
     <w:tmpl w:val="AAC4B436"/>
@@ -7604,7 +7691,7 @@
       </w:pPr>
     </w:lvl>
   </w:abstractNum>
-  <w:abstractNum w:abstractNumId="5" w15:restartNumberingAfterBreak="0">
+  <w:abstractNum w:abstractNumId="6" w15:restartNumberingAfterBreak="0">
     <w:nsid w:val="55FD0228"/>
     <w:multiLevelType w:val="multilevel"/>
     <w:tmpl w:val="C0F280DE"/>
@@ -7753,7 +7840,7 @@
       </w:rPr>
     </w:lvl>
   </w:abstractNum>
-  <w:abstractNum w:abstractNumId="6" w15:restartNumberingAfterBreak="0">
+  <w:abstractNum w:abstractNumId="7" w15:restartNumberingAfterBreak="0">
     <w:nsid w:val="5D0B4A5F"/>
     <w:multiLevelType w:val="hybridMultilevel"/>
     <w:tmpl w:val="F0D6EFDE"/>
@@ -7842,7 +7929,7 @@
       </w:pPr>
     </w:lvl>
   </w:abstractNum>
-  <w:abstractNum w:abstractNumId="7" w15:restartNumberingAfterBreak="0">
+  <w:abstractNum w:abstractNumId="8" w15:restartNumberingAfterBreak="0">
     <w:nsid w:val="69CE6475"/>
     <w:multiLevelType w:val="hybridMultilevel"/>
     <w:tmpl w:val="EA763DFE"/>
@@ -7931,7 +8018,7 @@
       </w:pPr>
     </w:lvl>
   </w:abstractNum>
-  <w:abstractNum w:abstractNumId="8" w15:restartNumberingAfterBreak="0">
+  <w:abstractNum w:abstractNumId="9" w15:restartNumberingAfterBreak="0">
     <w:nsid w:val="6CE85BD5"/>
     <w:multiLevelType w:val="multilevel"/>
     <w:tmpl w:val="A6CED16C"/>
@@ -8080,7 +8167,7 @@
       </w:rPr>
     </w:lvl>
   </w:abstractNum>
-  <w:abstractNum w:abstractNumId="9" w15:restartNumberingAfterBreak="0">
+  <w:abstractNum w:abstractNumId="10" w15:restartNumberingAfterBreak="0">
     <w:nsid w:val="6D936673"/>
     <w:multiLevelType w:val="multilevel"/>
     <w:tmpl w:val="0728CEE8"/>
@@ -8229,7 +8316,7 @@
       </w:rPr>
     </w:lvl>
   </w:abstractNum>
-  <w:abstractNum w:abstractNumId="10" w15:restartNumberingAfterBreak="0">
+  <w:abstractNum w:abstractNumId="11" w15:restartNumberingAfterBreak="0">
     <w:nsid w:val="6EB03716"/>
     <w:multiLevelType w:val="hybridMultilevel"/>
     <w:tmpl w:val="1B82C136"/>
@@ -8318,7 +8405,7 @@
       </w:pPr>
     </w:lvl>
   </w:abstractNum>
-  <w:abstractNum w:abstractNumId="11" w15:restartNumberingAfterBreak="0">
+  <w:abstractNum w:abstractNumId="12" w15:restartNumberingAfterBreak="0">
     <w:nsid w:val="72125B11"/>
     <w:multiLevelType w:val="hybridMultilevel"/>
     <w:tmpl w:val="25EC1CE2"/>
@@ -8407,7 +8494,7 @@
       </w:pPr>
     </w:lvl>
   </w:abstractNum>
-  <w:abstractNum w:abstractNumId="12" w15:restartNumberingAfterBreak="0">
+  <w:abstractNum w:abstractNumId="13" w15:restartNumberingAfterBreak="0">
     <w:nsid w:val="7E281DAD"/>
     <w:multiLevelType w:val="multilevel"/>
     <w:tmpl w:val="38B021F2"/>
@@ -8560,40 +8647,43 @@
     <w:abstractNumId w:val="3"/>
   </w:num>
   <w:num w:numId="2" w16cid:durableId="911235867">
-    <w:abstractNumId w:val="5"/>
+    <w:abstractNumId w:val="6"/>
   </w:num>
   <w:num w:numId="3" w16cid:durableId="1011028068">
-    <w:abstractNumId w:val="7"/>
+    <w:abstractNumId w:val="8"/>
   </w:num>
   <w:num w:numId="4" w16cid:durableId="461576885">
-    <w:abstractNumId w:val="10"/>
+    <w:abstractNumId w:val="11"/>
   </w:num>
   <w:num w:numId="5" w16cid:durableId="290791763">
     <w:abstractNumId w:val="1"/>
   </w:num>
   <w:num w:numId="6" w16cid:durableId="1477797014">
-    <w:abstractNumId w:val="6"/>
+    <w:abstractNumId w:val="7"/>
   </w:num>
   <w:num w:numId="7" w16cid:durableId="1656254804">
     <w:abstractNumId w:val="0"/>
   </w:num>
   <w:num w:numId="8" w16cid:durableId="1614440395">
-    <w:abstractNumId w:val="4"/>
+    <w:abstractNumId w:val="5"/>
   </w:num>
   <w:num w:numId="9" w16cid:durableId="1737127590">
     <w:abstractNumId w:val="2"/>
   </w:num>
   <w:num w:numId="10" w16cid:durableId="1863399971">
-    <w:abstractNumId w:val="11"/>
+    <w:abstractNumId w:val="12"/>
   </w:num>
   <w:num w:numId="11" w16cid:durableId="1309555736">
-    <w:abstractNumId w:val="8"/>
+    <w:abstractNumId w:val="9"/>
   </w:num>
   <w:num w:numId="12" w16cid:durableId="716508437">
-    <w:abstractNumId w:val="9"/>
+    <w:abstractNumId w:val="10"/>
   </w:num>
   <w:num w:numId="13" w16cid:durableId="1499611504">
-    <w:abstractNumId w:val="12"/>
+    <w:abstractNumId w:val="13"/>
+  </w:num>
+  <w:num w:numId="14" w16cid:durableId="982320220">
+    <w:abstractNumId w:val="4"/>
   </w:num>
 </w:numbering>
 </file>
@@ -9200,7 +9290,6 @@
   <w:style w:type="character" w:default="1" w:styleId="a0">
     <w:name w:val="Default Paragraph Font"/>
     <w:uiPriority w:val="1"/>
-    <w:semiHidden/>
     <w:unhideWhenUsed/>
   </w:style>
   <w:style w:type="table" w:default="1" w:styleId="a1">

--- a/前端/12.9课时1.docx
+++ b/前端/12.9课时1.docx
@@ -656,6 +656,184 @@
               </w:rPr>
               <w:t>0111√（无视频）</w:t>
             </w:r>
+          </w:p>
+        </w:tc>
+      </w:tr>
+      <w:tr>
+        <w:tc>
+          <w:tcPr>
+            <w:tcW w:w="690" w:type="dxa"/>
+          </w:tcPr>
+          <w:p>
+            <w:pPr>
+              <w:rPr>
+                <w:rFonts w:hint="eastAsia"/>
+              </w:rPr>
+            </w:pPr>
+          </w:p>
+        </w:tc>
+        <w:tc>
+          <w:tcPr>
+            <w:tcW w:w="1914" w:type="dxa"/>
+          </w:tcPr>
+          <w:p>
+            <w:pPr>
+              <w:rPr>
+                <w:rFonts w:hint="eastAsia"/>
+              </w:rPr>
+            </w:pPr>
+            <w:r>
+              <w:rPr>
+                <w:rFonts w:hint="eastAsia"/>
+              </w:rPr>
+              <w:t>0113</w:t>
+            </w:r>
+          </w:p>
+        </w:tc>
+        <w:tc>
+          <w:tcPr>
+            <w:tcW w:w="659" w:type="dxa"/>
+          </w:tcPr>
+          <w:p>
+            <w:pPr>
+              <w:rPr>
+                <w:rFonts w:hint="eastAsia"/>
+              </w:rPr>
+            </w:pPr>
+          </w:p>
+        </w:tc>
+        <w:tc>
+          <w:tcPr>
+            <w:tcW w:w="1127" w:type="dxa"/>
+          </w:tcPr>
+          <w:p>
+            <w:pPr>
+              <w:rPr>
+                <w:rFonts w:hint="eastAsia"/>
+              </w:rPr>
+            </w:pPr>
+          </w:p>
+        </w:tc>
+        <w:tc>
+          <w:tcPr>
+            <w:tcW w:w="1604" w:type="dxa"/>
+          </w:tcPr>
+          <w:p>
+            <w:pPr>
+              <w:rPr>
+                <w:rFonts w:hint="eastAsia"/>
+              </w:rPr>
+            </w:pPr>
+          </w:p>
+        </w:tc>
+        <w:tc>
+          <w:tcPr>
+            <w:tcW w:w="664" w:type="dxa"/>
+          </w:tcPr>
+          <w:p>
+            <w:pPr>
+              <w:rPr>
+                <w:rFonts w:hint="eastAsia"/>
+              </w:rPr>
+            </w:pPr>
+          </w:p>
+        </w:tc>
+        <w:tc>
+          <w:tcPr>
+            <w:tcW w:w="1638" w:type="dxa"/>
+          </w:tcPr>
+          <w:p>
+            <w:pPr>
+              <w:rPr>
+                <w:rFonts w:hint="eastAsia"/>
+              </w:rPr>
+            </w:pPr>
+          </w:p>
+        </w:tc>
+      </w:tr>
+      <w:tr>
+        <w:tc>
+          <w:tcPr>
+            <w:tcW w:w="690" w:type="dxa"/>
+          </w:tcPr>
+          <w:p>
+            <w:pPr>
+              <w:rPr>
+                <w:rFonts w:hint="eastAsia"/>
+              </w:rPr>
+            </w:pPr>
+          </w:p>
+        </w:tc>
+        <w:tc>
+          <w:tcPr>
+            <w:tcW w:w="1914" w:type="dxa"/>
+          </w:tcPr>
+          <w:p>
+            <w:pPr>
+              <w:rPr>
+                <w:rFonts w:hint="eastAsia"/>
+              </w:rPr>
+            </w:pPr>
+          </w:p>
+        </w:tc>
+        <w:tc>
+          <w:tcPr>
+            <w:tcW w:w="659" w:type="dxa"/>
+          </w:tcPr>
+          <w:p>
+            <w:pPr>
+              <w:rPr>
+                <w:rFonts w:hint="eastAsia"/>
+              </w:rPr>
+            </w:pPr>
+          </w:p>
+        </w:tc>
+        <w:tc>
+          <w:tcPr>
+            <w:tcW w:w="1127" w:type="dxa"/>
+          </w:tcPr>
+          <w:p>
+            <w:pPr>
+              <w:rPr>
+                <w:rFonts w:hint="eastAsia"/>
+              </w:rPr>
+            </w:pPr>
+          </w:p>
+        </w:tc>
+        <w:tc>
+          <w:tcPr>
+            <w:tcW w:w="1604" w:type="dxa"/>
+          </w:tcPr>
+          <w:p>
+            <w:pPr>
+              <w:rPr>
+                <w:rFonts w:hint="eastAsia"/>
+              </w:rPr>
+            </w:pPr>
+          </w:p>
+        </w:tc>
+        <w:tc>
+          <w:tcPr>
+            <w:tcW w:w="664" w:type="dxa"/>
+          </w:tcPr>
+          <w:p>
+            <w:pPr>
+              <w:rPr>
+                <w:rFonts w:hint="eastAsia"/>
+              </w:rPr>
+            </w:pPr>
+          </w:p>
+        </w:tc>
+        <w:tc>
+          <w:tcPr>
+            <w:tcW w:w="1638" w:type="dxa"/>
+          </w:tcPr>
+          <w:p>
+            <w:pPr>
+              <w:rPr>
+                <w:rFonts w:hint="eastAsia"/>
+              </w:rPr>
+            </w:pPr>
           </w:p>
         </w:tc>
       </w:tr>
@@ -1597,7 +1775,21 @@
         <w:rPr>
           <w:rFonts w:hint="eastAsia"/>
         </w:rPr>
-        <w:t>12.09课时一——简历修改</w:t>
+        <w:t>12.09课时</w:t>
+      </w:r>
+      <w:proofErr w:type="gramStart"/>
+      <w:r>
+        <w:rPr>
+          <w:rFonts w:hint="eastAsia"/>
+        </w:rPr>
+        <w:t>一</w:t>
+      </w:r>
+      <w:proofErr w:type="gramEnd"/>
+      <w:r>
+        <w:rPr>
+          <w:rFonts w:hint="eastAsia"/>
+        </w:rPr>
+        <w:t>——简历修改</w:t>
       </w:r>
       <w:bookmarkEnd w:id="0"/>
     </w:p>
@@ -1800,6 +1992,7 @@
         <w:rPr>
           <w:rFonts w:hint="eastAsia"/>
         </w:rPr>
+        <w:lastRenderedPageBreak/>
         <w:t>R：指标，加载时间</w:t>
       </w:r>
       <w:r>
@@ -1836,7 +2029,6 @@
         <w:rPr>
           <w:rFonts w:hint="eastAsia"/>
         </w:rPr>
-        <w:lastRenderedPageBreak/>
         <w:t>S：目的：保证用户对硬件钱包固件升级</w:t>
       </w:r>
     </w:p>
@@ -1852,7 +2044,21 @@
         <w:rPr>
           <w:rFonts w:hint="eastAsia"/>
         </w:rPr>
-        <w:t>T：从零到一实现系统烧录工具，能够可靠识别设备（），烧录能力，完整性保障</w:t>
+        <w:t>T：从零到</w:t>
+      </w:r>
+      <w:proofErr w:type="gramStart"/>
+      <w:r>
+        <w:rPr>
+          <w:rFonts w:hint="eastAsia"/>
+        </w:rPr>
+        <w:t>一</w:t>
+      </w:r>
+      <w:proofErr w:type="gramEnd"/>
+      <w:r>
+        <w:rPr>
+          <w:rFonts w:hint="eastAsia"/>
+        </w:rPr>
+        <w:t>实现系统烧录工具，能够可靠识别设备（），烧录能力，完整性保障</w:t>
       </w:r>
     </w:p>
     <w:p>
@@ -1883,7 +2089,14 @@
         <w:rPr>
           <w:rFonts w:hint="eastAsia"/>
         </w:rPr>
-        <w:t>专业的烧录能力：集成</w:t>
+        <w:t>专业的烧录能力：</w:t>
+      </w:r>
+      <w:proofErr w:type="gramStart"/>
+      <w:r>
+        <w:rPr>
+          <w:rFonts w:hint="eastAsia"/>
+        </w:rPr>
+        <w:t>集成</w:t>
       </w:r>
       <w:r>
         <w:rPr>
@@ -1891,8 +2104,27 @@
           <w:color w:val="000000"/>
           <w:sz w:val="22"/>
         </w:rPr>
-        <w:t>集成etcher-image-write实现专业级镜像烧录功能</w:t>
-      </w:r>
+        <w:t>集成</w:t>
+      </w:r>
+      <w:proofErr w:type="gramEnd"/>
+      <w:r>
+        <w:rPr>
+          <w:rFonts w:ascii="微软雅黑" w:eastAsia="微软雅黑" w:hAnsi="微软雅黑"/>
+          <w:color w:val="000000"/>
+          <w:sz w:val="22"/>
+        </w:rPr>
+        <w:t>etcher-image-write实现专业级镜像烧</w:t>
+      </w:r>
+      <w:proofErr w:type="gramStart"/>
+      <w:r>
+        <w:rPr>
+          <w:rFonts w:ascii="微软雅黑" w:eastAsia="微软雅黑" w:hAnsi="微软雅黑"/>
+          <w:color w:val="000000"/>
+          <w:sz w:val="22"/>
+        </w:rPr>
+        <w:t>录功能</w:t>
+      </w:r>
+      <w:proofErr w:type="gramEnd"/>
       <w:r>
         <w:rPr>
           <w:rFonts w:ascii="微软雅黑" w:eastAsia="微软雅黑" w:hAnsi="微软雅黑" w:hint="eastAsia"/>
@@ -1919,7 +2151,35 @@
           <w:color w:val="000000"/>
           <w:sz w:val="22"/>
         </w:rPr>
-        <w:t>使用drivelist库实现跨平台驱动器枚举和管理</w:t>
+        <w:t>使用</w:t>
+      </w:r>
+      <w:proofErr w:type="spellStart"/>
+      <w:r>
+        <w:rPr>
+          <w:rFonts w:ascii="微软雅黑" w:eastAsia="微软雅黑" w:hAnsi="微软雅黑"/>
+          <w:color w:val="000000"/>
+          <w:sz w:val="22"/>
+        </w:rPr>
+        <w:t>drivelist</w:t>
+      </w:r>
+      <w:proofErr w:type="spellEnd"/>
+      <w:proofErr w:type="gramStart"/>
+      <w:r>
+        <w:rPr>
+          <w:rFonts w:ascii="微软雅黑" w:eastAsia="微软雅黑" w:hAnsi="微软雅黑"/>
+          <w:color w:val="000000"/>
+          <w:sz w:val="22"/>
+        </w:rPr>
+        <w:t>库实现</w:t>
+      </w:r>
+      <w:proofErr w:type="gramEnd"/>
+      <w:r>
+        <w:rPr>
+          <w:rFonts w:ascii="微软雅黑" w:eastAsia="微软雅黑" w:hAnsi="微软雅黑"/>
+          <w:color w:val="000000"/>
+          <w:sz w:val="22"/>
+        </w:rPr>
+        <w:t>跨平台驱动器枚举和管理</w:t>
       </w:r>
     </w:p>
     <w:p>
@@ -1939,7 +2199,25 @@
           <w:color w:val="000000"/>
           <w:sz w:val="22"/>
         </w:rPr>
-        <w:t>安全下载，进度可视化：开发固件下载模板，结合ipc进程通信进行完整新校验，降低与实际不一致的风险</w:t>
+        <w:t>安全下载，进度可视化：开发固件下载模板，结合</w:t>
+      </w:r>
+      <w:proofErr w:type="spellStart"/>
+      <w:r>
+        <w:rPr>
+          <w:rFonts w:ascii="微软雅黑" w:eastAsia="微软雅黑" w:hAnsi="微软雅黑" w:hint="eastAsia"/>
+          <w:color w:val="000000"/>
+          <w:sz w:val="22"/>
+        </w:rPr>
+        <w:t>ipc</w:t>
+      </w:r>
+      <w:proofErr w:type="spellEnd"/>
+      <w:r>
+        <w:rPr>
+          <w:rFonts w:ascii="微软雅黑" w:eastAsia="微软雅黑" w:hAnsi="微软雅黑" w:hint="eastAsia"/>
+          <w:color w:val="000000"/>
+          <w:sz w:val="22"/>
+        </w:rPr>
+        <w:t>进程通信进行完整新校验，降低与实际不一致的风险</w:t>
       </w:r>
     </w:p>
     <w:p>
@@ -1988,11 +2266,19 @@
           <w:rFonts w:hint="eastAsia"/>
         </w:rPr>
       </w:pPr>
-      <w:r>
-        <w:rPr>
-          <w:rFonts w:hint="eastAsia"/>
-        </w:rPr>
-        <w:t>Ipc通信保证进度可信不阻塞UI：利用electron+vue3，进行解耦，</w:t>
+      <w:proofErr w:type="spellStart"/>
+      <w:r>
+        <w:rPr>
+          <w:rFonts w:hint="eastAsia"/>
+        </w:rPr>
+        <w:t>Ipc</w:t>
+      </w:r>
+      <w:proofErr w:type="spellEnd"/>
+      <w:r>
+        <w:rPr>
+          <w:rFonts w:hint="eastAsia"/>
+        </w:rPr>
+        <w:t>通信保证进度可信不阻塞UI：利用electron+vue3，进行解耦，</w:t>
       </w:r>
     </w:p>
     <w:p>
@@ -2024,12 +2310,28 @@
           <w:rFonts w:hint="eastAsia"/>
         </w:rPr>
       </w:pPr>
-      <w:r>
-        <w:rPr>
-          <w:rFonts w:hint="eastAsia"/>
-        </w:rPr>
-        <w:t>烧录传列入抽象成状态积</w:t>
-      </w:r>
+      <w:proofErr w:type="gramStart"/>
+      <w:r>
+        <w:rPr>
+          <w:rFonts w:hint="eastAsia"/>
+        </w:rPr>
+        <w:t>烧录传列入</w:t>
+      </w:r>
+      <w:proofErr w:type="gramEnd"/>
+      <w:r>
+        <w:rPr>
+          <w:rFonts w:hint="eastAsia"/>
+        </w:rPr>
+        <w:t>抽象</w:t>
+      </w:r>
+      <w:proofErr w:type="gramStart"/>
+      <w:r>
+        <w:rPr>
+          <w:rFonts w:hint="eastAsia"/>
+        </w:rPr>
+        <w:t>成状态积</w:t>
+      </w:r>
+      <w:proofErr w:type="gramEnd"/>
     </w:p>
     <w:p>
       <w:pPr>
@@ -2042,11 +2344,19 @@
           <w:rFonts w:hint="eastAsia"/>
         </w:rPr>
       </w:pPr>
-      <w:r>
-        <w:rPr>
-          <w:rFonts w:hint="eastAsia"/>
-        </w:rPr>
-        <w:t>Ipc消息包含：downloading，validate, writing，checking，error，done</w:t>
+      <w:proofErr w:type="spellStart"/>
+      <w:r>
+        <w:rPr>
+          <w:rFonts w:hint="eastAsia"/>
+        </w:rPr>
+        <w:t>Ipc</w:t>
+      </w:r>
+      <w:proofErr w:type="spellEnd"/>
+      <w:r>
+        <w:rPr>
+          <w:rFonts w:hint="eastAsia"/>
+        </w:rPr>
+        <w:t>消息包含：downloading，validate, writing，checking，error，done</w:t>
       </w:r>
     </w:p>
     <w:p>
@@ -2098,7 +2408,21 @@
         <w:rPr>
           <w:rFonts w:hint="eastAsia"/>
         </w:rPr>
-        <w:t>飞书内嵌周报系统</w:t>
+        <w:t>飞书内</w:t>
+      </w:r>
+      <w:proofErr w:type="gramStart"/>
+      <w:r>
+        <w:rPr>
+          <w:rFonts w:hint="eastAsia"/>
+        </w:rPr>
+        <w:t>嵌</w:t>
+      </w:r>
+      <w:proofErr w:type="gramEnd"/>
+      <w:r>
+        <w:rPr>
+          <w:rFonts w:hint="eastAsia"/>
+        </w:rPr>
+        <w:t>周报系统</w:t>
       </w:r>
     </w:p>
     <w:p>
@@ -2152,27 +2476,55 @@
         <w:rPr>
           <w:rFonts w:hint="eastAsia"/>
         </w:rPr>
-        <w:t>折叠的数据加载模式，tiptap库</w:t>
-      </w:r>
-    </w:p>
-    <w:p>
-      <w:pPr>
-        <w:rPr>
-          <w:rFonts w:hint="eastAsia"/>
-        </w:rPr>
-      </w:pPr>
-    </w:p>
-    <w:p>
-      <w:pPr>
-        <w:rPr>
-          <w:rFonts w:hint="eastAsia"/>
-        </w:rPr>
-      </w:pPr>
-      <w:r>
-        <w:rPr>
-          <w:rFonts w:hint="eastAsia"/>
-        </w:rPr>
-        <w:t>R：交付了一个周报的web和飞书双场景的应用，提高内部人员组织协调能力，实时查看项目</w:t>
+        <w:t>折叠的数据加载模式，</w:t>
+      </w:r>
+      <w:proofErr w:type="spellStart"/>
+      <w:r>
+        <w:rPr>
+          <w:rFonts w:hint="eastAsia"/>
+        </w:rPr>
+        <w:t>tiptap</w:t>
+      </w:r>
+      <w:proofErr w:type="spellEnd"/>
+      <w:r>
+        <w:rPr>
+          <w:rFonts w:hint="eastAsia"/>
+        </w:rPr>
+        <w:t>库</w:t>
+      </w:r>
+    </w:p>
+    <w:p>
+      <w:pPr>
+        <w:rPr>
+          <w:rFonts w:hint="eastAsia"/>
+        </w:rPr>
+      </w:pPr>
+    </w:p>
+    <w:p>
+      <w:pPr>
+        <w:rPr>
+          <w:rFonts w:hint="eastAsia"/>
+        </w:rPr>
+      </w:pPr>
+      <w:r>
+        <w:rPr>
+          <w:rFonts w:hint="eastAsia"/>
+        </w:rPr>
+        <w:t>R：交付了一个周报的web和</w:t>
+      </w:r>
+      <w:proofErr w:type="gramStart"/>
+      <w:r>
+        <w:rPr>
+          <w:rFonts w:hint="eastAsia"/>
+        </w:rPr>
+        <w:t>飞书双场景</w:t>
+      </w:r>
+      <w:proofErr w:type="gramEnd"/>
+      <w:r>
+        <w:rPr>
+          <w:rFonts w:hint="eastAsia"/>
+        </w:rPr>
+        <w:t>的应用，提高内部人员组织协调能力，实时查看项目</w:t>
       </w:r>
     </w:p>
     <w:p>
@@ -2433,7 +2785,21 @@
         <w:rPr>
           <w:rFonts w:hint="eastAsia"/>
         </w:rPr>
-        <w:t>（Github首页：readme介绍、commit绿点、头像、stars</w:t>
+        <w:t>（</w:t>
+      </w:r>
+      <w:proofErr w:type="spellStart"/>
+      <w:r>
+        <w:rPr>
+          <w:rFonts w:hint="eastAsia"/>
+        </w:rPr>
+        <w:t>Github</w:t>
+      </w:r>
+      <w:proofErr w:type="spellEnd"/>
+      <w:r>
+        <w:rPr>
+          <w:rFonts w:hint="eastAsia"/>
+        </w:rPr>
+        <w:t>首页：readme介绍、commit绿点、头像、stars</w:t>
       </w:r>
     </w:p>
     <w:p>
@@ -2492,7 +2858,21 @@
         <w:rPr>
           <w:rFonts w:hint="eastAsia"/>
         </w:rPr>
-        <w:t>工作经历上方写核心优势：</w:t>
+        <w:t>工作经历上方</w:t>
+      </w:r>
+      <w:proofErr w:type="gramStart"/>
+      <w:r>
+        <w:rPr>
+          <w:rFonts w:hint="eastAsia"/>
+        </w:rPr>
+        <w:t>写核心</w:t>
+      </w:r>
+      <w:proofErr w:type="gramEnd"/>
+      <w:r>
+        <w:rPr>
+          <w:rFonts w:hint="eastAsia"/>
+        </w:rPr>
+        <w:t>优势：</w:t>
       </w:r>
     </w:p>
     <w:p>
@@ -2528,7 +2908,49 @@
         <w:rPr>
           <w:rFonts w:hint="eastAsia"/>
         </w:rPr>
-        <w:t>有利于在toB的平台类岗位快速落地技术方案，企业级内部工具从0到1落地能力，独立完成飞书内嵌周报系统，从需求的梳理到技术选型到上线，真正把系统作为团队的协作工具。</w:t>
+        <w:t>有利于在</w:t>
+      </w:r>
+      <w:proofErr w:type="spellStart"/>
+      <w:r>
+        <w:rPr>
+          <w:rFonts w:hint="eastAsia"/>
+        </w:rPr>
+        <w:t>toB</w:t>
+      </w:r>
+      <w:proofErr w:type="spellEnd"/>
+      <w:r>
+        <w:rPr>
+          <w:rFonts w:hint="eastAsia"/>
+        </w:rPr>
+        <w:t>的平台类岗位快速落地技术方案，企业</w:t>
+      </w:r>
+      <w:proofErr w:type="gramStart"/>
+      <w:r>
+        <w:rPr>
+          <w:rFonts w:hint="eastAsia"/>
+        </w:rPr>
+        <w:t>级内部</w:t>
+      </w:r>
+      <w:proofErr w:type="gramEnd"/>
+      <w:r>
+        <w:rPr>
+          <w:rFonts w:hint="eastAsia"/>
+        </w:rPr>
+        <w:t>工具从0到1落地能力，独立完成飞书内</w:t>
+      </w:r>
+      <w:proofErr w:type="gramStart"/>
+      <w:r>
+        <w:rPr>
+          <w:rFonts w:hint="eastAsia"/>
+        </w:rPr>
+        <w:t>嵌</w:t>
+      </w:r>
+      <w:proofErr w:type="gramEnd"/>
+      <w:r>
+        <w:rPr>
+          <w:rFonts w:hint="eastAsia"/>
+        </w:rPr>
+        <w:t>周报系统，从需求的梳理到技术选型到上线，真正把系统作为团队的协作工具。</w:t>
       </w:r>
     </w:p>
     <w:p>
@@ -2546,8 +2968,30 @@
         <w:rPr>
           <w:rFonts w:hint="eastAsia"/>
         </w:rPr>
-        <w:t>跨平台桌面的系统能力，独立设计硬件钱包固件烧录工具，覆盖Windows、Linux、macos三端，对底层 和</w:t>
-      </w:r>
+        <w:t>跨平台桌面的系统能力，独立设计硬件钱包固件烧录工具，覆盖Windows、Linux、</w:t>
+      </w:r>
+      <w:proofErr w:type="spellStart"/>
+      <w:r>
+        <w:rPr>
+          <w:rFonts w:hint="eastAsia"/>
+        </w:rPr>
+        <w:t>macos</w:t>
+      </w:r>
+      <w:proofErr w:type="spellEnd"/>
+      <w:r>
+        <w:rPr>
+          <w:rFonts w:hint="eastAsia"/>
+        </w:rPr>
+        <w:t xml:space="preserve">三端，对底层 </w:t>
+      </w:r>
+      <w:proofErr w:type="gramStart"/>
+      <w:r>
+        <w:rPr>
+          <w:rFonts w:hint="eastAsia"/>
+        </w:rPr>
+        <w:t>和</w:t>
+      </w:r>
+      <w:proofErr w:type="gramEnd"/>
     </w:p>
     <w:p>
       <w:pPr>
@@ -2564,7 +3008,21 @@
         <w:rPr>
           <w:rFonts w:hint="eastAsia"/>
         </w:rPr>
-        <w:t>自动化与AI工具链的实践，有基于Langchain的企业知识库的，编写自动化脚本，降低人工错误率，对接多家交易所API，实现监控预警和自动交易</w:t>
+        <w:t>自动化与AI工具链的实践，有基于</w:t>
+      </w:r>
+      <w:proofErr w:type="spellStart"/>
+      <w:r>
+        <w:rPr>
+          <w:rFonts w:hint="eastAsia"/>
+        </w:rPr>
+        <w:t>Langchain</w:t>
+      </w:r>
+      <w:proofErr w:type="spellEnd"/>
+      <w:r>
+        <w:rPr>
+          <w:rFonts w:hint="eastAsia"/>
+        </w:rPr>
+        <w:t>的企业知识库的，编写自动化脚本，降低人工错误率，对接多家交易所API，实现监控预警和自动交易</w:t>
       </w:r>
     </w:p>
     <w:p>
@@ -2737,24 +3195,28 @@
           <w:rFonts w:hint="eastAsia"/>
         </w:rPr>
       </w:pPr>
+      <w:proofErr w:type="spellStart"/>
       <w:r>
         <w:rPr>
           <w:rFonts w:hint="eastAsia"/>
         </w:rPr>
         <w:t>AntD</w:t>
       </w:r>
+      <w:proofErr w:type="spellEnd"/>
       <w:r>
         <w:rPr>
           <w:rFonts w:hint="eastAsia"/>
         </w:rPr>
         <w:t>、</w:t>
       </w:r>
+      <w:proofErr w:type="spellStart"/>
       <w:r>
         <w:rPr>
           <w:rFonts w:hint="eastAsia"/>
         </w:rPr>
         <w:t>ECharts</w:t>
       </w:r>
+      <w:proofErr w:type="spellEnd"/>
       <w:r>
         <w:rPr>
           <w:rFonts w:hint="eastAsia"/>
@@ -2808,24 +3270,28 @@
         </w:rPr>
         <w:t xml:space="preserve">git, </w:t>
       </w:r>
+      <w:proofErr w:type="spellStart"/>
       <w:r>
         <w:rPr>
           <w:rFonts w:hint="eastAsia"/>
         </w:rPr>
         <w:t>vite</w:t>
       </w:r>
+      <w:proofErr w:type="spellEnd"/>
       <w:r>
         <w:rPr>
           <w:rFonts w:hint="eastAsia"/>
         </w:rPr>
         <w:t xml:space="preserve">, </w:t>
       </w:r>
+      <w:proofErr w:type="spellStart"/>
       <w:r>
         <w:rPr>
           <w:rFonts w:hint="eastAsia"/>
         </w:rPr>
         <w:t>ESLint</w:t>
       </w:r>
+      <w:proofErr w:type="spellEnd"/>
       <w:r>
         <w:rPr>
           <w:rFonts w:hint="eastAsia"/>
@@ -2922,7 +3388,21 @@
         <w:rPr>
           <w:rFonts w:hint="eastAsia"/>
         </w:rPr>
-        <w:t>项目再加一个技术栈，只写技术名词，</w:t>
+        <w:t>项目再加一个技术</w:t>
+      </w:r>
+      <w:proofErr w:type="gramStart"/>
+      <w:r>
+        <w:rPr>
+          <w:rFonts w:hint="eastAsia"/>
+        </w:rPr>
+        <w:t>栈</w:t>
+      </w:r>
+      <w:proofErr w:type="gramEnd"/>
+      <w:r>
+        <w:rPr>
+          <w:rFonts w:hint="eastAsia"/>
+        </w:rPr>
+        <w:t>，只写技术名词，</w:t>
       </w:r>
     </w:p>
     <w:p>
@@ -3045,13 +3525,35 @@
         </w:rPr>
       </w:pPr>
       <w:r>
-        <w:t>我是杨佳琳，毕业于上海财经大学数据科学与大数据技术专业</w:t>
-      </w:r>
-      <w:r>
-        <w:rPr>
-          <w:rFonts w:hint="eastAsia"/>
-        </w:rPr>
-        <w:t>，求职岗位是端开发工程师</w:t>
+        <w:t>我是</w:t>
+      </w:r>
+      <w:proofErr w:type="gramStart"/>
+      <w:r>
+        <w:t>杨佳琳</w:t>
+      </w:r>
+      <w:proofErr w:type="gramEnd"/>
+      <w:r>
+        <w:t>，毕业于上海财经大学数据科学与大数据技术专业</w:t>
+      </w:r>
+      <w:r>
+        <w:rPr>
+          <w:rFonts w:hint="eastAsia"/>
+        </w:rPr>
+        <w:t>，求职岗位是</w:t>
+      </w:r>
+      <w:proofErr w:type="gramStart"/>
+      <w:r>
+        <w:rPr>
+          <w:rFonts w:hint="eastAsia"/>
+        </w:rPr>
+        <w:t>端开发</w:t>
+      </w:r>
+      <w:proofErr w:type="gramEnd"/>
+      <w:r>
+        <w:rPr>
+          <w:rFonts w:hint="eastAsia"/>
+        </w:rPr>
+        <w:t>工程师</w:t>
       </w:r>
       <w:r>
         <w:t>。</w:t>
@@ -3112,29 +3614,51 @@
         </w:rPr>
       </w:pPr>
       <w:r>
-        <w:t>第一个是飞书内嵌周报系统，</w:t>
+        <w:t>第一个是飞书内</w:t>
+      </w:r>
+      <w:proofErr w:type="gramStart"/>
+      <w:r>
+        <w:t>嵌</w:t>
+      </w:r>
+      <w:proofErr w:type="gramEnd"/>
+      <w:r>
+        <w:t>周报系统，</w:t>
       </w:r>
       <w:r>
         <w:rPr>
           <w:strike/>
         </w:rPr>
-        <w:t xml:space="preserve">我从零开始负责整个系统的设计、开发和上线。针对海量历史周报数据的展示需求，我封装了高性能的虚拟滚动列表，支持数据筛选和视角切换；为提升编辑体验，基于TipTap深度定制了富文本编辑器；同时通过Redux持久化和多端键盘适配等优化，确保系统稳定运行。该项目已成为团队标准协作工具，显著提升了信息同步效率。 </w:t>
-      </w:r>
-    </w:p>
-    <w:p>
-      <w:pPr>
-        <w:rPr>
-          <w:rFonts w:hint="eastAsia"/>
+        <w:t>我从零开始负责整个系统的设计、开发和上线。针对海量历史周报数据的展示需求，我封装了高性能的虚拟滚动列表，支持数据筛选和视角切换；为提升编辑体验，基于</w:t>
+      </w:r>
+      <w:proofErr w:type="spellStart"/>
+      <w:r>
+        <w:rPr>
           <w:strike/>
         </w:rPr>
-      </w:pPr>
-    </w:p>
-    <w:p>
-      <w:pPr>
-        <w:rPr>
-          <w:rFonts w:hint="eastAsia"/>
+        <w:t>TipTap</w:t>
+      </w:r>
+      <w:proofErr w:type="spellEnd"/>
+      <w:r>
+        <w:rPr>
           <w:strike/>
         </w:rPr>
+        <w:t xml:space="preserve">深度定制了富文本编辑器；同时通过Redux持久化和多端键盘适配等优化，确保系统稳定运行。该项目已成为团队标准协作工具，显著提升了信息同步效率。 </w:t>
+      </w:r>
+    </w:p>
+    <w:p>
+      <w:pPr>
+        <w:rPr>
+          <w:rFonts w:hint="eastAsia"/>
+          <w:strike/>
+        </w:rPr>
+      </w:pPr>
+    </w:p>
+    <w:p>
+      <w:pPr>
+        <w:rPr>
+          <w:rFonts w:hint="eastAsia"/>
+          <w:strike/>
+        </w:rPr>
       </w:pPr>
       <w:r>
         <w:t>第二个项目是硬件钱包固件烧录工具，</w:t>
@@ -3174,7 +3698,15 @@
         </w:rPr>
       </w:pPr>
       <w:r>
-        <w:t xml:space="preserve">此外，我的数据科学背景和AI工程实践经历，使我在技术方案设计时能更好地结合业务需求。曾基于LangChain开发RAG知识库系统，并编写自动化脚本优化业务流程，这种复合背景让我不仅能完成前端开发，更能从系统层面思考技术实现，真正赋能业务发展。 </w:t>
+        <w:t>此外，我的数据科学背景和AI工程实践经历，使我在技术方案设计时能更好地结合业务需求。曾基于</w:t>
+      </w:r>
+      <w:proofErr w:type="spellStart"/>
+      <w:r>
+        <w:t>LangChain</w:t>
+      </w:r>
+      <w:proofErr w:type="spellEnd"/>
+      <w:r>
+        <w:t xml:space="preserve">开发RAG知识库系统，并编写自动化脚本优化业务流程，这种复合背景让我不仅能完成前端开发，更能从系统层面思考技术实现，真正赋能业务发展。 </w:t>
       </w:r>
     </w:p>
     <w:p>
@@ -3428,7 +3960,21 @@
         <w:rPr>
           <w:rFonts w:hint="eastAsia"/>
         </w:rPr>
-        <w:t>自研一个高性能虚拟列表滚动双向加载：支持双向滚动加载、折叠、跳转</w:t>
+        <w:t>自</w:t>
+      </w:r>
+      <w:proofErr w:type="gramStart"/>
+      <w:r>
+        <w:rPr>
+          <w:rFonts w:hint="eastAsia"/>
+        </w:rPr>
+        <w:t>研</w:t>
+      </w:r>
+      <w:proofErr w:type="gramEnd"/>
+      <w:r>
+        <w:rPr>
+          <w:rFonts w:hint="eastAsia"/>
+        </w:rPr>
+        <w:t>一个高性能虚拟列表滚动双向加载：支持双向滚动加载、折叠、跳转</w:t>
       </w:r>
     </w:p>
     <w:p>
@@ -3500,12 +4046,21 @@
         </w:rPr>
         <w:t>支持跳转折叠，</w:t>
       </w:r>
+      <w:proofErr w:type="gramStart"/>
       <w:r>
         <w:rPr>
           <w:rFonts w:hint="eastAsia"/>
           <w:strike/>
         </w:rPr>
-        <w:t>滚动锚点anchor与高度缓存，</w:t>
+        <w:t>滚动锚点</w:t>
+      </w:r>
+      <w:proofErr w:type="gramEnd"/>
+      <w:r>
+        <w:rPr>
+          <w:rFonts w:hint="eastAsia"/>
+          <w:strike/>
+        </w:rPr>
+        <w:t>anchor与高度缓存，</w:t>
       </w:r>
     </w:p>
     <w:p>
@@ -3520,7 +4075,21 @@
         <w:rPr>
           <w:rFonts w:hint="eastAsia"/>
         </w:rPr>
-        <w:t>双向加载：懒加载、滚动位置修正，数据插入</w:t>
+        <w:t>双向加载：</w:t>
+      </w:r>
+      <w:proofErr w:type="gramStart"/>
+      <w:r>
+        <w:rPr>
+          <w:rFonts w:hint="eastAsia"/>
+        </w:rPr>
+        <w:t>懒</w:t>
+      </w:r>
+      <w:proofErr w:type="gramEnd"/>
+      <w:r>
+        <w:rPr>
+          <w:rFonts w:hint="eastAsia"/>
+        </w:rPr>
+        <w:t>加载、滚动位置修正，数据插入</w:t>
       </w:r>
     </w:p>
     <w:p>
@@ -3642,8 +4211,16 @@
         <w:rPr>
           <w:rFonts w:hint="eastAsia"/>
         </w:rPr>
-        <w:t>分段存储，划分成逻辑上的数据块，（例如两三周一个</w:t>
-      </w:r>
+        <w:t>分段存储，划分成逻辑上的数据块，（例如两三周一</w:t>
+      </w:r>
+      <w:proofErr w:type="gramStart"/>
+      <w:r>
+        <w:rPr>
+          <w:rFonts w:hint="eastAsia"/>
+        </w:rPr>
+        <w:t>个</w:t>
+      </w:r>
+      <w:proofErr w:type="gramEnd"/>
       <w:r>
         <w:rPr>
           <w:rFonts w:hint="eastAsia"/>
@@ -3680,7 +4257,21 @@
         <w:rPr>
           <w:rFonts w:hint="eastAsia"/>
         </w:rPr>
-        <w:t>基于索引、时间戳，先进先出，简单淘汰旧的chunk，让数据量回归到安全的阈值</w:t>
+        <w:t>基于索引、时间戳，先进先出，简单淘汰旧的chunk，让数据</w:t>
+      </w:r>
+      <w:proofErr w:type="gramStart"/>
+      <w:r>
+        <w:rPr>
+          <w:rFonts w:hint="eastAsia"/>
+        </w:rPr>
+        <w:t>量回归</w:t>
+      </w:r>
+      <w:proofErr w:type="gramEnd"/>
+      <w:r>
+        <w:rPr>
+          <w:rFonts w:hint="eastAsia"/>
+        </w:rPr>
+        <w:t>到安全的阈值</w:t>
       </w:r>
     </w:p>
     <w:p>
@@ -3719,7 +4310,21 @@
         <w:rPr>
           <w:rFonts w:hint="eastAsia"/>
         </w:rPr>
-        <w:t>用哈希表和双向链表的结合，进行判定，头部放最近使用过的，</w:t>
+        <w:t>用哈希表和双向链表的结合，进行判定，头部</w:t>
+      </w:r>
+      <w:proofErr w:type="gramStart"/>
+      <w:r>
+        <w:rPr>
+          <w:rFonts w:hint="eastAsia"/>
+        </w:rPr>
+        <w:t>放最近</w:t>
+      </w:r>
+      <w:proofErr w:type="gramEnd"/>
+      <w:r>
+        <w:rPr>
+          <w:rFonts w:hint="eastAsia"/>
+        </w:rPr>
+        <w:t>使用过的，</w:t>
       </w:r>
     </w:p>
     <w:p>
@@ -3848,7 +4453,15 @@
         <w:t>表明身份</w:t>
       </w:r>
       <w:r>
-        <w:t>：阐述工作年限，应届生需表明身份。</w:t>
+        <w:t>：阐述工作年限，应届生</w:t>
+      </w:r>
+      <w:proofErr w:type="gramStart"/>
+      <w:r>
+        <w:t>需表明</w:t>
+      </w:r>
+      <w:proofErr w:type="gramEnd"/>
+      <w:r>
+        <w:t>身份。</w:t>
       </w:r>
     </w:p>
     <w:p>
@@ -3870,7 +4483,15 @@
         <w:t>英文能力</w:t>
       </w:r>
       <w:r>
-        <w:t>：无海外留学经历可不讲英文能力。</w:t>
+        <w:t>：无海外留学经历</w:t>
+      </w:r>
+      <w:proofErr w:type="gramStart"/>
+      <w:r>
+        <w:t>可不讲</w:t>
+      </w:r>
+      <w:proofErr w:type="gramEnd"/>
+      <w:r>
+        <w:t>英文能力。</w:t>
       </w:r>
     </w:p>
     <w:p>
@@ -3958,7 +4579,31 @@
         <w:t>后续衔接</w:t>
       </w:r>
       <w:r>
-        <w:t>：自我介绍后询问面试官是否可扩展讲项目亮点，依面试官决定行事。</w:t>
+        <w:t>：自我介绍后询问面试</w:t>
+      </w:r>
+      <w:proofErr w:type="gramStart"/>
+      <w:r>
+        <w:t>官是否</w:t>
+      </w:r>
+      <w:proofErr w:type="gramEnd"/>
+      <w:r>
+        <w:t>可扩展</w:t>
+      </w:r>
+      <w:proofErr w:type="gramStart"/>
+      <w:r>
+        <w:t>讲项目</w:t>
+      </w:r>
+      <w:proofErr w:type="gramEnd"/>
+      <w:r>
+        <w:t>亮点，依面试</w:t>
+      </w:r>
+      <w:proofErr w:type="gramStart"/>
+      <w:r>
+        <w:t>官决定</w:t>
+      </w:r>
+      <w:proofErr w:type="gramEnd"/>
+      <w:r>
+        <w:t>行事。</w:t>
       </w:r>
     </w:p>
     <w:p>
@@ -4071,10 +4716,34 @@
           <w:b/>
           <w:bCs/>
         </w:rPr>
-        <w:t>自研组件</w:t>
-      </w:r>
-      <w:r>
-        <w:t>：自研高性能虚拟滚动列表，支持</w:t>
+        <w:t>自</w:t>
+      </w:r>
+      <w:proofErr w:type="gramStart"/>
+      <w:r>
+        <w:rPr>
+          <w:b/>
+          <w:bCs/>
+        </w:rPr>
+        <w:t>研</w:t>
+      </w:r>
+      <w:proofErr w:type="gramEnd"/>
+      <w:r>
+        <w:rPr>
+          <w:b/>
+          <w:bCs/>
+        </w:rPr>
+        <w:t>组件</w:t>
+      </w:r>
+      <w:r>
+        <w:t>：自</w:t>
+      </w:r>
+      <w:proofErr w:type="gramStart"/>
+      <w:r>
+        <w:t>研</w:t>
+      </w:r>
+      <w:proofErr w:type="gramEnd"/>
+      <w:r>
+        <w:t>高性能虚拟滚动列表，支持</w:t>
       </w:r>
       <w:r>
         <w:rPr>
@@ -4150,8 +4819,16 @@
         <w:rPr>
           <w:rFonts w:hint="eastAsia"/>
         </w:rPr>
-        <w:t>从零到一</w:t>
-      </w:r>
+        <w:t>从零到</w:t>
+      </w:r>
+      <w:proofErr w:type="gramStart"/>
+      <w:r>
+        <w:rPr>
+          <w:rFonts w:hint="eastAsia"/>
+        </w:rPr>
+        <w:t>一</w:t>
+      </w:r>
+      <w:proofErr w:type="gramEnd"/>
       <w:r>
         <w:rPr>
           <w:rFonts w:hint="eastAsia"/>
@@ -4198,13 +4875,35 @@
         <w:t>渲染优化</w:t>
       </w:r>
       <w:r>
-        <w:t>：采用视口附近数据懒加载方案，</w:t>
-      </w:r>
-      <w:r>
-        <w:rPr>
-          <w:rFonts w:hint="eastAsia"/>
-        </w:rPr>
-        <w:t>只渲染视口上下的内容，其余用展位高度</w:t>
+        <w:t>：采用视口附近数据</w:t>
+      </w:r>
+      <w:proofErr w:type="gramStart"/>
+      <w:r>
+        <w:t>懒</w:t>
+      </w:r>
+      <w:proofErr w:type="gramEnd"/>
+      <w:r>
+        <w:t>加载方案，</w:t>
+      </w:r>
+      <w:r>
+        <w:rPr>
+          <w:rFonts w:hint="eastAsia"/>
+        </w:rPr>
+        <w:t>只渲染视口上下的内容，</w:t>
+      </w:r>
+      <w:proofErr w:type="gramStart"/>
+      <w:r>
+        <w:rPr>
+          <w:rFonts w:hint="eastAsia"/>
+        </w:rPr>
+        <w:t>其余用</w:t>
+      </w:r>
+      <w:proofErr w:type="gramEnd"/>
+      <w:r>
+        <w:rPr>
+          <w:rFonts w:hint="eastAsia"/>
+        </w:rPr>
+        <w:t>展位高度</w:t>
       </w:r>
       <w:r>
         <w:t>撑开滚动条，保障滚动丝滑。</w:t>
@@ -4222,6 +4921,7 @@
           <w:strike/>
         </w:rPr>
       </w:pPr>
+      <w:proofErr w:type="gramStart"/>
       <w:r>
         <w:rPr>
           <w:b/>
@@ -4230,11 +4930,26 @@
         </w:rPr>
         <w:t>锚点计算</w:t>
       </w:r>
+      <w:proofErr w:type="gramEnd"/>
       <w:r>
         <w:rPr>
           <w:strike/>
         </w:rPr>
-        <w:t>：针对折叠、跳转改变高度场景，通过锚点计算避免滚动条位置偏移。</w:t>
+        <w:t>：针对折叠、跳转改变高度场景，</w:t>
+      </w:r>
+      <w:proofErr w:type="gramStart"/>
+      <w:r>
+        <w:rPr>
+          <w:strike/>
+        </w:rPr>
+        <w:t>通过锚点计算</w:t>
+      </w:r>
+      <w:proofErr w:type="gramEnd"/>
+      <w:r>
+        <w:rPr>
+          <w:strike/>
+        </w:rPr>
+        <w:t>避免滚动条位置偏移。</w:t>
       </w:r>
     </w:p>
     <w:p>
@@ -4256,7 +4971,15 @@
         <w:t>双向加载</w:t>
       </w:r>
       <w:r>
-        <w:t>：双向加载设置触发点获取数据，可按周获取，上拉下拉做懒加载及滚动位置修正。</w:t>
+        <w:t>：双向加载设置触发点获取数据，可按周获取，上</w:t>
+      </w:r>
+      <w:proofErr w:type="gramStart"/>
+      <w:r>
+        <w:t>拉下拉做懒</w:t>
+      </w:r>
+      <w:proofErr w:type="gramEnd"/>
+      <w:r>
+        <w:t>加载及滚动位置修正。</w:t>
       </w:r>
     </w:p>
     <w:p>
@@ -4331,8 +5054,30 @@
         <w:rPr>
           <w:rFonts w:hint="eastAsia"/>
         </w:rPr>
-        <w:t>2. vif vshow</w:t>
-      </w:r>
+        <w:t xml:space="preserve">2. </w:t>
+      </w:r>
+      <w:proofErr w:type="spellStart"/>
+      <w:r>
+        <w:rPr>
+          <w:rFonts w:hint="eastAsia"/>
+        </w:rPr>
+        <w:t>vif</w:t>
+      </w:r>
+      <w:proofErr w:type="spellEnd"/>
+      <w:r>
+        <w:rPr>
+          <w:rFonts w:hint="eastAsia"/>
+        </w:rPr>
+        <w:t xml:space="preserve"> </w:t>
+      </w:r>
+      <w:proofErr w:type="spellStart"/>
+      <w:r>
+        <w:rPr>
+          <w:rFonts w:hint="eastAsia"/>
+        </w:rPr>
+        <w:t>vshow</w:t>
+      </w:r>
+      <w:proofErr w:type="spellEnd"/>
     </w:p>
     <w:p>
       <w:pPr>
@@ -4395,28 +5140,44 @@
         <w:rPr>
           <w:rFonts w:hint="eastAsia"/>
         </w:rPr>
-        <w:t>6. 服务端返回尺寸，api返回尺寸</w:t>
-      </w:r>
-    </w:p>
-    <w:p>
-      <w:pPr>
-        <w:rPr>
-          <w:rFonts w:hint="eastAsia"/>
-        </w:rPr>
-      </w:pPr>
-    </w:p>
-    <w:p>
-      <w:pPr>
-        <w:rPr>
-          <w:rFonts w:hint="eastAsia"/>
-        </w:rPr>
-      </w:pPr>
+        <w:t>6. 服务端返回尺寸，</w:t>
+      </w:r>
+      <w:proofErr w:type="spellStart"/>
+      <w:r>
+        <w:rPr>
+          <w:rFonts w:hint="eastAsia"/>
+        </w:rPr>
+        <w:t>api</w:t>
+      </w:r>
+      <w:proofErr w:type="spellEnd"/>
+      <w:r>
+        <w:rPr>
+          <w:rFonts w:hint="eastAsia"/>
+        </w:rPr>
+        <w:t>返回尺寸</w:t>
+      </w:r>
+    </w:p>
+    <w:p>
+      <w:pPr>
+        <w:rPr>
+          <w:rFonts w:hint="eastAsia"/>
+        </w:rPr>
+      </w:pPr>
+    </w:p>
+    <w:p>
+      <w:pPr>
+        <w:rPr>
+          <w:rFonts w:hint="eastAsia"/>
+        </w:rPr>
+      </w:pPr>
+      <w:proofErr w:type="spellStart"/>
       <w:r>
         <w:rPr>
           <w:rFonts w:hint="eastAsia"/>
         </w:rPr>
         <w:t>Tiptap</w:t>
       </w:r>
+      <w:proofErr w:type="spellEnd"/>
     </w:p>
     <w:p>
       <w:pPr>
@@ -4437,7 +5198,21 @@
         <w:rPr>
           <w:rFonts w:hint="eastAsia"/>
         </w:rPr>
-        <w:t>），写一半会丢稿等</w:t>
+        <w:t>），</w:t>
+      </w:r>
+      <w:proofErr w:type="gramStart"/>
+      <w:r>
+        <w:rPr>
+          <w:rFonts w:hint="eastAsia"/>
+        </w:rPr>
+        <w:t>写一半</w:t>
+      </w:r>
+      <w:proofErr w:type="gramEnd"/>
+      <w:r>
+        <w:rPr>
+          <w:rFonts w:hint="eastAsia"/>
+        </w:rPr>
+        <w:t>会丢稿等</w:t>
       </w:r>
     </w:p>
     <w:p>
@@ -4476,7 +5251,35 @@
         <w:rPr>
           <w:rFonts w:hint="eastAsia"/>
         </w:rPr>
-        <w:t>一、tiptap二次开发：对tiptap暴露的API接口进行配置，做了#、@等功能</w:t>
+        <w:t>一、</w:t>
+      </w:r>
+      <w:proofErr w:type="spellStart"/>
+      <w:r>
+        <w:rPr>
+          <w:rFonts w:hint="eastAsia"/>
+        </w:rPr>
+        <w:t>tiptap</w:t>
+      </w:r>
+      <w:proofErr w:type="spellEnd"/>
+      <w:r>
+        <w:rPr>
+          <w:rFonts w:hint="eastAsia"/>
+        </w:rPr>
+        <w:t>二次开发：对</w:t>
+      </w:r>
+      <w:proofErr w:type="spellStart"/>
+      <w:r>
+        <w:rPr>
+          <w:rFonts w:hint="eastAsia"/>
+        </w:rPr>
+        <w:t>tiptap</w:t>
+      </w:r>
+      <w:proofErr w:type="spellEnd"/>
+      <w:r>
+        <w:rPr>
+          <w:rFonts w:hint="eastAsia"/>
+        </w:rPr>
+        <w:t>暴露的API接口进行配置，做了#、@等功能</w:t>
       </w:r>
     </w:p>
     <w:p>
@@ -4580,7 +5383,35 @@
         <w:rPr>
           <w:rFonts w:hint="eastAsia"/>
         </w:rPr>
-        <w:t>iOS的100vh不等于视口高度，用dvh解决移动端浏览器ui动态变化推出的新标准（</w:t>
+        <w:t>iOS的100vh不等于视口高度，用</w:t>
+      </w:r>
+      <w:proofErr w:type="spellStart"/>
+      <w:r>
+        <w:rPr>
+          <w:rFonts w:hint="eastAsia"/>
+        </w:rPr>
+        <w:t>dvh</w:t>
+      </w:r>
+      <w:proofErr w:type="spellEnd"/>
+      <w:r>
+        <w:rPr>
+          <w:rFonts w:hint="eastAsia"/>
+        </w:rPr>
+        <w:t>解决移动端浏览器</w:t>
+      </w:r>
+      <w:proofErr w:type="spellStart"/>
+      <w:r>
+        <w:rPr>
+          <w:rFonts w:hint="eastAsia"/>
+        </w:rPr>
+        <w:t>ui</w:t>
+      </w:r>
+      <w:proofErr w:type="spellEnd"/>
+      <w:r>
+        <w:rPr>
+          <w:rFonts w:hint="eastAsia"/>
+        </w:rPr>
+        <w:t>动态变化推出的新标准（</w:t>
       </w:r>
       <w:r>
         <w:rPr>
@@ -4666,7 +5497,35 @@
         <w:rPr>
           <w:rFonts w:hint="eastAsia"/>
         </w:rPr>
-        <w:t>节流、防抖函数：防止输入卡顿、监听防抖，JSON序列化防抖优化</w:t>
+        <w:t>节流、防抖函数：防止</w:t>
+      </w:r>
+      <w:proofErr w:type="gramStart"/>
+      <w:r>
+        <w:rPr>
+          <w:rFonts w:hint="eastAsia"/>
+        </w:rPr>
+        <w:t>输入卡顿</w:t>
+      </w:r>
+      <w:proofErr w:type="gramEnd"/>
+      <w:r>
+        <w:rPr>
+          <w:rFonts w:hint="eastAsia"/>
+        </w:rPr>
+        <w:t>、监听防抖，JSON</w:t>
+      </w:r>
+      <w:proofErr w:type="gramStart"/>
+      <w:r>
+        <w:rPr>
+          <w:rFonts w:hint="eastAsia"/>
+        </w:rPr>
+        <w:t>序列化防</w:t>
+      </w:r>
+      <w:proofErr w:type="gramEnd"/>
+      <w:r>
+        <w:rPr>
+          <w:rFonts w:hint="eastAsia"/>
+        </w:rPr>
+        <w:t>抖优化</w:t>
       </w:r>
     </w:p>
     <w:p>
@@ -4805,7 +5664,21 @@
         <w:rPr>
           <w:rFonts w:hint="eastAsia"/>
         </w:rPr>
-        <w:t>T：从零到一独自负责，具备跨平台可控可观测可校验</w:t>
+        <w:t>T：从零到</w:t>
+      </w:r>
+      <w:proofErr w:type="gramStart"/>
+      <w:r>
+        <w:rPr>
+          <w:rFonts w:hint="eastAsia"/>
+        </w:rPr>
+        <w:t>一</w:t>
+      </w:r>
+      <w:proofErr w:type="gramEnd"/>
+      <w:r>
+        <w:rPr>
+          <w:rFonts w:hint="eastAsia"/>
+        </w:rPr>
+        <w:t>独自负责，具备跨平台可控可观测可校验</w:t>
       </w:r>
     </w:p>
     <w:p>
@@ -4906,7 +5779,21 @@
         <w:rPr>
           <w:rFonts w:hint="eastAsia"/>
         </w:rPr>
-        <w:t>双引擎烧录策略 ,windows使用，主进程抽象，按照不同平台发送，渲染进程复制试图UI与可视化，</w:t>
+        <w:t>双引擎烧录策略 ,windows使用，</w:t>
+      </w:r>
+      <w:proofErr w:type="gramStart"/>
+      <w:r>
+        <w:rPr>
+          <w:rFonts w:hint="eastAsia"/>
+        </w:rPr>
+        <w:t>主进程</w:t>
+      </w:r>
+      <w:proofErr w:type="gramEnd"/>
+      <w:r>
+        <w:rPr>
+          <w:rFonts w:hint="eastAsia"/>
+        </w:rPr>
+        <w:t>抽象，按照不同平台发送，渲染进程复制试图UI与可视化，</w:t>
       </w:r>
     </w:p>
     <w:p>
@@ -4924,7 +5811,14 @@
         <w:rPr>
           <w:rFonts w:hint="eastAsia"/>
         </w:rPr>
-        <w:t>权限提升：os</w:t>
+        <w:t>权限提升：</w:t>
+      </w:r>
+      <w:proofErr w:type="spellStart"/>
+      <w:r>
+        <w:rPr>
+          <w:rFonts w:hint="eastAsia"/>
+        </w:rPr>
+        <w:t>os</w:t>
       </w:r>
       <w:r>
         <w:rPr>
@@ -4942,7 +5836,14 @@
         <w:rPr>
           <w:rFonts w:hint="eastAsia"/>
         </w:rPr>
-        <w:t>cript（line1306）弹出原生密码输入框，来获取管理员权限，增加用户信任感，Windows配置electron-builder打包规则只能以管理员权限打开，</w:t>
+        <w:t>cript</w:t>
+      </w:r>
+      <w:proofErr w:type="spellEnd"/>
+      <w:r>
+        <w:rPr>
+          <w:rFonts w:hint="eastAsia"/>
+        </w:rPr>
+        <w:t>（line1306）弹出原生密码输入框，来获取管理员权限，增加用户信任感，Windows配置electron-builder打包规则只能以管理员权限打开，</w:t>
       </w:r>
     </w:p>
     <w:p>
@@ -4977,11 +5878,19 @@
         </w:rPr>
         <w:t>可靠性：</w:t>
       </w:r>
-      <w:r>
-        <w:rPr>
-          <w:rFonts w:hint="eastAsia"/>
-        </w:rPr>
-        <w:t>ipc双向通信</w:t>
+      <w:proofErr w:type="spellStart"/>
+      <w:r>
+        <w:rPr>
+          <w:rFonts w:hint="eastAsia"/>
+        </w:rPr>
+        <w:t>ipc</w:t>
+      </w:r>
+      <w:proofErr w:type="spellEnd"/>
+      <w:r>
+        <w:rPr>
+          <w:rFonts w:hint="eastAsia"/>
+        </w:rPr>
+        <w:t>双向通信</w:t>
       </w:r>
     </w:p>
     <w:p>
@@ -5249,7 +6158,21 @@
         <w:rPr>
           <w:rFonts w:hint="eastAsia"/>
         </w:rPr>
-        <w:t>（从设备读回的字节数）</w:t>
+        <w:t>（从</w:t>
+      </w:r>
+      <w:proofErr w:type="gramStart"/>
+      <w:r>
+        <w:rPr>
+          <w:rFonts w:hint="eastAsia"/>
+        </w:rPr>
+        <w:t>设备读</w:t>
+      </w:r>
+      <w:proofErr w:type="gramEnd"/>
+      <w:r>
+        <w:rPr>
+          <w:rFonts w:hint="eastAsia"/>
+        </w:rPr>
+        <w:t>回的字节数）</w:t>
       </w:r>
       <w:r>
         <w:rPr>
@@ -5339,7 +6262,21 @@
         <w:rPr>
           <w:rFonts w:hint="eastAsia"/>
         </w:rPr>
-        <w:t>烧录语句，ipc通信，crc32</w:t>
+        <w:t>烧录语句，</w:t>
+      </w:r>
+      <w:proofErr w:type="spellStart"/>
+      <w:r>
+        <w:rPr>
+          <w:rFonts w:hint="eastAsia"/>
+        </w:rPr>
+        <w:t>ipc</w:t>
+      </w:r>
+      <w:proofErr w:type="spellEnd"/>
+      <w:r>
+        <w:rPr>
+          <w:rFonts w:hint="eastAsia"/>
+        </w:rPr>
+        <w:t>通信，crc32</w:t>
       </w:r>
     </w:p>
     <w:p>
@@ -5485,7 +6422,21 @@
         <w:rPr>
           <w:rFonts w:hint="eastAsia"/>
         </w:rPr>
-        <w:t>——var\let\const、js执行机制</w:t>
+        <w:t>——var\let\const、</w:t>
+      </w:r>
+      <w:proofErr w:type="spellStart"/>
+      <w:r>
+        <w:rPr>
+          <w:rFonts w:hint="eastAsia"/>
+        </w:rPr>
+        <w:t>js</w:t>
+      </w:r>
+      <w:proofErr w:type="spellEnd"/>
+      <w:r>
+        <w:rPr>
+          <w:rFonts w:hint="eastAsia"/>
+        </w:rPr>
+        <w:t>执行机制</w:t>
       </w:r>
       <w:bookmarkEnd w:id="8"/>
     </w:p>
@@ -5568,8 +6519,16 @@
         <w:rPr>
           <w:rFonts w:hint="eastAsia"/>
         </w:rPr>
-        <w:t>，node:global</w:t>
-      </w:r>
+        <w:t>，</w:t>
+      </w:r>
+      <w:proofErr w:type="spellStart"/>
+      <w:r>
+        <w:rPr>
+          <w:rFonts w:hint="eastAsia"/>
+        </w:rPr>
+        <w:t>node:global</w:t>
+      </w:r>
+      <w:proofErr w:type="spellEnd"/>
       <w:r>
         <w:rPr>
           <w:rFonts w:hint="eastAsia"/>
@@ -5605,7 +6564,21 @@
         <w:rPr>
           <w:rFonts w:hint="eastAsia"/>
         </w:rPr>
-        <w:t>、块级作用域（{}）</w:t>
+        <w:t>、</w:t>
+      </w:r>
+      <w:proofErr w:type="gramStart"/>
+      <w:r>
+        <w:rPr>
+          <w:rFonts w:hint="eastAsia"/>
+        </w:rPr>
+        <w:t>块级作用域</w:t>
+      </w:r>
+      <w:proofErr w:type="gramEnd"/>
+      <w:r>
+        <w:rPr>
+          <w:rFonts w:hint="eastAsia"/>
+        </w:rPr>
+        <w:t>（{}）</w:t>
       </w:r>
       <w:r>
         <w:rPr>
@@ -5702,11 +6675,19 @@
         </w:rPr>
         <w:t>赋值前访问会报错：</w:t>
       </w:r>
-      <w:r>
-        <w:rPr>
-          <w:rFonts w:hint="eastAsia"/>
-        </w:rPr>
-        <w:t>ReferenceError: Cannot access 'a' before initialization</w:t>
+      <w:proofErr w:type="spellStart"/>
+      <w:r>
+        <w:rPr>
+          <w:rFonts w:hint="eastAsia"/>
+        </w:rPr>
+        <w:t>ReferenceError</w:t>
+      </w:r>
+      <w:proofErr w:type="spellEnd"/>
+      <w:r>
+        <w:rPr>
+          <w:rFonts w:hint="eastAsia"/>
+        </w:rPr>
+        <w:t>: Cannot access 'a' before initialization</w:t>
       </w:r>
       <w:r>
         <w:rPr>
@@ -5806,12 +6787,14 @@
           <w:rFonts w:hint="eastAsia"/>
         </w:rPr>
       </w:pPr>
+      <w:proofErr w:type="spellStart"/>
       <w:r>
         <w:rPr>
           <w:rFonts w:hint="eastAsia"/>
         </w:rPr>
         <w:t>Js</w:t>
       </w:r>
+      <w:proofErr w:type="spellEnd"/>
       <w:r>
         <w:rPr>
           <w:rFonts w:hint="eastAsia"/>
@@ -5895,8 +6878,16 @@
         <w:rPr>
           <w:rFonts w:hint="eastAsia"/>
         </w:rPr>
-        <w:t>Call Stack 栈</w:t>
-      </w:r>
+        <w:t xml:space="preserve">Call Stack </w:t>
+      </w:r>
+      <w:proofErr w:type="gramStart"/>
+      <w:r>
+        <w:rPr>
+          <w:rFonts w:hint="eastAsia"/>
+        </w:rPr>
+        <w:t>栈</w:t>
+      </w:r>
+      <w:proofErr w:type="gramEnd"/>
       <w:r>
         <w:rPr>
           <w:rFonts w:hint="eastAsia"/>
@@ -5943,7 +6934,21 @@
         <w:rPr>
           <w:rFonts w:hint="eastAsia"/>
         </w:rPr>
-        <w:t>——js执行机制</w:t>
+        <w:t>——</w:t>
+      </w:r>
+      <w:proofErr w:type="spellStart"/>
+      <w:r>
+        <w:rPr>
+          <w:rFonts w:hint="eastAsia"/>
+        </w:rPr>
+        <w:t>js</w:t>
+      </w:r>
+      <w:proofErr w:type="spellEnd"/>
+      <w:r>
+        <w:rPr>
+          <w:rFonts w:hint="eastAsia"/>
+        </w:rPr>
+        <w:t>执行机制</w:t>
       </w:r>
       <w:bookmarkEnd w:id="9"/>
     </w:p>
@@ -6042,25 +7047,97 @@
         <w:rPr>
           <w:rFonts w:hint="eastAsia"/>
         </w:rPr>
-        <w:t>在微任务执行完成宏任务执行前，v8引擎尝试渲染页面（渲染机会），</w:t>
-      </w:r>
+        <w:t>在</w:t>
+      </w:r>
+      <w:proofErr w:type="gramStart"/>
+      <w:r>
+        <w:rPr>
+          <w:rFonts w:hint="eastAsia"/>
+        </w:rPr>
+        <w:t>微任务</w:t>
+      </w:r>
+      <w:proofErr w:type="gramEnd"/>
+      <w:r>
+        <w:rPr>
+          <w:rFonts w:hint="eastAsia"/>
+        </w:rPr>
+        <w:t>执行完成</w:t>
+      </w:r>
+      <w:proofErr w:type="gramStart"/>
+      <w:r>
+        <w:rPr>
+          <w:rFonts w:hint="eastAsia"/>
+        </w:rPr>
+        <w:t>宏任务</w:t>
+      </w:r>
+      <w:proofErr w:type="gramEnd"/>
+      <w:r>
+        <w:rPr>
+          <w:rFonts w:hint="eastAsia"/>
+        </w:rPr>
+        <w:t>执行前，v8引擎尝试渲染页面（渲染机会），</w:t>
+      </w:r>
+      <w:proofErr w:type="spellStart"/>
       <w:r>
         <w:rPr>
           <w:rFonts w:hint="eastAsia"/>
         </w:rPr>
         <w:t>requestAnimationFrame</w:t>
       </w:r>
-      <w:r>
-        <w:rPr>
-          <w:rFonts w:hint="eastAsia"/>
-        </w:rPr>
-        <w:t>（浏览器帧与帧之间穿插的回调）浏览器制作高性能动画API</w:t>
-      </w:r>
-      <w:r>
-        <w:rPr>
-          <w:rFonts w:hint="eastAsia"/>
-        </w:rPr>
-        <w:t>，在重绘前调用，接受回调函数作为参数</w:t>
+      <w:proofErr w:type="spellEnd"/>
+      <w:r>
+        <w:rPr>
+          <w:rFonts w:hint="eastAsia"/>
+        </w:rPr>
+        <w:t>（</w:t>
+      </w:r>
+      <w:proofErr w:type="gramStart"/>
+      <w:r>
+        <w:rPr>
+          <w:rFonts w:hint="eastAsia"/>
+        </w:rPr>
+        <w:t>浏览器帧与帧</w:t>
+      </w:r>
+      <w:proofErr w:type="gramEnd"/>
+      <w:r>
+        <w:rPr>
+          <w:rFonts w:hint="eastAsia"/>
+        </w:rPr>
+        <w:t>之间穿插的回调）浏览器制作高性能动画API</w:t>
+      </w:r>
+      <w:r>
+        <w:rPr>
+          <w:rFonts w:hint="eastAsia"/>
+        </w:rPr>
+        <w:t>，在</w:t>
+      </w:r>
+      <w:proofErr w:type="gramStart"/>
+      <w:r>
+        <w:rPr>
+          <w:rFonts w:hint="eastAsia"/>
+        </w:rPr>
+        <w:t>重绘前调用</w:t>
+      </w:r>
+      <w:proofErr w:type="gramEnd"/>
+      <w:r>
+        <w:rPr>
+          <w:rFonts w:hint="eastAsia"/>
+        </w:rPr>
+        <w:t>，接受回</w:t>
+      </w:r>
+      <w:proofErr w:type="gramStart"/>
+      <w:r>
+        <w:rPr>
+          <w:rFonts w:hint="eastAsia"/>
+        </w:rPr>
+        <w:t>调函数</w:t>
+      </w:r>
+      <w:proofErr w:type="gramEnd"/>
+      <w:r>
+        <w:rPr>
+          <w:rFonts w:hint="eastAsia"/>
+        </w:rPr>
+        <w:t>作为参数</w:t>
       </w:r>
     </w:p>
     <w:p>
@@ -6163,7 +7240,15 @@
         <w:t>任务队列</w:t>
       </w:r>
       <w:r>
-        <w:t>：同步代码是宏任务的</w:t>
+        <w:t>：同步代码是</w:t>
+      </w:r>
+      <w:proofErr w:type="gramStart"/>
+      <w:r>
+        <w:t>宏任务</w:t>
+      </w:r>
+      <w:proofErr w:type="gramEnd"/>
+      <w:r>
+        <w:t>的</w:t>
       </w:r>
       <w:r>
         <w:rPr>
@@ -6172,7 +7257,15 @@
         <w:t>T</w:t>
       </w:r>
       <w:r>
-        <w:t xml:space="preserve"> 0 级任务，执行时先宏任务后微任务，任务按队列顺序执行。</w:t>
+        <w:t xml:space="preserve"> 0 级任务，执行时</w:t>
+      </w:r>
+      <w:proofErr w:type="gramStart"/>
+      <w:r>
+        <w:t>先宏任务</w:t>
+      </w:r>
+      <w:proofErr w:type="gramEnd"/>
+      <w:r>
+        <w:t>后微任务，任务按队列顺序执行。</w:t>
       </w:r>
     </w:p>
     <w:p>
@@ -6250,7 +7343,23 @@
         <w:t>渲染时机</w:t>
       </w:r>
       <w:r>
-        <w:t>：浏览器清空微任务后，执行宏任务前，会尝试渲染页面，可利用 Request Animation Frame 制作高性能动画。</w:t>
+        <w:t>：浏览器清空</w:t>
+      </w:r>
+      <w:proofErr w:type="gramStart"/>
+      <w:r>
+        <w:t>微任务</w:t>
+      </w:r>
+      <w:proofErr w:type="gramEnd"/>
+      <w:r>
+        <w:t>后，执行</w:t>
+      </w:r>
+      <w:proofErr w:type="gramStart"/>
+      <w:r>
+        <w:t>宏任务</w:t>
+      </w:r>
+      <w:proofErr w:type="gramEnd"/>
+      <w:r>
+        <w:t>前，会尝试渲染页面，可利用 Request Animation Frame 制作高性能动画。</w:t>
       </w:r>
     </w:p>
     <w:p>
@@ -6309,16 +7418,52 @@
           <w:rFonts w:hint="eastAsia"/>
         </w:rPr>
       </w:pPr>
+      <w:proofErr w:type="spellStart"/>
       <w:r>
         <w:rPr>
           <w:rFonts w:hint="eastAsia"/>
         </w:rPr>
         <w:t>requestIdleCallback</w:t>
       </w:r>
-    </w:p>
-    <w:p>
-      <w:r>
-        <w:t>requestIdleCallback 是一个Web API，允许网页作者请求浏览器在主线程空闲时执行低优先级后台任务，从而避免干扰高优先级操作（如input处理、动画和帧合成），提升页面响应性和整体性能。</w:t>
+      <w:proofErr w:type="spellEnd"/>
+    </w:p>
+    <w:p>
+      <w:pPr>
+        <w:rPr>
+          <w:rFonts w:hint="eastAsia"/>
+        </w:rPr>
+      </w:pPr>
+      <w:proofErr w:type="spellStart"/>
+      <w:r>
+        <w:t>requestIdleCallback</w:t>
+      </w:r>
+      <w:proofErr w:type="spellEnd"/>
+      <w:r>
+        <w:t xml:space="preserve"> 是一个Web API，允许网页作者请求浏览器在主线程空闲时</w:t>
+      </w:r>
+      <w:proofErr w:type="gramStart"/>
+      <w:r>
+        <w:t>执行低</w:t>
+      </w:r>
+      <w:proofErr w:type="gramEnd"/>
+      <w:r>
+        <w:t>优先级后台任务，从而避免</w:t>
+      </w:r>
+      <w:proofErr w:type="gramStart"/>
+      <w:r>
+        <w:t>干扰高</w:t>
+      </w:r>
+      <w:proofErr w:type="gramEnd"/>
+      <w:r>
+        <w:t>优先级操作（如input处理、动画和</w:t>
+      </w:r>
+      <w:proofErr w:type="gramStart"/>
+      <w:r>
+        <w:t>帧合成</w:t>
+      </w:r>
+      <w:proofErr w:type="gramEnd"/>
+      <w:r>
+        <w:t>），提升页面响应性和整体性能。</w:t>
       </w:r>
       <w:r>
         <w:rPr>
@@ -6337,10 +7482,30 @@
         <w:rPr>
           <w:rFonts w:hint="eastAsia"/>
         </w:rPr>
-        <w:t>既不是微任务也不是宏任务</w:t>
-      </w:r>
-    </w:p>
-    <w:p/>
+        <w:t>既不是</w:t>
+      </w:r>
+      <w:proofErr w:type="gramStart"/>
+      <w:r>
+        <w:rPr>
+          <w:rFonts w:hint="eastAsia"/>
+        </w:rPr>
+        <w:t>微任务</w:t>
+      </w:r>
+      <w:proofErr w:type="gramEnd"/>
+      <w:r>
+        <w:rPr>
+          <w:rFonts w:hint="eastAsia"/>
+        </w:rPr>
+        <w:t>也不是宏任务</w:t>
+      </w:r>
+    </w:p>
+    <w:p>
+      <w:pPr>
+        <w:rPr>
+          <w:rFonts w:hint="eastAsia"/>
+        </w:rPr>
+      </w:pPr>
+    </w:p>
     <w:p>
       <w:pPr>
         <w:rPr>
@@ -6357,15 +7522,18 @@
       <w:r>
         <w:t xml:space="preserve">const </w:t>
       </w:r>
+      <w:proofErr w:type="spellStart"/>
       <w:r>
         <w:rPr>
           <w:rFonts w:hint="eastAsia"/>
         </w:rPr>
         <w:t>mo</w:t>
       </w:r>
+      <w:proofErr w:type="spellEnd"/>
       <w:r>
         <w:t xml:space="preserve">= new </w:t>
       </w:r>
+      <w:proofErr w:type="spellStart"/>
       <w:r>
         <w:rPr>
           <w:b/>
@@ -6373,6 +7541,7 @@
         </w:rPr>
         <w:t>MutationObserver</w:t>
       </w:r>
+      <w:proofErr w:type="spellEnd"/>
       <w:r>
         <w:t>(</w:t>
       </w:r>
@@ -6393,32 +7562,96 @@
           <w:rFonts w:hint="eastAsia"/>
         </w:rPr>
       </w:pPr>
-      <w:r>
-        <w:rPr>
-          <w:rFonts w:hint="eastAsia"/>
-        </w:rPr>
-        <w:t>mo.observe(document.body, { childList: true });</w:t>
-      </w:r>
-    </w:p>
-    <w:p>
-      <w:pPr>
-        <w:rPr>
-          <w:rFonts w:hint="eastAsia"/>
-        </w:rPr>
-      </w:pPr>
-    </w:p>
-    <w:p>
-      <w:pPr>
-        <w:rPr>
-          <w:rFonts w:hint="eastAsia"/>
-        </w:rPr>
-      </w:pPr>
+      <w:proofErr w:type="spellStart"/>
+      <w:proofErr w:type="gramStart"/>
+      <w:r>
+        <w:rPr>
+          <w:rFonts w:hint="eastAsia"/>
+        </w:rPr>
+        <w:t>mo.observe</w:t>
+      </w:r>
+      <w:proofErr w:type="spellEnd"/>
+      <w:proofErr w:type="gramEnd"/>
+      <w:r>
+        <w:rPr>
+          <w:rFonts w:hint="eastAsia"/>
+        </w:rPr>
+        <w:t>(</w:t>
+      </w:r>
+      <w:proofErr w:type="spellStart"/>
+      <w:proofErr w:type="gramStart"/>
+      <w:r>
+        <w:rPr>
+          <w:rFonts w:hint="eastAsia"/>
+        </w:rPr>
+        <w:t>document.body</w:t>
+      </w:r>
+      <w:proofErr w:type="spellEnd"/>
+      <w:proofErr w:type="gramEnd"/>
+      <w:r>
+        <w:rPr>
+          <w:rFonts w:hint="eastAsia"/>
+        </w:rPr>
+        <w:t xml:space="preserve">, </w:t>
+      </w:r>
+      <w:proofErr w:type="gramStart"/>
+      <w:r>
+        <w:rPr>
+          <w:rFonts w:hint="eastAsia"/>
+        </w:rPr>
+        <w:t xml:space="preserve">{ </w:t>
+      </w:r>
+      <w:proofErr w:type="spellStart"/>
+      <w:r>
+        <w:rPr>
+          <w:rFonts w:hint="eastAsia"/>
+        </w:rPr>
+        <w:t>childList</w:t>
+      </w:r>
+      <w:proofErr w:type="spellEnd"/>
+      <w:proofErr w:type="gramEnd"/>
+      <w:r>
+        <w:rPr>
+          <w:rFonts w:hint="eastAsia"/>
+        </w:rPr>
+        <w:t xml:space="preserve">: </w:t>
+      </w:r>
+      <w:proofErr w:type="gramStart"/>
+      <w:r>
+        <w:rPr>
+          <w:rFonts w:hint="eastAsia"/>
+        </w:rPr>
+        <w:t>true }</w:t>
+      </w:r>
+      <w:proofErr w:type="gramEnd"/>
+      <w:r>
+        <w:rPr>
+          <w:rFonts w:hint="eastAsia"/>
+        </w:rPr>
+        <w:t>);</w:t>
+      </w:r>
+    </w:p>
+    <w:p>
+      <w:pPr>
+        <w:rPr>
+          <w:rFonts w:hint="eastAsia"/>
+        </w:rPr>
+      </w:pPr>
+    </w:p>
+    <w:p>
+      <w:pPr>
+        <w:rPr>
+          <w:rFonts w:hint="eastAsia"/>
+        </w:rPr>
+      </w:pPr>
+      <w:proofErr w:type="gramStart"/>
       <w:r>
         <w:rPr>
           <w:rFonts w:hint="eastAsia"/>
         </w:rPr>
         <w:t>可用于埋点</w:t>
       </w:r>
+      <w:proofErr w:type="gramEnd"/>
     </w:p>
     <w:p>
       <w:pPr>
@@ -6470,12 +7703,14 @@
         </w:rPr>
         <w:t>，</w:t>
       </w:r>
+      <w:proofErr w:type="gramStart"/>
       <w:r>
         <w:rPr>
           <w:rFonts w:hint="eastAsia"/>
         </w:rPr>
         <w:t>块级作用域</w:t>
       </w:r>
+      <w:proofErr w:type="gramEnd"/>
       <w:r>
         <w:rPr>
           <w:rFonts w:hint="eastAsia"/>
@@ -6540,7 +7775,35 @@
         <w:rPr>
           <w:rFonts w:hint="eastAsia"/>
         </w:rPr>
-        <w:t>Var定义的变量能在块级作用域外访问，let定义的变量不能在块级作用域外访问</w:t>
+        <w:t>Var定义的变量能在</w:t>
+      </w:r>
+      <w:proofErr w:type="gramStart"/>
+      <w:r>
+        <w:rPr>
+          <w:rFonts w:hint="eastAsia"/>
+        </w:rPr>
+        <w:t>块级作用</w:t>
+      </w:r>
+      <w:proofErr w:type="gramEnd"/>
+      <w:r>
+        <w:rPr>
+          <w:rFonts w:hint="eastAsia"/>
+        </w:rPr>
+        <w:t>域外访问，let定义的变量不能在</w:t>
+      </w:r>
+      <w:proofErr w:type="gramStart"/>
+      <w:r>
+        <w:rPr>
+          <w:rFonts w:hint="eastAsia"/>
+        </w:rPr>
+        <w:t>块级作用</w:t>
+      </w:r>
+      <w:proofErr w:type="gramEnd"/>
+      <w:r>
+        <w:rPr>
+          <w:rFonts w:hint="eastAsia"/>
+        </w:rPr>
+        <w:t>域外访问</w:t>
       </w:r>
     </w:p>
     <w:p>
@@ -6615,11 +7878,19 @@
         </w:rPr>
         <w:t>错误：</w:t>
       </w:r>
-      <w:r>
-        <w:rPr>
-          <w:rFonts w:hint="eastAsia"/>
-        </w:rPr>
-        <w:t>ReferenceError: a is not defined</w:t>
+      <w:proofErr w:type="spellStart"/>
+      <w:r>
+        <w:rPr>
+          <w:rFonts w:hint="eastAsia"/>
+        </w:rPr>
+        <w:t>ReferenceError</w:t>
+      </w:r>
+      <w:proofErr w:type="spellEnd"/>
+      <w:r>
+        <w:rPr>
+          <w:rFonts w:hint="eastAsia"/>
+        </w:rPr>
+        <w:t>: a is not defined</w:t>
       </w:r>
     </w:p>
     <w:p>
@@ -6811,7 +8082,31 @@
         <w:t>任务执行顺序</w:t>
       </w:r>
       <w:r>
-        <w:t>：先宏任务后微任务，宏任务执行完生成微任务再执行，涉及 event loop 运行机制。</w:t>
+        <w:t>：</w:t>
+      </w:r>
+      <w:proofErr w:type="gramStart"/>
+      <w:r>
+        <w:t>先宏任务</w:t>
+      </w:r>
+      <w:proofErr w:type="gramEnd"/>
+      <w:r>
+        <w:t>后微任务，</w:t>
+      </w:r>
+      <w:proofErr w:type="gramStart"/>
+      <w:r>
+        <w:t>宏任务</w:t>
+      </w:r>
+      <w:proofErr w:type="gramEnd"/>
+      <w:r>
+        <w:t>执行完生成</w:t>
+      </w:r>
+      <w:proofErr w:type="gramStart"/>
+      <w:r>
+        <w:t>微任务再</w:t>
+      </w:r>
+      <w:proofErr w:type="gramEnd"/>
+      <w:r>
+        <w:t>执行，涉及 event loop 运行机制。</w:t>
       </w:r>
     </w:p>
     <w:p>
@@ -6839,23 +8134,59 @@
       <w:r>
         <w:t>：</w:t>
       </w:r>
+      <w:proofErr w:type="spellStart"/>
       <w:r>
         <w:rPr>
           <w:rFonts w:hint="eastAsia"/>
         </w:rPr>
         <w:t>queueMicrotask</w:t>
       </w:r>
-      <w:r>
-        <w:t xml:space="preserve"> 放微任务，</w:t>
-      </w:r>
+      <w:proofErr w:type="spellEnd"/>
+      <w:r>
+        <w:t xml:space="preserve"> </w:t>
+      </w:r>
+      <w:proofErr w:type="gramStart"/>
+      <w:r>
+        <w:t>放微任务</w:t>
+      </w:r>
+      <w:proofErr w:type="gramEnd"/>
+      <w:r>
+        <w:t>，</w:t>
+      </w:r>
+      <w:proofErr w:type="spellStart"/>
       <w:r>
         <w:rPr>
           <w:rFonts w:hint="eastAsia"/>
         </w:rPr>
         <w:t>MutationObserver</w:t>
       </w:r>
-      <w:r>
-        <w:t xml:space="preserve"> 用于监控元素或全局 body 变化，request request either or back 是动画优化方案，既非宏任务也非微任务 。</w:t>
+      <w:proofErr w:type="spellEnd"/>
+      <w:r>
+        <w:t xml:space="preserve"> 用于监控元素或全局 body 变化，</w:t>
+      </w:r>
+      <w:proofErr w:type="gramStart"/>
+      <w:r>
+        <w:t xml:space="preserve">request </w:t>
+      </w:r>
+      <w:proofErr w:type="spellStart"/>
+      <w:r>
+        <w:t>request</w:t>
+      </w:r>
+      <w:proofErr w:type="spellEnd"/>
+      <w:r>
+        <w:t xml:space="preserve"> </w:t>
+      </w:r>
+      <w:proofErr w:type="gramEnd"/>
+      <w:r>
+        <w:t>either or back 是动画优化方案，既</w:t>
+      </w:r>
+      <w:proofErr w:type="gramStart"/>
+      <w:r>
+        <w:t>非宏任务也非微任务</w:t>
+      </w:r>
+      <w:proofErr w:type="gramEnd"/>
+      <w:r>
+        <w:t xml:space="preserve"> 。</w:t>
       </w:r>
     </w:p>
     <w:p>
@@ -6924,7 +8255,15 @@
         <w:t>作用域类型</w:t>
       </w:r>
       <w:r>
-        <w:t>：全局作用域、模块作用域、函数作用域、块级作用域。全局变量在浏览器环境和 Node 环境表现不同。</w:t>
+        <w:t>：全局作用域、模块作用域、函数作用域、</w:t>
+      </w:r>
+      <w:proofErr w:type="gramStart"/>
+      <w:r>
+        <w:t>块级作用域</w:t>
+      </w:r>
+      <w:proofErr w:type="gramEnd"/>
+      <w:r>
+        <w:t>。全局变量在浏览器环境和 Node 环境表现不同。</w:t>
       </w:r>
     </w:p>
     <w:p>
@@ -6942,6 +8281,7 @@
           <w:rFonts w:hint="eastAsia"/>
         </w:rPr>
       </w:pPr>
+      <w:proofErr w:type="gramStart"/>
       <w:r>
         <w:rPr>
           <w:b/>
@@ -6949,8 +8289,25 @@
         </w:rPr>
         <w:t>块级作用域</w:t>
       </w:r>
-      <w:r>
-        <w:t>：由大括号形成，let 声明的变量在块级作用域内有效，var 声明的变量可突破块级作用域。</w:t>
+      <w:proofErr w:type="gramEnd"/>
+      <w:r>
+        <w:t>：由大括号形成，let 声明的变量</w:t>
+      </w:r>
+      <w:proofErr w:type="gramStart"/>
+      <w:r>
+        <w:t>在块级作用域</w:t>
+      </w:r>
+      <w:proofErr w:type="gramEnd"/>
+      <w:r>
+        <w:t>内有效，var 声明的变量可</w:t>
+      </w:r>
+      <w:proofErr w:type="gramStart"/>
+      <w:r>
+        <w:t>突破块级作用域</w:t>
+      </w:r>
+      <w:proofErr w:type="gramEnd"/>
+      <w:r>
+        <w:t>。</w:t>
       </w:r>
     </w:p>
     <w:p>
@@ -7018,6 +8375,318 @@
       </w:r>
       <w:r>
         <w:t>：一种特殊存在，函数内部引用外部函数局部变量，使该变量不被垃圾回收，保持在内存中。</w:t>
+      </w:r>
+    </w:p>
+    <w:p>
+      <w:pPr>
+        <w:pStyle w:val="1"/>
+      </w:pPr>
+      <w:r>
+        <w:rPr>
+          <w:rFonts w:hint="eastAsia"/>
+        </w:rPr>
+        <w:t>01.1</w:t>
+      </w:r>
+      <w:r>
+        <w:rPr>
+          <w:rFonts w:hint="eastAsia"/>
+        </w:rPr>
+        <w:t>3</w:t>
+      </w:r>
+      <w:r>
+        <w:rPr>
+          <w:rFonts w:hint="eastAsia"/>
+        </w:rPr>
+        <w:t>课时</w:t>
+      </w:r>
+      <w:r>
+        <w:rPr>
+          <w:rFonts w:hint="eastAsia"/>
+        </w:rPr>
+        <w:t>10</w:t>
+      </w:r>
+      <w:r>
+        <w:rPr>
+          <w:rFonts w:hint="eastAsia"/>
+        </w:rPr>
+        <w:t>——</w:t>
+      </w:r>
+      <w:r>
+        <w:rPr>
+          <w:rFonts w:hint="eastAsia"/>
+        </w:rPr>
+        <w:t>闭包</w:t>
+      </w:r>
+      <w:r>
+        <w:rPr>
+          <w:rFonts w:hint="eastAsia"/>
+        </w:rPr>
+        <w:t>作用</w:t>
+      </w:r>
+    </w:p>
+    <w:p>
+      <w:r>
+        <w:t>本次课堂围绕闭包展开，讲解了闭包概念、分类，以及闭包在数据私有化、柯里化、偏函数方面的作用。</w:t>
+      </w:r>
+    </w:p>
+    <w:p>
+      <w:pPr>
+        <w:numPr>
+          <w:ilvl w:val="0"/>
+          <w:numId w:val="15"/>
+        </w:numPr>
+      </w:pPr>
+      <w:r>
+        <w:rPr>
+          <w:b/>
+          <w:bCs/>
+        </w:rPr>
+        <w:t>上节课回顾</w:t>
+      </w:r>
+      <w:r>
+        <w:t>：</w:t>
+      </w:r>
+    </w:p>
+    <w:p>
+      <w:pPr>
+        <w:numPr>
+          <w:ilvl w:val="1"/>
+          <w:numId w:val="15"/>
+        </w:numPr>
+      </w:pPr>
+      <w:r>
+        <w:rPr>
+          <w:b/>
+          <w:bCs/>
+        </w:rPr>
+        <w:t>变量作用域</w:t>
+      </w:r>
+      <w:r>
+        <w:t>：函数作用域内定义的变量在域外不能访问；</w:t>
+      </w:r>
+      <w:proofErr w:type="gramStart"/>
+      <w:r>
+        <w:t>块级作用域</w:t>
+      </w:r>
+      <w:proofErr w:type="gramEnd"/>
+      <w:r>
+        <w:t>里，let 定义的变量域外不能访问，var 可以。</w:t>
+      </w:r>
+    </w:p>
+    <w:p>
+      <w:pPr>
+        <w:numPr>
+          <w:ilvl w:val="1"/>
+          <w:numId w:val="15"/>
+        </w:numPr>
+      </w:pPr>
+      <w:r>
+        <w:rPr>
+          <w:b/>
+          <w:bCs/>
+        </w:rPr>
+        <w:t>闭包</w:t>
+      </w:r>
+      <w:r>
+        <w:t>：函数运行完一般会回收内存，若产生闭包，函数定义时使用了外部变量，回收时该变量不会被回收。</w:t>
+      </w:r>
+    </w:p>
+    <w:p>
+      <w:pPr>
+        <w:numPr>
+          <w:ilvl w:val="1"/>
+          <w:numId w:val="15"/>
+        </w:numPr>
+      </w:pPr>
+      <w:r>
+        <w:rPr>
+          <w:b/>
+          <w:bCs/>
+        </w:rPr>
+        <w:t>词法作用域</w:t>
+      </w:r>
+      <w:r>
+        <w:t>：变量定义时的规则，访问变量时会从定义处的作用域链从内到外寻找。</w:t>
+      </w:r>
+    </w:p>
+    <w:p>
+      <w:pPr>
+        <w:numPr>
+          <w:ilvl w:val="0"/>
+          <w:numId w:val="15"/>
+        </w:numPr>
+      </w:pPr>
+      <w:r>
+        <w:rPr>
+          <w:b/>
+          <w:bCs/>
+        </w:rPr>
+        <w:t>让函数内变量可被外界访问的方法</w:t>
+      </w:r>
+      <w:r>
+        <w:t>：</w:t>
+      </w:r>
+    </w:p>
+    <w:p>
+      <w:pPr>
+        <w:numPr>
+          <w:ilvl w:val="1"/>
+          <w:numId w:val="15"/>
+        </w:numPr>
+      </w:pPr>
+      <w:r>
+        <w:rPr>
+          <w:b/>
+          <w:bCs/>
+        </w:rPr>
+        <w:t>传参</w:t>
+      </w:r>
+      <w:r>
+        <w:t>：将函数内变量通过参数传递出去。</w:t>
+      </w:r>
+    </w:p>
+    <w:p>
+      <w:pPr>
+        <w:numPr>
+          <w:ilvl w:val="1"/>
+          <w:numId w:val="15"/>
+        </w:numPr>
+      </w:pPr>
+      <w:r>
+        <w:rPr>
+          <w:b/>
+          <w:bCs/>
+        </w:rPr>
+        <w:t>闭包</w:t>
+      </w:r>
+      <w:r>
+        <w:t>：返回函数本身，利用闭包携带定义处作用域，避免变量被垃圾回收。</w:t>
+      </w:r>
+    </w:p>
+    <w:p>
+      <w:pPr>
+        <w:numPr>
+          <w:ilvl w:val="0"/>
+          <w:numId w:val="15"/>
+        </w:numPr>
+      </w:pPr>
+      <w:r>
+        <w:rPr>
+          <w:b/>
+          <w:bCs/>
+        </w:rPr>
+        <w:t>闭包分类</w:t>
+      </w:r>
+      <w:r>
+        <w:t>：</w:t>
+      </w:r>
+    </w:p>
+    <w:p>
+      <w:pPr>
+        <w:numPr>
+          <w:ilvl w:val="1"/>
+          <w:numId w:val="15"/>
+        </w:numPr>
+      </w:pPr>
+      <w:r>
+        <w:rPr>
+          <w:b/>
+          <w:bCs/>
+        </w:rPr>
+        <w:t>持久闭包</w:t>
+      </w:r>
+      <w:r>
+        <w:t>：闭包一直引用变量，变量不会立即被销毁，可能导致内存泄露。</w:t>
+      </w:r>
+    </w:p>
+    <w:p>
+      <w:pPr>
+        <w:numPr>
+          <w:ilvl w:val="1"/>
+          <w:numId w:val="15"/>
+        </w:numPr>
+      </w:pPr>
+      <w:r>
+        <w:rPr>
+          <w:b/>
+          <w:bCs/>
+        </w:rPr>
+        <w:t>短暂闭包</w:t>
+      </w:r>
+      <w:r>
+        <w:t>：闭包执行后迅速熄灭，内部变量会被释放，不会造成内存泄露。</w:t>
+      </w:r>
+    </w:p>
+    <w:p>
+      <w:pPr>
+        <w:numPr>
+          <w:ilvl w:val="0"/>
+          <w:numId w:val="15"/>
+        </w:numPr>
+      </w:pPr>
+      <w:r>
+        <w:rPr>
+          <w:b/>
+          <w:bCs/>
+        </w:rPr>
+        <w:t>闭包的作用</w:t>
+      </w:r>
+      <w:r>
+        <w:t>：</w:t>
+      </w:r>
+    </w:p>
+    <w:p>
+      <w:pPr>
+        <w:numPr>
+          <w:ilvl w:val="1"/>
+          <w:numId w:val="15"/>
+        </w:numPr>
+      </w:pPr>
+      <w:r>
+        <w:rPr>
+          <w:b/>
+          <w:bCs/>
+        </w:rPr>
+        <w:t>数据私有化</w:t>
+      </w:r>
+      <w:r>
+        <w:t>：通过闭包实现对函数内私有数据的访问和操作。</w:t>
+      </w:r>
+    </w:p>
+    <w:p>
+      <w:pPr>
+        <w:numPr>
+          <w:ilvl w:val="1"/>
+          <w:numId w:val="15"/>
+        </w:numPr>
+      </w:pPr>
+      <w:r>
+        <w:rPr>
+          <w:b/>
+          <w:bCs/>
+        </w:rPr>
+        <w:t>柯里化</w:t>
+      </w:r>
+      <w:r>
+        <w:t>：将多个参数的函数转换为单参数的链式调用函数，本质是对函数过程的分解。</w:t>
+      </w:r>
+    </w:p>
+    <w:p>
+      <w:pPr>
+        <w:numPr>
+          <w:ilvl w:val="1"/>
+          <w:numId w:val="15"/>
+        </w:numPr>
+      </w:pPr>
+      <w:r>
+        <w:rPr>
+          <w:b/>
+          <w:bCs/>
+        </w:rPr>
+        <w:t>偏函数</w:t>
+      </w:r>
+      <w:r>
+        <w:t>：固定函数部分参数，返回新函数，可基于通用函数定制具体函数。</w:t>
       </w:r>
     </w:p>
     <w:p>
@@ -7930,6 +9599,155 @@
     </w:lvl>
   </w:abstractNum>
   <w:abstractNum w:abstractNumId="8" w15:restartNumberingAfterBreak="0">
+    <w:nsid w:val="5D9A36C5"/>
+    <w:multiLevelType w:val="multilevel"/>
+    <w:tmpl w:val="CDC21C3A"/>
+    <w:lvl w:ilvl="0">
+      <w:start w:val="1"/>
+      <w:numFmt w:val="bullet"/>
+      <w:lvlText w:val=""/>
+      <w:lvlJc w:val="left"/>
+      <w:pPr>
+        <w:tabs>
+          <w:tab w:val="num" w:pos="720"/>
+        </w:tabs>
+        <w:ind w:left="720" w:hanging="360"/>
+      </w:pPr>
+      <w:rPr>
+        <w:rFonts w:ascii="Symbol" w:hAnsi="Symbol" w:hint="default"/>
+        <w:sz w:val="20"/>
+      </w:rPr>
+    </w:lvl>
+    <w:lvl w:ilvl="1">
+      <w:start w:val="1"/>
+      <w:numFmt w:val="bullet"/>
+      <w:lvlText w:val="o"/>
+      <w:lvlJc w:val="left"/>
+      <w:pPr>
+        <w:tabs>
+          <w:tab w:val="num" w:pos="1440"/>
+        </w:tabs>
+        <w:ind w:left="1440" w:hanging="360"/>
+      </w:pPr>
+      <w:rPr>
+        <w:rFonts w:ascii="Courier New" w:hAnsi="Courier New" w:hint="default"/>
+        <w:sz w:val="20"/>
+      </w:rPr>
+    </w:lvl>
+    <w:lvl w:ilvl="2" w:tentative="1">
+      <w:start w:val="1"/>
+      <w:numFmt w:val="bullet"/>
+      <w:lvlText w:val=""/>
+      <w:lvlJc w:val="left"/>
+      <w:pPr>
+        <w:tabs>
+          <w:tab w:val="num" w:pos="2160"/>
+        </w:tabs>
+        <w:ind w:left="2160" w:hanging="360"/>
+      </w:pPr>
+      <w:rPr>
+        <w:rFonts w:ascii="Wingdings" w:hAnsi="Wingdings" w:hint="default"/>
+        <w:sz w:val="20"/>
+      </w:rPr>
+    </w:lvl>
+    <w:lvl w:ilvl="3" w:tentative="1">
+      <w:start w:val="1"/>
+      <w:numFmt w:val="bullet"/>
+      <w:lvlText w:val=""/>
+      <w:lvlJc w:val="left"/>
+      <w:pPr>
+        <w:tabs>
+          <w:tab w:val="num" w:pos="2880"/>
+        </w:tabs>
+        <w:ind w:left="2880" w:hanging="360"/>
+      </w:pPr>
+      <w:rPr>
+        <w:rFonts w:ascii="Wingdings" w:hAnsi="Wingdings" w:hint="default"/>
+        <w:sz w:val="20"/>
+      </w:rPr>
+    </w:lvl>
+    <w:lvl w:ilvl="4" w:tentative="1">
+      <w:start w:val="1"/>
+      <w:numFmt w:val="bullet"/>
+      <w:lvlText w:val=""/>
+      <w:lvlJc w:val="left"/>
+      <w:pPr>
+        <w:tabs>
+          <w:tab w:val="num" w:pos="3600"/>
+        </w:tabs>
+        <w:ind w:left="3600" w:hanging="360"/>
+      </w:pPr>
+      <w:rPr>
+        <w:rFonts w:ascii="Wingdings" w:hAnsi="Wingdings" w:hint="default"/>
+        <w:sz w:val="20"/>
+      </w:rPr>
+    </w:lvl>
+    <w:lvl w:ilvl="5" w:tentative="1">
+      <w:start w:val="1"/>
+      <w:numFmt w:val="bullet"/>
+      <w:lvlText w:val=""/>
+      <w:lvlJc w:val="left"/>
+      <w:pPr>
+        <w:tabs>
+          <w:tab w:val="num" w:pos="4320"/>
+        </w:tabs>
+        <w:ind w:left="4320" w:hanging="360"/>
+      </w:pPr>
+      <w:rPr>
+        <w:rFonts w:ascii="Wingdings" w:hAnsi="Wingdings" w:hint="default"/>
+        <w:sz w:val="20"/>
+      </w:rPr>
+    </w:lvl>
+    <w:lvl w:ilvl="6" w:tentative="1">
+      <w:start w:val="1"/>
+      <w:numFmt w:val="bullet"/>
+      <w:lvlText w:val=""/>
+      <w:lvlJc w:val="left"/>
+      <w:pPr>
+        <w:tabs>
+          <w:tab w:val="num" w:pos="5040"/>
+        </w:tabs>
+        <w:ind w:left="5040" w:hanging="360"/>
+      </w:pPr>
+      <w:rPr>
+        <w:rFonts w:ascii="Wingdings" w:hAnsi="Wingdings" w:hint="default"/>
+        <w:sz w:val="20"/>
+      </w:rPr>
+    </w:lvl>
+    <w:lvl w:ilvl="7" w:tentative="1">
+      <w:start w:val="1"/>
+      <w:numFmt w:val="bullet"/>
+      <w:lvlText w:val=""/>
+      <w:lvlJc w:val="left"/>
+      <w:pPr>
+        <w:tabs>
+          <w:tab w:val="num" w:pos="5760"/>
+        </w:tabs>
+        <w:ind w:left="5760" w:hanging="360"/>
+      </w:pPr>
+      <w:rPr>
+        <w:rFonts w:ascii="Wingdings" w:hAnsi="Wingdings" w:hint="default"/>
+        <w:sz w:val="20"/>
+      </w:rPr>
+    </w:lvl>
+    <w:lvl w:ilvl="8" w:tentative="1">
+      <w:start w:val="1"/>
+      <w:numFmt w:val="bullet"/>
+      <w:lvlText w:val=""/>
+      <w:lvlJc w:val="left"/>
+      <w:pPr>
+        <w:tabs>
+          <w:tab w:val="num" w:pos="6480"/>
+        </w:tabs>
+        <w:ind w:left="6480" w:hanging="360"/>
+      </w:pPr>
+      <w:rPr>
+        <w:rFonts w:ascii="Wingdings" w:hAnsi="Wingdings" w:hint="default"/>
+        <w:sz w:val="20"/>
+      </w:rPr>
+    </w:lvl>
+  </w:abstractNum>
+  <w:abstractNum w:abstractNumId="9" w15:restartNumberingAfterBreak="0">
     <w:nsid w:val="69CE6475"/>
     <w:multiLevelType w:val="hybridMultilevel"/>
     <w:tmpl w:val="EA763DFE"/>
@@ -8018,7 +9836,7 @@
       </w:pPr>
     </w:lvl>
   </w:abstractNum>
-  <w:abstractNum w:abstractNumId="9" w15:restartNumberingAfterBreak="0">
+  <w:abstractNum w:abstractNumId="10" w15:restartNumberingAfterBreak="0">
     <w:nsid w:val="6CE85BD5"/>
     <w:multiLevelType w:val="multilevel"/>
     <w:tmpl w:val="A6CED16C"/>
@@ -8167,7 +9985,7 @@
       </w:rPr>
     </w:lvl>
   </w:abstractNum>
-  <w:abstractNum w:abstractNumId="10" w15:restartNumberingAfterBreak="0">
+  <w:abstractNum w:abstractNumId="11" w15:restartNumberingAfterBreak="0">
     <w:nsid w:val="6D936673"/>
     <w:multiLevelType w:val="multilevel"/>
     <w:tmpl w:val="0728CEE8"/>
@@ -8316,7 +10134,7 @@
       </w:rPr>
     </w:lvl>
   </w:abstractNum>
-  <w:abstractNum w:abstractNumId="11" w15:restartNumberingAfterBreak="0">
+  <w:abstractNum w:abstractNumId="12" w15:restartNumberingAfterBreak="0">
     <w:nsid w:val="6EB03716"/>
     <w:multiLevelType w:val="hybridMultilevel"/>
     <w:tmpl w:val="1B82C136"/>
@@ -8405,7 +10223,7 @@
       </w:pPr>
     </w:lvl>
   </w:abstractNum>
-  <w:abstractNum w:abstractNumId="12" w15:restartNumberingAfterBreak="0">
+  <w:abstractNum w:abstractNumId="13" w15:restartNumberingAfterBreak="0">
     <w:nsid w:val="72125B11"/>
     <w:multiLevelType w:val="hybridMultilevel"/>
     <w:tmpl w:val="25EC1CE2"/>
@@ -8494,7 +10312,7 @@
       </w:pPr>
     </w:lvl>
   </w:abstractNum>
-  <w:abstractNum w:abstractNumId="13" w15:restartNumberingAfterBreak="0">
+  <w:abstractNum w:abstractNumId="14" w15:restartNumberingAfterBreak="0">
     <w:nsid w:val="7E281DAD"/>
     <w:multiLevelType w:val="multilevel"/>
     <w:tmpl w:val="38B021F2"/>
@@ -8650,10 +10468,10 @@
     <w:abstractNumId w:val="6"/>
   </w:num>
   <w:num w:numId="3" w16cid:durableId="1011028068">
-    <w:abstractNumId w:val="8"/>
+    <w:abstractNumId w:val="9"/>
   </w:num>
   <w:num w:numId="4" w16cid:durableId="461576885">
-    <w:abstractNumId w:val="11"/>
+    <w:abstractNumId w:val="12"/>
   </w:num>
   <w:num w:numId="5" w16cid:durableId="290791763">
     <w:abstractNumId w:val="1"/>
@@ -8671,19 +10489,22 @@
     <w:abstractNumId w:val="2"/>
   </w:num>
   <w:num w:numId="10" w16cid:durableId="1863399971">
-    <w:abstractNumId w:val="12"/>
+    <w:abstractNumId w:val="13"/>
   </w:num>
   <w:num w:numId="11" w16cid:durableId="1309555736">
-    <w:abstractNumId w:val="9"/>
+    <w:abstractNumId w:val="10"/>
   </w:num>
   <w:num w:numId="12" w16cid:durableId="716508437">
-    <w:abstractNumId w:val="10"/>
+    <w:abstractNumId w:val="11"/>
   </w:num>
   <w:num w:numId="13" w16cid:durableId="1499611504">
-    <w:abstractNumId w:val="13"/>
+    <w:abstractNumId w:val="14"/>
   </w:num>
   <w:num w:numId="14" w16cid:durableId="982320220">
     <w:abstractNumId w:val="4"/>
+  </w:num>
+  <w:num w:numId="15" w16cid:durableId="797842979">
+    <w:abstractNumId w:val="8"/>
   </w:num>
 </w:numbering>
 </file>

--- a/前端/12.9课时1.docx
+++ b/前端/12.9课时1.docx
@@ -688,6 +688,12 @@
               </w:rPr>
               <w:t>0113</w:t>
             </w:r>
+            <w:r>
+              <w:rPr>
+                <w:rFonts w:hint="eastAsia"/>
+              </w:rPr>
+              <w:t>√</w:t>
+            </w:r>
           </w:p>
         </w:tc>
         <w:tc>
@@ -712,6 +718,12 @@
                 <w:rFonts w:hint="eastAsia"/>
               </w:rPr>
             </w:pPr>
+            <w:r>
+              <w:rPr>
+                <w:rFonts w:hint="eastAsia"/>
+              </w:rPr>
+              <w:t>0115√</w:t>
+            </w:r>
           </w:p>
         </w:tc>
         <w:tc>
@@ -898,7 +910,7 @@
           <w:r>
             <w:fldChar w:fldCharType="separate"/>
           </w:r>
-          <w:hyperlink w:anchor="_Toc219056360" w:history="1">
+          <w:hyperlink w:anchor="_Toc219405919" w:history="1">
             <w:r>
               <w:rPr>
                 <w:rStyle w:val="af3"/>
@@ -936,7 +948,7 @@
                 <w:noProof/>
                 <w:webHidden/>
               </w:rPr>
-              <w:instrText>PAGEREF _Toc219056360 \h</w:instrText>
+              <w:instrText>PAGEREF _Toc219405919 \h</w:instrText>
             </w:r>
             <w:r>
               <w:rPr>
@@ -993,7 +1005,7 @@
               <w14:ligatures w14:val="standardContextual"/>
             </w:rPr>
           </w:pPr>
-          <w:hyperlink w:anchor="_Toc219056361" w:history="1">
+          <w:hyperlink w:anchor="_Toc219405920" w:history="1">
             <w:r>
               <w:rPr>
                 <w:rStyle w:val="af3"/>
@@ -1031,7 +1043,7 @@
                 <w:noProof/>
                 <w:webHidden/>
               </w:rPr>
-              <w:instrText>PAGEREF _Toc219056361 \h</w:instrText>
+              <w:instrText>PAGEREF _Toc219405920 \h</w:instrText>
             </w:r>
             <w:r>
               <w:rPr>
@@ -1088,7 +1100,7 @@
               <w14:ligatures w14:val="standardContextual"/>
             </w:rPr>
           </w:pPr>
-          <w:hyperlink w:anchor="_Toc219056362" w:history="1">
+          <w:hyperlink w:anchor="_Toc219405921" w:history="1">
             <w:r>
               <w:rPr>
                 <w:rStyle w:val="af3"/>
@@ -1126,7 +1138,7 @@
                 <w:noProof/>
                 <w:webHidden/>
               </w:rPr>
-              <w:instrText>PAGEREF _Toc219056362 \h</w:instrText>
+              <w:instrText>PAGEREF _Toc219405921 \h</w:instrText>
             </w:r>
             <w:r>
               <w:rPr>
@@ -1183,7 +1195,7 @@
               <w14:ligatures w14:val="standardContextual"/>
             </w:rPr>
           </w:pPr>
-          <w:hyperlink w:anchor="_Toc219056363" w:history="1">
+          <w:hyperlink w:anchor="_Toc219405922" w:history="1">
             <w:r>
               <w:rPr>
                 <w:rStyle w:val="af3"/>
@@ -1221,7 +1233,7 @@
                 <w:noProof/>
                 <w:webHidden/>
               </w:rPr>
-              <w:instrText>PAGEREF _Toc219056363 \h</w:instrText>
+              <w:instrText>PAGEREF _Toc219405922 \h</w:instrText>
             </w:r>
             <w:r>
               <w:rPr>
@@ -1252,7 +1264,7 @@
                 <w:noProof/>
                 <w:webHidden/>
               </w:rPr>
-              <w:t>6</w:t>
+              <w:t>7</w:t>
             </w:r>
             <w:r>
               <w:rPr>
@@ -1278,7 +1290,7 @@
               <w14:ligatures w14:val="standardContextual"/>
             </w:rPr>
           </w:pPr>
-          <w:hyperlink w:anchor="_Toc219056364" w:history="1">
+          <w:hyperlink w:anchor="_Toc219405923" w:history="1">
             <w:r>
               <w:rPr>
                 <w:rStyle w:val="af3"/>
@@ -1316,7 +1328,7 @@
                 <w:noProof/>
                 <w:webHidden/>
               </w:rPr>
-              <w:instrText>PAGEREF _Toc219056364 \h</w:instrText>
+              <w:instrText>PAGEREF _Toc219405923 \h</w:instrText>
             </w:r>
             <w:r>
               <w:rPr>
@@ -1347,7 +1359,7 @@
                 <w:noProof/>
                 <w:webHidden/>
               </w:rPr>
-              <w:t>7</w:t>
+              <w:t>8</w:t>
             </w:r>
             <w:r>
               <w:rPr>
@@ -1373,7 +1385,7 @@
               <w14:ligatures w14:val="standardContextual"/>
             </w:rPr>
           </w:pPr>
-          <w:hyperlink w:anchor="_Toc219056365" w:history="1">
+          <w:hyperlink w:anchor="_Toc219405924" w:history="1">
             <w:r>
               <w:rPr>
                 <w:rStyle w:val="af3"/>
@@ -1411,7 +1423,7 @@
                 <w:noProof/>
                 <w:webHidden/>
               </w:rPr>
-              <w:instrText>PAGEREF _Toc219056365 \h</w:instrText>
+              <w:instrText>PAGEREF _Toc219405924 \h</w:instrText>
             </w:r>
             <w:r>
               <w:rPr>
@@ -1468,7 +1480,7 @@
               <w14:ligatures w14:val="standardContextual"/>
             </w:rPr>
           </w:pPr>
-          <w:hyperlink w:anchor="_Toc219056366" w:history="1">
+          <w:hyperlink w:anchor="_Toc219405925" w:history="1">
             <w:r>
               <w:rPr>
                 <w:rStyle w:val="af3"/>
@@ -1506,7 +1518,7 @@
                 <w:noProof/>
                 <w:webHidden/>
               </w:rPr>
-              <w:instrText>PAGEREF _Toc219056366 \h</w:instrText>
+              <w:instrText>PAGEREF _Toc219405925 \h</w:instrText>
             </w:r>
             <w:r>
               <w:rPr>
@@ -1563,7 +1575,7 @@
               <w14:ligatures w14:val="standardContextual"/>
             </w:rPr>
           </w:pPr>
-          <w:hyperlink w:anchor="_Toc219056367" w:history="1">
+          <w:hyperlink w:anchor="_Toc219405926" w:history="1">
             <w:r>
               <w:rPr>
                 <w:rStyle w:val="af3"/>
@@ -1601,7 +1613,7 @@
                 <w:noProof/>
                 <w:webHidden/>
               </w:rPr>
-              <w:instrText>PAGEREF _Toc219056367 \h</w:instrText>
+              <w:instrText>PAGEREF _Toc219405926 \h</w:instrText>
             </w:r>
             <w:r>
               <w:rPr>
@@ -1658,14 +1670,14 @@
               <w14:ligatures w14:val="standardContextual"/>
             </w:rPr>
           </w:pPr>
-          <w:hyperlink w:anchor="_Toc219056368" w:history="1">
+          <w:hyperlink w:anchor="_Toc219405927" w:history="1">
             <w:r>
               <w:rPr>
                 <w:rStyle w:val="af3"/>
                 <w:rFonts w:hint="eastAsia"/>
                 <w:noProof/>
               </w:rPr>
-              <w:t>01.11课时9——作用域</w:t>
+              <w:t>01.11课时9——作用域与闭包</w:t>
             </w:r>
             <w:r>
               <w:rPr>
@@ -1696,7 +1708,7 @@
                 <w:noProof/>
                 <w:webHidden/>
               </w:rPr>
-              <w:instrText>PAGEREF _Toc219056368 \h</w:instrText>
+              <w:instrText>PAGEREF _Toc219405927 \h</w:instrText>
             </w:r>
             <w:r>
               <w:rPr>
@@ -1727,7 +1739,197 @@
                 <w:noProof/>
                 <w:webHidden/>
               </w:rPr>
-              <w:t>10</w:t>
+              <w:t>11</w:t>
+            </w:r>
+            <w:r>
+              <w:rPr>
+                <w:rFonts w:hint="eastAsia"/>
+                <w:noProof/>
+                <w:webHidden/>
+              </w:rPr>
+              <w:fldChar w:fldCharType="end"/>
+            </w:r>
+          </w:hyperlink>
+        </w:p>
+        <w:p>
+          <w:pPr>
+            <w:pStyle w:val="TOC1"/>
+            <w:tabs>
+              <w:tab w:val="right" w:leader="dot" w:pos="8296"/>
+            </w:tabs>
+            <w:rPr>
+              <w:rFonts w:hint="eastAsia"/>
+              <w:noProof/>
+              <w:sz w:val="22"/>
+              <w:szCs w:val="24"/>
+              <w14:ligatures w14:val="standardContextual"/>
+            </w:rPr>
+          </w:pPr>
+          <w:hyperlink w:anchor="_Toc219405928" w:history="1">
+            <w:r>
+              <w:rPr>
+                <w:rStyle w:val="af3"/>
+                <w:rFonts w:hint="eastAsia"/>
+                <w:noProof/>
+              </w:rPr>
+              <w:t>01.13课时10——闭包作用</w:t>
+            </w:r>
+            <w:r>
+              <w:rPr>
+                <w:rFonts w:hint="eastAsia"/>
+                <w:noProof/>
+                <w:webHidden/>
+              </w:rPr>
+              <w:tab/>
+            </w:r>
+            <w:r>
+              <w:rPr>
+                <w:rFonts w:hint="eastAsia"/>
+                <w:noProof/>
+                <w:webHidden/>
+              </w:rPr>
+              <w:fldChar w:fldCharType="begin"/>
+            </w:r>
+            <w:r>
+              <w:rPr>
+                <w:rFonts w:hint="eastAsia"/>
+                <w:noProof/>
+                <w:webHidden/>
+              </w:rPr>
+              <w:instrText xml:space="preserve"> </w:instrText>
+            </w:r>
+            <w:r>
+              <w:rPr>
+                <w:noProof/>
+                <w:webHidden/>
+              </w:rPr>
+              <w:instrText>PAGEREF _Toc219405928 \h</w:instrText>
+            </w:r>
+            <w:r>
+              <w:rPr>
+                <w:rFonts w:hint="eastAsia"/>
+                <w:noProof/>
+                <w:webHidden/>
+              </w:rPr>
+              <w:instrText xml:space="preserve"> </w:instrText>
+            </w:r>
+            <w:r>
+              <w:rPr>
+                <w:rFonts w:hint="eastAsia"/>
+                <w:noProof/>
+                <w:webHidden/>
+              </w:rPr>
+            </w:r>
+            <w:r>
+              <w:rPr>
+                <w:rFonts w:hint="eastAsia"/>
+                <w:noProof/>
+                <w:webHidden/>
+              </w:rPr>
+              <w:fldChar w:fldCharType="separate"/>
+            </w:r>
+            <w:r>
+              <w:rPr>
+                <w:rFonts w:hint="eastAsia"/>
+                <w:noProof/>
+                <w:webHidden/>
+              </w:rPr>
+              <w:t>12</w:t>
+            </w:r>
+            <w:r>
+              <w:rPr>
+                <w:rFonts w:hint="eastAsia"/>
+                <w:noProof/>
+                <w:webHidden/>
+              </w:rPr>
+              <w:fldChar w:fldCharType="end"/>
+            </w:r>
+          </w:hyperlink>
+        </w:p>
+        <w:p>
+          <w:pPr>
+            <w:pStyle w:val="TOC1"/>
+            <w:tabs>
+              <w:tab w:val="right" w:leader="dot" w:pos="8296"/>
+            </w:tabs>
+            <w:rPr>
+              <w:rFonts w:hint="eastAsia"/>
+              <w:noProof/>
+              <w:sz w:val="22"/>
+              <w:szCs w:val="24"/>
+              <w14:ligatures w14:val="standardContextual"/>
+            </w:rPr>
+          </w:pPr>
+          <w:hyperlink w:anchor="_Toc219405929" w:history="1">
+            <w:r>
+              <w:rPr>
+                <w:rStyle w:val="af3"/>
+                <w:rFonts w:hint="eastAsia"/>
+                <w:noProof/>
+              </w:rPr>
+              <w:t>01.15课时11——模块化</w:t>
+            </w:r>
+            <w:r>
+              <w:rPr>
+                <w:rFonts w:hint="eastAsia"/>
+                <w:noProof/>
+                <w:webHidden/>
+              </w:rPr>
+              <w:tab/>
+            </w:r>
+            <w:r>
+              <w:rPr>
+                <w:rFonts w:hint="eastAsia"/>
+                <w:noProof/>
+                <w:webHidden/>
+              </w:rPr>
+              <w:fldChar w:fldCharType="begin"/>
+            </w:r>
+            <w:r>
+              <w:rPr>
+                <w:rFonts w:hint="eastAsia"/>
+                <w:noProof/>
+                <w:webHidden/>
+              </w:rPr>
+              <w:instrText xml:space="preserve"> </w:instrText>
+            </w:r>
+            <w:r>
+              <w:rPr>
+                <w:noProof/>
+                <w:webHidden/>
+              </w:rPr>
+              <w:instrText>PAGEREF _Toc219405929 \h</w:instrText>
+            </w:r>
+            <w:r>
+              <w:rPr>
+                <w:rFonts w:hint="eastAsia"/>
+                <w:noProof/>
+                <w:webHidden/>
+              </w:rPr>
+              <w:instrText xml:space="preserve"> </w:instrText>
+            </w:r>
+            <w:r>
+              <w:rPr>
+                <w:rFonts w:hint="eastAsia"/>
+                <w:noProof/>
+                <w:webHidden/>
+              </w:rPr>
+            </w:r>
+            <w:r>
+              <w:rPr>
+                <w:rFonts w:hint="eastAsia"/>
+                <w:noProof/>
+                <w:webHidden/>
+              </w:rPr>
+              <w:fldChar w:fldCharType="separate"/>
+            </w:r>
+            <w:r>
+              <w:rPr>
+                <w:rFonts w:hint="eastAsia"/>
+                <w:noProof/>
+                <w:webHidden/>
+              </w:rPr>
+              <w:t>13</w:t>
             </w:r>
             <w:r>
               <w:rPr>
@@ -1770,7 +1972,7 @@
           <w:rFonts w:hint="eastAsia"/>
         </w:rPr>
       </w:pPr>
-      <w:bookmarkStart w:id="0" w:name="_Toc219056360"/>
+      <w:bookmarkStart w:id="0" w:name="_Toc219405919"/>
       <w:r>
         <w:rPr>
           <w:rFonts w:hint="eastAsia"/>
@@ -1962,6 +2164,7 @@
         <w:rPr>
           <w:rFonts w:hint="eastAsia"/>
         </w:rPr>
+        <w:lastRenderedPageBreak/>
         <w:t>T:角色</w:t>
       </w:r>
     </w:p>
@@ -1992,7 +2195,6 @@
         <w:rPr>
           <w:rFonts w:hint="eastAsia"/>
         </w:rPr>
-        <w:lastRenderedPageBreak/>
         <w:t>R：指标，加载时间</w:t>
       </w:r>
       <w:r>
@@ -2555,8 +2757,8 @@
           <w:rFonts w:hint="eastAsia"/>
         </w:rPr>
       </w:pPr>
-      <w:bookmarkStart w:id="1" w:name="_Toc219056361"/>
-      <w:bookmarkStart w:id="2" w:name="OLE_LINK1"/>
+      <w:bookmarkStart w:id="1" w:name="OLE_LINK1"/>
+      <w:bookmarkStart w:id="2" w:name="_Toc219405920"/>
       <w:r>
         <w:rPr>
           <w:rFonts w:hint="eastAsia"/>
@@ -2569,9 +2771,9 @@
         </w:rPr>
         <w:t>——简历修改</w:t>
       </w:r>
-      <w:bookmarkEnd w:id="1"/>
-    </w:p>
-    <w:bookmarkEnd w:id="2"/>
+      <w:bookmarkEnd w:id="2"/>
+    </w:p>
+    <w:bookmarkEnd w:id="1"/>
     <w:p>
       <w:pPr>
         <w:rPr>
@@ -3473,7 +3675,7 @@
           <w:rFonts w:hint="eastAsia"/>
         </w:rPr>
       </w:pPr>
-      <w:bookmarkStart w:id="3" w:name="_Toc219056362"/>
+      <w:bookmarkStart w:id="3" w:name="_Toc219405921"/>
       <w:r>
         <w:rPr>
           <w:rFonts w:hint="eastAsia"/>
@@ -5003,7 +5205,7 @@
           <w:rFonts w:hint="eastAsia"/>
         </w:rPr>
       </w:pPr>
-      <w:bookmarkStart w:id="4" w:name="_Toc219056363"/>
+      <w:bookmarkStart w:id="4" w:name="_Toc219405922"/>
       <w:r>
         <w:rPr>
           <w:rFonts w:hint="eastAsia"/>
@@ -5619,7 +5821,7 @@
           <w:rFonts w:hint="eastAsia"/>
         </w:rPr>
       </w:pPr>
-      <w:bookmarkStart w:id="5" w:name="_Toc219056364"/>
+      <w:bookmarkStart w:id="5" w:name="_Toc219405923"/>
       <w:r>
         <w:rPr>
           <w:rFonts w:hint="eastAsia"/>
@@ -6221,8 +6423,8 @@
           <w:rFonts w:hint="eastAsia"/>
         </w:rPr>
       </w:pPr>
-      <w:bookmarkStart w:id="6" w:name="_Toc219056365"/>
-      <w:bookmarkStart w:id="7" w:name="OLE_LINK2"/>
+      <w:bookmarkStart w:id="6" w:name="OLE_LINK2"/>
+      <w:bookmarkStart w:id="7" w:name="_Toc219405924"/>
       <w:r>
         <w:rPr>
           <w:rFonts w:hint="eastAsia"/>
@@ -6235,9 +6437,9 @@
         </w:rPr>
         <w:t>——event loop</w:t>
       </w:r>
-      <w:bookmarkEnd w:id="6"/>
-    </w:p>
-    <w:bookmarkEnd w:id="7"/>
+      <w:bookmarkEnd w:id="7"/>
+    </w:p>
+    <w:bookmarkEnd w:id="6"/>
     <w:p>
       <w:pPr>
         <w:rPr>
@@ -6405,7 +6607,7 @@
           <w:rFonts w:hint="eastAsia"/>
         </w:rPr>
       </w:pPr>
-      <w:bookmarkStart w:id="8" w:name="_Toc219056366"/>
+      <w:bookmarkStart w:id="8" w:name="_Toc219405925"/>
       <w:r>
         <w:rPr>
           <w:rFonts w:hint="eastAsia"/>
@@ -6922,8 +7124,8 @@
           <w:rFonts w:hint="eastAsia"/>
         </w:rPr>
       </w:pPr>
-      <w:bookmarkStart w:id="9" w:name="_Toc219056367"/>
-      <w:bookmarkStart w:id="10" w:name="OLE_LINK3"/>
+      <w:bookmarkStart w:id="9" w:name="OLE_LINK3"/>
+      <w:bookmarkStart w:id="10" w:name="_Toc219405926"/>
       <w:r>
         <w:rPr>
           <w:rFonts w:hint="eastAsia"/>
@@ -6950,9 +7152,9 @@
         </w:rPr>
         <w:t>执行机制</w:t>
       </w:r>
-      <w:bookmarkEnd w:id="9"/>
-    </w:p>
-    <w:bookmarkEnd w:id="10"/>
+      <w:bookmarkEnd w:id="10"/>
+    </w:p>
+    <w:bookmarkEnd w:id="9"/>
     <w:p>
       <w:pPr>
         <w:rPr>
@@ -7390,20 +7592,20 @@
           <w:rFonts w:hint="eastAsia"/>
         </w:rPr>
       </w:pPr>
-      <w:bookmarkStart w:id="11" w:name="_Toc219056368"/>
+      <w:bookmarkStart w:id="11" w:name="_Toc219405927"/>
       <w:r>
         <w:rPr>
           <w:rFonts w:hint="eastAsia"/>
         </w:rPr>
         <w:t>01.11课时9——作用域</w:t>
       </w:r>
+      <w:r>
+        <w:rPr>
+          <w:rFonts w:hint="eastAsia"/>
+        </w:rPr>
+        <w:t>与闭包</w:t>
+      </w:r>
       <w:bookmarkEnd w:id="11"/>
-      <w:r>
-        <w:rPr>
-          <w:rFonts w:hint="eastAsia"/>
-        </w:rPr>
-        <w:t>与闭包</w:t>
-      </w:r>
     </w:p>
     <w:p>
       <w:pPr>
@@ -8380,36 +8582,17 @@
     <w:p>
       <w:pPr>
         <w:pStyle w:val="1"/>
-      </w:pPr>
-      <w:r>
-        <w:rPr>
-          <w:rFonts w:hint="eastAsia"/>
-        </w:rPr>
-        <w:t>01.1</w:t>
-      </w:r>
-      <w:r>
-        <w:rPr>
-          <w:rFonts w:hint="eastAsia"/>
-        </w:rPr>
-        <w:t>3</w:t>
-      </w:r>
-      <w:r>
-        <w:rPr>
-          <w:rFonts w:hint="eastAsia"/>
-        </w:rPr>
-        <w:t>课时</w:t>
-      </w:r>
-      <w:r>
-        <w:rPr>
-          <w:rFonts w:hint="eastAsia"/>
-        </w:rPr>
-        <w:t>10</w:t>
-      </w:r>
-      <w:r>
-        <w:rPr>
-          <w:rFonts w:hint="eastAsia"/>
-        </w:rPr>
-        <w:t>——</w:t>
+        <w:rPr>
+          <w:rFonts w:hint="eastAsia"/>
+        </w:rPr>
+      </w:pPr>
+      <w:bookmarkStart w:id="15" w:name="OLE_LINK7"/>
+      <w:bookmarkStart w:id="16" w:name="_Toc219405928"/>
+      <w:r>
+        <w:rPr>
+          <w:rFonts w:hint="eastAsia"/>
+        </w:rPr>
+        <w:t>01.13课时10——</w:t>
       </w:r>
       <w:r>
         <w:rPr>
@@ -8423,8 +8606,15 @@
         </w:rPr>
         <w:t>作用</w:t>
       </w:r>
-    </w:p>
-    <w:p>
+      <w:bookmarkEnd w:id="16"/>
+    </w:p>
+    <w:bookmarkEnd w:id="15"/>
+    <w:p>
+      <w:pPr>
+        <w:rPr>
+          <w:rFonts w:hint="eastAsia"/>
+        </w:rPr>
+      </w:pPr>
       <w:r>
         <w:t>本次课堂围绕闭包展开，讲解了闭包概念、分类，以及闭包在数据私有化、柯里化、偏函数方面的作用。</w:t>
       </w:r>
@@ -8435,6 +8625,9 @@
           <w:ilvl w:val="0"/>
           <w:numId w:val="15"/>
         </w:numPr>
+        <w:rPr>
+          <w:rFonts w:hint="eastAsia"/>
+        </w:rPr>
       </w:pPr>
       <w:r>
         <w:rPr>
@@ -8453,6 +8646,9 @@
           <w:ilvl w:val="1"/>
           <w:numId w:val="15"/>
         </w:numPr>
+        <w:rPr>
+          <w:rFonts w:hint="eastAsia"/>
+        </w:rPr>
       </w:pPr>
       <w:r>
         <w:rPr>
@@ -8479,6 +8675,9 @@
           <w:ilvl w:val="1"/>
           <w:numId w:val="15"/>
         </w:numPr>
+        <w:rPr>
+          <w:rFonts w:hint="eastAsia"/>
+        </w:rPr>
       </w:pPr>
       <w:r>
         <w:rPr>
@@ -8497,6 +8696,9 @@
           <w:ilvl w:val="1"/>
           <w:numId w:val="15"/>
         </w:numPr>
+        <w:rPr>
+          <w:rFonts w:hint="eastAsia"/>
+        </w:rPr>
       </w:pPr>
       <w:r>
         <w:rPr>
@@ -8515,6 +8717,9 @@
           <w:ilvl w:val="0"/>
           <w:numId w:val="15"/>
         </w:numPr>
+        <w:rPr>
+          <w:rFonts w:hint="eastAsia"/>
+        </w:rPr>
       </w:pPr>
       <w:r>
         <w:rPr>
@@ -8533,6 +8738,9 @@
           <w:ilvl w:val="1"/>
           <w:numId w:val="15"/>
         </w:numPr>
+        <w:rPr>
+          <w:rFonts w:hint="eastAsia"/>
+        </w:rPr>
       </w:pPr>
       <w:r>
         <w:rPr>
@@ -8551,6 +8759,9 @@
           <w:ilvl w:val="1"/>
           <w:numId w:val="15"/>
         </w:numPr>
+        <w:rPr>
+          <w:rFonts w:hint="eastAsia"/>
+        </w:rPr>
       </w:pPr>
       <w:r>
         <w:rPr>
@@ -8569,6 +8780,9 @@
           <w:ilvl w:val="0"/>
           <w:numId w:val="15"/>
         </w:numPr>
+        <w:rPr>
+          <w:rFonts w:hint="eastAsia"/>
+        </w:rPr>
       </w:pPr>
       <w:r>
         <w:rPr>
@@ -8587,6 +8801,9 @@
           <w:ilvl w:val="1"/>
           <w:numId w:val="15"/>
         </w:numPr>
+        <w:rPr>
+          <w:rFonts w:hint="eastAsia"/>
+        </w:rPr>
       </w:pPr>
       <w:r>
         <w:rPr>
@@ -8605,6 +8822,9 @@
           <w:ilvl w:val="1"/>
           <w:numId w:val="15"/>
         </w:numPr>
+        <w:rPr>
+          <w:rFonts w:hint="eastAsia"/>
+        </w:rPr>
       </w:pPr>
       <w:r>
         <w:rPr>
@@ -8623,6 +8843,9 @@
           <w:ilvl w:val="0"/>
           <w:numId w:val="15"/>
         </w:numPr>
+        <w:rPr>
+          <w:rFonts w:hint="eastAsia"/>
+        </w:rPr>
       </w:pPr>
       <w:r>
         <w:rPr>
@@ -8641,6 +8864,9 @@
           <w:ilvl w:val="1"/>
           <w:numId w:val="15"/>
         </w:numPr>
+        <w:rPr>
+          <w:rFonts w:hint="eastAsia"/>
+        </w:rPr>
       </w:pPr>
       <w:r>
         <w:rPr>
@@ -8659,6 +8885,9 @@
           <w:ilvl w:val="1"/>
           <w:numId w:val="15"/>
         </w:numPr>
+        <w:rPr>
+          <w:rFonts w:hint="eastAsia"/>
+        </w:rPr>
       </w:pPr>
       <w:r>
         <w:rPr>
@@ -8677,6 +8906,9 @@
           <w:ilvl w:val="1"/>
           <w:numId w:val="15"/>
         </w:numPr>
+        <w:rPr>
+          <w:rFonts w:hint="eastAsia"/>
+        </w:rPr>
       </w:pPr>
       <w:r>
         <w:rPr>
@@ -8687,6 +8919,361 @@
       </w:r>
       <w:r>
         <w:t>：固定函数部分参数，返回新函数，可基于通用函数定制具体函数。</w:t>
+      </w:r>
+    </w:p>
+    <w:p>
+      <w:pPr>
+        <w:pStyle w:val="1"/>
+        <w:rPr>
+          <w:rFonts w:hint="eastAsia"/>
+        </w:rPr>
+      </w:pPr>
+      <w:bookmarkStart w:id="17" w:name="_Toc219405929"/>
+      <w:r>
+        <w:rPr>
+          <w:rFonts w:hint="eastAsia"/>
+        </w:rPr>
+        <w:t>01.1</w:t>
+      </w:r>
+      <w:r>
+        <w:rPr>
+          <w:rFonts w:hint="eastAsia"/>
+        </w:rPr>
+        <w:t>5</w:t>
+      </w:r>
+      <w:r>
+        <w:rPr>
+          <w:rFonts w:hint="eastAsia"/>
+        </w:rPr>
+        <w:t>课时1</w:t>
+      </w:r>
+      <w:r>
+        <w:rPr>
+          <w:rFonts w:hint="eastAsia"/>
+        </w:rPr>
+        <w:t>1</w:t>
+      </w:r>
+      <w:r>
+        <w:rPr>
+          <w:rFonts w:hint="eastAsia"/>
+        </w:rPr>
+        <w:t>——</w:t>
+      </w:r>
+      <w:r>
+        <w:rPr>
+          <w:rFonts w:hint="eastAsia"/>
+        </w:rPr>
+        <w:t>模块化</w:t>
+      </w:r>
+      <w:bookmarkEnd w:id="17"/>
+    </w:p>
+    <w:p/>
+    <w:p>
+      <w:pPr>
+        <w:numPr>
+          <w:ilvl w:val="0"/>
+          <w:numId w:val="16"/>
+        </w:numPr>
+      </w:pPr>
+      <w:r>
+        <w:rPr>
+          <w:b/>
+          <w:bCs/>
+        </w:rPr>
+        <w:t>模块作用域</w:t>
+      </w:r>
+      <w:r>
+        <w:t>：</w:t>
+      </w:r>
+    </w:p>
+    <w:p>
+      <w:pPr>
+        <w:numPr>
+          <w:ilvl w:val="1"/>
+          <w:numId w:val="16"/>
+        </w:numPr>
+      </w:pPr>
+      <w:r>
+        <w:rPr>
+          <w:b/>
+          <w:bCs/>
+        </w:rPr>
+        <w:t>模块化方式</w:t>
+      </w:r>
+      <w:r>
+        <w:t xml:space="preserve">：有 ES6 模块（ESM）和 </w:t>
+      </w:r>
+      <w:proofErr w:type="spellStart"/>
+      <w:r>
+        <w:t>CommonJS</w:t>
+      </w:r>
+      <w:proofErr w:type="spellEnd"/>
+      <w:r>
+        <w:t xml:space="preserve"> 两种，均对单一文件模块化，模块内变量非全局变量。</w:t>
+      </w:r>
+    </w:p>
+    <w:p>
+      <w:pPr>
+        <w:numPr>
+          <w:ilvl w:val="1"/>
+          <w:numId w:val="16"/>
+        </w:numPr>
+      </w:pPr>
+      <w:r>
+        <w:rPr>
+          <w:b/>
+          <w:bCs/>
+        </w:rPr>
+        <w:t>ESM 特性</w:t>
+      </w:r>
+      <w:r>
+        <w:t>：</w:t>
+      </w:r>
+    </w:p>
+    <w:p>
+      <w:pPr>
+        <w:numPr>
+          <w:ilvl w:val="2"/>
+          <w:numId w:val="16"/>
+        </w:numPr>
+      </w:pPr>
+      <w:r>
+        <w:rPr>
+          <w:b/>
+          <w:bCs/>
+        </w:rPr>
+        <w:t>识别方式</w:t>
+      </w:r>
+      <w:r>
+        <w:t>：script 标签中 type="module"，文件后缀为.</w:t>
+      </w:r>
+      <w:proofErr w:type="spellStart"/>
+      <w:r>
+        <w:t>mjs</w:t>
+      </w:r>
+      <w:proofErr w:type="spellEnd"/>
+      <w:r>
+        <w:t>，</w:t>
+      </w:r>
+      <w:proofErr w:type="spellStart"/>
+      <w:r>
+        <w:t>package.json</w:t>
+      </w:r>
+      <w:proofErr w:type="spellEnd"/>
+      <w:r>
+        <w:t xml:space="preserve"> 里 type 为 module，均可让 JS 以 ESM 机制解析。</w:t>
+      </w:r>
+    </w:p>
+    <w:p>
+      <w:pPr>
+        <w:numPr>
+          <w:ilvl w:val="2"/>
+          <w:numId w:val="16"/>
+        </w:numPr>
+      </w:pPr>
+      <w:r>
+        <w:rPr>
+          <w:b/>
+          <w:bCs/>
+        </w:rPr>
+        <w:t xml:space="preserve">与 </w:t>
+      </w:r>
+      <w:proofErr w:type="spellStart"/>
+      <w:r>
+        <w:rPr>
+          <w:b/>
+          <w:bCs/>
+        </w:rPr>
+        <w:t>CommonJS</w:t>
+      </w:r>
+      <w:proofErr w:type="spellEnd"/>
+      <w:r>
+        <w:rPr>
+          <w:b/>
+          <w:bCs/>
+        </w:rPr>
+        <w:t xml:space="preserve"> 对比</w:t>
+      </w:r>
+      <w:r>
+        <w:t>：</w:t>
+      </w:r>
+      <w:proofErr w:type="spellStart"/>
+      <w:r>
+        <w:t>CommonJS</w:t>
+      </w:r>
+      <w:proofErr w:type="spellEnd"/>
+      <w:r>
+        <w:t xml:space="preserve"> 是 Node 社区规范，先出现；ESM 是官方规范，后出现，更面向未来，开发新库优先用 ESM。</w:t>
+      </w:r>
+    </w:p>
+    <w:p>
+      <w:pPr>
+        <w:numPr>
+          <w:ilvl w:val="2"/>
+          <w:numId w:val="16"/>
+        </w:numPr>
+      </w:pPr>
+      <w:r>
+        <w:rPr>
+          <w:b/>
+          <w:bCs/>
+        </w:rPr>
+        <w:t>严格模式</w:t>
+      </w:r>
+      <w:r>
+        <w:t>：ESM 默认严格模式，代码执行更苛刻，可避免松散代码导致的 bug。</w:t>
+      </w:r>
+    </w:p>
+    <w:p>
+      <w:pPr>
+        <w:numPr>
+          <w:ilvl w:val="2"/>
+          <w:numId w:val="16"/>
+        </w:numPr>
+      </w:pPr>
+      <w:r>
+        <w:rPr>
+          <w:b/>
+          <w:bCs/>
+        </w:rPr>
+        <w:t>加载时机</w:t>
+      </w:r>
+      <w:r>
+        <w:t>：编译和解析时加载，是静态的。</w:t>
+      </w:r>
+    </w:p>
+    <w:p>
+      <w:pPr>
+        <w:numPr>
+          <w:ilvl w:val="1"/>
+          <w:numId w:val="16"/>
+        </w:numPr>
+      </w:pPr>
+      <w:r>
+        <w:rPr>
+          <w:b/>
+          <w:bCs/>
+        </w:rPr>
+        <w:t>ESM 导出方式</w:t>
+      </w:r>
+      <w:r>
+        <w:t>：</w:t>
+      </w:r>
+    </w:p>
+    <w:p>
+      <w:pPr>
+        <w:numPr>
+          <w:ilvl w:val="2"/>
+          <w:numId w:val="16"/>
+        </w:numPr>
+      </w:pPr>
+      <w:r>
+        <w:rPr>
+          <w:b/>
+          <w:bCs/>
+        </w:rPr>
+        <w:t>export default</w:t>
+      </w:r>
+      <w:r>
+        <w:t>：一个文件只能有一个，不能接变量声明，可接函数、类声明及任意表达式。接收时不用括号，若导出</w:t>
+      </w:r>
+      <w:proofErr w:type="gramStart"/>
+      <w:r>
+        <w:t>多个值需通过</w:t>
+      </w:r>
+      <w:proofErr w:type="gramEnd"/>
+      <w:r>
+        <w:t>对象解构。</w:t>
+      </w:r>
+    </w:p>
+    <w:p>
+      <w:pPr>
+        <w:numPr>
+          <w:ilvl w:val="2"/>
+          <w:numId w:val="16"/>
+        </w:numPr>
+      </w:pPr>
+      <w:r>
+        <w:rPr>
+          <w:b/>
+          <w:bCs/>
+        </w:rPr>
+        <w:t>export</w:t>
+      </w:r>
+      <w:r>
+        <w:t>：一个文件可有多个，不能接表达式，可接变量、函数、类声明。导出函数分开写时，不能直接导函数名，要加括号。</w:t>
+      </w:r>
+    </w:p>
+    <w:p>
+      <w:pPr>
+        <w:numPr>
+          <w:ilvl w:val="1"/>
+          <w:numId w:val="16"/>
+        </w:numPr>
+      </w:pPr>
+      <w:proofErr w:type="spellStart"/>
+      <w:r>
+        <w:rPr>
+          <w:b/>
+          <w:bCs/>
+        </w:rPr>
+        <w:t>CommonJS</w:t>
+      </w:r>
+      <w:proofErr w:type="spellEnd"/>
+      <w:r>
+        <w:t>：</w:t>
+      </w:r>
+    </w:p>
+    <w:p>
+      <w:pPr>
+        <w:numPr>
+          <w:ilvl w:val="2"/>
+          <w:numId w:val="16"/>
+        </w:numPr>
+      </w:pPr>
+      <w:r>
+        <w:rPr>
+          <w:b/>
+          <w:bCs/>
+        </w:rPr>
+        <w:t>特点</w:t>
+      </w:r>
+      <w:r>
+        <w:t xml:space="preserve">：古老的社区规范，非自动严格模式，模块变量不能作为 global 或 </w:t>
+      </w:r>
+      <w:proofErr w:type="spellStart"/>
+      <w:r>
+        <w:t>globalThis</w:t>
+      </w:r>
+      <w:proofErr w:type="spellEnd"/>
+      <w:r>
+        <w:t xml:space="preserve"> 属性。</w:t>
+      </w:r>
+    </w:p>
+    <w:p>
+      <w:pPr>
+        <w:numPr>
+          <w:ilvl w:val="2"/>
+          <w:numId w:val="16"/>
+        </w:numPr>
+      </w:pPr>
+      <w:r>
+        <w:rPr>
+          <w:b/>
+          <w:bCs/>
+        </w:rPr>
+        <w:t>导出导入</w:t>
+      </w:r>
+      <w:r>
+        <w:t xml:space="preserve">：用 </w:t>
+      </w:r>
+      <w:proofErr w:type="spellStart"/>
+      <w:r>
+        <w:t>module.exports</w:t>
+      </w:r>
+      <w:proofErr w:type="spellEnd"/>
+      <w:r>
+        <w:t xml:space="preserve"> 导出，可导出任意内容，用 require 导入，通过路径引入模块值，可通过对象解构接收多个值。</w:t>
       </w:r>
     </w:p>
     <w:p>
@@ -9034,6 +9621,155 @@
     </w:lvl>
   </w:abstractNum>
   <w:abstractNum w:abstractNumId="3" w15:restartNumberingAfterBreak="0">
+    <w:nsid w:val="29833209"/>
+    <w:multiLevelType w:val="multilevel"/>
+    <w:tmpl w:val="A4F25BD0"/>
+    <w:lvl w:ilvl="0">
+      <w:start w:val="1"/>
+      <w:numFmt w:val="bullet"/>
+      <w:lvlText w:val=""/>
+      <w:lvlJc w:val="left"/>
+      <w:pPr>
+        <w:tabs>
+          <w:tab w:val="num" w:pos="720"/>
+        </w:tabs>
+        <w:ind w:left="720" w:hanging="360"/>
+      </w:pPr>
+      <w:rPr>
+        <w:rFonts w:ascii="Symbol" w:hAnsi="Symbol" w:hint="default"/>
+        <w:sz w:val="20"/>
+      </w:rPr>
+    </w:lvl>
+    <w:lvl w:ilvl="1">
+      <w:start w:val="1"/>
+      <w:numFmt w:val="bullet"/>
+      <w:lvlText w:val="o"/>
+      <w:lvlJc w:val="left"/>
+      <w:pPr>
+        <w:tabs>
+          <w:tab w:val="num" w:pos="1440"/>
+        </w:tabs>
+        <w:ind w:left="1440" w:hanging="360"/>
+      </w:pPr>
+      <w:rPr>
+        <w:rFonts w:ascii="Courier New" w:hAnsi="Courier New" w:hint="default"/>
+        <w:sz w:val="20"/>
+      </w:rPr>
+    </w:lvl>
+    <w:lvl w:ilvl="2">
+      <w:start w:val="1"/>
+      <w:numFmt w:val="bullet"/>
+      <w:lvlText w:val=""/>
+      <w:lvlJc w:val="left"/>
+      <w:pPr>
+        <w:tabs>
+          <w:tab w:val="num" w:pos="2160"/>
+        </w:tabs>
+        <w:ind w:left="2160" w:hanging="360"/>
+      </w:pPr>
+      <w:rPr>
+        <w:rFonts w:ascii="Wingdings" w:hAnsi="Wingdings" w:hint="default"/>
+        <w:sz w:val="20"/>
+      </w:rPr>
+    </w:lvl>
+    <w:lvl w:ilvl="3" w:tentative="1">
+      <w:start w:val="1"/>
+      <w:numFmt w:val="bullet"/>
+      <w:lvlText w:val=""/>
+      <w:lvlJc w:val="left"/>
+      <w:pPr>
+        <w:tabs>
+          <w:tab w:val="num" w:pos="2880"/>
+        </w:tabs>
+        <w:ind w:left="2880" w:hanging="360"/>
+      </w:pPr>
+      <w:rPr>
+        <w:rFonts w:ascii="Wingdings" w:hAnsi="Wingdings" w:hint="default"/>
+        <w:sz w:val="20"/>
+      </w:rPr>
+    </w:lvl>
+    <w:lvl w:ilvl="4" w:tentative="1">
+      <w:start w:val="1"/>
+      <w:numFmt w:val="bullet"/>
+      <w:lvlText w:val=""/>
+      <w:lvlJc w:val="left"/>
+      <w:pPr>
+        <w:tabs>
+          <w:tab w:val="num" w:pos="3600"/>
+        </w:tabs>
+        <w:ind w:left="3600" w:hanging="360"/>
+      </w:pPr>
+      <w:rPr>
+        <w:rFonts w:ascii="Wingdings" w:hAnsi="Wingdings" w:hint="default"/>
+        <w:sz w:val="20"/>
+      </w:rPr>
+    </w:lvl>
+    <w:lvl w:ilvl="5" w:tentative="1">
+      <w:start w:val="1"/>
+      <w:numFmt w:val="bullet"/>
+      <w:lvlText w:val=""/>
+      <w:lvlJc w:val="left"/>
+      <w:pPr>
+        <w:tabs>
+          <w:tab w:val="num" w:pos="4320"/>
+        </w:tabs>
+        <w:ind w:left="4320" w:hanging="360"/>
+      </w:pPr>
+      <w:rPr>
+        <w:rFonts w:ascii="Wingdings" w:hAnsi="Wingdings" w:hint="default"/>
+        <w:sz w:val="20"/>
+      </w:rPr>
+    </w:lvl>
+    <w:lvl w:ilvl="6" w:tentative="1">
+      <w:start w:val="1"/>
+      <w:numFmt w:val="bullet"/>
+      <w:lvlText w:val=""/>
+      <w:lvlJc w:val="left"/>
+      <w:pPr>
+        <w:tabs>
+          <w:tab w:val="num" w:pos="5040"/>
+        </w:tabs>
+        <w:ind w:left="5040" w:hanging="360"/>
+      </w:pPr>
+      <w:rPr>
+        <w:rFonts w:ascii="Wingdings" w:hAnsi="Wingdings" w:hint="default"/>
+        <w:sz w:val="20"/>
+      </w:rPr>
+    </w:lvl>
+    <w:lvl w:ilvl="7" w:tentative="1">
+      <w:start w:val="1"/>
+      <w:numFmt w:val="bullet"/>
+      <w:lvlText w:val=""/>
+      <w:lvlJc w:val="left"/>
+      <w:pPr>
+        <w:tabs>
+          <w:tab w:val="num" w:pos="5760"/>
+        </w:tabs>
+        <w:ind w:left="5760" w:hanging="360"/>
+      </w:pPr>
+      <w:rPr>
+        <w:rFonts w:ascii="Wingdings" w:hAnsi="Wingdings" w:hint="default"/>
+        <w:sz w:val="20"/>
+      </w:rPr>
+    </w:lvl>
+    <w:lvl w:ilvl="8" w:tentative="1">
+      <w:start w:val="1"/>
+      <w:numFmt w:val="bullet"/>
+      <w:lvlText w:val=""/>
+      <w:lvlJc w:val="left"/>
+      <w:pPr>
+        <w:tabs>
+          <w:tab w:val="num" w:pos="6480"/>
+        </w:tabs>
+        <w:ind w:left="6480" w:hanging="360"/>
+      </w:pPr>
+      <w:rPr>
+        <w:rFonts w:ascii="Wingdings" w:hAnsi="Wingdings" w:hint="default"/>
+        <w:sz w:val="20"/>
+      </w:rPr>
+    </w:lvl>
+  </w:abstractNum>
+  <w:abstractNum w:abstractNumId="4" w15:restartNumberingAfterBreak="0">
     <w:nsid w:val="45481C2A"/>
     <w:multiLevelType w:val="hybridMultilevel"/>
     <w:tmpl w:val="157A38A0"/>
@@ -9122,7 +9858,7 @@
       </w:pPr>
     </w:lvl>
   </w:abstractNum>
-  <w:abstractNum w:abstractNumId="4" w15:restartNumberingAfterBreak="0">
+  <w:abstractNum w:abstractNumId="5" w15:restartNumberingAfterBreak="0">
     <w:nsid w:val="46C667B0"/>
     <w:multiLevelType w:val="multilevel"/>
     <w:tmpl w:val="38B865B6"/>
@@ -9271,7 +10007,7 @@
       </w:rPr>
     </w:lvl>
   </w:abstractNum>
-  <w:abstractNum w:abstractNumId="5" w15:restartNumberingAfterBreak="0">
+  <w:abstractNum w:abstractNumId="6" w15:restartNumberingAfterBreak="0">
     <w:nsid w:val="55915F6B"/>
     <w:multiLevelType w:val="hybridMultilevel"/>
     <w:tmpl w:val="AAC4B436"/>
@@ -9360,7 +10096,7 @@
       </w:pPr>
     </w:lvl>
   </w:abstractNum>
-  <w:abstractNum w:abstractNumId="6" w15:restartNumberingAfterBreak="0">
+  <w:abstractNum w:abstractNumId="7" w15:restartNumberingAfterBreak="0">
     <w:nsid w:val="55FD0228"/>
     <w:multiLevelType w:val="multilevel"/>
     <w:tmpl w:val="C0F280DE"/>
@@ -9509,7 +10245,7 @@
       </w:rPr>
     </w:lvl>
   </w:abstractNum>
-  <w:abstractNum w:abstractNumId="7" w15:restartNumberingAfterBreak="0">
+  <w:abstractNum w:abstractNumId="8" w15:restartNumberingAfterBreak="0">
     <w:nsid w:val="5D0B4A5F"/>
     <w:multiLevelType w:val="hybridMultilevel"/>
     <w:tmpl w:val="F0D6EFDE"/>
@@ -9598,7 +10334,7 @@
       </w:pPr>
     </w:lvl>
   </w:abstractNum>
-  <w:abstractNum w:abstractNumId="8" w15:restartNumberingAfterBreak="0">
+  <w:abstractNum w:abstractNumId="9" w15:restartNumberingAfterBreak="0">
     <w:nsid w:val="5D9A36C5"/>
     <w:multiLevelType w:val="multilevel"/>
     <w:tmpl w:val="CDC21C3A"/>
@@ -9747,7 +10483,7 @@
       </w:rPr>
     </w:lvl>
   </w:abstractNum>
-  <w:abstractNum w:abstractNumId="9" w15:restartNumberingAfterBreak="0">
+  <w:abstractNum w:abstractNumId="10" w15:restartNumberingAfterBreak="0">
     <w:nsid w:val="69CE6475"/>
     <w:multiLevelType w:val="hybridMultilevel"/>
     <w:tmpl w:val="EA763DFE"/>
@@ -9836,7 +10572,7 @@
       </w:pPr>
     </w:lvl>
   </w:abstractNum>
-  <w:abstractNum w:abstractNumId="10" w15:restartNumberingAfterBreak="0">
+  <w:abstractNum w:abstractNumId="11" w15:restartNumberingAfterBreak="0">
     <w:nsid w:val="6CE85BD5"/>
     <w:multiLevelType w:val="multilevel"/>
     <w:tmpl w:val="A6CED16C"/>
@@ -9985,7 +10721,7 @@
       </w:rPr>
     </w:lvl>
   </w:abstractNum>
-  <w:abstractNum w:abstractNumId="11" w15:restartNumberingAfterBreak="0">
+  <w:abstractNum w:abstractNumId="12" w15:restartNumberingAfterBreak="0">
     <w:nsid w:val="6D936673"/>
     <w:multiLevelType w:val="multilevel"/>
     <w:tmpl w:val="0728CEE8"/>
@@ -10134,7 +10870,7 @@
       </w:rPr>
     </w:lvl>
   </w:abstractNum>
-  <w:abstractNum w:abstractNumId="12" w15:restartNumberingAfterBreak="0">
+  <w:abstractNum w:abstractNumId="13" w15:restartNumberingAfterBreak="0">
     <w:nsid w:val="6EB03716"/>
     <w:multiLevelType w:val="hybridMultilevel"/>
     <w:tmpl w:val="1B82C136"/>
@@ -10223,7 +10959,7 @@
       </w:pPr>
     </w:lvl>
   </w:abstractNum>
-  <w:abstractNum w:abstractNumId="13" w15:restartNumberingAfterBreak="0">
+  <w:abstractNum w:abstractNumId="14" w15:restartNumberingAfterBreak="0">
     <w:nsid w:val="72125B11"/>
     <w:multiLevelType w:val="hybridMultilevel"/>
     <w:tmpl w:val="25EC1CE2"/>
@@ -10312,7 +11048,7 @@
       </w:pPr>
     </w:lvl>
   </w:abstractNum>
-  <w:abstractNum w:abstractNumId="14" w15:restartNumberingAfterBreak="0">
+  <w:abstractNum w:abstractNumId="15" w15:restartNumberingAfterBreak="0">
     <w:nsid w:val="7E281DAD"/>
     <w:multiLevelType w:val="multilevel"/>
     <w:tmpl w:val="38B021F2"/>
@@ -10462,49 +11198,52 @@
     </w:lvl>
   </w:abstractNum>
   <w:num w:numId="1" w16cid:durableId="1255437523">
-    <w:abstractNumId w:val="3"/>
+    <w:abstractNumId w:val="4"/>
   </w:num>
   <w:num w:numId="2" w16cid:durableId="911235867">
-    <w:abstractNumId w:val="6"/>
+    <w:abstractNumId w:val="7"/>
   </w:num>
   <w:num w:numId="3" w16cid:durableId="1011028068">
-    <w:abstractNumId w:val="9"/>
+    <w:abstractNumId w:val="10"/>
   </w:num>
   <w:num w:numId="4" w16cid:durableId="461576885">
-    <w:abstractNumId w:val="12"/>
+    <w:abstractNumId w:val="13"/>
   </w:num>
   <w:num w:numId="5" w16cid:durableId="290791763">
     <w:abstractNumId w:val="1"/>
   </w:num>
   <w:num w:numId="6" w16cid:durableId="1477797014">
-    <w:abstractNumId w:val="7"/>
+    <w:abstractNumId w:val="8"/>
   </w:num>
   <w:num w:numId="7" w16cid:durableId="1656254804">
     <w:abstractNumId w:val="0"/>
   </w:num>
   <w:num w:numId="8" w16cid:durableId="1614440395">
-    <w:abstractNumId w:val="5"/>
+    <w:abstractNumId w:val="6"/>
   </w:num>
   <w:num w:numId="9" w16cid:durableId="1737127590">
     <w:abstractNumId w:val="2"/>
   </w:num>
   <w:num w:numId="10" w16cid:durableId="1863399971">
-    <w:abstractNumId w:val="13"/>
+    <w:abstractNumId w:val="14"/>
   </w:num>
   <w:num w:numId="11" w16cid:durableId="1309555736">
-    <w:abstractNumId w:val="10"/>
+    <w:abstractNumId w:val="11"/>
   </w:num>
   <w:num w:numId="12" w16cid:durableId="716508437">
-    <w:abstractNumId w:val="11"/>
+    <w:abstractNumId w:val="12"/>
   </w:num>
   <w:num w:numId="13" w16cid:durableId="1499611504">
-    <w:abstractNumId w:val="14"/>
+    <w:abstractNumId w:val="15"/>
   </w:num>
   <w:num w:numId="14" w16cid:durableId="982320220">
-    <w:abstractNumId w:val="4"/>
+    <w:abstractNumId w:val="5"/>
   </w:num>
   <w:num w:numId="15" w16cid:durableId="797842979">
-    <w:abstractNumId w:val="8"/>
+    <w:abstractNumId w:val="9"/>
+  </w:num>
+  <w:num w:numId="16" w16cid:durableId="1250308526">
+    <w:abstractNumId w:val="3"/>
   </w:num>
 </w:numbering>
 </file>
